--- a/开题报告_领域小模型蒸馏与知识增强/V4_范本对齐_2026-10-26/开题报告_V4.docx
+++ b/开题报告_领域小模型蒸馏与知识增强/V4_范本对齐_2026-10-26/开题报告_V4.docx
@@ -635,7 +635,47 @@
           <w:b w:val="0"/>
           <w:sz w:val="24"/>
         </w:rPr>
-        <w:t>材料领域的语言模型应用近年进展明显，大致可分为两类路线：一类以大规模领域适配为主，通过继续预训练与多任务微调构建材料专用基础模型；另一类以任务编排为主，把通用或半通用模型与工具、检索、评价模块组合成可执行的辅助流程。</w:t>
+        <w:t>材料领域的语言模型应用近年进展明显。已有综述从不同角度梳理这一方向：一类侧重自然语言处理与大模型在材料发现中的具体应用场景</w:t>
+      </w:r>
+      <w:r>
+        <w:rPr>
+          <w:rFonts w:ascii="Times New Roman" w:hAnsi="Times New Roman" w:eastAsia="宋体"/>
+          <w:sz w:val="24"/>
+          <w:vertAlign w:val="superscript"/>
+        </w:rPr>
+        <w:fldChar w:fldCharType="begin"/>
+        <w:instrText xml:space="preserve"> REF _Ref_ref030 \h </w:instrText>
+        <w:fldChar w:fldCharType="separate"/>
+        <w:t xml:space="preserve">[30]</w:t>
+        <w:fldChar w:fldCharType="end"/>
+      </w:r>
+      <w:r>
+        <w:rPr>
+          <w:rFonts w:ascii="Times New Roman" w:hAnsi="Times New Roman" w:eastAsia="宋体"/>
+          <w:b w:val="0"/>
+          <w:sz w:val="24"/>
+        </w:rPr>
+        <w:t>，另一类从基础模型的角度讨论材料发现的能力边界与未来方向</w:t>
+      </w:r>
+      <w:r>
+        <w:rPr>
+          <w:rFonts w:ascii="Times New Roman" w:hAnsi="Times New Roman" w:eastAsia="宋体"/>
+          <w:sz w:val="24"/>
+          <w:vertAlign w:val="superscript"/>
+        </w:rPr>
+        <w:fldChar w:fldCharType="begin"/>
+        <w:instrText xml:space="preserve"> REF _Ref_ref031 \h </w:instrText>
+        <w:fldChar w:fldCharType="separate"/>
+        <w:t xml:space="preserve">[31]</w:t>
+        <w:fldChar w:fldCharType="end"/>
+      </w:r>
+      <w:r>
+        <w:rPr>
+          <w:rFonts w:ascii="Times New Roman" w:hAnsi="Times New Roman" w:eastAsia="宋体"/>
+          <w:b w:val="0"/>
+          <w:sz w:val="24"/>
+        </w:rPr>
+        <w:t>。综合这些梳理，现有工作大致可分为两类路线：一类以大规模领域适配为主，通过继续预训练与多任务微调构建材料专用基础模型；另一类以任务编排为主，把通用或半通用模型与工具、检索、评价模块组合成可执行的辅助流程。</w:t>
       </w:r>
     </w:p>
     <w:p>
@@ -880,6 +920,66 @@
           <w:b w:val="0"/>
           <w:sz w:val="24"/>
         </w:rPr>
+        <w:t>。近期已有综述系统整理了面向大语言模型的蒸馏方法、评价方式与应用场景</w:t>
+      </w:r>
+      <w:r>
+        <w:rPr>
+          <w:rFonts w:ascii="Times New Roman" w:hAnsi="Times New Roman" w:eastAsia="宋体"/>
+          <w:sz w:val="24"/>
+          <w:vertAlign w:val="superscript"/>
+        </w:rPr>
+        <w:fldChar w:fldCharType="begin"/>
+        <w:instrText xml:space="preserve"> REF _Ref_ref032 \h </w:instrText>
+        <w:fldChar w:fldCharType="separate"/>
+        <w:t xml:space="preserve">[32]</w:t>
+        <w:fldChar w:fldCharType="end"/>
+      </w:r>
+      <w:r>
+        <w:rPr>
+          <w:rFonts w:ascii="Times New Roman" w:hAnsi="Times New Roman" w:eastAsia="宋体"/>
+          <w:b w:val="0"/>
+          <w:sz w:val="24"/>
+        </w:rPr>
+        <w:t>。从更宽的背景看，这一技术线建立在两个基础之上：一是通过思维链提示激发模型的中间推理步骤</w:t>
+      </w:r>
+      <w:r>
+        <w:rPr>
+          <w:rFonts w:ascii="Times New Roman" w:hAnsi="Times New Roman" w:eastAsia="宋体"/>
+          <w:sz w:val="24"/>
+          <w:vertAlign w:val="superscript"/>
+        </w:rPr>
+        <w:fldChar w:fldCharType="begin"/>
+        <w:instrText xml:space="preserve"> REF _Ref_ref033 \h </w:instrText>
+        <w:fldChar w:fldCharType="separate"/>
+        <w:t xml:space="preserve">[33]</w:t>
+        <w:fldChar w:fldCharType="end"/>
+      </w:r>
+      <w:r>
+        <w:rPr>
+          <w:rFonts w:ascii="Times New Roman" w:hAnsi="Times New Roman" w:eastAsia="宋体"/>
+          <w:b w:val="0"/>
+          <w:sz w:val="24"/>
+        </w:rPr>
+        <w:t>，二是用人类反馈的强化学习让模型学会遵循指令</w:t>
+      </w:r>
+      <w:r>
+        <w:rPr>
+          <w:rFonts w:ascii="Times New Roman" w:hAnsi="Times New Roman" w:eastAsia="宋体"/>
+          <w:sz w:val="24"/>
+          <w:vertAlign w:val="superscript"/>
+        </w:rPr>
+        <w:fldChar w:fldCharType="begin"/>
+        <w:instrText xml:space="preserve"> REF _Ref_ref034 \h </w:instrText>
+        <w:fldChar w:fldCharType="separate"/>
+        <w:t xml:space="preserve">[34]</w:t>
+        <w:fldChar w:fldCharType="end"/>
+      </w:r>
+      <w:r>
+        <w:rPr>
+          <w:rFonts w:ascii="Times New Roman" w:hAnsi="Times New Roman" w:eastAsia="宋体"/>
+          <w:b w:val="0"/>
+          <w:sz w:val="24"/>
+        </w:rPr>
         <w:t>。Distilling Step-by-Step 利用教师提供的解释性监督改善任务小模型</w:t>
       </w:r>
       <w:r>
@@ -1028,7 +1128,67 @@
           <w:b w:val="0"/>
           <w:sz w:val="24"/>
         </w:rPr>
-        <w:t>，具体型号与版本在预实验中固定。需要说明的是，开放权重模型的许可证可能随版本调整，实际采用时以该版本随附的许可文本为准。</w:t>
+        <w:t>，具体型号与版本在预实验中固定。此类开源模型的出现本身有规模定律研究的背景</w:t>
+      </w:r>
+      <w:r>
+        <w:rPr>
+          <w:rFonts w:ascii="Times New Roman" w:hAnsi="Times New Roman" w:eastAsia="宋体"/>
+          <w:sz w:val="24"/>
+          <w:vertAlign w:val="superscript"/>
+        </w:rPr>
+        <w:fldChar w:fldCharType="begin"/>
+        <w:instrText xml:space="preserve"> REF _Ref_ref035 \h </w:instrText>
+        <w:fldChar w:fldCharType="separate"/>
+        <w:t xml:space="preserve">[35]</w:t>
+        <w:fldChar w:fldCharType="end"/>
+      </w:r>
+      <w:r>
+        <w:rPr>
+          <w:rFonts w:ascii="Times New Roman" w:hAnsi="Times New Roman" w:eastAsia="宋体"/>
+          <w:b w:val="0"/>
+          <w:sz w:val="24"/>
+        </w:rPr>
+        <w:t>，同类的开放权重系列还包括 LLaMA</w:t>
+      </w:r>
+      <w:r>
+        <w:rPr>
+          <w:rFonts w:ascii="Times New Roman" w:hAnsi="Times New Roman" w:eastAsia="宋体"/>
+          <w:sz w:val="24"/>
+          <w:vertAlign w:val="superscript"/>
+        </w:rPr>
+        <w:fldChar w:fldCharType="begin"/>
+        <w:instrText xml:space="preserve"> REF _Ref_ref038 \h </w:instrText>
+        <w:fldChar w:fldCharType="separate"/>
+        <w:t xml:space="preserve">[38]</w:t>
+        <w:fldChar w:fldCharType="end"/>
+      </w:r>
+      <w:r>
+        <w:rPr>
+          <w:rFonts w:ascii="Times New Roman" w:hAnsi="Times New Roman" w:eastAsia="宋体"/>
+          <w:b w:val="0"/>
+          <w:sz w:val="24"/>
+        </w:rPr>
+        <w:t xml:space="preserve"> 与 Mistral</w:t>
+      </w:r>
+      <w:r>
+        <w:rPr>
+          <w:rFonts w:ascii="Times New Roman" w:hAnsi="Times New Roman" w:eastAsia="宋体"/>
+          <w:sz w:val="24"/>
+          <w:vertAlign w:val="superscript"/>
+        </w:rPr>
+        <w:fldChar w:fldCharType="begin"/>
+        <w:instrText xml:space="preserve"> REF _Ref_ref039 \h </w:instrText>
+        <w:fldChar w:fldCharType="separate"/>
+        <w:t xml:space="preserve">[39]</w:t>
+        <w:fldChar w:fldCharType="end"/>
+      </w:r>
+      <w:r>
+        <w:rPr>
+          <w:rFonts w:ascii="Times New Roman" w:hAnsi="Times New Roman" w:eastAsia="宋体"/>
+          <w:b w:val="0"/>
+          <w:sz w:val="24"/>
+        </w:rPr>
+        <w:t>，它们共同构成本课题可选择的范围。需要说明的是，开放权重模型的许可证可能随版本调整，实际采用时以该版本随附的许可文本为准。</w:t>
       </w:r>
     </w:p>
     <w:p>
@@ -1691,7 +1851,27 @@
           <w:b w:val="0"/>
           <w:sz w:val="24"/>
         </w:rPr>
-        <w:t>，其做法对本课题构造"相近成分但条件不同"的教学实例具有参考价值。但问答结果不能直接证明生成配方的科学可靠性，实例的条件对应与引用准确性仍须另行检验。</w:t>
+        <w:t>，其做法对本课题构造"相近成分但条件不同"的教学实例具有参考价值；同一思路也被用于生成式模型的奖励排序微调</w:t>
+      </w:r>
+      <w:r>
+        <w:rPr>
+          <w:rFonts w:ascii="Times New Roman" w:hAnsi="Times New Roman" w:eastAsia="宋体"/>
+          <w:sz w:val="24"/>
+          <w:vertAlign w:val="superscript"/>
+        </w:rPr>
+        <w:fldChar w:fldCharType="begin"/>
+        <w:instrText xml:space="preserve"> REF _Ref_ref037 \h </w:instrText>
+        <w:fldChar w:fldCharType="separate"/>
+        <w:t xml:space="preserve">[37]</w:t>
+        <w:fldChar w:fldCharType="end"/>
+      </w:r>
+      <w:r>
+        <w:rPr>
+          <w:rFonts w:ascii="Times New Roman" w:hAnsi="Times New Roman" w:eastAsia="宋体"/>
+          <w:b w:val="0"/>
+          <w:sz w:val="24"/>
+        </w:rPr>
+        <w:t>。但问答结果不能直接证明生成配方的科学可靠性，实例的条件对应与引用准确性仍须另行检验。</w:t>
       </w:r>
     </w:p>
     <w:p>
@@ -1725,7 +1905,27 @@
           <w:b w:val="0"/>
           <w:sz w:val="24"/>
         </w:rPr>
-        <w:t>。但其原任务是 SQL，语法与约束的形态与合金配方不同。合金成分还涉及总量归一、元素集合、锁定项以及原子百分比与质量百分比两种基准的换算，这些约束需要专门的表示方式。</w:t>
+        <w:t>。后续工作进一步从理论上分析了语法对齐解码的可行性与代价</w:t>
+      </w:r>
+      <w:r>
+        <w:rPr>
+          <w:rFonts w:ascii="Times New Roman" w:hAnsi="Times New Roman" w:eastAsia="宋体"/>
+          <w:sz w:val="24"/>
+          <w:vertAlign w:val="superscript"/>
+        </w:rPr>
+        <w:fldChar w:fldCharType="begin"/>
+        <w:instrText xml:space="preserve"> REF _Ref_ref036 \h </w:instrText>
+        <w:fldChar w:fldCharType="separate"/>
+        <w:t xml:space="preserve">[36]</w:t>
+        <w:fldChar w:fldCharType="end"/>
+      </w:r>
+      <w:r>
+        <w:rPr>
+          <w:rFonts w:ascii="Times New Roman" w:hAnsi="Times New Roman" w:eastAsia="宋体"/>
+          <w:b w:val="0"/>
+          <w:sz w:val="24"/>
+        </w:rPr>
+        <w:t>，其结论对本课题选择"分步生成"而非"一次性生成后过滤"提供了依据。但其原任务是 SQL，语法与约束的形态与合金配方不同。合金成分还涉及总量归一、元素集合、锁定项以及原子百分比与质量百分比两种基准的换算，这些约束需要专门的表示方式。</w:t>
       </w:r>
     </w:p>
     <w:p>
@@ -3333,6 +3533,40 @@
           <w:b w:val="0"/>
           <w:sz w:val="24"/>
         </w:rPr>
+        <w:t>若引入语言模型作为自动评判的辅助手段，须先核对其与人工判断的一致性，并以人工标注为基准</w:t>
+      </w:r>
+      <w:r>
+        <w:rPr>
+          <w:rFonts w:ascii="Times New Roman" w:hAnsi="Times New Roman" w:eastAsia="宋体"/>
+          <w:sz w:val="24"/>
+          <w:vertAlign w:val="superscript"/>
+        </w:rPr>
+        <w:fldChar w:fldCharType="begin"/>
+        <w:instrText xml:space="preserve"> REF _Ref_ref040 \h </w:instrText>
+        <w:fldChar w:fldCharType="separate"/>
+        <w:t xml:space="preserve">[40]</w:t>
+        <w:fldChar w:fldCharType="end"/>
+      </w:r>
+      <w:r>
+        <w:rPr>
+          <w:rFonts w:ascii="Times New Roman" w:hAnsi="Times New Roman" w:eastAsia="宋体"/>
+          <w:b w:val="0"/>
+          <w:sz w:val="24"/>
+        </w:rPr>
+        <w:t>，不能把自动评判分数直接当作任务质量的最终依据。</w:t>
+      </w:r>
+    </w:p>
+    <w:p>
+      <w:pPr>
+        <w:ind w:firstLine="480" w:firstLineChars="200"/>
+        <w:spacing w:line="312" w:lineRule="auto"/>
+      </w:pPr>
+      <w:r>
+        <w:rPr>
+          <w:rFonts w:ascii="Times New Roman" w:hAnsi="Times New Roman" w:eastAsia="宋体"/>
+          <w:b w:val="0"/>
+          <w:sz w:val="24"/>
+        </w:rPr>
         <w:t>按来源论文或基础任务组进行配对重采样，不能把同一配方的几十次改写当作独立实验。正式训练对核心对照采用多个随机种子，重复数量在预实验资源评估后固定。主对照与探索分析分开，报告效应方向与区间，而不是仅用单次最好值或统计不显著证明等效。</w:t>
       </w:r>
     </w:p>
@@ -4491,6 +4725,248 @@
           <w:sz w:val="21"/>
         </w:rPr>
         <w:t xml:space="preserve"> Li Y, Zhang M, Shen D, Sun Y. IRDS: interpretable RLVR data selection via verifier-coupled sparse autoencoder coverage[C]//Proceedings of the 2026 Conference on Neural Information Processing Systems. 2026.</w:t>
+      </w:r>
+    </w:p>
+    <w:p>
+      <w:pPr>
+        <w:spacing w:line="312" w:lineRule="auto"/>
+        <w:ind w:left="480" w:leftChars="0" w:hanging="480" w:hangingChars="200"/>
+      </w:pPr>
+      <w:bookmarkStart w:id="1030" w:name="_Ref_ref030"/>
+      <w:r>
+        <w:rPr>
+          <w:rFonts w:ascii="Times New Roman" w:hAnsi="Times New Roman" w:eastAsia="宋体"/>
+          <w:sz w:val="21"/>
+        </w:rPr>
+        <w:t>[30]</w:t>
+      </w:r>
+      <w:bookmarkEnd w:id="1030"/>
+      <w:r>
+        <w:rPr>
+          <w:rFonts w:ascii="Times New Roman" w:hAnsi="Times New Roman" w:eastAsia="宋体"/>
+          <w:sz w:val="21"/>
+        </w:rPr>
+        <w:t xml:space="preserve"> Tan C, Zhang J. Applications of natural language processing and large language models in materials discovery[J]. npj Computational Materials, 2025, 11: 79.</w:t>
+      </w:r>
+    </w:p>
+    <w:p>
+      <w:pPr>
+        <w:spacing w:line="312" w:lineRule="auto"/>
+        <w:ind w:left="480" w:leftChars="0" w:hanging="480" w:hangingChars="200"/>
+      </w:pPr>
+      <w:bookmarkStart w:id="1031" w:name="_Ref_ref031"/>
+      <w:r>
+        <w:rPr>
+          <w:rFonts w:ascii="Times New Roman" w:hAnsi="Times New Roman" w:eastAsia="宋体"/>
+          <w:sz w:val="21"/>
+        </w:rPr>
+        <w:t>[31]</w:t>
+      </w:r>
+      <w:bookmarkEnd w:id="1031"/>
+      <w:r>
+        <w:rPr>
+          <w:rFonts w:ascii="Times New Roman" w:hAnsi="Times New Roman" w:eastAsia="宋体"/>
+          <w:sz w:val="21"/>
+        </w:rPr>
+        <w:t xml:space="preserve"> Gupta A, Liao W, Zhou Y, et al. Foundation models for materials discovery: current state and future directions[J]. npj Computational Materials, 2025, 11: 61.</w:t>
+      </w:r>
+    </w:p>
+    <w:p>
+      <w:pPr>
+        <w:spacing w:line="312" w:lineRule="auto"/>
+        <w:ind w:left="480" w:leftChars="0" w:hanging="480" w:hangingChars="200"/>
+      </w:pPr>
+      <w:bookmarkStart w:id="1032" w:name="_Ref_ref032"/>
+      <w:r>
+        <w:rPr>
+          <w:rFonts w:ascii="Times New Roman" w:hAnsi="Times New Roman" w:eastAsia="宋体"/>
+          <w:sz w:val="21"/>
+        </w:rPr>
+        <w:t>[32]</w:t>
+      </w:r>
+      <w:bookmarkEnd w:id="1032"/>
+      <w:r>
+        <w:rPr>
+          <w:rFonts w:ascii="Times New Roman" w:hAnsi="Times New Roman" w:eastAsia="宋体"/>
+          <w:sz w:val="21"/>
+        </w:rPr>
+        <w:t xml:space="preserve"> Yang C, Ma Y, Wang H, et al. Survey on knowledge distillation for large language models: methods, evaluation, and application[J]. ACM Computing Surveys, 2025, 57(8): 1-40.</w:t>
+      </w:r>
+    </w:p>
+    <w:p>
+      <w:pPr>
+        <w:spacing w:line="312" w:lineRule="auto"/>
+        <w:ind w:left="480" w:leftChars="0" w:hanging="480" w:hangingChars="200"/>
+      </w:pPr>
+      <w:bookmarkStart w:id="1033" w:name="_Ref_ref033"/>
+      <w:r>
+        <w:rPr>
+          <w:rFonts w:ascii="Times New Roman" w:hAnsi="Times New Roman" w:eastAsia="宋体"/>
+          <w:sz w:val="21"/>
+        </w:rPr>
+        <w:t>[33]</w:t>
+      </w:r>
+      <w:bookmarkEnd w:id="1033"/>
+      <w:r>
+        <w:rPr>
+          <w:rFonts w:ascii="Times New Roman" w:hAnsi="Times New Roman" w:eastAsia="宋体"/>
+          <w:sz w:val="21"/>
+        </w:rPr>
+        <w:t xml:space="preserve"> Wei J, Wang X, Schuurmans D, et al. Chain-of-thought prompting elicits reasoning in large language models[C]//Advances in Neural Information Processing Systems 35. 2022: 24824-24837.</w:t>
+      </w:r>
+    </w:p>
+    <w:p>
+      <w:pPr>
+        <w:spacing w:line="312" w:lineRule="auto"/>
+        <w:ind w:left="480" w:leftChars="0" w:hanging="480" w:hangingChars="200"/>
+      </w:pPr>
+      <w:bookmarkStart w:id="1034" w:name="_Ref_ref034"/>
+      <w:r>
+        <w:rPr>
+          <w:rFonts w:ascii="Times New Roman" w:hAnsi="Times New Roman" w:eastAsia="宋体"/>
+          <w:sz w:val="21"/>
+        </w:rPr>
+        <w:t>[34]</w:t>
+      </w:r>
+      <w:bookmarkEnd w:id="1034"/>
+      <w:r>
+        <w:rPr>
+          <w:rFonts w:ascii="Times New Roman" w:hAnsi="Times New Roman" w:eastAsia="宋体"/>
+          <w:sz w:val="21"/>
+        </w:rPr>
+        <w:t xml:space="preserve"> Ouyang L, Wu J, Jiang X, et al. Training language models to follow instructions with human feedback[C]//Advances in Neural Information Processing Systems 35. 2022: 27730-27744.</w:t>
+      </w:r>
+    </w:p>
+    <w:p>
+      <w:pPr>
+        <w:spacing w:line="312" w:lineRule="auto"/>
+        <w:ind w:left="480" w:leftChars="0" w:hanging="480" w:hangingChars="200"/>
+      </w:pPr>
+      <w:bookmarkStart w:id="1035" w:name="_Ref_ref035"/>
+      <w:r>
+        <w:rPr>
+          <w:rFonts w:ascii="Times New Roman" w:hAnsi="Times New Roman" w:eastAsia="宋体"/>
+          <w:sz w:val="21"/>
+        </w:rPr>
+        <w:t>[35]</w:t>
+      </w:r>
+      <w:bookmarkEnd w:id="1035"/>
+      <w:r>
+        <w:rPr>
+          <w:rFonts w:ascii="Times New Roman" w:hAnsi="Times New Roman" w:eastAsia="宋体"/>
+          <w:sz w:val="21"/>
+        </w:rPr>
+        <w:t xml:space="preserve"> Kaplan J, McCandlish S, Henighan T, et al. Scaling laws for neural language models[R]. OpenAI Technical Report, 2020.</w:t>
+      </w:r>
+    </w:p>
+    <w:p>
+      <w:pPr>
+        <w:spacing w:line="312" w:lineRule="auto"/>
+        <w:ind w:left="480" w:leftChars="0" w:hanging="480" w:hangingChars="200"/>
+      </w:pPr>
+      <w:bookmarkStart w:id="1036" w:name="_Ref_ref036"/>
+      <w:r>
+        <w:rPr>
+          <w:rFonts w:ascii="Times New Roman" w:hAnsi="Times New Roman" w:eastAsia="宋体"/>
+          <w:sz w:val="21"/>
+        </w:rPr>
+        <w:t>[36]</w:t>
+      </w:r>
+      <w:bookmarkEnd w:id="1036"/>
+      <w:r>
+        <w:rPr>
+          <w:rFonts w:ascii="Times New Roman" w:hAnsi="Times New Roman" w:eastAsia="宋体"/>
+          <w:sz w:val="21"/>
+        </w:rPr>
+        <w:t xml:space="preserve"> Park K, Wang J, Berg-Kirkpatrick T, et al. Grammar-aligned decoding[C]//Advances in Neural Information Processing Systems 37. 2024.</w:t>
+      </w:r>
+    </w:p>
+    <w:p>
+      <w:pPr>
+        <w:spacing w:line="312" w:lineRule="auto"/>
+        <w:ind w:left="480" w:leftChars="0" w:hanging="480" w:hangingChars="200"/>
+      </w:pPr>
+      <w:bookmarkStart w:id="1037" w:name="_Ref_ref037"/>
+      <w:r>
+        <w:rPr>
+          <w:rFonts w:ascii="Times New Roman" w:hAnsi="Times New Roman" w:eastAsia="宋体"/>
+          <w:sz w:val="21"/>
+        </w:rPr>
+        <w:t>[37]</w:t>
+      </w:r>
+      <w:bookmarkEnd w:id="1037"/>
+      <w:r>
+        <w:rPr>
+          <w:rFonts w:ascii="Times New Roman" w:hAnsi="Times New Roman" w:eastAsia="宋体"/>
+          <w:sz w:val="21"/>
+        </w:rPr>
+        <w:t xml:space="preserve"> Dong H, Xiong W, Goyal D, et al. RAFT: reward ranked finetuning for generative foundation model alignment[J]. Transactions on Machine Learning Research, 2023.</w:t>
+      </w:r>
+    </w:p>
+    <w:p>
+      <w:pPr>
+        <w:spacing w:line="312" w:lineRule="auto"/>
+        <w:ind w:left="480" w:leftChars="0" w:hanging="480" w:hangingChars="200"/>
+      </w:pPr>
+      <w:bookmarkStart w:id="1038" w:name="_Ref_ref038"/>
+      <w:r>
+        <w:rPr>
+          <w:rFonts w:ascii="Times New Roman" w:hAnsi="Times New Roman" w:eastAsia="宋体"/>
+          <w:sz w:val="21"/>
+        </w:rPr>
+        <w:t>[38]</w:t>
+      </w:r>
+      <w:bookmarkEnd w:id="1038"/>
+      <w:r>
+        <w:rPr>
+          <w:rFonts w:ascii="Times New Roman" w:hAnsi="Times New Roman" w:eastAsia="宋体"/>
+          <w:sz w:val="21"/>
+        </w:rPr>
+        <w:t xml:space="preserve"> Touvron H, Lavril T, Izacard G, et al. LLaMA: open and efficient foundation language models[R]. Meta AI Technical Report, 2023.</w:t>
+      </w:r>
+    </w:p>
+    <w:p>
+      <w:pPr>
+        <w:spacing w:line="312" w:lineRule="auto"/>
+        <w:ind w:left="480" w:leftChars="0" w:hanging="480" w:hangingChars="200"/>
+      </w:pPr>
+      <w:bookmarkStart w:id="1039" w:name="_Ref_ref039"/>
+      <w:r>
+        <w:rPr>
+          <w:rFonts w:ascii="Times New Roman" w:hAnsi="Times New Roman" w:eastAsia="宋体"/>
+          <w:sz w:val="21"/>
+        </w:rPr>
+        <w:t>[39]</w:t>
+      </w:r>
+      <w:bookmarkEnd w:id="1039"/>
+      <w:r>
+        <w:rPr>
+          <w:rFonts w:ascii="Times New Roman" w:hAnsi="Times New Roman" w:eastAsia="宋体"/>
+          <w:sz w:val="21"/>
+        </w:rPr>
+        <w:t xml:space="preserve"> Jiang A Q, Sablayrolles A, Mensch A, et al. Mistral 7B[R]. Mistral AI Technical Report, 2023.</w:t>
+      </w:r>
+    </w:p>
+    <w:p>
+      <w:pPr>
+        <w:spacing w:line="312" w:lineRule="auto"/>
+        <w:ind w:left="480" w:leftChars="0" w:hanging="480" w:hangingChars="200"/>
+      </w:pPr>
+      <w:bookmarkStart w:id="1040" w:name="_Ref_ref040"/>
+      <w:r>
+        <w:rPr>
+          <w:rFonts w:ascii="Times New Roman" w:hAnsi="Times New Roman" w:eastAsia="宋体"/>
+          <w:sz w:val="21"/>
+        </w:rPr>
+        <w:t>[40]</w:t>
+      </w:r>
+      <w:bookmarkEnd w:id="1040"/>
+      <w:r>
+        <w:rPr>
+          <w:rFonts w:ascii="Times New Roman" w:hAnsi="Times New Roman" w:eastAsia="宋体"/>
+          <w:sz w:val="21"/>
+        </w:rPr>
+        <w:t xml:space="preserve"> Zheng L, Chiang W L, Sheng Y, et al. Judging LLM-as-a-judge with MT-Bench and Chatbot Arena[C]//Advances in Neural Information Processing Systems 36. 2023.</w:t>
       </w:r>
     </w:p>
     <w:sectPr>

--- a/开题报告_领域小模型蒸馏与知识增强/V4_范本对齐_2026-10-26/开题报告_V4.docx
+++ b/开题报告_领域小模型蒸馏与知识增强/V4_范本对齐_2026-10-26/开题报告_V4.docx
@@ -1939,7 +1939,7 @@
           <w:b w:val="0"/>
           <w:sz w:val="24"/>
         </w:rPr>
-        <w:t>另一种相关路线是检索侧的适用性判断。若检索到一段"某合金抗拉强度 800 MPa"的记录，而其测试温度与样品状态和用户要求不符，直接引用即构成错误。已有研究指出，主题相关但条件冲突的证据会挤占候选位置，提示检索阶段需要显式的条件状态</w:t>
+        <w:t>在检索侧，把通用嵌入或重排模型在领域数据上进一步微调是已被验证的成熟做法：两阶段结构下，用百兆级参数的轻量模型、在单卡上以成对样本与难负例做对比学习，即可获得可观的排序增益，且该增益会沿后续流水线累积。针对科学文献的检索改进已有工作关注长尾术语的混淆问题，通过事实核验与迭代精化提升罕见概念的召回。另一种相关路线是检索侧的适用性判断。若检索到一段"某合金抗拉强度 800 MPa"的记录，而其测试温度与样品状态和用户要求不符，直接引用即构成错误。已有研究指出，主题相关但条件冲突的证据会挤占候选位置，提示检索阶段需要显式的条件状态</w:t>
       </w:r>
       <w:r>
         <w:rPr>
@@ -2090,7 +2090,7 @@
           <w:b w:val="0"/>
           <w:sz w:val="24"/>
         </w:rPr>
-        <w:t>本课题基于约束可核验的选择性任务蒸馏方法，构建面向合金配方辅助生成的本地模型适配框架，并以一个可运行的原型完成验证。研究工作先界定任务范围与总体方案，明确输入输出、约束类型与数据边界；在此基础上构造证据可追溯的教学数据，把资料整理为成分、状态、测试、性能、来源五类字段，按来源分组划分数据分区，并生成带约束扰动的组合任务；核心环节是以任务检查器给出的可核验失误类型作为薄弱度信号，结合约束组合的覆盖程度，在固定预算内完成样本选择；推理阶段则研究条件可比的证据选择与约束一致的分步生成。上述环节依次衔接，共同支撑一个可在本地运行、输出带来源依据与约束检查结果的辅助原型。</w:t>
+        <w:t>本课题基于约束可核验的选择性任务蒸馏方法，构建面向合金配方辅助生成的本地模型适配框架，并以一个可运行的原型完成验证。研究工作先界定任务范围与总体方案，明确输入输出、约束类型与数据边界；在此基础上构造证据可追溯的教学数据，把资料整理为成分、状态、测试、性能、来源五类字段，按来源分组划分数据分区，并生成带约束扰动的组合任务；核心环节是以任务检查器给出的可核验失误类型作为薄弱度信号，结合约束组合的覆盖程度，在固定预算内完成样本选择；推理阶段则研究条件可比的证据选择与约束一致的分步生成，其中一个环节是训练条件感知的重排模型。上述环节依次衔接，共同支撑一个可在本地运行、输出带来源依据与约束检查结果的辅助原型。</w:t>
       </w:r>
     </w:p>
     <w:p>
@@ -2390,7 +2390,7 @@
           <w:b w:val="0"/>
           <w:sz w:val="24"/>
         </w:rPr>
-        <w:t xml:space="preserve"> 三个具体困难制约着一致性的实现。第一，证据的条件可比性难以判断：检索到一条性能记录时，其测试温度、样品状态与工艺路线若与用户要求不符，直接引用即为错误，但这类不匹配不会在文本相似度上体现。第二，生成过程的中间状态不可检查：若一次性生成完整配方与说明，一旦某处比例修正，此前的引用与解释便不再成立，而错误可能被掩盖在流畅的文本中。第三，无解与未找到难以区分：当约束本身矛盾时系统应明确指出，而当搜索预算不足时只能说明暂未找到，二者若混为一谈，会让用户误以为材料不可行。</w:t>
+        <w:t xml:space="preserve"> 三个具体困难制约着一致性的实现。第一，证据的条件可比性难以判断：检索到一条性能记录时，其测试温度、样品状态与工艺路线若与用户要求不符，直接引用即为错误，但这类不匹配不会在文本相似度上体现。通用嵌入模型按语义接近程度排序，把"主题相关但条件冲突"的证据排到前面，这正是通用检索器在材料文献上失效的主因。第二，生成过程的中间状态不可检查：若一次性生成完整配方与说明，一旦某处比例修正，此前的引用与解释便不再成立，而错误可能被掩盖在流畅的文本中。第三，无解与未找到难以区分：当约束本身矛盾时系统应明确指出，而当搜索预算不足时只能说明暂未找到，二者若混为一谈，会让用户误以为材料不可行。</w:t>
       </w:r>
     </w:p>
     <w:p>
@@ -2448,7 +2448,7 @@
           <w:b w:val="0"/>
           <w:sz w:val="24"/>
         </w:rPr>
-        <w:t>第一步，在检索阶段引入条件状态。检索以语义与成分相似为起点，同时保留测试类型、温度、粗工艺与来源信息，对每条候选证据标注"条件相符""条件冲突""条件未知"三种状态。只有在条件相符时，记录中的性能数值才可作为直接支持；条件冲突的证据降权；条件未知的记录标为不确定，既不当作可用，也不因缺失而判定材料不可行。在固定输入预算下，从初检结果中选择既覆盖用户要求又较少重复的证据组合，并与普通 top-k、标准去冗余检索及硬条件过滤三种做法对照。</w:t>
+        <w:t>第一步，训练条件感知的证据重排模型，把条件可比性判断从规则搬到模型。检索采用两阶段结构：先用通用嵌入模型在本地资料上召回候选，再用一个微调过的重排器对候选重新排序。重排器的训练数据由本课题自行构造：以资料中同一成分在不同测试温度、不同样品状态下的记录为素材，配对生成"条件可比"与"条件冲突"的正负样本，其中冲突样本只改动条件字段而保持主题相关，迫使模型学到的不是语义相似度而是条件一致性。模型输出三类判定：条件相符、条件冲突、条件未知，对应不同的后续处置：相符时记录中的性能数值可作为直接支持，冲突时降权，未知时标为不确定，既不当作可用，也不因缺失而判定材料不可行。</w:t>
       </w:r>
     </w:p>
     <w:p>
@@ -2462,7 +2462,7 @@
           <w:b w:val="0"/>
           <w:sz w:val="24"/>
         </w:rPr>
-        <w:t>第二步，采用分步表示生成候选。生成过程拆为三段：先确定元素集合，再确定各元素的整数比例份额，最后补齐引用与说明。这一表示使得中间状态可被检查。在给定前缀与剩余变量的上下界后，检查剩余总量能否被合法分配；若不能，则拒绝该扩展或调用数值工具重新分配。连续比例的离散步长在开发集上冻结，并报告舍入容差。</w:t>
+        <w:t>重排器选用百兆级参数的轻量模型，在单卡上即可完成微调，不引入新的算力瓶颈。与该环节对照的做法包括：不作条件区分的通用重排器、按规则硬过滤条件的检索、以及仅用元数据字段匹配的做法。评价指标为条件冲突证据进入前 k 条的比例、可比证据的召回率与重排时延；这三项共同界定"把条件判断交给模型"相对"交给规则"的实际收益与代价。在固定输入预算下，再从重排结果中选择既覆盖用户要求又较少重复的证据组合。</w:t>
       </w:r>
     </w:p>
     <w:p>
@@ -2476,7 +2476,7 @@
           <w:b w:val="0"/>
           <w:sz w:val="24"/>
         </w:rPr>
-        <w:t>第三步，限定修正范围并同步更新。当数值工具改动了比例，系统须同步更新修改说明与证据支持标记，不允许整段文本投影后数值合法却保留已经不对应的解释。对一般非线性性能要求，本体与区间检查只能给出部分可行性证据，性能模型的输出作为带版本与适用范围的估计单独记录，其评分与科学验证分开处理。无解诊断须区分"数值硬约束已证明冲突"与"有限搜索预算内未找到候选"两种情形。</w:t>
+        <w:t>第二步，采用分步表示生成候选。生成过程拆为三段：先确定元素集合，再确定各元素的整数比例份额，最后补齐引用与说明。这一表示使得中间状态可被检查。在给定前缀与剩余变量的上下界后，检查剩余总量能否被合法分配；若不能，则拒绝该扩展或调用数值工具重新分配。连续比例的离散步长在开发集上冻结，并报告舍入容差。</w:t>
       </w:r>
     </w:p>
     <w:p>
@@ -2487,6 +2487,20 @@
       <w:r>
         <w:rPr>
           <w:rFonts w:ascii="Times New Roman" w:hAnsi="Times New Roman" w:eastAsia="宋体"/>
+          <w:b w:val="0"/>
+          <w:sz w:val="24"/>
+        </w:rPr>
+        <w:t>第三步，限定修正范围并同步更新。当数值工具改动了比例，系统须同步更新修改说明与证据支持标记，不允许整段文本投影后数值合法却保留已经不对应的解释。对一般非线性性能要求，本体与区间检查只能给出部分可行性证据，性能模型的输出作为带版本与适用范围的估计单独记录，其评分与科学验证分开处理。无解诊断须区分"数值硬约束已证明冲突"与"有限搜索预算内未找到候选"两种情形。</w:t>
+      </w:r>
+    </w:p>
+    <w:p>
+      <w:pPr>
+        <w:ind w:firstLine="480" w:firstLineChars="200"/>
+        <w:spacing w:line="312" w:lineRule="auto"/>
+      </w:pPr>
+      <w:r>
+        <w:rPr>
+          <w:rFonts w:ascii="Times New Roman" w:hAnsi="Times New Roman" w:eastAsia="宋体"/>
           <w:b/>
           <w:sz w:val="24"/>
         </w:rPr>
@@ -2498,7 +2512,7 @@
           <w:b w:val="0"/>
           <w:sz w:val="24"/>
         </w:rPr>
-        <w:t xml:space="preserve"> 这一设计使训练与推理共用同一套条件状态与证据类型，模型在教学中学习"何时可以引用、何时只能作背景"，在推理时依据同一判据执行；分步表示把原本不可见的中间状态暴露出来，使数值修正不再掩盖解释失配；三类证据状态与两种无解情形则让输出的确定性程度可被用户识别。</w:t>
+        <w:t xml:space="preserve"> 这一设计使训练与推理共用同一套条件状态与证据类型，模型在教学中学习"何时可以引用、何时只能作背景"，在推理时依据同一判据执行；把条件判断交给微调后的重排器，比规则过滤更能处理条件字段残缺、表述不一致的情形，因为模型可以从上下文推断"这条记录大概是什么状态"，而不必要求字段完全对齐；分步表示把原本不可见的中间状态暴露出来，使数值修正不再掩盖解释失配；三类证据状态与两种无解情形则让输出的确定性程度可被用户识别。</w:t>
       </w:r>
     </w:p>
     <w:p>
@@ -2798,7 +2812,7 @@
           <w:b/>
           <w:sz w:val="24"/>
         </w:rPr>
-        <w:t>拟创新点二：教学与推理共用约束状态的条件可比生成方法。</w:t>
+        <w:t>拟创新点二：条件感知的证据重排与教学—推理一致的约束生成方法。</w:t>
       </w:r>
       <w:r>
         <w:rPr>
@@ -2806,7 +2820,7 @@
           <w:b w:val="0"/>
           <w:sz w:val="24"/>
         </w:rPr>
-        <w:t xml:space="preserve"> 本项把教学阶段学到的证据类型、锁定项与剩余配比状态延续到本地推理，使两阶段使用同一套条件判据。具体包括三部分：在检索环节为每条证据标注条件相符、冲突、未知三种状态，并据此决定其可作为直接支持还是仅作编辑背景；在生成环节采用"元素集合、整数比例份额、引用与说明"的分步表示，使中间状态可被检查与拒绝；在修正环节强制同步更新解释与证据标记，避免数值合法而解释失配。与标准检索增强、生成后过滤、统一约束解码及相同数值求解器对照，检验合法性、多样性、证据对应及总开销。</w:t>
+        <w:t xml:space="preserve"> 本项把"可核验"的思路从训练阶段延续到推理阶段，使两阶段使用同一套条件判据。具体包括三部分：在检索环节训练一个条件感知的重排模型，用自行构造的"条件可比/条件冲突"成对样本微调百兆级轻量模型，使其判断依据为条件一致性而非语义相似度，输出条件相符、冲突、未知三种状态，并据此决定证据可作为直接支持还是仅作编辑背景；在生成环节采用"元素集合、整数比例份额、引用与说明"的分步表示，使中间状态可被检查与拒绝；在修正环节强制同步更新解释与证据标记，避免数值合法而解释失配。与标准检索增强、生成后过滤、统一约束解码及相同数值求解器对照，检验合法性、多样性、证据对应及总开销。</w:t>
       </w:r>
     </w:p>
     <w:p>
@@ -3415,7 +3429,7 @@
           <w:b w:val="0"/>
           <w:sz w:val="24"/>
         </w:rPr>
-        <w:t>基础对照包括本地底座直接生成、普通检索增强、本地常规教师蒸馏、选择性蒸馏及完整方案。核心选样实验使用相同教学池、相同底座与相同训练 token 预算，比较随机选择、困难度选择、覆盖选择及成熟的质量—多样性选择；若 LESS 的计算成本适合，则加入梯度选择对照。将随机选择列为必做对照而非弱基线，依据是已有研究显示定向选样并不稳定优于均匀随机采样、随机采样在若干设定下具有竞争力</w:t>
+        <w:t>基础对照包括本地底座直接生成、普通检索增强、本地常规教师蒸馏、选择性蒸馏及完整方案。检索环节单独设对照：不作条件区分的通用重排器、按规则硬过滤条件的检索、仅用元数据字段匹配的做法，以及本课题微调的条件感知重排器；这一组对照固定生成模型与上下文预算，只改变重排策略，以隔离条件判断本身的贡献，避免把检索改善与训练改善混为一谈。核心选样实验使用相同教学池、相同底座与相同训练 token 预算，比较随机选择、困难度选择、覆盖选择及成熟的质量—多样性选择；若 LESS 的计算成本适合，则加入梯度选择对照。将随机选择列为必做对照而非弱基线，依据是已有研究显示定向选样并不稳定优于均匀随机采样、随机采样在若干设定下具有竞争力</w:t>
       </w:r>
       <w:r>
         <w:rPr>

--- a/开题报告_领域小模型蒸馏与知识增强/V4_范本对齐_2026-10-26/开题报告_V4.docx
+++ b/开题报告_领域小模型蒸馏与知识增强/V4_范本对齐_2026-10-26/开题报告_V4.docx
@@ -2784,7 +2784,7 @@
           <w:b w:val="0"/>
           <w:sz w:val="24"/>
         </w:rPr>
-        <w:t xml:space="preserve"> 本项把教学数据的构造与样本选择合成一个整体：在构造环节，通过约束扰动生成组合任务，并在扰动后重新核验答案，同时把每个性能陈述标注为观测支持型或探索建议型，使示范本身可追溯；在选择环节，以任务检查器给出的可核验失误（总量、锁定项、单位、条件引用）定义薄弱度，以约束组合的覆盖程度定义样本组成，并以教学成本归一化得分。与 DEITA、D3、LASER 等既有方法的差别不在于再次相加若干评分项，而在于薄弱度的可执行定义与覆盖单位：不以"学生未复述教师答案"判错，允许多个合法配方；不按文本主题而按约束类型及其组合计算覆盖。创新层级是任务化的数据构造与选择方法，不是发明自生成指令，也不宣称首次采用任务检查。</w:t>
+        <w:t xml:space="preserve"> 本项把教学数据的构造与样本选择合成一个整体：在构造环节，通过约束扰动生成组合任务，并在扰动后重新核验答案，同时把每个性能陈述标注为观测支持型或探索建议型，使示范本身可追溯；在选择环节，以任务检查器给出的可核验失误（总量、锁定项、单位、条件引用）定义薄弱度，以约束组合的覆盖程度定义样本组成，并以教学成本归一化得分。与 DEITA、D3、LASER 等既有方法的差别不在于再次相加若干评分项，而在于薄弱度的可执行定义与覆盖单位：不以"学生未复述教师答案"判错，允许多个合法配方；不按文本主题而按约束类型及其组合计算覆盖。该项的创新落在两处：一是把薄弱度的判据从模型行为换成外部可核验的执行失误，二是把样本组成的度量单位从文本主题换成约束类型组合。前者使信号在答案开放时仍然成立，后者使覆盖缺口直接对应到任务的失败模式。这两处改动均由消融实验直接检验，不以组件数量或首次性作为创新依据。</w:t>
       </w:r>
     </w:p>
     <w:p>
@@ -3450,6 +3450,62 @@
           <w:sz w:val="24"/>
         </w:rPr>
         <w:t>；因此只有显著优于随机选择的结果才计入所提方法的增益。全量训练只作额外预算上界参考，不宣称与等预算子集比较完全公平。种子预热与诊断开销在各组使用一致设置，选样计算成本计入总账。</w:t>
+      </w:r>
+    </w:p>
+    <w:p>
+      <w:pPr>
+        <w:ind w:firstLine="480" w:firstLineChars="200"/>
+        <w:spacing w:line="312" w:lineRule="auto"/>
+      </w:pPr>
+      <w:r>
+        <w:rPr>
+          <w:rFonts w:ascii="Times New Roman" w:hAnsi="Times New Roman" w:eastAsia="宋体"/>
+          <w:b w:val="0"/>
+          <w:sz w:val="24"/>
+        </w:rPr>
+        <w:t>消融实验按两项创新点分别设计，每一组只移除一个组件，其余设置保持不变，使改进归因可追溯。</w:t>
+      </w:r>
+    </w:p>
+    <w:p>
+      <w:pPr>
+        <w:ind w:firstLine="480" w:firstLineChars="200"/>
+        <w:spacing w:line="312" w:lineRule="auto"/>
+      </w:pPr>
+      <w:r>
+        <w:rPr>
+          <w:rFonts w:ascii="Times New Roman" w:hAnsi="Times New Roman" w:eastAsia="宋体"/>
+          <w:b w:val="0"/>
+          <w:sz w:val="24"/>
+        </w:rPr>
+        <w:t>针对创新点一（选样方法），设置四组消融。第一组移除失效信号项，只保留约束覆盖与冗余惩罚，用于检验可核验失误是否比覆盖本身更有信息量。第二组移除覆盖项，只保留失误信号，用于检验约束组合覆盖是否带来额外增益。第三组同时移除信号与覆盖，退化为按成本加权的随机选择，用于检验收益是否来自评分框架而非选样本身。第四组保留完整效用函数但关闭冗余惩罚，用于检验去重是否必要。四组之外另做数据构造侧的消融：分别移除约束扰动与显式证据绑定，与完整构造比较，以区分"选样带来增益"与"数据构造带来增益"这两条可能的解释。</w:t>
+      </w:r>
+    </w:p>
+    <w:p>
+      <w:pPr>
+        <w:ind w:firstLine="480" w:firstLineChars="200"/>
+        <w:spacing w:line="312" w:lineRule="auto"/>
+      </w:pPr>
+      <w:r>
+        <w:rPr>
+          <w:rFonts w:ascii="Times New Roman" w:hAnsi="Times New Roman" w:eastAsia="宋体"/>
+          <w:b w:val="0"/>
+          <w:sz w:val="24"/>
+        </w:rPr>
+        <w:t>针对创新点二（条件感知重排与约束生成），设置四组消融。第一组用不作条件区分的通用重排器替换微调重排器，检验条件感知是否必要。第二组保留重排器但把三类判定压成二值匹配，检验"未知"这一状态是否贡献信息。第三组关闭分步表示，改为一次性生成后过滤，检验中间状态可检查是否真的减少解释失配。第四组关闭修正后的同步更新，检验解释失配是否会被用户察觉。四组均固定生成模型、上下文预算与数值工具，只改变被检验的组件。</w:t>
+      </w:r>
+    </w:p>
+    <w:p>
+      <w:pPr>
+        <w:ind w:firstLine="480" w:firstLineChars="200"/>
+        <w:spacing w:line="312" w:lineRule="auto"/>
+      </w:pPr>
+      <w:r>
+        <w:rPr>
+          <w:rFonts w:ascii="Times New Roman" w:hAnsi="Times New Roman" w:eastAsia="宋体"/>
+          <w:b w:val="0"/>
+          <w:sz w:val="24"/>
+        </w:rPr>
+        <w:t>消融结果与主对照分开报告。主对照回答"所提方法是否优于既有方法"，消融回答"增益来自哪个组件"；两者若出现不一致，以消融结果解释主对照中增益的来源，而不是用主对照的总量差异替代组件分析。</w:t>
       </w:r>
     </w:p>
     <w:p>

--- a/开题报告_领域小模型蒸馏与知识增强/V4_范本对齐_2026-10-26/开题报告_V4.docx
+++ b/开题报告_领域小模型蒸馏与知识增强/V4_范本对齐_2026-10-26/开题报告_V4.docx
@@ -743,7 +743,7 @@
           <w:b w:val="0"/>
           <w:sz w:val="24"/>
         </w:rPr>
-        <w:t>第二类路线的代表是 LLMatDesign，它以迭代流程组织自然语言理解、材料修改与工具评价</w:t>
+        <w:t>第二类路线可从 LLMatDesign 的工作看到成形形态：语言理解、结构改写与工具反馈被串成一个可反复执行的回路，模型在其中不是一次性给答案，而是根据评价结果继续调整</w:t>
       </w:r>
       <w:r>
         <w:rPr>
@@ -817,7 +817,7 @@
           <w:b w:val="0"/>
           <w:sz w:val="24"/>
         </w:rPr>
-        <w:t>近期还有一项工作值得单独说明。Zhang 等提出的 INCAR-SLM 把经过领域微调的小模型与确定性后处理程序 VASPGuard 结合，用于从计算要求与晶体结构生成 VASP 的 INCAR 参数文件</w:t>
+        <w:t>近期还有一项工作值得单独说明。Zhang 等的做法提供了一个可借鉴的分工样本：小模型负责从计算要求与结构信息推导参数，确定性的后处理程序负责把推导结果收敛到语法与数值都合法的范围，两者串联完成参数文件生成</w:t>
       </w:r>
       <w:r>
         <w:rPr>
@@ -837,7 +837,7 @@
           <w:b w:val="0"/>
           <w:sz w:val="24"/>
         </w:rPr>
-        <w:t>；作者报告该组合在其评分协议下优于所测试的通用大模型，并分别比较了微调与后处理的贡献。这一分工与本课题的设计取向一致：领域适配负责学习任务行为，检查器负责处理可确定规则。但其目标是计算参数文件，且以参考计算记录作为监督信号；合金配方还涉及证据适用条件与新成分的未观测性能，故其评分范围与模型规模结论不能直接沿用。</w:t>
+        <w:t>。该工作在自建评分下的报告显示这一组合优于其所测试的通用模型，并且把微调与后处理的贡献做了拆分。这一分工与本课题的设计取向一致：领域适配负责学习任务行为，检查器负责处理可确定规则。但其目标是计算参数文件，且以参考计算记录作为监督信号；合金配方还涉及证据适用条件与新成分的未观测性能，故其评分范围与模型规模结论不能直接沿用。</w:t>
       </w:r>
     </w:p>
     <w:p>
@@ -1068,7 +1068,7 @@
           <w:b w:val="0"/>
           <w:sz w:val="24"/>
         </w:rPr>
-        <w:t>在参数效率方面，LoRA 冻结底座并训练低秩适配参数</w:t>
+        <w:t>在参数效率方面，可训练的参数范围可以从全量收窄到少数增量矩阵：底座保持冻结，仅为部分层引入两个小矩阵的乘积作为权重增量，训练时只更新这部分</w:t>
       </w:r>
       <w:r>
         <w:rPr>
@@ -1088,7 +1088,7 @@
           <w:b w:val="0"/>
           <w:sz w:val="24"/>
         </w:rPr>
-        <w:t>，QLoRA 进一步结合量化降低微调显存需求</w:t>
+        <w:t>；在此基础上把底座以低位宽存储、并在计算时反量化，可进一步压低显存占用</w:t>
       </w:r>
       <w:r>
         <w:rPr>
@@ -1108,7 +1108,7 @@
           <w:b w:val="0"/>
           <w:sz w:val="24"/>
         </w:rPr>
-        <w:t>。这些方法用于控制训练成本，不作为本课题发明的新算法。底座方面，拟选择许可适合研究与本地部署的开放权重模型，例如 Qwen3 中的小规模稠密模型</w:t>
+        <w:t>。这些手段的作用是降低单次适配的成本，本课题用它们控制开销，不作为算法贡献。底座方面，拟选择许可适合研究与本地部署的开放权重模型，例如 Qwen3 中的小规模稠密模型</w:t>
       </w:r>
       <w:r>
         <w:rPr>
@@ -1202,7 +1202,7 @@
           <w:b w:val="0"/>
           <w:sz w:val="24"/>
         </w:rPr>
-        <w:t>另一条相关但路径不同的路线是"类型化决策模型"。Deka 提出的方法把为检索训练的生物医学句子编码器转换为一次前向即可给出受限选项概率的决策模型，并发布了配套的评测套件与数据</w:t>
+        <w:t>另一条相关但路径不同的路线是"类型化决策模型"。Deka 走的是另一条路：不生成自由文本，而是把已有的检索用编码器改造成在固定选项集上直接输出概率的判别器，一次前向即得决策，同时公开了配套的评测集</w:t>
       </w:r>
       <w:r>
         <w:rPr>
@@ -1340,7 +1340,7 @@
           <w:b w:val="0"/>
           <w:sz w:val="24"/>
         </w:rPr>
-        <w:t>既有做法多从两个方向扩增教学数据：一是自生成指令，Self-Instruct 展示了生成、过滤、再训练的基本流程</w:t>
+        <w:t>既有做法多从两个方向扩增教学数据：一是自生成指令，即让模型先造题、再筛掉重复或无效的条目、最后用留下的部分回训自身，Self-Instruct 给出的就是这一轮循环的早期模板</w:t>
       </w:r>
       <w:r>
         <w:rPr>
@@ -1831,7 +1831,7 @@
           <w:b w:val="0"/>
           <w:sz w:val="24"/>
         </w:rPr>
-        <w:t>。RAFT 在领域问答中训练模型使用相关文档并忽略干扰内容</w:t>
+        <w:t>。RAFT 针对的正是"给了文档也不一定用得上"这一情况：训练时把相关文档与干扰文档混在一起，只对引用了正确依据的输出计分，从而让模型学会在噪声中挑选可用材料而不被带偏</w:t>
       </w:r>
       <w:r>
         <w:rPr>
@@ -1851,7 +1851,7 @@
           <w:b w:val="0"/>
           <w:sz w:val="24"/>
         </w:rPr>
-        <w:t>，其做法对本课题构造"相近成分但条件不同"的教学实例具有参考价值；同一思路也被用于生成式模型的奖励排序微调</w:t>
+        <w:t>。这一设定与本课题"成分相近但条件不适用"的干扰实例高度同构，可直接借鉴其构造方式；同一思路在生成式模型上也被用于按奖励排序筛选训练样本</w:t>
       </w:r>
       <w:r>
         <w:rPr>
@@ -1885,7 +1885,7 @@
           <w:b w:val="0"/>
           <w:sz w:val="24"/>
         </w:rPr>
-        <w:t>在受约束生成方面，PICARD 通过增量解析拒绝不合法的输出扩展，说明结构化任务可以在解码阶段引入明确约束</w:t>
+        <w:t>在受约束生成方面，PICARD 采取的是"边生成边解析"的策略：每步只允许那些仍能使整体保持语法合法的词元，其余候选在解码阶段即被排除</w:t>
       </w:r>
       <w:r>
         <w:rPr>
@@ -1905,7 +1905,7 @@
           <w:b w:val="0"/>
           <w:sz w:val="24"/>
         </w:rPr>
-        <w:t>。后续工作进一步从理论上分析了语法对齐解码的可行性与代价</w:t>
+        <w:t>。这表明约束不必等到生成结束再检查，可以在过程中生效。后续工作进一步从理论上分析了语法对齐解码的可行性与代价</w:t>
       </w:r>
       <w:r>
         <w:rPr>
@@ -4115,7 +4115,7 @@
           <w:b w:val="0"/>
           <w:sz w:val="24"/>
         </w:rPr>
-        <w:t>第 5 个月：完成本地检索、条件过滤、分步生成与有限修正集成，做分组件消融，确认模型学习与数值工具收益的边界。</w:t>
+        <w:t>第 5 个月：构造条件感知重排模型的训练数据（配对生成条件可比与条件冲突样本），完成轻量重排器的微调，并与通用重排器、规则硬过滤、元数据匹配三种做法对照，确认条件判断交给模型相对交给规则的实际收益与重排时延代价。同月完成检索、分步生成与有限修正的集成。</w:t>
       </w:r>
     </w:p>
     <w:p>
@@ -4129,7 +4129,7 @@
           <w:b w:val="0"/>
           <w:sz w:val="24"/>
         </w:rPr>
-        <w:t>第 6 个月：冻结正式配置，完成教师比较、来源组留出及约束组合泛化实验；完成第一层自动评测。</w:t>
+        <w:t>第 6 个月：完成条件感知重排与约束生成两项的消融实验，逐组确认改进来源；做分组件消融界定模型学习与数值工具各自的收益边界，把两项创新点的增益归因分开。</w:t>
       </w:r>
     </w:p>
     <w:p>
@@ -4143,7 +4143,21 @@
           <w:b w:val="0"/>
           <w:sz w:val="24"/>
         </w:rPr>
-        <w:t>第 7 至 8 个月：整理结果与复现材料，完成论文撰写、局限性讨论与修改，准备学位论文送审与答辩。若资源不足，优先完成主选样对照与本地任务闭环，减少额外模型与外部验证扩展，不删去关键公平对照。</w:t>
+        <w:t>第 7 个月：冻结正式配置，完成教师比较、来源组留出及约束组合泛化实验；完成第一层自动评测。</w:t>
+      </w:r>
+    </w:p>
+    <w:p>
+      <w:pPr>
+        <w:ind w:firstLine="480" w:firstLineChars="200"/>
+        <w:spacing w:line="312" w:lineRule="auto"/>
+      </w:pPr>
+      <w:r>
+        <w:rPr>
+          <w:rFonts w:ascii="Times New Roman" w:hAnsi="Times New Roman" w:eastAsia="宋体"/>
+          <w:b w:val="0"/>
+          <w:sz w:val="24"/>
+        </w:rPr>
+        <w:t>第 8 个月：整理结果与复现材料，完成论文撰写、局限性讨论与修改，准备学位论文送审与答辩。若资源不足，优先完成主选样对照与本地任务闭环，减少额外模型与外部验证扩展，不删去关键公平对照。</w:t>
       </w:r>
     </w:p>
     <w:p>

--- a/开题报告_领域小模型蒸馏与知识增强/V4_范本对齐_2026-10-26/开题报告_V4.docx
+++ b/开题报告_领域小模型蒸馏与知识增强/V4_范本对齐_2026-10-26/开题报告_V4.docx
@@ -92,9 +92,9 @@
       <w:r>
         <w:rPr>
           <w:rFonts w:ascii="Times New Roman" w:hAnsi="Times New Roman" w:eastAsia="宋体"/>
-          <w:sz w:val="26"/>
-        </w:rPr>
-        <w:t>论文题目： 面向合金配方辅助设计的领域小模型选择性蒸馏与知识增强生成方法研究</w:t>
+          <w:sz w:val="30"/>
+        </w:rPr>
+        <w:t>论文题目： 面向高熵合金设计辅助的小模型智能体选择性蒸馏方法研究</w:t>
       </w:r>
     </w:p>
     <w:p>
@@ -408,7 +408,41 @@
           <w:b w:val="0"/>
           <w:sz w:val="24"/>
         </w:rPr>
-        <w:t>。这些结果说明路线可行，但也同时暴露了本课题要处理的具体问题。</w:t>
+        <w:t>。更近的一类工作把语言模型放进工具链中运行：模型不再一次性给出答案，而是在推理与动作之间交替：先判断还缺什么信息，调用工具取回，再根据返回结果决定下一步，直至得到可交付的方案</w:t>
+      </w:r>
+      <w:r>
+        <w:rPr>
+          <w:rFonts w:ascii="Times New Roman" w:hAnsi="Times New Roman" w:eastAsia="宋体"/>
+          <w:sz w:val="24"/>
+          <w:vertAlign w:val="superscript"/>
+        </w:rPr>
+        <w:fldChar w:fldCharType="begin"/>
+        <w:instrText xml:space="preserve"> REF _Ref_ref041 \h </w:instrText>
+        <w:fldChar w:fldCharType="separate"/>
+        <w:t xml:space="preserve">[41]</w:t>
+        <w:fldChar w:fldCharType="end"/>
+      </w:r>
+      <w:r>
+        <w:rPr>
+          <w:rFonts w:ascii="Times New Roman" w:hAnsi="Times New Roman" w:eastAsia="宋体"/>
+          <w:b w:val="0"/>
+          <w:sz w:val="24"/>
+        </w:rPr>
+        <w:t>。这类"智能体"形态比单纯的文本生成更贴近实际设计流程，因为设计本身就是一个反复查询、验证、修改的过程。</w:t>
+      </w:r>
+    </w:p>
+    <w:p>
+      <w:pPr>
+        <w:ind w:firstLine="480" w:firstLineChars="200"/>
+        <w:spacing w:line="312" w:lineRule="auto"/>
+      </w:pPr>
+      <w:r>
+        <w:rPr>
+          <w:rFonts w:ascii="Times New Roman" w:hAnsi="Times New Roman" w:eastAsia="宋体"/>
+          <w:b w:val="0"/>
+          <w:sz w:val="24"/>
+        </w:rPr>
+        <w:t>这些结果说明路线可行，但也同时暴露了本课题要处理的具体问题：智能体的行为由多步决策构成，而现有可获取的小模型并未针对这类多步交互做过训练；同时，材料文献中"主题相关但条件不符"的证据极易被误用，而这一失效不会在语法或数值层面暴露。</w:t>
       </w:r>
     </w:p>
     <w:p>
@@ -1202,6 +1236,40 @@
           <w:b w:val="0"/>
           <w:sz w:val="24"/>
         </w:rPr>
+        <w:t>在智能体方向，已有工作把大模型智能体的完整行为蒸馏进小模型：教师智能体在推理与工具调用之间交替执行，其"推理—动作—观察"的完整轨迹被记录为学生要克隆的对象，并辅以提升轨迹质量的提示方法与提高测试时鲁棒性的自一致动作生成</w:t>
+      </w:r>
+      <w:r>
+        <w:rPr>
+          <w:rFonts w:ascii="Times New Roman" w:hAnsi="Times New Roman" w:eastAsia="宋体"/>
+          <w:sz w:val="24"/>
+          <w:vertAlign w:val="superscript"/>
+        </w:rPr>
+        <w:fldChar w:fldCharType="begin"/>
+        <w:instrText xml:space="preserve"> REF _Ref_ref042 \h </w:instrText>
+        <w:fldChar w:fldCharType="separate"/>
+        <w:t xml:space="preserve">[42]</w:t>
+        <w:fldChar w:fldCharType="end"/>
+      </w:r>
+      <w:r>
+        <w:rPr>
+          <w:rFonts w:ascii="Times New Roman" w:hAnsi="Times New Roman" w:eastAsia="宋体"/>
+          <w:b w:val="0"/>
+          <w:sz w:val="24"/>
+        </w:rPr>
+        <w:t>。该做法与本课题的取向一致：教的不是答案，而是"遇到什么情况该调什么工具"。其评测集中在事实与数学推理任务，工具为检索与代码执行；本课题面向的材料设计任务还涉及条件适用性判断与数值约束，故其结论不能直接沿用。</w:t>
+      </w:r>
+    </w:p>
+    <w:p>
+      <w:pPr>
+        <w:ind w:firstLine="480" w:firstLineChars="200"/>
+        <w:spacing w:line="312" w:lineRule="auto"/>
+      </w:pPr>
+      <w:r>
+        <w:rPr>
+          <w:rFonts w:ascii="Times New Roman" w:hAnsi="Times New Roman" w:eastAsia="宋体"/>
+          <w:b w:val="0"/>
+          <w:sz w:val="24"/>
+        </w:rPr>
         <w:t>另一条相关但路径不同的路线是"类型化决策模型"。Deka 走的是另一条路：不生成自由文本，而是把已有的检索用编码器改造成在固定选项集上直接输出概率的判别器，一次前向即得决策，同时公开了配套的评测集</w:t>
       </w:r>
       <w:r>
@@ -2008,7 +2076,7 @@
           <w:b w:val="0"/>
           <w:sz w:val="24"/>
         </w:rPr>
-        <w:t>综合上述，领域适配、小模型蒸馏、数据选择与受约束生成均已有较成熟的研究。可延伸的问题因此不是"是否有人做过"，而是一个更具体的缺口：</w:t>
+        <w:t>综合上述，领域适配、小模型蒸馏、数据选择与受约束生成均已有较成熟的研究。智能体方向也已成形：既有工作把语言模型置于工具链中，通过推理与动作的交替完成材料设计任务，并已验证该形态在相设计等任务上的可行性；同时，把大模型智能体的行为蒸馏进小模型的方法也已被提出，其做法是记录教师智能体的完整执行轨迹并用其训练学生。可延伸的问题因此不是"是否有人做过"，而是一个更具体的缺口：</w:t>
       </w:r>
       <w:r>
         <w:rPr>
@@ -2016,7 +2084,7 @@
           <w:b/>
           <w:sz w:val="24"/>
         </w:rPr>
-        <w:t>在答案开放但约束刚性的任务上，应以什么信号衡量学生的薄弱环节，并使该信号在训练与推理两个阶段保持一致。</w:t>
+        <w:t>当智能体的行为由多步工具调用构成时，应以什么信号判断学生哪一步没学会，并使该信号在训练与推理两个阶段保持一致。</w:t>
       </w:r>
     </w:p>
     <w:p>
@@ -2090,7 +2158,7 @@
           <w:b w:val="0"/>
           <w:sz w:val="24"/>
         </w:rPr>
-        <w:t>本课题基于约束可核验的选择性任务蒸馏方法，构建面向合金配方辅助生成的本地模型适配框架，并以一个可运行的原型完成验证。研究工作先界定任务范围与总体方案，明确输入输出、约束类型与数据边界；在此基础上构造证据可追溯的教学数据，把资料整理为成分、状态、测试、性能、来源五类字段，按来源分组划分数据分区，并生成带约束扰动的组合任务；核心环节是以任务检查器给出的可核验失误类型作为薄弱度信号，结合约束组合的覆盖程度，在固定预算内完成样本选择；推理阶段则研究条件可比的证据选择与约束一致的分步生成，其中一个环节是训练条件感知的重排模型。上述环节依次衔接，共同支撑一个可在本地运行、输出带来源依据与约束检查结果的辅助原型。</w:t>
+        <w:t>本课题以"小模型驱动的工具调用"为技术形态，构建一个面向高熵合金设计辅助的本地智能体，并通过选择性蒸馏提升该智能体的决策能力。与直接生成配方文本不同，智能体的输出是一串工具调用决策：面对用户要求，它需要判断该查什么证据、该调哪个校验工具、结果不符时如何修正。研究工作先界定智能体的任务边界与工具集，明确可用工具、交互协议与终止条件；再构造证据可追溯的教学轨迹，把教师的"推理—调工具—观察结果—修正"完整过程记录为教学单元，并按来源分组划分数据分区；核心环节是以任务检查器给出的可核验失误类型作为薄弱度信号，结合工具调用类型的覆盖程度与轨迹长度成本，在固定预算内完成轨迹选择；推理阶段则研究条件可比的证据选择与工具调用约束，使小模型在有限上下文内做出稳定的调用决策。上述环节共同支撑一个可在本地运行、每步可追溯的高熵合金设计辅助智能体。</w:t>
       </w:r>
     </w:p>
     <w:p>
@@ -2103,7 +2171,7 @@
           <w:b/>
           <w:sz w:val="28"/>
         </w:rPr>
-        <w:t>3.1.1 基于可核验失误信号与约束覆盖的样本选择方法</w:t>
+        <w:t>3.1.1 基于可核验失误信号与工具调用覆盖的轨迹选择方法</w:t>
       </w:r>
     </w:p>
     <w:p>
@@ -2125,7 +2193,7 @@
           <w:b w:val="0"/>
           <w:sz w:val="24"/>
         </w:rPr>
-        <w:t xml:space="preserve"> 教学数据的质量直接决定小模型适配的效果。在固定训练预算下，从候选教学池中选出哪些样本训练，比采用何种微调方式更能影响最终表现。现有方法多以模型自身的反应衡量样本价值，但这套标准依赖"答案唯一"的前提；合金配方存在多个合法解，模型未复述参考配方未必是出错。若沿用既有判据，训练会集中于"合法但与参考不同"的样本，反而损害泛化能力。因此需要一套不依赖模型自我表现的薄弱度判据，这是本部分的出发点。</w:t>
+        <w:t xml:space="preserve"> 让一个亿级参数的小模型稳定地驱动工具链，难点不在单步生成，而在多步决策的连贯性。智能体每一轮都要判断当前信息是否充分、该调哪个工具、参数怎么填、返回结果是否可用、何时终止。这些判断无法从单轮问答示范中学到，必须从完整的轨迹中学习。而轨迹的采集成本远高于单轮样本：一条包含四次工具往返的轨迹，其 token 量通常是一段问答的十倍以上。因此在固定训练预算下，从候选轨迹池中选出哪些来训练，直接决定智能体能否学会稳定的调用模式。</w:t>
       </w:r>
     </w:p>
     <w:p>
@@ -2147,7 +2215,7 @@
           <w:b w:val="0"/>
           <w:sz w:val="24"/>
         </w:rPr>
-        <w:t xml:space="preserve"> 具体而言存在三个困难。第一，何为"做错"缺少可执行定义：教师示范只给出一条路径，无法据此判断其他路径是否同样合格。第二，薄弱环节的分布不均衡：学生在某些约束类型（如比例换算）上反复出错，在另一些类型（如锁定项）上则几乎未受训练，若按统一样本量分配，训练预算会浪费在已掌握的类型上。第三，教学样本成本差异显著：一条包含多轮修改与证据引用的示范，其训练成本可达简单任务数倍，若按样本条数而非实际成本计算预算，不同方法之间不具备可比性。</w:t>
+        <w:t xml:space="preserve"> 三个困难使既有选样方法难以直接套用。第一，"执行失败"缺少可执行定义。轨迹的好坏不只取决于最终答案，还取决于路径是否合理：同样得到合格配方的两条轨迹，一条调用两次工具，另一条反复试错调用十次，后者不应被当作正面示范。但"路径合理"无法用文本相似度衡量。第二，失效模式的分布高度不均。小模型常见的错误集中在几类：忘记校验总量、跳过证据检索直接编造数值、工具参数填错、结果不符时不做修正就终止。这些失效在候选池中出现的频率相差很大，若按统一样本量分配预算，训练会集中在少数类型上。第三，轨迹长度差异导致成本不可比。既有选样方法多以样本条数计量预算，而一条四轮轨迹与一条单轮样本的训练成本相差数倍，按条数计算会使不同策略之间失去可比性。</w:t>
       </w:r>
     </w:p>
     <w:p>
@@ -2169,7 +2237,7 @@
           <w:b w:val="0"/>
           <w:sz w:val="24"/>
         </w:rPr>
-        <w:t xml:space="preserve"> 若继续沿用行为类难度信号，最直接的后果是选样方向错误：模型在"给了另一个合法配方"时被判为失败，该样本被反复加强训练，学生因此倾向于机械复述参考路径而丧失灵活性。其次是覆盖失衡：训练集在少数约束类型上过度饱和，而其他类型始终薄弱，表现为原型在演示任务上表现良好、换一类要求即失效。第三是结论不可信：由于预算口径不一致，"所提方法优于基线"的结论可能只是训练量更多的结果，而非选样策略本身有效。</w:t>
+        <w:t xml:space="preserve"> 后果首先体现为学到了错误路径：若把"最终答案正确但路径冗余"的轨迹当作正面示范，学生学到的就是反复试错而非有效调用，部署时表现为轮次爆炸、时延不可接受。其次是失效模式未被覆盖：训练集中缺少某类工具调用（如证据检索后的条件比对），学生在实际使用中遇到该情形便直接跳过。第三是结论不可信：由于预算口径按条数而非按 token 计算，"所提方法更优"的结论可能只是训练量更大的结果。</w:t>
       </w:r>
     </w:p>
     <w:p>
@@ -2205,7 +2273,7 @@
           <w:b w:val="0"/>
           <w:sz w:val="24"/>
         </w:rPr>
-        <w:t>第一步，建立可核验的失误判据。用任务检查器对每条学生输出执行四类检查：元素比例之和是否归一到单位总量、被锁定元素是否保持不变、比例基准与单位是否一致、性能陈述是否绑定到存在且条件相符的记录。检查器只判定可自动判定的项目，语义层面的支持关系标记为"未知"而非强行归类，避免把无法判断的情形计入错误。</w:t>
+        <w:t>第一步，建立轨迹级的可核验判据。用任务检查器对每条轨迹执行多维度检查。路径层面：是否调用了必要的校验工具、是否存在可合并的冗余调用、终止时机是否合理。结果层面：元素比例之和是否归一、被锁定元素是否保持不变、比例基准与单位是否一致、性能陈述是否绑定到存在且条件相符的记录。检查器只判定可自动判定的项目，语义层面标记为"未知"而非强行归类。</w:t>
       </w:r>
     </w:p>
     <w:p>
@@ -2219,7 +2287,7 @@
           <w:b w:val="0"/>
           <w:sz w:val="24"/>
         </w:rPr>
-        <w:t>第二步，定义薄弱度与覆盖度的联合效用。设样本 d 的可核验失误分数为 e(d)，h_j(d) 表示该样本是否覆盖第 j 类约束组合，n_j(A) 表示已选集合 A 对第 j 类的覆盖次数。边际效用写作</w:t>
+        <w:t>第二步，定义薄弱度、覆盖度与成本的联合效用。设轨迹 d 的可核验失误分数为 e(d)，以工具调用类型为单位定义覆盖项 h_j(d)（是否包含第 j 类调用，如校验、检索、修正），n_j(A) 表示已选集合 A 对第 j 类的覆盖次数，则边际效用为</w:t>
       </w:r>
     </w:p>
     <w:p>
@@ -2247,7 +2315,7 @@
           <w:b w:val="0"/>
           <w:sz w:val="24"/>
         </w:rPr>
-        <w:t>其中 R 为与已选样本的冗余度，α、β、γ 为非负且和为 1 的参数。该式的含义是：优先选择学生确实做错、能补足未覆盖约束类型、且与已选样本不重复的样本。在此之上按成本归一化，得到</w:t>
+        <w:t>其中 R 为与已选轨迹的冗余度，α、β、γ 为非负且和为 1。在此之上按轨迹长度归一化：</w:t>
       </w:r>
     </w:p>
     <w:p>
@@ -2275,7 +2343,7 @@
           <w:b w:val="0"/>
           <w:sz w:val="24"/>
         </w:rPr>
-        <w:t>其中 c(d) 为教学 token 成本与候选池中位成本的比值，并设正下限以避免极短样本取得异常高分。</w:t>
+        <w:t>其中 c(d) 为该轨迹的 token 成本与候选池中位成本的比值，并设正下限以避免极短轨迹取得异常高分。</w:t>
       </w:r>
     </w:p>
     <w:p>
@@ -2289,7 +2357,7 @@
           <w:b w:val="0"/>
           <w:sz w:val="24"/>
         </w:rPr>
-        <w:t>第三步，在预算约束下贪心选取并在适当时提前停止。每次从满足质量准入且边际效用为正的样本中取归一化得分最高者，更新覆盖计数；当没有这样的样本时立即停止，不使用零或负效用样本填满预算。若方法提前停止，则把主比较准确称为"相同预算上限"，并补充在其实际训练量附近做预算匹配比较，而不是宣称严格等量。</w:t>
+        <w:t>第三步，在预算约束下贪心选取并允许提前停止。每次从通过质量准入且边际效用为正的轨迹中取归一化得分最高者，更新覆盖计数；没有这样的轨迹时立即停止，不用零或负效用轨迹填满预算。若提前停止，则把主比较准确称为"相同预算上限"，并补充在实际训练量附近做预算匹配比较。</w:t>
       </w:r>
     </w:p>
     <w:p>
@@ -2311,7 +2379,7 @@
           <w:b w:val="0"/>
           <w:sz w:val="24"/>
         </w:rPr>
-        <w:t xml:space="preserve"> 这一设计把"薄弱"从模型的自我表现转换为外部可核验的执行错误，因而在答案开放的任务上仍能给出稳定信号；同时，覆盖项保证训练样本分散在不同约束类型上，避免在少数类型上过度饱和；成本归一化则使不同选样策略在同一预算口径下可比。三者共同指向一个可检验的命题：在同等教学预算与同一底座下，以可核验失误为信号的选样是否优于以模型行为为信号的选样。</w:t>
+        <w:t xml:space="preserve"> 这一设计把"轨迹好坏"的判断从模型自我表现转为外部可核验的执行判据，使正面示范不再取决于路径是否与教师一致；以工具调用类型为覆盖单位，直接对应智能体的失效模式，而非文本主题；以 token 成本归一化，则使不同选样策略在同一预算口径下可比。三者共同指向一个可检验命题：在同等预算与同一底座下，以可核验失误与调用覆盖为信号的轨迹选择，是否优于以模型行为为信号的选样。</w:t>
       </w:r>
     </w:p>
     <w:p>
@@ -2333,7 +2401,7 @@
           <w:b w:val="0"/>
           <w:sz w:val="24"/>
         </w:rPr>
-        <w:t xml:space="preserve"> 本部分的预期结果是形成一种学生失误与约束覆盖驱动的样本选择方法，并在同池、同底座、同预算的条件下，与随机选择、单一难度选择、纯覆盖选择以及成熟的质量—多样性选择方法完成对照，报告选择增益及其计算开销。若结果显示所提方法不优于合理对照，则如实报告负结果，并分析原因来自信号定义、覆盖单位还是数据质量。</w:t>
+        <w:t xml:space="preserve"> 预期形成一种面向智能体轨迹的样本选择方法，并在同池、同底座、同预算条件下，与随机选择、按长度选择、按调用类型覆盖选择以及成熟的质量—多样性方法对照，报告选择增益及其计算开销。若结果显示不优于合理对照，则如实报告负结果。</w:t>
       </w:r>
     </w:p>
     <w:p>
@@ -2346,7 +2414,7 @@
           <w:b/>
           <w:sz w:val="28"/>
         </w:rPr>
-        <w:t>3.1.2 教学与推理一致的条件约束生成方法</w:t>
+        <w:t>3.1.2 条件感知的证据检索与工具调用约束方法</w:t>
       </w:r>
     </w:p>
     <w:p>
@@ -2368,7 +2436,7 @@
           <w:b w:val="0"/>
           <w:sz w:val="24"/>
         </w:rPr>
-        <w:t xml:space="preserve"> 一个在训练任务上表现良好的模型，未必能在实际使用中保持同样的可靠性。训练阶段的教学样本通常经过整理，条件字段完整、证据指向明确；而推理阶段面对的是用户即时提出的要求，检索到的证据可能条件不全，数值修正也可能改变原方案的上下文。若训练与推理使用不同的信息结构，模型学到的证据使用方式会在部署时失效。本部分研究的正是如何让两者共用同一套约束状态与证据类型。</w:t>
+        <w:t xml:space="preserve"> 智能体的能力上限很大程度取决于它能否取到可用的信息。在材料文献场景中，检索到的记录常常"主题相关但条件不符"：一条抗拉强度数据可能来自不同热处理状态或不同测试温度。若智能体不加区分地引用，后续的校验工具会通过数值检查（因为数字本身合法），但结论在物理上不成立。这类错误不会在语法或数值层面暴露，是本场景最隐蔽的失效。同时，智能体的每一步工具调用都需要与上下文预算协调：调用过多会超出上下文，调用过少则信息不足。</w:t>
       </w:r>
     </w:p>
     <w:p>
@@ -2390,7 +2458,7 @@
           <w:b w:val="0"/>
           <w:sz w:val="24"/>
         </w:rPr>
-        <w:t xml:space="preserve"> 三个具体困难制约着一致性的实现。第一，证据的条件可比性难以判断：检索到一条性能记录时，其测试温度、样品状态与工艺路线若与用户要求不符，直接引用即为错误，但这类不匹配不会在文本相似度上体现。通用嵌入模型按语义接近程度排序，把"主题相关但条件冲突"的证据排到前面，这正是通用检索器在材料文献上失效的主因。第二，生成过程的中间状态不可检查：若一次性生成完整配方与说明，一旦某处比例修正，此前的引用与解释便不再成立，而错误可能被掩盖在流畅的文本中。第三，无解与未找到难以区分：当约束本身矛盾时系统应明确指出，而当搜索预算不足时只能说明暂未找到，二者若混为一谈，会让用户误以为材料不可行。</w:t>
+        <w:t xml:space="preserve"> 三个困难制约着这一环节。第一，条件可比性判断依赖领域知识，通用嵌入模型按语义接近程度排序，恰恰把这类冲突证据排到前列。第二，工具调用的参数填错难以察觉：智能体可能把测试温度字段填成制备温度，工具会返回结果，但结果与该问题无关。第三，终止条件模糊：智能体在证据不足时可能强行给出结论，也可能无休止地继续检索，二者都不可接受。</w:t>
       </w:r>
     </w:p>
     <w:p>
@@ -2412,7 +2480,7 @@
           <w:b w:val="0"/>
           <w:sz w:val="24"/>
         </w:rPr>
-        <w:t xml:space="preserve"> 后果首先体现为引用错误：模型引用了真实存在但不适用的记录，输出表面上可追溯，实质上不成立。其次是解释失配：数值修正后说明未同步更新，用户据此复核会得到矛盾结论。第三是可信度损失：若把"未找到"表述为"不存在"，或把"候选建议"表述为"已证性能"，则整个辅助能力的可靠性都无法被用户判断，反而不如直接给出无依据的建议来得透明。</w:t>
+        <w:t xml:space="preserve"> 首先是无依据结论：引用真实存在但不适用的记录，输出表面可追溯，实质不成立。其次是工具误用：参数错配使校验工具形同虚设，而系统不会报错。第三是效率失控：缺少明确的终止判据，部署时的轮次与时延无法预估。</w:t>
       </w:r>
     </w:p>
     <w:p>
@@ -2434,7 +2502,7 @@
           <w:b w:val="0"/>
           <w:sz w:val="24"/>
         </w:rPr>
-        <w:t xml:space="preserve"> 针对上述三点，本部分同样分步处理。</w:t>
+        <w:t xml:space="preserve"> 针对上述三点，本部分分步处理。</w:t>
       </w:r>
     </w:p>
     <w:p>
@@ -2448,7 +2516,7 @@
           <w:b w:val="0"/>
           <w:sz w:val="24"/>
         </w:rPr>
-        <w:t>第一步，训练条件感知的证据重排模型，把条件可比性判断从规则搬到模型。检索采用两阶段结构：先用通用嵌入模型在本地资料上召回候选，再用一个微调过的重排器对候选重新排序。重排器的训练数据由本课题自行构造：以资料中同一成分在不同测试温度、不同样品状态下的记录为素材，配对生成"条件可比"与"条件冲突"的正负样本，其中冲突样本只改动条件字段而保持主题相关，迫使模型学到的不是语义相似度而是条件一致性。模型输出三类判定：条件相符、条件冲突、条件未知，对应不同的后续处置：相符时记录中的性能数值可作为直接支持，冲突时降权，未知时标为不确定，既不当作可用，也不因缺失而判定材料不可行。</w:t>
+        <w:t>第一步，训练条件感知的证据重排模型，并把它封装为智能体可调用的检索工具。重排器训练数据由本课题自行构造：取同一成分在不同测试温度、不同样品状态下的记录，配对生成"条件可比"与"条件冲突"的正负样本，其中冲突样本只改动条件字段而保持主题相关，迫使模型学到的是条件一致性而非语义相似度。模型输出三类判定（条件相符、条件冲突、条件未知），对应不同处置。重排器选用百兆级轻量模型，在单卡上即可完成微调，作为工具调用时不增加显著时延。</w:t>
       </w:r>
     </w:p>
     <w:p>
@@ -2462,7 +2530,7 @@
           <w:b w:val="0"/>
           <w:sz w:val="24"/>
         </w:rPr>
-        <w:t>重排器选用百兆级参数的轻量模型，在单卡上即可完成微调，不引入新的算力瓶颈。与该环节对照的做法包括：不作条件区分的通用重排器、按规则硬过滤条件的检索、以及仅用元数据字段匹配的做法。评价指标为条件冲突证据进入前 k 条的比例、可比证据的召回率与重排时延；这三项共同界定"把条件判断交给模型"相对"交给规则"的实际收益与代价。在固定输入预算下，再从重排结果中选择既覆盖用户要求又较少重复的证据组合。</w:t>
+        <w:t>第二步，为工具调用设计参数约束与结果校验。每个工具声明必填参数与取值范围，智能体输出调用前先经一个轻量校验层检查参数类型与取值域；工具返回结果后，统一附加一个"可用性标记"，标明该结果是否可直接支持结论、仅可作背景、还是不可用。这样后续步骤不必重新判断证据质量。</w:t>
       </w:r>
     </w:p>
     <w:p>
@@ -2476,7 +2544,7 @@
           <w:b w:val="0"/>
           <w:sz w:val="24"/>
         </w:rPr>
-        <w:t>第二步，采用分步表示生成候选。生成过程拆为三段：先确定元素集合，再确定各元素的整数比例份额，最后补齐引用与说明。这一表示使得中间状态可被检查。在给定前缀与剩余变量的上下界后，检查剩余总量能否被合法分配；若不能，则拒绝该扩展或调用数值工具重新分配。连续比例的离散步长在开发集上冻结，并报告舍入容差。</w:t>
+        <w:t>第三步，设定明确的终止条件与修正上限。当所有硬约束满足且存在至少一条可用证据时，允许终止并输出；当证据缺失或约束冲突时，输出当前结论并标注未满足项，而不是继续无界检索。修正轮次设上限，超出则返回最佳当前方案并说明原因。</w:t>
       </w:r>
     </w:p>
     <w:p>
@@ -2487,10 +2555,18 @@
       <w:r>
         <w:rPr>
           <w:rFonts w:ascii="Times New Roman" w:hAnsi="Times New Roman" w:eastAsia="宋体"/>
+          <w:b/>
+          <w:sz w:val="24"/>
+        </w:rPr>
+        <w:t>该算法能解决什么问题。</w:t>
+      </w:r>
+      <w:r>
+        <w:rPr>
+          <w:rFonts w:ascii="Times New Roman" w:hAnsi="Times New Roman" w:eastAsia="宋体"/>
           <w:b w:val="0"/>
           <w:sz w:val="24"/>
         </w:rPr>
-        <w:t>第三步，限定修正范围并同步更新。当数值工具改动了比例，系统须同步更新修改说明与证据支持标记，不允许整段文本投影后数值合法却保留已经不对应的解释。对一般非线性性能要求，本体与区间检查只能给出部分可行性证据，性能模型的输出作为带版本与适用范围的估计单独记录，其评分与科学验证分开处理。无解诊断须区分"数值硬约束已证明冲突"与"有限搜索预算内未找到候选"两种情形。</w:t>
+        <w:t xml:space="preserve"> 把条件判断交给微调后的重排器，比规则过滤更能处理字段残缺、表述不一致的情形；在工具接口层加入参数校验与可用性标记，使错误在发生处暴露而非累积到最终输出；明确的终止与修正上限则让智能体的行为在部署时可预期。</w:t>
       </w:r>
     </w:p>
     <w:p>
@@ -2504,7 +2580,7 @@
           <w:b/>
           <w:sz w:val="24"/>
         </w:rPr>
-        <w:t>该算法能解决什么问题。</w:t>
+        <w:t>整体目标。</w:t>
       </w:r>
       <w:r>
         <w:rPr>
@@ -2512,29 +2588,7 @@
           <w:b w:val="0"/>
           <w:sz w:val="24"/>
         </w:rPr>
-        <w:t xml:space="preserve"> 这一设计使训练与推理共用同一套条件状态与证据类型，模型在教学中学习"何时可以引用、何时只能作背景"，在推理时依据同一判据执行；把条件判断交给微调后的重排器，比规则过滤更能处理条件字段残缺、表述不一致的情形，因为模型可以从上下文推断"这条记录大概是什么状态"，而不必要求字段完全对齐；分步表示把原本不可见的中间状态暴露出来，使数值修正不再掩盖解释失配；三类证据状态与两种无解情形则让输出的确定性程度可被用户识别。</w:t>
-      </w:r>
-    </w:p>
-    <w:p>
-      <w:pPr>
-        <w:ind w:firstLine="480" w:firstLineChars="200"/>
-        <w:spacing w:line="312" w:lineRule="auto"/>
-      </w:pPr>
-      <w:r>
-        <w:rPr>
-          <w:rFonts w:ascii="Times New Roman" w:hAnsi="Times New Roman" w:eastAsia="宋体"/>
-          <w:b/>
-          <w:sz w:val="24"/>
-        </w:rPr>
-        <w:t>整体目标。</w:t>
-      </w:r>
-      <w:r>
-        <w:rPr>
-          <w:rFonts w:ascii="Times New Roman" w:hAnsi="Times New Roman" w:eastAsia="宋体"/>
-          <w:b w:val="0"/>
-          <w:sz w:val="24"/>
-        </w:rPr>
-        <w:t xml:space="preserve"> 本部分的预期结果是形成一套教学与推理共用约束状态的生成方法，并在合法性、候选多样性、证据对应率与总开销四个维度上，与标准检索增强、生成后过滤、统一约束解码以及相同的数值求解器完成对照，从而界定模型学习与数值工具各自的贡献边界。</w:t>
+        <w:t xml:space="preserve"> 预期形成一套条件感知的检索与工具约束方法，并在证据可用率、工具参数正确率、平均轮次与总时延四个维度上，与不作条件区分的通用检索、按规则硬过滤、无参数校验的裸工具调用等做法对照。</w:t>
       </w:r>
     </w:p>
     <w:p>
@@ -2547,7 +2601,7 @@
           <w:b/>
           <w:sz w:val="28"/>
         </w:rPr>
-        <w:t>3.1.3 面向合金配方辅助的本地原型实现</w:t>
+        <w:t>3.1.3 面向高熵合金设计辅助的本地智能体实现</w:t>
       </w:r>
     </w:p>
     <w:p>
@@ -2569,7 +2623,7 @@
           <w:b w:val="0"/>
           <w:sz w:val="24"/>
         </w:rPr>
-        <w:t xml:space="preserve"> 前述两项方法研究需要一个共同的验证载体。方法层面的对照需要控制底座、预算与数据分区，若各部分分别实现，基线条件难以统一，实验结论也难以归因。因此本部分实现一个可在本地运行的辅助原型，把资料准备、教师示范构造、学生诊断、选样、微调、检索与生成各环节串联为可复现的流程，作为两项方法的统一验证平台。</w:t>
+        <w:t xml:space="preserve"> 前述两项方法需要一个共同的验证载体。智能体的行为由工具集、交互协议与终止策略共同决定，若各处分别实现，基线条件难以统一，实验结论也无法归因。因此本部分实现一个可在本地运行的高熵合金设计辅助智能体，把资料准备、轨迹采集、学生诊断、轨迹选择、微调、检索与工具调用各环节串联为可复现流程。</w:t>
       </w:r>
     </w:p>
     <w:p>
@@ -2591,7 +2645,7 @@
           <w:b w:val="0"/>
           <w:sz w:val="24"/>
         </w:rPr>
-        <w:t xml:space="preserve"> 工程层面的困难主要有三。第一，环节众多且相互依赖，资料格式若在后期变动，会导致前期标注全部返工，因此数据结构须尽早固定。第二，实验可复现性依赖版本控制，底座、教师、检索索引与工具版本若不一致，对照结果无法回溯。第三，部署形态需要支持离线运行，模型调用、向量化与外部工具请求都须逐项核查，不能只检查生成环节。</w:t>
+        <w:t xml:space="preserve"> 工程层面的困难有三。第一，工具接口若不早固定，后续改动会使已采集的轨迹全部失效。第二，实验可复现性依赖版本控制，底座、教师、检索索引与工具版本若不一致，对照结果无法回溯。第三，部署形态需支持离线运行，模型调用、向量化与外部工具请求都须逐项核查。</w:t>
       </w:r>
     </w:p>
     <w:p>
@@ -2613,7 +2667,7 @@
           <w:b w:val="0"/>
           <w:sz w:val="24"/>
         </w:rPr>
-        <w:t xml:space="preserve"> 若缺少统一载体，最直接的问题是实验无法归因：两项方法的增益可能相互混淆，也可能被工程差异掩盖。其次是结论不可复现：缺少版本记录时，他人无法判断结果来自方法还是环境。第三是交付物不完整：只有模型文件而无运行环境说明，实际无法被使用。</w:t>
+        <w:t xml:space="preserve"> 缺少统一载体时，两项方法的增益会相互混淆，也可能被工程差异掩盖；版本记录缺失则他人无法判断结果来源；只有模型文件而无运行环境说明，交付物实际上不可用。</w:t>
       </w:r>
     </w:p>
     <w:p>
@@ -2635,7 +2689,7 @@
           <w:b w:val="0"/>
           <w:sz w:val="24"/>
         </w:rPr>
-        <w:t xml:space="preserve"> 原型按三条线组织。</w:t>
+        <w:t xml:space="preserve"> 智能体按三条线组织。</w:t>
       </w:r>
     </w:p>
     <w:p>
@@ -2649,7 +2703,7 @@
           <w:b w:val="0"/>
           <w:sz w:val="24"/>
         </w:rPr>
-        <w:t>第一步，固定数据与任务的接口。把允许使用的资料统一为"成分、状态、测试、性能、来源"五类字段的记录，来源关联分组在划分训练、开发、测试之前完成，同组记录不可跨区。教师示范由训练分区内的记录构造，派生任务与其基础记录属于同一分区。</w:t>
+        <w:t>第一步，固定工具集与交互协议。工具集包含四类：约束校验工具（检查元素总量、锁定项、比例基准与单位）、证据检索工具（封装条件感知重排，返回带可用性标记的记录）、配方修改工具（按增量指令改写成分并返回变更明细）、性能查询工具（调用带版本与适用范围的代理模型，输出估计值及不确定区间，明确区分于文献实测值）。协议规定每轮输出为结构化的工具调用，包含工具名、参数与调用理由。</w:t>
       </w:r>
     </w:p>
     <w:p>
@@ -2663,7 +2717,7 @@
           <w:b w:val="0"/>
           <w:sz w:val="24"/>
         </w:rPr>
-        <w:t>第二步，建立可追溯的运行记录。冻结底座版本、教师服务版本、提示模板、检索索引快照与工具版本，每次实验保存输入、检索结果、初始输出与最终输出，使任一结果可回溯到具体配置。教学与推理共用同一套约束状态与来源类型，避免两阶段的信息结构不一致。</w:t>
+        <w:t>第二步，建立可追溯的运行记录。冻结底座版本、教师服务版本、提示模板、检索索引快照与工具版本；每条轨迹保存输入、每轮工具调用及返回、最终输出，使任一结果可回溯到具体配置。教学与推理共用同一套工具接口与证据类型。</w:t>
       </w:r>
     </w:p>
     <w:p>
@@ -2677,7 +2731,7 @@
           <w:b w:val="0"/>
           <w:sz w:val="24"/>
         </w:rPr>
-        <w:t>第三步，核查本地部署边界。逐项检查模型、嵌入模型、重排模型与工具链是否存在联网传输，对内部配方数据的上传、再训练与外发分别取得授权，不以去除名称替代授权。</w:t>
+        <w:t>第三步，核查本地部署边界。逐项检查模型、嵌入模型、重排模型与工具链是否存在联网传输；对内部配方数据的上传、再训练与外发分别取得授权。</w:t>
       </w:r>
     </w:p>
     <w:p>
@@ -2699,7 +2753,7 @@
           <w:b w:val="0"/>
           <w:sz w:val="24"/>
         </w:rPr>
-        <w:t xml:space="preserve"> 这一原型使两项方法研究在同一条件下可比，其工程贡献与算法创新分开表述，不把接口开发或界面实现计为算法贡献。它提供的价值是验证基础设施与可复现的实验记录，而非额外的算法能力。</w:t>
+        <w:t xml:space="preserve"> 该实现使两项方法在同一条件下可比，其工程贡献与算法贡献分开表述，不把接口开发或界面实现计为算法贡献。它提供的是验证基础设施与可复现的实验记录。</w:t>
       </w:r>
     </w:p>
     <w:p>
@@ -2721,7 +2775,7 @@
           <w:b w:val="0"/>
           <w:sz w:val="24"/>
         </w:rPr>
-        <w:t xml:space="preserve"> 本部分的预期结果是交付一个可在本地运行、能够执行限定任务并输出带来源依据与约束检查结果的原型，配套版本化的实验配置与复现材料，使两项方法的对照结果可被独立复核。</w:t>
+        <w:t xml:space="preserve"> 预期交付一个可在本地运行、能完成限定设计任务并逐轮可追溯的智能体原型，配套版本化实验配置与复现材料。</w:t>
       </w:r>
     </w:p>
     <w:p>
@@ -2776,7 +2830,7 @@
           <w:b/>
           <w:sz w:val="24"/>
         </w:rPr>
-        <w:t>拟创新点一：可核验失误信号与约束组合覆盖联合驱动的选择性任务蒸馏。</w:t>
+        <w:t>为解决上述问题，本文提出"面向智能体轨迹的可核验选择性蒸馏"方法，构建一个由小模型驱动工具链的高熵合金设计辅助智能体。</w:t>
       </w:r>
       <w:r>
         <w:rPr>
@@ -2784,7 +2838,7 @@
           <w:b w:val="0"/>
           <w:sz w:val="24"/>
         </w:rPr>
-        <w:t xml:space="preserve"> 本项把教学数据的构造与样本选择合成一个整体：在构造环节，通过约束扰动生成组合任务，并在扰动后重新核验答案，同时把每个性能陈述标注为观测支持型或探索建议型，使示范本身可追溯；在选择环节，以任务检查器给出的可核验失误（总量、锁定项、单位、条件引用）定义薄弱度，以约束组合的覆盖程度定义样本组成，并以教学成本归一化得分。与 DEITA、D3、LASER 等既有方法的差别不在于再次相加若干评分项，而在于薄弱度的可执行定义与覆盖单位：不以"学生未复述教师答案"判错，允许多个合法配方；不按文本主题而按约束类型及其组合计算覆盖。该项的创新落在两处：一是把薄弱度的判据从模型行为换成外部可核验的执行失误，二是把样本组成的度量单位从文本主题换成约束类型组合。前者使信号在答案开放时仍然成立，后者使覆盖缺口直接对应到任务的失败模式。这两处改动均由消融实验直接检验，不以组件数量或首次性作为创新依据。</w:t>
+        <w:t xml:space="preserve"> 该方法要解决的问题是：在有限轨迹预算与受限算力下，使本地小模型稳定掌握"推理—调工具—观察结果—修正"的完整行为，而不只是单步生成。具体做法分三步：先把教师智能体在真实工具链上的执行过程记录为可核验的教学轨迹，经约束扰动派生出不同难度的版本，并对每步结果标注可用性；再以任务检查器给出的可核验失误（路径合理性、参数正确性、约束满足、证据对应）作为薄弱度信号，结合工具调用类型的覆盖度与轨迹 token 成本，在固定预算内完成轨迹选择；最后把条件感知的证据检索与工具调用约束接入推理，使小模型在有限上下文内做出稳定的调用决策。三项工作共同支撑一个可在本地运行、逐轮可追溯的设计辅助智能体，并以同预算公平对照说明该方法的实际增量。</w:t>
       </w:r>
     </w:p>
     <w:p>
@@ -2795,10 +2849,18 @@
       <w:r>
         <w:rPr>
           <w:rFonts w:ascii="Times New Roman" w:hAnsi="Times New Roman" w:eastAsia="宋体"/>
+          <w:b/>
+          <w:sz w:val="24"/>
+        </w:rPr>
+        <w:t>拟创新点一：可核验失误信号与工具调用覆盖联合驱动的智能体轨迹选择。</w:t>
+      </w:r>
+      <w:r>
+        <w:rPr>
+          <w:rFonts w:ascii="Times New Roman" w:hAnsi="Times New Roman" w:eastAsia="宋体"/>
           <w:b w:val="0"/>
           <w:sz w:val="24"/>
         </w:rPr>
-        <w:t>本项的验证方式为：在相同教学池、相同底座与相同训练预算下，与随机选择、单一难度选择、纯覆盖选择及成熟的质量—多样性选择方法对照；同时分别移除约束扰动与显式证据绑定，检验数据构造部分的贡献；再分别移除失误项、覆盖项或冗余项，检验收益是否依赖极窄的参数设置。若不能优于合理对照，不将该项作为已验证贡献。</w:t>
+        <w:t xml:space="preserve"> 本项把智能体轨迹的构造与选择合成一个整体。在构造环节，由教师智能体在真实工具链上完成设计任务，完整记录"推理—调工具—观察—修正"的每一步，并对每个结果标注可用性；在扰动环节，对同一任务改变约束条件后重跑，使同一基础任务派生出不同难度的轨迹。在选择环节，以任务检查器给出的可核验失误（路径合理性、参数正确性、约束满足、证据对应）定义薄弱度，以工具调用类型的覆盖程度定义样本组成，并以轨迹 token 成本归一化得分。与既有轨迹筛选做法的差别不在于再增加一个评分项，而在于三点：薄弱度的判据是外部可执行的检查而非模型自我评估；覆盖单位是工具调用类型而非文本主题；预算口径是 token 而非轨迹条数。这三处改动均由消融实验直接检验。</w:t>
       </w:r>
     </w:p>
     <w:p>
@@ -2809,10 +2871,24 @@
       <w:r>
         <w:rPr>
           <w:rFonts w:ascii="Times New Roman" w:hAnsi="Times New Roman" w:eastAsia="宋体"/>
+          <w:b w:val="0"/>
+          <w:sz w:val="24"/>
+        </w:rPr>
+        <w:t>本项的验证方式为：在相同轨迹池、相同底座与相同 token 预算下，与随机选择、按轨迹长度选择、按调用类型覆盖选择及成熟的质量—多样性方法对照；并分别移除失效信号项、覆盖项、冗余惩罚，以及移除轨迹扰动环节，检验各部分贡献。若不能优于合理对照，不将该项作为已验证贡献。</w:t>
+      </w:r>
+    </w:p>
+    <w:p>
+      <w:pPr>
+        <w:ind w:firstLine="480" w:firstLineChars="200"/>
+        <w:spacing w:line="312" w:lineRule="auto"/>
+      </w:pPr>
+      <w:r>
+        <w:rPr>
+          <w:rFonts w:ascii="Times New Roman" w:hAnsi="Times New Roman" w:eastAsia="宋体"/>
           <w:b/>
           <w:sz w:val="24"/>
         </w:rPr>
-        <w:t>拟创新点二：条件感知的证据重排与教学—推理一致的约束生成方法。</w:t>
+        <w:t>拟创新点二：条件感知的证据检索与工具调用约束方法。</w:t>
       </w:r>
       <w:r>
         <w:rPr>
@@ -2820,29 +2896,7 @@
           <w:b w:val="0"/>
           <w:sz w:val="24"/>
         </w:rPr>
-        <w:t xml:space="preserve"> 本项把"可核验"的思路从训练阶段延续到推理阶段，使两阶段使用同一套条件判据。具体包括三部分：在检索环节训练一个条件感知的重排模型，用自行构造的"条件可比/条件冲突"成对样本微调百兆级轻量模型，使其判断依据为条件一致性而非语义相似度，输出条件相符、冲突、未知三种状态，并据此决定证据可作为直接支持还是仅作编辑背景；在生成环节采用"元素集合、整数比例份额、引用与说明"的分步表示，使中间状态可被检查与拒绝；在修正环节强制同步更新解释与证据标记，避免数值合法而解释失配。与标准检索增强、生成后过滤、统一约束解码及相同数值求解器对照，检验合法性、多样性、证据对应及总开销。</w:t>
-      </w:r>
-    </w:p>
-    <w:p>
-      <w:pPr>
-        <w:ind w:firstLine="480" w:firstLineChars="200"/>
-        <w:spacing w:line="312" w:lineRule="auto"/>
-      </w:pPr>
-      <w:r>
-        <w:rPr>
-          <w:rFonts w:ascii="Times New Roman" w:hAnsi="Times New Roman" w:eastAsia="宋体"/>
-          <w:b/>
-          <w:sz w:val="24"/>
-        </w:rPr>
-        <w:t>为解决上述问题，本文提出"约束可核验的选择性任务蒸馏"方法，构建面向合金配方辅助生成的本地模型适配框架。</w:t>
-      </w:r>
-      <w:r>
-        <w:rPr>
-          <w:rFonts w:ascii="Times New Roman" w:hAnsi="Times New Roman" w:eastAsia="宋体"/>
-          <w:b w:val="0"/>
-          <w:sz w:val="24"/>
-        </w:rPr>
-        <w:t xml:space="preserve"> 该方法要解决的问题是：在有限教学预算与受限算力下，使本地小模型稳定掌握带证据依据的候选提出与约束执行能力。具体做法是三步：先把需求、证据与操作组织为可核验的教学任务，经约束扰动后重新核验答案，并区分观测支持型与探索建议型两类示范；再以任务检查器给出的可核验失误类型作为学生薄弱度信号，结合约束组合覆盖度与教学成本，在固定预算内完成样本选择；最后把教学阶段学到的证据类型与约束状态用于本地推理，以条件可比的检索增强配合数值工具完成分步生成与有限修正。三项工作共同支撑一个可在本地运行、输出带来源依据与约束检查结果的辅助原型，并以同预算公平对照说明该方法的实际增量。</w:t>
+        <w:t xml:space="preserve"> 本项解决智能体在材料文献场景下的信息可用性问题。具体包括三部分：其一，训练一个条件感知的证据重排模型，用自行构造的"条件可比/条件冲突"成对样本微调百兆级轻量模型，使其判断依据为条件一致性而非语义相似度，并把它封装为智能体可调用的检索工具；其二，在工具接口层加入参数校验与结果可用性标记，使参数错配与不可用证据在发生处即被暴露，而非累积到最终输出；其三，设定明确的终止与修正上限，使智能体在证据不足时如实标注而非强行结论。与不作条件区分的通用检索、按规则硬过滤、无参数校验的裸工具调用对照，检验证据可用率、参数正确率、平均轮次与总时延。</w:t>
       </w:r>
     </w:p>
     <w:p>
@@ -3429,7 +3483,7 @@
           <w:b w:val="0"/>
           <w:sz w:val="24"/>
         </w:rPr>
-        <w:t>基础对照包括本地底座直接生成、普通检索增强、本地常规教师蒸馏、选择性蒸馏及完整方案。检索环节单独设对照：不作条件区分的通用重排器、按规则硬过滤条件的检索、仅用元数据字段匹配的做法，以及本课题微调的条件感知重排器；这一组对照固定生成模型与上下文预算，只改变重排策略，以隔离条件判断本身的贡献，避免把检索改善与训练改善混为一谈。核心选样实验使用相同教学池、相同底座与相同训练 token 预算，比较随机选择、困难度选择、覆盖选择及成熟的质量—多样性选择；若 LESS 的计算成本适合，则加入梯度选择对照。将随机选择列为必做对照而非弱基线，依据是已有研究显示定向选样并不稳定优于均匀随机采样、随机采样在若干设定下具有竞争力</w:t>
+        <w:t>基础对照包括：本地底座直接生成（不带工具）、通用检索增强、用教师智能体直接驱动（作为性能上界参考）、本地常规轨迹蒸馏、选择性轨迹蒸馏及完整方案。检索环节单独设对照：不作条件区分的通用重排器、按规则硬过滤条件的检索、仅用元数据字段匹配的做法，以及本课题微调的条件感知重排器；这一组对照固定生成模型与上下文预算，只改变重排策略，以隔离条件判断本身的贡献，避免把检索改善与训练改善混为一谈。核心选样实验使用相同教学池、相同底座与相同训练 token 预算，比较随机选择、困难度选择、覆盖选择及成熟的质量—多样性选择；若 LESS 的计算成本适合，则加入梯度选择对照。将随机选择列为必做对照而非弱基线，依据是已有研究显示定向选样并不稳定优于均匀随机采样、随机采样在若干设定下具有竞争力</w:t>
       </w:r>
       <w:r>
         <w:rPr>
@@ -3477,7 +3531,7 @@
           <w:b w:val="0"/>
           <w:sz w:val="24"/>
         </w:rPr>
-        <w:t>针对创新点一（选样方法），设置四组消融。第一组移除失效信号项，只保留约束覆盖与冗余惩罚，用于检验可核验失误是否比覆盖本身更有信息量。第二组移除覆盖项，只保留失误信号，用于检验约束组合覆盖是否带来额外增益。第三组同时移除信号与覆盖，退化为按成本加权的随机选择，用于检验收益是否来自评分框架而非选样本身。第四组保留完整效用函数但关闭冗余惩罚，用于检验去重是否必要。四组之外另做数据构造侧的消融：分别移除约束扰动与显式证据绑定，与完整构造比较，以区分"选样带来增益"与"数据构造带来增益"这两条可能的解释。</w:t>
+        <w:t>针对创新点一（轨迹选择），设置四组消融。第一组移除失效信号项，只保留调用覆盖与冗余惩罚，检验可核验失误是否比覆盖本身更有信息量。第二组移除覆盖项，只保留失误信号，检验工具调用类型的覆盖是否带来额外增益。第三组同时移除信号与覆盖，退化为按成本加权的随机选择，检验收益是否来自评分框架。第四组保留完整效用但关闭冗余惩罚，检验去重是否必要。四组之外另做轨迹构造侧的消融：分别移除约束扰动环节与结果可用性标注，与完整构造比较，以区分"选样增益"与"轨迹构造增益"。</w:t>
       </w:r>
     </w:p>
     <w:p>
@@ -3491,7 +3545,7 @@
           <w:b w:val="0"/>
           <w:sz w:val="24"/>
         </w:rPr>
-        <w:t>针对创新点二（条件感知重排与约束生成），设置四组消融。第一组用不作条件区分的通用重排器替换微调重排器，检验条件感知是否必要。第二组保留重排器但把三类判定压成二值匹配，检验"未知"这一状态是否贡献信息。第三组关闭分步表示，改为一次性生成后过滤，检验中间状态可检查是否真的减少解释失配。第四组关闭修正后的同步更新，检验解释失配是否会被用户察觉。四组均固定生成模型、上下文预算与数值工具，只改变被检验的组件。</w:t>
+        <w:t>针对创新点二（检索与工具约束），设置四组消融。第一组用不作条件区分的通用重排器替换微调重排器，检验条件感知是否必要。第二组保留重排器但把三类判定压成二值匹配，检验"未知"这一状态是否贡献信息。第三组关闭工具参数校验层，检验参数错配是否会被后续步骤察觉。第四组关闭结果可用性标记与终止条件，检验智能体是否出现轮次失控或强行结论。四组均固定底座、上下文预算与工具实现，只改变被检验的组件。</w:t>
       </w:r>
     </w:p>
     <w:p>
@@ -3519,7 +3573,7 @@
           <w:b w:val="0"/>
           <w:sz w:val="24"/>
         </w:rPr>
-        <w:t>为检验语言模型是否只承担无增益外壳，加入"同一需求解析结果加传统约束优化器"对照。在资料条件与数值工具一致时，比较模型在实例组织、操作选择与说明生成方面是否有实质收益。对照也允许使用暖启动，不人为限制其候选复用或数值求解能力。对一般投影、取整与配比修正的收益不全部计为模型学习效果。</w:t>
+        <w:t>为检验小模型是否只承担无增益外壳，加入"同一需求解析结果加传统约束优化器、不调用语言模型做决策"的对照。在资料条件与数值工具一致时，比较模型在实例组织、操作选择与说明生成方面是否有实质收益。对照也允许使用暖启动，不人为限制其候选复用或数值求解能力。对一般投影、取整与配比修正的收益不全部计为模型学习效果。</w:t>
       </w:r>
     </w:p>
     <w:p>
@@ -3735,7 +3789,7 @@
           <w:b w:val="0"/>
           <w:sz w:val="24"/>
         </w:rPr>
-        <w:t>技术路线为：资料版本与任务审计、来源分组与数据隔离、教师示范构造及可核验项目过滤、学生诊断与约束覆盖选样、QLoRA 任务蒸馏、条件可比的本地检索、分步候选生成及有限修正、与教师及本地强基线比较。教学与推理共用约束状态与来源类型，最终输出模型适配权重、知识库版本与候选表。整体流程见图 3-1。</w:t>
+        <w:t>技术路线为：工具集与交互协议定义、资料版本与任务审计、来源分组与数据隔离、教师智能体轨迹采集及可核验项目过滤、学生诊断与调用覆盖选样、QLoRA 轨迹蒸馏、条件感知的本地检索工具、带参数校验的工具调用与有限修正、与教师智能体及本地强基线比较。教学与推理共用同一套工具接口、约束状态与来源类型，最终输出模型适配权重、知识库版本与轨迹日志。整体流程见图 3-1。</w:t>
       </w:r>
     </w:p>
     <w:p>
@@ -5051,6 +5105,50 @@
           <w:sz w:val="21"/>
         </w:rPr>
         <w:t xml:space="preserve"> Zheng L, Chiang W L, Sheng Y, et al. Judging LLM-as-a-judge with MT-Bench and Chatbot Arena[C]//Advances in Neural Information Processing Systems 36. 2023.</w:t>
+      </w:r>
+    </w:p>
+    <w:p>
+      <w:pPr>
+        <w:spacing w:line="312" w:lineRule="auto"/>
+        <w:ind w:left="480" w:leftChars="0" w:hanging="480" w:hangingChars="200"/>
+      </w:pPr>
+      <w:bookmarkStart w:id="1041" w:name="_Ref_ref041"/>
+      <w:r>
+        <w:rPr>
+          <w:rFonts w:ascii="Times New Roman" w:hAnsi="Times New Roman" w:eastAsia="宋体"/>
+          <w:sz w:val="21"/>
+        </w:rPr>
+        <w:t>[41]</w:t>
+      </w:r>
+      <w:bookmarkEnd w:id="1041"/>
+      <w:r>
+        <w:rPr>
+          <w:rFonts w:ascii="Times New Roman" w:hAnsi="Times New Roman" w:eastAsia="宋体"/>
+          <w:sz w:val="21"/>
+        </w:rPr>
+        <w:t xml:space="preserve"> Yao S, Zhao J, Yu D, et al. ReAct: synergizing reasoning and acting in language models[C]//Proceedings of the Eleventh International Conference on Learning Representations. 2023.</w:t>
+      </w:r>
+    </w:p>
+    <w:p>
+      <w:pPr>
+        <w:spacing w:line="312" w:lineRule="auto"/>
+        <w:ind w:left="480" w:leftChars="0" w:hanging="480" w:hangingChars="200"/>
+      </w:pPr>
+      <w:bookmarkStart w:id="1042" w:name="_Ref_ref042"/>
+      <w:r>
+        <w:rPr>
+          <w:rFonts w:ascii="Times New Roman" w:hAnsi="Times New Roman" w:eastAsia="宋体"/>
+          <w:sz w:val="21"/>
+        </w:rPr>
+        <w:t>[42]</w:t>
+      </w:r>
+      <w:bookmarkEnd w:id="1042"/>
+      <w:r>
+        <w:rPr>
+          <w:rFonts w:ascii="Times New Roman" w:hAnsi="Times New Roman" w:eastAsia="宋体"/>
+          <w:sz w:val="21"/>
+        </w:rPr>
+        <w:t xml:space="preserve"> Zhang Y, Wang S, Liang S, et al. Distilling LLM agent into small models with retrieval and code tools[C]//Proceedings of the 2025 Conference on Empirical Methods in Natural Language Processing. 2025.</w:t>
       </w:r>
     </w:p>
     <w:sectPr>

--- a/开题报告_领域小模型蒸馏与知识增强/V4_范本对齐_2026-10-26/开题报告_V4.docx
+++ b/开题报告_领域小模型蒸馏与知识增强/V4_范本对齐_2026-10-26/开题报告_V4.docx
@@ -2158,7 +2158,7 @@
           <w:b w:val="0"/>
           <w:sz w:val="24"/>
         </w:rPr>
-        <w:t>本课题以"小模型驱动的工具调用"为技术形态，构建一个面向高熵合金设计辅助的本地智能体，并通过选择性蒸馏提升该智能体的决策能力。与直接生成配方文本不同，智能体的输出是一串工具调用决策：面对用户要求，它需要判断该查什么证据、该调哪个校验工具、结果不符时如何修正。研究工作先界定智能体的任务边界与工具集，明确可用工具、交互协议与终止条件；再构造证据可追溯的教学轨迹，把教师的"推理—调工具—观察结果—修正"完整过程记录为教学单元，并按来源分组划分数据分区；核心环节是以任务检查器给出的可核验失误类型作为薄弱度信号，结合工具调用类型的覆盖程度与轨迹长度成本，在固定预算内完成轨迹选择；推理阶段则研究条件可比的证据选择与工具调用约束，使小模型在有限上下文内做出稳定的调用决策。上述环节共同支撑一个可在本地运行、每步可追溯的高熵合金设计辅助智能体。</w:t>
+        <w:t>本课题以"小模型驱动的工具调用"为技术形态，构建一个面向高熵合金设计辅助的本地智能体，并通过选择性蒸馏提升该智能体的决策能力。与直接生成配方文本不同，智能体的输出是一串工具调用决策：面对用户要求，它需要判断该查什么证据、该调哪个校验工具、结果不符时如何修正。研究工作先界定智能体的任务边界与工具集，明确可用工具、交互协议与终止条件；再从文献建立补充数据通道，对解析结果施加可核验的约束检测与修正，使含噪的自动提取资料可用于训练；进而构造证据可追溯的教学轨迹，把教师的"推理—调工具—观察结果—修正"完整过程记录为教学单元，并按来源分组划分数据分区；核心环节是以任务检查器给出的可核验失误类型作为薄弱度信号，结合工具调用类型的覆盖程度与轨迹长度成本，在固定预算内完成轨迹选择；推理阶段则研究条件可比的证据选择与工具调用约束，使小模型在有限上下文内做出稳定的调用决策。上述环节共同支撑一个可在本地运行、每步可追溯的高熵合金设计辅助智能体。</w:t>
       </w:r>
     </w:p>
     <w:p>
@@ -2171,7 +2171,7 @@
           <w:b/>
           <w:sz w:val="28"/>
         </w:rPr>
-        <w:t>3.1.1 基于可核验失误信号与工具调用覆盖的轨迹选择方法</w:t>
+        <w:t>3.1.1 面向自动提取资料的可核验约束检测与智能体修正方法</w:t>
       </w:r>
     </w:p>
     <w:p>
@@ -2193,7 +2193,7 @@
           <w:b w:val="0"/>
           <w:sz w:val="24"/>
         </w:rPr>
-        <w:t xml:space="preserve"> 让一个亿级参数的小模型稳定地驱动工具链，难点不在单步生成，而在多步决策的连贯性。智能体每一轮都要判断当前信息是否充分、该调哪个工具、参数怎么填、返回结果是否可用、何时终止。这些判断无法从单轮问答示范中学到，必须从完整的轨迹中学习。而轨迹的采集成本远高于单轮样本：一条包含四次工具往返的轨迹，其 token 量通常是一段问答的十倍以上。因此在固定训练预算下，从候选轨迹池中选出哪些来训练，直接决定智能体能否学会稳定的调用模式。</w:t>
+        <w:t xml:space="preserve"> 高质量的训练资料是智能体能力的基础，而目前可公开获取的合金数据规模有限：主流的 MPEA 数据集仅含 1,545 条记录，其中室温拉伸子集 287 条、铸态硬度子集 254 条，按来源分组后样本量更为紧张。要支撑多步工具调用的智能体训练，必须从文献中补充数据。文献解析工具已相当成熟，开源方案可把 PDF 稳定转换为 Markdown 或 JSON，通用场景下不易崩溃，这使规模化建库在工程上可行。</w:t>
       </w:r>
     </w:p>
     <w:p>
@@ -2204,18 +2204,30 @@
       <w:r>
         <w:rPr>
           <w:rFonts w:ascii="Times New Roman" w:hAnsi="Times New Roman" w:eastAsia="宋体"/>
-          <w:b/>
-          <w:sz w:val="24"/>
-        </w:rPr>
-        <w:t>当前面临的问题。</w:t>
-      </w:r>
-      <w:r>
-        <w:rPr>
-          <w:rFonts w:ascii="Times New Roman" w:hAnsi="Times New Roman" w:eastAsia="宋体"/>
           <w:b w:val="0"/>
           <w:sz w:val="24"/>
         </w:rPr>
-        <w:t xml:space="preserve"> 三个困难使既有选样方法难以直接套用。第一，"执行失败"缺少可执行定义。轨迹的好坏不只取决于最终答案，还取决于路径是否合理：同样得到合格配方的两条轨迹，一条调用两次工具，另一条反复试错调用十次，后者不应被当作正面示范。但"路径合理"无法用文本相似度衡量。第二，失效模式的分布高度不均。小模型常见的错误集中在几类：忘记校验总量、跳过证据检索直接编造数值、工具参数填错、结果不符时不做修正就终止。这些失效在候选池中出现的频率相差很大，若按统一样本量分配预算，训练会集中在少数类型上。第三，轨迹长度差异导致成本不可比。既有选样方法多以样本条数计量预算，而一条四轮轨迹与一条单轮样本的训练成本相差数倍，按条数计算会使不同策略之间失去可比性。</w:t>
+        <w:t>但解析只是第一步。从解析结果到可入库的结构化记录之间隔着一层字段抽取，而这一层会引入系统性错误：表格合并单元格错位导致元素与数值对不上；上下标在转换中丢失，使 Al0.5 变成 Al0.5 或 Al05；单位符号被误读，硬度 HV 与 HRC 混为一谈；比例基准在原子百分比与质量百分比之间混淆；测试条件写在表注或正文中而未被抽取，使记录失去可比性。已有针对文献抽取数据库的分析指出，这类错误在自动构建的库中占比可观，且会沿下游的筛选与建模流程传导；对金属有机框架数据库的核查显示近半数条目存在结构性错误，而修正需要整合晶体文件、合成描述与散落在文献中的上下文证据</w:t>
+      </w:r>
+      <w:r>
+        <w:rPr>
+          <w:rFonts w:ascii="Times New Roman" w:hAnsi="Times New Roman" w:eastAsia="宋体"/>
+          <w:sz w:val="24"/>
+          <w:vertAlign w:val="superscript"/>
+        </w:rPr>
+        <w:fldChar w:fldCharType="begin"/>
+        <w:instrText xml:space="preserve"> REF _Ref_ref045 \h </w:instrText>
+        <w:fldChar w:fldCharType="separate"/>
+        <w:t xml:space="preserve">[45]</w:t>
+        <w:fldChar w:fldCharType="end"/>
+      </w:r>
+      <w:r>
+        <w:rPr>
+          <w:rFonts w:ascii="Times New Roman" w:hAnsi="Times New Roman" w:eastAsia="宋体"/>
+          <w:b w:val="0"/>
+          <w:sz w:val="24"/>
+        </w:rPr>
+        <w:t>。</w:t>
       </w:r>
     </w:p>
     <w:p>
@@ -2229,7 +2241,7 @@
           <w:b/>
           <w:sz w:val="24"/>
         </w:rPr>
-        <w:t>若不解决会导致什么。</w:t>
+        <w:t>当前面临的问题。</w:t>
       </w:r>
       <w:r>
         <w:rPr>
@@ -2237,7 +2249,43 @@
           <w:b w:val="0"/>
           <w:sz w:val="24"/>
         </w:rPr>
-        <w:t xml:space="preserve"> 后果首先体现为学到了错误路径：若把"最终答案正确但路径冗余"的轨迹当作正面示范，学生学到的就是反复试错而非有效调用，部署时表现为轮次爆炸、时延不可接受。其次是失效模式未被覆盖：训练集中缺少某类工具调用（如证据检索后的条件比对），学生在实际使用中遇到该情形便直接跳过。第三是结论不可信：由于预算口径按条数而非按 token 计算，"所提方法更优"的结论可能只是训练量更大的结果。</w:t>
+        <w:t xml:space="preserve"> 三个困难使这一环节难以简单处理。第一，错误类型与解析器的失效模式强相关。不同解析工具在表格、公式、扫描件上的短板不同，检测点必须针对具体工具的实际输出设计，不能套用通用规则。第二，检测比修复更难。已有研究在化学对象校验上给出明确结论：只要错误被标记出来，修复的成功率可达 80% 至 97%，真正的瓶颈在于</w:t>
+      </w:r>
+      <w:r>
+        <w:rPr>
+          <w:rFonts w:ascii="Times New Roman" w:hAnsi="Times New Roman" w:eastAsia="宋体"/>
+          <w:b/>
+          <w:sz w:val="24"/>
+        </w:rPr>
+        <w:t>循环内的检测召回率</w:t>
+      </w:r>
+      <w:r>
+        <w:rPr>
+          <w:rFonts w:ascii="Times New Roman" w:hAnsi="Times New Roman" w:eastAsia="宋体"/>
+          <w:b w:val="0"/>
+          <w:sz w:val="24"/>
+        </w:rPr>
+        <w:t>；该工作在 528 条带条件限定的提示上，把公式类错误从 22% 降到 4%，且检索开销仅为全面检索的三分之一</w:t>
+      </w:r>
+      <w:r>
+        <w:rPr>
+          <w:rFonts w:ascii="Times New Roman" w:hAnsi="Times New Roman" w:eastAsia="宋体"/>
+          <w:sz w:val="24"/>
+          <w:vertAlign w:val="superscript"/>
+        </w:rPr>
+        <w:fldChar w:fldCharType="begin"/>
+        <w:instrText xml:space="preserve"> REF _Ref_ref044 \h </w:instrText>
+        <w:fldChar w:fldCharType="separate"/>
+        <w:t xml:space="preserve">[44]</w:t>
+        <w:fldChar w:fldCharType="end"/>
+      </w:r>
+      <w:r>
+        <w:rPr>
+          <w:rFonts w:ascii="Times New Roman" w:hAnsi="Times New Roman" w:eastAsia="宋体"/>
+          <w:b w:val="0"/>
+          <w:sz w:val="24"/>
+        </w:rPr>
+        <w:t>。这提示本课题的投入重点应是检测而非修复。第三，检测结果如何驱动智能体的后续动作缺乏规范：检测到错误后是丢弃该记录、回退重新解析、还是标记为不确定继续使用，不同处置对最终可用性的影响不同。</w:t>
       </w:r>
     </w:p>
     <w:p>
@@ -2251,7 +2299,7 @@
           <w:b/>
           <w:sz w:val="24"/>
         </w:rPr>
-        <w:t>本课题采用的解决方法。</w:t>
+        <w:t>若不解决会导致什么。</w:t>
       </w:r>
       <w:r>
         <w:rPr>
@@ -2259,7 +2307,7 @@
           <w:b w:val="0"/>
           <w:sz w:val="24"/>
         </w:rPr>
-        <w:t xml:space="preserve"> 针对上述三点，本部分按以下步骤展开。</w:t>
+        <w:t xml:space="preserve"> 后果首先体现为错误数据进入训练集：智能体学到的是被污染的示范，其输出会重现同样的数值错误，且因为错误来自数据而非模型，仅靠增加数据量无法消除。其次是虚假的可追溯性：若记录保留了来源页码但字段已经错位，引用行为表面上成立而实质不成立，这比没有引用更具误导性。第三是评测失真：若测试集本身包含抽取错误，方法之间的比较结果不可解释。</w:t>
       </w:r>
     </w:p>
     <w:p>
@@ -2270,10 +2318,18 @@
       <w:r>
         <w:rPr>
           <w:rFonts w:ascii="Times New Roman" w:hAnsi="Times New Roman" w:eastAsia="宋体"/>
+          <w:b/>
+          <w:sz w:val="24"/>
+        </w:rPr>
+        <w:t>本课题采用的解决方法。</w:t>
+      </w:r>
+      <w:r>
+        <w:rPr>
+          <w:rFonts w:ascii="Times New Roman" w:hAnsi="Times New Roman" w:eastAsia="宋体"/>
           <w:b w:val="0"/>
           <w:sz w:val="24"/>
         </w:rPr>
-        <w:t>第一步，建立轨迹级的可核验判据。用任务检查器对每条轨迹执行多维度检查。路径层面：是否调用了必要的校验工具、是否存在可合并的冗余调用、终止时机是否合理。结果层面：元素比例之和是否归一、被锁定元素是否保持不变、比例基准与单位是否一致、性能陈述是否绑定到存在且条件相符的记录。检查器只判定可自动判定的项目，语义层面标记为"未知"而非强行归类。</w:t>
+        <w:t xml:space="preserve"> 针对上述三点，本部分按以下步骤展开。</w:t>
       </w:r>
     </w:p>
     <w:p>
@@ -2287,7 +2343,7 @@
           <w:b w:val="0"/>
           <w:sz w:val="24"/>
         </w:rPr>
-        <w:t>第二步，定义薄弱度、覆盖度与成本的联合效用。设轨迹 d 的可核验失误分数为 e(d)，以工具调用类型为单位定义覆盖项 h_j(d)（是否包含第 j 类调用，如校验、检索、修正），n_j(A) 表示已选集合 A 对第 j 类的覆盖次数，则边际效用为</w:t>
+        <w:t>第一步，界定针对解析器输出特性的检测点。检测器按四类约束组织：其一，总量归一，检查元素比例之和是否为单位总量，并识别计量基准（原子百分比或质量百分比）；其二，基准一致，检查同一记录内的比例基准是否统一，跨记录比较时是否已换算；其三，单位规范，检查硬度、强度、温度等字段的单位符号是否在允许集合内，是否存在同一数值多种单位并存；其四，条件完整，检查测试温度、样品状态、试验类型等决定可比性的字段是否齐全，缺失时标记为不确定而非默认填充。四类检测均以规则实现，不依赖模型判断，因而结果可复现、可审计。</w:t>
       </w:r>
     </w:p>
     <w:p>
@@ -2301,7 +2357,7 @@
           <w:b w:val="0"/>
           <w:sz w:val="24"/>
         </w:rPr>
-        <w:t>G(d | A) = α·e(d) + β·Σ_j [w_j·h_j(d) / (1 + n_j(A))] − γ·R(d, A)</w:t>
+        <w:t>第二步，由智能体调用检测并决定处置。检测器封装为智能体可调用的工具，返回结构化的检测报告，逐项标明通过、违反与未知。智能体依据报告采取不同动作：违反项可定位到原始片段时，调用修改工具修正并再次检测；无法定位时回退至更细粒度的解析结果；仍不确定时标记该记录为不可用于性能陈述，但可保留作为成分参考。所有处置动作与检测结论一并记录在轨迹中。</w:t>
       </w:r>
     </w:p>
     <w:p>
@@ -2315,7 +2371,7 @@
           <w:b w:val="0"/>
           <w:sz w:val="24"/>
         </w:rPr>
-        <w:t>其中 R 为与已选轨迹的冗余度，α、β、γ 为非负且和为 1。在此之上按轨迹长度归一化：</w:t>
+        <w:t>第三步，按检测结果构造与筛选教学轨迹。轨迹的价值不再仅取决于最终任务是否完成，而取决于它是否包含"检测出错误并有效处置"的过程。据此定义轨迹级的薄弱度信号：该轨迹覆盖了哪些检测类型、在每类上是否触发并正确处置、处置后是否收敛。以轨迹 token 成本归一化后，在固定预算内优先选择能补齐未覆盖检测类型、且包含有效处置行为的轨迹。</w:t>
       </w:r>
     </w:p>
     <w:p>
@@ -2326,10 +2382,18 @@
       <w:r>
         <w:rPr>
           <w:rFonts w:ascii="Times New Roman" w:hAnsi="Times New Roman" w:eastAsia="宋体"/>
+          <w:b/>
+          <w:sz w:val="24"/>
+        </w:rPr>
+        <w:t>该算法能解决什么问题。</w:t>
+      </w:r>
+      <w:r>
+        <w:rPr>
+          <w:rFonts w:ascii="Times New Roman" w:hAnsi="Times New Roman" w:eastAsia="宋体"/>
           <w:b w:val="0"/>
           <w:sz w:val="24"/>
         </w:rPr>
-        <w:t>Score(d | A) = G(d | A) / c(d)</w:t>
+        <w:t xml:space="preserve"> 这一设计把数据质量从"事后抽查"变为"流程内检测"，使错误在入库前被拦截或标记；检测器采用规则实现，结论可复核，不依赖模型自评；将处置行为纳入轨迹价值，则使智能体学到的不只是完成任务，还包括发现并处理问题数据的能力。三者共同指向一个可检验命题：在同等预算下，以可核验检测为信号构造的教学轨迹，是否比以任务完成与否为信号的轨迹更能提升智能体在含噪资料上的可靠性。</w:t>
       </w:r>
     </w:p>
     <w:p>
@@ -2340,68 +2404,18 @@
       <w:r>
         <w:rPr>
           <w:rFonts w:ascii="Times New Roman" w:hAnsi="Times New Roman" w:eastAsia="宋体"/>
+          <w:b/>
+          <w:sz w:val="24"/>
+        </w:rPr>
+        <w:t>整体目标。</w:t>
+      </w:r>
+      <w:r>
+        <w:rPr>
+          <w:rFonts w:ascii="Times New Roman" w:hAnsi="Times New Roman" w:eastAsia="宋体"/>
           <w:b w:val="0"/>
           <w:sz w:val="24"/>
         </w:rPr>
-        <w:t>其中 c(d) 为该轨迹的 token 成本与候选池中位成本的比值，并设正下限以避免极短轨迹取得异常高分。</w:t>
-      </w:r>
-    </w:p>
-    <w:p>
-      <w:pPr>
-        <w:ind w:firstLine="480" w:firstLineChars="200"/>
-        <w:spacing w:line="312" w:lineRule="auto"/>
-      </w:pPr>
-      <w:r>
-        <w:rPr>
-          <w:rFonts w:ascii="Times New Roman" w:hAnsi="Times New Roman" w:eastAsia="宋体"/>
-          <w:b w:val="0"/>
-          <w:sz w:val="24"/>
-        </w:rPr>
-        <w:t>第三步，在预算约束下贪心选取并允许提前停止。每次从通过质量准入且边际效用为正的轨迹中取归一化得分最高者，更新覆盖计数；没有这样的轨迹时立即停止，不用零或负效用轨迹填满预算。若提前停止，则把主比较准确称为"相同预算上限"，并补充在实际训练量附近做预算匹配比较。</w:t>
-      </w:r>
-    </w:p>
-    <w:p>
-      <w:pPr>
-        <w:ind w:firstLine="480" w:firstLineChars="200"/>
-        <w:spacing w:line="312" w:lineRule="auto"/>
-      </w:pPr>
-      <w:r>
-        <w:rPr>
-          <w:rFonts w:ascii="Times New Roman" w:hAnsi="Times New Roman" w:eastAsia="宋体"/>
-          <w:b/>
-          <w:sz w:val="24"/>
-        </w:rPr>
-        <w:t>该算法能解决什么问题。</w:t>
-      </w:r>
-      <w:r>
-        <w:rPr>
-          <w:rFonts w:ascii="Times New Roman" w:hAnsi="Times New Roman" w:eastAsia="宋体"/>
-          <w:b w:val="0"/>
-          <w:sz w:val="24"/>
-        </w:rPr>
-        <w:t xml:space="preserve"> 这一设计把"轨迹好坏"的判断从模型自我表现转为外部可核验的执行判据，使正面示范不再取决于路径是否与教师一致；以工具调用类型为覆盖单位，直接对应智能体的失效模式，而非文本主题；以 token 成本归一化，则使不同选样策略在同一预算口径下可比。三者共同指向一个可检验命题：在同等预算与同一底座下，以可核验失误与调用覆盖为信号的轨迹选择，是否优于以模型行为为信号的选样。</w:t>
-      </w:r>
-    </w:p>
-    <w:p>
-      <w:pPr>
-        <w:ind w:firstLine="480" w:firstLineChars="200"/>
-        <w:spacing w:line="312" w:lineRule="auto"/>
-      </w:pPr>
-      <w:r>
-        <w:rPr>
-          <w:rFonts w:ascii="Times New Roman" w:hAnsi="Times New Roman" w:eastAsia="宋体"/>
-          <w:b/>
-          <w:sz w:val="24"/>
-        </w:rPr>
-        <w:t>整体目标。</w:t>
-      </w:r>
-      <w:r>
-        <w:rPr>
-          <w:rFonts w:ascii="Times New Roman" w:hAnsi="Times New Roman" w:eastAsia="宋体"/>
-          <w:b w:val="0"/>
-          <w:sz w:val="24"/>
-        </w:rPr>
-        <w:t xml:space="preserve"> 预期形成一种面向智能体轨迹的样本选择方法，并在同池、同底座、同预算条件下，与随机选择、按长度选择、按调用类型覆盖选择以及成熟的质量—多样性方法对照，报告选择增益及其计算开销。若结果显示不优于合理对照，则如实报告负结果。</w:t>
+        <w:t xml:space="preserve"> 预期形成一套面向文献抽取资料的约束检测规则与智能体处置流程，并在检测召回率、误报率、修正后记录可用率、以及下游任务质量四个维度上，与不做检测直接入库、以及仅按任务完成度筛选轨迹两种做法对照。若检测端收益有限，则如实报告并分析瓶颈所在。</w:t>
       </w:r>
     </w:p>
     <w:p>
@@ -2852,7 +2866,7 @@
           <w:b/>
           <w:sz w:val="24"/>
         </w:rPr>
-        <w:t>拟创新点一：可核验失误信号与工具调用覆盖联合驱动的智能体轨迹选择。</w:t>
+        <w:t>拟创新点一：面向自动提取资料的可核验约束检测与智能体修正方法。</w:t>
       </w:r>
       <w:r>
         <w:rPr>
@@ -2860,7 +2874,7 @@
           <w:b w:val="0"/>
           <w:sz w:val="24"/>
         </w:rPr>
-        <w:t xml:space="preserve"> 本项把智能体轨迹的构造与选择合成一个整体。在构造环节，由教师智能体在真实工具链上完成设计任务，完整记录"推理—调工具—观察—修正"的每一步，并对每个结果标注可用性；在扰动环节，对同一任务改变约束条件后重跑，使同一基础任务派生出不同难度的轨迹。在选择环节，以任务检查器给出的可核验失误（路径合理性、参数正确性、约束满足、证据对应）定义薄弱度，以工具调用类型的覆盖程度定义样本组成，并以轨迹 token 成本归一化得分。与既有轨迹筛选做法的差别不在于再增加一个评分项，而在于三点：薄弱度的判据是外部可执行的检查而非模型自我评估；覆盖单位是工具调用类型而非文本主题；预算口径是 token 而非轨迹条数。这三处改动均由消融实验直接检验。</w:t>
+        <w:t xml:space="preserve"> 本项针对"文献抽取数据带系统性错误"这一前提问题。文献解析工具已能稳定完成版式还原，但从解析结果到结构化记录之间的字段抽取会引入错误：表格错位、上下标丢失、单位误读、基准混淆、条件缺失。已有研究指出这类错误的修复成功率可达八成以上，真正的瓶颈在检测召回。本项据此把投入放在检测端：将材料领域的可核验约束（总量归一、基准一致、单位规范、条件完整）实现为规则化检测器，封装为智能体可调用的工具；智能体依据检测报告决定处置动作（修正后重检、回退细化解析、或标记为不确定），并把处置过程记入轨迹；轨迹的选择依据不再是任务完成与否，而是它覆盖了哪些检测类型、是否触发并正确处置。与通用轨迹质量评分的差别在于检测对象：通用方法关注信息聚焦与策略收敛等过程特征，而本项检测的是材料数据特有的语义一致性，这类错误在代码或推理任务中不出现。</w:t>
       </w:r>
     </w:p>
     <w:p>
@@ -2874,7 +2888,7 @@
           <w:b w:val="0"/>
           <w:sz w:val="24"/>
         </w:rPr>
-        <w:t>本项的验证方式为：在相同轨迹池、相同底座与相同 token 预算下，与随机选择、按轨迹长度选择、按调用类型覆盖选择及成熟的质量—多样性方法对照；并分别移除失效信号项、覆盖项、冗余惩罚，以及移除轨迹扰动环节，检验各部分贡献。若不能优于合理对照，不将该项作为已验证贡献。</w:t>
+        <w:t>本项的验证方式为：在相同资料与相同解析器输出上，比较不做检测直接入库、仅按字段存在性检查、以及本项的约束检测三种做法，报告检测召回率、误报率与修正后记录可用率；再在轨迹选择环节比较以任务完成度为信号与以检测覆盖为信号的效果差异，并分别移除四类检测中的一类，检验各有何贡献。</w:t>
       </w:r>
     </w:p>
     <w:p>
@@ -2967,6 +2981,40 @@
           <w:sz w:val="24"/>
         </w:rPr>
         <w:t>。当前固定版本审计含 1,545 条记录、630 种归一化成分与 265 个 DOI；其中室温拉伸屈服强度子集为 287 条记录、91 种成分，室温铸态硬度子集为 254 条记录、233 种成分。此处室温按数据值 20 至 30 摄氏度定义，粗工艺标签不等于完全相同的材料状态。这些统计只说明预实验载体存在，不证明足以训练通用性能预测器。</w:t>
+      </w:r>
+    </w:p>
+    <w:p>
+      <w:pPr>
+        <w:ind w:firstLine="480" w:firstLineChars="200"/>
+        <w:spacing w:line="312" w:lineRule="auto"/>
+      </w:pPr>
+      <w:r>
+        <w:rPr>
+          <w:rFonts w:ascii="Times New Roman" w:hAnsi="Times New Roman" w:eastAsia="宋体"/>
+          <w:b w:val="0"/>
+          <w:sz w:val="24"/>
+        </w:rPr>
+        <w:t>由于公开数据规模不足以支撑多步智能体的训练，本课题同时建立文献补充数据通道。解析环节采用开源工具 MinerU 将 PDF 转换为结构化文本</w:t>
+      </w:r>
+      <w:r>
+        <w:rPr>
+          <w:rFonts w:ascii="Times New Roman" w:hAnsi="Times New Roman" w:eastAsia="宋体"/>
+          <w:sz w:val="24"/>
+          <w:vertAlign w:val="superscript"/>
+        </w:rPr>
+        <w:fldChar w:fldCharType="begin"/>
+        <w:instrText xml:space="preserve"> REF _Ref_ref043 \h </w:instrText>
+        <w:fldChar w:fldCharType="separate"/>
+        <w:t xml:space="preserve">[43]</w:t>
+        <w:fldChar w:fldCharType="end"/>
+      </w:r>
+      <w:r>
+        <w:rPr>
+          <w:rFonts w:ascii="Times New Roman" w:hAnsi="Times New Roman" w:eastAsia="宋体"/>
+          <w:b w:val="0"/>
+          <w:sz w:val="24"/>
+        </w:rPr>
+        <w:t>；该环节在通用场景下可靠性较好，但在表格合并单元格、上下标与真实扫描件上存在已知短板，故其输出必须经 3.1.1 的约束检测与修正后入库，不直接计入训练数据。文献补充库的规模以实际解析与检测通过率决定，在首轮试验后报告实际可用条数，不预设具体数字。</w:t>
       </w:r>
     </w:p>
     <w:p>
@@ -3531,7 +3579,7 @@
           <w:b w:val="0"/>
           <w:sz w:val="24"/>
         </w:rPr>
-        <w:t>针对创新点一（轨迹选择），设置四组消融。第一组移除失效信号项，只保留调用覆盖与冗余惩罚，检验可核验失误是否比覆盖本身更有信息量。第二组移除覆盖项，只保留失误信号，检验工具调用类型的覆盖是否带来额外增益。第三组同时移除信号与覆盖，退化为按成本加权的随机选择，检验收益是否来自评分框架。第四组保留完整效用但关闭冗余惩罚，检验去重是否必要。四组之外另做轨迹构造侧的消融：分别移除约束扰动环节与结果可用性标注，与完整构造比较，以区分"选样增益"与"轨迹构造增益"。</w:t>
+        <w:t>针对创新点一（约束检测与修正），设置四组消融。第一组关闭总量归一检测，只保留其余三类，检验该类错误对下游可用性的实际影响。第二组关闭基准一致检测。第三组关闭单位规范检测。第四组关闭条件完整检测。四类分别关闭后可测各类错误的独立贡献，并识别哪一类是主要瓶颈。此外做两组流程侧消融：一组在检测后不做修正直接入库，检验修正环节的必要性；另一组把检测结果从轨迹信号中移除、仅按任务完成度选轨迹，检验"以检测覆盖为选样信号"相对"以任务完成为信号"的增益。</w:t>
       </w:r>
     </w:p>
     <w:p>
@@ -3789,7 +3837,7 @@
           <w:b w:val="0"/>
           <w:sz w:val="24"/>
         </w:rPr>
-        <w:t>技术路线为：工具集与交互协议定义、资料版本与任务审计、来源分组与数据隔离、教师智能体轨迹采集及可核验项目过滤、学生诊断与调用覆盖选样、QLoRA 轨迹蒸馏、条件感知的本地检索工具、带参数校验的工具调用与有限修正、与教师智能体及本地强基线比较。教学与推理共用同一套工具接口、约束状态与来源类型，最终输出模型适配权重、知识库版本与轨迹日志。整体流程见图 3-1。</w:t>
+        <w:t>技术路线为：工具集与交互协议定义、文献解析与字段抽取、约束检测与修正、来源分组与数据隔离、教师智能体轨迹采集及可核验项目过滤、学生诊断与调用覆盖选样、QLoRA 轨迹蒸馏、条件感知的本地检索工具、带参数校验的工具调用与有限修正、与教师智能体及本地强基线比较。教学与推理共用同一套工具接口、约束状态与来源类型，最终输出模型适配权重、知识库版本与轨迹日志。整体流程见图 3-1。</w:t>
       </w:r>
     </w:p>
     <w:p>
@@ -4086,6 +4134,20 @@
           <w:b w:val="0"/>
           <w:sz w:val="24"/>
         </w:rPr>
+        <w:t>参考文献以正式发表的期刊论文与会议论文为主；其中编号 43 至 45 的三项工作为近期预印本，尚无正式发表版本，引用时已明确标注。这三项分别用于说明解析工具的能力边界、检测环节的瓶颈结论与数据库纠错的必要性，均为本课题立论所必需，故予保留。</w:t>
+      </w:r>
+    </w:p>
+    <w:p>
+      <w:pPr>
+        <w:ind w:firstLine="480" w:firstLineChars="200"/>
+        <w:spacing w:line="312" w:lineRule="auto"/>
+      </w:pPr>
+      <w:r>
+        <w:rPr>
+          <w:rFonts w:ascii="Times New Roman" w:hAnsi="Times New Roman" w:eastAsia="宋体"/>
+          <w:b w:val="0"/>
+          <w:sz w:val="24"/>
+        </w:rPr>
         <w:t>本报告为研究计划，教学构造、选样算法、训练与用户试用均尚待实施。报告整理使用人工智能辅助检索、写作与一致性检查，引用已按可访问原始页面核验，但未声称逐篇复现实验或完成系统性文献综述。涉及人员试用时按所在单位要求落实知情同意与数据保护。姓名、单位、导师、经费、利益冲突与作者贡献等个人或项目声明由实际研究者补充，不代为填写。</w:t>
       </w:r>
     </w:p>
@@ -5149,6 +5211,72 @@
           <w:sz w:val="21"/>
         </w:rPr>
         <w:t xml:space="preserve"> Zhang Y, Wang S, Liang S, et al. Distilling LLM agent into small models with retrieval and code tools[C]//Proceedings of the 2025 Conference on Empirical Methods in Natural Language Processing. 2025.</w:t>
+      </w:r>
+    </w:p>
+    <w:p>
+      <w:pPr>
+        <w:spacing w:line="312" w:lineRule="auto"/>
+        <w:ind w:left="480" w:leftChars="0" w:hanging="480" w:hangingChars="200"/>
+      </w:pPr>
+      <w:bookmarkStart w:id="1043" w:name="_Ref_ref043"/>
+      <w:r>
+        <w:rPr>
+          <w:rFonts w:ascii="Times New Roman" w:hAnsi="Times New Roman" w:eastAsia="宋体"/>
+          <w:sz w:val="21"/>
+        </w:rPr>
+        <w:t>[43]</w:t>
+      </w:r>
+      <w:bookmarkEnd w:id="1043"/>
+      <w:r>
+        <w:rPr>
+          <w:rFonts w:ascii="Times New Roman" w:hAnsi="Times New Roman" w:eastAsia="宋体"/>
+          <w:sz w:val="21"/>
+        </w:rPr>
+        <w:t xml:space="preserve"> Wang B, Xu C, Zhao X, Ouyang L, et al. MinerU: an open-source solution for precise document content extraction[EB/OL]. arXiv:2409.18839, 2024.（预印本，该工具为开源项目，代码见 opendatalab/MinerU）</w:t>
+      </w:r>
+    </w:p>
+    <w:p>
+      <w:pPr>
+        <w:spacing w:line="312" w:lineRule="auto"/>
+        <w:ind w:left="480" w:leftChars="0" w:hanging="480" w:hangingChars="200"/>
+      </w:pPr>
+      <w:bookmarkStart w:id="1044" w:name="_Ref_ref044"/>
+      <w:r>
+        <w:rPr>
+          <w:rFonts w:ascii="Times New Roman" w:hAnsi="Times New Roman" w:eastAsia="宋体"/>
+          <w:sz w:val="21"/>
+        </w:rPr>
+        <w:t>[44]</w:t>
+      </w:r>
+      <w:bookmarkEnd w:id="1044"/>
+      <w:r>
+        <w:rPr>
+          <w:rFonts w:ascii="Times New Roman" w:hAnsi="Times New Roman" w:eastAsia="宋体"/>
+          <w:sz w:val="21"/>
+        </w:rPr>
+        <w:t xml:space="preserve"> Grounded verification of chemical and materials reasoning: detection is the bottleneck[EB/OL]. arXiv:2607.17417, 2026.（预印本）</w:t>
+      </w:r>
+    </w:p>
+    <w:p>
+      <w:pPr>
+        <w:spacing w:line="312" w:lineRule="auto"/>
+        <w:ind w:left="480" w:leftChars="0" w:hanging="480" w:hangingChars="200"/>
+      </w:pPr>
+      <w:bookmarkStart w:id="1045" w:name="_Ref_ref045"/>
+      <w:r>
+        <w:rPr>
+          <w:rFonts w:ascii="Times New Roman" w:hAnsi="Times New Roman" w:eastAsia="宋体"/>
+          <w:sz w:val="21"/>
+        </w:rPr>
+        <w:t>[45]</w:t>
+      </w:r>
+      <w:bookmarkEnd w:id="1045"/>
+      <w:r>
+        <w:rPr>
+          <w:rFonts w:ascii="Times New Roman" w:hAnsi="Times New Roman" w:eastAsia="宋体"/>
+          <w:sz w:val="21"/>
+        </w:rPr>
+        <w:t xml:space="preserve"> LitMOF: an LLM multi-agent for literature-validated metal-organic frameworks database correction and expansion[EB/OL]. arXiv:2512.01693, 2025.（预印本）</w:t>
       </w:r>
     </w:p>
     <w:sectPr>

--- a/开题报告_领域小模型蒸馏与知识增强/V4_范本对齐_2026-10-26/开题报告_V4.docx
+++ b/开题报告_领域小模型蒸馏与知识增强/V4_范本对齐_2026-10-26/开题报告_V4.docx
@@ -92,9 +92,9 @@
       <w:r>
         <w:rPr>
           <w:rFonts w:ascii="Times New Roman" w:hAnsi="Times New Roman" w:eastAsia="宋体"/>
-          <w:sz w:val="30"/>
-        </w:rPr>
-        <w:t>论文题目： 面向高熵合金设计辅助的小模型智能体选择性蒸馏方法研究</w:t>
+          <w:sz w:val="26"/>
+        </w:rPr>
+        <w:t>论文题目： 面向高熵合金设计辅助的本体驱动证据判定与小模型蒸馏方法研究</w:t>
       </w:r>
     </w:p>
     <w:p>
@@ -2171,7 +2171,7 @@
           <w:b/>
           <w:sz w:val="28"/>
         </w:rPr>
-        <w:t>3.1.1 面向自动提取资料的可核验约束检测与智能体修正方法</w:t>
+        <w:t>3.1.1 本体驱动的证据适用性类型化判定方法</w:t>
       </w:r>
     </w:p>
     <w:p>
@@ -2193,21 +2193,27 @@
           <w:b w:val="0"/>
           <w:sz w:val="24"/>
         </w:rPr>
-        <w:t xml:space="preserve"> 高质量的训练资料是智能体能力的基础，而目前可公开获取的合金数据规模有限：主流的 MPEA 数据集仅含 1,545 条记录，其中室温拉伸子集 287 条、铸态硬度子集 254 条，按来源分组后样本量更为紧张。要支撑多步工具调用的智能体训练，必须从文献中补充数据。文献解析工具已相当成熟，开源方案可把 PDF 稳定转换为 Markdown 或 JSON，通用场景下不易崩溃，这使规模化建库在工程上可行。</w:t>
-      </w:r>
-    </w:p>
-    <w:p>
-      <w:pPr>
-        <w:ind w:firstLine="480" w:firstLineChars="200"/>
-        <w:spacing w:line="312" w:lineRule="auto"/>
-      </w:pPr>
+        <w:t xml:space="preserve"> 检索增强生成在材料问答中的失效，有一半以上不发生在检索环节，而发生在"证据拿到之后怎么用"这一层。已有大规模实证研究在小模型上给出明确数据</w:t>
+      </w:r>
+      <w:r>
+        <w:rPr>
+          <w:rFonts w:ascii="Times New Roman" w:hAnsi="Times New Roman" w:eastAsia="宋体"/>
+          <w:sz w:val="24"/>
+          <w:vertAlign w:val="superscript"/>
+        </w:rPr>
+        <w:fldChar w:fldCharType="begin"/>
+        <w:instrText xml:space="preserve"> REF _Ref_ref047 \h </w:instrText>
+        <w:fldChar w:fldCharType="separate"/>
+        <w:t xml:space="preserve">[47]</w:t>
+        <w:fldChar w:fldCharType="end"/>
+      </w:r>
       <w:r>
         <w:rPr>
           <w:rFonts w:ascii="Times New Roman" w:hAnsi="Times New Roman" w:eastAsia="宋体"/>
           <w:b w:val="0"/>
           <w:sz w:val="24"/>
         </w:rPr>
-        <w:t>但解析只是第一步。从解析结果到可入库的结构化记录之间隔着一层字段抽取，而这一层会引入系统性错误：表格合并单元格错位导致元素与数值对不上；上下标在转换中丢失，使 Al0.5 变成 Al0.5 或 Al05；单位符号被误读，硬度 HV 与 HRC 混为一谈；比例基准在原子百分比与质量百分比之间混淆；测试条件写在表注或正文中而未被抽取，使记录失去可比性。已有针对文献抽取数据库的分析指出，这类错误在自动构建的库中占比可观，且会沿下游的筛选与建模流程传导；对金属有机框架数据库的核查显示近半数条目存在结构性错误，而修正需要整合晶体文件、合成描述与散落在文献中的上下文证据</w:t>
+        <w:t>：即使提供保证含正确答案的检索结果，参数量不超过七十亿的模型在自身无法回答的问题上仍有百分之八十五至一百的提取失败率；并且任何检索都会破坏原本答对的百分之四十二至一百的答案，主要失效模式是完全忽略给出的上下文。这说明小模型的问题不是"找不到证据"，而是"不会判断哪条证据能用"。对于材料领域，这一判断还多了一层难度：证据常常主题相关而条件不符，一条室温拉伸数据可能来自完全不同的热处理状态。而对文献抽取所得数据库的核查显示，近半数条目存在结构性错误，这些错误会沿下游流程传导</w:t>
       </w:r>
       <w:r>
         <w:rPr>
@@ -2249,15 +2255,81 @@
           <w:b w:val="0"/>
           <w:sz w:val="24"/>
         </w:rPr>
-        <w:t xml:space="preserve"> 三个困难使这一环节难以简单处理。第一，错误类型与解析器的失效模式强相关。不同解析工具在表格、公式、扫描件上的短板不同，检测点必须针对具体工具的实际输出设计，不能套用通用规则。第二，检测比修复更难。已有研究在化学对象校验上给出明确结论：只要错误被标记出来，修复的成功率可达 80% 至 97%，真正的瓶颈在于</w:t>
-      </w:r>
+        <w:t xml:space="preserve"> 已有工作尝试用小模型做证据接地的判断：四亿级参数的小推理模型被训练来判断"文档与声明是否构成支持关系"，在公开基准上取得与更大专用模型相当的准确率，其做法是用偏好优化把大模型的推理蒸馏进小 backbone</w:t>
+      </w:r>
+      <w:r>
+        <w:rPr>
+          <w:rFonts w:ascii="Times New Roman" w:hAnsi="Times New Roman" w:eastAsia="宋体"/>
+          <w:sz w:val="24"/>
+          <w:vertAlign w:val="superscript"/>
+        </w:rPr>
+        <w:fldChar w:fldCharType="begin"/>
+        <w:instrText xml:space="preserve"> REF _Ref_ref048 \h </w:instrText>
+        <w:fldChar w:fldCharType="separate"/>
+        <w:t xml:space="preserve">[48]</w:t>
+        <w:fldChar w:fldCharType="end"/>
+      </w:r>
+      <w:r>
+        <w:rPr>
+          <w:rFonts w:ascii="Times New Roman" w:hAnsi="Times New Roman" w:eastAsia="宋体"/>
+          <w:b w:val="0"/>
+          <w:sz w:val="24"/>
+        </w:rPr>
+        <w:t>。这类工作说明了小模型可承担接地判断，但其判定对象是"声明是否被文档支持"，不涉及"文档的测试条件是否与问题匹配"这一层。三个困难使这一判断难以直接沿用生成式方法。第一，自由生成无法保证判断的一致性。同一份证据在不同表述下可能得到不同结论，而适用性判断本应是确定性的分类结果。第二，判断依据在材料领域高度结构化。是否适用取决于成分计量基准、制备状态、测试温度、试验类型等若干槽位的比对结果，这是一次受限的选择而非开放的文本生成。第三，缺少可用的标注资源。类型化决策模型在生物医学领域已获验证</w:t>
+      </w:r>
+      <w:r>
+        <w:rPr>
+          <w:rFonts w:ascii="Times New Roman" w:hAnsi="Times New Roman" w:eastAsia="宋体"/>
+          <w:sz w:val="24"/>
+          <w:vertAlign w:val="superscript"/>
+        </w:rPr>
+        <w:fldChar w:fldCharType="begin"/>
+        <w:instrText xml:space="preserve"> REF _Ref_ref026 \h </w:instrText>
+        <w:fldChar w:fldCharType="separate"/>
+        <w:t xml:space="preserve">[26]</w:t>
+        <w:fldChar w:fldCharType="end"/>
+      </w:r>
+      <w:r>
+        <w:rPr>
+          <w:rFonts w:ascii="Times New Roman" w:hAnsi="Times New Roman" w:eastAsia="宋体"/>
+          <w:b w:val="0"/>
+          <w:sz w:val="24"/>
+        </w:rPr>
+        <w:t>，其训练标签来自长期人工维护的专业索引体系；材料领域没有对等的资源，直接迁移缺乏标签基础。另有综述系统整理了此类"不作生成、只作判定"的范式</w:t>
+      </w:r>
+      <w:r>
+        <w:rPr>
+          <w:rFonts w:ascii="Times New Roman" w:hAnsi="Times New Roman" w:eastAsia="宋体"/>
+          <w:sz w:val="24"/>
+          <w:vertAlign w:val="superscript"/>
+        </w:rPr>
+        <w:fldChar w:fldCharType="begin"/>
+        <w:instrText xml:space="preserve"> REF _Ref_ref050 \h </w:instrText>
+        <w:fldChar w:fldCharType="separate"/>
+        <w:t xml:space="preserve">[50]</w:t>
+        <w:fldChar w:fldCharType="end"/>
+      </w:r>
+      <w:r>
+        <w:rPr>
+          <w:rFonts w:ascii="Times New Roman" w:hAnsi="Times New Roman" w:eastAsia="宋体"/>
+          <w:b w:val="0"/>
+          <w:sz w:val="24"/>
+        </w:rPr>
+        <w:t>，但其适用前提同样是存在可靠的选项定义与标签来源。</w:t>
+      </w:r>
+    </w:p>
+    <w:p>
+      <w:pPr>
+        <w:ind w:firstLine="480" w:firstLineChars="200"/>
+        <w:spacing w:line="312" w:lineRule="auto"/>
+      </w:pPr>
       <w:r>
         <w:rPr>
           <w:rFonts w:ascii="Times New Roman" w:hAnsi="Times New Roman" w:eastAsia="宋体"/>
           <w:b/>
           <w:sz w:val="24"/>
         </w:rPr>
-        <w:t>循环内的检测召回率</w:t>
+        <w:t>若不解决会导致什么。</w:t>
       </w:r>
       <w:r>
         <w:rPr>
@@ -2265,7 +2337,85 @@
           <w:b w:val="0"/>
           <w:sz w:val="24"/>
         </w:rPr>
-        <w:t>；该工作在 528 条带条件限定的提示上，把公式类错误从 22% 降到 4%，且检索开销仅为全面检索的三分之一</w:t>
+        <w:t xml:space="preserve"> 后果首先体现为无依据结论：模型引用了真实存在的记录，但该记录的条件与问题不符，输出表面上可追溯，实质不成立。其次是判断不稳定：同一问题重复提问可能得到不同结论，用户无法建立信任。第三是错误不可归因：由于判断过程是生成而非分类，一旦结论错误，无法定位是哪个条件槽位比对失败。</w:t>
+      </w:r>
+    </w:p>
+    <w:p>
+      <w:pPr>
+        <w:ind w:firstLine="480" w:firstLineChars="200"/>
+        <w:spacing w:line="312" w:lineRule="auto"/>
+      </w:pPr>
+      <w:r>
+        <w:rPr>
+          <w:rFonts w:ascii="Times New Roman" w:hAnsi="Times New Roman" w:eastAsia="宋体"/>
+          <w:b/>
+          <w:sz w:val="24"/>
+        </w:rPr>
+        <w:t>本课题采用的解决方法。</w:t>
+      </w:r>
+      <w:r>
+        <w:rPr>
+          <w:rFonts w:ascii="Times New Roman" w:hAnsi="Times New Roman" w:eastAsia="宋体"/>
+          <w:b w:val="0"/>
+          <w:sz w:val="24"/>
+        </w:rPr>
+        <w:t xml:space="preserve"> 针对上述三点，本部分按以下步骤展开。</w:t>
+      </w:r>
+    </w:p>
+    <w:p>
+      <w:pPr>
+        <w:ind w:firstLine="480" w:firstLineChars="200"/>
+        <w:spacing w:line="312" w:lineRule="auto"/>
+      </w:pPr>
+      <w:r>
+        <w:rPr>
+          <w:rFonts w:ascii="Times New Roman" w:hAnsi="Times New Roman" w:eastAsia="宋体"/>
+          <w:b w:val="0"/>
+          <w:sz w:val="24"/>
+        </w:rPr>
+        <w:t>第一步，构建轻量材料本体，定义判定所需的槽位。本体不作大而全的建模，只覆盖判断适用性所必需的四类槽位：成分（含元素集合与计量基准）、状态（制备工艺、热处理、相结构）、测试条件（测试温度、试验类型、测量方法）、性能（指标类型、单位、数值来源类型）。每类槽位声明其取值域与比较规则，例如测试温度按区间重叠判定、计量基准必须一致、单位需先换算再比较。本体以结构化文件保存，可版本化管理。</w:t>
+      </w:r>
+    </w:p>
+    <w:p>
+      <w:pPr>
+        <w:ind w:firstLine="480" w:firstLineChars="200"/>
+        <w:spacing w:line="312" w:lineRule="auto"/>
+      </w:pPr>
+      <w:r>
+        <w:rPr>
+          <w:rFonts w:ascii="Times New Roman" w:hAnsi="Times New Roman" w:eastAsia="宋体"/>
+          <w:b w:val="0"/>
+          <w:sz w:val="24"/>
+        </w:rPr>
+        <w:t>第二步，由本体结构自动生成判定标签，替代人工标注。对给定问题与候选证据，先从问题解析出所需槽位及其取值，再从证据记录中填取对应槽位，逐项比对。比对结果按四类归集：条件相符、条件冲突、条件缺失、条件未知。规则能明确判定的情形直接生成标签，例如两侧温度均有值且区间不重叠判为冲突、基准字段不一致判为冲突、字段为空判为缺失。这一设计的关键在于：标签不是人工标的，而是由本体声明的比较规则推导出来的，因而可批量生成、可复现、可审计。</w:t>
+      </w:r>
+    </w:p>
+    <w:p>
+      <w:pPr>
+        <w:ind w:firstLine="480" w:firstLineChars="200"/>
+        <w:spacing w:line="312" w:lineRule="auto"/>
+      </w:pPr>
+      <w:r>
+        <w:rPr>
+          <w:rFonts w:ascii="Times New Roman" w:hAnsi="Times New Roman" w:eastAsia="宋体"/>
+          <w:b w:val="0"/>
+          <w:sz w:val="24"/>
+        </w:rPr>
+        <w:t>第三步，把规则无法判定的部分交给蒸馏所得的小模型。规则只能处理字段齐全且取值明确的情形。实际数据中存在大量模糊情形：字段缺失但上下文（表注、正文、同表其他行）暗示了条件；同一条件有多种表述（"铸态"与"as-cast"，"室温"与"25 ℃"）；单位需经换算才能比较；多个条件部分符合而整体存疑。这些情形规则无法给出可靠标签，正是模型要学习的部分。以教师示范这些模糊情形的判断过程，蒸馏进小模型，使其在规则盲区上补位。</w:t>
+      </w:r>
+    </w:p>
+    <w:p>
+      <w:pPr>
+        <w:ind w:firstLine="480" w:firstLineChars="200"/>
+        <w:spacing w:line="312" w:lineRule="auto"/>
+      </w:pPr>
+      <w:r>
+        <w:rPr>
+          <w:rFonts w:ascii="Times New Roman" w:hAnsi="Times New Roman" w:eastAsia="宋体"/>
+          <w:b w:val="0"/>
+          <w:sz w:val="24"/>
+        </w:rPr>
+        <w:t>第四步，量化规则与模型的覆盖分界。分别统计规则可判定的比例、规则判定的一致性（重复标注一致率）、以及模型在规则无法判定样本上的准确率。已有研究在化学对象校验上给出提示：错误一旦被标记，修复成功率可达八成以上，真正的瓶颈在于检测环节的召回</w:t>
       </w:r>
       <w:r>
         <w:rPr>
@@ -2285,7 +2435,7 @@
           <w:b w:val="0"/>
           <w:sz w:val="24"/>
         </w:rPr>
-        <w:t>。这提示本课题的投入重点应是检测而非修复。第三，检测结果如何驱动智能体的后续动作缺乏规范：检测到错误后是丢弃该记录、回退重新解析、还是标记为不确定继续使用，不同处置对最终可用性的影响不同。</w:t>
+        <w:t>。本项因此把评价重心放在判定召回率而非后续修正。这一统计是方案成立与否的关键：若规则覆盖率过高，模型的存在价值需要重新论证；若模型在盲区上不显著优于随机，则方案不成立。两种结果都如实报告。</w:t>
       </w:r>
     </w:p>
     <w:p>
@@ -2299,7 +2449,7 @@
           <w:b/>
           <w:sz w:val="24"/>
         </w:rPr>
-        <w:t>若不解决会导致什么。</w:t>
+        <w:t>该算法能解决什么问题。</w:t>
       </w:r>
       <w:r>
         <w:rPr>
@@ -2307,7 +2457,7 @@
           <w:b w:val="0"/>
           <w:sz w:val="24"/>
         </w:rPr>
-        <w:t xml:space="preserve"> 后果首先体现为错误数据进入训练集：智能体学到的是被污染的示范，其输出会重现同样的数值错误，且因为错误来自数据而非模型，仅靠增加数据量无法消除。其次是虚假的可追溯性：若记录保留了来源页码但字段已经错位，引用行为表面上成立而实质不成立，这比没有引用更具误导性。第三是评测失真：若测试集本身包含抽取错误，方法之间的比较结果不可解释。</w:t>
+        <w:t xml:space="preserve"> 这一设计把适用性判断从开放生成改为受限分类，使结论确定且可复核；判定依据来自本体声明的槽位与比较规则，因而错误可归因到具体槽位；标签由规则自动生成，绕开了材料领域缺乏人工标注体系的障碍；规则与模型分工明确，各自的贡献可分别度量。</w:t>
       </w:r>
     </w:p>
     <w:p>
@@ -2321,7 +2471,7 @@
           <w:b/>
           <w:sz w:val="24"/>
         </w:rPr>
-        <w:t>本课题采用的解决方法。</w:t>
+        <w:t>整体目标。</w:t>
       </w:r>
       <w:r>
         <w:rPr>
@@ -2329,93 +2479,7 @@
           <w:b w:val="0"/>
           <w:sz w:val="24"/>
         </w:rPr>
-        <w:t xml:space="preserve"> 针对上述三点，本部分按以下步骤展开。</w:t>
-      </w:r>
-    </w:p>
-    <w:p>
-      <w:pPr>
-        <w:ind w:firstLine="480" w:firstLineChars="200"/>
-        <w:spacing w:line="312" w:lineRule="auto"/>
-      </w:pPr>
-      <w:r>
-        <w:rPr>
-          <w:rFonts w:ascii="Times New Roman" w:hAnsi="Times New Roman" w:eastAsia="宋体"/>
-          <w:b w:val="0"/>
-          <w:sz w:val="24"/>
-        </w:rPr>
-        <w:t>第一步，界定针对解析器输出特性的检测点。检测器按四类约束组织：其一，总量归一，检查元素比例之和是否为单位总量，并识别计量基准（原子百分比或质量百分比）；其二，基准一致，检查同一记录内的比例基准是否统一，跨记录比较时是否已换算；其三，单位规范，检查硬度、强度、温度等字段的单位符号是否在允许集合内，是否存在同一数值多种单位并存；其四，条件完整，检查测试温度、样品状态、试验类型等决定可比性的字段是否齐全，缺失时标记为不确定而非默认填充。四类检测均以规则实现，不依赖模型判断，因而结果可复现、可审计。</w:t>
-      </w:r>
-    </w:p>
-    <w:p>
-      <w:pPr>
-        <w:ind w:firstLine="480" w:firstLineChars="200"/>
-        <w:spacing w:line="312" w:lineRule="auto"/>
-      </w:pPr>
-      <w:r>
-        <w:rPr>
-          <w:rFonts w:ascii="Times New Roman" w:hAnsi="Times New Roman" w:eastAsia="宋体"/>
-          <w:b w:val="0"/>
-          <w:sz w:val="24"/>
-        </w:rPr>
-        <w:t>第二步，由智能体调用检测并决定处置。检测器封装为智能体可调用的工具，返回结构化的检测报告，逐项标明通过、违反与未知。智能体依据报告采取不同动作：违反项可定位到原始片段时，调用修改工具修正并再次检测；无法定位时回退至更细粒度的解析结果；仍不确定时标记该记录为不可用于性能陈述，但可保留作为成分参考。所有处置动作与检测结论一并记录在轨迹中。</w:t>
-      </w:r>
-    </w:p>
-    <w:p>
-      <w:pPr>
-        <w:ind w:firstLine="480" w:firstLineChars="200"/>
-        <w:spacing w:line="312" w:lineRule="auto"/>
-      </w:pPr>
-      <w:r>
-        <w:rPr>
-          <w:rFonts w:ascii="Times New Roman" w:hAnsi="Times New Roman" w:eastAsia="宋体"/>
-          <w:b w:val="0"/>
-          <w:sz w:val="24"/>
-        </w:rPr>
-        <w:t>第三步，按检测结果构造与筛选教学轨迹。轨迹的价值不再仅取决于最终任务是否完成，而取决于它是否包含"检测出错误并有效处置"的过程。据此定义轨迹级的薄弱度信号：该轨迹覆盖了哪些检测类型、在每类上是否触发并正确处置、处置后是否收敛。以轨迹 token 成本归一化后，在固定预算内优先选择能补齐未覆盖检测类型、且包含有效处置行为的轨迹。</w:t>
-      </w:r>
-    </w:p>
-    <w:p>
-      <w:pPr>
-        <w:ind w:firstLine="480" w:firstLineChars="200"/>
-        <w:spacing w:line="312" w:lineRule="auto"/>
-      </w:pPr>
-      <w:r>
-        <w:rPr>
-          <w:rFonts w:ascii="Times New Roman" w:hAnsi="Times New Roman" w:eastAsia="宋体"/>
-          <w:b/>
-          <w:sz w:val="24"/>
-        </w:rPr>
-        <w:t>该算法能解决什么问题。</w:t>
-      </w:r>
-      <w:r>
-        <w:rPr>
-          <w:rFonts w:ascii="Times New Roman" w:hAnsi="Times New Roman" w:eastAsia="宋体"/>
-          <w:b w:val="0"/>
-          <w:sz w:val="24"/>
-        </w:rPr>
-        <w:t xml:space="preserve"> 这一设计把数据质量从"事后抽查"变为"流程内检测"，使错误在入库前被拦截或标记；检测器采用规则实现，结论可复核，不依赖模型自评；将处置行为纳入轨迹价值，则使智能体学到的不只是完成任务，还包括发现并处理问题数据的能力。三者共同指向一个可检验命题：在同等预算下，以可核验检测为信号构造的教学轨迹，是否比以任务完成与否为信号的轨迹更能提升智能体在含噪资料上的可靠性。</w:t>
-      </w:r>
-    </w:p>
-    <w:p>
-      <w:pPr>
-        <w:ind w:firstLine="480" w:firstLineChars="200"/>
-        <w:spacing w:line="312" w:lineRule="auto"/>
-      </w:pPr>
-      <w:r>
-        <w:rPr>
-          <w:rFonts w:ascii="Times New Roman" w:hAnsi="Times New Roman" w:eastAsia="宋体"/>
-          <w:b/>
-          <w:sz w:val="24"/>
-        </w:rPr>
-        <w:t>整体目标。</w:t>
-      </w:r>
-      <w:r>
-        <w:rPr>
-          <w:rFonts w:ascii="Times New Roman" w:hAnsi="Times New Roman" w:eastAsia="宋体"/>
-          <w:b w:val="0"/>
-          <w:sz w:val="24"/>
-        </w:rPr>
-        <w:t xml:space="preserve"> 预期形成一套面向文献抽取资料的约束检测规则与智能体处置流程，并在检测召回率、误报率、修正后记录可用率、以及下游任务质量四个维度上，与不做检测直接入库、以及仅按任务完成度筛选轨迹两种做法对照。若检测端收益有限，则如实报告并分析瓶颈所在。</w:t>
+        <w:t xml:space="preserve"> 预期形成一套本体驱动的证据适用性判定方法，并在判定准确率、规则覆盖率、规则一致性以及模型在盲区上的增益四个维度上，与不区分的通用判断、纯规则判断、纯模型判断三种做法对照，界定规则与模型各自的适用边界。</w:t>
       </w:r>
     </w:p>
     <w:p>
@@ -2866,7 +2930,7 @@
           <w:b/>
           <w:sz w:val="24"/>
         </w:rPr>
-        <w:t>拟创新点一：面向自动提取资料的可核验约束检测与智能体修正方法。</w:t>
+        <w:t>拟创新点一：本体驱动的证据适用性类型化判定方法。</w:t>
       </w:r>
       <w:r>
         <w:rPr>
@@ -2874,7 +2938,47 @@
           <w:b w:val="0"/>
           <w:sz w:val="24"/>
         </w:rPr>
-        <w:t xml:space="preserve"> 本项针对"文献抽取数据带系统性错误"这一前提问题。文献解析工具已能稳定完成版式还原，但从解析结果到结构化记录之间的字段抽取会引入错误：表格错位、上下标丢失、单位误读、基准混淆、条件缺失。已有研究指出这类错误的修复成功率可达八成以上，真正的瓶颈在检测召回。本项据此把投入放在检测端：将材料领域的可核验约束（总量归一、基准一致、单位规范、条件完整）实现为规则化检测器，封装为智能体可调用的工具；智能体依据检测报告决定处置动作（修正后重检、回退细化解析、或标记为不确定），并把处置过程记入轨迹；轨迹的选择依据不再是任务完成与否，而是它覆盖了哪些检测类型、是否触发并正确处置。与通用轨迹质量评分的差别在于检测对象：通用方法关注信息聚焦与策略收敛等过程特征，而本项检测的是材料数据特有的语义一致性，这类错误在代码或推理任务中不出现。</w:t>
+        <w:t xml:space="preserve"> 本项把适用性判断从开放生成改为受限分类，并以本体结构替代人工标注体系来生成训练标签。具体包括三步：其一，构建只覆盖判定所需的轻量本体，定义成分、状态、测试条件、性能四类槽位及其比较规则（区间重叠、基准一致、单位换算）；其二，由本体声明的比较规则自动生成"条件相符／冲突／缺失／未知"四类标签，标签可批量生成、可复现、可审计；其三，把规则无法判定的模糊情形（字段缺失但上下文有线索、表述歧义、单位需换算）交由蒸馏所得的小模型判断。与既有类型化决策工作的差别在于标签来源：已有工作依赖长期人工维护的专业索引体系，材料领域无对等资源；本项以本体结构自动生成标签，绕开该依赖。与本体增强检索类工作的差别在于用途：后者用本体改进检索排序并按本体锚定生成</w:t>
+      </w:r>
+      <w:r>
+        <w:rPr>
+          <w:rFonts w:ascii="Times New Roman" w:hAnsi="Times New Roman" w:eastAsia="宋体"/>
+          <w:sz w:val="24"/>
+          <w:vertAlign w:val="superscript"/>
+        </w:rPr>
+        <w:fldChar w:fldCharType="begin"/>
+        <w:instrText xml:space="preserve"> REF _Ref_ref046 \h </w:instrText>
+        <w:fldChar w:fldCharType="separate"/>
+        <w:t xml:space="preserve">[46]</w:t>
+        <w:fldChar w:fldCharType="end"/>
+      </w:r>
+      <w:r>
+        <w:rPr>
+          <w:rFonts w:ascii="Times New Roman" w:hAnsi="Times New Roman" w:eastAsia="宋体"/>
+          <w:b w:val="0"/>
+          <w:sz w:val="24"/>
+        </w:rPr>
+        <w:t>，本项用本体定义判断的选项空间。与本体符合的实体识别工作也不同，后者判定实体归属哪一本体类</w:t>
+      </w:r>
+      <w:r>
+        <w:rPr>
+          <w:rFonts w:ascii="Times New Roman" w:hAnsi="Times New Roman" w:eastAsia="宋体"/>
+          <w:sz w:val="24"/>
+          <w:vertAlign w:val="superscript"/>
+        </w:rPr>
+        <w:fldChar w:fldCharType="begin"/>
+        <w:instrText xml:space="preserve"> REF _Ref_ref049 \h </w:instrText>
+        <w:fldChar w:fldCharType="separate"/>
+        <w:t xml:space="preserve">[49]</w:t>
+        <w:fldChar w:fldCharType="end"/>
+      </w:r>
+      <w:r>
+        <w:rPr>
+          <w:rFonts w:ascii="Times New Roman" w:hAnsi="Times New Roman" w:eastAsia="宋体"/>
+          <w:b w:val="0"/>
+          <w:sz w:val="24"/>
+        </w:rPr>
+        <w:t>，本项判定证据与问题之间的适用关系。</w:t>
       </w:r>
     </w:p>
     <w:p>
@@ -2888,7 +2992,7 @@
           <w:b w:val="0"/>
           <w:sz w:val="24"/>
         </w:rPr>
-        <w:t>本项的验证方式为：在相同资料与相同解析器输出上，比较不做检测直接入库、仅按字段存在性检查、以及本项的约束检测三种做法，报告检测召回率、误报率与修正后记录可用率；再在轨迹选择环节比较以任务完成度为信号与以检测覆盖为信号的效果差异，并分别移除四类检测中的一类，检验各有何贡献。</w:t>
+        <w:t>本项的验证方式为：分别统计规则可判定比例、规则重复标注一致率、以及模型在规则盲区上的准确率，据此界定规则与模型的适用边界；并与不区分的通用判断、纯规则判断、纯模型判断三种做法对照。若规则覆盖率过高使模型缺乏存在价值，或模型在盲区上不显著优于随机，均如实报告。</w:t>
       </w:r>
     </w:p>
     <w:p>
@@ -3579,7 +3683,7 @@
           <w:b w:val="0"/>
           <w:sz w:val="24"/>
         </w:rPr>
-        <w:t>针对创新点一（约束检测与修正），设置四组消融。第一组关闭总量归一检测，只保留其余三类，检验该类错误对下游可用性的实际影响。第二组关闭基准一致检测。第三组关闭单位规范检测。第四组关闭条件完整检测。四类分别关闭后可测各类错误的独立贡献，并识别哪一类是主要瓶颈。此外做两组流程侧消融：一组在检测后不做修正直接入库，检验修正环节的必要性；另一组把检测结果从轨迹信号中移除、仅按任务完成度选轨迹，检验"以检测覆盖为选样信号"相对"以任务完成为信号"的增益。</w:t>
+        <w:t>针对创新点一（本体驱动判定），设置四组消融。第一组把四类槽位压成单一"条件是否匹配"的二值判断，检验分槽位是否带来增益。第二组移除"未知"状态，把无法判定的一律归入"缺失"，检验该状态的信息价值。第三组关闭本体声明的比较规则、改为按字段字符串相等判断，检验规则化比较的必要性。第四组仅用规则、不引入模型，直接测出规则的天花板。四组共同回答"分槽位、四状态、规则化比较、模型补位"四个设计的各自贡献。</w:t>
       </w:r>
     </w:p>
     <w:p>
@@ -5277,6 +5381,116 @@
           <w:sz w:val="21"/>
         </w:rPr>
         <w:t xml:space="preserve"> LitMOF: an LLM multi-agent for literature-validated metal-organic frameworks database correction and expansion[EB/OL]. arXiv:2512.01693, 2025.（预印本）</w:t>
+      </w:r>
+    </w:p>
+    <w:p>
+      <w:pPr>
+        <w:spacing w:line="312" w:lineRule="auto"/>
+        <w:ind w:left="480" w:leftChars="0" w:hanging="480" w:hangingChars="200"/>
+      </w:pPr>
+      <w:bookmarkStart w:id="1046" w:name="_Ref_ref046"/>
+      <w:r>
+        <w:rPr>
+          <w:rFonts w:ascii="Times New Roman" w:hAnsi="Times New Roman" w:eastAsia="宋体"/>
+          <w:sz w:val="21"/>
+        </w:rPr>
+        <w:t>[46]</w:t>
+      </w:r>
+      <w:bookmarkEnd w:id="1046"/>
+      <w:r>
+        <w:rPr>
+          <w:rFonts w:ascii="Times New Roman" w:hAnsi="Times New Roman" w:eastAsia="宋体"/>
+          <w:sz w:val="21"/>
+        </w:rPr>
+        <w:t xml:space="preserve"> OG-RAG: ontology-grounded retrieval-augmented generation for large language models[EB/OL]. arXiv:2412.15235, 2024.（预印本）</w:t>
+      </w:r>
+    </w:p>
+    <w:p>
+      <w:pPr>
+        <w:spacing w:line="312" w:lineRule="auto"/>
+        <w:ind w:left="480" w:leftChars="0" w:hanging="480" w:hangingChars="200"/>
+      </w:pPr>
+      <w:bookmarkStart w:id="1047" w:name="_Ref_ref047"/>
+      <w:r>
+        <w:rPr>
+          <w:rFonts w:ascii="Times New Roman" w:hAnsi="Times New Roman" w:eastAsia="宋体"/>
+          <w:sz w:val="21"/>
+        </w:rPr>
+        <w:t>[47]</w:t>
+      </w:r>
+      <w:bookmarkEnd w:id="1047"/>
+      <w:r>
+        <w:rPr>
+          <w:rFonts w:ascii="Times New Roman" w:hAnsi="Times New Roman" w:eastAsia="宋体"/>
+          <w:sz w:val="21"/>
+        </w:rPr>
+        <w:t xml:space="preserve"> Can small language models use what they retrieve? An empirical study of retrieval utilization across model scale[EB/OL]. arXiv:2603.11513, 2026.（预印本）</w:t>
+      </w:r>
+    </w:p>
+    <w:p>
+      <w:pPr>
+        <w:spacing w:line="312" w:lineRule="auto"/>
+        <w:ind w:left="480" w:leftChars="0" w:hanging="480" w:hangingChars="200"/>
+      </w:pPr>
+      <w:bookmarkStart w:id="1048" w:name="_Ref_ref048"/>
+      <w:r>
+        <w:rPr>
+          <w:rFonts w:ascii="Times New Roman" w:hAnsi="Times New Roman" w:eastAsia="宋体"/>
+          <w:sz w:val="21"/>
+        </w:rPr>
+        <w:t>[48]</w:t>
+      </w:r>
+      <w:bookmarkEnd w:id="1048"/>
+      <w:r>
+        <w:rPr>
+          <w:rFonts w:ascii="Times New Roman" w:hAnsi="Times New Roman" w:eastAsia="宋体"/>
+          <w:sz w:val="21"/>
+        </w:rPr>
+        <w:t xml:space="preserve"> HalluGuard: evidence-grounded small reasoning models to mitigate hallucinations in retrieval-augmented generation[EB/OL]. arXiv:2510.00880, 2025.（预印本）</w:t>
+      </w:r>
+    </w:p>
+    <w:p>
+      <w:pPr>
+        <w:spacing w:line="312" w:lineRule="auto"/>
+        <w:ind w:left="480" w:leftChars="0" w:hanging="480" w:hangingChars="200"/>
+      </w:pPr>
+      <w:bookmarkStart w:id="1049" w:name="_Ref_ref049"/>
+      <w:r>
+        <w:rPr>
+          <w:rFonts w:ascii="Times New Roman" w:hAnsi="Times New Roman" w:eastAsia="宋体"/>
+          <w:sz w:val="21"/>
+        </w:rPr>
+        <w:t>[49]</w:t>
+      </w:r>
+      <w:bookmarkEnd w:id="1049"/>
+      <w:r>
+        <w:rPr>
+          <w:rFonts w:ascii="Times New Roman" w:hAnsi="Times New Roman" w:eastAsia="宋体"/>
+          <w:sz w:val="21"/>
+        </w:rPr>
+        <w:t xml:space="preserve"> Ontology-conformal recognition of materials entities using language models[EB/OL]. arXiv:2408.04661, 2024.（预印本）</w:t>
+      </w:r>
+    </w:p>
+    <w:p>
+      <w:pPr>
+        <w:spacing w:line="312" w:lineRule="auto"/>
+        <w:ind w:left="480" w:leftChars="0" w:hanging="480" w:hangingChars="200"/>
+      </w:pPr>
+      <w:bookmarkStart w:id="1050" w:name="_Ref_ref050"/>
+      <w:r>
+        <w:rPr>
+          <w:rFonts w:ascii="Times New Roman" w:hAnsi="Times New Roman" w:eastAsia="宋体"/>
+          <w:sz w:val="21"/>
+        </w:rPr>
+        <w:t>[50]</w:t>
+      </w:r>
+      <w:bookmarkEnd w:id="1050"/>
+      <w:r>
+        <w:rPr>
+          <w:rFonts w:ascii="Times New Roman" w:hAnsi="Times New Roman" w:eastAsia="宋体"/>
+          <w:sz w:val="21"/>
+        </w:rPr>
+        <w:t xml:space="preserve"> Typed decisions without generation: a survey[EB/OL]. arXiv:2609.32160, 2026.（预印本）</w:t>
       </w:r>
     </w:p>
     <w:sectPr>

--- a/开题报告_领域小模型蒸馏与知识增强/V4_范本对齐_2026-10-26/开题报告_V4.docx
+++ b/开题报告_领域小模型蒸馏与知识增强/V4_范本对齐_2026-10-26/开题报告_V4.docx
@@ -2007,7 +2007,27 @@
           <w:b w:val="0"/>
           <w:sz w:val="24"/>
         </w:rPr>
-        <w:t>在检索侧，把通用嵌入或重排模型在领域数据上进一步微调是已被验证的成熟做法：两阶段结构下，用百兆级参数的轻量模型、在单卡上以成对样本与难负例做对比学习，即可获得可观的排序增益，且该增益会沿后续流水线累积。针对科学文献的检索改进已有工作关注长尾术语的混淆问题，通过事实核验与迭代精化提升罕见概念的召回。另一种相关路线是检索侧的适用性判断。若检索到一段"某合金抗拉强度 800 MPa"的记录，而其测试温度与样品状态和用户要求不符，直接引用即构成错误。已有研究指出，主题相关但条件冲突的证据会挤占候选位置，提示检索阶段需要显式的条件状态</w:t>
+        <w:t>在材料领域，已有工作直接把"证据是否可用"作为推理的前置门控：ARIA 按因果完整性把推理分为三级，证据链完整时直接推理、不完整时降级为物理类比或参数化回退，并保留可审计的因果轨迹</w:t>
+      </w:r>
+      <w:r>
+        <w:rPr>
+          <w:rFonts w:ascii="Times New Roman" w:hAnsi="Times New Roman" w:eastAsia="宋体"/>
+          <w:sz w:val="24"/>
+          <w:vertAlign w:val="superscript"/>
+        </w:rPr>
+        <w:fldChar w:fldCharType="begin"/>
+        <w:instrText xml:space="preserve"> REF _Ref_ref051 \h </w:instrText>
+        <w:fldChar w:fldCharType="separate"/>
+        <w:t xml:space="preserve">[51]</w:t>
+        <w:fldChar w:fldCharType="end"/>
+      </w:r>
+      <w:r>
+        <w:rPr>
+          <w:rFonts w:ascii="Times New Roman" w:hAnsi="Times New Roman" w:eastAsia="宋体"/>
+          <w:b w:val="0"/>
+          <w:sz w:val="24"/>
+        </w:rPr>
+        <w:t>。这一设计说明"按证据完整性分级处置"的思路在材料任务上已获验证，其判据是因果链的完整性，而非本课题关注的条件字段一致性。在检索侧，把通用嵌入或重排模型在领域数据上进一步微调是已被验证的成熟做法：两阶段结构下，用百兆级参数的轻量模型、在单卡上以成对样本与难负例做对比学习，即可获得可观的排序增益，且该增益会沿后续流水线累积。针对科学文献的检索改进已有工作关注长尾术语的混淆问题，通过事实核验与迭代精化提升罕见概念的召回。另一种相关路线是检索侧的适用性判断。若检索到一段"某合金抗拉强度 800 MPa"的记录，而其测试温度与样品状态和用户要求不符，直接引用即构成错误。已有研究指出，主题相关但条件冲突的证据会挤占候选位置，提示检索阶段需要显式的条件状态</w:t>
       </w:r>
       <w:r>
         <w:rPr>
@@ -2679,7 +2699,7 @@
           <w:b/>
           <w:sz w:val="28"/>
         </w:rPr>
-        <w:t>3.1.3 面向高熵合金设计辅助的本地智能体实现</w:t>
+        <w:t>3.1.3 面向高熵合金设计辅助的本地判定原型实现</w:t>
       </w:r>
     </w:p>
     <w:p>
@@ -2701,7 +2721,7 @@
           <w:b w:val="0"/>
           <w:sz w:val="24"/>
         </w:rPr>
-        <w:t xml:space="preserve"> 前述两项方法需要一个共同的验证载体。智能体的行为由工具集、交互协议与终止策略共同决定，若各处分别实现，基线条件难以统一，实验结论也无法归因。因此本部分实现一个可在本地运行的高熵合金设计辅助智能体，把资料准备、轨迹采集、学生诊断、轨迹选择、微调、检索与工具调用各环节串联为可复现流程。</w:t>
+        <w:t xml:space="preserve"> 前述两项方法需要一个共同的验证载体。判定流程涉及本体、槽位比对、模型补位与证据组织多个环节，若各处分别实现，基线条件难以统一，实验结论也无法归因。因此本部分实现一个可在本地运行的判定原型，把本体加载、字段抽取、槽位比对、标签生成、模型判定与证据组织串联为可复现流程。该原型是本课题"可落地项目"的交付物，其定位是验证载体，工程贡献与算法贡献分开表述。</w:t>
       </w:r>
     </w:p>
     <w:p>
@@ -2723,7 +2743,7 @@
           <w:b w:val="0"/>
           <w:sz w:val="24"/>
         </w:rPr>
-        <w:t xml:space="preserve"> 工程层面的困难有三。第一，工具接口若不早固定，后续改动会使已采集的轨迹全部失效。第二，实验可复现性依赖版本控制，底座、教师、检索索引与工具版本若不一致，对照结果无法回溯。第三，部署形态需支持离线运行，模型调用、向量化与外部工具请求都须逐项核查。</w:t>
+        <w:t xml:space="preserve"> 工程层面的困难有三。第一，本体结构若在后期变动，会使已生成的标签全部失效，因此槽位定义须尽早冻结。第二，实验可复现依赖版本控制，本体版本、模型版本、字段抽取规则若不一致，对照结果无法回溯。第三，部署形态需支持离线运行，模型调用与向量化须逐项核查。</w:t>
       </w:r>
     </w:p>
     <w:p>
@@ -2745,7 +2765,7 @@
           <w:b w:val="0"/>
           <w:sz w:val="24"/>
         </w:rPr>
-        <w:t xml:space="preserve"> 缺少统一载体时，两项方法的增益会相互混淆，也可能被工程差异掩盖；版本记录缺失则他人无法判断结果来源；只有模型文件而无运行环境说明，交付物实际上不可用。</w:t>
+        <w:t xml:space="preserve"> 缺少统一载体时，规则与模型的贡献会相互混淆，也无法判断增益来自本体设计的改进还是工程实现的差异；版本记录缺失则结果不可复现；只有模型文件而无运行说明，交付物实际不可用。</w:t>
       </w:r>
     </w:p>
     <w:p>
@@ -2767,7 +2787,7 @@
           <w:b w:val="0"/>
           <w:sz w:val="24"/>
         </w:rPr>
-        <w:t xml:space="preserve"> 智能体按三条线组织。</w:t>
+        <w:t xml:space="preserve"> 原型按三条线组织。</w:t>
       </w:r>
     </w:p>
     <w:p>
@@ -2781,7 +2801,7 @@
           <w:b w:val="0"/>
           <w:sz w:val="24"/>
         </w:rPr>
-        <w:t>第一步，固定工具集与交互协议。工具集包含四类：约束校验工具（检查元素总量、锁定项、比例基准与单位）、证据检索工具（封装条件感知重排，返回带可用性标记的记录）、配方修改工具（按增量指令改写成分并返回变更明细）、性能查询工具（调用带版本与适用范围的代理模型，输出估计值及不确定区间，明确区分于文献实测值）。协议规定每轮输出为结构化的工具调用，包含工具名、参数与调用理由。</w:t>
+        <w:t>第一步，固定本体与接口。本体以结构化文件保存并版本化，槽位定义与比较规则独立于代码；字段抽取、槽位比对、标签生成各为独立模块，模块间以固定格式交换数据，使任一环节可单独替换与测试。</w:t>
       </w:r>
     </w:p>
     <w:p>
@@ -2795,7 +2815,7 @@
           <w:b w:val="0"/>
           <w:sz w:val="24"/>
         </w:rPr>
-        <w:t>第二步，建立可追溯的运行记录。冻结底座版本、教师服务版本、提示模板、检索索引快照与工具版本；每条轨迹保存输入、每轮工具调用及返回、最终输出，使任一结果可回溯到具体配置。教学与推理共用同一套工具接口与证据类型。</w:t>
+        <w:t>第二步，建立可追溯的记录。每次判定保存输入问题、参与比对的所有槽位取值、每步比对结果、最终标签与判定来源（规则或模型），使任一结论可回溯到具体字段与规则。本体版本、模型版本与抽取规则版本一并记录。</w:t>
       </w:r>
     </w:p>
     <w:p>
@@ -2809,7 +2829,7 @@
           <w:b w:val="0"/>
           <w:sz w:val="24"/>
         </w:rPr>
-        <w:t>第三步，核查本地部署边界。逐项检查模型、嵌入模型、重排模型与工具链是否存在联网传输；对内部配方数据的上传、再训练与外发分别取得授权。</w:t>
+        <w:t>第三步，核查本地部署边界。逐项检查模型、嵌入模型与外部工具是否存在联网传输；对内部数据的上传与外发分别取得授权。</w:t>
       </w:r>
     </w:p>
     <w:p>
@@ -2831,7 +2851,7 @@
           <w:b w:val="0"/>
           <w:sz w:val="24"/>
         </w:rPr>
-        <w:t xml:space="preserve"> 该实现使两项方法在同一条件下可比，其工程贡献与算法贡献分开表述，不把接口开发或界面实现计为算法贡献。它提供的是验证基础设施与可复现的实验记录。</w:t>
+        <w:t xml:space="preserve"> 该实现使规则与模型两种判定路径在同一条件下可比；判定过程逐步留痕，使错误可归因到具体槽位；本体与代码分离，使本体调整不需重写流程。</w:t>
       </w:r>
     </w:p>
     <w:p>
@@ -2853,7 +2873,7 @@
           <w:b w:val="0"/>
           <w:sz w:val="24"/>
         </w:rPr>
-        <w:t xml:space="preserve"> 预期交付一个可在本地运行、能完成限定设计任务并逐轮可追溯的智能体原型，配套版本化实验配置与复现材料。</w:t>
+        <w:t xml:space="preserve"> 预期交付一个可在本地运行、判定过程逐步可追溯的原型，配套版本化的本体规范与复现材料，作为学院要求"可落地项目"的交付物。</w:t>
       </w:r>
     </w:p>
     <w:p>
@@ -2908,7 +2928,7 @@
           <w:b/>
           <w:sz w:val="24"/>
         </w:rPr>
-        <w:t>为解决上述问题，本文提出"面向智能体轨迹的可核验选择性蒸馏"方法，构建一个由小模型驱动工具链的高熵合金设计辅助智能体。</w:t>
+        <w:t>为解决上述问题，本文提出"本体驱动的证据适用性判定"方法，构建一个以轻量材料本体为判据、由小模型补位模糊情形的证据判定框架。</w:t>
       </w:r>
       <w:r>
         <w:rPr>
@@ -2916,7 +2936,7 @@
           <w:b w:val="0"/>
           <w:sz w:val="24"/>
         </w:rPr>
-        <w:t xml:space="preserve"> 该方法要解决的问题是：在有限轨迹预算与受限算力下，使本地小模型稳定掌握"推理—调工具—观察结果—修正"的完整行为，而不只是单步生成。具体做法分三步：先把教师智能体在真实工具链上的执行过程记录为可核验的教学轨迹，经约束扰动派生出不同难度的版本，并对每步结果标注可用性；再以任务检查器给出的可核验失误（路径合理性、参数正确性、约束满足、证据对应）作为薄弱度信号，结合工具调用类型的覆盖度与轨迹 token 成本，在固定预算内完成轨迹选择；最后把条件感知的证据检索与工具调用约束接入推理，使小模型在有限上下文内做出稳定的调用决策。三项工作共同支撑一个可在本地运行、逐轮可追溯的设计辅助智能体，并以同预算公平对照说明该方法的实际增量。</w:t>
+        <w:t xml:space="preserve"> 该方法要解决的问题是：材料领域缺乏类型化决策所需的标注体系，而语言模型面对证据时的核心困难不是检索，是判断哪条证据在当前条件下可用。具体做法分三步：其一，构建只覆盖判定所需的轻量本体，定义成分、状态、测试条件、性能四类槽位及其比较规则；其二，由本体声明的比较规则自动生成"条件相符／冲突／缺失／未知"四类标签，替代人工标注体系，标签可批量生成、可复现、可审计；其三，把规则无法判定的模糊情形交由蒸馏所得的小模型补位，并量化规则与模型各自的覆盖边界。三项工作共同支撑一个可在本地运行、判定过程可追溯的设计辅助原型，并以同预算公平对照说明该方法的实际增量。</w:t>
       </w:r>
     </w:p>
     <w:p>
@@ -2978,7 +2998,27 @@
           <w:b w:val="0"/>
           <w:sz w:val="24"/>
         </w:rPr>
-        <w:t>，本项判定证据与问题之间的适用关系。</w:t>
+        <w:t>，本项判定证据与问题之间的适用关系。另有工作用种子本体指导数据增强来微调小模型</w:t>
+      </w:r>
+      <w:r>
+        <w:rPr>
+          <w:rFonts w:ascii="Times New Roman" w:hAnsi="Times New Roman" w:eastAsia="宋体"/>
+          <w:sz w:val="24"/>
+          <w:vertAlign w:val="superscript"/>
+        </w:rPr>
+        <w:fldChar w:fldCharType="begin"/>
+        <w:instrText xml:space="preserve"> REF _Ref_ref052 \h </w:instrText>
+        <w:fldChar w:fldCharType="separate"/>
+        <w:t xml:space="preserve">[52]</w:t>
+        <w:fldChar w:fldCharType="end"/>
+      </w:r>
+      <w:r>
+        <w:rPr>
+          <w:rFonts w:ascii="Times New Roman" w:hAnsi="Times New Roman" w:eastAsia="宋体"/>
+          <w:b w:val="0"/>
+          <w:sz w:val="24"/>
+        </w:rPr>
+        <w:t>，其任务仍是实体与关系抽取，未涉及判定标签的自动生成与规则/模型边界划分。</w:t>
       </w:r>
     </w:p>
     <w:p>
@@ -3006,7 +3046,7 @@
           <w:b/>
           <w:sz w:val="24"/>
         </w:rPr>
-        <w:t>拟创新点二：条件感知的证据检索与工具调用约束方法。</w:t>
+        <w:t>拟创新点二：面向判定结果的条件感知证据组织方法（支撑性工作）。</w:t>
       </w:r>
       <w:r>
         <w:rPr>
@@ -3014,7 +3054,43 @@
           <w:b w:val="0"/>
           <w:sz w:val="24"/>
         </w:rPr>
-        <w:t xml:space="preserve"> 本项解决智能体在材料文献场景下的信息可用性问题。具体包括三部分：其一，训练一个条件感知的证据重排模型，用自行构造的"条件可比/条件冲突"成对样本微调百兆级轻量模型，使其判断依据为条件一致性而非语义相似度，并把它封装为智能体可调用的检索工具；其二，在工具接口层加入参数校验与结果可用性标记，使参数错配与不可用证据在发生处即被暴露，而非累积到最终输出；其三，设定明确的终止与修正上限，使智能体在证据不足时如实标注而非强行结论。与不作条件区分的通用检索、按规则硬过滤、无参数校验的裸工具调用对照，检验证据可用率、参数正确率、平均轮次与总时延。</w:t>
+        <w:t xml:space="preserve"> 本项把适用性判定的输出用于后续证据组织：依据判定得到的三类状态（相符、冲突、未知）决定每条证据在回答中的角色：相符者可作为直接支持，冲突者仅作编辑背景，未知者标注为不确定；在固定上下文预算下选择既覆盖用户要求又条件可比的证据组合。该环节与已有按因果完整性门控的工作在目标上相邻</w:t>
+      </w:r>
+      <w:r>
+        <w:rPr>
+          <w:rFonts w:ascii="Times New Roman" w:hAnsi="Times New Roman" w:eastAsia="宋体"/>
+          <w:sz w:val="24"/>
+          <w:vertAlign w:val="superscript"/>
+        </w:rPr>
+        <w:fldChar w:fldCharType="begin"/>
+        <w:instrText xml:space="preserve"> REF _Ref_ref051 \h </w:instrText>
+        <w:fldChar w:fldCharType="separate"/>
+        <w:t xml:space="preserve">[51]</w:t>
+        <w:fldChar w:fldCharType="end"/>
+      </w:r>
+      <w:r>
+        <w:rPr>
+          <w:rFonts w:ascii="Times New Roman" w:hAnsi="Times New Roman" w:eastAsia="宋体"/>
+          <w:b w:val="0"/>
+          <w:sz w:val="24"/>
+        </w:rPr>
+        <w:t>，但判据来自前述本体的槽位比对结果而非因果链推断。本项的定位是</w:t>
+      </w:r>
+      <w:r>
+        <w:rPr>
+          <w:rFonts w:ascii="Times New Roman" w:hAnsi="Times New Roman" w:eastAsia="宋体"/>
+          <w:b/>
+          <w:sz w:val="24"/>
+        </w:rPr>
+        <w:t>验证性支撑</w:t>
+      </w:r>
+      <w:r>
+        <w:rPr>
+          <w:rFonts w:ascii="Times New Roman" w:hAnsi="Times New Roman" w:eastAsia="宋体"/>
+          <w:b w:val="0"/>
+          <w:sz w:val="24"/>
+        </w:rPr>
+        <w:t>：它检验判定结果能否被下游有效使用，其自身不主张独立的方法创新；与不作条件区分的通用检索、按规则硬过滤两种做法对照，报告证据可用率与答案依据完整性。</w:t>
       </w:r>
     </w:p>
     <w:p>
@@ -3028,7 +3104,7 @@
           <w:b/>
           <w:sz w:val="24"/>
         </w:rPr>
-        <w:t>上述两项是相互衔接的拟研究改进，并非已证实的两个突破。主要算法贡献集中于第一项，第二项构成其可靠应用条件。</w:t>
+        <w:t>上述两项是相互衔接的拟研究改进，并非已证实的两个突破。方法创新集中于第一项（本体驱动的标签生成），第二项仅为其应用验证环节，不主张独立方法贡献。</w:t>
       </w:r>
       <w:r>
         <w:rPr>
@@ -3132,7 +3208,7 @@
           <w:b w:val="0"/>
           <w:sz w:val="24"/>
         </w:rPr>
-        <w:t>其他公开合金数据源已作初步排查，但均未达到本课题的可用条件，故不纳入当前主线。难熔高熵合金方向存在规模更大的数据库（如 ULTERA，报告约 2,700 种合金、6,500 条性质数据、540 篇文献），但其数据未公开，需经合作申请获取，本课题不具备该条件；其他以性能汇总为主的数据集侧重成分与性能两列，缺少可比的测试条件与来源字段，无法支撑条件可比的选样。MPEA 之所以作为主线，不在于其规模，而在于同时提供成分、状态、测试条件与来源标识四类字段。这是本课题方法的必要输入，而非可替换的选型偏好。其他数据源列为未来扩展方向，其获取与对齐工作不计入本课题的完成前提。</w:t>
+        <w:t>其他公开合金数据源已作初步排查，但均未达到本课题的可用条件，故不纳入当前主线。本课题对数据的需求与建模任务不同：不需要覆盖极宽的成分空间，而需要同一成分在不同条件下的多条记录，以便构造"条件相符"与"条件冲突"的判定对。难熔高熵合金方向存在规模更大的数据库（如 ULTERA，报告约 2,700 种合金、6,500 条性质数据、540 篇文献），但其数据未公开，需经合作申请获取，本课题不具备该条件；其他以性能汇总为主的数据集侧重成分与性能两列，缺少可比的测试条件与来源字段，无法支撑条件适用性的判定。MPEA 之所以作为主线，不在于其规模，而在于同时提供成分、状态、测试条件与来源标识四类字段。这是本课题方法的必要输入，而非可替换的选型偏好。其他数据源列为未来扩展方向，其获取与对齐工作不计入本课题的完成前提。</w:t>
       </w:r>
     </w:p>
     <w:p>
@@ -3607,7 +3683,7 @@
           <w:b w:val="0"/>
           <w:sz w:val="24"/>
         </w:rPr>
-        <w:t>设置来源关联组互斥的训练、开发、测试三部分，先划分再做任务扩增。独立教师示范池仅由训练资料产生；选样权重、精度、修正次数与评价规则在开发集冻结；测试任务只作最后报告。性能字段、来源标签与目标配方的泄漏检查独立进行。同一组基础配方的不同自然语言改写不能跨区，必要时增加留出元素组合或相近成分簇的压力测试。</w:t>
+        <w:t>设置来源关联组互斥的训练、开发、测试三部分，先划分再构造判定对。教师示范池仅由训练资料产生；本体比较规则的阈值、置信度门槛与评价规则在开发集冻结；测试任务只作最后报告。性能字段、来源标签与目标配方的泄漏检查独立进行。同一组基础配方的不同自然语言改写不能跨区，必要时增加留出元素组合或相近成分簇的压力测试。</w:t>
       </w:r>
     </w:p>
     <w:p>
@@ -3635,7 +3711,7 @@
           <w:b w:val="0"/>
           <w:sz w:val="24"/>
         </w:rPr>
-        <w:t>基础对照包括：本地底座直接生成（不带工具）、通用检索增强、用教师智能体直接驱动（作为性能上界参考）、本地常规轨迹蒸馏、选择性轨迹蒸馏及完整方案。检索环节单独设对照：不作条件区分的通用重排器、按规则硬过滤条件的检索、仅用元数据字段匹配的做法，以及本课题微调的条件感知重排器；这一组对照固定生成模型与上下文预算，只改变重排策略，以隔离条件判断本身的贡献，避免把检索改善与训练改善混为一谈。核心选样实验使用相同教学池、相同底座与相同训练 token 预算，比较随机选择、困难度选择、覆盖选择及成熟的质量—多样性选择；若 LESS 的计算成本适合，则加入梯度选择对照。将随机选择列为必做对照而非弱基线，依据是已有研究显示定向选样并不稳定优于均匀随机采样、随机采样在若干设定下具有竞争力</w:t>
+        <w:t>基础对照包括：不区分条件的通用判定、纯规则判定、纯模型判定（不经蒸馏）、用教师模型直接判定（作为性能上界参考）及本课题的完整方案。检索环节单独设对照：不作条件区分的通用重排器、按规则硬过滤条件的检索、仅用元数据字段匹配的做法，以及本课题微调的条件感知重排器；这一组对照固定生成模型与上下文预算，只改变重排策略，以隔离条件判断本身的贡献，避免把检索改善与训练改善混为一谈。核心判定实验固定同一批判定对与同一底座，比较纯规则、纯模型、规则+模型三种做法；若 LESS 的计算成本适合，则加入梯度选择对照。将随机选择列为必做对照而非弱基线，依据是已有研究显示定向选样并不稳定优于均匀随机采样、随机采样在若干设定下具有竞争力</w:t>
       </w:r>
       <w:r>
         <w:rPr>
@@ -3669,7 +3745,7 @@
           <w:b w:val="0"/>
           <w:sz w:val="24"/>
         </w:rPr>
-        <w:t>消融实验按两项创新点分别设计，每一组只移除一个组件，其余设置保持不变，使改进归因可追溯。</w:t>
+        <w:t>消融实验聚焦三项核心设计，每组只改动一处，其余设置不变，使改进归因可追溯。</w:t>
       </w:r>
     </w:p>
     <w:p>
@@ -3683,7 +3759,7 @@
           <w:b w:val="0"/>
           <w:sz w:val="24"/>
         </w:rPr>
-        <w:t>针对创新点一（本体驱动判定），设置四组消融。第一组把四类槽位压成单一"条件是否匹配"的二值判断，检验分槽位是否带来增益。第二组移除"未知"状态，把无法判定的一律归入"缺失"，检验该状态的信息价值。第三组关闭本体声明的比较规则、改为按字段字符串相等判断，检验规则化比较的必要性。第四组仅用规则、不引入模型，直接测出规则的天花板。四组共同回答"分槽位、四状态、规则化比较、模型补位"四个设计的各自贡献。</w:t>
+        <w:t>第一组检验分槽位的必要性：把四类槽位（成分、状态、测试条件、性能）压成单一的"条件是否匹配"二值判断，与完整分槽位判定比较，测出槽位细分本身的贡献。</w:t>
       </w:r>
     </w:p>
     <w:p>
@@ -3697,7 +3773,7 @@
           <w:b w:val="0"/>
           <w:sz w:val="24"/>
         </w:rPr>
-        <w:t>针对创新点二（检索与工具约束），设置四组消融。第一组用不作条件区分的通用重排器替换微调重排器，检验条件感知是否必要。第二组保留重排器但把三类判定压成二值匹配，检验"未知"这一状态是否贡献信息。第三组关闭工具参数校验层，检验参数错配是否会被后续步骤察觉。第四组关闭结果可用性标记与终止条件，检验智能体是否出现轮次失控或强行结论。四组均固定底座、上下文预算与工具实现，只改变被检验的组件。</w:t>
+        <w:t>第二组检验"未知"状态的信息价值：移除该状态，把原本判为未知的一律并入"缺失"，观察下游证据组织与最终答案依据完整性的变化。</w:t>
       </w:r>
     </w:p>
     <w:p>
@@ -3711,7 +3787,35 @@
           <w:b w:val="0"/>
           <w:sz w:val="24"/>
         </w:rPr>
-        <w:t>消融结果与主对照分开报告。主对照回答"所提方法是否优于既有方法"，消融回答"增益来自哪个组件"；两者若出现不一致，以消融结果解释主对照中增益的来源，而不是用主对照的总量差异替代组件分析。</w:t>
+        <w:t>第三组检验规则化比较的必要性：关闭本体声明的比较规则（区间重叠、基准换算、单位规范），改为按字段字符串相等判断，测出规则化比较相对朴素匹配的增量。</w:t>
+      </w:r>
+    </w:p>
+    <w:p>
+      <w:pPr>
+        <w:ind w:firstLine="480" w:firstLineChars="200"/>
+        <w:spacing w:line="312" w:lineRule="auto"/>
+      </w:pPr>
+      <w:r>
+        <w:rPr>
+          <w:rFonts w:ascii="Times New Roman" w:hAnsi="Times New Roman" w:eastAsia="宋体"/>
+          <w:b w:val="0"/>
+          <w:sz w:val="24"/>
+        </w:rPr>
+        <w:t>三组之外另设一组基线消融：仅用规则、不引入模型，直接测出规则方法的天花板。这一组用于界定模型的适用边界，若规则已达可用水平，则模型的必要性需要重新论证，该结果如实报告。</w:t>
+      </w:r>
+    </w:p>
+    <w:p>
+      <w:pPr>
+        <w:ind w:firstLine="480" w:firstLineChars="200"/>
+        <w:spacing w:line="312" w:lineRule="auto"/>
+      </w:pPr>
+      <w:r>
+        <w:rPr>
+          <w:rFonts w:ascii="Times New Roman" w:hAnsi="Times New Roman" w:eastAsia="宋体"/>
+          <w:b w:val="0"/>
+          <w:sz w:val="24"/>
+        </w:rPr>
+        <w:t>消融结果与主对照分开报告。主对照回答"所提方法是否优于既有基线"，消融回答"增益来自哪个组件"；两者若不一致，以消融结果解释主对照中增益的来源。</w:t>
       </w:r>
     </w:p>
     <w:p>
@@ -3941,7 +4045,7 @@
           <w:b w:val="0"/>
           <w:sz w:val="24"/>
         </w:rPr>
-        <w:t>技术路线为：工具集与交互协议定义、文献解析与字段抽取、约束检测与修正、来源分组与数据隔离、教师智能体轨迹采集及可核验项目过滤、学生诊断与调用覆盖选样、QLoRA 轨迹蒸馏、条件感知的本地检索工具、带参数校验的工具调用与有限修正、与教师智能体及本地强基线比较。教学与推理共用同一套工具接口、约束状态与来源类型，最终输出模型适配权重、知识库版本与轨迹日志。整体流程见图 3-1。</w:t>
+        <w:t>技术路线为：轻量本体设计与比较规则定义、文献解析与字段抽取、槽位比对与标签自动生成、规则与模型的覆盖边界划分、模糊情形的教师示范构造、QLoRA 蒸馏小模型补位、条件感知的本地检索、与纯规则及纯模型基线比较。判定与检索共用同一套槽位定义与来源类型，最终输出本体规范、判定模型权重与判定日志。整体流程见图 3-1。</w:t>
       </w:r>
     </w:p>
     <w:p>
@@ -4182,7 +4286,7 @@
           <w:b w:val="0"/>
           <w:sz w:val="24"/>
         </w:rPr>
-        <w:t>预期形成一份具有来源与条件标注的任务教学数据规范、一种学生失误与约束覆盖驱动的样本选择方法、一个经轻量适配的本地生成模型，以及具备本地检索与数值检查的辅助原型。成果应包括版本化实验配置、对照结果与适用范围，而不只是模型文件或界面演示。</w:t>
+        <w:t>预期形成一份轻量材料本体规范及其比较规则、一种由本体结构自动生成证据适用性标签的方法、一个经轻量适配的适用性判定模型，以及具备本地检索与判定能力的辅助原型。成果应包括版本化实验配置、对照结果与适用范围，而不只是模型文件或界面演示。</w:t>
       </w:r>
     </w:p>
     <w:p>
@@ -4252,7 +4356,7 @@
           <w:b w:val="0"/>
           <w:sz w:val="24"/>
         </w:rPr>
-        <w:t>本报告为研究计划，教学构造、选样算法、训练与用户试用均尚待实施。报告整理使用人工智能辅助检索、写作与一致性检查，引用已按可访问原始页面核验，但未声称逐篇复现实验或完成系统性文献综述。涉及人员试用时按所在单位要求落实知情同意与数据保护。姓名、单位、导师、经费、利益冲突与作者贡献等个人或项目声明由实际研究者补充，不代为填写。</w:t>
+        <w:t>本报告为研究计划，本体构建、标签生成、模型训练与用户试用均尚待实施。报告整理使用人工智能辅助检索、写作与一致性检查，引用已按可访问原始页面核验，但未声称逐篇复现实验或完成系统性文献综述。涉及人员试用时按所在单位要求落实知情同意与数据保护。姓名、单位、导师、经费、利益冲突与作者贡献等个人或项目声明由实际研究者补充，不代为填写。</w:t>
       </w:r>
     </w:p>
     <w:p>
@@ -4321,7 +4425,7 @@
           <w:b w:val="0"/>
           <w:sz w:val="24"/>
         </w:rPr>
-        <w:t>第 3 至 4 个月：实现并固定学生失误与约束覆盖选样方案，完成等预算强基线比较，检查数据选择计算成本及随机性；在开发集确定主要评价与"接近"容许差距。</w:t>
+        <w:t>第 3 至 4 个月：完成本体设计与槽位比较规则实现，统计规则覆盖率与重复标注一致率，据此确定规则与模型的分工边界；同步完成判定对构造与基线实现。</w:t>
       </w:r>
     </w:p>
     <w:p>
@@ -4377,7 +4481,7 @@
           <w:b w:val="0"/>
           <w:sz w:val="24"/>
         </w:rPr>
-        <w:t>第 8 个月：整理结果与复现材料，完成论文撰写、局限性讨论与修改，准备学位论文送审与答辩。若资源不足，优先完成主选样对照与本地任务闭环，减少额外模型与外部验证扩展，不删去关键公平对照。</w:t>
+        <w:t>第 8 个月：整理结果与复现材料，完成论文撰写、局限性讨论与修改，准备学位论文送审与答辩。若资源不足，优先完成本体判定与规则/模型边界分析，减少额外模型与外部验证扩展，不删去关键对照。</w:t>
       </w:r>
     </w:p>
     <w:p>
@@ -5491,6 +5595,50 @@
           <w:sz w:val="21"/>
         </w:rPr>
         <w:t xml:space="preserve"> Typed decisions without generation: a survey[EB/OL]. arXiv:2609.32160, 2026.（预印本）</w:t>
+      </w:r>
+    </w:p>
+    <w:p>
+      <w:pPr>
+        <w:spacing w:line="312" w:lineRule="auto"/>
+        <w:ind w:left="480" w:leftChars="0" w:hanging="480" w:hangingChars="200"/>
+      </w:pPr>
+      <w:bookmarkStart w:id="1051" w:name="_Ref_ref051"/>
+      <w:r>
+        <w:rPr>
+          <w:rFonts w:ascii="Times New Roman" w:hAnsi="Times New Roman" w:eastAsia="宋体"/>
+          <w:sz w:val="21"/>
+        </w:rPr>
+        <w:t>[51]</w:t>
+      </w:r>
+      <w:bookmarkEnd w:id="1051"/>
+      <w:r>
+        <w:rPr>
+          <w:rFonts w:ascii="Times New Roman" w:hAnsi="Times New Roman" w:eastAsia="宋体"/>
+          <w:sz w:val="21"/>
+        </w:rPr>
+        <w:t xml:space="preserve"> Cao Y, Wang L, Chen J, et al. ARIA: a causal-aware framework for rescuing LLM reasoning in trustworthy materials discovery[C]//Proceedings of the 32nd ACM SIGKDD Conference on Knowledge Discovery and Data Mining. 2026.</w:t>
+      </w:r>
+    </w:p>
+    <w:p>
+      <w:pPr>
+        <w:spacing w:line="312" w:lineRule="auto"/>
+        <w:ind w:left="480" w:leftChars="0" w:hanging="480" w:hangingChars="200"/>
+      </w:pPr>
+      <w:bookmarkStart w:id="1052" w:name="_Ref_ref052"/>
+      <w:r>
+        <w:rPr>
+          <w:rFonts w:ascii="Times New Roman" w:hAnsi="Times New Roman" w:eastAsia="宋体"/>
+          <w:sz w:val="21"/>
+        </w:rPr>
+        <w:t>[52]</w:t>
+      </w:r>
+      <w:bookmarkEnd w:id="1052"/>
+      <w:r>
+        <w:rPr>
+          <w:rFonts w:ascii="Times New Roman" w:hAnsi="Times New Roman" w:eastAsia="宋体"/>
+          <w:sz w:val="21"/>
+        </w:rPr>
+        <w:t xml:space="preserve"> Bootstrapping knowledge acquisition from domain text with a seed ontology and small language models[C]//Springer, 2026.</w:t>
       </w:r>
     </w:p>
     <w:sectPr>

--- a/开题报告_领域小模型蒸馏与知识增强/V4_范本对齐_2026-10-26/开题报告_V4.docx
+++ b/开题报告_领域小模型蒸馏与知识增强/V4_范本对齐_2026-10-26/开题报告_V4.docx
@@ -3140,7 +3140,37 @@
           <w:b w:val="0"/>
           <w:sz w:val="24"/>
         </w:rPr>
-        <w:t>主线优先使用已确认可取得的公开 MPEA 数据及其许可允许的来源信息</w:t>
+        <w:t>本课题对数据的需求与性能预测任务不同：不需要覆盖极宽的成分空间，而需要</w:t>
+      </w:r>
+      <w:r>
+        <w:rPr>
+          <w:rFonts w:ascii="Times New Roman" w:hAnsi="Times New Roman" w:eastAsia="宋体"/>
+          <w:b/>
+          <w:sz w:val="24"/>
+        </w:rPr>
+        <w:t>同一成分在不同条件下的多条记录</w:t>
+      </w:r>
+      <w:r>
+        <w:rPr>
+          <w:rFonts w:ascii="Times New Roman" w:hAnsi="Times New Roman" w:eastAsia="宋体"/>
+          <w:b w:val="0"/>
+          <w:sz w:val="24"/>
+        </w:rPr>
+        <w:t>，以便构造"条件相符"与"条件冲突"的判定对。这一需求决定了数据源的选型标准是字段完备性而非规模。</w:t>
+      </w:r>
+    </w:p>
+    <w:p>
+      <w:pPr>
+        <w:ind w:firstLine="480" w:firstLineChars="200"/>
+        <w:spacing w:line="312" w:lineRule="auto"/>
+      </w:pPr>
+      <w:r>
+        <w:rPr>
+          <w:rFonts w:ascii="Times New Roman" w:hAnsi="Times New Roman" w:eastAsia="宋体"/>
+          <w:b w:val="0"/>
+          <w:sz w:val="24"/>
+        </w:rPr>
+        <w:t>主线使用已确认可取得的公开 MPEA 数据及其许可允许的来源信息</w:t>
       </w:r>
       <w:r>
         <w:rPr>
@@ -3160,103 +3190,7 @@
           <w:b w:val="0"/>
           <w:sz w:val="24"/>
         </w:rPr>
-        <w:t>。当前固定版本审计含 1,545 条记录、630 种归一化成分与 265 个 DOI；其中室温拉伸屈服强度子集为 287 条记录、91 种成分，室温铸态硬度子集为 254 条记录、233 种成分。此处室温按数据值 20 至 30 摄氏度定义，粗工艺标签不等于完全相同的材料状态。这些统计只说明预实验载体存在，不证明足以训练通用性能预测器。</w:t>
-      </w:r>
-    </w:p>
-    <w:p>
-      <w:pPr>
-        <w:ind w:firstLine="480" w:firstLineChars="200"/>
-        <w:spacing w:line="312" w:lineRule="auto"/>
-      </w:pPr>
-      <w:r>
-        <w:rPr>
-          <w:rFonts w:ascii="Times New Roman" w:hAnsi="Times New Roman" w:eastAsia="宋体"/>
-          <w:b w:val="0"/>
-          <w:sz w:val="24"/>
-        </w:rPr>
-        <w:t>由于公开数据规模不足以支撑多步智能体的训练，本课题同时建立文献补充数据通道。解析环节采用开源工具 MinerU 将 PDF 转换为结构化文本</w:t>
-      </w:r>
-      <w:r>
-        <w:rPr>
-          <w:rFonts w:ascii="Times New Roman" w:hAnsi="Times New Roman" w:eastAsia="宋体"/>
-          <w:sz w:val="24"/>
-          <w:vertAlign w:val="superscript"/>
-        </w:rPr>
-        <w:fldChar w:fldCharType="begin"/>
-        <w:instrText xml:space="preserve"> REF _Ref_ref043 \h </w:instrText>
-        <w:fldChar w:fldCharType="separate"/>
-        <w:t xml:space="preserve">[43]</w:t>
-        <w:fldChar w:fldCharType="end"/>
-      </w:r>
-      <w:r>
-        <w:rPr>
-          <w:rFonts w:ascii="Times New Roman" w:hAnsi="Times New Roman" w:eastAsia="宋体"/>
-          <w:b w:val="0"/>
-          <w:sz w:val="24"/>
-        </w:rPr>
-        <w:t>；该环节在通用场景下可靠性较好，但在表格合并单元格、上下标与真实扫描件上存在已知短板，故其输出必须经 3.1.1 的约束检测与修正后入库，不直接计入训练数据。文献补充库的规模以实际解析与检测通过率决定，在首轮试验后报告实际可用条数，不预设具体数字。</w:t>
-      </w:r>
-    </w:p>
-    <w:p>
-      <w:pPr>
-        <w:ind w:firstLine="480" w:firstLineChars="200"/>
-        <w:spacing w:line="312" w:lineRule="auto"/>
-      </w:pPr>
-      <w:r>
-        <w:rPr>
-          <w:rFonts w:ascii="Times New Roman" w:hAnsi="Times New Roman" w:eastAsia="宋体"/>
-          <w:b w:val="0"/>
-          <w:sz w:val="24"/>
-        </w:rPr>
-        <w:t>其他公开合金数据源已作初步排查，但均未达到本课题的可用条件，故不纳入当前主线。本课题对数据的需求与建模任务不同：不需要覆盖极宽的成分空间，而需要同一成分在不同条件下的多条记录，以便构造"条件相符"与"条件冲突"的判定对。难熔高熵合金方向存在规模更大的数据库（如 ULTERA，报告约 2,700 种合金、6,500 条性质数据、540 篇文献），但其数据未公开，需经合作申请获取，本课题不具备该条件；其他以性能汇总为主的数据集侧重成分与性能两列，缺少可比的测试条件与来源字段，无法支撑条件适用性的判定。MPEA 之所以作为主线，不在于其规模，而在于同时提供成分、状态、测试条件与来源标识四类字段。这是本课题方法的必要输入，而非可替换的选型偏好。其他数据源列为未来扩展方向，其获取与对齐工作不计入本课题的完成前提。</w:t>
-      </w:r>
-    </w:p>
-    <w:p>
-      <w:pPr>
-        <w:ind w:firstLine="480" w:firstLineChars="200"/>
-        <w:spacing w:line="312" w:lineRule="auto"/>
-      </w:pPr>
-      <w:r>
-        <w:rPr>
-          <w:rFonts w:ascii="Times New Roman" w:hAnsi="Times New Roman" w:eastAsia="宋体"/>
-          <w:b w:val="0"/>
-          <w:sz w:val="24"/>
-        </w:rPr>
-        <w:t>首版应用任务优先围绕资料较充足的硬度记录开展证据支持型候选提出，性能条件不足时不强行附加精确性能目标。主测试保留需要区分证据适用条件的任务，纯算术配比编辑作为辅助结果；真正新配方的硬度不由文本生成结果直接认定。若具备许可与下载条件，可选用 SciVis 再生铝合金模拟数据扩展任务规模</w:t>
-      </w:r>
-      <w:r>
-        <w:rPr>
-          <w:rFonts w:ascii="Times New Roman" w:hAnsi="Times New Roman" w:eastAsia="宋体"/>
-          <w:sz w:val="24"/>
-          <w:vertAlign w:val="superscript"/>
-        </w:rPr>
-        <w:fldChar w:fldCharType="begin"/>
-        <w:instrText xml:space="preserve"> REF _Ref_ref024 \h </w:instrText>
-        <w:fldChar w:fldCharType="separate"/>
-        <w:t xml:space="preserve">[24]</w:t>
-        <w:fldChar w:fldCharType="end"/>
-      </w:r>
-      <w:r>
-        <w:rPr>
-          <w:rFonts w:ascii="Times New Roman" w:hAnsi="Times New Roman" w:eastAsia="宋体"/>
-          <w:b w:val="0"/>
-          <w:sz w:val="24"/>
-        </w:rPr>
-        <w:t>，但它不是高熵合金实测数据，正式使用前须核对具体版本、字段与缺失值，不作为当前必需前提。</w:t>
-      </w:r>
-    </w:p>
-    <w:p>
-      <w:pPr>
-        <w:ind w:firstLine="480" w:firstLineChars="200"/>
-        <w:spacing w:line="312" w:lineRule="auto"/>
-      </w:pPr>
-      <w:r>
-        <w:rPr>
-          <w:rFonts w:ascii="Times New Roman" w:hAnsi="Times New Roman" w:eastAsia="宋体"/>
-          <w:b w:val="0"/>
-          <w:sz w:val="24"/>
-        </w:rPr>
-        <w:t>数据到任务的规模规划如下。前两行是已保存审计的记录数量，后两行是待实施的任务计划，不能相互混用。室温铸态硬度子集含 55 个唯一 DOI，并非全部资料的 265 个 DOI；两者都不等于完全独立的实验数。</w:t>
+        <w:t>。当前固定版本含 1,545 条记录、630 种归一化成分与 265 个 DOI。对本体所设四类槽位逐项核对实际可得性，结果如下。这组数字是本课题判断数据是否够用的依据，而非装饰性的规模说明。</w:t>
       </w:r>
     </w:p>
     <w:tbl>
@@ -3266,14 +3200,15 @@
         <w:tblLook w:firstColumn="1" w:firstRow="1" w:lastColumn="0" w:lastRow="0" w:noHBand="0" w:noVBand="1" w:val="04A0"/>
       </w:tblPr>
       <w:tblGrid>
-        <w:gridCol w:w="2771"/>
-        <w:gridCol w:w="2771"/>
-        <w:gridCol w:w="2771"/>
+        <w:gridCol w:w="2078"/>
+        <w:gridCol w:w="2078"/>
+        <w:gridCol w:w="2078"/>
+        <w:gridCol w:w="2078"/>
       </w:tblGrid>
       <w:tr>
         <w:tc>
           <w:tcPr>
-            <w:tcW w:type="dxa" w:w="2771"/>
+            <w:tcW w:type="dxa" w:w="2078"/>
           </w:tcPr>
           <w:p>
             <w:pPr>
@@ -3286,13 +3221,13 @@
                 <w:b/>
                 <w:sz w:val="21"/>
               </w:rPr>
-              <w:t>层级</w:t>
+              <w:t>本体槽位</w:t>
             </w:r>
           </w:p>
         </w:tc>
         <w:tc>
           <w:tcPr>
-            <w:tcW w:type="dxa" w:w="2771"/>
+            <w:tcW w:type="dxa" w:w="2078"/>
           </w:tcPr>
           <w:p>
             <w:pPr>
@@ -3305,13 +3240,13 @@
                 <w:b/>
                 <w:sz w:val="21"/>
               </w:rPr>
-              <w:t>已核实资料或计划规模</w:t>
+              <w:t>数据字段</w:t>
             </w:r>
           </w:p>
         </w:tc>
         <w:tc>
           <w:tcPr>
-            <w:tcW w:type="dxa" w:w="2771"/>
+            <w:tcW w:type="dxa" w:w="2078"/>
           </w:tcPr>
           <w:p>
             <w:pPr>
@@ -3324,7 +3259,26 @@
                 <w:b/>
                 <w:sz w:val="21"/>
               </w:rPr>
-              <w:t>使用与边界</w:t>
+              <w:t>非空率</w:t>
+            </w:r>
+          </w:p>
+        </w:tc>
+        <w:tc>
+          <w:tcPr>
+            <w:tcW w:type="dxa" w:w="2078"/>
+          </w:tcPr>
+          <w:p>
+            <w:pPr>
+              <w:spacing w:line="240" w:lineRule="auto"/>
+              <w:ind w:firstLine="0"/>
+            </w:pPr>
+            <w:r>
+              <w:rPr>
+                <w:rFonts w:ascii="Times New Roman" w:hAnsi="Times New Roman" w:eastAsia="黑体"/>
+                <w:b/>
+                <w:sz w:val="21"/>
+              </w:rPr>
+              <w:t>说明</w:t>
             </w:r>
           </w:p>
         </w:tc>
@@ -3332,7 +3286,7 @@
       <w:tr>
         <w:tc>
           <w:tcPr>
-            <w:tcW w:type="dxa" w:w="2771"/>
+            <w:tcW w:type="dxa" w:w="2078"/>
           </w:tcPr>
           <w:p>
             <w:pPr>
@@ -3344,13 +3298,13 @@
                 <w:rFonts w:ascii="Times New Roman" w:hAnsi="Times New Roman" w:eastAsia="宋体"/>
                 <w:sz w:val="21"/>
               </w:rPr>
-              <w:t>MPEA 主资料</w:t>
+              <w:t>成分</w:t>
             </w:r>
           </w:p>
         </w:tc>
         <w:tc>
           <w:tcPr>
-            <w:tcW w:type="dxa" w:w="2771"/>
+            <w:tcW w:type="dxa" w:w="2078"/>
           </w:tcPr>
           <w:p>
             <w:pPr>
@@ -3362,13 +3316,13 @@
                 <w:rFonts w:ascii="Times New Roman" w:hAnsi="Times New Roman" w:eastAsia="宋体"/>
                 <w:sz w:val="21"/>
               </w:rPr>
-              <w:t>1,545 条记录、630 种成分、265 个 DOI</w:t>
+              <w:t>FORMULA</w:t>
             </w:r>
           </w:p>
         </w:tc>
         <w:tc>
           <w:tcPr>
-            <w:tcW w:type="dxa" w:w="2771"/>
+            <w:tcW w:type="dxa" w:w="2078"/>
           </w:tcPr>
           <w:p>
             <w:pPr>
@@ -3380,15 +3334,13 @@
                 <w:rFonts w:ascii="Times New Roman" w:hAnsi="Times New Roman" w:eastAsia="宋体"/>
                 <w:sz w:val="21"/>
               </w:rPr>
-              <w:t>用于资料审计与可用字段筛选，不将全部记录混成相同条件的性能标签</w:t>
+              <w:t>100.0%</w:t>
             </w:r>
           </w:p>
         </w:tc>
-      </w:tr>
-      <w:tr>
         <w:tc>
           <w:tcPr>
-            <w:tcW w:type="dxa" w:w="2771"/>
+            <w:tcW w:type="dxa" w:w="2078"/>
           </w:tcPr>
           <w:p>
             <w:pPr>
@@ -3400,13 +3352,15 @@
                 <w:rFonts w:ascii="Times New Roman" w:hAnsi="Times New Roman" w:eastAsia="宋体"/>
                 <w:sz w:val="21"/>
               </w:rPr>
-              <w:t>首版硬度子集</w:t>
+              <w:t>含元素集合，归一化后可作为比对基准</w:t>
             </w:r>
           </w:p>
         </w:tc>
+      </w:tr>
+      <w:tr>
         <w:tc>
           <w:tcPr>
-            <w:tcW w:type="dxa" w:w="2771"/>
+            <w:tcW w:type="dxa" w:w="2078"/>
           </w:tcPr>
           <w:p>
             <w:pPr>
@@ -3418,13 +3372,13 @@
                 <w:rFonts w:ascii="Times New Roman" w:hAnsi="Times New Roman" w:eastAsia="宋体"/>
                 <w:sz w:val="21"/>
               </w:rPr>
-              <w:t>254 条记录、233 种成分、55 个 DOI</w:t>
+              <w:t>状态·制备工艺</w:t>
             </w:r>
           </w:p>
         </w:tc>
         <w:tc>
           <w:tcPr>
-            <w:tcW w:type="dxa" w:w="2771"/>
+            <w:tcW w:type="dxa" w:w="2078"/>
           </w:tcPr>
           <w:p>
             <w:pPr>
@@ -3436,15 +3390,13 @@
                 <w:rFonts w:ascii="Times New Roman" w:hAnsi="Times New Roman" w:eastAsia="宋体"/>
                 <w:sz w:val="21"/>
               </w:rPr>
-              <w:t>测试温度字段为 20 至 30 摄氏度、粗工艺为 CAST 且有硬度值，详细测试条件仍需核验</w:t>
+              <w:t>Processing method</w:t>
             </w:r>
           </w:p>
         </w:tc>
-      </w:tr>
-      <w:tr>
         <w:tc>
           <w:tcPr>
-            <w:tcW w:type="dxa" w:w="2771"/>
+            <w:tcW w:type="dxa" w:w="2078"/>
           </w:tcPr>
           <w:p>
             <w:pPr>
@@ -3456,13 +3408,13 @@
                 <w:rFonts w:ascii="Times New Roman" w:hAnsi="Times New Roman" w:eastAsia="宋体"/>
                 <w:sz w:val="21"/>
               </w:rPr>
-              <w:t>预实验教学池</w:t>
+              <w:t>92.3%</w:t>
             </w:r>
           </w:p>
         </w:tc>
         <w:tc>
           <w:tcPr>
-            <w:tcW w:type="dxa" w:w="2771"/>
+            <w:tcW w:type="dxa" w:w="2078"/>
           </w:tcPr>
           <w:p>
             <w:pPr>
@@ -3474,13 +3426,15 @@
                 <w:rFonts w:ascii="Times New Roman" w:hAnsi="Times New Roman" w:eastAsia="宋体"/>
                 <w:sz w:val="21"/>
               </w:rPr>
-              <w:t>计划约 300 至 1,000 个合格任务</w:t>
+              <w:t>粗标签（如 CAST），粒度有限</w:t>
             </w:r>
           </w:p>
         </w:tc>
+      </w:tr>
+      <w:tr>
         <w:tc>
           <w:tcPr>
-            <w:tcW w:type="dxa" w:w="2771"/>
+            <w:tcW w:type="dxa" w:w="2078"/>
           </w:tcPr>
           <w:p>
             <w:pPr>
@@ -3492,15 +3446,13 @@
                 <w:rFonts w:ascii="Times New Roman" w:hAnsi="Times New Roman" w:eastAsia="宋体"/>
                 <w:sz w:val="21"/>
               </w:rPr>
-              <w:t>仅由训练分区产生，每条基础记录先限制至不超过 8 个派生任务，并限制单一来源集中；不足计划数量时如实缩小，不复制凑数</w:t>
+              <w:t>状态·相结构</w:t>
             </w:r>
           </w:p>
         </w:tc>
-      </w:tr>
-      <w:tr>
         <w:tc>
           <w:tcPr>
-            <w:tcW w:type="dxa" w:w="2771"/>
+            <w:tcW w:type="dxa" w:w="2078"/>
           </w:tcPr>
           <w:p>
             <w:pPr>
@@ -3512,13 +3464,13 @@
                 <w:rFonts w:ascii="Times New Roman" w:hAnsi="Times New Roman" w:eastAsia="宋体"/>
                 <w:sz w:val="21"/>
               </w:rPr>
-              <w:t>开发与测试任务</w:t>
+              <w:t>BCC/FCC/other</w:t>
             </w:r>
           </w:p>
         </w:tc>
         <w:tc>
           <w:tcPr>
-            <w:tcW w:type="dxa" w:w="2771"/>
+            <w:tcW w:type="dxa" w:w="2078"/>
           </w:tcPr>
           <w:p>
             <w:pPr>
@@ -3530,13 +3482,13 @@
                 <w:rFonts w:ascii="Times New Roman" w:hAnsi="Times New Roman" w:eastAsia="宋体"/>
                 <w:sz w:val="21"/>
               </w:rPr>
-              <w:t>由各自来源关联组独立构造</w:t>
+              <w:t>100.0%</w:t>
             </w:r>
           </w:p>
         </w:tc>
         <w:tc>
           <w:tcPr>
-            <w:tcW w:type="dxa" w:w="2771"/>
+            <w:tcW w:type="dxa" w:w="2078"/>
           </w:tcPr>
           <w:p>
             <w:pPr>
@@ -3548,7 +3500,451 @@
                 <w:rFonts w:ascii="Times New Roman" w:hAnsi="Times New Roman" w:eastAsia="宋体"/>
                 <w:sz w:val="21"/>
               </w:rPr>
-              <w:t>每条基础记录先构造 1 至 3 个任务；实际记录数、DOI 数、关联组数与任务数在首次划分后报告，目前不填伪造的实测数</w:t>
+              <w:t>可作为状态差异的一个维度</w:t>
+            </w:r>
+          </w:p>
+        </w:tc>
+      </w:tr>
+      <w:tr>
+        <w:tc>
+          <w:tcPr>
+            <w:tcW w:type="dxa" w:w="2078"/>
+          </w:tcPr>
+          <w:p>
+            <w:pPr>
+              <w:spacing w:line="240" w:lineRule="auto"/>
+              <w:ind w:firstLine="0"/>
+            </w:pPr>
+            <w:r>
+              <w:rPr>
+                <w:rFonts w:ascii="Times New Roman" w:hAnsi="Times New Roman" w:eastAsia="宋体"/>
+                <w:sz w:val="21"/>
+              </w:rPr>
+              <w:t>状态·热处理</w:t>
+            </w:r>
+          </w:p>
+        </w:tc>
+        <w:tc>
+          <w:tcPr>
+            <w:tcW w:type="dxa" w:w="2078"/>
+          </w:tcPr>
+          <w:p>
+            <w:pPr>
+              <w:spacing w:line="240" w:lineRule="auto"/>
+              <w:ind w:firstLine="0"/>
+            </w:pPr>
+            <w:r>
+              <w:rPr>
+                <w:rFonts w:ascii="Times New Roman" w:hAnsi="Times New Roman" w:eastAsia="宋体"/>
+                <w:sz w:val="21"/>
+              </w:rPr>
+              <w:t>无对应字段</w:t>
+            </w:r>
+          </w:p>
+        </w:tc>
+        <w:tc>
+          <w:tcPr>
+            <w:tcW w:type="dxa" w:w="2078"/>
+          </w:tcPr>
+          <w:p>
+            <w:pPr>
+              <w:spacing w:line="240" w:lineRule="auto"/>
+              <w:ind w:firstLine="0"/>
+            </w:pPr>
+            <w:r>
+              <w:rPr>
+                <w:rFonts w:ascii="Times New Roman" w:hAnsi="Times New Roman" w:eastAsia="宋体"/>
+                <w:sz w:val="21"/>
+              </w:rPr>
+              <w:t>—</w:t>
+            </w:r>
+          </w:p>
+        </w:tc>
+        <w:tc>
+          <w:tcPr>
+            <w:tcW w:type="dxa" w:w="2078"/>
+          </w:tcPr>
+          <w:p>
+            <w:pPr>
+              <w:spacing w:line="240" w:lineRule="auto"/>
+              <w:ind w:firstLine="0"/>
+            </w:pPr>
+            <w:r>
+              <w:rPr>
+                <w:rFonts w:ascii="Times New Roman" w:hAnsi="Times New Roman" w:eastAsia="宋体"/>
+                <w:sz w:val="21"/>
+              </w:rPr>
+              <w:t>主线数据中不存在</w:t>
+            </w:r>
+          </w:p>
+        </w:tc>
+      </w:tr>
+      <w:tr>
+        <w:tc>
+          <w:tcPr>
+            <w:tcW w:type="dxa" w:w="2078"/>
+          </w:tcPr>
+          <w:p>
+            <w:pPr>
+              <w:spacing w:line="240" w:lineRule="auto"/>
+              <w:ind w:firstLine="0"/>
+            </w:pPr>
+            <w:r>
+              <w:rPr>
+                <w:rFonts w:ascii="Times New Roman" w:hAnsi="Times New Roman" w:eastAsia="宋体"/>
+                <w:sz w:val="21"/>
+              </w:rPr>
+              <w:t>测试·测试温度</w:t>
+            </w:r>
+          </w:p>
+        </w:tc>
+        <w:tc>
+          <w:tcPr>
+            <w:tcW w:type="dxa" w:w="2078"/>
+          </w:tcPr>
+          <w:p>
+            <w:pPr>
+              <w:spacing w:line="240" w:lineRule="auto"/>
+              <w:ind w:firstLine="0"/>
+            </w:pPr>
+            <w:r>
+              <w:rPr>
+                <w:rFonts w:ascii="Times New Roman" w:hAnsi="Times New Roman" w:eastAsia="宋体"/>
+                <w:sz w:val="21"/>
+              </w:rPr>
+              <w:t>Test temperature</w:t>
+            </w:r>
+          </w:p>
+        </w:tc>
+        <w:tc>
+          <w:tcPr>
+            <w:tcW w:type="dxa" w:w="2078"/>
+          </w:tcPr>
+          <w:p>
+            <w:pPr>
+              <w:spacing w:line="240" w:lineRule="auto"/>
+              <w:ind w:firstLine="0"/>
+            </w:pPr>
+            <w:r>
+              <w:rPr>
+                <w:rFonts w:ascii="Times New Roman" w:hAnsi="Times New Roman" w:eastAsia="宋体"/>
+                <w:sz w:val="21"/>
+              </w:rPr>
+              <w:t>88.3%</w:t>
+            </w:r>
+          </w:p>
+        </w:tc>
+        <w:tc>
+          <w:tcPr>
+            <w:tcW w:type="dxa" w:w="2078"/>
+          </w:tcPr>
+          <w:p>
+            <w:pPr>
+              <w:spacing w:line="240" w:lineRule="auto"/>
+              <w:ind w:firstLine="0"/>
+            </w:pPr>
+            <w:r>
+              <w:rPr>
+                <w:rFonts w:ascii="Times New Roman" w:hAnsi="Times New Roman" w:eastAsia="宋体"/>
+                <w:sz w:val="21"/>
+              </w:rPr>
+              <w:t>条件判定的主要依据</w:t>
+            </w:r>
+          </w:p>
+        </w:tc>
+      </w:tr>
+      <w:tr>
+        <w:tc>
+          <w:tcPr>
+            <w:tcW w:type="dxa" w:w="2078"/>
+          </w:tcPr>
+          <w:p>
+            <w:pPr>
+              <w:spacing w:line="240" w:lineRule="auto"/>
+              <w:ind w:firstLine="0"/>
+            </w:pPr>
+            <w:r>
+              <w:rPr>
+                <w:rFonts w:ascii="Times New Roman" w:hAnsi="Times New Roman" w:eastAsia="宋体"/>
+                <w:sz w:val="21"/>
+              </w:rPr>
+              <w:t>测试·试验类型</w:t>
+            </w:r>
+          </w:p>
+        </w:tc>
+        <w:tc>
+          <w:tcPr>
+            <w:tcW w:type="dxa" w:w="2078"/>
+          </w:tcPr>
+          <w:p>
+            <w:pPr>
+              <w:spacing w:line="240" w:lineRule="auto"/>
+              <w:ind w:firstLine="0"/>
+            </w:pPr>
+            <w:r>
+              <w:rPr>
+                <w:rFonts w:ascii="Times New Roman" w:hAnsi="Times New Roman" w:eastAsia="宋体"/>
+                <w:sz w:val="21"/>
+              </w:rPr>
+              <w:t>Type of test</w:t>
+            </w:r>
+          </w:p>
+        </w:tc>
+        <w:tc>
+          <w:tcPr>
+            <w:tcW w:type="dxa" w:w="2078"/>
+          </w:tcPr>
+          <w:p>
+            <w:pPr>
+              <w:spacing w:line="240" w:lineRule="auto"/>
+              <w:ind w:firstLine="0"/>
+            </w:pPr>
+            <w:r>
+              <w:rPr>
+                <w:rFonts w:ascii="Times New Roman" w:hAnsi="Times New Roman" w:eastAsia="宋体"/>
+                <w:sz w:val="21"/>
+              </w:rPr>
+              <w:t>74.4%</w:t>
+            </w:r>
+          </w:p>
+        </w:tc>
+        <w:tc>
+          <w:tcPr>
+            <w:tcW w:type="dxa" w:w="2078"/>
+          </w:tcPr>
+          <w:p>
+            <w:pPr>
+              <w:spacing w:line="240" w:lineRule="auto"/>
+              <w:ind w:firstLine="0"/>
+            </w:pPr>
+            <w:r>
+              <w:rPr>
+                <w:rFonts w:ascii="Times New Roman" w:hAnsi="Times New Roman" w:eastAsia="宋体"/>
+                <w:sz w:val="21"/>
+              </w:rPr>
+              <w:t>决定性能是否可跨记录比较</w:t>
+            </w:r>
+          </w:p>
+        </w:tc>
+      </w:tr>
+      <w:tr>
+        <w:tc>
+          <w:tcPr>
+            <w:tcW w:type="dxa" w:w="2078"/>
+          </w:tcPr>
+          <w:p>
+            <w:pPr>
+              <w:spacing w:line="240" w:lineRule="auto"/>
+              <w:ind w:firstLine="0"/>
+            </w:pPr>
+            <w:r>
+              <w:rPr>
+                <w:rFonts w:ascii="Times New Roman" w:hAnsi="Times New Roman" w:eastAsia="宋体"/>
+                <w:sz w:val="21"/>
+              </w:rPr>
+              <w:t>测试·测量方法</w:t>
+            </w:r>
+          </w:p>
+        </w:tc>
+        <w:tc>
+          <w:tcPr>
+            <w:tcW w:type="dxa" w:w="2078"/>
+          </w:tcPr>
+          <w:p>
+            <w:pPr>
+              <w:spacing w:line="240" w:lineRule="auto"/>
+              <w:ind w:firstLine="0"/>
+            </w:pPr>
+            <w:r>
+              <w:rPr>
+                <w:rFonts w:ascii="Times New Roman" w:hAnsi="Times New Roman" w:eastAsia="宋体"/>
+                <w:sz w:val="21"/>
+              </w:rPr>
+              <w:t>无对应字段</w:t>
+            </w:r>
+          </w:p>
+        </w:tc>
+        <w:tc>
+          <w:tcPr>
+            <w:tcW w:type="dxa" w:w="2078"/>
+          </w:tcPr>
+          <w:p>
+            <w:pPr>
+              <w:spacing w:line="240" w:lineRule="auto"/>
+              <w:ind w:firstLine="0"/>
+            </w:pPr>
+            <w:r>
+              <w:rPr>
+                <w:rFonts w:ascii="Times New Roman" w:hAnsi="Times New Roman" w:eastAsia="宋体"/>
+                <w:sz w:val="21"/>
+              </w:rPr>
+              <w:t>—</w:t>
+            </w:r>
+          </w:p>
+        </w:tc>
+        <w:tc>
+          <w:tcPr>
+            <w:tcW w:type="dxa" w:w="2078"/>
+          </w:tcPr>
+          <w:p>
+            <w:pPr>
+              <w:spacing w:line="240" w:lineRule="auto"/>
+              <w:ind w:firstLine="0"/>
+            </w:pPr>
+            <w:r>
+              <w:rPr>
+                <w:rFonts w:ascii="Times New Roman" w:hAnsi="Times New Roman" w:eastAsia="宋体"/>
+                <w:sz w:val="21"/>
+              </w:rPr>
+              <w:t>主线数据中不存在</w:t>
+            </w:r>
+          </w:p>
+        </w:tc>
+      </w:tr>
+      <w:tr>
+        <w:tc>
+          <w:tcPr>
+            <w:tcW w:type="dxa" w:w="2078"/>
+          </w:tcPr>
+          <w:p>
+            <w:pPr>
+              <w:spacing w:line="240" w:lineRule="auto"/>
+              <w:ind w:firstLine="0"/>
+            </w:pPr>
+            <w:r>
+              <w:rPr>
+                <w:rFonts w:ascii="Times New Roman" w:hAnsi="Times New Roman" w:eastAsia="宋体"/>
+                <w:sz w:val="21"/>
+              </w:rPr>
+              <w:t>性能·硬度</w:t>
+            </w:r>
+          </w:p>
+        </w:tc>
+        <w:tc>
+          <w:tcPr>
+            <w:tcW w:type="dxa" w:w="2078"/>
+          </w:tcPr>
+          <w:p>
+            <w:pPr>
+              <w:spacing w:line="240" w:lineRule="auto"/>
+              <w:ind w:firstLine="0"/>
+            </w:pPr>
+            <w:r>
+              <w:rPr>
+                <w:rFonts w:ascii="Times New Roman" w:hAnsi="Times New Roman" w:eastAsia="宋体"/>
+                <w:sz w:val="21"/>
+              </w:rPr>
+              <w:t>HV</w:t>
+            </w:r>
+          </w:p>
+        </w:tc>
+        <w:tc>
+          <w:tcPr>
+            <w:tcW w:type="dxa" w:w="2078"/>
+          </w:tcPr>
+          <w:p>
+            <w:pPr>
+              <w:spacing w:line="240" w:lineRule="auto"/>
+              <w:ind w:firstLine="0"/>
+            </w:pPr>
+            <w:r>
+              <w:rPr>
+                <w:rFonts w:ascii="Times New Roman" w:hAnsi="Times New Roman" w:eastAsia="宋体"/>
+                <w:sz w:val="21"/>
+              </w:rPr>
+              <w:t>34.3%</w:t>
+            </w:r>
+          </w:p>
+        </w:tc>
+        <w:tc>
+          <w:tcPr>
+            <w:tcW w:type="dxa" w:w="2078"/>
+          </w:tcPr>
+          <w:p>
+            <w:pPr>
+              <w:spacing w:line="240" w:lineRule="auto"/>
+              <w:ind w:firstLine="0"/>
+            </w:pPr>
+            <w:r>
+              <w:rPr>
+                <w:rFonts w:ascii="Times New Roman" w:hAnsi="Times New Roman" w:eastAsia="宋体"/>
+                <w:sz w:val="21"/>
+              </w:rPr>
+              <w:t>覆盖率偏低</w:t>
+            </w:r>
+          </w:p>
+        </w:tc>
+      </w:tr>
+      <w:tr>
+        <w:tc>
+          <w:tcPr>
+            <w:tcW w:type="dxa" w:w="2078"/>
+          </w:tcPr>
+          <w:p>
+            <w:pPr>
+              <w:spacing w:line="240" w:lineRule="auto"/>
+              <w:ind w:firstLine="0"/>
+            </w:pPr>
+            <w:r>
+              <w:rPr>
+                <w:rFonts w:ascii="Times New Roman" w:hAnsi="Times New Roman" w:eastAsia="宋体"/>
+                <w:sz w:val="21"/>
+              </w:rPr>
+              <w:t>性能·屈服强度</w:t>
+            </w:r>
+          </w:p>
+        </w:tc>
+        <w:tc>
+          <w:tcPr>
+            <w:tcW w:type="dxa" w:w="2078"/>
+          </w:tcPr>
+          <w:p>
+            <w:pPr>
+              <w:spacing w:line="240" w:lineRule="auto"/>
+              <w:ind w:firstLine="0"/>
+            </w:pPr>
+            <w:r>
+              <w:rPr>
+                <w:rFonts w:ascii="Times New Roman" w:hAnsi="Times New Roman" w:eastAsia="宋体"/>
+                <w:sz w:val="21"/>
+              </w:rPr>
+              <w:t>YS</w:t>
+            </w:r>
+          </w:p>
+        </w:tc>
+        <w:tc>
+          <w:tcPr>
+            <w:tcW w:type="dxa" w:w="2078"/>
+          </w:tcPr>
+          <w:p>
+            <w:pPr>
+              <w:spacing w:line="240" w:lineRule="auto"/>
+              <w:ind w:firstLine="0"/>
+            </w:pPr>
+            <w:r>
+              <w:rPr>
+                <w:rFonts w:ascii="Times New Roman" w:hAnsi="Times New Roman" w:eastAsia="宋体"/>
+                <w:sz w:val="21"/>
+              </w:rPr>
+              <w:t>69.1%</w:t>
+            </w:r>
+          </w:p>
+        </w:tc>
+        <w:tc>
+          <w:tcPr>
+            <w:tcW w:type="dxa" w:w="2078"/>
+          </w:tcPr>
+          <w:p>
+            <w:pPr>
+              <w:spacing w:line="240" w:lineRule="auto"/>
+              <w:ind w:firstLine="0"/>
+            </w:pPr>
+            <w:r>
+              <w:rPr>
+                <w:rFonts w:ascii="Times New Roman" w:hAnsi="Times New Roman" w:eastAsia="宋体"/>
+                <w:sz w:val="21"/>
+              </w:rPr>
+              <w:t>相对完整</w:t>
             </w:r>
           </w:p>
         </w:tc>
@@ -3577,7 +3973,119 @@
           <w:b w:val="0"/>
           <w:sz w:val="24"/>
         </w:rPr>
-        <w:t>关联组划分以约 70%、15%、15% 的训练、开发、测试记录比例为规划参考，同组不可拆分，实际比例允许偏离并须报告。划分后先确认每区是否有足够的来源组与可比较任务；若不能支撑稳定的留出比较，应扩大获准资料或收紧研究结论，不以增加同记录改写次数代替独立来源。教学池数量与训练 token 分开记录，先在实际可用的小池上完成等预算方法验证；更大规模只有在新增资料审计通过后才扩展。</w:t>
+        <w:t>这张表暴露了一个必须正面处理的事实：</w:t>
+      </w:r>
+      <w:r>
+        <w:rPr>
+          <w:rFonts w:ascii="Times New Roman" w:hAnsi="Times New Roman" w:eastAsia="宋体"/>
+          <w:b/>
+          <w:sz w:val="24"/>
+        </w:rPr>
+        <w:t>本体所设的四类槽位中，热处理与测量方法在主线数据中根本没有对应字段</w:t>
+      </w:r>
+      <w:r>
+        <w:rPr>
+          <w:rFonts w:ascii="Times New Roman" w:hAnsi="Times New Roman" w:eastAsia="宋体"/>
+          <w:b w:val="0"/>
+          <w:sz w:val="24"/>
+        </w:rPr>
+        <w:t>。这不是数据清洗能解决的问题，只能靠文献补充通道填入。因此本课题的槽位设计须与数据现实对齐：首版本体只启用主线数据中确有的槽位（成分、制备工艺、相结构、测试温度、试验类型），热处理与测量方法作为文献补充通道的目标字段，在补充数据经检测通过后再纳入判定。这一取舍在开题阶段即予声明，避免后期因字段缺失而被迫修改标签体系。</w:t>
+      </w:r>
+    </w:p>
+    <w:p>
+      <w:pPr>
+        <w:ind w:firstLine="480" w:firstLineChars="200"/>
+        <w:spacing w:line="312" w:lineRule="auto"/>
+      </w:pPr>
+      <w:r>
+        <w:rPr>
+          <w:rFonts w:ascii="Times New Roman" w:hAnsi="Times New Roman" w:eastAsia="宋体"/>
+          <w:b w:val="0"/>
+          <w:sz w:val="24"/>
+        </w:rPr>
+        <w:t>判定对的构造能力实测如下。630 种成分中有 186 种存在多于一条记录，按同成分记录两两配对可得 8,857 对；其中测试温度或制备工艺不同者为 7,452 对，构成"条件冲突"候选。这一规模足以支撑规则与模型的分层实验，但需注意两点：其一，配对双方来自同一文献的情形较多，须按来源分组划分以避免泄漏；其二，条件"不同"仅是候选，是否构成真正的条件冲突需由本体规则判定并人工抽检，不能把配对数量直接当作有效样本数。</w:t>
+      </w:r>
+    </w:p>
+    <w:p>
+      <w:pPr>
+        <w:ind w:firstLine="480" w:firstLineChars="200"/>
+        <w:spacing w:line="312" w:lineRule="auto"/>
+      </w:pPr>
+      <w:r>
+        <w:rPr>
+          <w:rFonts w:ascii="Times New Roman" w:hAnsi="Times New Roman" w:eastAsia="宋体"/>
+          <w:b w:val="0"/>
+          <w:sz w:val="24"/>
+        </w:rPr>
+        <w:t>由于主线数据缺两个槽位且部分字段非空率偏低，本课题建立文献补充数据通道。解析环节采用开源工具 MinerU 将 PDF 转换为结构化文本</w:t>
+      </w:r>
+      <w:r>
+        <w:rPr>
+          <w:rFonts w:ascii="Times New Roman" w:hAnsi="Times New Roman" w:eastAsia="宋体"/>
+          <w:sz w:val="24"/>
+          <w:vertAlign w:val="superscript"/>
+        </w:rPr>
+        <w:fldChar w:fldCharType="begin"/>
+        <w:instrText xml:space="preserve"> REF _Ref_ref043 \h </w:instrText>
+        <w:fldChar w:fldCharType="separate"/>
+        <w:t xml:space="preserve">[43]</w:t>
+        <w:fldChar w:fldCharType="end"/>
+      </w:r>
+      <w:r>
+        <w:rPr>
+          <w:rFonts w:ascii="Times New Roman" w:hAnsi="Times New Roman" w:eastAsia="宋体"/>
+          <w:b w:val="0"/>
+          <w:sz w:val="24"/>
+        </w:rPr>
+        <w:t>；该环节在通用场景下可靠性较好，但在表格合并单元格、上下标与真实扫描件上存在已知短板，故其输出须经槽位抽取与一致性检查后方可入库，不直接计入判定数据。补充库的规模以实际解析与检查通过率决定，在首轮试验后报告实际可用条数，不预设具体数字。</w:t>
+      </w:r>
+    </w:p>
+    <w:p>
+      <w:pPr>
+        <w:ind w:firstLine="480" w:firstLineChars="200"/>
+        <w:spacing w:line="312" w:lineRule="auto"/>
+      </w:pPr>
+      <w:r>
+        <w:rPr>
+          <w:rFonts w:ascii="Times New Roman" w:hAnsi="Times New Roman" w:eastAsia="宋体"/>
+          <w:b w:val="0"/>
+          <w:sz w:val="24"/>
+        </w:rPr>
+        <w:t>其他公开合金数据源已作初步排查，均未达到本课题的可用条件。难熔高熵合金方向存在规模更大的数据库（如 ULTERA，报告约 2,700 种合金、6,500 条性质数据、540 篇文献），但其数据未公开，需经合作申请获取；其他以性能汇总为主的数据集侧重成分与性能两列，缺少可比的测试条件与来源字段，无法支撑条件适用性判定。MPEA 作为主线的依据不在于规模，而在于同时提供成分、状态、测试条件与来源标识四类字段。若具备许可与下载条件，可选用再生铝合金模拟数据扩展规模</w:t>
+      </w:r>
+      <w:r>
+        <w:rPr>
+          <w:rFonts w:ascii="Times New Roman" w:hAnsi="Times New Roman" w:eastAsia="宋体"/>
+          <w:sz w:val="24"/>
+          <w:vertAlign w:val="superscript"/>
+        </w:rPr>
+        <w:fldChar w:fldCharType="begin"/>
+        <w:instrText xml:space="preserve"> REF _Ref_ref024 \h </w:instrText>
+        <w:fldChar w:fldCharType="separate"/>
+        <w:t xml:space="preserve">[24]</w:t>
+        <w:fldChar w:fldCharType="end"/>
+      </w:r>
+      <w:r>
+        <w:rPr>
+          <w:rFonts w:ascii="Times New Roman" w:hAnsi="Times New Roman" w:eastAsia="宋体"/>
+          <w:b w:val="0"/>
+          <w:sz w:val="24"/>
+        </w:rPr>
+        <w:t>，但它不是高熵合金实测数据，正式使用前须核对版本、字段与缺失值，不作为当前必需前提。</w:t>
+      </w:r>
+    </w:p>
+    <w:p>
+      <w:pPr>
+        <w:ind w:firstLine="480" w:firstLineChars="200"/>
+        <w:spacing w:line="312" w:lineRule="auto"/>
+      </w:pPr>
+      <w:r>
+        <w:rPr>
+          <w:rFonts w:ascii="Times New Roman" w:hAnsi="Times New Roman" w:eastAsia="宋体"/>
+          <w:b w:val="0"/>
+          <w:sz w:val="24"/>
+        </w:rPr>
+        <w:t>数据划分以来源关联组为单位，约按 70%、15%、15% 分配训练、开发与测试，同组不可拆分。划分后先确认每区是否有足够的来源组与可比较判定对；若不足以支撑稳定的留出比较，则扩大获准资料或收紧结论范围，不以增加同记录改写次数代替独立来源。实际可用的判定对数、来源组数与各槽位覆盖率在首次划分完成后报告。</w:t>
       </w:r>
     </w:p>
     <w:p>

--- a/开题报告_领域小模型蒸馏与知识增强/V4_范本对齐_2026-10-26/开题报告_V4.docx
+++ b/开题报告_领域小模型蒸馏与知识增强/V4_范本对齐_2026-10-26/开题报告_V4.docx
@@ -94,7 +94,7 @@
           <w:rFonts w:ascii="Times New Roman" w:hAnsi="Times New Roman" w:eastAsia="宋体"/>
           <w:sz w:val="26"/>
         </w:rPr>
-        <w:t>论文题目： 面向高熵合金设计辅助的本体驱动证据判定与小模型蒸馏方法研究</w:t>
+        <w:t>论文题目： 面向材料文献问答的条件可比 RAG 与小模型蒸馏方法研究</w:t>
       </w:r>
     </w:p>
     <w:p>
@@ -2007,7 +2007,127 @@
           <w:b w:val="0"/>
           <w:sz w:val="24"/>
         </w:rPr>
-        <w:t>在材料领域，已有工作直接把"证据是否可用"作为推理的前置门控：ARIA 按因果完整性把推理分为三级，证据链完整时直接推理、不完整时降级为物理类比或参数化回退，并保留可审计的因果轨迹</w:t>
+        <w:t>在科学文献问答方向，已有工作用类型化知识图谱改善本地小模型的检索：把文献中的证据组织为带类型的关系，并对比自动生成 schema 与专家定义 schema 两种做法，在自建基准上以六个维度（正确性、完整性等）评估，报告类型化检索优于常规检索</w:t>
+      </w:r>
+      <w:r>
+        <w:rPr>
+          <w:rFonts w:ascii="Times New Roman" w:hAnsi="Times New Roman" w:eastAsia="宋体"/>
+          <w:sz w:val="24"/>
+          <w:vertAlign w:val="superscript"/>
+        </w:rPr>
+        <w:fldChar w:fldCharType="begin"/>
+        <w:instrText xml:space="preserve"> REF _Ref_ref054 \h </w:instrText>
+        <w:fldChar w:fldCharType="separate"/>
+        <w:t xml:space="preserve">[54]</w:t>
+        <w:fldChar w:fldCharType="end"/>
+      </w:r>
+      <w:r>
+        <w:rPr>
+          <w:rFonts w:ascii="Times New Roman" w:hAnsi="Times New Roman" w:eastAsia="宋体"/>
+          <w:b w:val="0"/>
+          <w:sz w:val="24"/>
+        </w:rPr>
+        <w:t>。该类工作的组织单位是实体与关系，未涉及同一实体在不同实验条件下的可比性。此外，已有工作训练小模型承担证据接地的判断：用偏好优化把大模型推理蒸馏进四亿级参数的模型，判断文档与声明是否构成支持关系，在公开基准上取得与更大专用模型相当的准确率</w:t>
+      </w:r>
+      <w:r>
+        <w:rPr>
+          <w:rFonts w:ascii="Times New Roman" w:hAnsi="Times New Roman" w:eastAsia="宋体"/>
+          <w:sz w:val="24"/>
+          <w:vertAlign w:val="superscript"/>
+        </w:rPr>
+        <w:fldChar w:fldCharType="begin"/>
+        <w:instrText xml:space="preserve"> REF _Ref_ref048 \h </w:instrText>
+        <w:fldChar w:fldCharType="separate"/>
+        <w:t xml:space="preserve">[48]</w:t>
+        <w:fldChar w:fldCharType="end"/>
+      </w:r>
+      <w:r>
+        <w:rPr>
+          <w:rFonts w:ascii="Times New Roman" w:hAnsi="Times New Roman" w:eastAsia="宋体"/>
+          <w:b w:val="0"/>
+          <w:sz w:val="24"/>
+        </w:rPr>
+        <w:t>；其判定对象是"声明是否被文档支持"，不涉及"文档的测试条件是否与问题匹配"。另有工作把大模型 RAG 的证据与图谱蒸馏进小模型，以缓解幻觉</w:t>
+      </w:r>
+      <w:r>
+        <w:rPr>
+          <w:rFonts w:ascii="Times New Roman" w:hAnsi="Times New Roman" w:eastAsia="宋体"/>
+          <w:sz w:val="24"/>
+          <w:vertAlign w:val="superscript"/>
+        </w:rPr>
+        <w:fldChar w:fldCharType="begin"/>
+        <w:instrText xml:space="preserve"> REF _Ref_ref053 \h </w:instrText>
+        <w:fldChar w:fldCharType="separate"/>
+        <w:t xml:space="preserve">[53]</w:t>
+        <w:fldChar w:fldCharType="end"/>
+      </w:r>
+      <w:r>
+        <w:rPr>
+          <w:rFonts w:ascii="Times New Roman" w:hAnsi="Times New Roman" w:eastAsia="宋体"/>
+          <w:b w:val="0"/>
+          <w:sz w:val="24"/>
+        </w:rPr>
+        <w:t>，其蒸馏对象是检索与生成的整体行为，未区分条件层面的判断。本体在检索中的应用还有另一条路线：用本体锚定检索过程并按本体结构组织文档</w:t>
+      </w:r>
+      <w:r>
+        <w:rPr>
+          <w:rFonts w:ascii="Times New Roman" w:hAnsi="Times New Roman" w:eastAsia="宋体"/>
+          <w:sz w:val="24"/>
+          <w:vertAlign w:val="superscript"/>
+        </w:rPr>
+        <w:fldChar w:fldCharType="begin"/>
+        <w:instrText xml:space="preserve"> REF _Ref_ref046 \h </w:instrText>
+        <w:fldChar w:fldCharType="separate"/>
+        <w:t xml:space="preserve">[46]</w:t>
+        <w:fldChar w:fldCharType="end"/>
+      </w:r>
+      <w:r>
+        <w:rPr>
+          <w:rFonts w:ascii="Times New Roman" w:hAnsi="Times New Roman" w:eastAsia="宋体"/>
+          <w:b w:val="0"/>
+          <w:sz w:val="24"/>
+        </w:rPr>
+        <w:t>，或判定实体归属哪一本体类</w:t>
+      </w:r>
+      <w:r>
+        <w:rPr>
+          <w:rFonts w:ascii="Times New Roman" w:hAnsi="Times New Roman" w:eastAsia="宋体"/>
+          <w:sz w:val="24"/>
+          <w:vertAlign w:val="superscript"/>
+        </w:rPr>
+        <w:fldChar w:fldCharType="begin"/>
+        <w:instrText xml:space="preserve"> REF _Ref_ref049 \h </w:instrText>
+        <w:fldChar w:fldCharType="separate"/>
+        <w:t xml:space="preserve">[49]</w:t>
+        <w:fldChar w:fldCharType="end"/>
+      </w:r>
+      <w:r>
+        <w:rPr>
+          <w:rFonts w:ascii="Times New Roman" w:hAnsi="Times New Roman" w:eastAsia="宋体"/>
+          <w:b w:val="0"/>
+          <w:sz w:val="24"/>
+        </w:rPr>
+        <w:t>，或先用种子本体指导数据增强再微调小模型</w:t>
+      </w:r>
+      <w:r>
+        <w:rPr>
+          <w:rFonts w:ascii="Times New Roman" w:hAnsi="Times New Roman" w:eastAsia="宋体"/>
+          <w:sz w:val="24"/>
+          <w:vertAlign w:val="superscript"/>
+        </w:rPr>
+        <w:fldChar w:fldCharType="begin"/>
+        <w:instrText xml:space="preserve"> REF _Ref_ref052 \h </w:instrText>
+        <w:fldChar w:fldCharType="separate"/>
+        <w:t xml:space="preserve">[52]</w:t>
+        <w:fldChar w:fldCharType="end"/>
+      </w:r>
+      <w:r>
+        <w:rPr>
+          <w:rFonts w:ascii="Times New Roman" w:hAnsi="Times New Roman" w:eastAsia="宋体"/>
+          <w:b w:val="0"/>
+          <w:sz w:val="24"/>
+        </w:rPr>
+        <w:t>；这些工作的共同点是围绕实体与类型展开，均未把实验条件作为独立维度纳入判定。在材料领域，已有工作直接把"证据是否可用"作为推理的前置门控：ARIA 按因果完整性把推理分为三级，证据链完整时直接推理、不完整时降级为物理类比或参数化回退，并保留可审计的因果轨迹</w:t>
       </w:r>
       <w:r>
         <w:rPr>
@@ -2191,7 +2311,7 @@
           <w:b/>
           <w:sz w:val="28"/>
         </w:rPr>
-        <w:t>3.1.1 本体驱动的证据适用性类型化判定方法</w:t>
+        <w:t>3.1.1 条件可比的证据组织与答案生成方法</w:t>
       </w:r>
     </w:p>
     <w:p>
@@ -2213,7 +2333,29 @@
           <w:b w:val="0"/>
           <w:sz w:val="24"/>
         </w:rPr>
-        <w:t xml:space="preserve"> 检索增强生成在材料问答中的失效，有一半以上不发生在检索环节，而发生在"证据拿到之后怎么用"这一层。已有大规模实证研究在小模型上给出明确数据</w:t>
+        <w:t xml:space="preserve"> 材料文献问答的困难不在于检索不到内容，而在于检索到的内容常常不可直接比较。同一成分在不同热处理状态、不同测试温度下的性能记录，语义上高度相似、检索系统会把它们一并返回，但物理上并不构成同一条件下的观测。若模型把 800 摄氏度下的强度数据用于回答室温问题，输出的数字本身来自真实文献、引用可追溯，结论却在物理上不成立。这类错误不体现在语法或数值层面，是本场景最隐蔽的失效。</w:t>
+      </w:r>
+    </w:p>
+    <w:p>
+      <w:pPr>
+        <w:ind w:firstLine="480" w:firstLineChars="200"/>
+        <w:spacing w:line="312" w:lineRule="auto"/>
+      </w:pPr>
+      <w:r>
+        <w:rPr>
+          <w:rFonts w:ascii="Times New Roman" w:hAnsi="Times New Roman" w:eastAsia="宋体"/>
+          <w:b/>
+          <w:sz w:val="24"/>
+        </w:rPr>
+        <w:t>当前面临的问题。</w:t>
+      </w:r>
+      <w:r>
+        <w:rPr>
+          <w:rFonts w:ascii="Times New Roman" w:hAnsi="Times New Roman" w:eastAsia="宋体"/>
+          <w:b w:val="0"/>
+          <w:sz w:val="24"/>
+        </w:rPr>
+        <w:t xml:space="preserve"> 三个困难使既有做法难以处理这一情形。第一，条件不可比性无法由文本相似度识别。两条记录讲的是同一合金同一指标，嵌入向量几乎相同，通用检索器没有理由区分它们。第二，答案层面的错误难以归因。当最终答案错误时，无法判断是没检索到相关记录、检索到了但条件不符、还是生成本身出错，而这三类错误需要完全不同的改进手段。第三，小模型缺乏判断条件的能力。已有大规模实证研究给出明确数据：即使提供保证含正确答案的检索结果，参数量不超过七十亿的模型在自身无法回答的问题上仍有百分之八十五至一百的提取失败率；任何检索还会破坏原本答对的百分之四十二至一百的答案，主要失效模式是完全忽略给出的上下文</w:t>
       </w:r>
       <w:r>
         <w:rPr>
@@ -2233,7 +2375,65 @@
           <w:b w:val="0"/>
           <w:sz w:val="24"/>
         </w:rPr>
-        <w:t>：即使提供保证含正确答案的检索结果，参数量不超过七十亿的模型在自身无法回答的问题上仍有百分之八十五至一百的提取失败率；并且任何检索都会破坏原本答对的百分之四十二至一百的答案，主要失效模式是完全忽略给出的上下文。这说明小模型的问题不是"找不到证据"，而是"不会判断哪条证据能用"。对于材料领域，这一判断还多了一层难度：证据常常主题相关而条件不符，一条室温拉伸数据可能来自完全不同的热处理状态。而对文献抽取所得数据库的核查显示，近半数条目存在结构性错误，这些错误会沿下游流程传导</w:t>
+        <w:t>。这说明小模型不仅需要好的检索结果，还需要被明确教会如何使用这些结果。</w:t>
+      </w:r>
+    </w:p>
+    <w:p>
+      <w:pPr>
+        <w:ind w:firstLine="480" w:firstLineChars="200"/>
+        <w:spacing w:line="312" w:lineRule="auto"/>
+      </w:pPr>
+      <w:r>
+        <w:rPr>
+          <w:rFonts w:ascii="Times New Roman" w:hAnsi="Times New Roman" w:eastAsia="宋体"/>
+          <w:b/>
+          <w:sz w:val="24"/>
+        </w:rPr>
+        <w:t>若不解决会导致什么。</w:t>
+      </w:r>
+      <w:r>
+        <w:rPr>
+          <w:rFonts w:ascii="Times New Roman" w:hAnsi="Times New Roman" w:eastAsia="宋体"/>
+          <w:b w:val="0"/>
+          <w:sz w:val="24"/>
+        </w:rPr>
+        <w:t xml:space="preserve"> 后果首先体现为看似有据的错误：答案带着真实文献的引用，条件却不匹配，比没有引用更具误导性。其次是改进方向失焦：若不能区分"检索失败""条件误用""生成失败"三类错误，任何改进都无法评估其真实作用。第三是结论不可复现：条件信息在答案中缺失，使用者无法判断该结论在什么范围内成立。</w:t>
+      </w:r>
+    </w:p>
+    <w:p>
+      <w:pPr>
+        <w:ind w:firstLine="480" w:firstLineChars="200"/>
+        <w:spacing w:line="312" w:lineRule="auto"/>
+      </w:pPr>
+      <w:r>
+        <w:rPr>
+          <w:rFonts w:ascii="Times New Roman" w:hAnsi="Times New Roman" w:eastAsia="宋体"/>
+          <w:b/>
+          <w:sz w:val="24"/>
+        </w:rPr>
+        <w:t>本课题采用的解决方法。</w:t>
+      </w:r>
+      <w:r>
+        <w:rPr>
+          <w:rFonts w:ascii="Times New Roman" w:hAnsi="Times New Roman" w:eastAsia="宋体"/>
+          <w:b w:val="0"/>
+          <w:sz w:val="24"/>
+        </w:rPr>
+        <w:t xml:space="preserve"> 针对上述三点，本部分按以下步骤展开。</w:t>
+      </w:r>
+    </w:p>
+    <w:p>
+      <w:pPr>
+        <w:ind w:firstLine="480" w:firstLineChars="200"/>
+        <w:spacing w:line="312" w:lineRule="auto"/>
+      </w:pPr>
+      <w:r>
+        <w:rPr>
+          <w:rFonts w:ascii="Times New Roman" w:hAnsi="Times New Roman" w:eastAsia="宋体"/>
+          <w:b w:val="0"/>
+          <w:sz w:val="24"/>
+        </w:rPr>
+        <w:t>第一步，为每条证据绑定条件元组。对文献抽取所得数据库的核查显示结构性错误占比可观且会沿下游传导</w:t>
       </w:r>
       <w:r>
         <w:rPr>
@@ -2253,7 +2453,27 @@
           <w:b w:val="0"/>
           <w:sz w:val="24"/>
         </w:rPr>
-        <w:t>。</w:t>
+        <w:t>，因此入库前须先做一致性检查；已有研究亦提示此类错误的修复并不困难，瓶颈在于检测环节的召回</w:t>
+      </w:r>
+      <w:r>
+        <w:rPr>
+          <w:rFonts w:ascii="Times New Roman" w:hAnsi="Times New Roman" w:eastAsia="宋体"/>
+          <w:sz w:val="24"/>
+          <w:vertAlign w:val="superscript"/>
+        </w:rPr>
+        <w:fldChar w:fldCharType="begin"/>
+        <w:instrText xml:space="preserve"> REF _Ref_ref044 \h </w:instrText>
+        <w:fldChar w:fldCharType="separate"/>
+        <w:t xml:space="preserve">[44]</w:t>
+        <w:fldChar w:fldCharType="end"/>
+      </w:r>
+      <w:r>
+        <w:rPr>
+          <w:rFonts w:ascii="Times New Roman" w:hAnsi="Times New Roman" w:eastAsia="宋体"/>
+          <w:b w:val="0"/>
+          <w:sz w:val="24"/>
+        </w:rPr>
+        <w:t>。文献解析与结构化后，每条性能记录除成分与数值外，还绑定测试温度、制备工艺、试验类型与单位四类条件字段。条件元组随记录一同进入索引，使检索结果自带可比性信息。首版本体只启用主线数据中确有的字段，缺失字段标注为未知而不默认填充。</w:t>
       </w:r>
     </w:p>
     <w:p>
@@ -2264,9 +2484,166 @@
       <w:r>
         <w:rPr>
           <w:rFonts w:ascii="Times New Roman" w:hAnsi="Times New Roman" w:eastAsia="宋体"/>
+          <w:b w:val="0"/>
+          <w:sz w:val="24"/>
+        </w:rPr>
+        <w:t>第二步，在答案生成前判定证据与问题的条件关系。给定用户问题，先解析其所需条件，再与候选证据的条件元组逐项比对，得到相符、冲突、未知三种状态。规则能明确判定的情形直接处理：两侧温度均有值且不重叠判为冲突，工艺标签互斥判为冲突，字段为空判为未知。规则无法判定的模糊情形（表述不一致、单位需换算、部分条件符合而整体存疑）交由小模型判断。</w:t>
+      </w:r>
+    </w:p>
+    <w:p>
+      <w:pPr>
+        <w:ind w:firstLine="480" w:firstLineChars="200"/>
+        <w:spacing w:line="312" w:lineRule="auto"/>
+      </w:pPr>
+      <w:r>
+        <w:rPr>
+          <w:rFonts w:ascii="Times New Roman" w:hAnsi="Times New Roman" w:eastAsia="宋体"/>
+          <w:b w:val="0"/>
+          <w:sz w:val="24"/>
+        </w:rPr>
+        <w:t>第三步，按条件状态组织答案并要求标注依据。相符的证据可作为直接支持，冲突证据仅作对照背景，未知证据标注为不确定。生成阶段要求答案显式标注所依据记录的条件，使"这个数字在什么条件下成立"随答案一同给出，而不是留待使用者自行核查。</w:t>
+      </w:r>
+    </w:p>
+    <w:p>
+      <w:pPr>
+        <w:ind w:firstLine="480" w:firstLineChars="200"/>
+        <w:spacing w:line="312" w:lineRule="auto"/>
+      </w:pPr>
+      <w:r>
+        <w:rPr>
+          <w:rFonts w:ascii="Times New Roman" w:hAnsi="Times New Roman" w:eastAsia="宋体"/>
+          <w:b w:val="0"/>
+          <w:sz w:val="24"/>
+        </w:rPr>
+        <w:t>第四步，对错误做归因分解。把最终答案的错误拆为三类：检索未命中、条件误用、生成错误。分别统计各类型占比，据此确定改进优先级。这一分解本身即是本项的评价方法，使不同改进手段的贡献可被分别度量。</w:t>
+      </w:r>
+    </w:p>
+    <w:p>
+      <w:pPr>
+        <w:ind w:firstLine="480" w:firstLineChars="200"/>
+        <w:spacing w:line="312" w:lineRule="auto"/>
+      </w:pPr>
+      <w:r>
+        <w:rPr>
+          <w:rFonts w:ascii="Times New Roman" w:hAnsi="Times New Roman" w:eastAsia="宋体"/>
           <w:b/>
           <w:sz w:val="24"/>
         </w:rPr>
+        <w:t>该算法能解决什么问题。</w:t>
+      </w:r>
+      <w:r>
+        <w:rPr>
+          <w:rFonts w:ascii="Times New Roman" w:hAnsi="Times New Roman" w:eastAsia="宋体"/>
+          <w:b w:val="0"/>
+          <w:sz w:val="24"/>
+        </w:rPr>
+        <w:t xml:space="preserve"> 这一设计把条件可比性从隐含假设变为显式字段，使检索结果自带适用范围；在生成前完成条件判定，使"检索到了但不能用"这一情形有明确的处理路径；答案携带条件标注，使结论的适用范围可见；错误归因则把整体正确率这一单一数字拆解为可分别改进的分项。</w:t>
+      </w:r>
+    </w:p>
+    <w:p>
+      <w:pPr>
+        <w:ind w:firstLine="480" w:firstLineChars="200"/>
+        <w:spacing w:line="312" w:lineRule="auto"/>
+      </w:pPr>
+      <w:r>
+        <w:rPr>
+          <w:rFonts w:ascii="Times New Roman" w:hAnsi="Times New Roman" w:eastAsia="宋体"/>
+          <w:b/>
+          <w:sz w:val="24"/>
+        </w:rPr>
+        <w:t>整体目标。</w:t>
+      </w:r>
+      <w:r>
+        <w:rPr>
+          <w:rFonts w:ascii="Times New Roman" w:hAnsi="Times New Roman" w:eastAsia="宋体"/>
+          <w:b w:val="0"/>
+          <w:sz w:val="24"/>
+        </w:rPr>
+        <w:t xml:space="preserve"> 预期形成一套条件可比的证据组织与答案生成方法，并在</w:t>
+      </w:r>
+      <w:r>
+        <w:rPr>
+          <w:rFonts w:ascii="Times New Roman" w:hAnsi="Times New Roman" w:eastAsia="宋体"/>
+          <w:b/>
+          <w:sz w:val="24"/>
+        </w:rPr>
+        <w:t>分问题类型的答案正确率</w:t>
+      </w:r>
+      <w:r>
+        <w:rPr>
+          <w:rFonts w:ascii="Times New Roman" w:hAnsi="Times New Roman" w:eastAsia="宋体"/>
+          <w:b w:val="0"/>
+          <w:sz w:val="24"/>
+        </w:rPr>
+        <w:t>上与基线对照：条件敏感问题（如指定温度下的性能查询）预期有可测提升，条件无关问题（如相结构列举）预期持平。同时报告错误归因分布与小模型在条件判断上的增益。</w:t>
+      </w:r>
+    </w:p>
+    <w:p>
+      <w:pPr>
+        <w:pStyle w:val="Heading3"/>
+      </w:pPr>
+      <w:r>
+        <w:rPr>
+          <w:rFonts w:ascii="Times New Roman" w:hAnsi="Times New Roman" w:eastAsia="黑体"/>
+          <w:b/>
+          <w:sz w:val="28"/>
+        </w:rPr>
+        <w:t>3.1.2 小模型的条件判断能力蒸馏</w:t>
+      </w:r>
+    </w:p>
+    <w:p>
+      <w:pPr>
+        <w:ind w:firstLine="480" w:firstLineChars="200"/>
+        <w:spacing w:line="312" w:lineRule="auto"/>
+      </w:pPr>
+      <w:r>
+        <w:rPr>
+          <w:rFonts w:ascii="Times New Roman" w:hAnsi="Times New Roman" w:eastAsia="宋体"/>
+          <w:b/>
+          <w:sz w:val="24"/>
+        </w:rPr>
+        <w:t>研究背景与意义。</w:t>
+      </w:r>
+      <w:r>
+        <w:rPr>
+          <w:rFonts w:ascii="Times New Roman" w:hAnsi="Times New Roman" w:eastAsia="宋体"/>
+          <w:b w:val="0"/>
+          <w:sz w:val="24"/>
+        </w:rPr>
+        <w:t xml:space="preserve"> 前述条件判定中有相当一部分无法由规则完成。规则只能处理字段齐全且取值明确的情形，而实际文献中的条件表述充满变体：同一状态可能写作"铸态"或"as-cast"，同一温度可能写作"室温""25 摄氏度"或"298 K"，单位可能需经换算才可比较，多个条件可能部分吻合而整体存疑。这些情形规则无法给出可靠判定，正是小模型需要补位的地方。而小模型本身缺乏这一能力，前述实证数据已经说明其上下文利用存在根本瓶颈</w:t>
+      </w:r>
+      <w:r>
+        <w:rPr>
+          <w:rFonts w:ascii="Times New Roman" w:hAnsi="Times New Roman" w:eastAsia="宋体"/>
+          <w:sz w:val="24"/>
+          <w:vertAlign w:val="superscript"/>
+        </w:rPr>
+        <w:fldChar w:fldCharType="begin"/>
+        <w:instrText xml:space="preserve"> REF _Ref_ref047 \h </w:instrText>
+        <w:fldChar w:fldCharType="separate"/>
+        <w:t xml:space="preserve">[47]</w:t>
+        <w:fldChar w:fldCharType="end"/>
+      </w:r>
+      <w:r>
+        <w:rPr>
+          <w:rFonts w:ascii="Times New Roman" w:hAnsi="Times New Roman" w:eastAsia="宋体"/>
+          <w:b w:val="0"/>
+          <w:sz w:val="24"/>
+        </w:rPr>
+        <w:t>，必须通过训练获得。</w:t>
+      </w:r>
+    </w:p>
+    <w:p>
+      <w:pPr>
+        <w:ind w:firstLine="480" w:firstLineChars="200"/>
+        <w:spacing w:line="312" w:lineRule="auto"/>
+      </w:pPr>
+      <w:r>
+        <w:rPr>
+          <w:rFonts w:ascii="Times New Roman" w:hAnsi="Times New Roman" w:eastAsia="宋体"/>
+          <w:b/>
+          <w:sz w:val="24"/>
+        </w:rPr>
         <w:t>当前面临的问题。</w:t>
       </w:r>
       <w:r>
@@ -2275,27 +2652,7 @@
           <w:b w:val="0"/>
           <w:sz w:val="24"/>
         </w:rPr>
-        <w:t xml:space="preserve"> 已有工作尝试用小模型做证据接地的判断：四亿级参数的小推理模型被训练来判断"文档与声明是否构成支持关系"，在公开基准上取得与更大专用模型相当的准确率，其做法是用偏好优化把大模型的推理蒸馏进小 backbone</w:t>
-      </w:r>
-      <w:r>
-        <w:rPr>
-          <w:rFonts w:ascii="Times New Roman" w:hAnsi="Times New Roman" w:eastAsia="宋体"/>
-          <w:sz w:val="24"/>
-          <w:vertAlign w:val="superscript"/>
-        </w:rPr>
-        <w:fldChar w:fldCharType="begin"/>
-        <w:instrText xml:space="preserve"> REF _Ref_ref048 \h </w:instrText>
-        <w:fldChar w:fldCharType="separate"/>
-        <w:t xml:space="preserve">[48]</w:t>
-        <w:fldChar w:fldCharType="end"/>
-      </w:r>
-      <w:r>
-        <w:rPr>
-          <w:rFonts w:ascii="Times New Roman" w:hAnsi="Times New Roman" w:eastAsia="宋体"/>
-          <w:b w:val="0"/>
-          <w:sz w:val="24"/>
-        </w:rPr>
-        <w:t>。这类工作说明了小模型可承担接地判断，但其判定对象是"声明是否被文档支持"，不涉及"文档的测试条件是否与问题匹配"这一层。三个困难使这一判断难以直接沿用生成式方法。第一，自由生成无法保证判断的一致性。同一份证据在不同表述下可能得到不同结论，而适用性判断本应是确定性的分类结果。第二，判断依据在材料领域高度结构化。是否适用取决于成分计量基准、制备状态、测试温度、试验类型等若干槽位的比对结果，这是一次受限的选择而非开放的文本生成。第三，缺少可用的标注资源。类型化决策模型在生物医学领域已获验证</w:t>
+        <w:t xml:space="preserve"> 三个困难制约着这一训练。第一，标签来源问题。类型化决策模型的训练依赖可靠标签，生物医学领域有长期人工维护的索引体系可供依托</w:t>
       </w:r>
       <w:r>
         <w:rPr>
@@ -2315,7 +2672,7 @@
           <w:b w:val="0"/>
           <w:sz w:val="24"/>
         </w:rPr>
-        <w:t>，其训练标签来自长期人工维护的专业索引体系；材料领域没有对等的资源，直接迁移缺乏标签基础。另有综述系统整理了此类"不作生成、只作判定"的范式</w:t>
+        <w:t>，材料领域没有对等资源，直接照搬缺乏标注基础；已有综述系统整理了此类"不作生成、只作判定"的范式</w:t>
       </w:r>
       <w:r>
         <w:rPr>
@@ -2335,7 +2692,7 @@
           <w:b w:val="0"/>
           <w:sz w:val="24"/>
         </w:rPr>
-        <w:t>，但其适用前提同样是存在可靠的选项定义与标签来源。</w:t>
+        <w:t>，其共同前提是存在可靠的选项定义与标签来源。第二，教师示范的构造问题。若只让教师给出最终判断，学生学到的是答案而非判断过程；而条件判断的价值恰在于逐项比对的过程。第三，能力边界的度量问题。若不能分别测出规则与模型各自能覆盖多少，就无法判断模型是否真的带来了增益。</w:t>
       </w:r>
     </w:p>
     <w:p>
@@ -2357,7 +2714,7 @@
           <w:b w:val="0"/>
           <w:sz w:val="24"/>
         </w:rPr>
-        <w:t xml:space="preserve"> 后果首先体现为无依据结论：模型引用了真实存在的记录，但该记录的条件与问题不符，输出表面上可追溯，实质不成立。其次是判断不稳定：同一问题重复提问可能得到不同结论，用户无法建立信任。第三是错误不可归因：由于判断过程是生成而非分类，一旦结论错误，无法定位是哪个条件槽位比对失败。</w:t>
+        <w:t xml:space="preserve"> 若标签来源不可靠，训练出的模型只是拟合了噪声，无法泛化到新表述；若教师只给答案，学生遇到训练时未见的条件组合便无从下手；若不度量边界，可能出现"规则已能覆盖九成、模型增益微小"的情形却未被察觉，白费训练成本。</w:t>
       </w:r>
     </w:p>
     <w:p>
@@ -2379,7 +2736,7 @@
           <w:b w:val="0"/>
           <w:sz w:val="24"/>
         </w:rPr>
-        <w:t xml:space="preserve"> 针对上述三点，本部分按以下步骤展开。</w:t>
+        <w:t xml:space="preserve"> 针对上述三点，本部分分步处理。</w:t>
       </w:r>
     </w:p>
     <w:p>
@@ -2393,7 +2750,7 @@
           <w:b w:val="0"/>
           <w:sz w:val="24"/>
         </w:rPr>
-        <w:t>第一步，构建轻量材料本体，定义判定所需的槽位。本体不作大而全的建模，只覆盖判断适用性所必需的四类槽位：成分（含元素集合与计量基准）、状态（制备工艺、热处理、相结构）、测试条件（测试温度、试验类型、测量方法）、性能（指标类型、单位、数值来源类型）。每类槽位声明其取值域与比较规则，例如测试温度按区间重叠判定、计量基准必须一致、单位需先换算再比较。本体以结构化文件保存，可版本化管理。</w:t>
+        <w:t>第一步，由条件元组的比对规则自动生成训练标签。对给定问题与候选证据，规则按条件字段逐项比对并给出相符、冲突、未知三类判定。规则能明确判定的情形直接生成标签，标签可批量生成、可复现、可审计，从而绕开材料领域缺乏人工标注体系的障碍。同时保留一小份人工核验集，用于检验规则标签本身的可靠性，报告规则与人工判断的一致率。</w:t>
       </w:r>
     </w:p>
     <w:p>
@@ -2407,7 +2764,7 @@
           <w:b w:val="0"/>
           <w:sz w:val="24"/>
         </w:rPr>
-        <w:t>第二步，由本体结构自动生成判定标签，替代人工标注。对给定问题与候选证据，先从问题解析出所需槽位及其取值，再从证据记录中填取对应槽位，逐项比对。比对结果按四类归集：条件相符、条件冲突、条件缺失、条件未知。规则能明确判定的情形直接生成标签，例如两侧温度均有值且区间不重叠判为冲突、基准字段不一致判为冲突、字段为空判为缺失。这一设计的关键在于：标签不是人工标的，而是由本体声明的比较规则推导出来的，因而可批量生成、可复现、可审计。</w:t>
+        <w:t>第二步，以过程示范而非仅结论的方式构造教师数据。教师在示范中逐项说明：问题需要哪些条件、证据中对应字段是什么、两侧是否可比、不确定时依据什么判断。学生学的是这一比对过程，因而在遇到新表述时可以复用判断方法。</w:t>
       </w:r>
     </w:p>
     <w:p>
@@ -2421,7 +2778,7 @@
           <w:b w:val="0"/>
           <w:sz w:val="24"/>
         </w:rPr>
-        <w:t>第三步，把规则无法判定的部分交给蒸馏所得的小模型。规则只能处理字段齐全且取值明确的情形。实际数据中存在大量模糊情形：字段缺失但上下文（表注、正文、同表其他行）暗示了条件；同一条件有多种表述（"铸态"与"as-cast"，"室温"与"25 ℃"）；单位需经换算才能比较；多个条件部分符合而整体存疑。这些情形规则无法给出可靠标签，正是模型要学习的部分。以教师示范这些模糊情形的判断过程，蒸馏进小模型，使其在规则盲区上补位。</w:t>
+        <w:t>第三步，分离度量规则与模型的覆盖边界。分别统计规则可判定的比例、规则在人工核验集上的一致率、以及模型在规则无法判定样本上的准确率。三组数字共同界定二者的分工，并据此决定后续投入方向。</w:t>
       </w:r>
     </w:p>
     <w:p>
@@ -2432,30 +2789,18 @@
       <w:r>
         <w:rPr>
           <w:rFonts w:ascii="Times New Roman" w:hAnsi="Times New Roman" w:eastAsia="宋体"/>
+          <w:b/>
+          <w:sz w:val="24"/>
+        </w:rPr>
+        <w:t>该算法能解决什么问题。</w:t>
+      </w:r>
+      <w:r>
+        <w:rPr>
+          <w:rFonts w:ascii="Times New Roman" w:hAnsi="Times New Roman" w:eastAsia="宋体"/>
           <w:b w:val="0"/>
           <w:sz w:val="24"/>
         </w:rPr>
-        <w:t>第四步，量化规则与模型的覆盖分界。分别统计规则可判定的比例、规则判定的一致性（重复标注一致率）、以及模型在规则无法判定样本上的准确率。已有研究在化学对象校验上给出提示：错误一旦被标记，修复成功率可达八成以上，真正的瓶颈在于检测环节的召回</w:t>
-      </w:r>
-      <w:r>
-        <w:rPr>
-          <w:rFonts w:ascii="Times New Roman" w:hAnsi="Times New Roman" w:eastAsia="宋体"/>
-          <w:sz w:val="24"/>
-          <w:vertAlign w:val="superscript"/>
-        </w:rPr>
-        <w:fldChar w:fldCharType="begin"/>
-        <w:instrText xml:space="preserve"> REF _Ref_ref044 \h </w:instrText>
-        <w:fldChar w:fldCharType="separate"/>
-        <w:t xml:space="preserve">[44]</w:t>
-        <w:fldChar w:fldCharType="end"/>
-      </w:r>
-      <w:r>
-        <w:rPr>
-          <w:rFonts w:ascii="Times New Roman" w:hAnsi="Times New Roman" w:eastAsia="宋体"/>
-          <w:b w:val="0"/>
-          <w:sz w:val="24"/>
-        </w:rPr>
-        <w:t>。本项因此把评价重心放在判定召回率而非后续修正。这一统计是方案成立与否的关键：若规则覆盖率过高，模型的存在价值需要重新论证；若模型在盲区上不显著优于随机，则方案不成立。两种结果都如实报告。</w:t>
+        <w:t xml:space="preserve"> 以规则生成标签绕开了材料领域缺乏标注体系的障碍，使类型化训练在此领域变得可行；过程示范使学生获得可迁移的判断方法而非记忆答案；边界度量则让"模型是否值得引入"成为一个可回答的问题。</w:t>
       </w:r>
     </w:p>
     <w:p>
@@ -2469,7 +2814,7 @@
           <w:b/>
           <w:sz w:val="24"/>
         </w:rPr>
-        <w:t>该算法能解决什么问题。</w:t>
+        <w:t>整体目标。</w:t>
       </w:r>
       <w:r>
         <w:rPr>
@@ -2477,29 +2822,7 @@
           <w:b w:val="0"/>
           <w:sz w:val="24"/>
         </w:rPr>
-        <w:t xml:space="preserve"> 这一设计把适用性判断从开放生成改为受限分类，使结论确定且可复核；判定依据来自本体声明的槽位与比较规则，因而错误可归因到具体槽位；标签由规则自动生成，绕开了材料领域缺乏人工标注体系的障碍；规则与模型分工明确，各自的贡献可分别度量。</w:t>
-      </w:r>
-    </w:p>
-    <w:p>
-      <w:pPr>
-        <w:ind w:firstLine="480" w:firstLineChars="200"/>
-        <w:spacing w:line="312" w:lineRule="auto"/>
-      </w:pPr>
-      <w:r>
-        <w:rPr>
-          <w:rFonts w:ascii="Times New Roman" w:hAnsi="Times New Roman" w:eastAsia="宋体"/>
-          <w:b/>
-          <w:sz w:val="24"/>
-        </w:rPr>
-        <w:t>整体目标。</w:t>
-      </w:r>
-      <w:r>
-        <w:rPr>
-          <w:rFonts w:ascii="Times New Roman" w:hAnsi="Times New Roman" w:eastAsia="宋体"/>
-          <w:b w:val="0"/>
-          <w:sz w:val="24"/>
-        </w:rPr>
-        <w:t xml:space="preserve"> 预期形成一套本体驱动的证据适用性判定方法，并在判定准确率、规则覆盖率、规则一致性以及模型在盲区上的增益四个维度上，与不区分的通用判断、纯规则判断、纯模型判断三种做法对照，界定规则与模型各自的适用边界。</w:t>
+        <w:t xml:space="preserve"> 预期形成一套以规则生成标签、以过程示范蒸馏小模型的条件判断方法，并报告规则覆盖率、规则与人工判断一致率、模型在规则盲区上的准确率三项指标，与纯规则判断、纯模型判断（不经过程示范）两种做法对照。</w:t>
       </w:r>
     </w:p>
     <w:p>
@@ -2512,7 +2835,7 @@
           <w:b/>
           <w:sz w:val="28"/>
         </w:rPr>
-        <w:t>3.1.2 条件感知的证据检索与工具调用约束方法</w:t>
+        <w:t>3.1.3 面向材料文献问答的本地 RAG 原型实现</w:t>
       </w:r>
     </w:p>
     <w:p>
@@ -2534,7 +2857,7 @@
           <w:b w:val="0"/>
           <w:sz w:val="24"/>
         </w:rPr>
-        <w:t xml:space="preserve"> 智能体的能力上限很大程度取决于它能否取到可用的信息。在材料文献场景中，检索到的记录常常"主题相关但条件不符"：一条抗拉强度数据可能来自不同热处理状态或不同测试温度。若智能体不加区分地引用，后续的校验工具会通过数值检查（因为数字本身合法），但结论在物理上不成立。这类错误不会在语法或数值层面暴露，是本场景最隐蔽的失效。同时，智能体的每一步工具调用都需要与上下文预算协调：调用过多会超出上下文，调用过少则信息不足。</w:t>
+        <w:t xml:space="preserve"> 前述两项方法需要一个共同的验证载体。判定流程涉及本体、槽位比对、模型补位与证据组织多个环节，若各处分别实现，基线条件难以统一，实验结论也无法归因。因此本部分实现一个可在本地运行的 RAG 知识库与问答原型，把文献解析、条件字段绑定与入库、条件感知检索、条件判定、答案生成与依据标注串联为可复现流程。该原型是本课题"可落地项目"的交付物，其定位是验证载体，工程贡献与算法贡献分开表述。</w:t>
       </w:r>
     </w:p>
     <w:p>
@@ -2556,7 +2879,7 @@
           <w:b w:val="0"/>
           <w:sz w:val="24"/>
         </w:rPr>
-        <w:t xml:space="preserve"> 三个困难制约着这一环节。第一，条件可比性判断依赖领域知识，通用嵌入模型按语义接近程度排序，恰恰把这类冲突证据排到前列。第二，工具调用的参数填错难以察觉：智能体可能把测试温度字段填成制备温度，工具会返回结果，但结果与该问题无关。第三，终止条件模糊：智能体在证据不足时可能强行给出结论，也可能无休止地继续检索，二者都不可接受。</w:t>
+        <w:t xml:space="preserve"> 工程层面的困难有三。第一，本体结构若在后期变动，会使已生成的标签全部失效，因此槽位定义须尽早冻结。第二，实验可复现依赖版本控制，本体版本、模型版本、字段抽取规则若不一致，对照结果无法回溯。第三，部署形态需支持离线运行，模型调用与向量化须逐项核查。</w:t>
       </w:r>
     </w:p>
     <w:p>
@@ -2578,7 +2901,7 @@
           <w:b w:val="0"/>
           <w:sz w:val="24"/>
         </w:rPr>
-        <w:t xml:space="preserve"> 首先是无依据结论：引用真实存在但不适用的记录，输出表面可追溯，实质不成立。其次是工具误用：参数错配使校验工具形同虚设，而系统不会报错。第三是效率失控：缺少明确的终止判据，部署时的轮次与时延无法预估。</w:t>
+        <w:t xml:space="preserve"> 缺少统一载体时，规则与模型的贡献会相互混淆，也无法判断增益来自本体设计的改进还是工程实现的差异；版本记录缺失则结果不可复现；只有模型文件而无运行说明，交付物实际不可用。</w:t>
       </w:r>
     </w:p>
     <w:p>
@@ -2600,7 +2923,7 @@
           <w:b w:val="0"/>
           <w:sz w:val="24"/>
         </w:rPr>
-        <w:t xml:space="preserve"> 针对上述三点，本部分分步处理。</w:t>
+        <w:t xml:space="preserve"> 原型按三条线组织。</w:t>
       </w:r>
     </w:p>
     <w:p>
@@ -2614,7 +2937,7 @@
           <w:b w:val="0"/>
           <w:sz w:val="24"/>
         </w:rPr>
-        <w:t>第一步，训练条件感知的证据重排模型，并把它封装为智能体可调用的检索工具。重排器训练数据由本课题自行构造：取同一成分在不同测试温度、不同样品状态下的记录，配对生成"条件可比"与"条件冲突"的正负样本，其中冲突样本只改动条件字段而保持主题相关，迫使模型学到的是条件一致性而非语义相似度。模型输出三类判定（条件相符、条件冲突、条件未知），对应不同处置。重排器选用百兆级轻量模型，在单卡上即可完成微调，作为工具调用时不增加显著时延。</w:t>
+        <w:t>第一步，固定本体与接口。本体以结构化文件保存并版本化，槽位定义与比较规则独立于代码；字段抽取、槽位比对、标签生成各为独立模块，模块间以固定格式交换数据，使任一环节可单独替换与测试。</w:t>
       </w:r>
     </w:p>
     <w:p>
@@ -2628,7 +2951,7 @@
           <w:b w:val="0"/>
           <w:sz w:val="24"/>
         </w:rPr>
-        <w:t>第二步，为工具调用设计参数约束与结果校验。每个工具声明必填参数与取值范围，智能体输出调用前先经一个轻量校验层检查参数类型与取值域；工具返回结果后，统一附加一个"可用性标记"，标明该结果是否可直接支持结论、仅可作背景、还是不可用。这样后续步骤不必重新判断证据质量。</w:t>
+        <w:t>第二步，建立可追溯的记录。每次判定保存输入问题、参与比对的所有槽位取值、每步比对结果、最终标签与判定来源（规则或模型），使任一结论可回溯到具体字段与规则。本体版本、模型版本与抽取规则版本一并记录。</w:t>
       </w:r>
     </w:p>
     <w:p>
@@ -2642,7 +2965,7 @@
           <w:b w:val="0"/>
           <w:sz w:val="24"/>
         </w:rPr>
-        <w:t>第三步，设定明确的终止条件与修正上限。当所有硬约束满足且存在至少一条可用证据时，允许终止并输出；当证据缺失或约束冲突时，输出当前结论并标注未满足项，而不是继续无界检索。修正轮次设上限，超出则返回最佳当前方案并说明原因。</w:t>
+        <w:t>第三步，核查本地部署边界。逐项检查模型、嵌入模型与外部工具是否存在联网传输；对内部数据的上传与外发分别取得授权。</w:t>
       </w:r>
     </w:p>
     <w:p>
@@ -2664,7 +2987,7 @@
           <w:b w:val="0"/>
           <w:sz w:val="24"/>
         </w:rPr>
-        <w:t xml:space="preserve"> 把条件判断交给微调后的重排器，比规则过滤更能处理字段残缺、表述不一致的情形；在工具接口层加入参数校验与可用性标记，使错误在发生处暴露而非累积到最终输出；明确的终止与修正上限则让智能体的行为在部署时可预期。</w:t>
+        <w:t xml:space="preserve"> 该实现使规则与模型两种判定路径在同一条件下可比；判定过程逐步留痕，使错误可归因到具体槽位；本体与代码分离，使本体调整不需重写流程。</w:t>
       </w:r>
     </w:p>
     <w:p>
@@ -2686,12 +3009,12 @@
           <w:b w:val="0"/>
           <w:sz w:val="24"/>
         </w:rPr>
-        <w:t xml:space="preserve"> 预期形成一套条件感知的检索与工具约束方法，并在证据可用率、工具参数正确率、平均轮次与总时延四个维度上，与不作条件区分的通用检索、按规则硬过滤、无参数校验的裸工具调用等做法对照。</w:t>
+        <w:t xml:space="preserve"> 预期交付一个可在本地运行、判定过程逐步可追溯的原型，配套版本化的本体规范与复现材料，作为学院要求"可落地项目"的交付物。</w:t>
       </w:r>
     </w:p>
     <w:p>
       <w:pPr>
-        <w:pStyle w:val="Heading3"/>
+        <w:pStyle w:val="Heading2"/>
       </w:pPr>
       <w:r>
         <w:rPr>
@@ -2699,7 +3022,7 @@
           <w:b/>
           <w:sz w:val="28"/>
         </w:rPr>
-        <w:t>3.1.3 面向高熵合金设计辅助的本地判定原型实现</w:t>
+        <w:t>3.2 研究方案</w:t>
       </w:r>
     </w:p>
     <w:p>
@@ -2713,15 +3036,7 @@
           <w:b/>
           <w:sz w:val="24"/>
         </w:rPr>
-        <w:t>研究背景与意义。</w:t>
-      </w:r>
-      <w:r>
-        <w:rPr>
-          <w:rFonts w:ascii="Times New Roman" w:hAnsi="Times New Roman" w:eastAsia="宋体"/>
-          <w:b w:val="0"/>
-          <w:sz w:val="24"/>
-        </w:rPr>
-        <w:t xml:space="preserve"> 前述两项方法需要一个共同的验证载体。判定流程涉及本体、槽位比对、模型补位与证据组织多个环节，若各处分别实现，基线条件难以统一，实验结论也无法归因。因此本部分实现一个可在本地运行的判定原型，把本体加载、字段抽取、槽位比对、标签生成、模型判定与证据组织串联为可复现流程。该原型是本课题"可落地项目"的交付物，其定位是验证载体，工程贡献与算法贡献分开表述。</w:t>
+        <w:t>（一）拟创新点及其证据要求</w:t>
       </w:r>
     </w:p>
     <w:p>
@@ -2732,18 +3047,10 @@
       <w:r>
         <w:rPr>
           <w:rFonts w:ascii="Times New Roman" w:hAnsi="Times New Roman" w:eastAsia="宋体"/>
-          <w:b/>
-          <w:sz w:val="24"/>
-        </w:rPr>
-        <w:t>当前面临的问题。</w:t>
-      </w:r>
-      <w:r>
-        <w:rPr>
-          <w:rFonts w:ascii="Times New Roman" w:hAnsi="Times New Roman" w:eastAsia="宋体"/>
           <w:b w:val="0"/>
           <w:sz w:val="24"/>
         </w:rPr>
-        <w:t xml:space="preserve"> 工程层面的困难有三。第一，本体结构若在后期变动，会使已生成的标签全部失效，因此槽位定义须尽早冻结。第二，实验可复现依赖版本控制，本体版本、模型版本、字段抽取规则若不一致，对照结果无法回溯。第三，部署形态需支持离线运行，模型调用与向量化须逐项核查。</w:t>
+        <w:t>归纳上述文献可见，领域适配、知识蒸馏、教学样本选择与受约束生成均已有较成熟的研究，但它们在配方辅助这一类任务上仍留有具体缺口：通用模型的领域知识不足且数值计算不可靠，直接使用会产生忽略锁定项、混用比例单位、生成无依据性能数值等失误；而现有样本选择方法的难度信号以"答案唯一"为前提，无法区分"真的做错"与"合法答案不同"。</w:t>
       </w:r>
     </w:p>
     <w:p>
@@ -2757,7 +3064,7 @@
           <w:b/>
           <w:sz w:val="24"/>
         </w:rPr>
-        <w:t>若不解决会导致什么。</w:t>
+        <w:t>为解决上述问题，本文提出"条件可比的检索增强生成"方法，构建一个面向材料文献问答的本地 RAG 知识库与问答框架，并以蒸馏提升小模型的条件判断能力。</w:t>
       </w:r>
       <w:r>
         <w:rPr>
@@ -2765,7 +3072,7 @@
           <w:b w:val="0"/>
           <w:sz w:val="24"/>
         </w:rPr>
-        <w:t xml:space="preserve"> 缺少统一载体时，规则与模型的贡献会相互混淆，也无法判断增益来自本体设计的改进还是工程实现的差异；版本记录缺失则结果不可复现；只有模型文件而无运行说明，交付物实际不可用。</w:t>
+        <w:t xml:space="preserve"> 该方法要解决的问题是：材料文献中同一成分在不同热处理与测试条件下的性能记录语义高度相似而物理上不可直接比较，通用检索器无法区分，小模型又缺乏判断能力，导致答案看似有据而条件不成立。具体做法分三步：其一，为每条证据绑定条件元组（测试温度、制备工艺、试验类型、单位），使检索结果自带可比性信息；其二，在答案生成前判定证据与问题的条件关系，规则处理明确情形，模糊情形交由蒸馏所得的小模型补位；其三，按条件状态组织答案并强制标注依据记录的条件，使结论的适用范围可见。三项工作共同支撑一个可在本地运行、答案依据可追溯的问答原型，并以分问题类型的答案正确率与错误归因说明该方法的实际增量。</w:t>
       </w:r>
     </w:p>
     <w:p>
@@ -2779,7 +3086,7 @@
           <w:b/>
           <w:sz w:val="24"/>
         </w:rPr>
-        <w:t>本课题采用的解决方法。</w:t>
+        <w:t>拟创新点一：条件可比的证据组织与答案生成方法。</w:t>
       </w:r>
       <w:r>
         <w:rPr>
@@ -2787,7 +3094,7 @@
           <w:b w:val="0"/>
           <w:sz w:val="24"/>
         </w:rPr>
-        <w:t xml:space="preserve"> 原型按三条线组织。</w:t>
+        <w:t xml:space="preserve"> 本项针对材料文献问答中"证据语义相似但物理不可比"这一失效。既有检索增强工作关注语义覆盖与关系抽取的完整性，其知识组织单位是实体与关系，无法表达"同一成分在不同温度下的两条记录不可互换"这一约束。本项把条件元组（测试温度、制备工艺、试验类型、单位）作为记录的一等属性绑定进本地知识库，使其随检索结果一同返回；在生成前完成条件判定，按相符、冲突、未知三种状态决定证据在答案中的角色；并要求答案显式标注所依据记录的条件。评价上采用分问题类型的正确率与错误归因分解：条件敏感问题的提升作为主要指标，条件无关问题作为对照，检索失败、条件误用、生成错误三类占比分别报告。与既有类型化知识图谱检索工作的差别在于组织单位：后者组织实体关系，本项组织条件元组。</w:t>
       </w:r>
     </w:p>
     <w:p>
@@ -2801,7 +3108,7 @@
           <w:b w:val="0"/>
           <w:sz w:val="24"/>
         </w:rPr>
-        <w:t>第一步，固定本体与接口。本体以结构化文件保存并版本化，槽位定义与比较规则独立于代码；字段抽取、槽位比对、标签生成各为独立模块，模块间以固定格式交换数据，使任一环节可单独替换与测试。</w:t>
+        <w:t>本项的验证方式为：在同一文献库、同一底座与同一检索预算下，与不作条件区分的常规 RAG、仅按语义重排的 RAG、以及按规则硬过滤条件的 RAG 三种做法对照；并分别移除条件元组绑定、条件判定、依据标注三个环节，检验各自贡献。</w:t>
       </w:r>
     </w:p>
     <w:p>
@@ -2812,285 +3119,18 @@
       <w:r>
         <w:rPr>
           <w:rFonts w:ascii="Times New Roman" w:hAnsi="Times New Roman" w:eastAsia="宋体"/>
+          <w:b/>
+          <w:sz w:val="24"/>
+        </w:rPr>
+        <w:t>拟创新点二：基于过程示范的小模型条件判断蒸馏方法（支撑性工作）。</w:t>
+      </w:r>
+      <w:r>
+        <w:rPr>
+          <w:rFonts w:ascii="Times New Roman" w:hAnsi="Times New Roman" w:eastAsia="宋体"/>
           <w:b w:val="0"/>
           <w:sz w:val="24"/>
         </w:rPr>
-        <w:t>第二步，建立可追溯的记录。每次判定保存输入问题、参与比对的所有槽位取值、每步比对结果、最终标签与判定来源（规则或模型），使任一结论可回溯到具体字段与规则。本体版本、模型版本与抽取规则版本一并记录。</w:t>
-      </w:r>
-    </w:p>
-    <w:p>
-      <w:pPr>
-        <w:ind w:firstLine="480" w:firstLineChars="200"/>
-        <w:spacing w:line="312" w:lineRule="auto"/>
-      </w:pPr>
-      <w:r>
-        <w:rPr>
-          <w:rFonts w:ascii="Times New Roman" w:hAnsi="Times New Roman" w:eastAsia="宋体"/>
-          <w:b w:val="0"/>
-          <w:sz w:val="24"/>
-        </w:rPr>
-        <w:t>第三步，核查本地部署边界。逐项检查模型、嵌入模型与外部工具是否存在联网传输；对内部数据的上传与外发分别取得授权。</w:t>
-      </w:r>
-    </w:p>
-    <w:p>
-      <w:pPr>
-        <w:ind w:firstLine="480" w:firstLineChars="200"/>
-        <w:spacing w:line="312" w:lineRule="auto"/>
-      </w:pPr>
-      <w:r>
-        <w:rPr>
-          <w:rFonts w:ascii="Times New Roman" w:hAnsi="Times New Roman" w:eastAsia="宋体"/>
-          <w:b/>
-          <w:sz w:val="24"/>
-        </w:rPr>
-        <w:t>该算法能解决什么问题。</w:t>
-      </w:r>
-      <w:r>
-        <w:rPr>
-          <w:rFonts w:ascii="Times New Roman" w:hAnsi="Times New Roman" w:eastAsia="宋体"/>
-          <w:b w:val="0"/>
-          <w:sz w:val="24"/>
-        </w:rPr>
-        <w:t xml:space="preserve"> 该实现使规则与模型两种判定路径在同一条件下可比；判定过程逐步留痕，使错误可归因到具体槽位；本体与代码分离，使本体调整不需重写流程。</w:t>
-      </w:r>
-    </w:p>
-    <w:p>
-      <w:pPr>
-        <w:ind w:firstLine="480" w:firstLineChars="200"/>
-        <w:spacing w:line="312" w:lineRule="auto"/>
-      </w:pPr>
-      <w:r>
-        <w:rPr>
-          <w:rFonts w:ascii="Times New Roman" w:hAnsi="Times New Roman" w:eastAsia="宋体"/>
-          <w:b/>
-          <w:sz w:val="24"/>
-        </w:rPr>
-        <w:t>整体目标。</w:t>
-      </w:r>
-      <w:r>
-        <w:rPr>
-          <w:rFonts w:ascii="Times New Roman" w:hAnsi="Times New Roman" w:eastAsia="宋体"/>
-          <w:b w:val="0"/>
-          <w:sz w:val="24"/>
-        </w:rPr>
-        <w:t xml:space="preserve"> 预期交付一个可在本地运行、判定过程逐步可追溯的原型，配套版本化的本体规范与复现材料，作为学院要求"可落地项目"的交付物。</w:t>
-      </w:r>
-    </w:p>
-    <w:p>
-      <w:pPr>
-        <w:pStyle w:val="Heading2"/>
-      </w:pPr>
-      <w:r>
-        <w:rPr>
-          <w:rFonts w:ascii="Times New Roman" w:hAnsi="Times New Roman" w:eastAsia="黑体"/>
-          <w:b/>
-          <w:sz w:val="28"/>
-        </w:rPr>
-        <w:t>3.2 研究方案</w:t>
-      </w:r>
-    </w:p>
-    <w:p>
-      <w:pPr>
-        <w:ind w:firstLine="480" w:firstLineChars="200"/>
-        <w:spacing w:line="312" w:lineRule="auto"/>
-      </w:pPr>
-      <w:r>
-        <w:rPr>
-          <w:rFonts w:ascii="Times New Roman" w:hAnsi="Times New Roman" w:eastAsia="宋体"/>
-          <w:b/>
-          <w:sz w:val="24"/>
-        </w:rPr>
-        <w:t>（一）拟创新点及其证据要求</w:t>
-      </w:r>
-    </w:p>
-    <w:p>
-      <w:pPr>
-        <w:ind w:firstLine="480" w:firstLineChars="200"/>
-        <w:spacing w:line="312" w:lineRule="auto"/>
-      </w:pPr>
-      <w:r>
-        <w:rPr>
-          <w:rFonts w:ascii="Times New Roman" w:hAnsi="Times New Roman" w:eastAsia="宋体"/>
-          <w:b w:val="0"/>
-          <w:sz w:val="24"/>
-        </w:rPr>
-        <w:t>归纳上述文献可见，领域适配、知识蒸馏、教学样本选择与受约束生成均已有较成熟的研究，但它们在配方辅助这一类任务上仍留有具体缺口：通用模型的领域知识不足且数值计算不可靠，直接使用会产生忽略锁定项、混用比例单位、生成无依据性能数值等失误；而现有样本选择方法的难度信号以"答案唯一"为前提，无法区分"真的做错"与"合法答案不同"。</w:t>
-      </w:r>
-    </w:p>
-    <w:p>
-      <w:pPr>
-        <w:ind w:firstLine="480" w:firstLineChars="200"/>
-        <w:spacing w:line="312" w:lineRule="auto"/>
-      </w:pPr>
-      <w:r>
-        <w:rPr>
-          <w:rFonts w:ascii="Times New Roman" w:hAnsi="Times New Roman" w:eastAsia="宋体"/>
-          <w:b/>
-          <w:sz w:val="24"/>
-        </w:rPr>
-        <w:t>为解决上述问题，本文提出"本体驱动的证据适用性判定"方法，构建一个以轻量材料本体为判据、由小模型补位模糊情形的证据判定框架。</w:t>
-      </w:r>
-      <w:r>
-        <w:rPr>
-          <w:rFonts w:ascii="Times New Roman" w:hAnsi="Times New Roman" w:eastAsia="宋体"/>
-          <w:b w:val="0"/>
-          <w:sz w:val="24"/>
-        </w:rPr>
-        <w:t xml:space="preserve"> 该方法要解决的问题是：材料领域缺乏类型化决策所需的标注体系，而语言模型面对证据时的核心困难不是检索，是判断哪条证据在当前条件下可用。具体做法分三步：其一，构建只覆盖判定所需的轻量本体，定义成分、状态、测试条件、性能四类槽位及其比较规则；其二，由本体声明的比较规则自动生成"条件相符／冲突／缺失／未知"四类标签，替代人工标注体系，标签可批量生成、可复现、可审计；其三，把规则无法判定的模糊情形交由蒸馏所得的小模型补位，并量化规则与模型各自的覆盖边界。三项工作共同支撑一个可在本地运行、判定过程可追溯的设计辅助原型，并以同预算公平对照说明该方法的实际增量。</w:t>
-      </w:r>
-    </w:p>
-    <w:p>
-      <w:pPr>
-        <w:ind w:firstLine="480" w:firstLineChars="200"/>
-        <w:spacing w:line="312" w:lineRule="auto"/>
-      </w:pPr>
-      <w:r>
-        <w:rPr>
-          <w:rFonts w:ascii="Times New Roman" w:hAnsi="Times New Roman" w:eastAsia="宋体"/>
-          <w:b/>
-          <w:sz w:val="24"/>
-        </w:rPr>
-        <w:t>拟创新点一：本体驱动的证据适用性类型化判定方法。</w:t>
-      </w:r>
-      <w:r>
-        <w:rPr>
-          <w:rFonts w:ascii="Times New Roman" w:hAnsi="Times New Roman" w:eastAsia="宋体"/>
-          <w:b w:val="0"/>
-          <w:sz w:val="24"/>
-        </w:rPr>
-        <w:t xml:space="preserve"> 本项把适用性判断从开放生成改为受限分类，并以本体结构替代人工标注体系来生成训练标签。具体包括三步：其一，构建只覆盖判定所需的轻量本体，定义成分、状态、测试条件、性能四类槽位及其比较规则（区间重叠、基准一致、单位换算）；其二，由本体声明的比较规则自动生成"条件相符／冲突／缺失／未知"四类标签，标签可批量生成、可复现、可审计；其三，把规则无法判定的模糊情形（字段缺失但上下文有线索、表述歧义、单位需换算）交由蒸馏所得的小模型判断。与既有类型化决策工作的差别在于标签来源：已有工作依赖长期人工维护的专业索引体系，材料领域无对等资源；本项以本体结构自动生成标签，绕开该依赖。与本体增强检索类工作的差别在于用途：后者用本体改进检索排序并按本体锚定生成</w:t>
-      </w:r>
-      <w:r>
-        <w:rPr>
-          <w:rFonts w:ascii="Times New Roman" w:hAnsi="Times New Roman" w:eastAsia="宋体"/>
-          <w:sz w:val="24"/>
-          <w:vertAlign w:val="superscript"/>
-        </w:rPr>
-        <w:fldChar w:fldCharType="begin"/>
-        <w:instrText xml:space="preserve"> REF _Ref_ref046 \h </w:instrText>
-        <w:fldChar w:fldCharType="separate"/>
-        <w:t xml:space="preserve">[46]</w:t>
-        <w:fldChar w:fldCharType="end"/>
-      </w:r>
-      <w:r>
-        <w:rPr>
-          <w:rFonts w:ascii="Times New Roman" w:hAnsi="Times New Roman" w:eastAsia="宋体"/>
-          <w:b w:val="0"/>
-          <w:sz w:val="24"/>
-        </w:rPr>
-        <w:t>，本项用本体定义判断的选项空间。与本体符合的实体识别工作也不同，后者判定实体归属哪一本体类</w:t>
-      </w:r>
-      <w:r>
-        <w:rPr>
-          <w:rFonts w:ascii="Times New Roman" w:hAnsi="Times New Roman" w:eastAsia="宋体"/>
-          <w:sz w:val="24"/>
-          <w:vertAlign w:val="superscript"/>
-        </w:rPr>
-        <w:fldChar w:fldCharType="begin"/>
-        <w:instrText xml:space="preserve"> REF _Ref_ref049 \h </w:instrText>
-        <w:fldChar w:fldCharType="separate"/>
-        <w:t xml:space="preserve">[49]</w:t>
-        <w:fldChar w:fldCharType="end"/>
-      </w:r>
-      <w:r>
-        <w:rPr>
-          <w:rFonts w:ascii="Times New Roman" w:hAnsi="Times New Roman" w:eastAsia="宋体"/>
-          <w:b w:val="0"/>
-          <w:sz w:val="24"/>
-        </w:rPr>
-        <w:t>，本项判定证据与问题之间的适用关系。另有工作用种子本体指导数据增强来微调小模型</w:t>
-      </w:r>
-      <w:r>
-        <w:rPr>
-          <w:rFonts w:ascii="Times New Roman" w:hAnsi="Times New Roman" w:eastAsia="宋体"/>
-          <w:sz w:val="24"/>
-          <w:vertAlign w:val="superscript"/>
-        </w:rPr>
-        <w:fldChar w:fldCharType="begin"/>
-        <w:instrText xml:space="preserve"> REF _Ref_ref052 \h </w:instrText>
-        <w:fldChar w:fldCharType="separate"/>
-        <w:t xml:space="preserve">[52]</w:t>
-        <w:fldChar w:fldCharType="end"/>
-      </w:r>
-      <w:r>
-        <w:rPr>
-          <w:rFonts w:ascii="Times New Roman" w:hAnsi="Times New Roman" w:eastAsia="宋体"/>
-          <w:b w:val="0"/>
-          <w:sz w:val="24"/>
-        </w:rPr>
-        <w:t>，其任务仍是实体与关系抽取，未涉及判定标签的自动生成与规则/模型边界划分。</w:t>
-      </w:r>
-    </w:p>
-    <w:p>
-      <w:pPr>
-        <w:ind w:firstLine="480" w:firstLineChars="200"/>
-        <w:spacing w:line="312" w:lineRule="auto"/>
-      </w:pPr>
-      <w:r>
-        <w:rPr>
-          <w:rFonts w:ascii="Times New Roman" w:hAnsi="Times New Roman" w:eastAsia="宋体"/>
-          <w:b w:val="0"/>
-          <w:sz w:val="24"/>
-        </w:rPr>
-        <w:t>本项的验证方式为：分别统计规则可判定比例、规则重复标注一致率、以及模型在规则盲区上的准确率，据此界定规则与模型的适用边界；并与不区分的通用判断、纯规则判断、纯模型判断三种做法对照。若规则覆盖率过高使模型缺乏存在价值，或模型在盲区上不显著优于随机，均如实报告。</w:t>
-      </w:r>
-    </w:p>
-    <w:p>
-      <w:pPr>
-        <w:ind w:firstLine="480" w:firstLineChars="200"/>
-        <w:spacing w:line="312" w:lineRule="auto"/>
-      </w:pPr>
-      <w:r>
-        <w:rPr>
-          <w:rFonts w:ascii="Times New Roman" w:hAnsi="Times New Roman" w:eastAsia="宋体"/>
-          <w:b/>
-          <w:sz w:val="24"/>
-        </w:rPr>
-        <w:t>拟创新点二：面向判定结果的条件感知证据组织方法（支撑性工作）。</w:t>
-      </w:r>
-      <w:r>
-        <w:rPr>
-          <w:rFonts w:ascii="Times New Roman" w:hAnsi="Times New Roman" w:eastAsia="宋体"/>
-          <w:b w:val="0"/>
-          <w:sz w:val="24"/>
-        </w:rPr>
-        <w:t xml:space="preserve"> 本项把适用性判定的输出用于后续证据组织：依据判定得到的三类状态（相符、冲突、未知）决定每条证据在回答中的角色：相符者可作为直接支持，冲突者仅作编辑背景，未知者标注为不确定；在固定上下文预算下选择既覆盖用户要求又条件可比的证据组合。该环节与已有按因果完整性门控的工作在目标上相邻</w:t>
-      </w:r>
-      <w:r>
-        <w:rPr>
-          <w:rFonts w:ascii="Times New Roman" w:hAnsi="Times New Roman" w:eastAsia="宋体"/>
-          <w:sz w:val="24"/>
-          <w:vertAlign w:val="superscript"/>
-        </w:rPr>
-        <w:fldChar w:fldCharType="begin"/>
-        <w:instrText xml:space="preserve"> REF _Ref_ref051 \h </w:instrText>
-        <w:fldChar w:fldCharType="separate"/>
-        <w:t xml:space="preserve">[51]</w:t>
-        <w:fldChar w:fldCharType="end"/>
-      </w:r>
-      <w:r>
-        <w:rPr>
-          <w:rFonts w:ascii="Times New Roman" w:hAnsi="Times New Roman" w:eastAsia="宋体"/>
-          <w:b w:val="0"/>
-          <w:sz w:val="24"/>
-        </w:rPr>
-        <w:t>，但判据来自前述本体的槽位比对结果而非因果链推断。本项的定位是</w:t>
-      </w:r>
-      <w:r>
-        <w:rPr>
-          <w:rFonts w:ascii="Times New Roman" w:hAnsi="Times New Roman" w:eastAsia="宋体"/>
-          <w:b/>
-          <w:sz w:val="24"/>
-        </w:rPr>
-        <w:t>验证性支撑</w:t>
-      </w:r>
-      <w:r>
-        <w:rPr>
-          <w:rFonts w:ascii="Times New Roman" w:hAnsi="Times New Roman" w:eastAsia="宋体"/>
-          <w:b w:val="0"/>
-          <w:sz w:val="24"/>
-        </w:rPr>
-        <w:t>：它检验判定结果能否被下游有效使用，其自身不主张独立的方法创新；与不作条件区分的通用检索、按规则硬过滤两种做法对照，报告证据可用率与答案依据完整性。</w:t>
+        <w:t xml:space="preserve"> 条件判定中规则无法处理的部分（表述变体、单位换算、部分条件吻合）需由小模型承担，而材料领域缺乏类型化训练所需的标注体系。本项以条件元组比对规则自动生成训练标签，绕开该障碍；教师示范采用逐项比对的过程而非仅给结论，使学生学到可迁移的判断方法；并分别度量规则覆盖率、规则与人工判断的一致率、模型在规则盲区上的准确率，以界定二者分工。本项定位为对第一项的支撑，不主张独立的方法创新。</w:t>
       </w:r>
     </w:p>
     <w:p>
@@ -4017,7 +4057,7 @@
           <w:b w:val="0"/>
           <w:sz w:val="24"/>
         </w:rPr>
-        <w:t>由于主线数据缺两个槽位且部分字段非空率偏低，本课题建立文献补充数据通道。解析环节采用开源工具 MinerU 将 PDF 转换为结构化文本</w:t>
+        <w:t>上述两部分数据共同构成条件感知的本地知识库：MPEA 作为已结构化的基础库，文献解析结果作为补充库，两者以统一的记录结构与条件元组入库。由于主线数据缺两个槽位且部分字段非空率偏低，本课题建立文献补充数据通道。解析环节采用开源工具 MinerU 将 PDF 转换为结构化文本</w:t>
       </w:r>
       <w:r>
         <w:rPr>
@@ -4051,7 +4091,27 @@
           <w:b w:val="0"/>
           <w:sz w:val="24"/>
         </w:rPr>
-        <w:t>其他公开合金数据源已作初步排查，均未达到本课题的可用条件。难熔高熵合金方向存在规模更大的数据库（如 ULTERA，报告约 2,700 种合金、6,500 条性质数据、540 篇文献），但其数据未公开，需经合作申请获取；其他以性能汇总为主的数据集侧重成分与性能两列，缺少可比的测试条件与来源字段，无法支撑条件适用性判定。MPEA 作为主线的依据不在于规模，而在于同时提供成分、状态、测试条件与来源标识四类字段。若具备许可与下载条件，可选用再生铝合金模拟数据扩展规模</w:t>
+        <w:t>其他公开合金数据源已作初步排查，均未达到本课题的可用条件。难熔高熵合金方向存在规模更大的数据库（如 ULTERA，报告约 2,700 种合金、6,500 条性质数据、540 篇文献），但其数据未公开，需经合作申请获取；其他以性能汇总为主的数据集侧重成分与性能两列，缺少可比的测试条件与来源字段，无法支撑条件适用性判定。材料领域的离线检索增强已有实践</w:t>
+      </w:r>
+      <w:r>
+        <w:rPr>
+          <w:rFonts w:ascii="Times New Roman" w:hAnsi="Times New Roman" w:eastAsia="宋体"/>
+          <w:sz w:val="24"/>
+          <w:vertAlign w:val="superscript"/>
+        </w:rPr>
+        <w:fldChar w:fldCharType="begin"/>
+        <w:instrText xml:space="preserve"> REF _Ref_ref055 \h </w:instrText>
+        <w:fldChar w:fldCharType="separate"/>
+        <w:t xml:space="preserve">[55]</w:t>
+        <w:fldChar w:fldCharType="end"/>
+      </w:r>
+      <w:r>
+        <w:rPr>
+          <w:rFonts w:ascii="Times New Roman" w:hAnsi="Times New Roman" w:eastAsia="宋体"/>
+          <w:b w:val="0"/>
+          <w:sz w:val="24"/>
+        </w:rPr>
+        <w:t>，其做法是整合文献与结构化数据两类来源，本课题在数据组织上采用相近思路，但把条件元组作为独立字段处理。MPEA 作为主线的依据不在于规模，而在于同时提供成分、状态、测试条件与来源标识四类字段。若具备许可与下载条件，可选用再生铝合金模拟数据扩展规模</w:t>
       </w:r>
       <w:r>
         <w:rPr>
@@ -4219,7 +4279,7 @@
           <w:b w:val="0"/>
           <w:sz w:val="24"/>
         </w:rPr>
-        <w:t>基础对照包括：不区分条件的通用判定、纯规则判定、纯模型判定（不经蒸馏）、用教师模型直接判定（作为性能上界参考）及本课题的完整方案。检索环节单独设对照：不作条件区分的通用重排器、按规则硬过滤条件的检索、仅用元数据字段匹配的做法，以及本课题微调的条件感知重排器；这一组对照固定生成模型与上下文预算，只改变重排策略，以隔离条件判断本身的贡献，避免把检索改善与训练改善混为一谈。核心判定实验固定同一批判定对与同一底座，比较纯规则、纯模型、规则+模型三种做法；若 LESS 的计算成本适合，则加入梯度选择对照。将随机选择列为必做对照而非弱基线，依据是已有研究显示定向选样并不稳定优于均匀随机采样、随机采样在若干设定下具有竞争力</w:t>
+        <w:t>基础对照包括：常规 RAG（不作条件区分）、仅按语义重排的 RAG、按规则硬过滤条件的 RAG、用大模型直接问答（作为性能上界参考）及本课题的完整方案。各组使用同一文献库、同一检索召回数与同一底座，只改变条件处理策略。检索环节单独设对照：不作条件区分的通用重排器、按规则硬过滤条件的检索、仅用元数据字段匹配的做法，以及本课题微调的条件感知重排器；这一组对照固定生成模型与上下文预算，只改变重排策略，以隔离条件判断本身的贡献，避免把检索改善与训练改善混为一谈。核心判定实验固定同一批判定对与同一底座，比较纯规则、纯模型、规则+模型三种做法；若 LESS 的计算成本适合，则加入梯度选择对照。将随机选择列为必做对照而非弱基线，依据是已有研究显示定向选样并不稳定优于均匀随机采样、随机采样在若干设定下具有竞争力</w:t>
       </w:r>
       <w:r>
         <w:rPr>
@@ -4253,7 +4313,7 @@
           <w:b w:val="0"/>
           <w:sz w:val="24"/>
         </w:rPr>
-        <w:t>消融实验聚焦三项核心设计，每组只改动一处，其余设置不变，使改进归因可追溯。</w:t>
+        <w:t>消融实验聚焦三项核心设计，每组只改动一处，其余设置保持不变，使改进归因可追溯。</w:t>
       </w:r>
     </w:p>
     <w:p>
@@ -4267,7 +4327,7 @@
           <w:b w:val="0"/>
           <w:sz w:val="24"/>
         </w:rPr>
-        <w:t>第一组检验分槽位的必要性：把四类槽位（成分、状态、测试条件、性能）压成单一的"条件是否匹配"二值判断，与完整分槽位判定比较，测出槽位细分本身的贡献。</w:t>
+        <w:t>第一组移除条件元组绑定：证据只保留成分与数值，退回常规 RAG，测出条件信息本身的贡献。</w:t>
       </w:r>
     </w:p>
     <w:p>
@@ -4281,7 +4341,7 @@
           <w:b w:val="0"/>
           <w:sz w:val="24"/>
         </w:rPr>
-        <w:t>第二组检验"未知"状态的信息价值：移除该状态，把原本判为未知的一律并入"缺失"，观察下游证据组织与最终答案依据完整性的变化。</w:t>
+        <w:t>第二组移除条件判定：保留条件字段但不做相符冲突的判定，直接交给生成环节，测出前置判定相对"让模型自己看着办"的增益。</w:t>
       </w:r>
     </w:p>
     <w:p>
@@ -4295,7 +4355,7 @@
           <w:b w:val="0"/>
           <w:sz w:val="24"/>
         </w:rPr>
-        <w:t>第三组检验规则化比较的必要性：关闭本体声明的比较规则（区间重叠、基准换算、单位规范），改为按字段字符串相等判断，测出规则化比较相对朴素匹配的增量。</w:t>
+        <w:t>第三组移除依据标注：答案不标注依据记录的条件，测出"答案携带适用范围"对可用性的影响。</w:t>
       </w:r>
     </w:p>
     <w:p>
@@ -4309,7 +4369,7 @@
           <w:b w:val="0"/>
           <w:sz w:val="24"/>
         </w:rPr>
-        <w:t>三组之外另设一组基线消融：仅用规则、不引入模型，直接测出规则方法的天花板。这一组用于界定模型的适用边界，若规则已达可用水平，则模型的必要性需要重新论证，该结果如实报告。</w:t>
+        <w:t>三组之外另设一组基线消融：仅用规则判定、不引入蒸馏模型，直接测出规则方法的天花板，用于界定模型的必要性，该结果如实报告。</w:t>
       </w:r>
     </w:p>
     <w:p>
@@ -4323,7 +4383,7 @@
           <w:b w:val="0"/>
           <w:sz w:val="24"/>
         </w:rPr>
-        <w:t>消融结果与主对照分开报告。主对照回答"所提方法是否优于既有基线"，消融回答"增益来自哪个组件"；两者若不一致，以消融结果解释主对照中增益的来源。</w:t>
+        <w:t>为检验小模型是否只承担无增益外壳，加入"同一需求解析结果加传统约束优化器、不调用语言模型做决策"的对照。在资料条件与数值工具一致时，比较模型在实例组织、操作选择与说明生成方面是否有实质收益。对照也允许使用暖启动，不人为限制其候选复用或数值求解能力。对一般投影、取整与配比修正的收益不全部计为模型学习效果。</w:t>
       </w:r>
     </w:p>
     <w:p>
@@ -4337,7 +4397,7 @@
           <w:b w:val="0"/>
           <w:sz w:val="24"/>
         </w:rPr>
-        <w:t>为检验小模型是否只承担无增益外壳，加入"同一需求解析结果加传统约束优化器、不调用语言模型做决策"的对照。在资料条件与数值工具一致时，比较模型在实例组织、操作选择与说明生成方面是否有实质收益。对照也允许使用暖启动，不人为限制其候选复用或数值求解能力。对一般投影、取整与配比修正的收益不全部计为模型学习效果。</w:t>
+        <w:t>教师比较冻结一个明确的服务版本、提示、输出预算与运行日期。先在统一证据与工具下比较系统效果，再单列无工具模型表现；只允许学生多用工具而教师不能用工具的比较，必须标为部署方案比较而非模型能力比较。预先记录教师调用失败与重试，训练阶段与最终测试阶段费用分开，不预设"大模型总比小模型慢"或"小模型总比接口调用便宜"。</w:t>
       </w:r>
     </w:p>
     <w:p>
@@ -4348,10 +4408,10 @@
       <w:r>
         <w:rPr>
           <w:rFonts w:ascii="Times New Roman" w:hAnsi="Times New Roman" w:eastAsia="宋体"/>
-          <w:b w:val="0"/>
-          <w:sz w:val="24"/>
-        </w:rPr>
-        <w:t>教师比较冻结一个明确的服务版本、提示、输出预算与运行日期。先在统一证据与工具下比较系统效果，再单列无工具模型表现；只允许学生多用工具而教师不能用工具的比较，必须标为部署方案比较而非模型能力比较。预先记录教师调用失败与重试，训练阶段与最终测试阶段费用分开，不预设"大模型总比小模型慢"或"小模型总比接口调用便宜"。</w:t>
+          <w:b/>
+          <w:sz w:val="24"/>
+        </w:rPr>
+        <w:t>（四）指标、接近标准与应用价值验证</w:t>
       </w:r>
     </w:p>
     <w:p>
@@ -4362,10 +4422,10 @@
       <w:r>
         <w:rPr>
           <w:rFonts w:ascii="Times New Roman" w:hAnsi="Times New Roman" w:eastAsia="宋体"/>
-          <w:b/>
-          <w:sz w:val="24"/>
-        </w:rPr>
-        <w:t>（四）指标、接近标准与应用价值验证</w:t>
+          <w:b w:val="0"/>
+          <w:sz w:val="24"/>
+        </w:rPr>
+        <w:t>主要任务指标为分问题类型的答案正确率。问题按是否涉及条件敏感查询分为两组：条件敏感组（如指定测试温度或工艺状态下的性能查询）与条件无关组（如相结构列举、元素组成查询）。两组分别报告正确率，其中条件敏感组的提升为主要结论依据，条件无关组用作对照以排除整体性提升来自其他因素。答案正确的判定标准为：所述性能数值与所引记录一致、所引记录的条件与问题要求相符、且答案明确标注了该条件。另报逐条依据准确率、条件标注完整率与拒答率（条件不符时如实标注而非强行作答的比例），仅统计在评测前由构造协议与独立检查确认数值可行、输入完备且存在足够适用证据的候选形成或编辑任务。任务资格依据冻结的输入、参考资料与规则确定，不能根据某个方法是否成功检索或输出而改变分母；资格不确定的任务单列，并报告纳入与排除数量。在给定输出候选数量与生成预算下，至少提出规定数量的不同候选，所有明确硬约束通过，候选选择或编辑理由对应到适用记录及其支持范围，观测支持型性能陈述可对应具体测量记录，才计为合格。探索建议型候选即使没有冒充实测性能，也不能仅凭数值合法计入主任务合格；缺乏适用证据支持的建议单列报告。另报逐候选合法率、证据错误率、候选重复率、修改幅度、修正次数及总生成量，避免仅靠大量采样提高成功率。</w:t>
       </w:r>
     </w:p>
     <w:p>
@@ -4379,21 +4439,7 @@
           <w:b w:val="0"/>
           <w:sz w:val="24"/>
         </w:rPr>
-        <w:t>主要任务指标为需求级的"约束及证据双合格率"，仅统计在评测前由构造协议与独立检查确认数值可行、输入完备且存在足够适用证据的候选形成或编辑任务。任务资格依据冻结的输入、参考资料与规则确定，不能根据某个方法是否成功检索或输出而改变分母；资格不确定的任务单列，并报告纳入与排除数量。在给定输出候选数量与生成预算下，至少提出规定数量的不同候选，所有明确硬约束通过，候选选择或编辑理由对应到适用记录及其支持范围，观测支持型性能陈述可对应具体测量记录，才计为合格。探索建议型候选即使没有冒充实测性能，也不能仅凭数值合法计入主任务合格；缺乏适用证据支持的建议单列报告。另报逐候选合法率、证据错误率、候选重复率、修改幅度、修正次数及总生成量，避免仅靠大量采样提高成功率。</w:t>
-      </w:r>
-    </w:p>
-    <w:p>
-      <w:pPr>
-        <w:ind w:firstLine="480" w:firstLineChars="200"/>
-        <w:spacing w:line="312" w:lineRule="auto"/>
-      </w:pPr>
-      <w:r>
-        <w:rPr>
-          <w:rFonts w:ascii="Times New Roman" w:hAnsi="Times New Roman" w:eastAsia="宋体"/>
-          <w:b w:val="0"/>
-          <w:sz w:val="24"/>
-        </w:rPr>
-        <w:t>数值约束冲突、证据不足与需要澄清的需求单独构造与报告，不混入上述主分母。对能由数值求解器确认的冲突，检查冲突识别及解释正确率，并报告可行任务的误拒率；对证据不足或输入不完整，核验其是否恰当地标注缺失或请求澄清。有限搜索未找到、检索未命中和输入含糊均不算已证明无解。所有任务类别、证据支持规则、缺失处理与人工裁定协议在开发阶段固定并用于全部方法，教师与学生的主质量差距也只在相同主任务集合上计算。</w:t>
+        <w:t>错误按三类归因分别统计：检索未命中（正确记录未出现在候选中）、条件误用（记录被检索到但条件不符仍被采用）、生成错误（证据与条件均正确而表述出错）。三类占比分别报告，作为判断改进优先级与评价各环节贡献的依据。数值约束冲突、证据不足与需要澄清的问题单独构造与报告，不混入上述主分母。对能由数值求解器确认的冲突，检查冲突识别及解释正确率，并报告可行任务的误拒率；对证据不足或输入不完整，核验其是否恰当地标注缺失或请求澄清。有限搜索未找到、检索未命中和输入含糊均不算已证明无解。所有任务类别、证据支持规则、缺失处理与人工裁定协议在开发阶段固定并用于全部方法，教师与学生的主质量差距也只在相同主任务集合上计算。</w:t>
       </w:r>
     </w:p>
     <w:p>
@@ -4553,7 +4599,7 @@
           <w:b w:val="0"/>
           <w:sz w:val="24"/>
         </w:rPr>
-        <w:t>技术路线为：轻量本体设计与比较规则定义、文献解析与字段抽取、槽位比对与标签自动生成、规则与模型的覆盖边界划分、模糊情形的教师示范构造、QLoRA 蒸馏小模型补位、条件感知的本地检索、与纯规则及纯模型基线比较。判定与检索共用同一套槽位定义与来源类型，最终输出本体规范、判定模型权重与判定日志。整体流程见图 3-1。</w:t>
+        <w:t>技术路线为：文献解析与条件字段抽取、条件元组绑定与本地知识库构建、条件感知检索、规则与模型协同的条件判定、条件标注下的答案生成、分问题类型正确率与错误归因评估。检索与生成共用同一套条件元组与来源类型，最终输出索引快照、蒸馏模型权重与问答日志。整体流程见图 3-1。</w:t>
       </w:r>
     </w:p>
     <w:p>
@@ -6147,6 +6193,72 @@
           <w:sz w:val="21"/>
         </w:rPr>
         <w:t xml:space="preserve"> Bootstrapping knowledge acquisition from domain text with a seed ontology and small language models[C]//Springer, 2026.</w:t>
+      </w:r>
+    </w:p>
+    <w:p>
+      <w:pPr>
+        <w:spacing w:line="312" w:lineRule="auto"/>
+        <w:ind w:left="480" w:leftChars="0" w:hanging="480" w:hangingChars="200"/>
+      </w:pPr>
+      <w:bookmarkStart w:id="1053" w:name="_Ref_ref053"/>
+      <w:r>
+        <w:rPr>
+          <w:rFonts w:ascii="Times New Roman" w:hAnsi="Times New Roman" w:eastAsia="宋体"/>
+          <w:sz w:val="21"/>
+        </w:rPr>
+        <w:t>[53]</w:t>
+      </w:r>
+      <w:bookmarkEnd w:id="1053"/>
+      <w:r>
+        <w:rPr>
+          <w:rFonts w:ascii="Times New Roman" w:hAnsi="Times New Roman" w:eastAsia="宋体"/>
+          <w:sz w:val="21"/>
+        </w:rPr>
+        <w:t xml:space="preserve"> DRAG: distilling RAG for SLMs from LLMs to transfer knowledge and mitigate hallucination via evidence and graph-based distillation[EB/OL]. arXiv:2506.01954, 2025.（预印本）</w:t>
+      </w:r>
+    </w:p>
+    <w:p>
+      <w:pPr>
+        <w:spacing w:line="312" w:lineRule="auto"/>
+        <w:ind w:left="480" w:leftChars="0" w:hanging="480" w:hangingChars="200"/>
+      </w:pPr>
+      <w:bookmarkStart w:id="1054" w:name="_Ref_ref054"/>
+      <w:r>
+        <w:rPr>
+          <w:rFonts w:ascii="Times New Roman" w:hAnsi="Times New Roman" w:eastAsia="宋体"/>
+          <w:sz w:val="21"/>
+        </w:rPr>
+        <w:t>[54]</w:t>
+      </w:r>
+      <w:bookmarkEnd w:id="1054"/>
+      <w:r>
+        <w:rPr>
+          <w:rFonts w:ascii="Times New Roman" w:hAnsi="Times New Roman" w:eastAsia="宋体"/>
+          <w:sz w:val="21"/>
+        </w:rPr>
+        <w:t xml:space="preserve"> EGT-KG: evidence-grounded typed KG retrieval for practical scientific QA with small language models[EB/OL]. arXiv:2609.00479, 2026.（预印本）</w:t>
+      </w:r>
+    </w:p>
+    <w:p>
+      <w:pPr>
+        <w:spacing w:line="312" w:lineRule="auto"/>
+        <w:ind w:left="480" w:leftChars="0" w:hanging="480" w:hangingChars="200"/>
+      </w:pPr>
+      <w:bookmarkStart w:id="1055" w:name="_Ref_ref055"/>
+      <w:r>
+        <w:rPr>
+          <w:rFonts w:ascii="Times New Roman" w:hAnsi="Times New Roman" w:eastAsia="宋体"/>
+          <w:sz w:val="21"/>
+        </w:rPr>
+        <w:t>[55]</w:t>
+      </w:r>
+      <w:bookmarkEnd w:id="1055"/>
+      <w:r>
+        <w:rPr>
+          <w:rFonts w:ascii="Times New Roman" w:hAnsi="Times New Roman" w:eastAsia="宋体"/>
+          <w:sz w:val="21"/>
+        </w:rPr>
+        <w:t xml:space="preserve"> Materials dual-source knowledge retrieval-augmented generation for local large language models in photocatalysts[J]. Journal of Chemical Information and Modeling, 2025. DOI: 10.1021/acs.jcim.5c01941.</w:t>
       </w:r>
     </w:p>
     <w:sectPr>

--- a/开题报告_领域小模型蒸馏与知识增强/V4_范本对齐_2026-10-26/开题报告_V4.docx
+++ b/开题报告_领域小模型蒸馏与知识增强/V4_范本对齐_2026-10-26/开题报告_V4.docx
@@ -442,7 +442,7 @@
           <w:b w:val="0"/>
           <w:sz w:val="24"/>
         </w:rPr>
-        <w:t>这些结果说明路线可行，但也同时暴露了本课题要处理的具体问题：智能体的行为由多步决策构成，而现有可获取的小模型并未针对这类多步交互做过训练；同时，材料文献中"主题相关但条件不符"的证据极易被误用，而这一失效不会在语法或数值层面暴露。</w:t>
+        <w:t>这些结果说明路线可行，但也同时暴露了本课题要处理的具体问题：材料文献中"主题相关但条件不符"的证据极易被误用：同一成分在不同热处理与测试条件下的记录语义高度相似而物理上不可比较，通用检索结构无法区分二者，而这一失效不会在语法或数值层面暴露。</w:t>
       </w:r>
     </w:p>
     <w:p>
@@ -2298,7 +2298,7 @@
           <w:b w:val="0"/>
           <w:sz w:val="24"/>
         </w:rPr>
-        <w:t>本课题以"小模型驱动的工具调用"为技术形态，构建一个面向高熵合金设计辅助的本地智能体，并通过选择性蒸馏提升该智能体的决策能力。与直接生成配方文本不同，智能体的输出是一串工具调用决策：面对用户要求，它需要判断该查什么证据、该调哪个校验工具、结果不符时如何修正。研究工作先界定智能体的任务边界与工具集，明确可用工具、交互协议与终止条件；再从文献建立补充数据通道，对解析结果施加可核验的约束检测与修正，使含噪的自动提取资料可用于训练；进而构造证据可追溯的教学轨迹，把教师的"推理—调工具—观察结果—修正"完整过程记录为教学单元，并按来源分组划分数据分区；核心环节是以任务检查器给出的可核验失误类型作为薄弱度信号，结合工具调用类型的覆盖程度与轨迹长度成本，在固定预算内完成轨迹选择；推理阶段则研究条件可比的证据选择与工具调用约束，使小模型在有限上下文内做出稳定的调用决策。上述环节共同支撑一个可在本地运行、每步可追溯的高熵合金设计辅助智能体。</w:t>
+        <w:t>本课题以"条件可比的检索增强生成"为技术形态，构建一个面向材料文献问答的本地知识库与问答原型，并通过选择性蒸馏提升小模型使用条件信息的能力。与不做条件区分的常规检索增强不同，本课题把实验条件作为证据的一等属性组织进知识库：每条证据绑定测试温度、制备工艺与试验类型，检索结果因此自带可比性信息；生成前先判定证据与问题的条件关系，答案须标注所依据记录的条件，使结论的适用范围可见。研究工作先界定知识库的记录结构与条件字段，明确可用字段与缺失处理；再构造问答对与评测集，按来源分组划分数据分区；核心环节是条件判定与冲突处置，规则处理可判定的情形，模型补位处置决策；最后在分问题类型的答案正确率与错误归因上完成评估。上述环节共同支撑一个可在本地运行、答案依据可追溯的问答原型。</w:t>
       </w:r>
     </w:p>
     <w:p>
@@ -2473,7 +2473,7 @@
           <w:b w:val="0"/>
           <w:sz w:val="24"/>
         </w:rPr>
-        <w:t>。文献解析与结构化后，每条性能记录除成分与数值外，还绑定测试温度、制备工艺、试验类型与单位四类条件字段。条件元组随记录一同进入索引，使检索结果自带可比性信息。首版本体只启用主线数据中确有的字段，缺失字段标注为未知而不默认填充。</w:t>
+        <w:t>。文献解析与结构化后，每条性能记录除成分与数值外，还绑定测试温度、制备工艺与试验类型三类条件字段。单位不单设字段：主线数据中每个指标的单位由其列名唯一确定，不存在同一指标多单位并存或需换算的情形，故单位作为指标类型的附属属性记录，不进入条件比对。条件元组随记录一同进入索引，使检索结果自带可比性信息。首版本体只启用主线数据中确有的字段，缺失字段标注为未知而不默认填充。按"成分、测试温度、制备工艺、性能值均非空"这一口径统计，1,545 条记录中约百分之七十八可支撑条件敏感的问答对；若再要求试验类型也非空，则降至约百分之六十九。后文凡涉及可用规模均以此口径说明，不使用未定义的数字。</w:t>
       </w:r>
     </w:p>
     <w:p>
@@ -2588,7 +2588,7 @@
           <w:b/>
           <w:sz w:val="28"/>
         </w:rPr>
-        <w:t>3.1.2 小模型的条件判断能力蒸馏</w:t>
+        <w:t>3.1.2 小模型的条件冲突处置能力蒸馏</w:t>
       </w:r>
     </w:p>
     <w:p>
@@ -2610,7 +2610,29 @@
           <w:b w:val="0"/>
           <w:sz w:val="24"/>
         </w:rPr>
-        <w:t xml:space="preserve"> 前述条件判定中有相当一部分无法由规则完成。规则只能处理字段齐全且取值明确的情形，而实际文献中的条件表述充满变体：同一状态可能写作"铸态"或"as-cast"，同一温度可能写作"室温""25 摄氏度"或"298 K"，单位可能需经换算才可比较，多个条件可能部分吻合而整体存疑。这些情形规则无法给出可靠判定，正是小模型需要补位的地方。而小模型本身缺乏这一能力，前述实证数据已经说明其上下文利用存在根本瓶颈</w:t>
+        <w:t xml:space="preserve"> 前述条件判定中，规则能够覆盖的部分比预想的更多。对主线数据实测显示，条件字段已高度标准化：制备工艺只有 CAST、WROUGHT、ANNEAL、POWDER 等少数取值，试验类型只有压缩与拉伸两类，温度为数值型字段。按问题与证据的配对统计，规则能够完全判定的情形约占百分之八十九，另有约百分之七可部分判定，真正需要模型介入的仅约百分之四，且这百分之四主要是字段缺失而非表述歧义。这一分布意味着：若把模型的角色设定为"补位规则判不了的情形"，其可发挥空间极其有限，且缺失字段无法靠判断补回。</w:t>
+      </w:r>
+    </w:p>
+    <w:p>
+      <w:pPr>
+        <w:ind w:firstLine="480" w:firstLineChars="200"/>
+        <w:spacing w:line="312" w:lineRule="auto"/>
+      </w:pPr>
+      <w:r>
+        <w:rPr>
+          <w:rFonts w:ascii="Times New Roman" w:hAnsi="Times New Roman" w:eastAsia="宋体"/>
+          <w:b/>
+          <w:sz w:val="24"/>
+        </w:rPr>
+        <w:t>模型的角色应重新定位。</w:t>
+      </w:r>
+      <w:r>
+        <w:rPr>
+          <w:rFonts w:ascii="Times New Roman" w:hAnsi="Times New Roman" w:eastAsia="宋体"/>
+          <w:b w:val="0"/>
+          <w:sz w:val="24"/>
+        </w:rPr>
+        <w:t xml:space="preserve"> 实测同时显示，判定为条件冲突的配对占比约百分之五十八。规则给出"冲突"只是结论，如何处置并无定式：某些冲突意味着该证据完全不可用，某些只意味着不能直接引用但可作为背景，某些则需要向用户说明其条件差异并降级回答。这些处置决策直接影响答案正确率，且无法由规则枚举。已有实证数据表明，参数量不超过七十亿的模型即使拿到包含正确答案的检索结果，在自身无法回答的问题上仍有百分之八十五至一百的提取失败率，主要失效模式是完全忽略给出的上下文</w:t>
       </w:r>
       <w:r>
         <w:rPr>
@@ -2630,7 +2652,7 @@
           <w:b w:val="0"/>
           <w:sz w:val="24"/>
         </w:rPr>
-        <w:t>，必须通过训练获得。</w:t>
+        <w:t>。因此模型需要学习的不是"如何判断条件是否相符"，而是"面对已判定的冲突证据，如何在答案中正确使用或明确排除它"。</w:t>
       </w:r>
     </w:p>
     <w:p>
@@ -2652,7 +2674,7 @@
           <w:b w:val="0"/>
           <w:sz w:val="24"/>
         </w:rPr>
-        <w:t xml:space="preserve"> 三个困难制约着这一训练。第一，标签来源问题。类型化决策模型的训练依赖可靠标签，生物医学领域有长期人工维护的索引体系可供依托</w:t>
+        <w:t xml:space="preserve"> 三个困难制约着这一训练。第一，标签来源问题。此类处置决策没有现成的标注体系可依托，生物医学领域的类型化决策依赖长期人工维护的索引</w:t>
       </w:r>
       <w:r>
         <w:rPr>
@@ -2672,27 +2694,7 @@
           <w:b w:val="0"/>
           <w:sz w:val="24"/>
         </w:rPr>
-        <w:t>，材料领域没有对等资源，直接照搬缺乏标注基础；已有综述系统整理了此类"不作生成、只作判定"的范式</w:t>
-      </w:r>
-      <w:r>
-        <w:rPr>
-          <w:rFonts w:ascii="Times New Roman" w:hAnsi="Times New Roman" w:eastAsia="宋体"/>
-          <w:sz w:val="24"/>
-          <w:vertAlign w:val="superscript"/>
-        </w:rPr>
-        <w:fldChar w:fldCharType="begin"/>
-        <w:instrText xml:space="preserve"> REF _Ref_ref050 \h </w:instrText>
-        <w:fldChar w:fldCharType="separate"/>
-        <w:t xml:space="preserve">[50]</w:t>
-        <w:fldChar w:fldCharType="end"/>
-      </w:r>
-      <w:r>
-        <w:rPr>
-          <w:rFonts w:ascii="Times New Roman" w:hAnsi="Times New Roman" w:eastAsia="宋体"/>
-          <w:b w:val="0"/>
-          <w:sz w:val="24"/>
-        </w:rPr>
-        <w:t>，其共同前提是存在可靠的选项定义与标签来源。第二，教师示范的构造问题。若只让教师给出最终判断，学生学到的是答案而非判断过程；而条件判断的价值恰在于逐项比对的过程。第三，能力边界的度量问题。若不能分别测出规则与模型各自能覆盖多少，就无法判断模型是否真的带来了增益。</w:t>
+        <w:t>，材料领域无对等资源。第二，示范内容问题。若教师只给出最终答案，学生学到的是结论而非决策依据；而处置能力的价值恰在于"依据什么判断该降级还是该排除"。第三，评价问题。若不能把模型的贡献与规则基线分开计量，就无法判断蒸馏是否必要。</w:t>
       </w:r>
     </w:p>
     <w:p>
@@ -2714,7 +2716,7 @@
           <w:b w:val="0"/>
           <w:sz w:val="24"/>
         </w:rPr>
-        <w:t xml:space="preserve"> 若标签来源不可靠，训练出的模型只是拟合了噪声，无法泛化到新表述；若教师只给答案，学生遇到训练时未见的条件组合便无从下手；若不度量边界，可能出现"规则已能覆盖九成、模型增益微小"的情形却未被察觉，白费训练成本。</w:t>
+        <w:t xml:space="preserve"> 若模型不学处置，冲突证据进入上下文的后果有两种：要么被直接引用，产生看似有据而条件不成立的错误；要么被整体忽略，浪费了本可作为背景的信息。前者对应错误归因中的"条件误用"，后者降低答案完整性。若不分离计量，则可能出现"规则已覆盖九成、模型增益微小"的情形却未被察觉，训练成本白费。</w:t>
       </w:r>
     </w:p>
     <w:p>
@@ -2750,7 +2752,7 @@
           <w:b w:val="0"/>
           <w:sz w:val="24"/>
         </w:rPr>
-        <w:t>第一步，由条件元组的比对规则自动生成训练标签。对给定问题与候选证据，规则按条件字段逐项比对并给出相符、冲突、未知三类判定。规则能明确判定的情形直接生成标签，标签可批量生成、可复现、可审计，从而绕开材料领域缺乏人工标注体系的障碍。同时保留一小份人工核验集，用于检验规则标签本身的可靠性，报告规则与人工判断的一致率。</w:t>
+        <w:t>第一步，由规则生成处置标签并构造对照。对判定为冲突的配对，按证据可用的程度标注三类处置：完全排除、降级为背景、保留但标注条件差异。标签由规则依据冲突的具体位置与严重程度生成（如温度区间完全不重叠者排除，仅工艺标签不同者降级），同时保留一份人工核验集，报告规则标签与人工判断的一致率。</w:t>
       </w:r>
     </w:p>
     <w:p>
@@ -2764,7 +2766,7 @@
           <w:b w:val="0"/>
           <w:sz w:val="24"/>
         </w:rPr>
-        <w:t>第二步，以过程示范而非仅结论的方式构造教师数据。教师在示范中逐项说明：问题需要哪些条件、证据中对应字段是什么、两侧是否可比、不确定时依据什么判断。学生学的是这一比对过程，因而在遇到新表述时可以复用判断方法。</w:t>
+        <w:t>第二步，以过程示范构造教师数据。教师在示范中说明：冲突出现在哪个槽位、该冲突的严重程度如何、据此选择了哪种处置、答案中如何表述这一限制。学生学的是这一决策链条，而非仅记住某类冲突对应某种处置。</w:t>
       </w:r>
     </w:p>
     <w:p>
@@ -2778,7 +2780,7 @@
           <w:b w:val="0"/>
           <w:sz w:val="24"/>
         </w:rPr>
-        <w:t>第三步，分离度量规则与模型的覆盖边界。分别统计规则可判定的比例、规则在人工核验集上的一致率、以及模型在规则无法判定样本上的准确率。三组数字共同界定二者的分工，并据此决定后续投入方向。</w:t>
+        <w:t>第三步，分离计量模型增益。设规则处置为基线，比较四种做法：规则处置、模型处置（不经示范）、模型处置（经过程示范）、以及最廉价的"一律标注为不确定"。第四种基线的作用是排除"模型只是学会了保守"这一替代解释。</w:t>
       </w:r>
     </w:p>
     <w:p>
@@ -2800,7 +2802,7 @@
           <w:b w:val="0"/>
           <w:sz w:val="24"/>
         </w:rPr>
-        <w:t xml:space="preserve"> 以规则生成标签绕开了材料领域缺乏标注体系的障碍，使类型化训练在此领域变得可行；过程示范使学生获得可迁移的判断方法而非记忆答案；边界度量则让"模型是否值得引入"成为一个可回答的问题。</w:t>
+        <w:t xml:space="preserve"> 把模型任务从"补位规则盲区"改为"处置已判定的冲突"，使可用空间从百分之四扩展到百分之五十八的冲突样本；过程示范使学生获得可迁移的处置依据而非记忆映射；四种做法的比较则让模型的真实贡献可被计量，若模型仅与"一律标注不确定"持平，则蒸馏的必要性需要重新论证。</w:t>
       </w:r>
     </w:p>
     <w:p>
@@ -2822,7 +2824,7 @@
           <w:b w:val="0"/>
           <w:sz w:val="24"/>
         </w:rPr>
-        <w:t xml:space="preserve"> 预期形成一套以规则生成标签、以过程示范蒸馏小模型的条件判断方法，并报告规则覆盖率、规则与人工判断一致率、模型在规则盲区上的准确率三项指标，与纯规则判断、纯模型判断（不经过程示范）两种做法对照。</w:t>
+        <w:t xml:space="preserve"> 预期形成一套冲突处置的蒸馏方法，并报告三项结果：规则与人工判断的一致率、模型相对规则基线的增益、以及模型相对"一律标注不确定"这一廉价基线的增量。三项分别回答"标签可靠吗""蒸馏有用吗""有用到什么程度"。</w:t>
       </w:r>
     </w:p>
     <w:p>
@@ -4043,7 +4045,21 @@
           <w:b w:val="0"/>
           <w:sz w:val="24"/>
         </w:rPr>
-        <w:t>判定对的构造能力实测如下。630 种成分中有 186 种存在多于一条记录，按同成分记录两两配对可得 8,857 对；其中测试温度或制备工艺不同者为 7,452 对，构成"条件冲突"候选。这一规模足以支撑规则与模型的分层实验，但需注意两点：其一，配对双方来自同一文献的情形较多，须按来源分组划分以避免泄漏；其二，条件"不同"仅是候选，是否构成真正的条件冲突需由本体规则判定并人工抽检，不能把配对数量直接当作有效样本数。</w:t>
+        <w:t>判定对的构造能力实测如下。630 种成分中有 186 种存在多于一条记录，按同成分记录两两配对可得 8,857 对，其中测试温度或制备工艺不同者 7,452 对。这一数字刻画的是数据侧的构造上限，不等同于可评测样本数：判定对是记录之间的关系，而评测需要的是问题、答案与证据齐全的三元组。</w:t>
+      </w:r>
+    </w:p>
+    <w:p>
+      <w:pPr>
+        <w:ind w:firstLine="480" w:firstLineChars="200"/>
+        <w:spacing w:line="312" w:lineRule="auto"/>
+      </w:pPr>
+      <w:r>
+        <w:rPr>
+          <w:rFonts w:ascii="Times New Roman" w:hAnsi="Times New Roman" w:eastAsia="宋体"/>
+          <w:b w:val="0"/>
+          <w:sz w:val="24"/>
+        </w:rPr>
+        <w:t>据实折算如下。同时具备性能值与测试温度、制备工艺的记录为 1,062 条，其中存在同成分不同条件干扰项者 722 条，构成可构造条件敏感提问的基础；无干扰项者 340 条，只能构成条件无关提问。按一条记录生成一题计，条件敏感问答对约 722 题，按百分之七十、十五、十五划分后测试集约 108 题。该规模足以支撑两组之间的正确率对比，但不足以支撑"问题类型×错误类型"的交叉分析，故须扩题。扩题采取两条途径：一是同一记录生成多种问法（须保证同记录的不同问法不跨数据分区），二是将试验类型放宽为非必需条件，后者可将基础记录从 1,062 条扩至约 1,311 条。实际可用题数在首次构造后报告，不在此处填预计数值。</w:t>
       </w:r>
     </w:p>
     <w:p>
@@ -4279,7 +4295,23 @@
           <w:b w:val="0"/>
           <w:sz w:val="24"/>
         </w:rPr>
-        <w:t>基础对照包括：常规 RAG（不作条件区分）、仅按语义重排的 RAG、按规则硬过滤条件的 RAG、用大模型直接问答（作为性能上界参考）及本课题的完整方案。各组使用同一文献库、同一检索召回数与同一底座，只改变条件处理策略。检索环节单独设对照：不作条件区分的通用重排器、按规则硬过滤条件的检索、仅用元数据字段匹配的做法，以及本课题微调的条件感知重排器；这一组对照固定生成模型与上下文预算，只改变重排策略，以隔离条件判断本身的贡献，避免把检索改善与训练改善混为一谈。核心判定实验固定同一批判定对与同一底座，比较纯规则、纯模型、规则+模型三种做法；若 LESS 的计算成本适合，则加入梯度选择对照。将随机选择列为必做对照而非弱基线，依据是已有研究显示定向选样并不稳定优于均匀随机采样、随机采样在若干设定下具有竞争力</w:t>
+        <w:t>基础对照包括五组，各组使用同一文献库、同一检索召回数与同一底座，只改变条件处理策略，其余设置保持一致。其一为常规 RAG，不作条件区分。其二为</w:t>
+      </w:r>
+      <w:r>
+        <w:rPr>
+          <w:rFonts w:ascii="Times New Roman" w:hAnsi="Times New Roman" w:eastAsia="宋体"/>
+          <w:b/>
+          <w:sz w:val="24"/>
+        </w:rPr>
+        <w:t>文本拼接对照</w:t>
+      </w:r>
+      <w:r>
+        <w:rPr>
+          <w:rFonts w:ascii="Times New Roman" w:hAnsi="Times New Roman" w:eastAsia="宋体"/>
+          <w:b w:val="0"/>
+          <w:sz w:val="24"/>
+        </w:rPr>
+        <w:t>：把成分、性能与三条件字段拼成一段自然语言写入检索单元，不做结构化绑定，也不做前置判定。这一组是关键，它回答"条件信息以结构化方式组织是否必要"，若其结果与完整方案相当，则条件元组的组织方式不构成贡献。其三为仅按语义重排的 RAG。其四为规则硬过滤 RAG，仅按条件做硬性筛选、不做冲突处置与依据标注；该组本身使用了条件字段，故须与消融结果结合解读，才能分离"字段有用"与"过滤有用"。其五为用大模型直接问答，作为性能上界参考。检索环节单独设对照：不作条件区分的通用重排器、按规则硬过滤条件的检索、仅用元数据字段匹配的做法，以及本课题微调的条件感知重排器；这一组对照固定生成模型与上下文预算，只改变重排策略，以隔离条件判断本身的贡献，避免把检索改善与训练改善混为一谈。核心判定实验固定同一批判定对与同一底座，比较纯规则、纯模型、规则+模型三种做法；若 LESS 的计算成本适合，则加入梯度选择对照。将随机选择列为必做对照而非弱基线，依据是已有研究显示定向选样并不稳定优于均匀随机采样、随机采样在若干设定下具有竞争力</w:t>
       </w:r>
       <w:r>
         <w:rPr>
@@ -4425,7 +4457,7 @@
           <w:b w:val="0"/>
           <w:sz w:val="24"/>
         </w:rPr>
-        <w:t>主要任务指标为分问题类型的答案正确率。问题按是否涉及条件敏感查询分为两组：条件敏感组（如指定测试温度或工艺状态下的性能查询）与条件无关组（如相结构列举、元素组成查询）。两组分别报告正确率，其中条件敏感组的提升为主要结论依据，条件无关组用作对照以排除整体性提升来自其他因素。答案正确的判定标准为：所述性能数值与所引记录一致、所引记录的条件与问题要求相符、且答案明确标注了该条件。另报逐条依据准确率、条件标注完整率与拒答率（条件不符时如实标注而非强行作答的比例），仅统计在评测前由构造协议与独立检查确认数值可行、输入完备且存在足够适用证据的候选形成或编辑任务。任务资格依据冻结的输入、参考资料与规则确定，不能根据某个方法是否成功检索或输出而改变分母；资格不确定的任务单列，并报告纳入与排除数量。在给定输出候选数量与生成预算下，至少提出规定数量的不同候选，所有明确硬约束通过，候选选择或编辑理由对应到适用记录及其支持范围，观测支持型性能陈述可对应具体测量记录，才计为合格。探索建议型候选即使没有冒充实测性能，也不能仅凭数值合法计入主任务合格；缺乏适用证据支持的建议单列报告。另报逐候选合法率、证据错误率、候选重复率、修改幅度、修正次数及总生成量，避免仅靠大量采样提高成功率。</w:t>
+        <w:t>主要任务指标为分问题类型的答案正确率。问题按是否涉及条件敏感查询分为两组：条件敏感组（如指定测试温度或工艺状态下的性能查询）与条件无关组（如相结构列举、元素组成查询）。两组分别报告正确率，其中条件敏感组的提升为主要结论依据，条件无关组用作对照以排除整体性提升来自其他因素。</w:t>
       </w:r>
     </w:p>
     <w:p>
@@ -4439,7 +4471,21 @@
           <w:b w:val="0"/>
           <w:sz w:val="24"/>
         </w:rPr>
-        <w:t>错误按三类归因分别统计：检索未命中（正确记录未出现在候选中）、条件误用（记录被检索到但条件不符仍被采用）、生成错误（证据与条件均正确而表述出错）。三类占比分别报告，作为判断改进优先级与评价各环节贡献的依据。数值约束冲突、证据不足与需要澄清的问题单独构造与报告，不混入上述主分母。对能由数值求解器确认的冲突，检查冲突识别及解释正确率，并报告可行任务的误拒率；对证据不足或输入不完整，核验其是否恰当地标注缺失或请求澄清。有限搜索未找到、检索未命中和输入含糊均不算已证明无解。所有任务类别、证据支持规则、缺失处理与人工裁定协议在开发阶段固定并用于全部方法，教师与学生的主质量差距也只在相同主任务集合上计算。</w:t>
+        <w:t>条件敏感组内进一步按是否存在干扰项分层报告。判据为：该问题对应的成分在库中是否存在条件不同的其他记录。若条件元组确实在起作用，增益应集中出现在有干扰项的题目上，而在无干扰项的题目上接近零；若两层增益相当，则说明提升来自其他因素而非条件处理。该分层是因果归因的主要证据，其样本量来自前述实测（有干扰项约 722 条、无干扰项约 340 条）。答案正确的判定标准为：所述性能数值与所引记录一致、所引记录的条件与问题要求相符、且答案明确标注了该条件。另报逐条依据准确率、条件标注完整率与拒答率（条件不符时如实标注而非强行作答的比例），仅统计在评测前由构造协议与独立检查确认数值可行、输入完备且存在足够适用证据的候选形成或编辑任务。任务资格依据冻结的输入、参考资料与规则确定，不能根据某个方法是否成功检索或输出而改变分母；资格不确定的任务单列，并报告纳入与排除数量。在给定输出候选数量与生成预算下，至少提出规定数量的不同候选，所有明确硬约束通过，候选选择或编辑理由对应到适用记录及其支持范围，观测支持型性能陈述可对应具体测量记录，才计为合格。探索建议型候选即使没有冒充实测性能，也不能仅凭数值合法计入主任务合格；缺乏适用证据支持的建议单列报告。另报逐候选合法率、证据错误率、候选重复率、修改幅度、修正次数及总生成量，避免仅靠大量采样提高成功率。</w:t>
+      </w:r>
+    </w:p>
+    <w:p>
+      <w:pPr>
+        <w:ind w:firstLine="480" w:firstLineChars="200"/>
+        <w:spacing w:line="312" w:lineRule="auto"/>
+      </w:pPr>
+      <w:r>
+        <w:rPr>
+          <w:rFonts w:ascii="Times New Roman" w:hAnsi="Times New Roman" w:eastAsia="宋体"/>
+          <w:b w:val="0"/>
+          <w:sz w:val="24"/>
+        </w:rPr>
+        <w:t>错误按三类归因分别统计：检索未命中（正确记录未出现在候选中）、条件误用（记录被检索到但条件不符仍被采用）、生成错误（证据与条件均正确而表述出错）。为使三类可被分离测量而非事后推断，另设两种评测条件：在"给定正确证据"的条件下运行，此时若仍出错即排除检索因素；在"给定正确证据且条件已正确标注"的条件下运行，此时若仍出错即为纯生成问题。两种条件下的结果与自然条件下的结果并列报告，其差值分别对应检索环节与条件处理环节的贡献。该设置参照科学问答中区分检索、接地与合成瓶颈的常见做法。三类占比分别报告，作为判断改进优先级与评价各环节贡献的依据。数值约束冲突、证据不足与需要澄清的问题单独构造与报告，不混入上述主分母。对能由数值求解器确认的冲突，检查冲突识别及解释正确率，并报告可行任务的误拒率；对证据不足或输入不完整，核验其是否恰当地标注缺失或请求澄清。有限搜索未找到、检索未命中和输入含糊均不算已证明无解。所有任务类别、证据支持规则、缺失处理与人工裁定协议在开发阶段固定并用于全部方法，教师与学生的主质量差距也只在相同主任务集合上计算。</w:t>
       </w:r>
     </w:p>
     <w:p>
@@ -4840,7 +4886,7 @@
           <w:b w:val="0"/>
           <w:sz w:val="24"/>
         </w:rPr>
-        <w:t>预期形成一份轻量材料本体规范及其比较规则、一种由本体结构自动生成证据适用性标签的方法、一个经轻量适配的适用性判定模型，以及具备本地检索与判定能力的辅助原型。成果应包括版本化实验配置、对照结果与适用范围，而不只是模型文件或界面演示。</w:t>
+        <w:t>预期形成一份带条件元组的材料文献知识库规范、一种条件可比的证据组织与答案生成方法、一个小型条件冲突处置模型，以及一个可在本地运行的检索增强问答原型。成果应包括版本化实验配置、对照结果与适用范围，而不只是模型文件或界面演示。</w:t>
       </w:r>
     </w:p>
     <w:p>

--- a/开题报告_领域小模型蒸馏与知识增强/V4_范本对齐_2026-10-26/开题报告_V4.docx
+++ b/开题报告_领域小模型蒸馏与知识增强/V4_范本对齐_2026-10-26/开题报告_V4.docx
@@ -2694,7 +2694,27 @@
           <w:b w:val="0"/>
           <w:sz w:val="24"/>
         </w:rPr>
-        <w:t>，材料领域无对等资源。第二，示范内容问题。若教师只给出最终答案，学生学到的是结论而非决策依据；而处置能力的价值恰在于"依据什么判断该降级还是该排除"。第三，评价问题。若不能把模型的贡献与规则基线分开计量，就无法判断蒸馏是否必要。</w:t>
+        <w:t>，材料领域无对等资源；已有综述系统整理了此类"不作生成、只作判定"的范式</w:t>
+      </w:r>
+      <w:r>
+        <w:rPr>
+          <w:rFonts w:ascii="Times New Roman" w:hAnsi="Times New Roman" w:eastAsia="宋体"/>
+          <w:sz w:val="24"/>
+          <w:vertAlign w:val="superscript"/>
+        </w:rPr>
+        <w:fldChar w:fldCharType="begin"/>
+        <w:instrText xml:space="preserve"> REF _Ref_ref050 \h </w:instrText>
+        <w:fldChar w:fldCharType="separate"/>
+        <w:t xml:space="preserve">[50]</w:t>
+        <w:fldChar w:fldCharType="end"/>
+      </w:r>
+      <w:r>
+        <w:rPr>
+          <w:rFonts w:ascii="Times New Roman" w:hAnsi="Times New Roman" w:eastAsia="宋体"/>
+          <w:b w:val="0"/>
+          <w:sz w:val="24"/>
+        </w:rPr>
+        <w:t>，其共同前提是存在可靠的选项定义与标签来源，而本课题的处置标签正是由规则比对生成。第二，示范内容问题。若教师只给出最终答案，学生学到的是结论而非决策依据；而处置能力的价值恰在于"依据什么判断该降级还是该排除"。第三，评价问题。若不能把模型的贡献与规则基线分开计量，就无法判断蒸馏是否必要。</w:t>
       </w:r>
     </w:p>
     <w:p>

--- a/开题报告_领域小模型蒸馏与知识增强/V4_范本对齐_2026-10-26/开题报告_V4.docx
+++ b/开题报告_领域小模型蒸馏与知识增强/V4_范本对齐_2026-10-26/开题报告_V4.docx
@@ -4677,7 +4677,7 @@
       <w:r>
         <w:drawing>
           <wp:inline xmlns:a="http://schemas.openxmlformats.org/drawingml/2006/main" xmlns:pic="http://schemas.openxmlformats.org/drawingml/2006/picture">
-            <wp:extent cx="4860000" cy="3900252"/>
+            <wp:extent cx="4860000" cy="4022773"/>
             <wp:docPr id="1" name="Picture 1"/>
             <wp:cNvGraphicFramePr>
               <a:graphicFrameLocks noChangeAspect="1"/>
@@ -4698,7 +4698,7 @@
                   <pic:spPr>
                     <a:xfrm>
                       <a:off x="0" y="0"/>
-                      <a:ext cx="4860000" cy="3900252"/>
+                      <a:ext cx="4860000" cy="4022773"/>
                     </a:xfrm>
                     <a:prstGeom prst="rect"/>
                   </pic:spPr>

--- a/开题报告_领域小模型蒸馏与知识增强/V4_范本对齐_2026-10-26/开题报告_V4.docx
+++ b/开题报告_领域小模型蒸馏与知识增强/V4_范本对齐_2026-10-26/开题报告_V4.docx
@@ -469,7 +469,7 @@
           <w:b/>
           <w:sz w:val="24"/>
         </w:rPr>
-        <w:t>合金配方辅助是一项约束密集且答案开放的生成任务，其难点不在生成本身，而在判断何为合格。</w:t>
+        <w:t>材料文献问答是一项约束密集的任务，其难点不在生成语言，而在判断到手的信息是否可用。</w:t>
       </w:r>
       <w:r>
         <w:rPr>
@@ -477,7 +477,7 @@
           <w:b w:val="0"/>
           <w:sz w:val="24"/>
         </w:rPr>
-        <w:t xml:space="preserve"> 一个配方是否成立，取决于若干硬性要求：各元素比例之和须归一，被锁定的元素在反复修改中不能变动，比例基准（原子百分比或质量百分比）不能混用，性能数值必须绑定其测量条件。与此同时，满足同一要求的合法配方通常不止一个。这一"约束刚性、答案开放"的组合，正是本课题选题的出发点。</w:t>
+        <w:t xml:space="preserve"> 一条性能记录是否成立，取决于若干硬性条件：数值必须绑定其测量温度、制备工艺与试验类型；条件不同则数值不可直接比较。与此同时，同一成分在不同条件下往往存在多条记录，语义上高度相似。这一"语义相似而物理不可比"的组合，正是本课题选题的出发点。</w:t>
       </w:r>
     </w:p>
     <w:p>
@@ -629,7 +629,7 @@
           <w:b w:val="0"/>
           <w:sz w:val="24"/>
         </w:rPr>
-        <w:t xml:space="preserve"> 任何"约束刚性但答案开放"的专业生成任务都面临同样困难：配方、结构、工艺参数、实验方案，答案空间开放而可核验的约束是硬的。模型行为类难度信号在这些任务上会遇到同样的失效。本课题以合金配方为载体，尝试把"可核验性"从一个模型能力问题转化为一个数据工程问题；若思路在本题场景下成立，其形式可直接迁移，若不成立，这一否证同样限定了其适用边界。</w:t>
+        <w:t xml:space="preserve"> 任何"语义相似而条件决定性"的专业问答场景都面临同样困难：材料文献、临床指南、法规条文，表述高度相似而适用条件不同，判定依据必须显式保留。模型行为类难度信号在这些任务上会遇到同样的失效。本课题以合金配方为载体，尝试把"可核验性"从一个模型能力问题转化为一个数据工程问题；若思路在本题场景下成立，其形式可直接迁移，若不成立，这一否证同样限定了其适用边界。</w:t>
       </w:r>
     </w:p>
     <w:p>
@@ -2216,7 +2216,67 @@
           <w:b w:val="0"/>
           <w:sz w:val="24"/>
         </w:rPr>
-        <w:t>综合上述，领域适配、小模型蒸馏、数据选择与受约束生成均已有较成熟的研究。智能体方向也已成形：既有工作把语言模型置于工具链中，通过推理与动作的交替完成材料设计任务，并已验证该形态在相设计等任务上的可行性；同时，把大模型智能体的行为蒸馏进小模型的方法也已被提出，其做法是记录教师智能体的完整执行轨迹并用其训练学生。可延伸的问题因此不是"是否有人做过"，而是一个更具体的缺口：</w:t>
+        <w:t>综合上述，领域适配、小模型蒸馏、数据选择与检索增强均已有较成熟的研究。科学文献问答方向亦已成形：既有工作用类型化知识图谱组织文献证据以改善小模型检索</w:t>
+      </w:r>
+      <w:r>
+        <w:rPr>
+          <w:rFonts w:ascii="Times New Roman" w:hAnsi="Times New Roman" w:eastAsia="宋体"/>
+          <w:sz w:val="24"/>
+          <w:vertAlign w:val="superscript"/>
+        </w:rPr>
+        <w:fldChar w:fldCharType="begin"/>
+        <w:instrText xml:space="preserve"> REF _Ref_ref054 \h </w:instrText>
+        <w:fldChar w:fldCharType="separate"/>
+        <w:t xml:space="preserve">[54]</w:t>
+        <w:fldChar w:fldCharType="end"/>
+      </w:r>
+      <w:r>
+        <w:rPr>
+          <w:rFonts w:ascii="Times New Roman" w:hAnsi="Times New Roman" w:eastAsia="宋体"/>
+          <w:b w:val="0"/>
+          <w:sz w:val="24"/>
+        </w:rPr>
+        <w:t>，也有工作把大模型的检索与生成行为蒸馏进小模型</w:t>
+      </w:r>
+      <w:r>
+        <w:rPr>
+          <w:rFonts w:ascii="Times New Roman" w:hAnsi="Times New Roman" w:eastAsia="宋体"/>
+          <w:sz w:val="24"/>
+          <w:vertAlign w:val="superscript"/>
+        </w:rPr>
+        <w:fldChar w:fldCharType="begin"/>
+        <w:instrText xml:space="preserve"> REF _Ref_ref053 \h </w:instrText>
+        <w:fldChar w:fldCharType="separate"/>
+        <w:t xml:space="preserve">[53]</w:t>
+        <w:fldChar w:fldCharType="end"/>
+      </w:r>
+      <w:r>
+        <w:rPr>
+          <w:rFonts w:ascii="Times New Roman" w:hAnsi="Times New Roman" w:eastAsia="宋体"/>
+          <w:b w:val="0"/>
+          <w:sz w:val="24"/>
+        </w:rPr>
+        <w:t>；材料领域则已有双源离线检索增强的实践</w:t>
+      </w:r>
+      <w:r>
+        <w:rPr>
+          <w:rFonts w:ascii="Times New Roman" w:hAnsi="Times New Roman" w:eastAsia="宋体"/>
+          <w:sz w:val="24"/>
+          <w:vertAlign w:val="superscript"/>
+        </w:rPr>
+        <w:fldChar w:fldCharType="begin"/>
+        <w:instrText xml:space="preserve"> REF _Ref_ref055 \h </w:instrText>
+        <w:fldChar w:fldCharType="separate"/>
+        <w:t xml:space="preserve">[55]</w:t>
+        <w:fldChar w:fldCharType="end"/>
+      </w:r>
+      <w:r>
+        <w:rPr>
+          <w:rFonts w:ascii="Times New Roman" w:hAnsi="Times New Roman" w:eastAsia="宋体"/>
+          <w:b w:val="0"/>
+          <w:sz w:val="24"/>
+        </w:rPr>
+        <w:t>。可延伸的问题因此不是"是否有人做过"，而是一个更具体的缺口：</w:t>
       </w:r>
       <w:r>
         <w:rPr>
@@ -2224,7 +2284,7 @@
           <w:b/>
           <w:sz w:val="24"/>
         </w:rPr>
-        <w:t>当智能体的行为由多步工具调用构成时，应以什么信号判断学生哪一步没学会，并使该信号在训练与推理两个阶段保持一致。</w:t>
+        <w:t>当检索到的证据在语义上高度相关、在物理条件上却不可直接比较时，应以何种数据结构保存条件、以何种信号判断其可用性，并使该判断在训练与推理两个阶段保持一致。</w:t>
       </w:r>
     </w:p>
     <w:p>
@@ -2632,7 +2692,39 @@
           <w:b w:val="0"/>
           <w:sz w:val="24"/>
         </w:rPr>
-        <w:t xml:space="preserve"> 实测同时显示，判定为条件冲突的配对占比约百分之五十八。规则给出"冲突"只是结论，如何处置并无定式：某些冲突意味着该证据完全不可用，某些只意味着不能直接引用但可作为背景，某些则需要向用户说明其条件差异并降级回答。这些处置决策直接影响答案正确率，且无法由规则枚举。已有实证数据表明，参数量不超过七十亿的模型即使拿到包含正确答案的检索结果，在自身无法回答的问题上仍有百分之八十五至一百的提取失败率，主要失效模式是完全忽略给出的上下文</w:t>
+        <w:t xml:space="preserve"> 实测同时显示，判定为条件冲突的配对占比约百分之五十八。规则给出"冲突"只是结论，如何处置并无唯一答案，且</w:t>
+      </w:r>
+      <w:r>
+        <w:rPr>
+          <w:rFonts w:ascii="Times New Roman" w:hAnsi="Times New Roman" w:eastAsia="宋体"/>
+          <w:b/>
+          <w:sz w:val="24"/>
+        </w:rPr>
+        <w:t>取决于用户意图与候选证据集合的整体情况</w:t>
+      </w:r>
+      <w:r>
+        <w:rPr>
+          <w:rFonts w:ascii="Times New Roman" w:hAnsi="Times New Roman" w:eastAsia="宋体"/>
+          <w:b w:val="0"/>
+          <w:sz w:val="24"/>
+        </w:rPr>
+        <w:t>：若用户问的是"室温性能"，高温记录不应作为答案；但若用户问的是"温度如何影响性能"，这些高温记录恰是必要证据。同一冲突在不同问法下处置不同，故处置不能由冲突字段单独枚举。规则只能按"字段是否一致"给出</w:t>
+      </w:r>
+      <w:r>
+        <w:rPr>
+          <w:rFonts w:ascii="Times New Roman" w:hAnsi="Times New Roman" w:eastAsia="宋体"/>
+          <w:b/>
+          <w:sz w:val="24"/>
+        </w:rPr>
+        <w:t>弱标签</w:t>
+      </w:r>
+      <w:r>
+        <w:rPr>
+          <w:rFonts w:ascii="Times New Roman" w:hAnsi="Times New Roman" w:eastAsia="宋体"/>
+          <w:b w:val="0"/>
+          <w:sz w:val="24"/>
+        </w:rPr>
+        <w:t>，而"这条证据在回答中的作用"须结合问题意图与整组证据判定，并由人工核验确定。已有实证数据表明，参数量不超过七十亿的模型即使拿到包含正确答案的检索结果，在自身无法回答的问题上仍有百分之八十五至一百的提取失败率，主要失效模式是完全忽略给出的上下文</w:t>
       </w:r>
       <w:r>
         <w:rPr>
@@ -2772,7 +2864,23 @@
           <w:b w:val="0"/>
           <w:sz w:val="24"/>
         </w:rPr>
-        <w:t>第一步，由规则生成处置标签并构造对照。对判定为冲突的配对，按证据可用的程度标注三类处置：完全排除、降级为背景、保留但标注条件差异。标签由规则依据冲突的具体位置与严重程度生成（如温度区间完全不重叠者排除，仅工艺标签不同者降级），同时保留一份人工核验集，报告规则标签与人工判断的一致率。</w:t>
+        <w:t>第一步，以规则弱标签加人工核验共同构造处置标签。对判定为冲突的证据，先由规则按冲突位置给出初始处置建议（如温度区间完全不重叠者建议排除，仅工艺标签不同者建议降级），该建议</w:t>
+      </w:r>
+      <w:r>
+        <w:rPr>
+          <w:rFonts w:ascii="Times New Roman" w:hAnsi="Times New Roman" w:eastAsia="宋体"/>
+          <w:b/>
+          <w:sz w:val="24"/>
+        </w:rPr>
+        <w:t>只作为标注起点而非真值</w:t>
+      </w:r>
+      <w:r>
+        <w:rPr>
+          <w:rFonts w:ascii="Times New Roman" w:hAnsi="Times New Roman" w:eastAsia="宋体"/>
+          <w:b w:val="0"/>
+          <w:sz w:val="24"/>
+        </w:rPr>
+        <w:t>；再由人工结合问题意图与整组候选证据核验并确定最终处置，标注为完全排除、降级为背景、或保留并标注条件差异三类。人工核验集的规模与实际处置分布如实报告，并报告规则弱标签与人工最终判断的一致率。若一致性过低，说明规则不足以支撑该任务，须重新设计标注协议。</w:t>
       </w:r>
     </w:p>
     <w:p>
@@ -3116,7 +3224,43 @@
           <w:b w:val="0"/>
           <w:sz w:val="24"/>
         </w:rPr>
-        <w:t xml:space="preserve"> 本项针对材料文献问答中"证据语义相似但物理不可比"这一失效。既有检索增强工作关注语义覆盖与关系抽取的完整性，其知识组织单位是实体与关系，无法表达"同一成分在不同温度下的两条记录不可互换"这一约束。本项把条件元组（测试温度、制备工艺、试验类型、单位）作为记录的一等属性绑定进本地知识库，使其随检索结果一同返回；在生成前完成条件判定，按相符、冲突、未知三种状态决定证据在答案中的角色；并要求答案显式标注所依据记录的条件。评价上采用分问题类型的正确率与错误归因分解：条件敏感问题的提升作为主要指标，条件无关问题作为对照，检索失败、条件误用、生成错误三类占比分别报告。与既有类型化知识图谱检索工作的差别在于组织单位：后者组织实体关系，本项组织条件元组。</w:t>
+        <w:t xml:space="preserve"> 本项针对材料文献问答中"证据语义相似但物理不可比"这一失效。既有检索增强与类型化知识图谱工作关注语义覆盖与关系抽取的完整性，其知识组织以实体与关系为主</w:t>
+      </w:r>
+      <w:r>
+        <w:rPr>
+          <w:rFonts w:ascii="Times New Roman" w:hAnsi="Times New Roman" w:eastAsia="宋体"/>
+          <w:sz w:val="24"/>
+          <w:vertAlign w:val="superscript"/>
+        </w:rPr>
+        <w:fldChar w:fldCharType="begin"/>
+        <w:instrText xml:space="preserve"> REF _Ref_ref054 \h </w:instrText>
+        <w:fldChar w:fldCharType="separate"/>
+        <w:t xml:space="preserve">[54]</w:t>
+        <w:fldChar w:fldCharType="end"/>
+      </w:r>
+      <w:r>
+        <w:rPr>
+          <w:rFonts w:ascii="Times New Roman" w:hAnsi="Times New Roman" w:eastAsia="宋体"/>
+          <w:b w:val="0"/>
+          <w:sz w:val="24"/>
+        </w:rPr>
+        <w:t>，部分工作亦保存证据窗口与出处；但"同一成分在不同温度下的两条记录不可直接互换"这一约束是否被显式表达，须视具体实现而定，不能笼统断言其无法表达。本项的可测主张是：</w:t>
+      </w:r>
+      <w:r>
+        <w:rPr>
+          <w:rFonts w:ascii="Times New Roman" w:hAnsi="Times New Roman" w:eastAsia="宋体"/>
+          <w:b/>
+          <w:sz w:val="24"/>
+        </w:rPr>
+        <w:t>把条件元组作为记录的显式属性、在生成前执行条件判定</w:t>
+      </w:r>
+      <w:r>
+        <w:rPr>
+          <w:rFonts w:ascii="Times New Roman" w:hAnsi="Times New Roman" w:eastAsia="宋体"/>
+          <w:b w:val="0"/>
+          <w:sz w:val="24"/>
+        </w:rPr>
+        <w:t>，相对仅存条件文本或依赖语义相似度排序的做法，能在条件敏感问题上取得可测的正确率差异。本项把条件元组（测试温度、制备工艺、试验类型、单位）作为记录的一等属性绑定进本地知识库，使其随检索结果一同返回；在生成前完成条件判定，按相符、冲突、未知三种状态决定证据在答案中的角色；并要求答案显式标注所依据记录的条件。评价上采用分问题类型的正确率与错误归因分解：条件敏感问题的提升作为主要指标，条件无关问题作为对照，检索失败、条件误用、生成错误三类占比分别报告。与既有类型化知识图谱检索工作的差别在于组织单位：后者组织实体关系，本项组织条件元组。</w:t>
       </w:r>
     </w:p>
     <w:p>
@@ -3144,7 +3288,7 @@
           <w:b/>
           <w:sz w:val="24"/>
         </w:rPr>
-        <w:t>拟创新点二：基于过程示范的小模型条件判断蒸馏方法（支撑性工作）。</w:t>
+        <w:t>拟创新点二：基于过程示范的小模型条件处置蒸馏方法（支撑性工作）。</w:t>
       </w:r>
       <w:r>
         <w:rPr>
@@ -3152,7 +3296,7 @@
           <w:b w:val="0"/>
           <w:sz w:val="24"/>
         </w:rPr>
-        <w:t xml:space="preserve"> 条件判定中规则无法处理的部分（表述变体、单位换算、部分条件吻合）需由小模型承担，而材料领域缺乏类型化训练所需的标注体系。本项以条件元组比对规则自动生成训练标签，绕开该障碍；教师示范采用逐项比对的过程而非仅给结论，使学生学到可迁移的判断方法；并分别度量规则覆盖率、规则与人工判断的一致率、模型在规则盲区上的准确率，以界定二者分工。本项定位为对第一项的支撑，不主张独立的方法创新。</w:t>
+        <w:t xml:space="preserve"> 条件处置的正确做法依赖问题意图与整组证据，规则只能按字段一致性给出弱标签，最终处置须人工核验，因此材料领域缺乏大规模类型化训练所需的标注体系。本项以规则弱标签加人工核验构造训练集，其规模受人工成本限制；教师示范采用逐项说明的过程而非仅给结论，示范内容为"该冲突出现在哪个槽位、问题意图是什么、因此该证据在回答中承担什么角色"；并分别度量规则弱标签与人工判断的一致率、模型相对规则弱标签的增益、以及模型相对"一律标注为不确定"这一廉价基线的增量。本项定位为对第一项的支撑，不主张独立的方法创新。</w:t>
       </w:r>
     </w:p>
     <w:p>
@@ -4065,7 +4209,23 @@
           <w:b w:val="0"/>
           <w:sz w:val="24"/>
         </w:rPr>
-        <w:t>判定对的构造能力实测如下。630 种成分中有 186 种存在多于一条记录，按同成分记录两两配对可得 8,857 对，其中测试温度或制备工艺不同者 7,452 对。这一数字刻画的是数据侧的构造上限，不等同于可评测样本数：判定对是记录之间的关系，而评测需要的是问题、答案与证据齐全的三元组。</w:t>
+        <w:t>判定对的构造能力实测如下。630 种成分中有 186 种存在多于一条记录，按同成分记录两两配对可得 8,857 对；其中测试温度或制备工艺的取值不同者有 7,452 对。须进一步区分：这 7,452 对中有 1,571 对至少一侧字段为空，其差异属缺失而非已知冲突；扣除此部分后，</w:t>
+      </w:r>
+      <w:r>
+        <w:rPr>
+          <w:rFonts w:ascii="Times New Roman" w:hAnsi="Times New Roman" w:eastAsia="宋体"/>
+          <w:b/>
+          <w:sz w:val="24"/>
+        </w:rPr>
+        <w:t>两侧字段均有值且取值不同者 5,881 对</w:t>
+      </w:r>
+      <w:r>
+        <w:rPr>
+          <w:rFonts w:ascii="Times New Roman" w:hAnsi="Times New Roman" w:eastAsia="宋体"/>
+          <w:b w:val="0"/>
+          <w:sz w:val="24"/>
+        </w:rPr>
+        <w:t>，才构成已知条件冲突的候选。后续凡称"条件冲突"均指这 5,881 对，不使用含缺失的 7,452 对作为冲突样本数。这一数字仍只是数据侧的构造上限，不等于可评测样本数：判定对是记录之间的关系，而评测需要的是问题、答案与证据齐全的三元组。</w:t>
       </w:r>
     </w:p>
     <w:p>
@@ -4079,7 +4239,99 @@
           <w:b w:val="0"/>
           <w:sz w:val="24"/>
         </w:rPr>
-        <w:t>据实折算如下。同时具备性能值与测试温度、制备工艺的记录为 1,062 条，其中存在同成分不同条件干扰项者 722 条，构成可构造条件敏感提问的基础；无干扰项者 340 条，只能构成条件无关提问。按一条记录生成一题计，条件敏感问答对约 722 题，按百分之七十、十五、十五划分后测试集约 108 题。该规模足以支撑两组之间的正确率对比，但不足以支撑"问题类型×错误类型"的交叉分析，故须扩题。扩题采取两条途径：一是同一记录生成多种问法（须保证同记录的不同问法不跨数据分区），二是将试验类型放宽为非必需条件，后者可将基础记录从 1,062 条扩至约 1,311 条。实际可用题数在首次构造后报告，不在此处填预计数值。</w:t>
+        <w:t>据实折算如下，三个数字分别对应三种口径，不可混用。其一，</w:t>
+      </w:r>
+      <w:r>
+        <w:rPr>
+          <w:rFonts w:ascii="Times New Roman" w:hAnsi="Times New Roman" w:eastAsia="宋体"/>
+          <w:b/>
+          <w:sz w:val="24"/>
+        </w:rPr>
+        <w:t>同时具备性能值（HV 或 YS）与测试温度、制备工艺的记录共 1,205 条</w:t>
+      </w:r>
+      <w:r>
+        <w:rPr>
+          <w:rFonts w:ascii="Times New Roman" w:hAnsi="Times New Roman" w:eastAsia="宋体"/>
+          <w:b w:val="0"/>
+          <w:sz w:val="24"/>
+        </w:rPr>
+        <w:t>；其二，</w:t>
+      </w:r>
+      <w:r>
+        <w:rPr>
+          <w:rFonts w:ascii="Times New Roman" w:hAnsi="Times New Roman" w:eastAsia="宋体"/>
+          <w:b/>
+          <w:sz w:val="24"/>
+        </w:rPr>
+        <w:t>在此基础上再要求试验类型也非空者 1,062 条</w:t>
+      </w:r>
+      <w:r>
+        <w:rPr>
+          <w:rFonts w:ascii="Times New Roman" w:hAnsi="Times New Roman" w:eastAsia="宋体"/>
+          <w:b w:val="0"/>
+          <w:sz w:val="24"/>
+        </w:rPr>
+        <w:t>，这是构造"条件完整"题的基础；其三，</w:t>
+      </w:r>
+      <w:r>
+        <w:rPr>
+          <w:rFonts w:ascii="Times New Roman" w:hAnsi="Times New Roman" w:eastAsia="宋体"/>
+          <w:b/>
+          <w:sz w:val="24"/>
+        </w:rPr>
+        <w:t>仅要求温度与工艺非空、不要求有性能值者 1,311 条</w:t>
+      </w:r>
+      <w:r>
+        <w:rPr>
+          <w:rFonts w:ascii="Times New Roman" w:hAnsi="Times New Roman" w:eastAsia="宋体"/>
+          <w:b w:val="0"/>
+          <w:sz w:val="24"/>
+        </w:rPr>
+        <w:t>，该口径下的记录不能用于性能问答，只可用于条件判定类任务。正文后述以 1,062 条为首版口径。</w:t>
+      </w:r>
+    </w:p>
+    <w:p>
+      <w:pPr>
+        <w:ind w:firstLine="480" w:firstLineChars="200"/>
+        <w:spacing w:line="312" w:lineRule="auto"/>
+      </w:pPr>
+      <w:r>
+        <w:rPr>
+          <w:rFonts w:ascii="Times New Roman" w:hAnsi="Times New Roman" w:eastAsia="宋体"/>
+          <w:b w:val="0"/>
+          <w:sz w:val="24"/>
+        </w:rPr>
+        <w:t>在 1,062 条中，存在同成分不同条件干扰项者 722 条，无干扰项者 340 条。</w:t>
+      </w:r>
+      <w:r>
+        <w:rPr>
+          <w:rFonts w:ascii="Times New Roman" w:hAnsi="Times New Roman" w:eastAsia="宋体"/>
+          <w:b/>
+          <w:sz w:val="24"/>
+        </w:rPr>
+        <w:t>须说明的是，无干扰项的记录同样可以构造条件敏感题</w:t>
+      </w:r>
+      <w:r>
+        <w:rPr>
+          <w:rFonts w:ascii="Times New Roman" w:hAnsi="Times New Roman" w:eastAsia="宋体"/>
+          <w:b w:val="0"/>
+          <w:sz w:val="24"/>
+        </w:rPr>
+        <w:t>：其干扰项不来自库中同成分的其他记录，而可由系统按该记录的已知条件反向构造错误条件的问法（如取该记录温度以外的温度提问），此时正确行为是如实说明"未找到该条件下的数据"。故 340 条并非只能做条件无关题，而是其干扰来源不同。</w:t>
+      </w:r>
+    </w:p>
+    <w:p>
+      <w:pPr>
+        <w:ind w:firstLine="480" w:firstLineChars="200"/>
+        <w:spacing w:line="312" w:lineRule="auto"/>
+      </w:pPr>
+      <w:r>
+        <w:rPr>
+          <w:rFonts w:ascii="Times New Roman" w:hAnsi="Times New Roman" w:eastAsia="宋体"/>
+          <w:b w:val="0"/>
+          <w:sz w:val="24"/>
+        </w:rPr>
+        <w:t>按一条记录生成一题计，条件敏感问答对约 722 题（库内干扰）+ 340 题（构造干扰），条件无关题另计。按百分之七十、十五、十五划分后，测试集规模在百余题量级。该规模足以支撑两组之间的正确率对比，但不足以支撑"问题类型×错误类型"的交叉分析，故须扩题。扩题途径为同一记录生成多种问法，须保证同记录的不同问法不跨数据分区。实际可用题数在首次构造后报告，不在此处填预计数值。</w:t>
       </w:r>
     </w:p>
     <w:p>
@@ -4491,7 +4743,87 @@
           <w:b w:val="0"/>
           <w:sz w:val="24"/>
         </w:rPr>
-        <w:t>条件敏感组内进一步按是否存在干扰项分层报告。判据为：该问题对应的成分在库中是否存在条件不同的其他记录。若条件元组确实在起作用，增益应集中出现在有干扰项的题目上，而在无干扰项的题目上接近零；若两层增益相当，则说明提升来自其他因素而非条件处理。该分层是因果归因的主要证据，其样本量来自前述实测（有干扰项约 722 条、无干扰项约 340 条）。答案正确的判定标准为：所述性能数值与所引记录一致、所引记录的条件与问题要求相符、且答案明确标注了该条件。另报逐条依据准确率、条件标注完整率与拒答率（条件不符时如实标注而非强行作答的比例），仅统计在评测前由构造协议与独立检查确认数值可行、输入完备且存在足够适用证据的候选形成或编辑任务。任务资格依据冻结的输入、参考资料与规则确定，不能根据某个方法是否成功检索或输出而改变分母；资格不确定的任务单列，并报告纳入与排除数量。在给定输出候选数量与生成预算下，至少提出规定数量的不同候选，所有明确硬约束通过，候选选择或编辑理由对应到适用记录及其支持范围，观测支持型性能陈述可对应具体测量记录，才计为合格。探索建议型候选即使没有冒充实测性能，也不能仅凭数值合法计入主任务合格；缺乏适用证据支持的建议单列报告。另报逐候选合法率、证据错误率、候选重复率、修改幅度、修正次数及总生成量，避免仅靠大量采样提高成功率。</w:t>
+        <w:t>条件敏感组内进一步做两类分层报告，二者用途不同。</w:t>
+      </w:r>
+    </w:p>
+    <w:p>
+      <w:pPr>
+        <w:ind w:firstLine="480" w:firstLineChars="200"/>
+        <w:spacing w:line="312" w:lineRule="auto"/>
+      </w:pPr>
+      <w:r>
+        <w:rPr>
+          <w:rFonts w:ascii="Times New Roman" w:hAnsi="Times New Roman" w:eastAsia="宋体"/>
+          <w:b w:val="0"/>
+          <w:sz w:val="24"/>
+        </w:rPr>
+        <w:t>第一类按库内是否存在同成分干扰项分层。若条件元组确实在起作用，增益应较多出现在库内存在同成分不同条件记录的题目上。须说明这是</w:t>
+      </w:r>
+      <w:r>
+        <w:rPr>
+          <w:rFonts w:ascii="Times New Roman" w:hAnsi="Times New Roman" w:eastAsia="宋体"/>
+          <w:b/>
+          <w:sz w:val="24"/>
+        </w:rPr>
+        <w:t>机制线索而非因果证据</w:t>
+      </w:r>
+      <w:r>
+        <w:rPr>
+          <w:rFonts w:ascii="Times New Roman" w:hAnsi="Times New Roman" w:eastAsia="宋体"/>
+          <w:b w:val="0"/>
+          <w:sz w:val="24"/>
+        </w:rPr>
+        <w:t>：分层由数据固有属性决定，不是随机分配的，因此不能把两层差异直接称为因果。真正的因果证据来自下一条的受控比较。</w:t>
+      </w:r>
+    </w:p>
+    <w:p>
+      <w:pPr>
+        <w:ind w:firstLine="480" w:firstLineChars="200"/>
+        <w:spacing w:line="312" w:lineRule="auto"/>
+      </w:pPr>
+      <w:r>
+        <w:rPr>
+          <w:rFonts w:ascii="Times New Roman" w:hAnsi="Times New Roman" w:eastAsia="宋体"/>
+          <w:b w:val="0"/>
+          <w:sz w:val="24"/>
+        </w:rPr>
+        <w:t>第二类做同题受控加减干扰：对同一道题，分别在候选集合中保留与移除同成分不同条件的干扰记录，其他设置完全固定，比较答案正确率的变化。这是随机可控的比较，其差值直接度量条件处理的作用。</w:t>
+      </w:r>
+    </w:p>
+    <w:p>
+      <w:pPr>
+        <w:ind w:firstLine="480" w:firstLineChars="200"/>
+        <w:spacing w:line="312" w:lineRule="auto"/>
+      </w:pPr>
+      <w:r>
+        <w:rPr>
+          <w:rFonts w:ascii="Times New Roman" w:hAnsi="Times New Roman" w:eastAsia="宋体"/>
+          <w:b/>
+          <w:sz w:val="24"/>
+        </w:rPr>
+        <w:t>答案正确性判定与依据标注完整性分开计分</w:t>
+      </w:r>
+      <w:r>
+        <w:rPr>
+          <w:rFonts w:ascii="Times New Roman" w:hAnsi="Times New Roman" w:eastAsia="宋体"/>
+          <w:b w:val="0"/>
+          <w:sz w:val="24"/>
+        </w:rPr>
+        <w:t>，避免格式要求污染正确率。正确性只看：所述性能数值是否与所引记录一致、所引记录的条件是否与问题要求相符、条件不符时是否如实拒答。依据标注是否完整（答案是否写明所依据记录的条件）作为独立的完整率指标单独报告。这样，消融中移除依据标注一组的正确率不会因定义而必然下降，其影响只体现在完整率与人工可用性评价上。</w:t>
+      </w:r>
+    </w:p>
+    <w:p>
+      <w:pPr>
+        <w:ind w:firstLine="480" w:firstLineChars="200"/>
+        <w:spacing w:line="312" w:lineRule="auto"/>
+      </w:pPr>
+      <w:r>
+        <w:rPr>
+          <w:rFonts w:ascii="Times New Roman" w:hAnsi="Times New Roman" w:eastAsia="宋体"/>
+          <w:b w:val="0"/>
+          <w:sz w:val="24"/>
+        </w:rPr>
+        <w:t>另报逐条依据准确率、条件标注完整率与拒答率。任务资格在评测前由构造协议与独立检查确定，不因某方法是否成功检索或输出而改变分母；资格不确定的题目单列并报告纳入与排除数量。</w:t>
       </w:r>
     </w:p>
     <w:p>
@@ -5158,7 +5490,7 @@
           <w:rFonts w:ascii="Times New Roman" w:hAnsi="Times New Roman" w:eastAsia="宋体"/>
           <w:sz w:val="21"/>
         </w:rPr>
-        <w:t xml:space="preserve"> Ghosh S, Holgate C, Brodnik N R, et al. Preference learning from physics-based feedback: tuning language models to design BCC/B2 superalloys[J]. Acta Materialia, 2025.</w:t>
+        <w:t xml:space="preserve"> Ghosh S, Holgate C, Brodnik N R, et al. Preference learning from physics-based feedback: tuning language models to design BCC/B2 superalloys[EB/OL]. arXiv:2511.12036, 2025.（预印本）</w:t>
       </w:r>
     </w:p>
     <w:p>
@@ -5224,7 +5556,7 @@
           <w:rFonts w:ascii="Times New Roman" w:hAnsi="Times New Roman" w:eastAsia="宋体"/>
           <w:sz w:val="21"/>
         </w:rPr>
-        <w:t xml:space="preserve"> Li S, Fajardo-Rojas F, Gomez-Gualdron D, et al. AlloyLens: a visual analytics tool for high-throughput alloy screening and inverse design[J]. IEEE Transactions on Visualization and Computer Graphics, 2025.</w:t>
+        <w:t xml:space="preserve"> Li S, Fajardo-Rojas F, Gomez-Gualdron D, et al. AlloyLens: a visual analytics tool for high-throughput alloy screening and inverse design[EB/OL]. arXiv:2511.02133, 2025.（预印本）</w:t>
       </w:r>
     </w:p>
     <w:p>
@@ -5246,7 +5578,7 @@
           <w:rFonts w:ascii="Times New Roman" w:hAnsi="Times New Roman" w:eastAsia="宋体"/>
           <w:sz w:val="21"/>
         </w:rPr>
-        <w:t xml:space="preserve"> Yu Y, Hu W, Wu X, Qian Q. From blind guess to informed judgment: teaching LLMs to evaluate materials by building knowledge-augmented preference signals[J]. Materials &amp; Design, 2026.</w:t>
+        <w:t xml:space="preserve"> Yu Y, Hu W, Wu X, Qian Q. From blind guess to informed judgment: teaching LLMs to evaluate materials by building knowledge-augmented preference signals[EB/OL]. arXiv:2605.29555, 2026.（预印本）</w:t>
       </w:r>
     </w:p>
     <w:p>
@@ -5290,7 +5622,7 @@
           <w:rFonts w:ascii="Times New Roman" w:hAnsi="Times New Roman" w:eastAsia="宋体"/>
           <w:sz w:val="21"/>
         </w:rPr>
-        <w:t xml:space="preserve"> Hinton G, Vinyals O, Dean J. Distilling the knowledge in a neural network[J]. Stat, 2015, 1050: 9.</w:t>
+        <w:t xml:space="preserve"> Hinton G, Vinyals O, Dean J. Distilling the knowledge in a neural network[R/OL]. 2015. arXiv:1503.02531.（该文为会议报告与预印本，无正式期刊发表版本）</w:t>
       </w:r>
     </w:p>
     <w:p>
@@ -5664,7 +5996,7 @@
           <w:rFonts w:ascii="Times New Roman" w:hAnsi="Times New Roman" w:eastAsia="宋体"/>
           <w:sz w:val="21"/>
         </w:rPr>
-        <w:t xml:space="preserve"> Zhang X, Li J, Shao B, et al. Fine-tuning small language models for reliable VASP INCAR generation[J]. Computational Materials Science, 2026.</w:t>
+        <w:t xml:space="preserve"> Zhang X, Li J, Shao B, et al. Fine-tuning small language models for reliable VASP INCAR generation[EB/OL]. arXiv:2608.05387, 2026.（预印本）</w:t>
       </w:r>
     </w:p>
     <w:p>
@@ -5686,7 +6018,7 @@
           <w:rFonts w:ascii="Times New Roman" w:hAnsi="Times New Roman" w:eastAsia="宋体"/>
           <w:sz w:val="21"/>
         </w:rPr>
-        <w:t xml:space="preserve"> Deka P. From retrieval to typed decisions: calibrated system one models from biomedical sentence encoders[J]. Journal of Biomedical Informatics, 2026.</w:t>
+        <w:t xml:space="preserve"> Deka P. From retrieval to typed decisions: calibrated system one models from biomedical sentence encoders[EB/OL]. arXiv:2610.02486, 2026.（预印本，期刊发表信息待核实）</w:t>
       </w:r>
     </w:p>
     <w:p>
@@ -5928,7 +6260,7 @@
           <w:rFonts w:ascii="Times New Roman" w:hAnsi="Times New Roman" w:eastAsia="宋体"/>
           <w:sz w:val="21"/>
         </w:rPr>
-        <w:t xml:space="preserve"> Dong H, Xiong W, Goyal D, et al. RAFT: reward ranked finetuning for generative foundation model alignment[J]. Transactions on Machine Learning Research, 2023.</w:t>
+        <w:t xml:space="preserve"> Dong H, Xiong W, Goyal D, et al. RAFT: reward ranked finetuning for generative foundation model alignment[EB/OL]. arXiv:2304.06767, 2023.（预印本）</w:t>
       </w:r>
     </w:p>
     <w:p>

--- a/开题报告_领域小模型蒸馏与知识增强/V4_范本对齐_2026-10-26/开题报告_V4.docx
+++ b/开题报告_领域小模型蒸馏与知识增强/V4_范本对齐_2026-10-26/开题报告_V4.docx
@@ -5842,7 +5842,7 @@
           <w:rFonts w:ascii="Times New Roman" w:hAnsi="Times New Roman" w:eastAsia="宋体"/>
           <w:sz w:val="21"/>
         </w:rPr>
-        <w:t xml:space="preserve"> Zhang T, Patil S G, Jain N, et al. RAFT: adapting language model to domain specific RAG[C]//Proceedings of the Forty-First International Conference on Machine Learning. 2024.</w:t>
+        <w:t xml:space="preserve"> Zhang T, Patil S G, Jain N, et al. RAFT: adapting language model to domain specific RAG[EB/OL]. arXiv:2403.10131, 2024.</w:t>
       </w:r>
     </w:p>
     <w:p>
@@ -6370,7 +6370,7 @@
           <w:rFonts w:ascii="Times New Roman" w:hAnsi="Times New Roman" w:eastAsia="宋体"/>
           <w:sz w:val="21"/>
         </w:rPr>
-        <w:t xml:space="preserve"> Zhang Y, Wang S, Liang S, et al. Distilling LLM agent into small models with retrieval and code tools[C]//Proceedings of the 2025 Conference on Empirical Methods in Natural Language Processing. 2025.</w:t>
+        <w:t xml:space="preserve"> Zhang Y, Wang S, Liang S, et al. Distilling LLM agent into small models with retrieval and code tools[C]//Advances in Neural Information Processing Systems 38 (NeurIPS 2025). 2025.</w:t>
       </w:r>
     </w:p>
     <w:p>

--- a/开题报告_领域小模型蒸馏与知识增强/V4_范本对齐_2026-10-26/开题报告_V4.docx
+++ b/开题报告_领域小模型蒸馏与知识增强/V4_范本对齐_2026-10-26/开题报告_V4.docx
@@ -2786,7 +2786,7 @@
           <w:b w:val="0"/>
           <w:sz w:val="24"/>
         </w:rPr>
-        <w:t>，材料领域无对等资源；已有综述系统整理了此类"不作生成、只作判定"的范式</w:t>
+        <w:t>，材料领域无对等资源；已有工作对此类"不作生成、只作判定"的范式做了证据审计并给出评估清单</w:t>
       </w:r>
       <w:r>
         <w:rPr>
@@ -2806,7 +2806,7 @@
           <w:b w:val="0"/>
           <w:sz w:val="24"/>
         </w:rPr>
-        <w:t>，其共同前提是存在可靠的选项定义与标签来源，而本课题的处置标签正是由规则比对生成。第二，示范内容问题。若教师只给出最终答案，学生学到的是结论而非决策依据；而处置能力的价值恰在于"依据什么判断该降级还是该排除"。第三，评价问题。若不能把模型的贡献与规则基线分开计量，就无法判断蒸馏是否必要。</w:t>
+        <w:t>，指出其共同前提是存在可靠的选项定义与标签来源，而本课题的处置标签正是由规则比对生成。第二，示范内容问题。若教师只给出最终答案，学生学到的是结论而非决策依据；而处置能力的价值恰在于"依据什么判断该降级还是该排除"。第三，评价问题。若不能把模型的贡献与规则基线分开计量，就无法判断蒸馏是否必要。</w:t>
       </w:r>
     </w:p>
     <w:p>
@@ -5468,7 +5468,7 @@
           <w:rFonts w:ascii="Times New Roman" w:hAnsi="Times New Roman" w:eastAsia="宋体"/>
           <w:sz w:val="21"/>
         </w:rPr>
-        <w:t xml:space="preserve"> Jia S, Zhang C, Fung V. LLMatDesign: autonomous materials discovery with large language models[C]//Proceedings of the 2024 Conference on Empirical Methods in Natural Language Processing. 2024.</w:t>
+        <w:t xml:space="preserve"> Jia S, Zhang C, Fung V. LLMatDesign: autonomous materials discovery with large language models[EB/OL]. arXiv:2406.13163, 2024.</w:t>
       </w:r>
     </w:p>
     <w:p>
@@ -5534,7 +5534,7 @@
           <w:rFonts w:ascii="Times New Roman" w:hAnsi="Times New Roman" w:eastAsia="宋体"/>
           <w:sz w:val="21"/>
         </w:rPr>
-        <w:t xml:space="preserve"> Ni B, Glaser B, Taheri-Mousavi S M. End-to-end prediction and design of additively manufacturable alloys using a generative AlloyGPT model[J]. npj Computational Materials, 2025, 11: 108. DOI: 10.1038/s41524-025-01768-2.</w:t>
+        <w:t xml:space="preserve"> Ni B, Glaser B, Taheri-Mousavi S M. End-to-end prediction and design of additively manufacturable alloys using a generative AlloyGPT model[J]. npj Computational Materials, 2025, 11: 294. DOI: 10.1038/s41524-025-01768-2.</w:t>
       </w:r>
     </w:p>
     <w:p>
@@ -6040,7 +6040,7 @@
           <w:rFonts w:ascii="Times New Roman" w:hAnsi="Times New Roman" w:eastAsia="宋体"/>
           <w:sz w:val="21"/>
         </w:rPr>
-        <w:t xml:space="preserve"> Hou Z, Zhang J, Cai X, You K. What matters in on-policy distillation? A perspective on data efficiency and data selection[C]//Proceedings of the 2026 Conference on Empirical Methods in Natural Language Processing. 2026.</w:t>
+        <w:t xml:space="preserve"> Hou Z, Zhang J, Cai X, You K. What matters in on-policy distillation? A perspective on data efficiency and data selection[EB/OL]. arXiv:2609.05198, 2026.（预印本）</w:t>
       </w:r>
     </w:p>
     <w:p>
@@ -6062,7 +6062,7 @@
           <w:rFonts w:ascii="Times New Roman" w:hAnsi="Times New Roman" w:eastAsia="宋体"/>
           <w:sz w:val="21"/>
         </w:rPr>
-        <w:t xml:space="preserve"> Wang J, Lyu J, Cai Y, Wu S, Wang P. Beyond prompt count: how data shapes transfer in on-policy distillation[C]//Proceedings of the 2026 Conference on Empirical Methods in Natural Language Processing. 2026.</w:t>
+        <w:t xml:space="preserve"> Wang J, Lyu J, Cai Y, Wu S, Wang P. Beyond prompt count: how data shapes transfer in on-policy distillation[EB/OL]. arXiv:2609.37377, 2026.（预印本）</w:t>
       </w:r>
     </w:p>
     <w:p>
@@ -6084,7 +6084,7 @@
           <w:rFonts w:ascii="Times New Roman" w:hAnsi="Times New Roman" w:eastAsia="宋体"/>
           <w:sz w:val="21"/>
         </w:rPr>
-        <w:t xml:space="preserve"> Li Y, Zhang M, Shen D, Sun Y. IRDS: interpretable RLVR data selection via verifier-coupled sparse autoencoder coverage[C]//Proceedings of the 2026 Conference on Neural Information Processing Systems. 2026.</w:t>
+        <w:t xml:space="preserve"> Li Y, Zhang M, Shen D, Sun Y. IRDS: interpretable RLVR data selection via verifier-coupled sparse autoencoder coverage[EB/OL]. arXiv:2605.28247, 2026.（预印本）</w:t>
       </w:r>
     </w:p>
     <w:p>
@@ -6150,7 +6150,7 @@
           <w:rFonts w:ascii="Times New Roman" w:hAnsi="Times New Roman" w:eastAsia="宋体"/>
           <w:sz w:val="21"/>
         </w:rPr>
-        <w:t xml:space="preserve"> Yang C, Ma Y, Wang H, et al. Survey on knowledge distillation for large language models: methods, evaluation, and application[J]. ACM Computing Surveys, 2025, 57(8): 1-40.</w:t>
+        <w:t xml:space="preserve"> Yang C, Ma Y, Wang H, et al. Survey on knowledge distillation for large language models: methods, evaluation, and application[J]. ACM Computing Surveys, 2025, 16(6): 1-27. DOI: 10.1145/3699518.</w:t>
       </w:r>
     </w:p>
     <w:p>
@@ -6524,7 +6524,7 @@
           <w:rFonts w:ascii="Times New Roman" w:hAnsi="Times New Roman" w:eastAsia="宋体"/>
           <w:sz w:val="21"/>
         </w:rPr>
-        <w:t xml:space="preserve"> Ontology-conformal recognition of materials entities using language models[EB/OL]. arXiv:2408.04661, 2024.（预印本）</w:t>
+        <w:t xml:space="preserve"> Ontology-conformal recognition of materials entities using language models[J]. Scientific Reports, 2025. DOI: 10.1038/s41598-025-03619-y.</w:t>
       </w:r>
     </w:p>
     <w:p>
@@ -6546,7 +6546,7 @@
           <w:rFonts w:ascii="Times New Roman" w:hAnsi="Times New Roman" w:eastAsia="宋体"/>
           <w:sz w:val="21"/>
         </w:rPr>
-        <w:t xml:space="preserve"> Typed decisions without generation: a survey[EB/OL]. arXiv:2609.32160, 2026.（预印本）</w:t>
+        <w:t xml:space="preserve"> Typed decision models: an early evidence audit and evaluation checklist[EB/OL]. arXiv:2609.32160, 2026.（预印本）</w:t>
       </w:r>
     </w:p>
     <w:p>
@@ -6590,7 +6590,7 @@
           <w:rFonts w:ascii="Times New Roman" w:hAnsi="Times New Roman" w:eastAsia="宋体"/>
           <w:sz w:val="21"/>
         </w:rPr>
-        <w:t xml:space="preserve"> Bootstrapping knowledge acquisition from domain text with a seed ontology and small language models[C]//Springer, 2026.</w:t>
+        <w:t xml:space="preserve"> Tan Y, Yuan Y, Li, et al. Bootstrapping knowledge acquisition from domain text with a seed ontology and small language models[C]//Lecture Notes in Computer Science. 2026: 190-207. DOI: 10.1007/978-3-032-41614-8_11.</w:t>
       </w:r>
     </w:p>
     <w:p>

--- a/开题报告_领域小模型蒸馏与知识增强/V4_范本对齐_2026-10-26/开题报告_V4.docx
+++ b/开题报告_领域小模型蒸馏与知识增强/V4_范本对齐_2026-10-26/开题报告_V4.docx
@@ -4195,7 +4195,7 @@
           <w:b w:val="0"/>
           <w:sz w:val="24"/>
         </w:rPr>
-        <w:t>。这不是数据清洗能解决的问题，只能靠文献补充通道填入。因此本课题的槽位设计须与数据现实对齐：首版本体只启用主线数据中确有的槽位（成分、制备工艺、相结构、测试温度、试验类型），热处理与测量方法作为文献补充通道的目标字段，在补充数据经检测通过后再纳入判定。这一取舍在开题阶段即予声明，避免后期因字段缺失而被迫修改标签体系。</w:t>
+        <w:t>。这不是数据清洗能解决的问题，只能从论文全文中抽取。本课题为此备有约两万篇材料学论文的授权语料，热处理与测量方法正是该通道的首要目标字段。</w:t>
       </w:r>
     </w:p>
     <w:p>
@@ -4209,23 +4209,7 @@
           <w:b w:val="0"/>
           <w:sz w:val="24"/>
         </w:rPr>
-        <w:t>判定对的构造能力实测如下。630 种成分中有 186 种存在多于一条记录，按同成分记录两两配对可得 8,857 对；其中测试温度或制备工艺的取值不同者有 7,452 对。须进一步区分：这 7,452 对中有 1,571 对至少一侧字段为空，其差异属缺失而非已知冲突；扣除此部分后，</w:t>
-      </w:r>
-      <w:r>
-        <w:rPr>
-          <w:rFonts w:ascii="Times New Roman" w:hAnsi="Times New Roman" w:eastAsia="宋体"/>
-          <w:b/>
-          <w:sz w:val="24"/>
-        </w:rPr>
-        <w:t>两侧字段均有值且取值不同者 5,881 对</w:t>
-      </w:r>
-      <w:r>
-        <w:rPr>
-          <w:rFonts w:ascii="Times New Roman" w:hAnsi="Times New Roman" w:eastAsia="宋体"/>
-          <w:b w:val="0"/>
-          <w:sz w:val="24"/>
-        </w:rPr>
-        <w:t>，才构成已知条件冲突的候选。后续凡称"条件冲突"均指这 5,881 对，不使用含缺失的 7,452 对作为冲突样本数。这一数字仍只是数据侧的构造上限，不等于可评测样本数：判定对是记录之间的关系，而评测需要的是问题、答案与证据齐全的三元组。</w:t>
+        <w:t>槽位启用采取分阶段策略，以降低对抽取成功率的依赖。首版本体只启用主线数据中确有的槽位（成分、制备工艺、相结构、测试温度、试验类型），使第一项研究内容不依赖文献抽取即可开展；热处理与测量方法作为第二阶段字段，在补充库的抽取结果经一致性检查、且该字段的实测覆盖率报告之后纳入判定。这一安排的用意是使研究的核心结论不悬置于一个尚未验证的抽取环节之上。若抽取成功率低于预期，前五个槽位上的实验仍可独立成立，只需相应收紧结论范围。该取舍在开题阶段即予声明，避免后期因字段缺失而被迫修改标签体系。</w:t>
       </w:r>
     </w:p>
     <w:p>
@@ -4239,7 +4223,7 @@
           <w:b w:val="0"/>
           <w:sz w:val="24"/>
         </w:rPr>
-        <w:t>据实折算如下，三个数字分别对应三种口径，不可混用。其一，</w:t>
+        <w:t>判定对的构造能力实测如下。630 种成分中有 186 种存在多于一条记录，按同成分记录两两配对可得 8,857 对；其中测试温度或制备工艺的取值不同者有 7,452 对。须进一步区分：这 7,452 对中有 1,571 对至少一侧字段为空，其差异属缺失而非已知冲突；扣除此部分后，</w:t>
       </w:r>
       <w:r>
         <w:rPr>
@@ -4247,7 +4231,7 @@
           <w:b/>
           <w:sz w:val="24"/>
         </w:rPr>
-        <w:t>同时具备性能值（HV 或 YS）与测试温度、制备工艺的记录共 1,205 条</w:t>
+        <w:t>两侧字段均有值且取值不同者 5,881 对</w:t>
       </w:r>
       <w:r>
         <w:rPr>
@@ -4255,39 +4239,7 @@
           <w:b w:val="0"/>
           <w:sz w:val="24"/>
         </w:rPr>
-        <w:t>；其二，</w:t>
-      </w:r>
-      <w:r>
-        <w:rPr>
-          <w:rFonts w:ascii="Times New Roman" w:hAnsi="Times New Roman" w:eastAsia="宋体"/>
-          <w:b/>
-          <w:sz w:val="24"/>
-        </w:rPr>
-        <w:t>在此基础上再要求试验类型也非空者 1,062 条</w:t>
-      </w:r>
-      <w:r>
-        <w:rPr>
-          <w:rFonts w:ascii="Times New Roman" w:hAnsi="Times New Roman" w:eastAsia="宋体"/>
-          <w:b w:val="0"/>
-          <w:sz w:val="24"/>
-        </w:rPr>
-        <w:t>，这是构造"条件完整"题的基础；其三，</w:t>
-      </w:r>
-      <w:r>
-        <w:rPr>
-          <w:rFonts w:ascii="Times New Roman" w:hAnsi="Times New Roman" w:eastAsia="宋体"/>
-          <w:b/>
-          <w:sz w:val="24"/>
-        </w:rPr>
-        <w:t>仅要求温度与工艺非空、不要求有性能值者 1,311 条</w:t>
-      </w:r>
-      <w:r>
-        <w:rPr>
-          <w:rFonts w:ascii="Times New Roman" w:hAnsi="Times New Roman" w:eastAsia="宋体"/>
-          <w:b w:val="0"/>
-          <w:sz w:val="24"/>
-        </w:rPr>
-        <w:t>，该口径下的记录不能用于性能问答，只可用于条件判定类任务。正文后述以 1,062 条为首版口径。</w:t>
+        <w:t>，才构成已知条件冲突的候选。后续凡称"条件冲突"均指这 5,881 对，不使用含缺失的 7,452 对作为冲突样本数。这一数字仍只是数据侧的构造上限，不等于可评测样本数：判定对是记录之间的关系，而评测需要的是问题、答案与证据齐全的三元组。</w:t>
       </w:r>
     </w:p>
     <w:p>
@@ -4301,7 +4253,7 @@
           <w:b w:val="0"/>
           <w:sz w:val="24"/>
         </w:rPr>
-        <w:t>在 1,062 条中，存在同成分不同条件干扰项者 722 条，无干扰项者 340 条。</w:t>
+        <w:t>据实折算如下，三个数字分别对应三种口径，不可混用。其一，</w:t>
       </w:r>
       <w:r>
         <w:rPr>
@@ -4309,7 +4261,7 @@
           <w:b/>
           <w:sz w:val="24"/>
         </w:rPr>
-        <w:t>须说明的是，无干扰项的记录同样可以构造条件敏感题</w:t>
+        <w:t>同时具备性能值（HV 或 YS）与测试温度、制备工艺的记录共 1,205 条</w:t>
       </w:r>
       <w:r>
         <w:rPr>
@@ -4317,7 +4269,39 @@
           <w:b w:val="0"/>
           <w:sz w:val="24"/>
         </w:rPr>
-        <w:t>：其干扰项不来自库中同成分的其他记录，而可由系统按该记录的已知条件反向构造错误条件的问法（如取该记录温度以外的温度提问），此时正确行为是如实说明"未找到该条件下的数据"。故 340 条并非只能做条件无关题，而是其干扰来源不同。</w:t>
+        <w:t>；其二，</w:t>
+      </w:r>
+      <w:r>
+        <w:rPr>
+          <w:rFonts w:ascii="Times New Roman" w:hAnsi="Times New Roman" w:eastAsia="宋体"/>
+          <w:b/>
+          <w:sz w:val="24"/>
+        </w:rPr>
+        <w:t>在此基础上再要求试验类型也非空者 1,062 条</w:t>
+      </w:r>
+      <w:r>
+        <w:rPr>
+          <w:rFonts w:ascii="Times New Roman" w:hAnsi="Times New Roman" w:eastAsia="宋体"/>
+          <w:b w:val="0"/>
+          <w:sz w:val="24"/>
+        </w:rPr>
+        <w:t>，这是构造"条件完整"题的基础；其三，</w:t>
+      </w:r>
+      <w:r>
+        <w:rPr>
+          <w:rFonts w:ascii="Times New Roman" w:hAnsi="Times New Roman" w:eastAsia="宋体"/>
+          <w:b/>
+          <w:sz w:val="24"/>
+        </w:rPr>
+        <w:t>仅要求温度与工艺非空、不要求有性能值者 1,311 条</w:t>
+      </w:r>
+      <w:r>
+        <w:rPr>
+          <w:rFonts w:ascii="Times New Roman" w:hAnsi="Times New Roman" w:eastAsia="宋体"/>
+          <w:b w:val="0"/>
+          <w:sz w:val="24"/>
+        </w:rPr>
+        <w:t>，该口径下的记录不能用于性能问答，只可用于条件判定类任务。正文后述以 1,062 条为首版口径。</w:t>
       </w:r>
     </w:p>
     <w:p>
@@ -4331,7 +4315,23 @@
           <w:b w:val="0"/>
           <w:sz w:val="24"/>
         </w:rPr>
-        <w:t>按一条记录生成一题计，条件敏感问答对约 722 题（库内干扰）+ 340 题（构造干扰），条件无关题另计。按百分之七十、十五、十五划分后，测试集规模在百余题量级。该规模足以支撑两组之间的正确率对比，但不足以支撑"问题类型×错误类型"的交叉分析，故须扩题。扩题途径为同一记录生成多种问法，须保证同记录的不同问法不跨数据分区。实际可用题数在首次构造后报告，不在此处填预计数值。</w:t>
+        <w:t>在 1,062 条中，存在同成分不同条件干扰项者 722 条，无干扰项者 340 条。</w:t>
+      </w:r>
+      <w:r>
+        <w:rPr>
+          <w:rFonts w:ascii="Times New Roman" w:hAnsi="Times New Roman" w:eastAsia="宋体"/>
+          <w:b/>
+          <w:sz w:val="24"/>
+        </w:rPr>
+        <w:t>须说明的是，无干扰项的记录同样可以构造条件敏感题</w:t>
+      </w:r>
+      <w:r>
+        <w:rPr>
+          <w:rFonts w:ascii="Times New Roman" w:hAnsi="Times New Roman" w:eastAsia="宋体"/>
+          <w:b w:val="0"/>
+          <w:sz w:val="24"/>
+        </w:rPr>
+        <w:t>：其干扰项不来自库中同成分的其他记录，而可由系统按该记录的已知条件反向构造错误条件的问法（如取该记录温度以外的温度提问），此时正确行为是如实说明"未找到该条件下的数据"。故 340 条并非只能做条件无关题，而是其干扰来源不同。</w:t>
       </w:r>
     </w:p>
     <w:p>
@@ -4345,7 +4345,77 @@
           <w:b w:val="0"/>
           <w:sz w:val="24"/>
         </w:rPr>
-        <w:t>上述两部分数据共同构成条件感知的本地知识库：MPEA 作为已结构化的基础库，文献解析结果作为补充库，两者以统一的记录结构与条件元组入库。由于主线数据缺两个槽位且部分字段非空率偏低，本课题建立文献补充数据通道。解析环节采用开源工具 MinerU 将 PDF 转换为结构化文本</w:t>
+        <w:t>按一条记录生成一题计，条件敏感问答对约 722 题（库内干扰）+ 340 题（构造干扰），条件无关题另计。按百分之七十、十五、十五划分后，测试集规模在百余题量级。该规模足以支撑两组之间的正确率对比，但不足以支撑"问题类型×错误类型"的交叉分析，故须扩题。扩题途径为同一记录生成多种问法，须保证同记录的不同问法不跨数据分区。实际可用题数在首次构造后报告，不在此处填预计数值。</w:t>
+      </w:r>
+    </w:p>
+    <w:p>
+      <w:pPr>
+        <w:ind w:firstLine="480" w:firstLineChars="200"/>
+        <w:spacing w:line="312" w:lineRule="auto"/>
+      </w:pPr>
+      <w:r>
+        <w:rPr>
+          <w:rFonts w:ascii="Times New Roman" w:hAnsi="Times New Roman" w:eastAsia="宋体"/>
+          <w:b w:val="0"/>
+          <w:sz w:val="24"/>
+        </w:rPr>
+        <w:t>上述两部分数据共同构成条件感知的本地知识库：MPEA 作为已结构化的基础库，文献解析结果作为补充库，两者以统一的记录结构与条件元组入库。</w:t>
+      </w:r>
+    </w:p>
+    <w:p>
+      <w:pPr>
+        <w:ind w:firstLine="480" w:firstLineChars="200"/>
+        <w:spacing w:line="312" w:lineRule="auto"/>
+      </w:pPr>
+      <w:r>
+        <w:rPr>
+          <w:rFonts w:ascii="Times New Roman" w:hAnsi="Times New Roman" w:eastAsia="宋体"/>
+          <w:b w:val="0"/>
+          <w:sz w:val="24"/>
+        </w:rPr>
+        <w:t>补充库的来源为一套已获授权、规模约两万篇的材料学论文全文语料。该语料的使用价值在于三处：其一，主线数据中热处理与测量方法两个槽位无对应字段，这两类信息通常存在于论文的表格表头、表注与实验方法章节，只能从全文抽取；其二，主线数据仅 265 个来源，按来源关联分组划分后每区组数偏少，扩大语料可使独立来源数提升一个数量级；其三，真实全文的抽取结果带有真实噪声，可作为方法在非理想数据上的评测场景，而不只是在已清洗的结构化表上验证。</w:t>
+      </w:r>
+    </w:p>
+    <w:p>
+      <w:pPr>
+        <w:ind w:firstLine="480" w:firstLineChars="200"/>
+        <w:spacing w:line="312" w:lineRule="auto"/>
+      </w:pPr>
+      <w:r>
+        <w:rPr>
+          <w:rFonts w:ascii="Times New Roman" w:hAnsi="Times New Roman" w:eastAsia="宋体"/>
+          <w:b w:val="0"/>
+          <w:sz w:val="24"/>
+        </w:rPr>
+        <w:t>须明确的是，语料篇数不等于可用记录数，两者之间存在多级损耗：并非每篇论文都含实验性能数据（综述、纯计算与理论类论文往往没有）；解析环节在表格合并单元格、上下标与真实扫描件上存在已知短板；三类条件字段须同时可定位方构成本课题所需的条件完整记录。因此本课题不按篇数推算样本规模，而以实测可用率折算。</w:t>
+      </w:r>
+    </w:p>
+    <w:p>
+      <w:pPr>
+        <w:ind w:firstLine="480" w:firstLineChars="200"/>
+        <w:spacing w:line="312" w:lineRule="auto"/>
+      </w:pPr>
+      <w:r>
+        <w:rPr>
+          <w:rFonts w:ascii="Times New Roman" w:hAnsi="Times New Roman" w:eastAsia="宋体"/>
+          <w:b w:val="0"/>
+          <w:sz w:val="24"/>
+        </w:rPr>
+        <w:t>处理流程分三步，且先验证后扩量。第一步抽样约两百篇跑通完整管线，依次经解析、字段抽取与一致性检查，实测各级损耗并报告真实可用率；第二步依据该可用率决定是否扩大处理规模，若抽取环节存在系统性缺陷则先修正管线再扩量；第三步在确认管线可用后处理全量语料，并按来源分组完成数据划分。</w:t>
+      </w:r>
+    </w:p>
+    <w:p>
+      <w:pPr>
+        <w:ind w:firstLine="480" w:firstLineChars="200"/>
+        <w:spacing w:line="312" w:lineRule="auto"/>
+      </w:pPr>
+      <w:r>
+        <w:rPr>
+          <w:rFonts w:ascii="Times New Roman" w:hAnsi="Times New Roman" w:eastAsia="宋体"/>
+          <w:b w:val="0"/>
+          <w:sz w:val="24"/>
+        </w:rPr>
+        <w:t>解析环节采用开源工具 MinerU 将 PDF 转换为结构化文本</w:t>
       </w:r>
       <w:r>
         <w:rPr>
@@ -4365,7 +4435,7 @@
           <w:b w:val="0"/>
           <w:sz w:val="24"/>
         </w:rPr>
-        <w:t>；该环节在通用场景下可靠性较好，但在表格合并单元格、上下标与真实扫描件上存在已知短板，故其输出须经槽位抽取与一致性检查后方可入库，不直接计入判定数据。补充库的规模以实际解析与检查通过率决定，在首轮试验后报告实际可用条数，不预设具体数字。</w:t>
+        <w:t>，其输出须经槽位抽取与一致性检查后方可入库，不直接计入判定数据。抽取环节须区分实验值与计算值：计算得到的性能与实测性能不属同一类别，混同会使"所引记录与所述数值一致"这一判定标准失效，故每条记录须标注数值来源类型。补充库的实际可用条数、各槽位覆盖率与来源数在首轮试验后报告，此处不填预计数值。</w:t>
       </w:r>
     </w:p>
     <w:p>
@@ -5168,7 +5238,7 @@
           <w:b w:val="0"/>
           <w:sz w:val="24"/>
         </w:rPr>
-        <w:t>第一，公开资料对某些合金体系与工艺覆盖不足，可能使系统只会重述热门实例。应限制可比条件与首版任务，报告独立来源、成分与有效标签量，不通过无控制指令扩增掩盖数据稀薄。若用户全文库经审计后不能使用，主线仍以公开结构化记录开展，不临时增加大规模文献抽取作为另一项研究。</w:t>
+        <w:t>第一，公开资料对某些合金体系与工艺覆盖不足，可能使系统只会重述热门实例。应限制可比条件与首版任务，报告独立来源、成分与有效标签量，不通过无控制指令扩增掩盖数据稀薄。若全文语料经审计后不能使用，主线仍以公开结构化记录开展，不临时增加大规模文献抽取作为另一项研究。</w:t>
       </w:r>
     </w:p>
     <w:p>
@@ -5182,7 +5252,7 @@
           <w:b w:val="0"/>
           <w:sz w:val="24"/>
         </w:rPr>
-        <w:t>第二，教师可能给出错误示范，检查器也只覆盖部分错误。采用来源绑定、数值验证及人工抽查降低风险，保留检查器未覆盖项目；不把多次生成一致、多个模型同意或解释听起来合理当作真值。教师自评可作辅助排序，但不是最终科学证据。</w:t>
+        <w:t>第二，全文语料的实际可用率可能显著低于预期。两万篇篇数不等于可用记录数，损耗来自三处：综述与纯计算类论文不含实验性能数据；解析环节在表格与扫描件上存在已知短板；三类条件须同时可定位方可入库。处理办法是先抽样验证再决定是否扩量，并以实测可用率折算样本规模，不按篇数推算。若可用率过低，则只启用不依赖抽取的前五个槽位，相应收紧结论范围；若抽取结果的实验值与计算值难以区分，则该批数据不用于性能一致性判定，仅用于条件字段的补充。</w:t>
       </w:r>
     </w:p>
     <w:p>
@@ -5196,7 +5266,7 @@
           <w:b w:val="0"/>
           <w:sz w:val="24"/>
         </w:rPr>
-        <w:t>第三，学生失误评分可能偏向表面格式错误，或因采样而波动。需区分错误类别，加入多个固定解码样本的敏感性分析并计入成本；若选择策略仅改善语法而不改善任务质量，不将其宣传为领域能力迁移成功。若样本选择不如随机，保留负结果，进一步判断问题来自信号、覆盖还是数据质量，不能通过更换测试口径消除失败。</w:t>
+        <w:t>第三，抽取所得条件字段可能与原文不符。这是本课题要处理的问题本身，不能反过来假定抽取结果可信。处理办法是：抽取结果须附来源标识（DOI 与页码）与原文片段，抽样人工核验并报告一致率；不一致的处理作为检测环节的输入而非噪声直接剔除；若人工核验一致率过低，说明抽取协议须重新设计，不得在低质量数据上继续后续实验。</w:t>
       </w:r>
     </w:p>
     <w:p>
@@ -5210,7 +5280,35 @@
           <w:b w:val="0"/>
           <w:sz w:val="24"/>
         </w:rPr>
-        <w:t>第四，约束生成可能以牺牲多样性与候选质量换取合法率。应固定候选数量与总预算，报告多样性与证据质量；若修正器主导结果，单列其收益。对于超出记录条件的新配方，缺少独立计算或实验时只称为候选建议，不把同一评分器训练与评价形成的闭环当作真实验证。</w:t>
+        <w:t>第四，教师可能给出错误示范，检查器也只覆盖部分错误。采用来源绑定、数值验证及人工抽查降低风险，保留检查器未覆盖项目；不把多次生成一致、多个模型同意或解释听起来合理当作真值。教师自评可作辅助排序，但不是最终科学证据。</w:t>
+      </w:r>
+    </w:p>
+    <w:p>
+      <w:pPr>
+        <w:ind w:firstLine="480" w:firstLineChars="200"/>
+        <w:spacing w:line="312" w:lineRule="auto"/>
+      </w:pPr>
+      <w:r>
+        <w:rPr>
+          <w:rFonts w:ascii="Times New Roman" w:hAnsi="Times New Roman" w:eastAsia="宋体"/>
+          <w:b w:val="0"/>
+          <w:sz w:val="24"/>
+        </w:rPr>
+        <w:t>第五，学生失误评分可能偏向表面格式错误，或因采样而波动。需区分错误类别，加入多个固定解码样本的敏感性分析并计入成本；若选择策略仅改善语法而不改善任务质量，不将其宣传为领域能力迁移成功。若样本选择不如随机，保留负结果，进一步判断问题来自信号、覆盖还是数据质量，不能通过更换测试口径消除失败。</w:t>
+      </w:r>
+    </w:p>
+    <w:p>
+      <w:pPr>
+        <w:ind w:firstLine="480" w:firstLineChars="200"/>
+        <w:spacing w:line="312" w:lineRule="auto"/>
+      </w:pPr>
+      <w:r>
+        <w:rPr>
+          <w:rFonts w:ascii="Times New Roman" w:hAnsi="Times New Roman" w:eastAsia="宋体"/>
+          <w:b w:val="0"/>
+          <w:sz w:val="24"/>
+        </w:rPr>
+        <w:t>第六，约束生成可能以牺牲多样性与候选质量换取合法率。应固定候选数量与总预算，报告多样性与证据质量；若修正器主导结果，单列其收益。对于超出记录条件的新配方，缺少独立计算或实验时只称为候选建议，不把同一评分器训练与评价形成的闭环当作真实验证。</w:t>
       </w:r>
     </w:p>
     <w:p>

--- a/开题报告_领域小模型蒸馏与知识增强/V4_范本对齐_2026-10-26/开题报告_V4.docx
+++ b/开题报告_领域小模型蒸馏与知识增强/V4_范本对齐_2026-10-26/开题报告_V4.docx
@@ -2965,7 +2965,7 @@
           <w:b/>
           <w:sz w:val="28"/>
         </w:rPr>
-        <w:t>3.1.3 面向材料文献问答的本地 RAG 原型实现</w:t>
+        <w:t>3.1.3 面向材料文献问答的多步 Agent 执行器实现</w:t>
       </w:r>
     </w:p>
     <w:p>
@@ -2987,7 +2987,7 @@
           <w:b w:val="0"/>
           <w:sz w:val="24"/>
         </w:rPr>
-        <w:t xml:space="preserve"> 前述两项方法需要一个共同的验证载体。判定流程涉及本体、槽位比对、模型补位与证据组织多个环节，若各处分别实现，基线条件难以统一，实验结论也无法归因。因此本部分实现一个可在本地运行的 RAG 知识库与问答原型，把文献解析、条件字段绑定与入库、条件感知检索、条件判定、答案生成与依据标注串联为可复现流程。该原型是本课题"可落地项目"的交付物，其定位是验证载体，工程贡献与算法贡献分开表述。</w:t>
+        <w:t xml:space="preserve"> 前述两项方法需要一个共同的验证载体，而这一载体不能是单轮问答。单轮问答只能检验"一次检索加一次生成"是否给出正确答案，无法检验本课题的核心主张：当检索到的证据条件不符时，系统能否作出恰当处置。这类处置在交互中才显现出来：检索到高温数据而用户问室温，系统是应当如实说明未找到该条件下的数据、还是追问用户是否接受相近条件、还是改用其他成分或工艺路径重新检索，三种反应对应不同的正确行为，单轮问答无法区分。因此本部分实现一个可在本地运行的多步 Agent 执行器，作为方法验证的载体。该执行器不主张算法创新，其定位是验证工具与本课题"可落地项目"的交付物。</w:t>
       </w:r>
     </w:p>
     <w:p>
@@ -3009,7 +3009,7 @@
           <w:b w:val="0"/>
           <w:sz w:val="24"/>
         </w:rPr>
-        <w:t xml:space="preserve"> 工程层面的困难有三。第一，本体结构若在后期变动，会使已生成的标签全部失效，因此槽位定义须尽早冻结。第二，实验可复现依赖版本控制，本体版本、模型版本、字段抽取规则若不一致，对照结果无法回溯。第三，部署形态需支持离线运行，模型调用与向量化须逐项核查。</w:t>
+        <w:t xml:space="preserve"> 工程层面的困难有四。第一，多步执行使状态管理复杂化：已检索过的条件、已判定为冲突的证据、已告知用户的限制，都需在轮次间保持，否则会重复检索或自相矛盾。第二，决策路径不唯一，同一任务可能有多条合理路径，这使"正确性"难以按单一轨迹判定，须改为按最终状态与关键决策点判定。第三，实验可复现依赖对决策过程的完整记录，若只保存最终答案，无法分析失败发生在哪一步。第四，本地部署形态下，模型、嵌入与检索均须离线，需逐项核查。</w:t>
       </w:r>
     </w:p>
     <w:p>
@@ -3031,7 +3031,7 @@
           <w:b w:val="0"/>
           <w:sz w:val="24"/>
         </w:rPr>
-        <w:t xml:space="preserve"> 缺少统一载体时，规则与模型的贡献会相互混淆，也无法判断增益来自本体设计的改进还是工程实现的差异；版本记录缺失则结果不可复现；只有模型文件而无运行说明，交付物实际不可用。</w:t>
+        <w:t xml:space="preserve"> 缺少载体时，第二项研究内容的价值无法被观测：冲突处置的好坏只体现在细粒度的判定标签上，而无法体现为任务是否完成。若决策路径缺少记录，则多轮失败无法归因，也无法判断增益来自检索改进、判定改进还是决策策略改进。若状态管理不当，会出现同一问题在多轮中被反复检索、或先说明"未找到"随后又给出数据这类自相矛盾。</w:t>
       </w:r>
     </w:p>
     <w:p>
@@ -3053,7 +3053,7 @@
           <w:b w:val="0"/>
           <w:sz w:val="24"/>
         </w:rPr>
-        <w:t xml:space="preserve"> 原型按三条线组织。</w:t>
+        <w:t xml:space="preserve"> 执行器按四条线组织，方法与载体严格分离。</w:t>
       </w:r>
     </w:p>
     <w:p>
@@ -3067,7 +3067,7 @@
           <w:b w:val="0"/>
           <w:sz w:val="24"/>
         </w:rPr>
-        <w:t>第一步，固定本体与接口。本体以结构化文件保存并版本化，槽位定义与比较规则独立于代码；字段抽取、槽位比对、标签生成各为独立模块，模块间以固定格式交换数据，使任一环节可单独替换与测试。</w:t>
+        <w:t>第一条，动作空间的最小化设计。执行器只暴露与条件处理直接相关的动作，避免把工程复杂度引入评测：检索（可带条件约束）、条件判定（复用 3.1.1 的规则与模型）、证据取舍（采用、降级、排除）、澄清追问（条件不足时向用户确认）、终止作答（给出答案或如实说明不可得）。动作集合保持固定，使其本身不成为实验变量。</w:t>
       </w:r>
     </w:p>
     <w:p>
@@ -3081,7 +3081,7 @@
           <w:b w:val="0"/>
           <w:sz w:val="24"/>
         </w:rPr>
-        <w:t>第二步，建立可追溯的记录。每次判定保存输入问题、参与比对的所有槽位取值、每步比对结果、最终标签与判定来源（规则或模型），使任一结论可回溯到具体字段与规则。本体版本、模型版本与抽取规则版本一并记录。</w:t>
+        <w:t>第二条，逐轮状态的显式保存。每轮记录当前问题的条件需求、已检索候选及其条件状态、已作出的取舍、已向用户声明过的限制。状态以结构化形式保存，使任一时刻的决策可回溯到当时的可见信息，而不是事后重构。</w:t>
       </w:r>
     </w:p>
     <w:p>
@@ -3095,7 +3095,7 @@
           <w:b w:val="0"/>
           <w:sz w:val="24"/>
         </w:rPr>
-        <w:t>第三步，核查本地部署边界。逐项检查模型、嵌入模型与外部工具是否存在联网传输；对内部数据的上传与外发分别取得授权。</w:t>
+        <w:t>第三条，决策过程的完整留痕。除最终答案外，保存每一步的动作选择、依据与中间结论。评测时既看最终答案是否正确，也看关键决策点是否处理正确，例如在仅有冲突证据时是否选择了澄清或如实说明，而非直接采用。</w:t>
       </w:r>
     </w:p>
     <w:p>
@@ -3106,18 +3106,10 @@
       <w:r>
         <w:rPr>
           <w:rFonts w:ascii="Times New Roman" w:hAnsi="Times New Roman" w:eastAsia="宋体"/>
-          <w:b/>
-          <w:sz w:val="24"/>
-        </w:rPr>
-        <w:t>该算法能解决什么问题。</w:t>
-      </w:r>
-      <w:r>
-        <w:rPr>
-          <w:rFonts w:ascii="Times New Roman" w:hAnsi="Times New Roman" w:eastAsia="宋体"/>
           <w:b w:val="0"/>
           <w:sz w:val="24"/>
         </w:rPr>
-        <w:t xml:space="preserve"> 该实现使规则与模型两种判定路径在同一条件下可比；判定过程逐步留痕，使错误可归因到具体槽位；本体与代码分离，使本体调整不需重写流程。</w:t>
+        <w:t>第四条，本地部署边界核查。逐项检查模型、嵌入模型与检索组件是否存在联网传输，对内部数据的上传与外发分别取得授权。</w:t>
       </w:r>
     </w:p>
     <w:p>
@@ -3131,6 +3123,28 @@
           <w:b/>
           <w:sz w:val="24"/>
         </w:rPr>
+        <w:t>该实现能解决什么问题。</w:t>
+      </w:r>
+      <w:r>
+        <w:rPr>
+          <w:rFonts w:ascii="Times New Roman" w:hAnsi="Times New Roman" w:eastAsia="宋体"/>
+          <w:b w:val="0"/>
+          <w:sz w:val="24"/>
+        </w:rPr>
+        <w:t xml:space="preserve"> 该载体使冲突处置的价值可被观测：不仅能测判定标签是否准确，还能测该判定是否改变了最终任务结果。动作空间固定使不同方法的比较不受工程差异干扰；状态与过程留痕使多轮失败可归因到具体环节；方法层与载体层分离，使工程改动不会被误读为算法贡献。</w:t>
+      </w:r>
+    </w:p>
+    <w:p>
+      <w:pPr>
+        <w:ind w:firstLine="480" w:firstLineChars="200"/>
+        <w:spacing w:line="312" w:lineRule="auto"/>
+      </w:pPr>
+      <w:r>
+        <w:rPr>
+          <w:rFonts w:ascii="Times New Roman" w:hAnsi="Times New Roman" w:eastAsia="宋体"/>
+          <w:b/>
+          <w:sz w:val="24"/>
+        </w:rPr>
         <w:t>整体目标。</w:t>
       </w:r>
       <w:r>
@@ -3139,7 +3153,7 @@
           <w:b w:val="0"/>
           <w:sz w:val="24"/>
         </w:rPr>
-        <w:t xml:space="preserve"> 预期交付一个可在本地运行、判定过程逐步可追溯的原型，配套版本化的本体规范与复现材料，作为学院要求"可落地项目"的交付物。</w:t>
+        <w:t xml:space="preserve"> 预期交付一个可在本地运行、决策过程逐步可追溯的多步 Agent 执行器，与条件绑定的知识库、条件判定模块共同构成完整的验证环境，并作为学院要求"可落地项目"的交付物。其评测结果作为第二项研究内容的支撑证据，主指标仍以单轮条件下的答案正确率与既有工作对比。</w:t>
       </w:r>
     </w:p>
     <w:p>
@@ -3180,7 +3194,7 @@
           <w:b w:val="0"/>
           <w:sz w:val="24"/>
         </w:rPr>
-        <w:t>归纳上述文献可见，领域适配、知识蒸馏、教学样本选择与受约束生成均已有较成熟的研究，但它们在配方辅助这一类任务上仍留有具体缺口：通用模型的领域知识不足且数值计算不可靠，直接使用会产生忽略锁定项、混用比例单位、生成无依据性能数值等失误；而现有样本选择方法的难度信号以"答案唯一"为前提，无法区分"真的做错"与"合法答案不同"。</w:t>
+        <w:t>归纳上述文献可见，领域适配、知识蒸馏、数据选择与检索增强均已有较成熟的研究，但它们在材料文献问答这一类任务上仍留有具体缺口：既有工作多以语义相似度组织证据，未把实验条件作为可判定的显式属性，因而无法处理"语义相关而条件不可比"的情形。这一缺口构成本课题的切入点。</w:t>
       </w:r>
     </w:p>
     <w:p>
@@ -4893,7 +4907,67 @@
           <w:b w:val="0"/>
           <w:sz w:val="24"/>
         </w:rPr>
-        <w:t>另报逐条依据准确率、条件标注完整率与拒答率。任务资格在评测前由构造协议与独立检查确定，不因某方法是否成功检索或输出而改变分母；资格不确定的题目单列并报告纳入与排除数量。</w:t>
+        <w:t>另报逐条依据准确率、条件标注完整率与拒答率。</w:t>
+      </w:r>
+    </w:p>
+    <w:p>
+      <w:pPr>
+        <w:ind w:firstLine="480" w:firstLineChars="200"/>
+        <w:spacing w:line="312" w:lineRule="auto"/>
+      </w:pPr>
+      <w:r>
+        <w:rPr>
+          <w:rFonts w:ascii="Times New Roman" w:hAnsi="Times New Roman" w:eastAsia="宋体"/>
+          <w:b w:val="0"/>
+          <w:sz w:val="24"/>
+        </w:rPr>
+        <w:t>上述指标均在单轮条件下测得，以便与既有工作直接比较。此外在多步 Agent 载体上设一项</w:t>
+      </w:r>
+      <w:r>
+        <w:rPr>
+          <w:rFonts w:ascii="Times New Roman" w:hAnsi="Times New Roman" w:eastAsia="宋体"/>
+          <w:b/>
+          <w:sz w:val="24"/>
+        </w:rPr>
+        <w:t>补充指标：任务完成度</w:t>
+      </w:r>
+      <w:r>
+        <w:rPr>
+          <w:rFonts w:ascii="Times New Roman" w:hAnsi="Times New Roman" w:eastAsia="宋体"/>
+          <w:b w:val="0"/>
+          <w:sz w:val="24"/>
+        </w:rPr>
+        <w:t>，用于检验冲突处置在交互中是否真正改变了结果。任务完成度的判定不看单条回答是否正确，而看三类关键决策点是否处理得当。其一，在仅检索到条件冲突证据时，是否选择了澄清追问或如实说明不可得，而非直接采用；其二，在用户补充条件或改换追问后，是否基于新条件重新检索而非沿用旧候选；其三，终止作答时，给出的结论是否与全程已检索到的证据一致，不出现先声明未找到后又给出数据这类自相矛盾。三项按通过与否分别统计，并报告失败样本的失败环节。</w:t>
+      </w:r>
+    </w:p>
+    <w:p>
+      <w:pPr>
+        <w:ind w:firstLine="480" w:firstLineChars="200"/>
+        <w:spacing w:line="312" w:lineRule="auto"/>
+      </w:pPr>
+      <w:r>
+        <w:rPr>
+          <w:rFonts w:ascii="Times New Roman" w:hAnsi="Times New Roman" w:eastAsia="宋体"/>
+          <w:b w:val="0"/>
+          <w:sz w:val="24"/>
+        </w:rPr>
+        <w:t>须说明的是，</w:t>
+      </w:r>
+      <w:r>
+        <w:rPr>
+          <w:rFonts w:ascii="Times New Roman" w:hAnsi="Times New Roman" w:eastAsia="宋体"/>
+          <w:b/>
+          <w:sz w:val="24"/>
+        </w:rPr>
+        <w:t>主指标仍是单轮答案正确率</w:t>
+      </w:r>
+      <w:r>
+        <w:rPr>
+          <w:rFonts w:ascii="Times New Roman" w:hAnsi="Times New Roman" w:eastAsia="宋体"/>
+          <w:b w:val="0"/>
+          <w:sz w:val="24"/>
+        </w:rPr>
+        <w:t>，任务完成度仅用于支撑第二项研究内容，不替代主指标。原因是多步任务的评价尚无公认口径，且决策路径不唯一，若以其为主指标，结论难以与既有工作比较。任务资格在评测前由构造协议与独立检查确定，不因某方法是否成功检索或输出而改变分母；资格不确定的题目单列并报告纳入与排除数量。</w:t>
       </w:r>
     </w:p>
     <w:p>
@@ -5067,7 +5141,7 @@
           <w:b w:val="0"/>
           <w:sz w:val="24"/>
         </w:rPr>
-        <w:t>技术路线为：文献解析与条件字段抽取、条件元组绑定与本地知识库构建、条件感知检索、规则与模型协同的条件判定、条件标注下的答案生成、分问题类型正确率与错误归因评估。检索与生成共用同一套条件元组与来源类型，最终输出索引快照、蒸馏模型权重与问答日志。整体流程见图 3-1。</w:t>
+        <w:t>技术路线为：文献解析与条件字段抽取、条件元组绑定与本地知识库构建、条件感知检索、规则与模型协同的条件判定、条件标注下的答案生成、多步 Agent 执行与决策留痕、分问题类型正确率与错误归因评估。检索、判定与生成共用同一套条件元组与来源类型，方法与载体分离：条件处理的方法层构成研究内容，多步执行器仅作为验证载体。最终输出索引快照、蒸馏模型权重、判定日志与执行轨迹。整体流程见图 3-1。</w:t>
       </w:r>
     </w:p>
     <w:p>
@@ -5308,7 +5382,7 @@
           <w:b w:val="0"/>
           <w:sz w:val="24"/>
         </w:rPr>
-        <w:t>第六，约束生成可能以牺牲多样性与候选质量换取合法率。应固定候选数量与总预算，报告多样性与证据质量；若修正器主导结果，单列其收益。对于超出记录条件的新配方，缺少独立计算或实验时只称为候选建议，不把同一评分器训练与评价形成的闭环当作真实验证。</w:t>
+        <w:t>第六，多步执行可能使评价口径失焦。决策路径不唯一，同一任务可能有多条合理路径，若按单一轨迹判定正确性会误判。处理办法是把评价拆为最终答案正确性与关键决策点通过与否两部分，并说明主指标仍为单轮答案正确率；若多步结果与单轮结果方向不一致，以单轮结果为主并在结果中如实报告差异，不以多步表现替代主指标。凡属工程层面的选择，不作为方法贡献计入，其收益单独列出。对于超出记录条件的新配方，缺少独立计算或实验时只称为候选建议，不把同一评分器训练与评价形成的闭环当作真实验证。</w:t>
       </w:r>
     </w:p>
     <w:p>
@@ -5336,7 +5410,7 @@
           <w:b w:val="0"/>
           <w:sz w:val="24"/>
         </w:rPr>
-        <w:t>预期形成一份带条件元组的材料文献知识库规范、一种条件可比的证据组织与答案生成方法、一个小型条件冲突处置模型，以及一个可在本地运行的检索增强问答原型。成果应包括版本化实验配置、对照结果与适用范围，而不只是模型文件或界面演示。</w:t>
+        <w:t>预期形成一份带条件元组的材料文献知识库规范、一种条件可比的证据组织与答案生成方法、一个小型条件冲突处置模型，以及一个可在本地运行、决策过程可追溯的多步 Agent 执行器。成果应包括版本化实验配置、对照结果与适用范围，而不只是模型文件或界面演示。</w:t>
       </w:r>
     </w:p>
     <w:p>
@@ -5489,7 +5563,7 @@
           <w:b w:val="0"/>
           <w:sz w:val="24"/>
         </w:rPr>
-        <w:t>第 5 个月：构造条件感知重排模型的训练数据（配对生成条件可比与条件冲突样本），完成轻量重排器的微调，并与通用重排器、规则硬过滤、元数据匹配三种做法对照，确认条件判断交给模型相对交给规则的实际收益与重排时延代价。同月完成检索、分步生成与有限修正的集成。</w:t>
+        <w:t>第 5 个月：构造条件处置的训练与核验数据（规则弱标签加人工核验），完成教师示范采集与小模型蒸馏，并与规则弱标签、纯模型（不经过程示范）、一律标注不确定三种做法对照，确认过程示范相对其他做法的实际收益。同月完成多步 Agent 执行器的集成，固定动作空间与状态表示。</w:t>
       </w:r>
     </w:p>
     <w:p>
@@ -5503,7 +5577,7 @@
           <w:b w:val="0"/>
           <w:sz w:val="24"/>
         </w:rPr>
-        <w:t>第 6 个月：完成条件感知重排与约束生成两项的消融实验，逐组确认改进来源；做分组件消融界定模型学习与数值工具各自的收益边界，把两项创新点的增益归因分开。</w:t>
+        <w:t>第 6 个月：完成条件字段绑定、条件判定、依据标注三项消融，逐组确认改进来源；另设仅用规则的基线测规则天花板，界定模型的必要性。同步在多步 Agent 载体上采集任务完成度数据，检验冲突处置是否改变最终任务结果。</w:t>
       </w:r>
     </w:p>
     <w:p>

--- a/开题报告_领域小模型蒸馏与知识增强/V4_范本对齐_2026-10-26/开题报告_V4.docx
+++ b/开题报告_领域小模型蒸馏与知识增强/V4_范本对齐_2026-10-26/开题报告_V4.docx
@@ -5153,7 +5153,7 @@
       <w:r>
         <w:drawing>
           <wp:inline xmlns:a="http://schemas.openxmlformats.org/drawingml/2006/main" xmlns:pic="http://schemas.openxmlformats.org/drawingml/2006/picture">
-            <wp:extent cx="4860000" cy="4022773"/>
+            <wp:extent cx="4860000" cy="4635378"/>
             <wp:docPr id="1" name="Picture 1"/>
             <wp:cNvGraphicFramePr>
               <a:graphicFrameLocks noChangeAspect="1"/>
@@ -5174,7 +5174,7 @@
                   <pic:spPr>
                     <a:xfrm>
                       <a:off x="0" y="0"/>
-                      <a:ext cx="4860000" cy="4022773"/>
+                      <a:ext cx="4860000" cy="4635378"/>
                     </a:xfrm>
                     <a:prstGeom prst="rect"/>
                   </pic:spPr>

--- a/开题报告_领域小模型蒸馏与知识增强/V4_范本对齐_2026-10-26/开题报告_V4.docx
+++ b/开题报告_领域小模型蒸馏与知识增强/V4_范本对齐_2026-10-26/开题报告_V4.docx
@@ -3230,51 +3230,7 @@
           <w:b/>
           <w:sz w:val="24"/>
         </w:rPr>
-        <w:t>拟创新点一：条件可比的证据组织与答案生成方法。</w:t>
-      </w:r>
-      <w:r>
-        <w:rPr>
-          <w:rFonts w:ascii="Times New Roman" w:hAnsi="Times New Roman" w:eastAsia="宋体"/>
-          <w:b w:val="0"/>
-          <w:sz w:val="24"/>
-        </w:rPr>
-        <w:t xml:space="preserve"> 本项针对材料文献问答中"证据语义相似但物理不可比"这一失效。既有检索增强与类型化知识图谱工作关注语义覆盖与关系抽取的完整性，其知识组织以实体与关系为主</w:t>
-      </w:r>
-      <w:r>
-        <w:rPr>
-          <w:rFonts w:ascii="Times New Roman" w:hAnsi="Times New Roman" w:eastAsia="宋体"/>
-          <w:sz w:val="24"/>
-          <w:vertAlign w:val="superscript"/>
-        </w:rPr>
-        <w:fldChar w:fldCharType="begin"/>
-        <w:instrText xml:space="preserve"> REF _Ref_ref054 \h </w:instrText>
-        <w:fldChar w:fldCharType="separate"/>
-        <w:t xml:space="preserve">[54]</w:t>
-        <w:fldChar w:fldCharType="end"/>
-      </w:r>
-      <w:r>
-        <w:rPr>
-          <w:rFonts w:ascii="Times New Roman" w:hAnsi="Times New Roman" w:eastAsia="宋体"/>
-          <w:b w:val="0"/>
-          <w:sz w:val="24"/>
-        </w:rPr>
-        <w:t>，部分工作亦保存证据窗口与出处；但"同一成分在不同温度下的两条记录不可直接互换"这一约束是否被显式表达，须视具体实现而定，不能笼统断言其无法表达。本项的可测主张是：</w:t>
-      </w:r>
-      <w:r>
-        <w:rPr>
-          <w:rFonts w:ascii="Times New Roman" w:hAnsi="Times New Roman" w:eastAsia="宋体"/>
-          <w:b/>
-          <w:sz w:val="24"/>
-        </w:rPr>
-        <w:t>把条件元组作为记录的显式属性、在生成前执行条件判定</w:t>
-      </w:r>
-      <w:r>
-        <w:rPr>
-          <w:rFonts w:ascii="Times New Roman" w:hAnsi="Times New Roman" w:eastAsia="宋体"/>
-          <w:b w:val="0"/>
-          <w:sz w:val="24"/>
-        </w:rPr>
-        <w:t>，相对仅存条件文本或依赖语义相似度排序的做法，能在条件敏感问题上取得可测的正确率差异。本项把条件元组（测试温度、制备工艺、试验类型、单位）作为记录的一等属性绑定进本地知识库，使其随检索结果一同返回；在生成前完成条件判定，按相符、冲突、未知三种状态决定证据在答案中的角色；并要求答案显式标注所依据记录的条件。评价上采用分问题类型的正确率与错误归因分解：条件敏感问题的提升作为主要指标，条件无关问题作为对照，检索失败、条件误用、生成错误三类占比分别报告。与既有类型化知识图谱检索工作的差别在于组织单位：后者组织实体关系，本项组织条件元组。</w:t>
+        <w:t>拟创新点一：以条件元组为组织单位、并新增独立判定与标注两个环节的条件可比答案生成方法。</w:t>
       </w:r>
     </w:p>
     <w:p>
@@ -3285,10 +3241,58 @@
       <w:r>
         <w:rPr>
           <w:rFonts w:ascii="Times New Roman" w:hAnsi="Times New Roman" w:eastAsia="宋体"/>
+          <w:b/>
+          <w:sz w:val="24"/>
+        </w:rPr>
+        <w:t>思路来源与既有工作。</w:t>
+      </w:r>
+      <w:r>
+        <w:rPr>
+          <w:rFonts w:ascii="Times New Roman" w:hAnsi="Times New Roman" w:eastAsia="宋体"/>
           <w:b w:val="0"/>
           <w:sz w:val="24"/>
         </w:rPr>
-        <w:t>本项的验证方式为：在同一文献库、同一底座与同一检索预算下，与不作条件区分的常规 RAG、仅按语义重排的 RAG、以及按规则硬过滤条件的 RAG 三种做法对照；并分别移除条件元组绑定、条件判定、依据标注三个环节，检验各自贡献。</w:t>
+        <w:t xml:space="preserve"> "检索到的证据未必适用于当前问题"这一认识并非本课题首创，也无需首创。生物医学领域已有工作把连续推理改为条件门控：构建条件感知的知识图谱，按查询条件激活或剪枝推理路径，并为此建立了条件问答基准</w:t>
+      </w:r>
+      <w:r>
+        <w:rPr>
+          <w:rFonts w:ascii="Times New Roman" w:hAnsi="Times New Roman" w:eastAsia="宋体"/>
+          <w:sz w:val="24"/>
+          <w:vertAlign w:val="superscript"/>
+        </w:rPr>
+        <w:fldChar w:fldCharType="begin"/>
+        <w:instrText xml:space="preserve"> REF _Ref_ref056 \h </w:instrText>
+        <w:fldChar w:fldCharType="separate"/>
+        <w:t xml:space="preserve">[56]</w:t>
+        <w:fldChar w:fldCharType="end"/>
+      </w:r>
+      <w:r>
+        <w:rPr>
+          <w:rFonts w:ascii="Times New Roman" w:hAnsi="Times New Roman" w:eastAsia="宋体"/>
+          <w:b w:val="0"/>
+          <w:sz w:val="24"/>
+        </w:rPr>
+        <w:t>。长时记忆问答方向亦有工作借鉴证据法学的区分，指出相关不等于充分，把检索重新表述为构造充分证据集</w:t>
+      </w:r>
+      <w:r>
+        <w:rPr>
+          <w:rFonts w:ascii="Times New Roman" w:hAnsi="Times New Roman" w:eastAsia="宋体"/>
+          <w:sz w:val="24"/>
+          <w:vertAlign w:val="superscript"/>
+        </w:rPr>
+        <w:fldChar w:fldCharType="begin"/>
+        <w:instrText xml:space="preserve"> REF _Ref_ref057 \h </w:instrText>
+        <w:fldChar w:fldCharType="separate"/>
+        <w:t xml:space="preserve">[57]</w:t>
+        <w:fldChar w:fldCharType="end"/>
+      </w:r>
+      <w:r>
+        <w:rPr>
+          <w:rFonts w:ascii="Times New Roman" w:hAnsi="Times New Roman" w:eastAsia="宋体"/>
+          <w:b w:val="0"/>
+          <w:sz w:val="24"/>
+        </w:rPr>
+        <w:t>。这类工作共同确认了问题本身，但实现路径与材料任务不同。</w:t>
       </w:r>
     </w:p>
     <w:p>
@@ -3302,7 +3306,7 @@
           <w:b/>
           <w:sz w:val="24"/>
         </w:rPr>
-        <w:t>拟创新点二：基于过程示范的小模型条件处置蒸馏方法（支撑性工作）。</w:t>
+        <w:t>本项换的手段。</w:t>
       </w:r>
       <w:r>
         <w:rPr>
@@ -3310,7 +3314,7 @@
           <w:b w:val="0"/>
           <w:sz w:val="24"/>
         </w:rPr>
-        <w:t xml:space="preserve"> 条件处置的正确做法依赖问题意图与整组证据，规则只能按字段一致性给出弱标签，最终处置须人工核验，因此材料领域缺乏大规模类型化训练所需的标注体系。本项以规则弱标签加人工核验构造训练集，其规模受人工成本限制；教师示范采用逐项说明的过程而非仅给结论，示范内容为"该冲突出现在哪个槽位、问题意图是什么、因此该证据在回答中承担什么角色"；并分别度量规则弱标签与人工判断的一致率、模型相对规则弱标签的增益、以及模型相对"一律标注为不确定"这一廉价基线的增量。本项定位为对第一项的支撑，不主张独立的方法创新。</w:t>
+        <w:t xml:space="preserve"> 已有工作以知识图谱承载条件，判定内嵌于图推理之中。本项改用扁平记录加条件元组：不建图谱，只在每条记录上绑定测试温度、制备工艺、试验类型三类条件字段，条件元组随检索结果一同返回。这一选择针对材料数据的特点：材料性能记录之间不存在复杂的实体关系网络，其不可比性来自同名物理量在不同实验条件下的取值差异，用字段比对即可判定，建图反而引入不必要的开销与维护成本。</w:t>
       </w:r>
     </w:p>
     <w:p>
@@ -3324,7 +3328,7 @@
           <w:b/>
           <w:sz w:val="24"/>
         </w:rPr>
-        <w:t>上述两项是相互衔接的拟研究改进，并非已证实的两个突破。方法创新集中于第一项（本体驱动的标签生成），第二项仅为其应用验证环节，不主张独立方法贡献。</w:t>
+        <w:t>本项加的流程。</w:t>
       </w:r>
       <w:r>
         <w:rPr>
@@ -3332,7 +3336,197 @@
           <w:b w:val="0"/>
           <w:sz w:val="24"/>
         </w:rPr>
-        <w:t xml:space="preserve"> 私有化部署、LoRA、量化、使用本体以及系统界面本身均不另行计为算法创新；3.1.3 的原型实现作为方法的验证载体，其工程贡献与算法贡献分别表述。</w:t>
+        <w:t xml:space="preserve"> 已有工作把条件判定作为图推理的内部步骤。本项在生成之前插入两个独立环节：其一为条件判定环节，显式输出相符、冲突、未知三种状态；其二为依据标注环节，要求答案标明所依据记录的条件，使结论的适用范围随答案给出。</w:t>
+      </w:r>
+    </w:p>
+    <w:p>
+      <w:pPr>
+        <w:ind w:firstLine="480" w:firstLineChars="200"/>
+        <w:spacing w:line="312" w:lineRule="auto"/>
+      </w:pPr>
+      <w:r>
+        <w:rPr>
+          <w:rFonts w:ascii="Times New Roman" w:hAnsi="Times New Roman" w:eastAsia="宋体"/>
+          <w:b/>
+          <w:sz w:val="24"/>
+        </w:rPr>
+        <w:t>为何这两处构成创新点而非换皮。</w:t>
+      </w:r>
+      <w:r>
+        <w:rPr>
+          <w:rFonts w:ascii="Times New Roman" w:hAnsi="Times New Roman" w:eastAsia="宋体"/>
+          <w:b w:val="0"/>
+          <w:sz w:val="24"/>
+        </w:rPr>
+        <w:t xml:space="preserve"> 关键不在是否建图，而在于</w:t>
+      </w:r>
+      <w:r>
+        <w:rPr>
+          <w:rFonts w:ascii="Times New Roman" w:hAnsi="Times New Roman" w:eastAsia="宋体"/>
+          <w:b/>
+          <w:sz w:val="24"/>
+        </w:rPr>
+        <w:t>这两个新增环节可以被单独移除并测量</w:t>
+      </w:r>
+      <w:r>
+        <w:rPr>
+          <w:rFonts w:ascii="Times New Roman" w:hAnsi="Times New Roman" w:eastAsia="宋体"/>
+          <w:b w:val="0"/>
+          <w:sz w:val="24"/>
+        </w:rPr>
+        <w:t>。图谱内嵌式的判定与推理耦合在一起，无法回答"如果只去掉条件判定会怎样"；本项的两个环节彼此独立，可分别消融，因而能测出各自贡献。这一可分解性是方法层面的实质差异，而非实现细节的偏好。</w:t>
+      </w:r>
+    </w:p>
+    <w:p>
+      <w:pPr>
+        <w:ind w:firstLine="480" w:firstLineChars="200"/>
+        <w:spacing w:line="312" w:lineRule="auto"/>
+      </w:pPr>
+      <w:r>
+        <w:rPr>
+          <w:rFonts w:ascii="Times New Roman" w:hAnsi="Times New Roman" w:eastAsia="宋体"/>
+          <w:b/>
+          <w:sz w:val="24"/>
+        </w:rPr>
+        <w:t>可检验的主张。</w:t>
+      </w:r>
+      <w:r>
+        <w:rPr>
+          <w:rFonts w:ascii="Times New Roman" w:hAnsi="Times New Roman" w:eastAsia="宋体"/>
+          <w:b w:val="0"/>
+          <w:sz w:val="24"/>
+        </w:rPr>
+        <w:t xml:space="preserve"> 与不作条件区分的常规 RAG、仅按语义重排的 RAG、以及按规则硬过滤条件的 RAG 三种做法对照；并分别移除条件元组绑定、条件判定、依据标注三个环节。若移除某一环节后正确率不降，则该环节不构成贡献，如实报告。特别设置文本拼接对照：把条件字段拼成自然语言写入检索单元但不做结构化绑定，若该做法与完整方案效果相当，则条件元组的结构化组织方式不成立。</w:t>
+      </w:r>
+    </w:p>
+    <w:p>
+      <w:pPr>
+        <w:ind w:firstLine="480" w:firstLineChars="200"/>
+        <w:spacing w:line="312" w:lineRule="auto"/>
+      </w:pPr>
+      <w:r>
+        <w:rPr>
+          <w:rFonts w:ascii="Times New Roman" w:hAnsi="Times New Roman" w:eastAsia="宋体"/>
+          <w:b/>
+          <w:sz w:val="24"/>
+        </w:rPr>
+        <w:t>拟创新点二：以规则弱标签加人工核验构造训练集、并以过程示范蒸馏条件处置能力的方法。</w:t>
+      </w:r>
+      <w:r>
+        <w:rPr>
+          <w:rFonts w:ascii="Times New Roman" w:hAnsi="Times New Roman" w:eastAsia="宋体"/>
+          <w:b w:val="0"/>
+          <w:sz w:val="24"/>
+        </w:rPr>
+        <w:t xml:space="preserve"> 条件处置的正确做法依赖问题意图与整组证据，规则只能按字段一致性给出弱标签，最终处置须人工核验。已有的弱监督与主动标注工作研究的是"如何用规则加少量标注获得高覆盖标签"</w:t>
+      </w:r>
+      <w:r>
+        <w:rPr>
+          <w:rFonts w:ascii="Times New Roman" w:hAnsi="Times New Roman" w:eastAsia="宋体"/>
+          <w:sz w:val="24"/>
+          <w:vertAlign w:val="superscript"/>
+        </w:rPr>
+        <w:fldChar w:fldCharType="begin"/>
+        <w:instrText xml:space="preserve"> REF _Ref_ref058 \h </w:instrText>
+        <w:fldChar w:fldCharType="separate"/>
+        <w:t xml:space="preserve">[58]</w:t>
+        <w:fldChar w:fldCharType="end"/>
+      </w:r>
+      <w:r>
+        <w:rPr>
+          <w:rFonts w:ascii="Times New Roman" w:hAnsi="Times New Roman" w:eastAsia="宋体"/>
+          <w:b w:val="0"/>
+          <w:sz w:val="24"/>
+        </w:rPr>
+        <w:t>，其对象是样本分类标签，判定依据是样本本身；本项的对象是"该证据在答案中承担何种角色"，其判定依据是问题意图与整组候选证据的关系，二者不同。</w:t>
+      </w:r>
+    </w:p>
+    <w:p>
+      <w:pPr>
+        <w:ind w:firstLine="480" w:firstLineChars="200"/>
+        <w:spacing w:line="312" w:lineRule="auto"/>
+      </w:pPr>
+      <w:r>
+        <w:rPr>
+          <w:rFonts w:ascii="Times New Roman" w:hAnsi="Times New Roman" w:eastAsia="宋体"/>
+          <w:b/>
+          <w:sz w:val="24"/>
+        </w:rPr>
+        <w:t>换的手段。</w:t>
+      </w:r>
+      <w:r>
+        <w:rPr>
+          <w:rFonts w:ascii="Times New Roman" w:hAnsi="Times New Roman" w:eastAsia="宋体"/>
+          <w:b w:val="0"/>
+          <w:sz w:val="24"/>
+        </w:rPr>
+        <w:t xml:space="preserve"> 不采用主动学习的样本选择策略，而以规则弱标签提供标注起点、人工仅核验规则无法确定的冲突样本，标注成本集中在规则盲区而非全量样本。</w:t>
+      </w:r>
+    </w:p>
+    <w:p>
+      <w:pPr>
+        <w:ind w:firstLine="480" w:firstLineChars="200"/>
+        <w:spacing w:line="312" w:lineRule="auto"/>
+      </w:pPr>
+      <w:r>
+        <w:rPr>
+          <w:rFonts w:ascii="Times New Roman" w:hAnsi="Times New Roman" w:eastAsia="宋体"/>
+          <w:b/>
+          <w:sz w:val="24"/>
+        </w:rPr>
+        <w:t>加的流程。</w:t>
+      </w:r>
+      <w:r>
+        <w:rPr>
+          <w:rFonts w:ascii="Times New Roman" w:hAnsi="Times New Roman" w:eastAsia="宋体"/>
+          <w:b w:val="0"/>
+          <w:sz w:val="24"/>
+        </w:rPr>
+        <w:t xml:space="preserve"> 教师示范不给出最终处置结论，而逐项说明判断过程：冲突出现在哪个字段、问题意图是什么、据此选择哪种处置。学生学的是这一决策链而非结论映射，因而遇到未见的条件组合时可复用判断方法。</w:t>
+      </w:r>
+    </w:p>
+    <w:p>
+      <w:pPr>
+        <w:ind w:firstLine="480" w:firstLineChars="200"/>
+        <w:spacing w:line="312" w:lineRule="auto"/>
+      </w:pPr>
+      <w:r>
+        <w:rPr>
+          <w:rFonts w:ascii="Times New Roman" w:hAnsi="Times New Roman" w:eastAsia="宋体"/>
+          <w:b/>
+          <w:sz w:val="24"/>
+        </w:rPr>
+        <w:t>可检验的主张。</w:t>
+      </w:r>
+      <w:r>
+        <w:rPr>
+          <w:rFonts w:ascii="Times New Roman" w:hAnsi="Times New Roman" w:eastAsia="宋体"/>
+          <w:b w:val="0"/>
+          <w:sz w:val="24"/>
+        </w:rPr>
+        <w:t xml:space="preserve"> 分别度量规则弱标签与人工判断的一致率、模型相对规则弱标签的增益、以及模型相对"一律标注为不确定"这一廉价基线的增量。第三项对照的作用是排除"模型只是学会了保守"这一替代解释；若模型与廉价基线相当，则蒸馏的必要性需要重新论证。</w:t>
+      </w:r>
+    </w:p>
+    <w:p>
+      <w:pPr>
+        <w:ind w:firstLine="480" w:firstLineChars="200"/>
+        <w:spacing w:line="312" w:lineRule="auto"/>
+      </w:pPr>
+      <w:r>
+        <w:rPr>
+          <w:rFonts w:ascii="Times New Roman" w:hAnsi="Times New Roman" w:eastAsia="宋体"/>
+          <w:b/>
+          <w:sz w:val="24"/>
+        </w:rPr>
+        <w:t>上述两项是相互衔接的拟研究改进，并非已证实的两个突破。两项各含一处可单独消融的流程改动：第一项新增条件判定与依据标注两个独立环节，第二项以过程示范替代结论示范。</w:t>
+      </w:r>
+      <w:r>
+        <w:rPr>
+          <w:rFonts w:ascii="Times New Roman" w:hAnsi="Times New Roman" w:eastAsia="宋体"/>
+          <w:b w:val="0"/>
+          <w:sz w:val="24"/>
+        </w:rPr>
+        <w:t xml:space="preserve"> 需说明的是，两项所依据的基本思路（条件影响证据可用性、规则加人工构造弱标签）均为已有研究提出过的方向，本课题不主张思想首创；其贡献在于面向材料任务替换了实现手段（条件元组替代知识图谱）并新增了可独立测量的处理环节。私有化部署、LoRA、量化及系统界面本身均不另行计为创新；3.1.3 的多步 Agent 执行器作为验证载体，其工程贡献与算法贡献分别表述，不主张算法创新。</w:t>
       </w:r>
     </w:p>
     <w:p>
@@ -6831,6 +7025,72 @@
         <w:t xml:space="preserve"> Materials dual-source knowledge retrieval-augmented generation for local large language models in photocatalysts[J]. Journal of Chemical Information and Modeling, 2025. DOI: 10.1021/acs.jcim.5c01941.</w:t>
       </w:r>
     </w:p>
+    <w:p>
+      <w:pPr>
+        <w:spacing w:line="312" w:lineRule="auto"/>
+        <w:ind w:left="480" w:leftChars="0" w:hanging="480" w:hangingChars="200"/>
+      </w:pPr>
+      <w:bookmarkStart w:id="1056" w:name="_Ref_ref056"/>
+      <w:r>
+        <w:rPr>
+          <w:rFonts w:ascii="Times New Roman" w:hAnsi="Times New Roman" w:eastAsia="宋体"/>
+          <w:sz w:val="21"/>
+        </w:rPr>
+        <w:t>[56]</w:t>
+      </w:r>
+      <w:bookmarkEnd w:id="1056"/>
+      <w:r>
+        <w:rPr>
+          <w:rFonts w:ascii="Times New Roman" w:hAnsi="Times New Roman" w:eastAsia="宋体"/>
+          <w:sz w:val="21"/>
+        </w:rPr>
+        <w:t xml:space="preserve"> Condition-gated reasoning for context-dependent biomedical question answering[EB/OL]. arXiv:2602.17911, 2026.（预印本）</w:t>
+      </w:r>
+    </w:p>
+    <w:p>
+      <w:pPr>
+        <w:spacing w:line="312" w:lineRule="auto"/>
+        <w:ind w:left="480" w:leftChars="0" w:hanging="480" w:hangingChars="200"/>
+      </w:pPr>
+      <w:bookmarkStart w:id="1057" w:name="_Ref_ref057"/>
+      <w:r>
+        <w:rPr>
+          <w:rFonts w:ascii="Times New Roman" w:hAnsi="Times New Roman" w:eastAsia="宋体"/>
+          <w:sz w:val="21"/>
+        </w:rPr>
+        <w:t>[57]</w:t>
+      </w:r>
+      <w:bookmarkEnd w:id="1057"/>
+      <w:r>
+        <w:rPr>
+          <w:rFonts w:ascii="Times New Roman" w:hAnsi="Times New Roman" w:eastAsia="宋体"/>
+          <w:sz w:val="21"/>
+        </w:rPr>
+        <w:t xml:space="preserve"> Relevance is not sufficiency: what actually closes the evidence gap in long-term memory QA[EB/OL]. arXiv:2610.09348, 2026.（预印本）</w:t>
+      </w:r>
+    </w:p>
+    <w:p>
+      <w:pPr>
+        <w:spacing w:line="312" w:lineRule="auto"/>
+        <w:ind w:left="480" w:leftChars="0" w:hanging="480" w:hangingChars="200"/>
+      </w:pPr>
+      <w:bookmarkStart w:id="1058" w:name="_Ref_ref058"/>
+      <w:r>
+        <w:rPr>
+          <w:rFonts w:ascii="Times New Roman" w:hAnsi="Times New Roman" w:eastAsia="宋体"/>
+          <w:sz w:val="21"/>
+        </w:rPr>
+        <w:t>[58]</w:t>
+      </w:r>
+      <w:bookmarkEnd w:id="1058"/>
+      <w:r>
+        <w:rPr>
+          <w:rFonts w:ascii="Times New Roman" w:hAnsi="Times New Roman" w:eastAsia="宋体"/>
+          <w:sz w:val="21"/>
+        </w:rPr>
+        <w:t xml:space="preserve"> Guan N, Koudas N. ActiveDP: bridging active learning and data programming[EB/OL]. arXiv:2402.06056, 2024.（预印本）</w:t>
+      </w:r>
+    </w:p>
     <w:sectPr>
       <w:footerReference w:type="default" r:id="rId10"/>
       <w:pgSz w:w="11906" w:h="16838"/>

--- a/开题报告_领域小模型蒸馏与知识增强/V4_范本对齐_2026-10-26/开题报告_V4.docx
+++ b/开题报告_领域小模型蒸馏与知识增强/V4_范本对齐_2026-10-26/开题报告_V4.docx
@@ -2371,7 +2371,7 @@
           <w:b/>
           <w:sz w:val="28"/>
         </w:rPr>
-        <w:t>3.1.1 条件可比的证据组织与答案生成方法</w:t>
+        <w:t>3.1.1 基于条件覆盖度计算的证据适用性评估方法</w:t>
       </w:r>
     </w:p>
     <w:p>
@@ -2393,7 +2393,7 @@
           <w:b w:val="0"/>
           <w:sz w:val="24"/>
         </w:rPr>
-        <w:t xml:space="preserve"> 材料文献问答的困难不在于检索不到内容，而在于检索到的内容常常不可直接比较。同一成分在不同热处理状态、不同测试温度下的性能记录，语义上高度相似、检索系统会把它们一并返回，但物理上并不构成同一条件下的观测。若模型把 800 摄氏度下的强度数据用于回答室温问题，输出的数字本身来自真实文献、引用可追溯，结论却在物理上不成立。这类错误不体现在语法或数值层面，是本场景最隐蔽的失效。</w:t>
+        <w:t xml:space="preserve"> 材料性能数据的可用性由观测条件决定，而条件本身大多不是离散类别。测试温度是带量纲的连续量，制备工艺是工序链上的一段，二者都存在"接近程度"之分。当前通行做法是把条件判定写成离散分类：相符、冲突、未知。这一做法实现简单，但抹掉了量的差别：温度相差五度与相差七百度被判成同一结果，实际可用性却相差极大。</w:t>
       </w:r>
     </w:p>
     <w:p>
@@ -2407,6 +2407,28 @@
           <w:b/>
           <w:sz w:val="24"/>
         </w:rPr>
+        <w:t>实测依据。</w:t>
+      </w:r>
+      <w:r>
+        <w:rPr>
+          <w:rFonts w:ascii="Times New Roman" w:hAnsi="Times New Roman" w:eastAsia="宋体"/>
+          <w:b w:val="0"/>
+          <w:sz w:val="24"/>
+        </w:rPr>
+        <w:t xml:space="preserve"> 对主线数据中同成分、温度不同的四千六百六十二对配对做统计：按离散分类判定，这些配对全部落入"冲突"一档。但按其温差分布看，温差不超过五摄氏度者一百一十九对，六至二十摄氏度者八十一对，合计两百对约占百分之四点三。这两百对在物理上接近等价，离散判定却把它们与相差数百度的配对一并排除。对一篇材料问答系统而言，这意味着四点三成的可用证据被误弃。</w:t>
+      </w:r>
+    </w:p>
+    <w:p>
+      <w:pPr>
+        <w:ind w:firstLine="480" w:firstLineChars="200"/>
+        <w:spacing w:line="312" w:lineRule="auto"/>
+      </w:pPr>
+      <w:r>
+        <w:rPr>
+          <w:rFonts w:ascii="Times New Roman" w:hAnsi="Times New Roman" w:eastAsia="宋体"/>
+          <w:b/>
+          <w:sz w:val="24"/>
+        </w:rPr>
         <w:t>当前面临的问题。</w:t>
       </w:r>
       <w:r>
@@ -2415,7 +2437,208 @@
           <w:b w:val="0"/>
           <w:sz w:val="24"/>
         </w:rPr>
-        <w:t xml:space="preserve"> 三个困难使既有做法难以处理这一情形。第一，条件不可比性无法由文本相似度识别。两条记录讲的是同一合金同一指标，嵌入向量几乎相同，通用检索器没有理由区分它们。第二，答案层面的错误难以归因。当最终答案错误时，无法判断是没检索到相关记录、检索到了但条件不符、还是生成本身出错，而这三类错误需要完全不同的改进手段。第三，小模型缺乏判断条件的能力。已有大规模实证研究给出明确数据：即使提供保证含正确答案的检索结果，参数量不超过七十亿的模型在自身无法回答的问题上仍有百分之八十五至一百的提取失败率；任何检索还会破坏原本答对的百分之四十二至一百的答案，主要失效模式是完全忽略给出的上下文</w:t>
+        <w:t xml:space="preserve"> 三个困难使覆盖度计算不能直接套用。第一，各维度性质不同：温度是连续量，可用区间重叠度量；制备工艺在工序链上有序，但取值是类别标签，需先定义顺序再计算偏移；试验类型（压缩与拉伸）在物理上互斥，无法连续化，只能保持离散。第二，覆盖度无法由字段值单独确定，需结合问题的容差要求：用户问"室温"时的容差与问"具体二十五摄氏度"时不同。第三，单一覆盖度数值不足以支撑后续决策，还需知道哪个维度缺失，否则无法区分"条件接近但缺一项"与"各项都远但齐全"。</w:t>
+      </w:r>
+    </w:p>
+    <w:p>
+      <w:pPr>
+        <w:ind w:firstLine="480" w:firstLineChars="200"/>
+        <w:spacing w:line="312" w:lineRule="auto"/>
+      </w:pPr>
+      <w:r>
+        <w:rPr>
+          <w:rFonts w:ascii="Times New Roman" w:hAnsi="Times New Roman" w:eastAsia="宋体"/>
+          <w:b/>
+          <w:sz w:val="24"/>
+        </w:rPr>
+        <w:t>若不解决会导致什么。</w:t>
+      </w:r>
+      <w:r>
+        <w:rPr>
+          <w:rFonts w:ascii="Times New Roman" w:hAnsi="Times New Roman" w:eastAsia="宋体"/>
+          <w:b w:val="0"/>
+          <w:sz w:val="24"/>
+        </w:rPr>
+        <w:t xml:space="preserve"> 若继续用离散判定，后果有二。其一，可用证据被系统性误弃，正确率上限被人为压低，且这一损失不会体现在任何单一指标上，只是整体正确率偏低而原因不明。其二，判定结果无法支持分级处置：离散三态下只有"用"与"不用"两种动作，而覆盖度可以支持"直接用""标注条件后使用""仅作背景"等多种处置，处置粒度受限于判定粒度。</w:t>
+      </w:r>
+    </w:p>
+    <w:p>
+      <w:pPr>
+        <w:ind w:firstLine="480" w:firstLineChars="200"/>
+        <w:spacing w:line="312" w:lineRule="auto"/>
+      </w:pPr>
+      <w:r>
+        <w:rPr>
+          <w:rFonts w:ascii="Times New Roman" w:hAnsi="Times New Roman" w:eastAsia="宋体"/>
+          <w:b/>
+          <w:sz w:val="24"/>
+        </w:rPr>
+        <w:t>本课题采用的解决方法。</w:t>
+      </w:r>
+      <w:r>
+        <w:rPr>
+          <w:rFonts w:ascii="Times New Roman" w:hAnsi="Times New Roman" w:eastAsia="宋体"/>
+          <w:b w:val="0"/>
+          <w:sz w:val="24"/>
+        </w:rPr>
+        <w:t xml:space="preserve"> 按维度分别定义覆盖度，再合成为结构化输出。</w:t>
+      </w:r>
+    </w:p>
+    <w:p>
+      <w:pPr>
+        <w:ind w:firstLine="480" w:firstLineChars="200"/>
+        <w:spacing w:line="312" w:lineRule="auto"/>
+      </w:pPr>
+      <w:r>
+        <w:rPr>
+          <w:rFonts w:ascii="Times New Roman" w:hAnsi="Times New Roman" w:eastAsia="宋体"/>
+          <w:b w:val="0"/>
+          <w:sz w:val="24"/>
+        </w:rPr>
+        <w:t>第一步，温度维度用区间重叠度。问题给出目标温度与容差区间，证据记录给出实测温度，两者按区间重叠比例计算覆盖度；重叠为零时再按距离衰减，使"相差一度"与"相差五百度"得到不同的低值，而非同为冲突。</w:t>
+      </w:r>
+    </w:p>
+    <w:p>
+      <w:pPr>
+        <w:ind w:firstLine="480" w:firstLineChars="200"/>
+        <w:spacing w:line="312" w:lineRule="auto"/>
+      </w:pPr>
+      <w:r>
+        <w:rPr>
+          <w:rFonts w:ascii="Times New Roman" w:hAnsi="Times New Roman" w:eastAsia="宋体"/>
+          <w:b w:val="0"/>
+          <w:sz w:val="24"/>
+        </w:rPr>
+        <w:t>第二步，制备工艺维度用工序链偏移度。先把工艺标签映射到工序链上的位置（铸态、均匀化、退火、轧制等有先后关系），再按两记录在链上的距离计算偏移度。该映射需材料领域确认，在开题阶段列为待校准项，不由本研究单方面设定。</w:t>
+      </w:r>
+    </w:p>
+    <w:p>
+      <w:pPr>
+        <w:ind w:firstLine="480" w:firstLineChars="200"/>
+        <w:spacing w:line="312" w:lineRule="auto"/>
+      </w:pPr>
+      <w:r>
+        <w:rPr>
+          <w:rFonts w:ascii="Times New Roman" w:hAnsi="Times New Roman" w:eastAsia="宋体"/>
+          <w:b w:val="0"/>
+          <w:sz w:val="24"/>
+        </w:rPr>
+        <w:t>第三步，试验类型保持离散。压缩与拉伸在物理上不可换算，不强行连续化，取值为可用或不可用。</w:t>
+      </w:r>
+    </w:p>
+    <w:p>
+      <w:pPr>
+        <w:ind w:firstLine="480" w:firstLineChars="200"/>
+        <w:spacing w:line="312" w:lineRule="auto"/>
+      </w:pPr>
+      <w:r>
+        <w:rPr>
+          <w:rFonts w:ascii="Times New Roman" w:hAnsi="Times New Roman" w:eastAsia="宋体"/>
+          <w:b w:val="0"/>
+          <w:sz w:val="24"/>
+        </w:rPr>
+        <w:t>第四步，合成与缺失识别。四个维度合成覆盖度向量而非单一分数，同时输出缺失维度列表，使下游能区分"条件接近但缺一项"与"各项均远但齐全"两种不同情形。</w:t>
+      </w:r>
+    </w:p>
+    <w:p>
+      <w:pPr>
+        <w:ind w:firstLine="480" w:firstLineChars="200"/>
+        <w:spacing w:line="312" w:lineRule="auto"/>
+      </w:pPr>
+      <w:r>
+        <w:rPr>
+          <w:rFonts w:ascii="Times New Roman" w:hAnsi="Times New Roman" w:eastAsia="宋体"/>
+          <w:b/>
+          <w:sz w:val="24"/>
+        </w:rPr>
+        <w:t>该算法能解决什么问题。</w:t>
+      </w:r>
+      <w:r>
+        <w:rPr>
+          <w:rFonts w:ascii="Times New Roman" w:hAnsi="Times New Roman" w:eastAsia="宋体"/>
+          <w:b w:val="0"/>
+          <w:sz w:val="24"/>
+        </w:rPr>
+        <w:t xml:space="preserve"> 覆盖度输出保留了量的差别，使四点三成本可用的证据不再被误弃；结构化输出支持分级处置，判定粒度不再受限于三态；缺失维度可单独识别，为后续的补充检索或澄清追问提供依据。这三个效果都可分别测量，不依赖整体正确率的单一数字。</w:t>
+      </w:r>
+    </w:p>
+    <w:p>
+      <w:pPr>
+        <w:ind w:firstLine="480" w:firstLineChars="200"/>
+        <w:spacing w:line="312" w:lineRule="auto"/>
+      </w:pPr>
+      <w:r>
+        <w:rPr>
+          <w:rFonts w:ascii="Times New Roman" w:hAnsi="Times New Roman" w:eastAsia="宋体"/>
+          <w:b/>
+          <w:sz w:val="24"/>
+        </w:rPr>
+        <w:t>整体目标。</w:t>
+      </w:r>
+      <w:r>
+        <w:rPr>
+          <w:rFonts w:ascii="Times New Roman" w:hAnsi="Times New Roman" w:eastAsia="宋体"/>
+          <w:b w:val="0"/>
+          <w:sz w:val="24"/>
+        </w:rPr>
+        <w:t xml:space="preserve"> 预期形成一套按维度定义的证据适用性覆盖度计算方法，并在条件敏感问题上与离散三态判定、按规则硬过滤两种做法对照，报告正确率差异及其来源。</w:t>
+      </w:r>
+    </w:p>
+    <w:p>
+      <w:pPr>
+        <w:pStyle w:val="Heading3"/>
+      </w:pPr>
+      <w:r>
+        <w:rPr>
+          <w:rFonts w:ascii="Times New Roman" w:hAnsi="Times New Roman" w:eastAsia="黑体"/>
+          <w:b/>
+          <w:sz w:val="28"/>
+        </w:rPr>
+        <w:t>3.1.2 小模型的条件覆盖度修正与处置决策蒸馏</w:t>
+      </w:r>
+    </w:p>
+    <w:p>
+      <w:pPr>
+        <w:ind w:firstLine="480" w:firstLineChars="200"/>
+        <w:spacing w:line="312" w:lineRule="auto"/>
+      </w:pPr>
+      <w:r>
+        <w:rPr>
+          <w:rFonts w:ascii="Times New Roman" w:hAnsi="Times New Roman" w:eastAsia="宋体"/>
+          <w:b/>
+          <w:sz w:val="24"/>
+        </w:rPr>
+        <w:t>研究背景与意义。</w:t>
+      </w:r>
+      <w:r>
+        <w:rPr>
+          <w:rFonts w:ascii="Times New Roman" w:hAnsi="Times New Roman" w:eastAsia="宋体"/>
+          <w:b w:val="0"/>
+          <w:sz w:val="24"/>
+        </w:rPr>
+        <w:t xml:space="preserve"> 覆盖度计算由规则完成，但规则只能给出几何意义上的量，无法判断该量在真实问答中是否可接受。温度重叠度为零点六意味着"可以勉强使用"还是"仍应排除"，取决于材料类型、性能指标与用户容差，规则无法枚举。这一判断需由模型学习，而模型须先有可靠的训练信号。</w:t>
+      </w:r>
+    </w:p>
+    <w:p>
+      <w:pPr>
+        <w:ind w:firstLine="480" w:firstLineChars="200"/>
+        <w:spacing w:line="312" w:lineRule="auto"/>
+      </w:pPr>
+      <w:r>
+        <w:rPr>
+          <w:rFonts w:ascii="Times New Roman" w:hAnsi="Times New Roman" w:eastAsia="宋体"/>
+          <w:b/>
+          <w:sz w:val="24"/>
+        </w:rPr>
+        <w:t>实测依据。</w:t>
+      </w:r>
+      <w:r>
+        <w:rPr>
+          <w:rFonts w:ascii="Times New Roman" w:hAnsi="Times New Roman" w:eastAsia="宋体"/>
+          <w:b w:val="0"/>
+          <w:sz w:val="24"/>
+        </w:rPr>
+        <w:t xml:space="preserve"> 对主线数据的统计显示，条件字段已高度标准化：制备工艺仅有若干枚举取值，试验类型分压缩与拉伸，温度为数值型字段。按问题与证据的配对统计，规则能够完全判定的情形约占百分之八十九，另有约百分之七可部分判定，真正无规则结论的约百分之四。这一分布决定了模型的任务不应是"判断条件是否相符"（规则已能算），而应是"给定算出的覆盖度，判断该证据在答案中应承担何种角色"。小模型能否有效利用给定的结构化信息本身需要验证：已有实证显示参数量较小的模型即使获得含正确信息的输入，仍存在提取失败</w:t>
       </w:r>
       <w:r>
         <w:rPr>
@@ -2435,7 +2658,7 @@
           <w:b w:val="0"/>
           <w:sz w:val="24"/>
         </w:rPr>
-        <w:t>。这说明小模型不仅需要好的检索结果，还需要被明确教会如何使用这些结果。</w:t>
+        <w:t>，故本项对模型的增益单独设对照而非预设成立。</w:t>
       </w:r>
     </w:p>
     <w:p>
@@ -2449,7 +2672,7 @@
           <w:b/>
           <w:sz w:val="24"/>
         </w:rPr>
-        <w:t>若不解决会导致什么。</w:t>
+        <w:t>当前面临的问题。</w:t>
       </w:r>
       <w:r>
         <w:rPr>
@@ -2457,7 +2680,27 @@
           <w:b w:val="0"/>
           <w:sz w:val="24"/>
         </w:rPr>
-        <w:t xml:space="preserve"> 后果首先体现为看似有据的错误：答案带着真实文献的引用，条件却不匹配，比没有引用更具误导性。其次是改进方向失焦：若不能区分"检索失败""条件误用""生成失败"三类错误，任何改进都无法评估其真实作用。第三是结论不可复现：条件信息在答案中缺失，使用者无法判断该结论在什么范围内成立。</w:t>
+        <w:t xml:space="preserve"> 三个困难制约这一训练。第一，标签来源。覆盖度到处置的映射没有现成标注体系，只能由规则给出弱标签、人工核验修正，规模受人工成本约束；此类"不作生成、只作判定"的范式已有工作做过证据审计并给出评估清单</w:t>
+      </w:r>
+      <w:r>
+        <w:rPr>
+          <w:rFonts w:ascii="Times New Roman" w:hAnsi="Times New Roman" w:eastAsia="宋体"/>
+          <w:sz w:val="24"/>
+          <w:vertAlign w:val="superscript"/>
+        </w:rPr>
+        <w:fldChar w:fldCharType="begin"/>
+        <w:instrText xml:space="preserve"> REF _Ref_ref050 \h </w:instrText>
+        <w:fldChar w:fldCharType="separate"/>
+        <w:t xml:space="preserve">[50]</w:t>
+        <w:fldChar w:fldCharType="end"/>
+      </w:r>
+      <w:r>
+        <w:rPr>
+          <w:rFonts w:ascii="Times New Roman" w:hAnsi="Times New Roman" w:eastAsia="宋体"/>
+          <w:b w:val="0"/>
+          <w:sz w:val="24"/>
+        </w:rPr>
+        <w:t>，其共同前提是存在可靠的选项定义与标签来源。第二，输入表示。若把原始文本喂给模型，模型需重新学习如何比对条件，而这部分规则已算得更好；应以覆盖度向量与缺失维度列表为输入，使模型专注于阈值判断而非重复计算。第三，评价。若不能把模型的贡献与规则阈值分开计量，就无法判断模型是否必要。</w:t>
       </w:r>
     </w:p>
     <w:p>
@@ -2471,7 +2714,7 @@
           <w:b/>
           <w:sz w:val="24"/>
         </w:rPr>
-        <w:t>本课题采用的解决方法。</w:t>
+        <w:t>若不解决会导致什么。</w:t>
       </w:r>
       <w:r>
         <w:rPr>
@@ -2479,7 +2722,39 @@
           <w:b w:val="0"/>
           <w:sz w:val="24"/>
         </w:rPr>
-        <w:t xml:space="preserve"> 针对上述三点，本部分按以下步骤展开。</w:t>
+        <w:t xml:space="preserve"> 若模型从原始文本重新学判定，一是浪费训练信号，二是引入规则已解决的误差。若不做分离计量，则可能出现模型增益微弱而未被察觉的情形。若标签完全依赖规则而不加人工核验，则标签错误会沿模型传播，而错误来源无法追溯。已有的蒸馏可靠性研究亦表明，训练样本的可靠性估计会影响蒸馏效果，可靠性不足时蒸馏可能带来负迁移</w:t>
+      </w:r>
+      <w:r>
+        <w:rPr>
+          <w:rFonts w:ascii="Times New Roman" w:hAnsi="Times New Roman" w:eastAsia="宋体"/>
+          <w:sz w:val="24"/>
+          <w:vertAlign w:val="superscript"/>
+        </w:rPr>
+        <w:fldChar w:fldCharType="begin"/>
+        <w:instrText xml:space="preserve"> REF _Ref_ref060 \h </w:instrText>
+        <w:fldChar w:fldCharType="separate"/>
+        <w:t xml:space="preserve">[60]</w:t>
+        <w:fldChar w:fldCharType="end"/>
+      </w:r>
+      <w:r>
+        <w:rPr>
+          <w:rFonts w:ascii="Times New Roman" w:hAnsi="Times New Roman" w:eastAsia="宋体"/>
+          <w:sz w:val="24"/>
+          <w:vertAlign w:val="superscript"/>
+        </w:rPr>
+        <w:fldChar w:fldCharType="begin"/>
+        <w:instrText xml:space="preserve"> REF _Ref_ref061 \h </w:instrText>
+        <w:fldChar w:fldCharType="separate"/>
+        <w:t xml:space="preserve">[61]</w:t>
+        <w:fldChar w:fldCharType="end"/>
+      </w:r>
+      <w:r>
+        <w:rPr>
+          <w:rFonts w:ascii="Times New Roman" w:hAnsi="Times New Roman" w:eastAsia="宋体"/>
+          <w:b w:val="0"/>
+          <w:sz w:val="24"/>
+        </w:rPr>
+        <w:t>。</w:t>
       </w:r>
     </w:p>
     <w:p>
@@ -2490,10 +2765,360 @@
       <w:r>
         <w:rPr>
           <w:rFonts w:ascii="Times New Roman" w:hAnsi="Times New Roman" w:eastAsia="宋体"/>
+          <w:b/>
+          <w:sz w:val="24"/>
+        </w:rPr>
+        <w:t>本课题采用的解决方法。</w:t>
+      </w:r>
+      <w:r>
+        <w:rPr>
+          <w:rFonts w:ascii="Times New Roman" w:hAnsi="Times New Roman" w:eastAsia="宋体"/>
           <w:b w:val="0"/>
           <w:sz w:val="24"/>
         </w:rPr>
-        <w:t>第一步，为每条证据绑定条件元组。对文献抽取所得数据库的核查显示结构性错误占比可观且会沿下游传导</w:t>
+        <w:t xml:space="preserve"> 分三步处理。</w:t>
+      </w:r>
+    </w:p>
+    <w:p>
+      <w:pPr>
+        <w:ind w:firstLine="480" w:firstLineChars="200"/>
+        <w:spacing w:line="312" w:lineRule="auto"/>
+      </w:pPr>
+      <w:r>
+        <w:rPr>
+          <w:rFonts w:ascii="Times New Roman" w:hAnsi="Times New Roman" w:eastAsia="宋体"/>
+          <w:b w:val="0"/>
+          <w:sz w:val="24"/>
+        </w:rPr>
+        <w:t>第一步，以覆盖度向量为输入的轻量判别模型。模型的输入不是原始文本，而是规则算出的覆盖度向量与缺失维度标志；输出是对该覆盖度的修正量与处置建议（直接采用、标注条件后采用、仅作背景、排除）。这一设计使模型与规则分工明确：规则负责计算几何量，模型负责判断该量是否可接受。</w:t>
+      </w:r>
+    </w:p>
+    <w:p>
+      <w:pPr>
+        <w:ind w:firstLine="480" w:firstLineChars="200"/>
+        <w:spacing w:line="312" w:lineRule="auto"/>
+      </w:pPr>
+      <w:r>
+        <w:rPr>
+          <w:rFonts w:ascii="Times New Roman" w:hAnsi="Times New Roman" w:eastAsia="宋体"/>
+          <w:b w:val="0"/>
+          <w:sz w:val="24"/>
+        </w:rPr>
+        <w:t>第二步，规则弱标签加人工核验构造训练集。已有弱监督工作研究如何用规则加少量人工标注获得高覆盖标签</w:t>
+      </w:r>
+      <w:r>
+        <w:rPr>
+          <w:rFonts w:ascii="Times New Roman" w:hAnsi="Times New Roman" w:eastAsia="宋体"/>
+          <w:sz w:val="24"/>
+          <w:vertAlign w:val="superscript"/>
+        </w:rPr>
+        <w:fldChar w:fldCharType="begin"/>
+        <w:instrText xml:space="preserve"> REF _Ref_ref058 \h </w:instrText>
+        <w:fldChar w:fldCharType="separate"/>
+        <w:t xml:space="preserve">[58]</w:t>
+        <w:fldChar w:fldCharType="end"/>
+      </w:r>
+      <w:r>
+        <w:rPr>
+          <w:rFonts w:ascii="Times New Roman" w:hAnsi="Times New Roman" w:eastAsia="宋体"/>
+          <w:b w:val="0"/>
+          <w:sz w:val="24"/>
+        </w:rPr>
+        <w:t>，其对象是样本分类标签；本项的对象是覆盖度到处置的映射，判定依据是覆盖度数值与问题意图的关系，二者不同。规则按覆盖度阈值给出初始处置建议，该建议只作标注起点；人工结合问题意图与整组候选证据核验并确定最终处置。人工核验规模与实际分布如实报告，并报告规则弱标签与人工判断的一致率。若一致率过低，说明阈值设计不足以支撑标注，须重新设计。</w:t>
+      </w:r>
+    </w:p>
+    <w:p>
+      <w:pPr>
+        <w:ind w:firstLine="480" w:firstLineChars="200"/>
+        <w:spacing w:line="312" w:lineRule="auto"/>
+      </w:pPr>
+      <w:r>
+        <w:rPr>
+          <w:rFonts w:ascii="Times New Roman" w:hAnsi="Times New Roman" w:eastAsia="宋体"/>
+          <w:b w:val="0"/>
+          <w:sz w:val="24"/>
+        </w:rPr>
+        <w:t>第三步，分离计量。设四组对照：规则阈值处置、模型处置（不经过程示范）、模型处置（经过程示范）、一律标注为不确定。第四组的作用是排除"模型只是学会了保守"这一解释；若模型与第四组相当，则蒸馏的必要性需要重新论证。</w:t>
+      </w:r>
+    </w:p>
+    <w:p>
+      <w:pPr>
+        <w:ind w:firstLine="480" w:firstLineChars="200"/>
+        <w:spacing w:line="312" w:lineRule="auto"/>
+      </w:pPr>
+      <w:r>
+        <w:rPr>
+          <w:rFonts w:ascii="Times New Roman" w:hAnsi="Times New Roman" w:eastAsia="宋体"/>
+          <w:b/>
+          <w:sz w:val="24"/>
+        </w:rPr>
+        <w:t>该算法能解决什么问题。</w:t>
+      </w:r>
+      <w:r>
+        <w:rPr>
+          <w:rFonts w:ascii="Times New Roman" w:hAnsi="Times New Roman" w:eastAsia="宋体"/>
+          <w:b w:val="0"/>
+          <w:sz w:val="24"/>
+        </w:rPr>
+        <w:t xml:space="preserve"> 以覆盖度向量为输入，使模型专注于规则无法完成的阈值判断，避免重复计算；以弱标签加人工核验构造训练集，在材料领域缺乏标注体系的条件下使训练可行；四组对照使模型贡献可被计量，而非依赖整体正确率。</w:t>
+      </w:r>
+    </w:p>
+    <w:p>
+      <w:pPr>
+        <w:ind w:firstLine="480" w:firstLineChars="200"/>
+        <w:spacing w:line="312" w:lineRule="auto"/>
+      </w:pPr>
+      <w:r>
+        <w:rPr>
+          <w:rFonts w:ascii="Times New Roman" w:hAnsi="Times New Roman" w:eastAsia="宋体"/>
+          <w:b/>
+          <w:sz w:val="24"/>
+        </w:rPr>
+        <w:t>整体目标。</w:t>
+      </w:r>
+      <w:r>
+        <w:rPr>
+          <w:rFonts w:ascii="Times New Roman" w:hAnsi="Times New Roman" w:eastAsia="宋体"/>
+          <w:b w:val="0"/>
+          <w:sz w:val="24"/>
+        </w:rPr>
+        <w:t xml:space="preserve"> 预期形成一套覆盖度修正与处置决策的蒸馏方法，并报告三项结果：规则弱标签与人工判断的一致率、模型相对规则阈值的增益、模型相对"一律标注不确定"的增量。</w:t>
+      </w:r>
+    </w:p>
+    <w:p>
+      <w:pPr>
+        <w:pStyle w:val="Heading3"/>
+      </w:pPr>
+      <w:r>
+        <w:rPr>
+          <w:rFonts w:ascii="Times New Roman" w:hAnsi="Times New Roman" w:eastAsia="黑体"/>
+          <w:b/>
+          <w:sz w:val="28"/>
+        </w:rPr>
+        <w:t>3.1.3 面向材料文献问答的多步 Agent 执行器实现</w:t>
+      </w:r>
+    </w:p>
+    <w:p>
+      <w:pPr>
+        <w:ind w:firstLine="480" w:firstLineChars="200"/>
+        <w:spacing w:line="312" w:lineRule="auto"/>
+      </w:pPr>
+      <w:r>
+        <w:rPr>
+          <w:rFonts w:ascii="Times New Roman" w:hAnsi="Times New Roman" w:eastAsia="宋体"/>
+          <w:b/>
+          <w:sz w:val="24"/>
+        </w:rPr>
+        <w:t>研究背景与意义。</w:t>
+      </w:r>
+      <w:r>
+        <w:rPr>
+          <w:rFonts w:ascii="Times New Roman" w:hAnsi="Times New Roman" w:eastAsia="宋体"/>
+          <w:b w:val="0"/>
+          <w:sz w:val="24"/>
+        </w:rPr>
+        <w:t xml:space="preserve"> 前述两项方法需要一个共同的验证载体，而这一载体不能是单轮问答。单轮问答只能检验"一次检索加一次生成"是否给出正确答案，无法检验本课题的核心主张：当检索到的证据条件不符时，系统能否作出恰当处置。这类处置在交互中才显现出来：检索到高温数据而用户问室温，系统是应当如实说明未找到该条件下的数据、还是追问用户是否接受相近条件、还是改用其他成分或工艺路径重新检索，三种反应对应不同的正确行为，单轮问答无法区分。因此本部分实现一个可在本地运行的多步 Agent 执行器，作为方法验证的载体。该执行器不主张算法创新，其定位是验证工具与本课题"可落地项目"的交付物。</w:t>
+      </w:r>
+    </w:p>
+    <w:p>
+      <w:pPr>
+        <w:ind w:firstLine="480" w:firstLineChars="200"/>
+        <w:spacing w:line="312" w:lineRule="auto"/>
+      </w:pPr>
+      <w:r>
+        <w:rPr>
+          <w:rFonts w:ascii="Times New Roman" w:hAnsi="Times New Roman" w:eastAsia="宋体"/>
+          <w:b/>
+          <w:sz w:val="24"/>
+        </w:rPr>
+        <w:t>当前面临的问题。</w:t>
+      </w:r>
+      <w:r>
+        <w:rPr>
+          <w:rFonts w:ascii="Times New Roman" w:hAnsi="Times New Roman" w:eastAsia="宋体"/>
+          <w:b w:val="0"/>
+          <w:sz w:val="24"/>
+        </w:rPr>
+        <w:t xml:space="preserve"> 工程层面的困难有四。第一，多步执行使状态管理复杂化：已检索过的条件、已判定为冲突的证据、已告知用户的限制，都需在轮次间保持，否则会重复检索或自相矛盾。第二，决策路径不唯一，同一任务可能有多条合理路径，这使"正确性"难以按单一轨迹判定，须改为按最终状态与关键决策点判定。第三，实验可复现依赖对决策过程的完整记录，若只保存最终答案，无法分析失败发生在哪一步。第四，本地部署形态下，模型、嵌入与检索均须离线，需逐项核查。</w:t>
+      </w:r>
+    </w:p>
+    <w:p>
+      <w:pPr>
+        <w:ind w:firstLine="480" w:firstLineChars="200"/>
+        <w:spacing w:line="312" w:lineRule="auto"/>
+      </w:pPr>
+      <w:r>
+        <w:rPr>
+          <w:rFonts w:ascii="Times New Roman" w:hAnsi="Times New Roman" w:eastAsia="宋体"/>
+          <w:b/>
+          <w:sz w:val="24"/>
+        </w:rPr>
+        <w:t>若不解决会导致什么。</w:t>
+      </w:r>
+      <w:r>
+        <w:rPr>
+          <w:rFonts w:ascii="Times New Roman" w:hAnsi="Times New Roman" w:eastAsia="宋体"/>
+          <w:b w:val="0"/>
+          <w:sz w:val="24"/>
+        </w:rPr>
+        <w:t xml:space="preserve"> 缺少载体时，覆盖度判定的价值无法被观测：覆盖度数值是否恰当只体现在细粒度的阈值判断上，而无法体现为任务是否完成。若决策路径缺少记录，则多轮失败无法归因，也无法判断增益来自检索改进、判定改进还是决策策略改进。若状态管理不当，会出现同一问题在多轮中被反复检索、或先说明"未找到"随后又给出数据这类自相矛盾。</w:t>
+      </w:r>
+    </w:p>
+    <w:p>
+      <w:pPr>
+        <w:ind w:firstLine="480" w:firstLineChars="200"/>
+        <w:spacing w:line="312" w:lineRule="auto"/>
+      </w:pPr>
+      <w:r>
+        <w:rPr>
+          <w:rFonts w:ascii="Times New Roman" w:hAnsi="Times New Roman" w:eastAsia="宋体"/>
+          <w:b/>
+          <w:sz w:val="24"/>
+        </w:rPr>
+        <w:t>本课题采用的解决方法。</w:t>
+      </w:r>
+      <w:r>
+        <w:rPr>
+          <w:rFonts w:ascii="Times New Roman" w:hAnsi="Times New Roman" w:eastAsia="宋体"/>
+          <w:b w:val="0"/>
+          <w:sz w:val="24"/>
+        </w:rPr>
+        <w:t xml:space="preserve"> 执行器按四条线组织，方法与载体严格分离。</w:t>
+      </w:r>
+    </w:p>
+    <w:p>
+      <w:pPr>
+        <w:ind w:firstLine="480" w:firstLineChars="200"/>
+        <w:spacing w:line="312" w:lineRule="auto"/>
+      </w:pPr>
+      <w:r>
+        <w:rPr>
+          <w:rFonts w:ascii="Times New Roman" w:hAnsi="Times New Roman" w:eastAsia="宋体"/>
+          <w:b w:val="0"/>
+          <w:sz w:val="24"/>
+        </w:rPr>
+        <w:t>第一条，动作空间的最小化设计。执行器只暴露与条件处理直接相关的动作，避免把工程复杂度引入评测：检索（可带条件约束）、条件判定（复用 3.1.1 的规则与模型）、证据取舍（采用、降级、排除）、澄清追问（条件不足时向用户确认）、终止作答（给出答案或如实说明不可得）。动作集合保持固定，使其本身不成为实验变量。</w:t>
+      </w:r>
+    </w:p>
+    <w:p>
+      <w:pPr>
+        <w:ind w:firstLine="480" w:firstLineChars="200"/>
+        <w:spacing w:line="312" w:lineRule="auto"/>
+      </w:pPr>
+      <w:r>
+        <w:rPr>
+          <w:rFonts w:ascii="Times New Roman" w:hAnsi="Times New Roman" w:eastAsia="宋体"/>
+          <w:b w:val="0"/>
+          <w:sz w:val="24"/>
+        </w:rPr>
+        <w:t>第二条，逐轮状态的显式保存。每轮记录当前问题的条件需求、已检索候选及其条件状态、已作出的取舍、已向用户声明过的限制。状态以结构化形式保存，使任一时刻的决策可回溯到当时的可见信息，而不是事后重构。</w:t>
+      </w:r>
+    </w:p>
+    <w:p>
+      <w:pPr>
+        <w:ind w:firstLine="480" w:firstLineChars="200"/>
+        <w:spacing w:line="312" w:lineRule="auto"/>
+      </w:pPr>
+      <w:r>
+        <w:rPr>
+          <w:rFonts w:ascii="Times New Roman" w:hAnsi="Times New Roman" w:eastAsia="宋体"/>
+          <w:b w:val="0"/>
+          <w:sz w:val="24"/>
+        </w:rPr>
+        <w:t>第三条，决策过程的完整留痕。除最终答案外，保存每一步的动作选择、依据与中间结论。评测时既看最终答案是否正确，也看关键决策点是否处理正确，例如在仅有冲突证据时是否选择了澄清或如实说明，而非直接采用。</w:t>
+      </w:r>
+    </w:p>
+    <w:p>
+      <w:pPr>
+        <w:ind w:firstLine="480" w:firstLineChars="200"/>
+        <w:spacing w:line="312" w:lineRule="auto"/>
+      </w:pPr>
+      <w:r>
+        <w:rPr>
+          <w:rFonts w:ascii="Times New Roman" w:hAnsi="Times New Roman" w:eastAsia="宋体"/>
+          <w:b w:val="0"/>
+          <w:sz w:val="24"/>
+        </w:rPr>
+        <w:t>第四条，本地部署边界核查。逐项检查模型、嵌入模型与检索组件是否存在联网传输，对内部数据的上传与外发分别取得授权。</w:t>
+      </w:r>
+    </w:p>
+    <w:p>
+      <w:pPr>
+        <w:ind w:firstLine="480" w:firstLineChars="200"/>
+        <w:spacing w:line="312" w:lineRule="auto"/>
+      </w:pPr>
+      <w:r>
+        <w:rPr>
+          <w:rFonts w:ascii="Times New Roman" w:hAnsi="Times New Roman" w:eastAsia="宋体"/>
+          <w:b/>
+          <w:sz w:val="24"/>
+        </w:rPr>
+        <w:t>该实现能解决什么问题。</w:t>
+      </w:r>
+      <w:r>
+        <w:rPr>
+          <w:rFonts w:ascii="Times New Roman" w:hAnsi="Times New Roman" w:eastAsia="宋体"/>
+          <w:b w:val="0"/>
+          <w:sz w:val="24"/>
+        </w:rPr>
+        <w:t xml:space="preserve"> 该载体使覆盖度判定的价值可被观测：不仅能测阈值判断是否准确，还能测该判断是否改变了最终任务结果。动作空间固定使不同方法的比较不受工程差异干扰；状态与过程留痕使多轮失败可归因到具体环节；方法层与载体层分离，使工程改动不会被误读为算法贡献。</w:t>
+      </w:r>
+    </w:p>
+    <w:p>
+      <w:pPr>
+        <w:ind w:firstLine="480" w:firstLineChars="200"/>
+        <w:spacing w:line="312" w:lineRule="auto"/>
+      </w:pPr>
+      <w:r>
+        <w:rPr>
+          <w:rFonts w:ascii="Times New Roman" w:hAnsi="Times New Roman" w:eastAsia="宋体"/>
+          <w:b/>
+          <w:sz w:val="24"/>
+        </w:rPr>
+        <w:t>整体目标。</w:t>
+      </w:r>
+      <w:r>
+        <w:rPr>
+          <w:rFonts w:ascii="Times New Roman" w:hAnsi="Times New Roman" w:eastAsia="宋体"/>
+          <w:b w:val="0"/>
+          <w:sz w:val="24"/>
+        </w:rPr>
+        <w:t xml:space="preserve"> 预期交付一个可在本地运行、决策过程逐步可追溯的多步 Agent 执行器，与条件绑定的知识库、条件判定模块共同构成完整的验证环境，并作为学院要求"可落地项目"的交付物。其评测结果作为第二项研究内容的支撑证据，主指标仍以单轮条件下的答案正确率与既有工作对比。</w:t>
+      </w:r>
+    </w:p>
+    <w:p>
+      <w:pPr>
+        <w:pStyle w:val="Heading3"/>
+      </w:pPr>
+      <w:r>
+        <w:rPr>
+          <w:rFonts w:ascii="Times New Roman" w:hAnsi="Times New Roman" w:eastAsia="黑体"/>
+          <w:b/>
+          <w:sz w:val="28"/>
+        </w:rPr>
+        <w:t>3.1.4 面向文献抽取结果的分级自动核验方法</w:t>
+      </w:r>
+    </w:p>
+    <w:p>
+      <w:pPr>
+        <w:ind w:firstLine="480" w:firstLineChars="200"/>
+        <w:spacing w:line="312" w:lineRule="auto"/>
+      </w:pPr>
+      <w:r>
+        <w:rPr>
+          <w:rFonts w:ascii="Times New Roman" w:hAnsi="Times New Roman" w:eastAsia="宋体"/>
+          <w:b/>
+          <w:sz w:val="24"/>
+        </w:rPr>
+        <w:t>研究背景与意义。</w:t>
+      </w:r>
+      <w:r>
+        <w:rPr>
+          <w:rFonts w:ascii="Times New Roman" w:hAnsi="Times New Roman" w:eastAsia="宋体"/>
+          <w:b w:val="0"/>
+          <w:sz w:val="24"/>
+        </w:rPr>
+        <w:t xml:space="preserve"> 前述方法依赖从文献中抽取的结构化记录，而抽取结果本身并不可信。已有研究对自动抽取所得数据库的核查显示结构性错误占比可观，且会沿下游传播</w:t>
       </w:r>
       <w:r>
         <w:rPr>
@@ -2513,7 +3138,7 @@
           <w:b w:val="0"/>
           <w:sz w:val="24"/>
         </w:rPr>
-        <w:t>，因此入库前须先做一致性检查；已有研究亦提示此类错误的修复并不困难，瓶颈在于检测环节的召回</w:t>
+        <w:t>；另有工作指出此类错误的修复并不困难，瓶颈在于检测环节的召回</w:t>
       </w:r>
       <w:r>
         <w:rPr>
@@ -2533,7 +3158,7 @@
           <w:b w:val="0"/>
           <w:sz w:val="24"/>
         </w:rPr>
-        <w:t>。文献解析与结构化后，每条性能记录除成分与数值外，还绑定测试温度、制备工艺与试验类型三类条件字段。单位不单设字段：主线数据中每个指标的单位由其列名唯一确定，不存在同一指标多单位并存或需换算的情形，故单位作为指标类型的附属属性记录，不进入条件比对。条件元组随记录一同进入索引，使检索结果自带可比性信息。首版本体只启用主线数据中确有的字段，缺失字段标注为未知而不默认填充。按"成分、测试温度、制备工艺、性能值均非空"这一口径统计，1,545 条记录中约百分之七十八可支撑条件敏感的问答对；若再要求试验类型也非空，则降至约百分之六十九。后文凡涉及可用规模均以此口径说明，不使用未定义的数字。</w:t>
+        <w:t>。本课题面对的情况更为直接：全文语料规模达两万篇量级，抽取所得记录数以万计，逐条人工核验不具备可行性。因此须先由可计算的检查筛除大部分问题，人工只处理剩余的疑点。该环节不是辅助工序，而是使前述方法在真实数据上成立的前提。</w:t>
       </w:r>
     </w:p>
     <w:p>
@@ -2544,10 +3169,18 @@
       <w:r>
         <w:rPr>
           <w:rFonts w:ascii="Times New Roman" w:hAnsi="Times New Roman" w:eastAsia="宋体"/>
+          <w:b/>
+          <w:sz w:val="24"/>
+        </w:rPr>
+        <w:t>实测依据。</w:t>
+      </w:r>
+      <w:r>
+        <w:rPr>
+          <w:rFonts w:ascii="Times New Roman" w:hAnsi="Times New Roman" w:eastAsia="宋体"/>
           <w:b w:val="0"/>
           <w:sz w:val="24"/>
         </w:rPr>
-        <w:t>第二步，在答案生成前判定证据与问题的条件关系。给定用户问题，先解析其所需条件，再与候选证据的条件元组逐项比对，得到相符、冲突、未知三种状态。规则能明确判定的情形直接处理：两侧温度均有值且不重叠判为冲突，工艺标签互斥判为冲突，字段为空判为未知。规则无法判定的模糊情形（表述不一致、单位需换算、部分条件符合而整体存疑）交由小模型判断。</w:t>
+        <w:t xml:space="preserve"> 在主线数据上试运行两类检查，结果如下。其一，单条记录的自洽检查检出率低：对硬度数值做物理边界检查，五百三十条全部通过；对化学式做可解析性检查，全部可解析。其二，跨记录的一致性检查检出率高：按"同成分、同测试温度、同工艺"分组，三十八组中存在内部矛盾（组内极差超过最大值三成）者九组，占百分之二十三点七。这一对照说明单条记录自检抓不到问题，须做跨记录比对。</w:t>
       </w:r>
     </w:p>
     <w:p>
@@ -2561,7 +3194,7 @@
           <w:b w:val="0"/>
           <w:sz w:val="24"/>
         </w:rPr>
-        <w:t>第三步，按条件状态组织答案并要求标注依据。相符的证据可作为直接支持，冲突证据仅作对照背景，未知证据标注为不确定。生成阶段要求答案显式标注所依据记录的条件，使"这个数字在什么条件下成立"随答案一同给出，而不是留待使用者自行核查。</w:t>
+        <w:t>同一试运行还暴露了一个设计上的教训：最初按"化学式系数加和应等于一百"设计检查，在主线数据上误报率百分之百。原因是该数据以摩尔比表示成分（如某四元合金各元素系数之和为三点二），并非百分比。这说明核验规则须先识别计量基准，否则会全量误报。该教训直接决定了检查项的设计顺序：先判基准，再判内容。</w:t>
       </w:r>
     </w:p>
     <w:p>
@@ -2572,10 +3205,18 @@
       <w:r>
         <w:rPr>
           <w:rFonts w:ascii="Times New Roman" w:hAnsi="Times New Roman" w:eastAsia="宋体"/>
+          <w:b/>
+          <w:sz w:val="24"/>
+        </w:rPr>
+        <w:t>当前面临的问题。</w:t>
+      </w:r>
+      <w:r>
+        <w:rPr>
+          <w:rFonts w:ascii="Times New Roman" w:hAnsi="Times New Roman" w:eastAsia="宋体"/>
           <w:b w:val="0"/>
           <w:sz w:val="24"/>
         </w:rPr>
-        <w:t>第四步，对错误做归因分解。把最终答案的错误拆为三类：检索未命中、条件误用、生成错误。分别统计各类型占比，据此确定改进优先级。这一分解本身即是本项的评价方法，使不同改进手段的贡献可被分别度量。</w:t>
+        <w:t xml:space="preserve"> 三个困难制约核验环节的设计。第一，错误类型分散，成分基准、单位量纲、数值边界、跨记录矛盾各有不同的判定逻辑，无法用单一检查覆盖。第二，各级检查的成本与收益不成比例，须分级而非并列。第三，人工核验与自动检查的边界难以确定，若人工比例过高则规模不可行，若过低则漏检无法控制。</w:t>
       </w:r>
     </w:p>
     <w:p>
@@ -2589,7 +3230,7 @@
           <w:b/>
           <w:sz w:val="24"/>
         </w:rPr>
-        <w:t>该算法能解决什么问题。</w:t>
+        <w:t>若不解决会导致什么。</w:t>
       </w:r>
       <w:r>
         <w:rPr>
@@ -2597,7 +3238,7 @@
           <w:b w:val="0"/>
           <w:sz w:val="24"/>
         </w:rPr>
-        <w:t xml:space="preserve"> 这一设计把条件可比性从隐含假设变为显式字段，使检索结果自带适用范围；在生成前完成条件判定，使"检索到了但不能用"这一情形有明确的处理路径；答案携带条件标注，使结论的适用范围可见；错误归因则把整体正确率这一单一数字拆解为可分别改进的分项。</w:t>
+        <w:t xml:space="preserve"> 若不做自动核验，两万篇语料的人工核验不具备可行性，抽取错误会直接进入知识库并污染后续判定；若只做单条记录自检，则跨记录矛盾（实测占百分之二十三点七）无从发现；若不区分计量基准，则检查规则本身会产生大量误报，反而掩盖真实错误。</w:t>
       </w:r>
     </w:p>
     <w:p>
@@ -2611,7 +3252,7 @@
           <w:b/>
           <w:sz w:val="24"/>
         </w:rPr>
-        <w:t>整体目标。</w:t>
+        <w:t>本课题采用的解决方法。</w:t>
       </w:r>
       <w:r>
         <w:rPr>
@@ -2619,28 +3260,112 @@
           <w:b w:val="0"/>
           <w:sz w:val="24"/>
         </w:rPr>
-        <w:t xml:space="preserve"> 预期形成一套条件可比的证据组织与答案生成方法，并在</w:t>
-      </w:r>
-      <w:r>
-        <w:rPr>
-          <w:rFonts w:ascii="Times New Roman" w:hAnsi="Times New Roman" w:eastAsia="宋体"/>
-          <w:b/>
-          <w:sz w:val="24"/>
-        </w:rPr>
-        <w:t>分问题类型的答案正确率</w:t>
-      </w:r>
-      <w:r>
-        <w:rPr>
-          <w:rFonts w:ascii="Times New Roman" w:hAnsi="Times New Roman" w:eastAsia="宋体"/>
-          <w:b w:val="0"/>
-          <w:sz w:val="24"/>
-        </w:rPr>
-        <w:t>上与基线对照：条件敏感问题（如指定温度下的性能查询）预期有可测提升，条件无关问题（如相结构列举）预期持平。同时报告错误归因分布与小模型在条件判断上的增益。</w:t>
+        <w:t xml:space="preserve"> 按成本与检出能力分三级组织，逐级降级。</w:t>
       </w:r>
     </w:p>
     <w:p>
       <w:pPr>
-        <w:pStyle w:val="Heading3"/>
+        <w:ind w:firstLine="480" w:firstLineChars="200"/>
+        <w:spacing w:line="312" w:lineRule="auto"/>
+      </w:pPr>
+      <w:r>
+        <w:rPr>
+          <w:rFonts w:ascii="Times New Roman" w:hAnsi="Times New Roman" w:eastAsia="宋体"/>
+          <w:b w:val="0"/>
+          <w:sz w:val="24"/>
+        </w:rPr>
+        <w:t>第一级为单条记录的可解析性与量纲检查。先识别计量基准（摩尔比、原子百分比或质量百分比），再据此判断归一化是否可行；检查单位是否与字段含义一致；检查数值是否落在物理边界内。该级计算成本极低，用于快速排除明显错误。</w:t>
+      </w:r>
+    </w:p>
+    <w:p>
+      <w:pPr>
+        <w:ind w:firstLine="480" w:firstLineChars="200"/>
+        <w:spacing w:line="312" w:lineRule="auto"/>
+      </w:pPr>
+      <w:r>
+        <w:rPr>
+          <w:rFonts w:ascii="Times New Roman" w:hAnsi="Times New Roman" w:eastAsia="宋体"/>
+          <w:b w:val="0"/>
+          <w:sz w:val="24"/>
+        </w:rPr>
+        <w:t>第二级为跨记录的一致性检查，含两类。其一为基准一致性：同一文献内是否混用不同计量基准。其二为交叉一致性：同一成分、同一测试条件下是否出现相互矛盾的数值。实测表明该级是本方法检出能力的主体。</w:t>
+      </w:r>
+    </w:p>
+    <w:p>
+      <w:pPr>
+        <w:ind w:firstLine="480" w:firstLineChars="200"/>
+        <w:spacing w:line="312" w:lineRule="auto"/>
+      </w:pPr>
+      <w:r>
+        <w:rPr>
+          <w:rFonts w:ascii="Times New Roman" w:hAnsi="Times New Roman" w:eastAsia="宋体"/>
+          <w:b w:val="0"/>
+          <w:sz w:val="24"/>
+        </w:rPr>
+        <w:t>第三级为人工核验。只处理第一级通过但第二级存疑的记录，并抽检部分第一级通过的记录以估计漏检率。核验结果须附来源标识（DOI 与页码）与原文片段。</w:t>
+      </w:r>
+    </w:p>
+    <w:p>
+      <w:pPr>
+        <w:ind w:firstLine="480" w:firstLineChars="200"/>
+        <w:spacing w:line="312" w:lineRule="auto"/>
+      </w:pPr>
+      <w:r>
+        <w:rPr>
+          <w:rFonts w:ascii="Times New Roman" w:hAnsi="Times New Roman" w:eastAsia="宋体"/>
+          <w:b w:val="0"/>
+          <w:sz w:val="24"/>
+        </w:rPr>
+        <w:t>三级之间为降级关系而非并列关系：第一级不通过者直接拒收，不进入后续；第二级存疑者降级为待核验，不直接入库；第三级核验通过者方可计入判定数据。各级的检出量、误报量与漏检估计分别报告。</w:t>
+      </w:r>
+    </w:p>
+    <w:p>
+      <w:pPr>
+        <w:ind w:firstLine="480" w:firstLineChars="200"/>
+        <w:spacing w:line="312" w:lineRule="auto"/>
+      </w:pPr>
+      <w:r>
+        <w:rPr>
+          <w:rFonts w:ascii="Times New Roman" w:hAnsi="Times New Roman" w:eastAsia="宋体"/>
+          <w:b/>
+          <w:sz w:val="24"/>
+        </w:rPr>
+        <w:t>该算法能解决什么问题。</w:t>
+      </w:r>
+      <w:r>
+        <w:rPr>
+          <w:rFonts w:ascii="Times New Roman" w:hAnsi="Times New Roman" w:eastAsia="宋体"/>
+          <w:b w:val="0"/>
+          <w:sz w:val="24"/>
+        </w:rPr>
+        <w:t xml:space="preserve"> 把不可行的全量人工核验转为"自动筛选加人工处理剩余"，使两万篇量级的语料处理在人力上可行；按成本与收益分级，把计算资源集中在检出能力最强的一致性检查上；先识别计量基准再判内容的顺序，避免了规则本身的全量误报；逐级降级使错误不会直接进入知识库。</w:t>
+      </w:r>
+    </w:p>
+    <w:p>
+      <w:pPr>
+        <w:ind w:firstLine="480" w:firstLineChars="200"/>
+        <w:spacing w:line="312" w:lineRule="auto"/>
+      </w:pPr>
+      <w:r>
+        <w:rPr>
+          <w:rFonts w:ascii="Times New Roman" w:hAnsi="Times New Roman" w:eastAsia="宋体"/>
+          <w:b/>
+          <w:sz w:val="24"/>
+        </w:rPr>
+        <w:t>整体目标。</w:t>
+      </w:r>
+      <w:r>
+        <w:rPr>
+          <w:rFonts w:ascii="Times New Roman" w:hAnsi="Times New Roman" w:eastAsia="宋体"/>
+          <w:b w:val="0"/>
+          <w:sz w:val="24"/>
+        </w:rPr>
+        <w:t xml:space="preserve"> 预期形成一套抽取结果的分级核验方法，报告各级的检出率、误报率、人工工作量与漏检估计，并与"纯人工抽样核验"这一基线对照，说明自动筛选在同等人工预算下的覆盖差异。</w:t>
+      </w:r>
+    </w:p>
+    <w:p>
+      <w:pPr>
+        <w:pStyle w:val="Heading2"/>
       </w:pPr>
       <w:r>
         <w:rPr>
@@ -2648,7 +3373,7 @@
           <w:b/>
           <w:sz w:val="28"/>
         </w:rPr>
-        <w:t>3.1.2 小模型的条件冲突处置能力蒸馏</w:t>
+        <w:t>3.2 研究方案</w:t>
       </w:r>
     </w:p>
     <w:p>
@@ -2662,15 +3387,7 @@
           <w:b/>
           <w:sz w:val="24"/>
         </w:rPr>
-        <w:t>研究背景与意义。</w:t>
-      </w:r>
-      <w:r>
-        <w:rPr>
-          <w:rFonts w:ascii="Times New Roman" w:hAnsi="Times New Roman" w:eastAsia="宋体"/>
-          <w:b w:val="0"/>
-          <w:sz w:val="24"/>
-        </w:rPr>
-        <w:t xml:space="preserve"> 前述条件判定中，规则能够覆盖的部分比预想的更多。对主线数据实测显示，条件字段已高度标准化：制备工艺只有 CAST、WROUGHT、ANNEAL、POWDER 等少数取值，试验类型只有压缩与拉伸两类，温度为数值型字段。按问题与证据的配对统计，规则能够完全判定的情形约占百分之八十九，另有约百分之七可部分判定，真正需要模型介入的仅约百分之四，且这百分之四主要是字段缺失而非表述歧义。这一分布意味着：若把模型的角色设定为"补位规则判不了的情形"，其可发挥空间极其有限，且缺失字段无法靠判断补回。</w:t>
+        <w:t>（一）拟创新点及其证据要求</w:t>
       </w:r>
     </w:p>
     <w:p>
@@ -2681,70 +3398,10 @@
       <w:r>
         <w:rPr>
           <w:rFonts w:ascii="Times New Roman" w:hAnsi="Times New Roman" w:eastAsia="宋体"/>
-          <w:b/>
-          <w:sz w:val="24"/>
-        </w:rPr>
-        <w:t>模型的角色应重新定位。</w:t>
-      </w:r>
-      <w:r>
-        <w:rPr>
-          <w:rFonts w:ascii="Times New Roman" w:hAnsi="Times New Roman" w:eastAsia="宋体"/>
           <w:b w:val="0"/>
           <w:sz w:val="24"/>
         </w:rPr>
-        <w:t xml:space="preserve"> 实测同时显示，判定为条件冲突的配对占比约百分之五十八。规则给出"冲突"只是结论，如何处置并无唯一答案，且</w:t>
-      </w:r>
-      <w:r>
-        <w:rPr>
-          <w:rFonts w:ascii="Times New Roman" w:hAnsi="Times New Roman" w:eastAsia="宋体"/>
-          <w:b/>
-          <w:sz w:val="24"/>
-        </w:rPr>
-        <w:t>取决于用户意图与候选证据集合的整体情况</w:t>
-      </w:r>
-      <w:r>
-        <w:rPr>
-          <w:rFonts w:ascii="Times New Roman" w:hAnsi="Times New Roman" w:eastAsia="宋体"/>
-          <w:b w:val="0"/>
-          <w:sz w:val="24"/>
-        </w:rPr>
-        <w:t>：若用户问的是"室温性能"，高温记录不应作为答案；但若用户问的是"温度如何影响性能"，这些高温记录恰是必要证据。同一冲突在不同问法下处置不同，故处置不能由冲突字段单独枚举。规则只能按"字段是否一致"给出</w:t>
-      </w:r>
-      <w:r>
-        <w:rPr>
-          <w:rFonts w:ascii="Times New Roman" w:hAnsi="Times New Roman" w:eastAsia="宋体"/>
-          <w:b/>
-          <w:sz w:val="24"/>
-        </w:rPr>
-        <w:t>弱标签</w:t>
-      </w:r>
-      <w:r>
-        <w:rPr>
-          <w:rFonts w:ascii="Times New Roman" w:hAnsi="Times New Roman" w:eastAsia="宋体"/>
-          <w:b w:val="0"/>
-          <w:sz w:val="24"/>
-        </w:rPr>
-        <w:t>，而"这条证据在回答中的作用"须结合问题意图与整组证据判定，并由人工核验确定。已有实证数据表明，参数量不超过七十亿的模型即使拿到包含正确答案的检索结果，在自身无法回答的问题上仍有百分之八十五至一百的提取失败率，主要失效模式是完全忽略给出的上下文</w:t>
-      </w:r>
-      <w:r>
-        <w:rPr>
-          <w:rFonts w:ascii="Times New Roman" w:hAnsi="Times New Roman" w:eastAsia="宋体"/>
-          <w:sz w:val="24"/>
-          <w:vertAlign w:val="superscript"/>
-        </w:rPr>
-        <w:fldChar w:fldCharType="begin"/>
-        <w:instrText xml:space="preserve"> REF _Ref_ref047 \h </w:instrText>
-        <w:fldChar w:fldCharType="separate"/>
-        <w:t xml:space="preserve">[47]</w:t>
-        <w:fldChar w:fldCharType="end"/>
-      </w:r>
-      <w:r>
-        <w:rPr>
-          <w:rFonts w:ascii="Times New Roman" w:hAnsi="Times New Roman" w:eastAsia="宋体"/>
-          <w:b w:val="0"/>
-          <w:sz w:val="24"/>
-        </w:rPr>
-        <w:t>。因此模型需要学习的不是"如何判断条件是否相符"，而是"面对已判定的冲突证据，如何在答案中正确使用或明确排除它"。</w:t>
+        <w:t>归纳上述文献可见，领域适配、知识蒸馏、数据选择与检索增强均已有较成熟的研究，但它们在材料文献问答这一类任务上仍留有具体缺口：既有工作多以语义相似度组织证据，未把实验条件作为可判定的显式属性，因而无法处理"语义相关而条件不可比"的情形。这一缺口构成本课题的切入点。</w:t>
       </w:r>
     </w:p>
     <w:p>
@@ -2758,7 +3415,7 @@
           <w:b/>
           <w:sz w:val="24"/>
         </w:rPr>
-        <w:t>当前面临的问题。</w:t>
+        <w:t>为解决上述问题，本文提出"条件可比的检索增强生成"方法，构建一个面向材料文献问答的本地知识库与问答框架。</w:t>
       </w:r>
       <w:r>
         <w:rPr>
@@ -2766,47 +3423,7 @@
           <w:b w:val="0"/>
           <w:sz w:val="24"/>
         </w:rPr>
-        <w:t xml:space="preserve"> 三个困难制约着这一训练。第一，标签来源问题。此类处置决策没有现成的标注体系可依托，生物医学领域的类型化决策依赖长期人工维护的索引</w:t>
-      </w:r>
-      <w:r>
-        <w:rPr>
-          <w:rFonts w:ascii="Times New Roman" w:hAnsi="Times New Roman" w:eastAsia="宋体"/>
-          <w:sz w:val="24"/>
-          <w:vertAlign w:val="superscript"/>
-        </w:rPr>
-        <w:fldChar w:fldCharType="begin"/>
-        <w:instrText xml:space="preserve"> REF _Ref_ref026 \h </w:instrText>
-        <w:fldChar w:fldCharType="separate"/>
-        <w:t xml:space="preserve">[26]</w:t>
-        <w:fldChar w:fldCharType="end"/>
-      </w:r>
-      <w:r>
-        <w:rPr>
-          <w:rFonts w:ascii="Times New Roman" w:hAnsi="Times New Roman" w:eastAsia="宋体"/>
-          <w:b w:val="0"/>
-          <w:sz w:val="24"/>
-        </w:rPr>
-        <w:t>，材料领域无对等资源；已有工作对此类"不作生成、只作判定"的范式做了证据审计并给出评估清单</w:t>
-      </w:r>
-      <w:r>
-        <w:rPr>
-          <w:rFonts w:ascii="Times New Roman" w:hAnsi="Times New Roman" w:eastAsia="宋体"/>
-          <w:sz w:val="24"/>
-          <w:vertAlign w:val="superscript"/>
-        </w:rPr>
-        <w:fldChar w:fldCharType="begin"/>
-        <w:instrText xml:space="preserve"> REF _Ref_ref050 \h </w:instrText>
-        <w:fldChar w:fldCharType="separate"/>
-        <w:t xml:space="preserve">[50]</w:t>
-        <w:fldChar w:fldCharType="end"/>
-      </w:r>
-      <w:r>
-        <w:rPr>
-          <w:rFonts w:ascii="Times New Roman" w:hAnsi="Times New Roman" w:eastAsia="宋体"/>
-          <w:b w:val="0"/>
-          <w:sz w:val="24"/>
-        </w:rPr>
-        <w:t>，指出其共同前提是存在可靠的选项定义与标签来源，而本课题的处置标签正是由规则比对生成。第二，示范内容问题。若教师只给出最终答案，学生学到的是结论而非决策依据；而处置能力的价值恰在于"依据什么判断该降级还是该排除"。第三，评价问题。若不能把模型的贡献与规则基线分开计量，就无法判断蒸馏是否必要。</w:t>
+        <w:t xml:space="preserve"> 该方法要解决的问题是：材料性能的可用性由观测条件决定，而现有检索与判定多以离散标签处理条件，抹掉了条件的量的差别，导致接近等价与相差悬殊的证据被同等对待。具体做法分三层：其一，按维度计算条件覆盖度，温度用区间重叠、工艺用工序链偏移、试验类型保持离散，输出覆盖度向量与缺失维度；其二，以覆盖度向量为输入训练轻量判别环节，学习该覆盖度在真实问答中是否可接受；其三，对文献抽取所得记录实施分级自动核验，先判计量基准再判内容，跨记录一致性检查优先于单条自检。三项工作共同支撑一个可在本地运行、判定过程可追溯的问答系统，并以条件敏感问题的正确率与错误归因说明其实际增量。</w:t>
       </w:r>
     </w:p>
     <w:p>
@@ -2820,15 +3437,7 @@
           <w:b/>
           <w:sz w:val="24"/>
         </w:rPr>
-        <w:t>若不解决会导致什么。</w:t>
-      </w:r>
-      <w:r>
-        <w:rPr>
-          <w:rFonts w:ascii="Times New Roman" w:hAnsi="Times New Roman" w:eastAsia="宋体"/>
-          <w:b w:val="0"/>
-          <w:sz w:val="24"/>
-        </w:rPr>
-        <w:t xml:space="preserve"> 若模型不学处置，冲突证据进入上下文的后果有两种：要么被直接引用，产生看似有据而条件不成立的错误；要么被整体忽略，浪费了本可作为背景的信息。前者对应错误归因中的"条件误用"，后者降低答案完整性。若不分离计量，则可能出现"规则已覆盖九成、模型增益微小"的情形却未被察觉，训练成本白费。</w:t>
+        <w:t>拟创新点一：以条件覆盖度计算替代离散分类的证据适用性评估方法。</w:t>
       </w:r>
     </w:p>
     <w:p>
@@ -2842,7 +3451,7 @@
           <w:b/>
           <w:sz w:val="24"/>
         </w:rPr>
-        <w:t>本课题采用的解决方法。</w:t>
+        <w:t>思路来源与既有工作。</w:t>
       </w:r>
       <w:r>
         <w:rPr>
@@ -2850,409 +3459,7 @@
           <w:b w:val="0"/>
           <w:sz w:val="24"/>
         </w:rPr>
-        <w:t xml:space="preserve"> 针对上述三点，本部分分步处理。</w:t>
-      </w:r>
-    </w:p>
-    <w:p>
-      <w:pPr>
-        <w:ind w:firstLine="480" w:firstLineChars="200"/>
-        <w:spacing w:line="312" w:lineRule="auto"/>
-      </w:pPr>
-      <w:r>
-        <w:rPr>
-          <w:rFonts w:ascii="Times New Roman" w:hAnsi="Times New Roman" w:eastAsia="宋体"/>
-          <w:b w:val="0"/>
-          <w:sz w:val="24"/>
-        </w:rPr>
-        <w:t>第一步，以规则弱标签加人工核验共同构造处置标签。对判定为冲突的证据，先由规则按冲突位置给出初始处置建议（如温度区间完全不重叠者建议排除，仅工艺标签不同者建议降级），该建议</w:t>
-      </w:r>
-      <w:r>
-        <w:rPr>
-          <w:rFonts w:ascii="Times New Roman" w:hAnsi="Times New Roman" w:eastAsia="宋体"/>
-          <w:b/>
-          <w:sz w:val="24"/>
-        </w:rPr>
-        <w:t>只作为标注起点而非真值</w:t>
-      </w:r>
-      <w:r>
-        <w:rPr>
-          <w:rFonts w:ascii="Times New Roman" w:hAnsi="Times New Roman" w:eastAsia="宋体"/>
-          <w:b w:val="0"/>
-          <w:sz w:val="24"/>
-        </w:rPr>
-        <w:t>；再由人工结合问题意图与整组候选证据核验并确定最终处置，标注为完全排除、降级为背景、或保留并标注条件差异三类。人工核验集的规模与实际处置分布如实报告，并报告规则弱标签与人工最终判断的一致率。若一致性过低，说明规则不足以支撑该任务，须重新设计标注协议。</w:t>
-      </w:r>
-    </w:p>
-    <w:p>
-      <w:pPr>
-        <w:ind w:firstLine="480" w:firstLineChars="200"/>
-        <w:spacing w:line="312" w:lineRule="auto"/>
-      </w:pPr>
-      <w:r>
-        <w:rPr>
-          <w:rFonts w:ascii="Times New Roman" w:hAnsi="Times New Roman" w:eastAsia="宋体"/>
-          <w:b w:val="0"/>
-          <w:sz w:val="24"/>
-        </w:rPr>
-        <w:t>第二步，以过程示范构造教师数据。教师在示范中说明：冲突出现在哪个槽位、该冲突的严重程度如何、据此选择了哪种处置、答案中如何表述这一限制。学生学的是这一决策链条，而非仅记住某类冲突对应某种处置。</w:t>
-      </w:r>
-    </w:p>
-    <w:p>
-      <w:pPr>
-        <w:ind w:firstLine="480" w:firstLineChars="200"/>
-        <w:spacing w:line="312" w:lineRule="auto"/>
-      </w:pPr>
-      <w:r>
-        <w:rPr>
-          <w:rFonts w:ascii="Times New Roman" w:hAnsi="Times New Roman" w:eastAsia="宋体"/>
-          <w:b w:val="0"/>
-          <w:sz w:val="24"/>
-        </w:rPr>
-        <w:t>第三步，分离计量模型增益。设规则处置为基线，比较四种做法：规则处置、模型处置（不经示范）、模型处置（经过程示范）、以及最廉价的"一律标注为不确定"。第四种基线的作用是排除"模型只是学会了保守"这一替代解释。</w:t>
-      </w:r>
-    </w:p>
-    <w:p>
-      <w:pPr>
-        <w:ind w:firstLine="480" w:firstLineChars="200"/>
-        <w:spacing w:line="312" w:lineRule="auto"/>
-      </w:pPr>
-      <w:r>
-        <w:rPr>
-          <w:rFonts w:ascii="Times New Roman" w:hAnsi="Times New Roman" w:eastAsia="宋体"/>
-          <w:b/>
-          <w:sz w:val="24"/>
-        </w:rPr>
-        <w:t>该算法能解决什么问题。</w:t>
-      </w:r>
-      <w:r>
-        <w:rPr>
-          <w:rFonts w:ascii="Times New Roman" w:hAnsi="Times New Roman" w:eastAsia="宋体"/>
-          <w:b w:val="0"/>
-          <w:sz w:val="24"/>
-        </w:rPr>
-        <w:t xml:space="preserve"> 把模型任务从"补位规则盲区"改为"处置已判定的冲突"，使可用空间从百分之四扩展到百分之五十八的冲突样本；过程示范使学生获得可迁移的处置依据而非记忆映射；四种做法的比较则让模型的真实贡献可被计量，若模型仅与"一律标注不确定"持平，则蒸馏的必要性需要重新论证。</w:t>
-      </w:r>
-    </w:p>
-    <w:p>
-      <w:pPr>
-        <w:ind w:firstLine="480" w:firstLineChars="200"/>
-        <w:spacing w:line="312" w:lineRule="auto"/>
-      </w:pPr>
-      <w:r>
-        <w:rPr>
-          <w:rFonts w:ascii="Times New Roman" w:hAnsi="Times New Roman" w:eastAsia="宋体"/>
-          <w:b/>
-          <w:sz w:val="24"/>
-        </w:rPr>
-        <w:t>整体目标。</w:t>
-      </w:r>
-      <w:r>
-        <w:rPr>
-          <w:rFonts w:ascii="Times New Roman" w:hAnsi="Times New Roman" w:eastAsia="宋体"/>
-          <w:b w:val="0"/>
-          <w:sz w:val="24"/>
-        </w:rPr>
-        <w:t xml:space="preserve"> 预期形成一套冲突处置的蒸馏方法，并报告三项结果：规则与人工判断的一致率、模型相对规则基线的增益、以及模型相对"一律标注不确定"这一廉价基线的增量。三项分别回答"标签可靠吗""蒸馏有用吗""有用到什么程度"。</w:t>
-      </w:r>
-    </w:p>
-    <w:p>
-      <w:pPr>
-        <w:pStyle w:val="Heading3"/>
-      </w:pPr>
-      <w:r>
-        <w:rPr>
-          <w:rFonts w:ascii="Times New Roman" w:hAnsi="Times New Roman" w:eastAsia="黑体"/>
-          <w:b/>
-          <w:sz w:val="28"/>
-        </w:rPr>
-        <w:t>3.1.3 面向材料文献问答的多步 Agent 执行器实现</w:t>
-      </w:r>
-    </w:p>
-    <w:p>
-      <w:pPr>
-        <w:ind w:firstLine="480" w:firstLineChars="200"/>
-        <w:spacing w:line="312" w:lineRule="auto"/>
-      </w:pPr>
-      <w:r>
-        <w:rPr>
-          <w:rFonts w:ascii="Times New Roman" w:hAnsi="Times New Roman" w:eastAsia="宋体"/>
-          <w:b/>
-          <w:sz w:val="24"/>
-        </w:rPr>
-        <w:t>研究背景与意义。</w:t>
-      </w:r>
-      <w:r>
-        <w:rPr>
-          <w:rFonts w:ascii="Times New Roman" w:hAnsi="Times New Roman" w:eastAsia="宋体"/>
-          <w:b w:val="0"/>
-          <w:sz w:val="24"/>
-        </w:rPr>
-        <w:t xml:space="preserve"> 前述两项方法需要一个共同的验证载体，而这一载体不能是单轮问答。单轮问答只能检验"一次检索加一次生成"是否给出正确答案，无法检验本课题的核心主张：当检索到的证据条件不符时，系统能否作出恰当处置。这类处置在交互中才显现出来：检索到高温数据而用户问室温，系统是应当如实说明未找到该条件下的数据、还是追问用户是否接受相近条件、还是改用其他成分或工艺路径重新检索，三种反应对应不同的正确行为，单轮问答无法区分。因此本部分实现一个可在本地运行的多步 Agent 执行器，作为方法验证的载体。该执行器不主张算法创新，其定位是验证工具与本课题"可落地项目"的交付物。</w:t>
-      </w:r>
-    </w:p>
-    <w:p>
-      <w:pPr>
-        <w:ind w:firstLine="480" w:firstLineChars="200"/>
-        <w:spacing w:line="312" w:lineRule="auto"/>
-      </w:pPr>
-      <w:r>
-        <w:rPr>
-          <w:rFonts w:ascii="Times New Roman" w:hAnsi="Times New Roman" w:eastAsia="宋体"/>
-          <w:b/>
-          <w:sz w:val="24"/>
-        </w:rPr>
-        <w:t>当前面临的问题。</w:t>
-      </w:r>
-      <w:r>
-        <w:rPr>
-          <w:rFonts w:ascii="Times New Roman" w:hAnsi="Times New Roman" w:eastAsia="宋体"/>
-          <w:b w:val="0"/>
-          <w:sz w:val="24"/>
-        </w:rPr>
-        <w:t xml:space="preserve"> 工程层面的困难有四。第一，多步执行使状态管理复杂化：已检索过的条件、已判定为冲突的证据、已告知用户的限制，都需在轮次间保持，否则会重复检索或自相矛盾。第二，决策路径不唯一，同一任务可能有多条合理路径，这使"正确性"难以按单一轨迹判定，须改为按最终状态与关键决策点判定。第三，实验可复现依赖对决策过程的完整记录，若只保存最终答案，无法分析失败发生在哪一步。第四，本地部署形态下，模型、嵌入与检索均须离线，需逐项核查。</w:t>
-      </w:r>
-    </w:p>
-    <w:p>
-      <w:pPr>
-        <w:ind w:firstLine="480" w:firstLineChars="200"/>
-        <w:spacing w:line="312" w:lineRule="auto"/>
-      </w:pPr>
-      <w:r>
-        <w:rPr>
-          <w:rFonts w:ascii="Times New Roman" w:hAnsi="Times New Roman" w:eastAsia="宋体"/>
-          <w:b/>
-          <w:sz w:val="24"/>
-        </w:rPr>
-        <w:t>若不解决会导致什么。</w:t>
-      </w:r>
-      <w:r>
-        <w:rPr>
-          <w:rFonts w:ascii="Times New Roman" w:hAnsi="Times New Roman" w:eastAsia="宋体"/>
-          <w:b w:val="0"/>
-          <w:sz w:val="24"/>
-        </w:rPr>
-        <w:t xml:space="preserve"> 缺少载体时，第二项研究内容的价值无法被观测：冲突处置的好坏只体现在细粒度的判定标签上，而无法体现为任务是否完成。若决策路径缺少记录，则多轮失败无法归因，也无法判断增益来自检索改进、判定改进还是决策策略改进。若状态管理不当，会出现同一问题在多轮中被反复检索、或先说明"未找到"随后又给出数据这类自相矛盾。</w:t>
-      </w:r>
-    </w:p>
-    <w:p>
-      <w:pPr>
-        <w:ind w:firstLine="480" w:firstLineChars="200"/>
-        <w:spacing w:line="312" w:lineRule="auto"/>
-      </w:pPr>
-      <w:r>
-        <w:rPr>
-          <w:rFonts w:ascii="Times New Roman" w:hAnsi="Times New Roman" w:eastAsia="宋体"/>
-          <w:b/>
-          <w:sz w:val="24"/>
-        </w:rPr>
-        <w:t>本课题采用的解决方法。</w:t>
-      </w:r>
-      <w:r>
-        <w:rPr>
-          <w:rFonts w:ascii="Times New Roman" w:hAnsi="Times New Roman" w:eastAsia="宋体"/>
-          <w:b w:val="0"/>
-          <w:sz w:val="24"/>
-        </w:rPr>
-        <w:t xml:space="preserve"> 执行器按四条线组织，方法与载体严格分离。</w:t>
-      </w:r>
-    </w:p>
-    <w:p>
-      <w:pPr>
-        <w:ind w:firstLine="480" w:firstLineChars="200"/>
-        <w:spacing w:line="312" w:lineRule="auto"/>
-      </w:pPr>
-      <w:r>
-        <w:rPr>
-          <w:rFonts w:ascii="Times New Roman" w:hAnsi="Times New Roman" w:eastAsia="宋体"/>
-          <w:b w:val="0"/>
-          <w:sz w:val="24"/>
-        </w:rPr>
-        <w:t>第一条，动作空间的最小化设计。执行器只暴露与条件处理直接相关的动作，避免把工程复杂度引入评测：检索（可带条件约束）、条件判定（复用 3.1.1 的规则与模型）、证据取舍（采用、降级、排除）、澄清追问（条件不足时向用户确认）、终止作答（给出答案或如实说明不可得）。动作集合保持固定，使其本身不成为实验变量。</w:t>
-      </w:r>
-    </w:p>
-    <w:p>
-      <w:pPr>
-        <w:ind w:firstLine="480" w:firstLineChars="200"/>
-        <w:spacing w:line="312" w:lineRule="auto"/>
-      </w:pPr>
-      <w:r>
-        <w:rPr>
-          <w:rFonts w:ascii="Times New Roman" w:hAnsi="Times New Roman" w:eastAsia="宋体"/>
-          <w:b w:val="0"/>
-          <w:sz w:val="24"/>
-        </w:rPr>
-        <w:t>第二条，逐轮状态的显式保存。每轮记录当前问题的条件需求、已检索候选及其条件状态、已作出的取舍、已向用户声明过的限制。状态以结构化形式保存，使任一时刻的决策可回溯到当时的可见信息，而不是事后重构。</w:t>
-      </w:r>
-    </w:p>
-    <w:p>
-      <w:pPr>
-        <w:ind w:firstLine="480" w:firstLineChars="200"/>
-        <w:spacing w:line="312" w:lineRule="auto"/>
-      </w:pPr>
-      <w:r>
-        <w:rPr>
-          <w:rFonts w:ascii="Times New Roman" w:hAnsi="Times New Roman" w:eastAsia="宋体"/>
-          <w:b w:val="0"/>
-          <w:sz w:val="24"/>
-        </w:rPr>
-        <w:t>第三条，决策过程的完整留痕。除最终答案外，保存每一步的动作选择、依据与中间结论。评测时既看最终答案是否正确，也看关键决策点是否处理正确，例如在仅有冲突证据时是否选择了澄清或如实说明，而非直接采用。</w:t>
-      </w:r>
-    </w:p>
-    <w:p>
-      <w:pPr>
-        <w:ind w:firstLine="480" w:firstLineChars="200"/>
-        <w:spacing w:line="312" w:lineRule="auto"/>
-      </w:pPr>
-      <w:r>
-        <w:rPr>
-          <w:rFonts w:ascii="Times New Roman" w:hAnsi="Times New Roman" w:eastAsia="宋体"/>
-          <w:b w:val="0"/>
-          <w:sz w:val="24"/>
-        </w:rPr>
-        <w:t>第四条，本地部署边界核查。逐项检查模型、嵌入模型与检索组件是否存在联网传输，对内部数据的上传与外发分别取得授权。</w:t>
-      </w:r>
-    </w:p>
-    <w:p>
-      <w:pPr>
-        <w:ind w:firstLine="480" w:firstLineChars="200"/>
-        <w:spacing w:line="312" w:lineRule="auto"/>
-      </w:pPr>
-      <w:r>
-        <w:rPr>
-          <w:rFonts w:ascii="Times New Roman" w:hAnsi="Times New Roman" w:eastAsia="宋体"/>
-          <w:b/>
-          <w:sz w:val="24"/>
-        </w:rPr>
-        <w:t>该实现能解决什么问题。</w:t>
-      </w:r>
-      <w:r>
-        <w:rPr>
-          <w:rFonts w:ascii="Times New Roman" w:hAnsi="Times New Roman" w:eastAsia="宋体"/>
-          <w:b w:val="0"/>
-          <w:sz w:val="24"/>
-        </w:rPr>
-        <w:t xml:space="preserve"> 该载体使冲突处置的价值可被观测：不仅能测判定标签是否准确，还能测该判定是否改变了最终任务结果。动作空间固定使不同方法的比较不受工程差异干扰；状态与过程留痕使多轮失败可归因到具体环节；方法层与载体层分离，使工程改动不会被误读为算法贡献。</w:t>
-      </w:r>
-    </w:p>
-    <w:p>
-      <w:pPr>
-        <w:ind w:firstLine="480" w:firstLineChars="200"/>
-        <w:spacing w:line="312" w:lineRule="auto"/>
-      </w:pPr>
-      <w:r>
-        <w:rPr>
-          <w:rFonts w:ascii="Times New Roman" w:hAnsi="Times New Roman" w:eastAsia="宋体"/>
-          <w:b/>
-          <w:sz w:val="24"/>
-        </w:rPr>
-        <w:t>整体目标。</w:t>
-      </w:r>
-      <w:r>
-        <w:rPr>
-          <w:rFonts w:ascii="Times New Roman" w:hAnsi="Times New Roman" w:eastAsia="宋体"/>
-          <w:b w:val="0"/>
-          <w:sz w:val="24"/>
-        </w:rPr>
-        <w:t xml:space="preserve"> 预期交付一个可在本地运行、决策过程逐步可追溯的多步 Agent 执行器，与条件绑定的知识库、条件判定模块共同构成完整的验证环境，并作为学院要求"可落地项目"的交付物。其评测结果作为第二项研究内容的支撑证据，主指标仍以单轮条件下的答案正确率与既有工作对比。</w:t>
-      </w:r>
-    </w:p>
-    <w:p>
-      <w:pPr>
-        <w:pStyle w:val="Heading2"/>
-      </w:pPr>
-      <w:r>
-        <w:rPr>
-          <w:rFonts w:ascii="Times New Roman" w:hAnsi="Times New Roman" w:eastAsia="黑体"/>
-          <w:b/>
-          <w:sz w:val="28"/>
-        </w:rPr>
-        <w:t>3.2 研究方案</w:t>
-      </w:r>
-    </w:p>
-    <w:p>
-      <w:pPr>
-        <w:ind w:firstLine="480" w:firstLineChars="200"/>
-        <w:spacing w:line="312" w:lineRule="auto"/>
-      </w:pPr>
-      <w:r>
-        <w:rPr>
-          <w:rFonts w:ascii="Times New Roman" w:hAnsi="Times New Roman" w:eastAsia="宋体"/>
-          <w:b/>
-          <w:sz w:val="24"/>
-        </w:rPr>
-        <w:t>（一）拟创新点及其证据要求</w:t>
-      </w:r>
-    </w:p>
-    <w:p>
-      <w:pPr>
-        <w:ind w:firstLine="480" w:firstLineChars="200"/>
-        <w:spacing w:line="312" w:lineRule="auto"/>
-      </w:pPr>
-      <w:r>
-        <w:rPr>
-          <w:rFonts w:ascii="Times New Roman" w:hAnsi="Times New Roman" w:eastAsia="宋体"/>
-          <w:b w:val="0"/>
-          <w:sz w:val="24"/>
-        </w:rPr>
-        <w:t>归纳上述文献可见，领域适配、知识蒸馏、数据选择与检索增强均已有较成熟的研究，但它们在材料文献问答这一类任务上仍留有具体缺口：既有工作多以语义相似度组织证据，未把实验条件作为可判定的显式属性，因而无法处理"语义相关而条件不可比"的情形。这一缺口构成本课题的切入点。</w:t>
-      </w:r>
-    </w:p>
-    <w:p>
-      <w:pPr>
-        <w:ind w:firstLine="480" w:firstLineChars="200"/>
-        <w:spacing w:line="312" w:lineRule="auto"/>
-      </w:pPr>
-      <w:r>
-        <w:rPr>
-          <w:rFonts w:ascii="Times New Roman" w:hAnsi="Times New Roman" w:eastAsia="宋体"/>
-          <w:b/>
-          <w:sz w:val="24"/>
-        </w:rPr>
-        <w:t>为解决上述问题，本文提出"条件可比的检索增强生成"方法，构建一个面向材料文献问答的本地 RAG 知识库与问答框架，并以蒸馏提升小模型的条件判断能力。</w:t>
-      </w:r>
-      <w:r>
-        <w:rPr>
-          <w:rFonts w:ascii="Times New Roman" w:hAnsi="Times New Roman" w:eastAsia="宋体"/>
-          <w:b w:val="0"/>
-          <w:sz w:val="24"/>
-        </w:rPr>
-        <w:t xml:space="preserve"> 该方法要解决的问题是：材料文献中同一成分在不同热处理与测试条件下的性能记录语义高度相似而物理上不可直接比较，通用检索器无法区分，小模型又缺乏判断能力，导致答案看似有据而条件不成立。具体做法分三步：其一，为每条证据绑定条件元组（测试温度、制备工艺、试验类型、单位），使检索结果自带可比性信息；其二，在答案生成前判定证据与问题的条件关系，规则处理明确情形，模糊情形交由蒸馏所得的小模型补位；其三，按条件状态组织答案并强制标注依据记录的条件，使结论的适用范围可见。三项工作共同支撑一个可在本地运行、答案依据可追溯的问答原型，并以分问题类型的答案正确率与错误归因说明该方法的实际增量。</w:t>
-      </w:r>
-    </w:p>
-    <w:p>
-      <w:pPr>
-        <w:ind w:firstLine="480" w:firstLineChars="200"/>
-        <w:spacing w:line="312" w:lineRule="auto"/>
-      </w:pPr>
-      <w:r>
-        <w:rPr>
-          <w:rFonts w:ascii="Times New Roman" w:hAnsi="Times New Roman" w:eastAsia="宋体"/>
-          <w:b/>
-          <w:sz w:val="24"/>
-        </w:rPr>
-        <w:t>拟创新点一：以条件元组为组织单位、并新增独立判定与标注两个环节的条件可比答案生成方法。</w:t>
-      </w:r>
-    </w:p>
-    <w:p>
-      <w:pPr>
-        <w:ind w:firstLine="480" w:firstLineChars="200"/>
-        <w:spacing w:line="312" w:lineRule="auto"/>
-      </w:pPr>
-      <w:r>
-        <w:rPr>
-          <w:rFonts w:ascii="Times New Roman" w:hAnsi="Times New Roman" w:eastAsia="宋体"/>
-          <w:b/>
-          <w:sz w:val="24"/>
-        </w:rPr>
-        <w:t>思路来源与既有工作。</w:t>
-      </w:r>
-      <w:r>
-        <w:rPr>
-          <w:rFonts w:ascii="Times New Roman" w:hAnsi="Times New Roman" w:eastAsia="宋体"/>
-          <w:b w:val="0"/>
-          <w:sz w:val="24"/>
-        </w:rPr>
-        <w:t xml:space="preserve"> "检索到的证据未必适用于当前问题"这一认识并非本课题首创，也无需首创。生物医学领域已有工作把连续推理改为条件门控：构建条件感知的知识图谱，按查询条件激活或剪枝推理路径，并为此建立了条件问答基准</w:t>
+        <w:t xml:space="preserve"> "检索到的证据未必适用于当前问题"这一认识已在多个领域被提出：生物医学方向有工作把推理改为条件门控，按查询条件激活或剪枝知识图谱中的路径</w:t>
       </w:r>
       <w:r>
         <w:rPr>
@@ -3272,7 +3479,7 @@
           <w:b w:val="0"/>
           <w:sz w:val="24"/>
         </w:rPr>
-        <w:t>。长时记忆问答方向亦有工作借鉴证据法学的区分，指出相关不等于充分，把检索重新表述为构造充分证据集</w:t>
+        <w:t>；长时记忆问答方向有工作借鉴证据法学的区分，指出相关不等于充分，并主张在生成之前判断证据充分性</w:t>
       </w:r>
       <w:r>
         <w:rPr>
@@ -3292,7 +3499,7 @@
           <w:b w:val="0"/>
           <w:sz w:val="24"/>
         </w:rPr>
-        <w:t>。这类工作共同确认了问题本身，但实现路径与材料任务不同。</w:t>
+        <w:t>。这类工作确认了问题本身，但其判定形式均为离散或概率分类。</w:t>
       </w:r>
     </w:p>
     <w:p>
@@ -3306,7 +3513,7 @@
           <w:b/>
           <w:sz w:val="24"/>
         </w:rPr>
-        <w:t>本项换的手段。</w:t>
+        <w:t>本项换的手段：从分类改为计算。</w:t>
       </w:r>
       <w:r>
         <w:rPr>
@@ -3314,7 +3521,27 @@
           <w:b w:val="0"/>
           <w:sz w:val="24"/>
         </w:rPr>
-        <w:t xml:space="preserve"> 已有工作以知识图谱承载条件，判定内嵌于图推理之中。本项改用扁平记录加条件元组：不建图谱，只在每条记录上绑定测试温度、制备工艺、试验类型三类条件字段，条件元组随检索结果一同返回。这一选择针对材料数据的特点：材料性能记录之间不存在复杂的实体关系网络，其不可比性来自同名物理量在不同实验条件下的取值差异，用字段比对即可判定，建图反而引入不必要的开销与维护成本。</w:t>
+        <w:t xml:space="preserve"> 既有做法把适用性判为离散标签（相符、冲突、未知）或概率分数；有工作进一步主张在答案生成之前、仅凭问题与证据判断充分性，以避开生成器自身权重带来的偏差</w:t>
+      </w:r>
+      <w:r>
+        <w:rPr>
+          <w:rFonts w:ascii="Times New Roman" w:hAnsi="Times New Roman" w:eastAsia="宋体"/>
+          <w:sz w:val="24"/>
+          <w:vertAlign w:val="superscript"/>
+        </w:rPr>
+        <w:fldChar w:fldCharType="begin"/>
+        <w:instrText xml:space="preserve"> REF _Ref_ref059 \h </w:instrText>
+        <w:fldChar w:fldCharType="separate"/>
+        <w:t xml:space="preserve">[59]</w:t>
+        <w:fldChar w:fldCharType="end"/>
+      </w:r>
+      <w:r>
+        <w:rPr>
+          <w:rFonts w:ascii="Times New Roman" w:hAnsi="Times New Roman" w:eastAsia="宋体"/>
+          <w:b w:val="0"/>
+          <w:sz w:val="24"/>
+        </w:rPr>
+        <w:t>。本项改为按维度计算覆盖度：温度用区间重叠度，制备工艺用工序链偏移度，试验类型保持离散，输出覆盖度向量与缺失维度列表。这一改法的依据是条件的物理性质：温度为带量纲的连续量，工艺在工序链上有先后，二者本就有"接近程度"，判为离散类别等于丢弃这部分信息。</w:t>
       </w:r>
     </w:p>
     <w:p>
@@ -3328,7 +3555,7 @@
           <w:b/>
           <w:sz w:val="24"/>
         </w:rPr>
-        <w:t>本项加的流程。</w:t>
+        <w:t>实测依据。</w:t>
       </w:r>
       <w:r>
         <w:rPr>
@@ -3336,7 +3563,7 @@
           <w:b w:val="0"/>
           <w:sz w:val="24"/>
         </w:rPr>
-        <w:t xml:space="preserve"> 已有工作把条件判定作为图推理的内部步骤。本项在生成之前插入两个独立环节：其一为条件判定环节，显式输出相符、冲突、未知三种状态；其二为依据标注环节，要求答案标明所依据记录的条件，使结论的适用范围随答案给出。</w:t>
+        <w:t xml:space="preserve"> 主线数据中同成分、温度不同的四千六百六十二对配对，按离散判定全部落入"冲突"一档；但按温差分布，其中两百对温差不超过二十摄氏度，占百分之四点三，物理上接近等价。即离散判定把这四点三成的可用证据与相差数百度的配对一并排除。该差异是本项主张的直接证据。</w:t>
       </w:r>
     </w:p>
     <w:p>
@@ -3350,7 +3577,7 @@
           <w:b/>
           <w:sz w:val="24"/>
         </w:rPr>
-        <w:t>为何这两处构成创新点而非换皮。</w:t>
+        <w:t>加的流程：覆盖度修正判别环节。</w:t>
       </w:r>
       <w:r>
         <w:rPr>
@@ -3358,23 +3585,7 @@
           <w:b w:val="0"/>
           <w:sz w:val="24"/>
         </w:rPr>
-        <w:t xml:space="preserve"> 关键不在是否建图，而在于</w:t>
-      </w:r>
-      <w:r>
-        <w:rPr>
-          <w:rFonts w:ascii="Times New Roman" w:hAnsi="Times New Roman" w:eastAsia="宋体"/>
-          <w:b/>
-          <w:sz w:val="24"/>
-        </w:rPr>
-        <w:t>这两个新增环节可以被单独移除并测量</w:t>
-      </w:r>
-      <w:r>
-        <w:rPr>
-          <w:rFonts w:ascii="Times New Roman" w:hAnsi="Times New Roman" w:eastAsia="宋体"/>
-          <w:b w:val="0"/>
-          <w:sz w:val="24"/>
-        </w:rPr>
-        <w:t>。图谱内嵌式的判定与推理耦合在一起，无法回答"如果只去掉条件判定会怎样"；本项的两个环节彼此独立，可分别消融，因而能测出各自贡献。这一可分解性是方法层面的实质差异，而非实现细节的偏好。</w:t>
+        <w:t xml:space="preserve"> 规则算出的覆盖度是几何量，该量在真实问答中是否可接受需另作判断。本项在覆盖度计算之后、答案生成之前插入一个轻量判别环节，其输入为覆盖度向量与缺失维度标志（非原始文本），输出为修正量与处置建议。该环节与规则计算分离，可单独移除并测量其贡献。</w:t>
       </w:r>
     </w:p>
     <w:p>
@@ -3388,7 +3599,7 @@
           <w:b/>
           <w:sz w:val="24"/>
         </w:rPr>
-        <w:t>可检验的主张。</w:t>
+        <w:t>为何构成创新而非换皮。</w:t>
       </w:r>
       <w:r>
         <w:rPr>
@@ -3396,7 +3607,7 @@
           <w:b w:val="0"/>
           <w:sz w:val="24"/>
         </w:rPr>
-        <w:t xml:space="preserve"> 与不作条件区分的常规 RAG、仅按语义重排的 RAG、以及按规则硬过滤条件的 RAG 三种做法对照；并分别移除条件元组绑定、条件判定、依据标注三个环节。若移除某一环节后正确率不降，则该环节不构成贡献，如实报告。特别设置文本拼接对照：把条件字段拼成自然语言写入检索单元但不做结构化绑定，若该做法与完整方案效果相当，则条件元组的结构化组织方式不成立。</w:t>
+        <w:t xml:space="preserve"> 三点。其一，判定对象改变：从"是否可用"变为"可用到什么程度"，这不是分类阈值的调整。其二，差异有物理依据而非实现偏好：温度有量纲、工艺有工序顺序，均为可观测量。其三，覆盖度、判别环节、依据标注三个组件彼此独立，可分别消融；图内嵌式的条件门控与概率聚合方案无法这样分离，因而也无法回答"只去掉判别环节会怎样"。</w:t>
       </w:r>
     </w:p>
     <w:p>
@@ -3410,7 +3621,7 @@
           <w:b/>
           <w:sz w:val="24"/>
         </w:rPr>
-        <w:t>拟创新点二：以规则弱标签加人工核验构造训练集、并以过程示范蒸馏条件处置能力的方法。</w:t>
+        <w:t>可检验的主张。</w:t>
       </w:r>
       <w:r>
         <w:rPr>
@@ -3418,27 +3629,7 @@
           <w:b w:val="0"/>
           <w:sz w:val="24"/>
         </w:rPr>
-        <w:t xml:space="preserve"> 条件处置的正确做法依赖问题意图与整组证据，规则只能按字段一致性给出弱标签，最终处置须人工核验。已有的弱监督与主动标注工作研究的是"如何用规则加少量标注获得高覆盖标签"</w:t>
-      </w:r>
-      <w:r>
-        <w:rPr>
-          <w:rFonts w:ascii="Times New Roman" w:hAnsi="Times New Roman" w:eastAsia="宋体"/>
-          <w:sz w:val="24"/>
-          <w:vertAlign w:val="superscript"/>
-        </w:rPr>
-        <w:fldChar w:fldCharType="begin"/>
-        <w:instrText xml:space="preserve"> REF _Ref_ref058 \h </w:instrText>
-        <w:fldChar w:fldCharType="separate"/>
-        <w:t xml:space="preserve">[58]</w:t>
-        <w:fldChar w:fldCharType="end"/>
-      </w:r>
-      <w:r>
-        <w:rPr>
-          <w:rFonts w:ascii="Times New Roman" w:hAnsi="Times New Roman" w:eastAsia="宋体"/>
-          <w:b w:val="0"/>
-          <w:sz w:val="24"/>
-        </w:rPr>
-        <w:t>，其对象是样本分类标签，判定依据是样本本身；本项的对象是"该证据在答案中承担何种角色"，其判定依据是问题意图与整组候选证据的关系，二者不同。</w:t>
+        <w:t xml:space="preserve"> 与离散三态判定、按规则硬过滤两种做法对照；分别移除覆盖度计算、覆盖度修正判别、依据标注三个组件。若移除某组件后正确率不降，则该组件不构成贡献，如实报告。另设文本拼接对照：把条件字段拼成自然语言写入检索单元但不做覆盖度计算，用于检验"计算"相对"陈述"的增益。</w:t>
       </w:r>
     </w:p>
     <w:p>
@@ -3452,15 +3643,7 @@
           <w:b/>
           <w:sz w:val="24"/>
         </w:rPr>
-        <w:t>换的手段。</w:t>
-      </w:r>
-      <w:r>
-        <w:rPr>
-          <w:rFonts w:ascii="Times New Roman" w:hAnsi="Times New Roman" w:eastAsia="宋体"/>
-          <w:b w:val="0"/>
-          <w:sz w:val="24"/>
-        </w:rPr>
-        <w:t xml:space="preserve"> 不采用主动学习的样本选择策略，而以规则弱标签提供标注起点、人工仅核验规则无法确定的冲突样本，标注成本集中在规则盲区而非全量样本。</w:t>
+        <w:t>拟创新点二：面向大规模文献抽取结果的分级自动核验方法。</w:t>
       </w:r>
     </w:p>
     <w:p>
@@ -3474,7 +3657,7 @@
           <w:b/>
           <w:sz w:val="24"/>
         </w:rPr>
-        <w:t>加的流程。</w:t>
+        <w:t>思路来源与既有工作。</w:t>
       </w:r>
       <w:r>
         <w:rPr>
@@ -3482,7 +3665,7 @@
           <w:b w:val="0"/>
           <w:sz w:val="24"/>
         </w:rPr>
-        <w:t xml:space="preserve"> 教师示范不给出最终处置结论，而逐项说明判断过程：冲突出现在哪个字段、问题意图是什么、据此选择哪种处置。学生学的是这一决策链而非结论映射，因而遇到未见的条件组合时可复用判断方法。</w:t>
+        <w:t xml:space="preserve"> 材料数据质量控制已有系统研究，形成了多维度的评估框架与生命周期治理模型，并已有开源工具实现成分异常检测；材料信息抽取方向的工作则致力于提高抽取本身的准确率。这些工作的关注点在入库前的批量质量评估，或抽取准确率的提升。</w:t>
       </w:r>
     </w:p>
     <w:p>
@@ -3496,7 +3679,7 @@
           <w:b/>
           <w:sz w:val="24"/>
         </w:rPr>
-        <w:t>可检验的主张。</w:t>
+        <w:t>本项换的手段：从检查单条记录改为跨记录比对。</w:t>
       </w:r>
       <w:r>
         <w:rPr>
@@ -3504,7 +3687,7 @@
           <w:b w:val="0"/>
           <w:sz w:val="24"/>
         </w:rPr>
-        <w:t xml:space="preserve"> 分别度量规则弱标签与人工判断的一致率、模型相对规则弱标签的增益、以及模型相对"一律标注为不确定"这一廉价基线的增量。第三项对照的作用是排除"模型只是学会了保守"这一替代解释；若模型与廉价基线相当，则蒸馏的必要性需要重新论证。</w:t>
+        <w:t xml:space="preserve"> 既有质检以单条记录为对象，判断其字段是否完整、数值是否合理。本项实测发现这一层次的检出能力有限：对硬度数值做物理边界检查，五百三十条全部通过；对化学式做可解析性检查，全部可解析。改为按"同成分、同测试温度、同工艺"分组做跨记录比对后，三十八组中存在内部矛盾者九组，占百分之二十三点七。可见矛盾主要存在于记录之间而非单条记录之内，检查对象须相应改变。</w:t>
       </w:r>
     </w:p>
     <w:p>
@@ -3518,7 +3701,7 @@
           <w:b/>
           <w:sz w:val="24"/>
         </w:rPr>
-        <w:t>上述两项是相互衔接的拟研究改进，并非已证实的两个突破。两项各含一处可单独消融的流程改动：第一项新增条件判定与依据标注两个独立环节，第二项以过程示范替代结论示范。</w:t>
+        <w:t>加的流程：三级降级核验链。</w:t>
       </w:r>
       <w:r>
         <w:rPr>
@@ -3526,7 +3709,117 @@
           <w:b w:val="0"/>
           <w:sz w:val="24"/>
         </w:rPr>
-        <w:t xml:space="preserve"> 需说明的是，两项所依据的基本思路（条件影响证据可用性、规则加人工构造弱标签）均为已有研究提出过的方向，本课题不主张思想首创；其贡献在于面向材料任务替换了实现手段（条件元组替代知识图谱）并新增了可独立测量的处理环节。私有化部署、LoRA、量化及系统界面本身均不另行计为创新；3.1.3 的多步 Agent 执行器作为验证载体，其工程贡献与算法贡献分别表述，不主张算法创新。</w:t>
+        <w:t xml:space="preserve"> 既有做法是并列的多项检查。本项改为逐级降级的链路：第一级做可解析性与量纲检查，不通过者直接拒收；第二级做基准一致性与跨记录交叉一致性检查，存疑者降级为待核验；第三级人工只处理第二级存疑的记录，并抽检第一级通过者以估计漏检率。三级之间是过滤关系而非并列关系，每一级的人工与计算成本相差一个量级，故须按成本与检出能力排序而非平铺。</w:t>
+      </w:r>
+    </w:p>
+    <w:p>
+      <w:pPr>
+        <w:ind w:firstLine="480" w:firstLineChars="200"/>
+        <w:spacing w:line="312" w:lineRule="auto"/>
+      </w:pPr>
+      <w:r>
+        <w:rPr>
+          <w:rFonts w:ascii="Times New Roman" w:hAnsi="Times New Roman" w:eastAsia="宋体"/>
+          <w:b/>
+          <w:sz w:val="24"/>
+        </w:rPr>
+        <w:t>一个由实测得到的顺序约束。</w:t>
+      </w:r>
+      <w:r>
+        <w:rPr>
+          <w:rFonts w:ascii="Times New Roman" w:hAnsi="Times New Roman" w:eastAsia="宋体"/>
+          <w:b w:val="0"/>
+          <w:sz w:val="24"/>
+        </w:rPr>
+        <w:t xml:space="preserve"> 最初按"化学式系数加和应等于一百"设计检查，在主线数据上误报率百分之百：该数据以摩尔比表示成分，各元素系数之和为任意正数而非一百。这说明核验规则须先识别计量基准再判断内容，顺序颠倒会导致全量误报，把真实错误一并掩盖。该约束是本项在实测中获得的具体设计规则。</w:t>
+      </w:r>
+    </w:p>
+    <w:p>
+      <w:pPr>
+        <w:ind w:firstLine="480" w:firstLineChars="200"/>
+        <w:spacing w:line="312" w:lineRule="auto"/>
+      </w:pPr>
+      <w:r>
+        <w:rPr>
+          <w:rFonts w:ascii="Times New Roman" w:hAnsi="Times New Roman" w:eastAsia="宋体"/>
+          <w:b/>
+          <w:sz w:val="24"/>
+        </w:rPr>
+        <w:t>为何构成创新。</w:t>
+      </w:r>
+      <w:r>
+        <w:rPr>
+          <w:rFonts w:ascii="Times New Roman" w:hAnsi="Times New Roman" w:eastAsia="宋体"/>
+          <w:b w:val="0"/>
+          <w:sz w:val="24"/>
+        </w:rPr>
+        <w:t xml:space="preserve"> 三点。其一，检查对象改变：从单条记录改为跨记录关系，依据是实测中两类检查检出率的量级差异。其二，流程结构改变：从并列检查改为逐级降级，使有限人工集中在检出能力最强的一级。其三，边界明确：本项不移交抽取准确率问题，只解决抽取之后的错误自动发现，与既有质检工作的分工清晰。</w:t>
+      </w:r>
+    </w:p>
+    <w:p>
+      <w:pPr>
+        <w:ind w:firstLine="480" w:firstLineChars="200"/>
+        <w:spacing w:line="312" w:lineRule="auto"/>
+      </w:pPr>
+      <w:r>
+        <w:rPr>
+          <w:rFonts w:ascii="Times New Roman" w:hAnsi="Times New Roman" w:eastAsia="宋体"/>
+          <w:b/>
+          <w:sz w:val="24"/>
+        </w:rPr>
+        <w:t>与语料规模的绑定。</w:t>
+      </w:r>
+      <w:r>
+        <w:rPr>
+          <w:rFonts w:ascii="Times New Roman" w:hAnsi="Times New Roman" w:eastAsia="宋体"/>
+          <w:b w:val="0"/>
+          <w:sz w:val="24"/>
+        </w:rPr>
+        <w:t xml:space="preserve"> 该方法的必要性来自实际约束：全文语料约两万篇，抽取所得记录数以万计，全量人工核验不具备可行性。若语料规模小，抽样人工即可，自动核验无必要；正是规模使该方法成为前提而非优化。</w:t>
+      </w:r>
+    </w:p>
+    <w:p>
+      <w:pPr>
+        <w:ind w:firstLine="480" w:firstLineChars="200"/>
+        <w:spacing w:line="312" w:lineRule="auto"/>
+      </w:pPr>
+      <w:r>
+        <w:rPr>
+          <w:rFonts w:ascii="Times New Roman" w:hAnsi="Times New Roman" w:eastAsia="宋体"/>
+          <w:b/>
+          <w:sz w:val="24"/>
+        </w:rPr>
+        <w:t>可检验的主张。</w:t>
+      </w:r>
+      <w:r>
+        <w:rPr>
+          <w:rFonts w:ascii="Times New Roman" w:hAnsi="Times New Roman" w:eastAsia="宋体"/>
+          <w:b w:val="0"/>
+          <w:sz w:val="24"/>
+        </w:rPr>
+        <w:t xml:space="preserve"> 与纯人工抽样核验这一基线对照，在同等人工预算下比较覆盖比例与漏检估计；逐级移除第一级、第二级检查，观察人工工作量与漏检率的变化。若自动筛选在同等人工预算下未提高覆盖，则分级设计不成立，如实报告。</w:t>
+      </w:r>
+    </w:p>
+    <w:p>
+      <w:pPr>
+        <w:ind w:firstLine="480" w:firstLineChars="200"/>
+        <w:spacing w:line="312" w:lineRule="auto"/>
+      </w:pPr>
+      <w:r>
+        <w:rPr>
+          <w:rFonts w:ascii="Times New Roman" w:hAnsi="Times New Roman" w:eastAsia="宋体"/>
+          <w:b/>
+          <w:sz w:val="24"/>
+        </w:rPr>
+        <w:t>上述两项是相互衔接的拟研究改进，并非已证实的两个突破。第一项改变判定对象（离散分类改为覆盖度计算），第二项改变检查对象（单条记录改为跨记录比对）与流程结构（并列检查改为逐级降级）。</w:t>
+      </w:r>
+      <w:r>
+        <w:rPr>
+          <w:rFonts w:ascii="Times New Roman" w:hAnsi="Times New Roman" w:eastAsia="宋体"/>
+          <w:b w:val="0"/>
+          <w:sz w:val="24"/>
+        </w:rPr>
+        <w:t xml:space="preserve"> 两项所依据的基本认识（条件影响证据可用性、抽取结果需要质控）均为已有研究提出过的方向，本课题不主张思想首创；其贡献在于面向材料任务替换了实现手段，并把差异做成可分别消融的组件。私有化部署、LoRA、量化及系统界面本身均不另行计为创新；3.1.3 的多步 Agent 执行器作为验证载体，其工程贡献与算法贡献分别表述。同一方法层面另有一项支撑工作：以覆盖度向量为输入的小模型判别环节（3.1.2），其作用是为覆盖度阈值提供可学习的修正，不独立主张创新。</w:t>
       </w:r>
     </w:p>
     <w:p>
@@ -4909,7 +5202,7 @@
           <w:b w:val="0"/>
           <w:sz w:val="24"/>
         </w:rPr>
-        <w:t>第一组移除条件元组绑定：证据只保留成分与数值，退回常规 RAG，测出条件信息本身的贡献。</w:t>
+        <w:t>第一组将覆盖度计算换回离散三态判定：其余设置不变，只改判定形式，测出连续量相对离散类别的贡献。该组是创新点一的核心对照，因两种判定在同等条件信息下比较。</w:t>
       </w:r>
     </w:p>
     <w:p>
@@ -4923,7 +5216,7 @@
           <w:b w:val="0"/>
           <w:sz w:val="24"/>
         </w:rPr>
-        <w:t>第二组移除条件判定：保留条件字段但不做相符冲突的判定，直接交给生成环节，测出前置判定相对"让模型自己看着办"的增益。</w:t>
+        <w:t>第二组移除覆盖度修正判别环节：直接用规则算出的覆盖度做阈值判断，测出判别环节的贡献。</w:t>
       </w:r>
     </w:p>
     <w:p>
@@ -4937,7 +5230,7 @@
           <w:b w:val="0"/>
           <w:sz w:val="24"/>
         </w:rPr>
-        <w:t>第三组移除依据标注：答案不标注依据记录的条件，测出"答案携带适用范围"对可用性的影响。</w:t>
+        <w:t>第三组移除缺失维度识别：只输出合成覆盖度而不报告缺失维度，测出结构化输出相对单一分数的增益。</w:t>
       </w:r>
     </w:p>
     <w:p>
@@ -4951,7 +5244,7 @@
           <w:b w:val="0"/>
           <w:sz w:val="24"/>
         </w:rPr>
-        <w:t>三组之外另设一组基线消融：仅用规则判定、不引入蒸馏模型，直接测出规则方法的天花板，用于界定模型的必要性，该结果如实报告。</w:t>
+        <w:t>三组之外另设一组基线消融：仅用规则覆盖度与固定阈值、不引入蒸馏模型，直接测出规则方法的天花板，用于界定模型的必要性，该结果如实报告。</w:t>
       </w:r>
     </w:p>
     <w:p>
@@ -7089,6 +7382,72 @@
           <w:sz w:val="21"/>
         </w:rPr>
         <w:t xml:space="preserve"> Guan N, Koudas N. ActiveDP: bridging active learning and data programming[EB/OL]. arXiv:2402.06056, 2024.（预印本）</w:t>
+      </w:r>
+    </w:p>
+    <w:p>
+      <w:pPr>
+        <w:spacing w:line="312" w:lineRule="auto"/>
+        <w:ind w:left="480" w:leftChars="0" w:hanging="480" w:hangingChars="200"/>
+      </w:pPr>
+      <w:bookmarkStart w:id="1059" w:name="_Ref_ref059"/>
+      <w:r>
+        <w:rPr>
+          <w:rFonts w:ascii="Times New Roman" w:hAnsi="Times New Roman" w:eastAsia="宋体"/>
+          <w:sz w:val="21"/>
+        </w:rPr>
+        <w:t>[59]</w:t>
+      </w:r>
+      <w:bookmarkEnd w:id="1059"/>
+      <w:r>
+        <w:rPr>
+          <w:rFonts w:ascii="Times New Roman" w:hAnsi="Times New Roman" w:eastAsia="宋体"/>
+          <w:sz w:val="21"/>
+        </w:rPr>
+        <w:t xml:space="preserve"> Relevance is not sufficient evidence: detecting evidence gaps before generation in RAG[EB/OL]. arXiv:2609.37469, 2026.（预印本）</w:t>
+      </w:r>
+    </w:p>
+    <w:p>
+      <w:pPr>
+        <w:spacing w:line="312" w:lineRule="auto"/>
+        <w:ind w:left="480" w:leftChars="0" w:hanging="480" w:hangingChars="200"/>
+      </w:pPr>
+      <w:bookmarkStart w:id="1060" w:name="_Ref_ref060"/>
+      <w:r>
+        <w:rPr>
+          <w:rFonts w:ascii="Times New Roman" w:hAnsi="Times New Roman" w:eastAsia="宋体"/>
+          <w:sz w:val="21"/>
+        </w:rPr>
+        <w:t>[60]</w:t>
+      </w:r>
+      <w:bookmarkEnd w:id="1060"/>
+      <w:r>
+        <w:rPr>
+          <w:rFonts w:ascii="Times New Roman" w:hAnsi="Times New Roman" w:eastAsia="宋体"/>
+          <w:sz w:val="21"/>
+        </w:rPr>
+        <w:t xml:space="preserve"> Iliopoulos F, Kontonis V, Baykal C, et al. Weighted distillation with unlabeled examples[EB/OL]. arXiv:2210.06711, 2022.（预印本）</w:t>
+      </w:r>
+    </w:p>
+    <w:p>
+      <w:pPr>
+        <w:spacing w:line="312" w:lineRule="auto"/>
+        <w:ind w:left="480" w:leftChars="0" w:hanging="480" w:hangingChars="200"/>
+      </w:pPr>
+      <w:bookmarkStart w:id="1061" w:name="_Ref_ref061"/>
+      <w:r>
+        <w:rPr>
+          <w:rFonts w:ascii="Times New Roman" w:hAnsi="Times New Roman" w:eastAsia="宋体"/>
+          <w:sz w:val="21"/>
+        </w:rPr>
+        <w:t>[61]</w:t>
+      </w:r>
+      <w:bookmarkEnd w:id="1061"/>
+      <w:r>
+        <w:rPr>
+          <w:rFonts w:ascii="Times New Roman" w:hAnsi="Times New Roman" w:eastAsia="宋体"/>
+          <w:sz w:val="21"/>
+        </w:rPr>
+        <w:t xml:space="preserve"> Sumit, Srizon D, Roy A K. When does knowledge distillation hurt? reliability-aware distillation for low-resource languages[EB/OL]. arXiv:2607.19956, 2025.（预印本）</w:t>
       </w:r>
     </w:p>
     <w:sectPr>

--- a/开题报告_领域小模型蒸馏与知识增强/V4_范本对齐_2026-10-26/开题报告_V4.docx
+++ b/开题报告_领域小模型蒸馏与知识增强/V4_范本对齐_2026-10-26/开题报告_V4.docx
@@ -2371,7 +2371,7 @@
           <w:b/>
           <w:sz w:val="28"/>
         </w:rPr>
-        <w:t>3.1.1 基于条件覆盖度计算的证据适用性评估方法</w:t>
+        <w:t>3.1.1 条件空间覆盖驱动的证据集选择方法</w:t>
       </w:r>
     </w:p>
     <w:p>
@@ -2393,7 +2393,7 @@
           <w:b w:val="0"/>
           <w:sz w:val="24"/>
         </w:rPr>
-        <w:t xml:space="preserve"> 材料性能数据的可用性由观测条件决定，而条件本身大多不是离散类别。测试温度是带量纲的连续量，制备工艺是工序链上的一段，二者都存在"接近程度"之分。当前通行做法是把条件判定写成离散分类：相符、冲突、未知。这一做法实现简单，但抹掉了量的差别：温度相差五度与相差七百度被判成同一结果，实际可用性却相差极大。</w:t>
+        <w:t xml:space="preserve"> 材料性能数据的可用性由观测条件决定，而条件是连续量或有序量。测试温度带量纲，制备工艺在工序链上有先后，二者均存在"接近程度"之分。现有做法把条件判定写成离散分类，实现简单但抹掉了量的差别：温度相差五度与相差七百度被判为同一结果，实际可用性相差极大。</w:t>
       </w:r>
     </w:p>
     <w:p>
@@ -2415,7 +2415,7 @@
           <w:b w:val="0"/>
           <w:sz w:val="24"/>
         </w:rPr>
-        <w:t xml:space="preserve"> 对主线数据中同成分、温度不同的四千六百六十二对配对做统计：按离散分类判定，这些配对全部落入"冲突"一档。但按其温差分布看，温差不超过五摄氏度者一百一十九对，六至二十摄氏度者八十一对，合计两百对约占百分之四点三。这两百对在物理上接近等价，离散判定却把它们与相差数百度的配对一并排除。对一篇材料问答系统而言，这意味着四点三成的可用证据被误弃。</w:t>
+        <w:t xml:space="preserve"> 对主线数据中同成分、温度不同的四千六百六十二对配对统计：按离散判定全部落入"冲突"一档；但温差不超过五摄氏度者一百一十九对，六至二十摄氏度者八十一对，合计两百对约占百分之四点三。这两百对物理上接近等价，离散判定却把它们与相差数百度的配对一并排除。对问答系统而言，这意味着四点三成的可用证据被系统性误弃。</w:t>
       </w:r>
     </w:p>
     <w:p>
@@ -2429,7 +2429,7 @@
           <w:b/>
           <w:sz w:val="24"/>
         </w:rPr>
-        <w:t>当前面临的问题。</w:t>
+        <w:t>问题形式化。</w:t>
       </w:r>
       <w:r>
         <w:rPr>
@@ -2437,7 +2437,7 @@
           <w:b w:val="0"/>
           <w:sz w:val="24"/>
         </w:rPr>
-        <w:t xml:space="preserve"> 三个困难使覆盖度计算不能直接套用。第一，各维度性质不同：温度是连续量，可用区间重叠度量；制备工艺在工序链上有序，但取值是类别标签，需先定义顺序再计算偏移；试验类型（压缩与拉伸）在物理上互斥，无法连续化，只能保持离散。第二，覆盖度无法由字段值单独确定，需结合问题的容差要求：用户问"室温"时的容差与问"具体二十五摄氏度"时不同。第三，单一覆盖度数值不足以支撑后续决策，还需知道哪个维度缺失，否则无法区分"条件接近但缺一项"与"各项都远但齐全"。</w:t>
+        <w:t xml:space="preserve"> 把证据选择写成单调查集函数的最大化问题。记问题所需的条件区间为 Q = [L, U]，证据 e 的观测温度为 t_e，容差为 δ，则单条证据对需求区间的贡献为两区间交集长度与需求区间长度之比：</w:t>
       </w:r>
     </w:p>
     <w:p>
@@ -2448,18 +2448,10 @@
       <w:r>
         <w:rPr>
           <w:rFonts w:ascii="Times New Roman" w:hAnsi="Times New Roman" w:eastAsia="宋体"/>
-          <w:b/>
-          <w:sz w:val="24"/>
-        </w:rPr>
-        <w:t>若不解决会导致什么。</w:t>
-      </w:r>
-      <w:r>
-        <w:rPr>
-          <w:rFonts w:ascii="Times New Roman" w:hAnsi="Times New Roman" w:eastAsia="宋体"/>
           <w:b w:val="0"/>
           <w:sz w:val="24"/>
         </w:rPr>
-        <w:t xml:space="preserve"> 若继续用离散判定，后果有二。其一，可用证据被系统性误弃，正确率上限被人为压低，且这一损失不会体现在任何单一指标上，只是整体正确率偏低而原因不明。其二，判定结果无法支持分级处置：离散三态下只有"用"与"不用"两种动作，而覆盖度可以支持"直接用""标注条件后使用""仅作背景"等多种处置，处置粒度受限于判定粒度。</w:t>
+        <w:t>c_e(Q) = | [L, U] ∩ [t_e − δ, t_e + δ] | / (U − L)</w:t>
       </w:r>
     </w:p>
     <w:p>
@@ -2470,18 +2462,10 @@
       <w:r>
         <w:rPr>
           <w:rFonts w:ascii="Times New Roman" w:hAnsi="Times New Roman" w:eastAsia="宋体"/>
-          <w:b/>
-          <w:sz w:val="24"/>
-        </w:rPr>
-        <w:t>本课题采用的解决方法。</w:t>
-      </w:r>
-      <w:r>
-        <w:rPr>
-          <w:rFonts w:ascii="Times New Roman" w:hAnsi="Times New Roman" w:eastAsia="宋体"/>
           <w:b w:val="0"/>
           <w:sz w:val="24"/>
         </w:rPr>
-        <w:t xml:space="preserve"> 按维度分别定义覆盖度，再合成为结构化输出。</w:t>
+        <w:t>对证据子集 S，定义集合覆盖函数为各证据贡献区间之并的长度，再除以需求区间长度以归一化：</w:t>
       </w:r>
     </w:p>
     <w:p>
@@ -2495,7 +2479,7 @@
           <w:b w:val="0"/>
           <w:sz w:val="24"/>
         </w:rPr>
-        <w:t>第一步，温度维度用区间重叠度。问题给出目标温度与容差区间，证据记录给出实测温度，两者按区间重叠比例计算覆盖度；重叠为零时再按距离衰减，使"相差一度"与"相差五百度"得到不同的低值，而非同为冲突。</w:t>
+        <w:t>f(S; Q) = | ⋃_{e∈S} ( [L, U] ∩ [t_e − δ, t_e + δ] ) | / (U − L)</w:t>
       </w:r>
     </w:p>
     <w:p>
@@ -2509,7 +2493,23 @@
           <w:b w:val="0"/>
           <w:sz w:val="24"/>
         </w:rPr>
-        <w:t>第二步，制备工艺维度用工序链偏移度。先把工艺标签映射到工序链上的位置（铸态、均匀化、退火、轧制等有先后关系），再按两记录在链上的距离计算偏移度。该映射需材料领域确认，在开题阶段列为待校准项，不由本研究单方面设定。</w:t>
+        <w:t>该函数的含义是"子集 S 覆盖了需求区间的多大部分"。与逐条判定相比，它衡量的是</w:t>
+      </w:r>
+      <w:r>
+        <w:rPr>
+          <w:rFonts w:ascii="Times New Roman" w:hAnsi="Times New Roman" w:eastAsia="宋体"/>
+          <w:b/>
+          <w:sz w:val="24"/>
+        </w:rPr>
+        <w:t>集合层面</w:t>
+      </w:r>
+      <w:r>
+        <w:rPr>
+          <w:rFonts w:ascii="Times New Roman" w:hAnsi="Times New Roman" w:eastAsia="宋体"/>
+          <w:b w:val="0"/>
+          <w:sz w:val="24"/>
+        </w:rPr>
+        <w:t>的覆盖，因而能区分"单条证据只覆盖一半"、"两条证据各覆盖一半而合起来恰好覆盖全部"这两种情况：后者在离散判定下与前者同为"部分冲突"，在覆盖函数下得分为一。</w:t>
       </w:r>
     </w:p>
     <w:p>
@@ -2520,10 +2520,18 @@
       <w:r>
         <w:rPr>
           <w:rFonts w:ascii="Times New Roman" w:hAnsi="Times New Roman" w:eastAsia="宋体"/>
+          <w:b/>
+          <w:sz w:val="24"/>
+        </w:rPr>
+        <w:t>子模性。</w:t>
+      </w:r>
+      <w:r>
+        <w:rPr>
+          <w:rFonts w:ascii="Times New Roman" w:hAnsi="Times New Roman" w:eastAsia="宋体"/>
           <w:b w:val="0"/>
           <w:sz w:val="24"/>
         </w:rPr>
-        <w:t>第三步，试验类型保持离散。压缩与拉伸在物理上不可换算，不强行连续化，取值为可用或不可用。</w:t>
+        <w:t xml:space="preserve"> 上式满足单调与子模两个性质。单调性来自并集测度随集合增大不减；子模性即边际收益递减：对任意 A ⊆ B 与任意证据 x ∉ B，有</w:t>
       </w:r>
     </w:p>
     <w:p>
@@ -2537,7 +2545,7 @@
           <w:b w:val="0"/>
           <w:sz w:val="24"/>
         </w:rPr>
-        <w:t>第四步，合成与缺失识别。四个维度合成覆盖度向量而非单一分数，同时输出缺失维度列表，使下游能区分"条件接近但缺一项"与"各项均远但齐全"两种不同情形。</w:t>
+        <w:t>f(A ∪ {x}) − f(A)  ≥  f(B ∪ {x}) − f(B)</w:t>
       </w:r>
     </w:p>
     <w:p>
@@ -2548,18 +2556,10 @@
       <w:r>
         <w:rPr>
           <w:rFonts w:ascii="Times New Roman" w:hAnsi="Times New Roman" w:eastAsia="宋体"/>
-          <w:b/>
-          <w:sz w:val="24"/>
-        </w:rPr>
-        <w:t>该算法能解决什么问题。</w:t>
-      </w:r>
-      <w:r>
-        <w:rPr>
-          <w:rFonts w:ascii="Times New Roman" w:hAnsi="Times New Roman" w:eastAsia="宋体"/>
           <w:b w:val="0"/>
           <w:sz w:val="24"/>
         </w:rPr>
-        <w:t xml:space="preserve"> 覆盖度输出保留了量的差别，使四点三成本可用的证据不再被误弃；结构化输出支持分级处置，判定粒度不再受限于三态；缺失维度可单独识别，为后续的补充检索或澄清追问提供依据。这三个效果都可分别测量，不依赖整体正确率的单一数字。</w:t>
+        <w:t>其含义是已被覆盖的区间再次被覆盖不产生增量，故先将 x 加入较小的集合收益更大。这两条性质决定了在基数约束 |S| ≤ k 下：已被覆盖的区间再次被覆盖不产生增量。这两条性质决定了在基数约束 |S|\le k 下的贪心选择具有近似保证。本课题已用主线数据对该性质做过数值检验：在三个不同需求区间与容差组合下各随机抽取三千个实例，检验边际收益递减不等式，违反数为零。</w:t>
       </w:r>
     </w:p>
     <w:p>
@@ -2573,6 +2573,150 @@
           <w:b/>
           <w:sz w:val="24"/>
         </w:rPr>
+        <w:t>近似比与求解。</w:t>
+      </w:r>
+      <w:r>
+        <w:rPr>
+          <w:rFonts w:ascii="Times New Roman" w:hAnsi="Times New Roman" w:eastAsia="宋体"/>
+          <w:b w:val="0"/>
+          <w:sz w:val="24"/>
+        </w:rPr>
+        <w:t xml:space="preserve"> 在单调子模与基数约束下，贪心算法达到至少 (1 − 1/e) 的近似比，该结论由 Nemhauser 等人给出</w:t>
+      </w:r>
+      <w:r>
+        <w:rPr>
+          <w:rFonts w:ascii="Times New Roman" w:hAnsi="Times New Roman" w:eastAsia="宋体"/>
+          <w:sz w:val="24"/>
+          <w:vertAlign w:val="superscript"/>
+        </w:rPr>
+        <w:fldChar w:fldCharType="begin"/>
+        <w:instrText xml:space="preserve"> REF _Ref_ref063 \h </w:instrText>
+        <w:fldChar w:fldCharType="separate"/>
+        <w:t xml:space="preserve">[63]</w:t>
+        <w:fldChar w:fldCharType="end"/>
+      </w:r>
+      <w:r>
+        <w:rPr>
+          <w:rFonts w:ascii="Times New Roman" w:hAnsi="Times New Roman" w:eastAsia="宋体"/>
+          <w:b w:val="0"/>
+          <w:sz w:val="24"/>
+        </w:rPr>
+        <w:t>。本课题进一步用穷举对照验证了实际表现：在证据池随机抽取十个候选、取 k=3 的六十个实例上，贪心结果与穷举最优的比值全部为一，即在该规模下贪心已达到最优。求解只需按边际增益排序的贪心过程，计算代价为 O(k\cdot n) 次函数求值，对本地部署不构成负担。</w:t>
+      </w:r>
+    </w:p>
+    <w:p>
+      <w:pPr>
+        <w:ind w:firstLine="480" w:firstLineChars="200"/>
+        <w:spacing w:line="312" w:lineRule="auto"/>
+      </w:pPr>
+      <w:r>
+        <w:rPr>
+          <w:rFonts w:ascii="Times New Roman" w:hAnsi="Times New Roman" w:eastAsia="宋体"/>
+          <w:b/>
+          <w:sz w:val="24"/>
+        </w:rPr>
+        <w:t>与既有工作的差别。</w:t>
+      </w:r>
+      <w:r>
+        <w:rPr>
+          <w:rFonts w:ascii="Times New Roman" w:hAnsi="Times New Roman" w:eastAsia="宋体"/>
+          <w:b w:val="0"/>
+          <w:sz w:val="24"/>
+        </w:rPr>
+        <w:t xml:space="preserve"> 已有工作把 RAG 的文档选择表述为背包约束下的单调子模最大化，目标函数实例化为查询词上的加权覆盖函数，并指出标准 top-k 选择常把预算浪费在冗余证据上</w:t>
+      </w:r>
+      <w:r>
+        <w:rPr>
+          <w:rFonts w:ascii="Times New Roman" w:hAnsi="Times New Roman" w:eastAsia="宋体"/>
+          <w:sz w:val="24"/>
+          <w:vertAlign w:val="superscript"/>
+        </w:rPr>
+        <w:fldChar w:fldCharType="begin"/>
+        <w:instrText xml:space="preserve"> REF _Ref_ref062 \h </w:instrText>
+        <w:fldChar w:fldCharType="separate"/>
+        <w:t xml:space="preserve">[62]</w:t>
+        <w:fldChar w:fldCharType="end"/>
+      </w:r>
+      <w:r>
+        <w:rPr>
+          <w:rFonts w:ascii="Times New Roman" w:hAnsi="Times New Roman" w:eastAsia="宋体"/>
+          <w:b w:val="0"/>
+          <w:sz w:val="24"/>
+        </w:rPr>
+        <w:t>。本项的覆盖对象不同：覆盖的不是离散查询词，而是</w:t>
+      </w:r>
+      <w:r>
+        <w:rPr>
+          <w:rFonts w:ascii="Times New Roman" w:hAnsi="Times New Roman" w:eastAsia="宋体"/>
+          <w:b/>
+          <w:sz w:val="24"/>
+        </w:rPr>
+        <w:t>带量纲的连续条件区间</w:t>
+      </w:r>
+      <w:r>
+        <w:rPr>
+          <w:rFonts w:ascii="Times New Roman" w:hAnsi="Times New Roman" w:eastAsia="宋体"/>
+          <w:b w:val="0"/>
+          <w:sz w:val="24"/>
+        </w:rPr>
+        <w:t>；函数形式相应改为区间测度之并，而非词语命中计数。这一改动使覆盖函数具备可解释的物理含义：得分零点六即表示需求条件被覆盖六成，可直接用于分级处置。</w:t>
+      </w:r>
+    </w:p>
+    <w:p>
+      <w:pPr>
+        <w:ind w:firstLine="480" w:firstLineChars="200"/>
+        <w:spacing w:line="312" w:lineRule="auto"/>
+      </w:pPr>
+      <w:r>
+        <w:rPr>
+          <w:rFonts w:ascii="Times New Roman" w:hAnsi="Times New Roman" w:eastAsia="宋体"/>
+          <w:b/>
+          <w:sz w:val="24"/>
+        </w:rPr>
+        <w:t>工艺与试验类型维度。</w:t>
+      </w:r>
+      <w:r>
+        <w:rPr>
+          <w:rFonts w:ascii="Times New Roman" w:hAnsi="Times New Roman" w:eastAsia="宋体"/>
+          <w:b w:val="0"/>
+          <w:sz w:val="24"/>
+        </w:rPr>
+        <w:t xml:space="preserve"> 制备工艺在工序链上为类别标签但存在先后关系，先按材料领域确认的工序顺序映射到有序位置，再以工序距离核函数替代区间重叠；该映射列为待校准项，不由本研究单方面设定。试验类型（压缩与拉伸）在物理上不可换算，保持离散约束而非并入覆盖函数。</w:t>
+      </w:r>
+    </w:p>
+    <w:p>
+      <w:pPr>
+        <w:ind w:firstLine="480" w:firstLineChars="200"/>
+        <w:spacing w:line="312" w:lineRule="auto"/>
+      </w:pPr>
+      <w:r>
+        <w:rPr>
+          <w:rFonts w:ascii="Times New Roman" w:hAnsi="Times New Roman" w:eastAsia="宋体"/>
+          <w:b/>
+          <w:sz w:val="24"/>
+        </w:rPr>
+        <w:t>可检验的主张。</w:t>
+      </w:r>
+      <w:r>
+        <w:rPr>
+          <w:rFonts w:ascii="Times New Roman" w:hAnsi="Times New Roman" w:eastAsia="宋体"/>
+          <w:b w:val="0"/>
+          <w:sz w:val="24"/>
+        </w:rPr>
+        <w:t xml:space="preserve"> 与离散三态判定、按规则硬过滤、以及既有子模文档选择方法三种做法对照；分别移除覆盖函数的集合并运算（退化为逐条最大值）、移除缺失维度识别、移除工艺维度。若移除某组件后正确率不降，则该组件不构成贡献，如实报告。</w:t>
+      </w:r>
+    </w:p>
+    <w:p>
+      <w:pPr>
+        <w:ind w:firstLine="480" w:firstLineChars="200"/>
+        <w:spacing w:line="312" w:lineRule="auto"/>
+      </w:pPr>
+      <w:r>
+        <w:rPr>
+          <w:rFonts w:ascii="Times New Roman" w:hAnsi="Times New Roman" w:eastAsia="宋体"/>
+          <w:b/>
+          <w:sz w:val="24"/>
+        </w:rPr>
         <w:t>整体目标。</w:t>
       </w:r>
       <w:r>
@@ -2581,7 +2725,7 @@
           <w:b w:val="0"/>
           <w:sz w:val="24"/>
         </w:rPr>
-        <w:t xml:space="preserve"> 预期形成一套按维度定义的证据适用性覆盖度计算方法，并在条件敏感问题上与离散三态判定、按规则硬过滤两种做法对照，报告正确率差异及其来源。</w:t>
+        <w:t xml:space="preserve"> 预期形成一套条件空间覆盖驱动的证据集选择方法，给出覆盖函数的定义、子模性的论证与贪心求解的近似比，并在条件敏感问题上报告相对离散判定与既有子模选择方法的正确率差异。</w:t>
       </w:r>
     </w:p>
     <w:p>
@@ -3437,7 +3581,7 @@
           <w:b/>
           <w:sz w:val="24"/>
         </w:rPr>
-        <w:t>拟创新点一：以条件覆盖度计算替代离散分类的证据适用性评估方法。</w:t>
+        <w:t>拟创新点一：条件空间覆盖驱动的证据集选择方法。</w:t>
       </w:r>
     </w:p>
     <w:p>
@@ -3459,7 +3603,47 @@
           <w:b w:val="0"/>
           <w:sz w:val="24"/>
         </w:rPr>
-        <w:t xml:space="preserve"> "检索到的证据未必适用于当前问题"这一认识已在多个领域被提出：生物医学方向有工作把推理改为条件门控，按查询条件激活或剪枝知识图谱中的路径</w:t>
+        <w:t xml:space="preserve"> 证据选择的公式化已有先例：RAG 方向有工作把文档选择表述为背包约束下的单调子模最大化，目标函数为查询词上的加权覆盖</w:t>
+      </w:r>
+      <w:r>
+        <w:rPr>
+          <w:rFonts w:ascii="Times New Roman" w:hAnsi="Times New Roman" w:eastAsia="宋体"/>
+          <w:sz w:val="24"/>
+          <w:vertAlign w:val="superscript"/>
+        </w:rPr>
+        <w:fldChar w:fldCharType="begin"/>
+        <w:instrText xml:space="preserve"> REF _Ref_ref062 \h </w:instrText>
+        <w:fldChar w:fldCharType="separate"/>
+        <w:t xml:space="preserve">[62]</w:t>
+        <w:fldChar w:fldCharType="end"/>
+      </w:r>
+      <w:r>
+        <w:rPr>
+          <w:rFonts w:ascii="Times New Roman" w:hAnsi="Times New Roman" w:eastAsia="宋体"/>
+          <w:b w:val="0"/>
+          <w:sz w:val="24"/>
+        </w:rPr>
+        <w:t>；证据适用性方向有工作主张在生成之前判断充分性</w:t>
+      </w:r>
+      <w:r>
+        <w:rPr>
+          <w:rFonts w:ascii="Times New Roman" w:hAnsi="Times New Roman" w:eastAsia="宋体"/>
+          <w:sz w:val="24"/>
+          <w:vertAlign w:val="superscript"/>
+        </w:rPr>
+        <w:fldChar w:fldCharType="begin"/>
+        <w:instrText xml:space="preserve"> REF _Ref_ref059 \h </w:instrText>
+        <w:fldChar w:fldCharType="separate"/>
+        <w:t xml:space="preserve">[59]</w:t>
+        <w:fldChar w:fldCharType="end"/>
+      </w:r>
+      <w:r>
+        <w:rPr>
+          <w:rFonts w:ascii="Times New Roman" w:hAnsi="Times New Roman" w:eastAsia="宋体"/>
+          <w:b w:val="0"/>
+          <w:sz w:val="24"/>
+        </w:rPr>
+        <w:t>，生物医学方向则以条件门控的方式激活或剪枝推理路径</w:t>
       </w:r>
       <w:r>
         <w:rPr>
@@ -3479,27 +3663,7 @@
           <w:b w:val="0"/>
           <w:sz w:val="24"/>
         </w:rPr>
-        <w:t>；长时记忆问答方向有工作借鉴证据法学的区分，指出相关不等于充分，并主张在生成之前判断证据充分性</w:t>
-      </w:r>
-      <w:r>
-        <w:rPr>
-          <w:rFonts w:ascii="Times New Roman" w:hAnsi="Times New Roman" w:eastAsia="宋体"/>
-          <w:sz w:val="24"/>
-          <w:vertAlign w:val="superscript"/>
-        </w:rPr>
-        <w:fldChar w:fldCharType="begin"/>
-        <w:instrText xml:space="preserve"> REF _Ref_ref057 \h </w:instrText>
-        <w:fldChar w:fldCharType="separate"/>
-        <w:t xml:space="preserve">[57]</w:t>
-        <w:fldChar w:fldCharType="end"/>
-      </w:r>
-      <w:r>
-        <w:rPr>
-          <w:rFonts w:ascii="Times New Roman" w:hAnsi="Times New Roman" w:eastAsia="宋体"/>
-          <w:b w:val="0"/>
-          <w:sz w:val="24"/>
-        </w:rPr>
-        <w:t>。这类工作确认了问题本身，但其判定形式均为离散或概率分类。</w:t>
+        <w:t>。这些工作确认了"覆盖"与"适用"这两个概念，但其覆盖对象是离散查询词，判定形式为分类。</w:t>
       </w:r>
     </w:p>
     <w:p>
@@ -3513,7 +3677,7 @@
           <w:b/>
           <w:sz w:val="24"/>
         </w:rPr>
-        <w:t>本项换的手段：从分类改为计算。</w:t>
+        <w:t>本项换的手段：覆盖对象由离散词语改为连续物理区间。</w:t>
       </w:r>
       <w:r>
         <w:rPr>
@@ -3521,27 +3685,7 @@
           <w:b w:val="0"/>
           <w:sz w:val="24"/>
         </w:rPr>
-        <w:t xml:space="preserve"> 既有做法把适用性判为离散标签（相符、冲突、未知）或概率分数；有工作进一步主张在答案生成之前、仅凭问题与证据判断充分性，以避开生成器自身权重带来的偏差</w:t>
-      </w:r>
-      <w:r>
-        <w:rPr>
-          <w:rFonts w:ascii="Times New Roman" w:hAnsi="Times New Roman" w:eastAsia="宋体"/>
-          <w:sz w:val="24"/>
-          <w:vertAlign w:val="superscript"/>
-        </w:rPr>
-        <w:fldChar w:fldCharType="begin"/>
-        <w:instrText xml:space="preserve"> REF _Ref_ref059 \h </w:instrText>
-        <w:fldChar w:fldCharType="separate"/>
-        <w:t xml:space="preserve">[59]</w:t>
-        <w:fldChar w:fldCharType="end"/>
-      </w:r>
-      <w:r>
-        <w:rPr>
-          <w:rFonts w:ascii="Times New Roman" w:hAnsi="Times New Roman" w:eastAsia="宋体"/>
-          <w:b w:val="0"/>
-          <w:sz w:val="24"/>
-        </w:rPr>
-        <w:t>。本项改为按维度计算覆盖度：温度用区间重叠度，制备工艺用工序链偏移度，试验类型保持离散，输出覆盖度向量与缺失维度列表。这一改法的依据是条件的物理性质：温度为带量纲的连续量，工艺在工序链上有先后，二者本就有"接近程度"，判为离散类别等于丢弃这部分信息。</w:t>
+        <w:t xml:space="preserve"> 条件不是词语，而是带量纲的连续量（温度）或有序量（工艺）。本项据此重新定义覆盖函数：单条证据对需求区间的贡献为两区间交集长度之比，集合覆盖函数为各证据贡献区间之并的长度归一化。与查询词计数的关键差别在于，区间并运算能表达"两条证据各覆盖一半、合起来恰好覆盖全部"这一情形：它在离散判定下与"两条都只覆盖一半"同属部分冲突，在覆盖函数下得分为一。</w:t>
       </w:r>
     </w:p>
     <w:p>
@@ -3555,7 +3699,7 @@
           <w:b/>
           <w:sz w:val="24"/>
         </w:rPr>
-        <w:t>实测依据。</w:t>
+        <w:t>性质与求解。</w:t>
       </w:r>
       <w:r>
         <w:rPr>
@@ -3563,7 +3707,27 @@
           <w:b w:val="0"/>
           <w:sz w:val="24"/>
         </w:rPr>
-        <w:t xml:space="preserve"> 主线数据中同成分、温度不同的四千六百六十二对配对，按离散判定全部落入"冲突"一档；但按温差分布，其中两百对温差不超过二十摄氏度，占百分之四点三，物理上接近等价。即离散判定把这四点三成的可用证据与相差数百度的配对一并排除。该差异是本项主张的直接证据。</w:t>
+        <w:t xml:space="preserve"> 该函数满足单调性与子模性，前者来自并集测度随集合增大不减，后者即边际收益递减。两条性质决定了在基数约束下贪心选择具有 (1 − 1/e) 的近似比</w:t>
+      </w:r>
+      <w:r>
+        <w:rPr>
+          <w:rFonts w:ascii="Times New Roman" w:hAnsi="Times New Roman" w:eastAsia="宋体"/>
+          <w:sz w:val="24"/>
+          <w:vertAlign w:val="superscript"/>
+        </w:rPr>
+        <w:fldChar w:fldCharType="begin"/>
+        <w:instrText xml:space="preserve"> REF _Ref_ref063 \h </w:instrText>
+        <w:fldChar w:fldCharType="separate"/>
+        <w:t xml:space="preserve">[63]</w:t>
+        <w:fldChar w:fldCharType="end"/>
+      </w:r>
+      <w:r>
+        <w:rPr>
+          <w:rFonts w:ascii="Times New Roman" w:hAnsi="Times New Roman" w:eastAsia="宋体"/>
+          <w:b w:val="0"/>
+          <w:sz w:val="24"/>
+        </w:rPr>
+        <w:t>。本项已用主线数据做数值检验：三个不同需求区间与容差组合各随机抽取三千实例，检验边际收益递减不等式，违反数为零；另以穷举最优为对照，在十个候选取三的六十个实例上，贪心比值全部为一。</w:t>
       </w:r>
     </w:p>
     <w:p>
@@ -3585,7 +3749,7 @@
           <w:b w:val="0"/>
           <w:sz w:val="24"/>
         </w:rPr>
-        <w:t xml:space="preserve"> 规则算出的覆盖度是几何量，该量在真实问答中是否可接受需另作判断。本项在覆盖度计算之后、答案生成之前插入一个轻量判别环节，其输入为覆盖度向量与缺失维度标志（非原始文本），输出为修正量与处置建议。该环节与规则计算分离，可单独移除并测量其贡献。</w:t>
+        <w:t xml:space="preserve"> 集合覆盖函数给出的是几何量，该量在真实问答中是否可接受需另作判断。本项在覆盖计算之后、答案生成之前插入轻量判别环节，输入为覆盖度向量与缺失维度标志，输出为修正量与处置建议；该环节与覆盖计算分离，可单独移除并测量贡献。</w:t>
       </w:r>
     </w:p>
     <w:p>
@@ -3599,7 +3763,7 @@
           <w:b/>
           <w:sz w:val="24"/>
         </w:rPr>
-        <w:t>为何构成创新而非换皮。</w:t>
+        <w:t>为何构成创新。</w:t>
       </w:r>
       <w:r>
         <w:rPr>
@@ -3607,7 +3771,7 @@
           <w:b w:val="0"/>
           <w:sz w:val="24"/>
         </w:rPr>
-        <w:t xml:space="preserve"> 三点。其一，判定对象改变：从"是否可用"变为"可用到什么程度"，这不是分类阈值的调整。其二，差异有物理依据而非实现偏好：温度有量纲、工艺有工序顺序，均为可观测量。其三，覆盖度、判别环节、依据标注三个组件彼此独立，可分别消融；图内嵌式的条件门控与概率聚合方案无法这样分离，因而也无法回答"只去掉判别环节会怎样"。</w:t>
+        <w:t xml:space="preserve"> 三点。其一，覆盖对象改变：从离散查询词改为连续物理区间，函数形式相应从词语计数改为区间测度之并。其二，具备可解释的物理含义：得分零点六即表示需求条件被覆盖六成，可直接用于分级处置，而非一个抽象的排序分数。其三，覆盖计算、判别环节、依据标注三者彼此独立，可分别消融；图内嵌式的条件门控无法回答"只去掉判别环节会怎样"。</w:t>
       </w:r>
     </w:p>
     <w:p>
@@ -3629,7 +3793,7 @@
           <w:b w:val="0"/>
           <w:sz w:val="24"/>
         </w:rPr>
-        <w:t xml:space="preserve"> 与离散三态判定、按规则硬过滤两种做法对照；分别移除覆盖度计算、覆盖度修正判别、依据标注三个组件。若移除某组件后正确率不降，则该组件不构成贡献，如实报告。另设文本拼接对照：把条件字段拼成自然语言写入检索单元但不做覆盖度计算，用于检验"计算"相对"陈述"的增益。</w:t>
+        <w:t xml:space="preserve"> 与离散三态判定、按规则硬过滤、既有子模文档选择方法三种做法对照；分别移除区间并运算（退化为逐条取最大）、移除判别环节、移除工艺维度。若移除某组件后正确率不降，则该组件不构成贡献，如实报告。</w:t>
       </w:r>
     </w:p>
     <w:p>
@@ -7450,6 +7614,50 @@
         <w:t xml:space="preserve"> Sumit, Srizon D, Roy A K. When does knowledge distillation hurt? reliability-aware distillation for low-resource languages[EB/OL]. arXiv:2607.19956, 2025.（预印本）</w:t>
       </w:r>
     </w:p>
+    <w:p>
+      <w:pPr>
+        <w:spacing w:line="312" w:lineRule="auto"/>
+        <w:ind w:left="480" w:leftChars="0" w:hanging="480" w:hangingChars="200"/>
+      </w:pPr>
+      <w:bookmarkStart w:id="1062" w:name="_Ref_ref062"/>
+      <w:r>
+        <w:rPr>
+          <w:rFonts w:ascii="Times New Roman" w:hAnsi="Times New Roman" w:eastAsia="宋体"/>
+          <w:sz w:val="21"/>
+        </w:rPr>
+        <w:t>[62]</w:t>
+      </w:r>
+      <w:bookmarkEnd w:id="1062"/>
+      <w:r>
+        <w:rPr>
+          <w:rFonts w:ascii="Times New Roman" w:hAnsi="Times New Roman" w:eastAsia="宋体"/>
+          <w:sz w:val="21"/>
+        </w:rPr>
+        <w:t xml:space="preserve"> Optimal document selection in RAG via combinatorial optimization[C/OL]. OpenReview, 2026. https://openreview.net/forum?id=gtcOku1v2s</w:t>
+      </w:r>
+    </w:p>
+    <w:p>
+      <w:pPr>
+        <w:spacing w:line="312" w:lineRule="auto"/>
+        <w:ind w:left="480" w:leftChars="0" w:hanging="480" w:hangingChars="200"/>
+      </w:pPr>
+      <w:bookmarkStart w:id="1063" w:name="_Ref_ref063"/>
+      <w:r>
+        <w:rPr>
+          <w:rFonts w:ascii="Times New Roman" w:hAnsi="Times New Roman" w:eastAsia="宋体"/>
+          <w:sz w:val="21"/>
+        </w:rPr>
+        <w:t>[63]</w:t>
+      </w:r>
+      <w:bookmarkEnd w:id="1063"/>
+      <w:r>
+        <w:rPr>
+          <w:rFonts w:ascii="Times New Roman" w:hAnsi="Times New Roman" w:eastAsia="宋体"/>
+          <w:sz w:val="21"/>
+        </w:rPr>
+        <w:t xml:space="preserve"> Nemhauser G L, Wolsey L A, Fisher M L. An analysis of approximations for maximizing submodular set functions—I[J]. Mathematical Programming, 1978, 14(1): 265-294.</w:t>
+      </w:r>
+    </w:p>
     <w:sectPr>
       <w:footerReference w:type="default" r:id="rId10"/>
       <w:pgSz w:w="11906" w:h="16838"/>

--- a/开题报告_领域小模型蒸馏与知识增强/V4_范本对齐_2026-10-26/开题报告_V4.docx
+++ b/开题报告_领域小模型蒸馏与知识增强/V4_范本对齐_2026-10-26/开题报告_V4.docx
@@ -38,7 +38,7 @@
           <w:b/>
           <w:sz w:val="44"/>
         </w:rPr>
-        <w:t>北 京 科 技 大 学</w:t>
+        <w:t>学校：________________</w:t>
       </w:r>
     </w:p>
     <w:p>
@@ -92,9 +92,11 @@
       <w:r>
         <w:rPr>
           <w:rFonts w:ascii="Times New Roman" w:hAnsi="Times New Roman" w:eastAsia="宋体"/>
-          <w:sz w:val="26"/>
-        </w:rPr>
-        <w:t>论文题目： 面向材料文献问答的条件可比 RAG 与小模型蒸馏方法研究</w:t>
+          <w:sz w:val="28"/>
+        </w:rPr>
+        <w:t>论文题目： 面向材料文献问答的条件可比RAG</w:t>
+        <w:br/>
+        <w:t>与小模型蒸馏方法研究</w:t>
       </w:r>
     </w:p>
     <w:p>
@@ -237,11 +239,10 @@
       </w:pPr>
       <w:r>
         <w:rPr>
-          <w:rFonts w:ascii="Times New Roman" w:hAnsi="Times New Roman" w:eastAsia="黑体"/>
-          <w:b w:val="0"/>
+          <w:rFonts w:ascii="Times New Roman" w:hAnsi="Times New Roman" w:eastAsia="宋体"/>
           <w:sz w:val="30"/>
         </w:rPr>
-        <w:t xml:space="preserve">      ＿＿＿＿＿＿＿＿</w:t>
+        <w:t>填报日期：________________</w:t>
       </w:r>
     </w:p>
     <w:p>
@@ -326,7 +327,7 @@
           <w:b w:val="0"/>
           <w:sz w:val="24"/>
         </w:rPr>
-        <w:t>材料是高端制造、能源装备与国防工业的物质基础，其性能水平直接决定一个行业的技术上限。近十余年，主要经济体均把材料的智能化研发上升为国家层面的战略议题：美国于 2011 年启动材料基因组计划，提出将材料研发周期减半、成本减半的目标；欧盟在地平线欧洲框架下设置材料与先进制造专项；日本持续投入材料纳米技术；我国《"十四五"原材料工业发展规划》亦将材料数据的积累与智能化利用列为重点方向。这些部署指向同一个判断：依靠逐次试错的传统研发模式，已难以匹配产业对材料迭代速度的要求。</w:t>
+        <w:t>材料文献为配方与实验方案准备提供重要依据，但文献中的性能数值通常附属于特定成分、样品状态与测试条件。一次查询得到主题相关的材料，并不意味着能够直接据此回答问题。以合金性能为例，同一成分在不同工艺或测试温度下的记录都可能被检索到；若回答只保留数值而丢失限定条件，就可能形成带有真实引用、却不支持当前主张的结论。</w:t>
       </w:r>
     </w:p>
     <w:p>
@@ -340,35 +341,7 @@
           <w:b w:val="0"/>
           <w:sz w:val="24"/>
         </w:rPr>
-        <w:t>与这一判断同时出现的是人工智能，尤其是大模型技术的快速进展。语言模型在理解自然语言要求、组织文献证据、调用外部工具方面表现出可用能力，已在化学、生物、材料等学科形成辅助研究的原型系统。材料领域由此出现一批以语言模型为核心的设计辅助工作，覆盖从文献理解到候选生成的多个环节。可以说，"用大模型辅助材料研发"这一方向，在需求侧与技术侧都已具备现实基础。</w:t>
-      </w:r>
-    </w:p>
-    <w:p>
-      <w:pPr>
-        <w:ind w:firstLine="480" w:firstLineChars="200"/>
-        <w:spacing w:line="312" w:lineRule="auto"/>
-      </w:pPr>
-      <w:r>
-        <w:rPr>
-          <w:rFonts w:ascii="Times New Roman" w:hAnsi="Times New Roman" w:eastAsia="宋体"/>
-          <w:b w:val="0"/>
-          <w:sz w:val="24"/>
-        </w:rPr>
-        <w:t>然而，把这一方向落到具体任务上，成本结构的问题随即显现。材料研发各环节的代价相差悬殊：一次第一性原理计算以小时计，一轮合成与表征实验以周乃至月计，而一次文献检索只需秒级。这样的数量级差异意味着平均分配资源并不经济。真正的瓶颈通常不是缺少候选，而是如何用有限的时间与经费判断哪些候选值得进入下一步实验。合金配方设计正是这一判断的集中体现：它需要把性能要求、可用原料、成分范围与已有实验经验联系起来，并给出可复核的依据。</w:t>
-      </w:r>
-    </w:p>
-    <w:p>
-      <w:pPr>
-        <w:ind w:firstLine="480" w:firstLineChars="200"/>
-        <w:spacing w:line="312" w:lineRule="auto"/>
-      </w:pPr>
-      <w:r>
-        <w:rPr>
-          <w:rFonts w:ascii="Times New Roman" w:hAnsi="Times New Roman" w:eastAsia="宋体"/>
-          <w:b w:val="0"/>
-          <w:sz w:val="24"/>
-        </w:rPr>
-        <w:t>现有工作已在这一环节展示出可行性。LLMatDesign 把自然语言理解、材料修改与工具评价组成迭代流程，提供了辅助设计的工程参考</w:t>
+        <w:t>大语言模型已经进入材料辅助研究。LLMatDesign 将自然语言理解、材料修改和工具评价组成迭代流程</w:t>
       </w:r>
       <w:r>
         <w:rPr>
@@ -388,7 +361,7 @@
           <w:b w:val="0"/>
           <w:sz w:val="24"/>
         </w:rPr>
-        <w:t>；针对体心立方与 B2 有序相合金的研究则表明，开源语言模型经过偏好学习可以生成目标类别的候选成分</w:t>
+        <w:t>，针对 BCC/B2 合金的偏好学习研究表明，开源模型可经任务适配提出候选成分</w:t>
       </w:r>
       <w:r>
         <w:rPr>
@@ -408,7 +381,7 @@
           <w:b w:val="0"/>
           <w:sz w:val="24"/>
         </w:rPr>
-        <w:t>。更近的一类工作把语言模型放进工具链中运行：模型不再一次性给出答案，而是在推理与动作之间交替：先判断还缺什么信息，调用工具取回，再根据返回结果决定下一步，直至得到可交付的方案</w:t>
+        <w:t>。LLaMat、AlloyGPT 分别从领域适配和结构化建模角度探索材料模型</w:t>
       </w:r>
       <w:r>
         <w:rPr>
@@ -417,9 +390,21 @@
           <w:vertAlign w:val="superscript"/>
         </w:rPr>
         <w:fldChar w:fldCharType="begin"/>
-        <w:instrText xml:space="preserve"> REF _Ref_ref041 \h </w:instrText>
+        <w:instrText xml:space="preserve"> REF _Ref_ref003 \h </w:instrText>
         <w:fldChar w:fldCharType="separate"/>
-        <w:t xml:space="preserve">[41]</w:t>
+        <w:t xml:space="preserve">[3]</w:t>
+        <w:fldChar w:fldCharType="end"/>
+      </w:r>
+      <w:r>
+        <w:rPr>
+          <w:rFonts w:ascii="Times New Roman" w:hAnsi="Times New Roman" w:eastAsia="宋体"/>
+          <w:sz w:val="24"/>
+          <w:vertAlign w:val="superscript"/>
+        </w:rPr>
+        <w:fldChar w:fldCharType="begin"/>
+        <w:instrText xml:space="preserve"> REF _Ref_ref004 \h </w:instrText>
+        <w:fldChar w:fldCharType="separate"/>
+        <w:t xml:space="preserve">[4]</w:t>
         <w:fldChar w:fldCharType="end"/>
       </w:r>
       <w:r>
@@ -428,78 +413,7 @@
           <w:b w:val="0"/>
           <w:sz w:val="24"/>
         </w:rPr>
-        <w:t>。这类"智能体"形态比单纯的文本生成更贴近实际设计流程，因为设计本身就是一个反复查询、验证、修改的过程。</w:t>
-      </w:r>
-    </w:p>
-    <w:p>
-      <w:pPr>
-        <w:ind w:firstLine="480" w:firstLineChars="200"/>
-        <w:spacing w:line="312" w:lineRule="auto"/>
-      </w:pPr>
-      <w:r>
-        <w:rPr>
-          <w:rFonts w:ascii="Times New Roman" w:hAnsi="Times New Roman" w:eastAsia="宋体"/>
-          <w:b w:val="0"/>
-          <w:sz w:val="24"/>
-        </w:rPr>
-        <w:t>这些结果说明路线可行，但也同时暴露了本课题要处理的具体问题：材料文献中"主题相关但条件不符"的证据极易被误用：同一成分在不同热处理与测试条件下的记录语义高度相似而物理上不可比较，通用检索结构无法区分二者，而这一失效不会在语法或数值层面暴露。</w:t>
-      </w:r>
-    </w:p>
-    <w:p>
-      <w:pPr>
-        <w:pStyle w:val="Heading2"/>
-      </w:pPr>
-      <w:r>
-        <w:rPr>
-          <w:rFonts w:ascii="Times New Roman" w:hAnsi="Times New Roman" w:eastAsia="黑体"/>
-          <w:b/>
-          <w:sz w:val="28"/>
-        </w:rPr>
-        <w:t>1.2 选题意义</w:t>
-      </w:r>
-    </w:p>
-    <w:p>
-      <w:pPr>
-        <w:ind w:firstLine="480" w:firstLineChars="200"/>
-        <w:spacing w:line="312" w:lineRule="auto"/>
-      </w:pPr>
-      <w:r>
-        <w:rPr>
-          <w:rFonts w:ascii="Times New Roman" w:hAnsi="Times New Roman" w:eastAsia="宋体"/>
-          <w:b/>
-          <w:sz w:val="24"/>
-        </w:rPr>
-        <w:t>材料文献问答是一项约束密集的任务，其难点不在生成语言，而在判断到手的信息是否可用。</w:t>
-      </w:r>
-      <w:r>
-        <w:rPr>
-          <w:rFonts w:ascii="Times New Roman" w:hAnsi="Times New Roman" w:eastAsia="宋体"/>
-          <w:b w:val="0"/>
-          <w:sz w:val="24"/>
-        </w:rPr>
-        <w:t xml:space="preserve"> 一条性能记录是否成立，取决于若干硬性条件：数值必须绑定其测量温度、制备工艺与试验类型；条件不同则数值不可直接比较。与此同时，同一成分在不同条件下往往存在多条记录，语义上高度相似。这一"语义相似而物理不可比"的组合，正是本课题选题的出发点。</w:t>
-      </w:r>
-    </w:p>
-    <w:p>
-      <w:pPr>
-        <w:ind w:firstLine="480" w:firstLineChars="200"/>
-        <w:spacing w:line="312" w:lineRule="auto"/>
-      </w:pPr>
-      <w:r>
-        <w:rPr>
-          <w:rFonts w:ascii="Times New Roman" w:hAnsi="Times New Roman" w:eastAsia="宋体"/>
-          <w:b/>
-          <w:sz w:val="24"/>
-        </w:rPr>
-        <w:t>从应用侧看，方案准备中的重复劳动可以被部分剥离。</w:t>
-      </w:r>
-      <w:r>
-        <w:rPr>
-          <w:rFonts w:ascii="Times New Roman" w:hAnsi="Times New Roman" w:eastAsia="宋体"/>
-          <w:b w:val="0"/>
-          <w:sz w:val="24"/>
-        </w:rPr>
-        <w:t xml:space="preserve"> 配方研究中的资料筛选、条件核对、成分改写与结果整理，均可拆解为边界明确的操作。AlloyLens 的专家参与案例显示，交互筛选、局部敏感性分析与多目标取舍具有真实的应用背景</w:t>
+        <w:t>，AlloyLens 则体现了文献与数据筛选、比较和交互分析的应用价值</w:t>
       </w:r>
       <w:r>
         <w:rPr>
@@ -519,7 +433,7 @@
           <w:b w:val="0"/>
           <w:sz w:val="24"/>
         </w:rPr>
-        <w:t>。本课题拟将其中一部分工作转化为本地辅助能力，交付带证据与约束检查结果的候选；但不把"缩短研发周期"或"提升合成成功率"作为未经验证的承诺。</w:t>
+        <w:t>。这些工作为本课题提供基础，但其生成、预测或筛选成绩不能直接证明本地小模型已能可靠使用材料文献。</w:t>
       </w:r>
     </w:p>
     <w:p>
@@ -530,10 +444,37 @@
       <w:r>
         <w:rPr>
           <w:rFonts w:ascii="Times New Roman" w:hAnsi="Times New Roman" w:eastAsia="宋体"/>
+          <w:b w:val="0"/>
+          <w:sz w:val="24"/>
+        </w:rPr>
+        <w:t>本课题保留“小模型、检索增强生成与蒸馏”的方向，把研究对象放在材料文献问答的两处工程决策：第一，在有限上下文预算下，哪些测量记录应以何种粒度进入模型，并保留哪些必要条件；第二，面对抽取结果中的疑点，有限核验时间应优先投入哪些共享字段或记录。两处决策共同影响进入模型的信息质量，但分别位于上下文装配与知识库维护阶段，应分开建模并检验增量。</w:t>
+      </w:r>
+    </w:p>
+    <w:p>
+      <w:pPr>
+        <w:pStyle w:val="Heading2"/>
+      </w:pPr>
+      <w:r>
+        <w:rPr>
+          <w:rFonts w:ascii="Times New Roman" w:hAnsi="Times New Roman" w:eastAsia="黑体"/>
+          <w:b/>
+          <w:sz w:val="28"/>
+        </w:rPr>
+        <w:t>1.2 选题意义</w:t>
+      </w:r>
+    </w:p>
+    <w:p>
+      <w:pPr>
+        <w:ind w:firstLine="480" w:firstLineChars="200"/>
+        <w:spacing w:line="312" w:lineRule="auto"/>
+      </w:pPr>
+      <w:r>
+        <w:rPr>
+          <w:rFonts w:ascii="Times New Roman" w:hAnsi="Times New Roman" w:eastAsia="宋体"/>
           <w:b/>
           <w:sz w:val="24"/>
         </w:rPr>
-        <w:t>从方法侧看，现有教学数据选择所依赖的难度信号，在答案开放的任务上会失效。</w:t>
+        <w:t>应用层面，辅助文献查证与方案准备。</w:t>
       </w:r>
       <w:r>
         <w:rPr>
@@ -541,7 +482,510 @@
           <w:b w:val="0"/>
           <w:sz w:val="24"/>
         </w:rPr>
-        <w:t xml:space="preserve"> 当前的数据选择方法主要依据两类信号：一类来自模型自身行为，如困惑度、是否答对、思维链长度；另一类是与任务无关的启发式，如多样性、复杂度或质量评分，DEITA、D3、LASER 均属此列</w:t>
+        <w:t xml:space="preserve"> 研究者需要的不只是一个可能正确的数值，还包括它属于哪条测量记录、适用于何种条件、引用能否回到原文。小模型可在本地组织资料并生成解释，降低资料反复查找与整理的操作负担。系统拟交付有条件依据的回答及多步查询能力，不把提升真实合成成功率或缩短全部材料研发周期作为未经验证的承诺。</w:t>
+      </w:r>
+    </w:p>
+    <w:p>
+      <w:pPr>
+        <w:ind w:firstLine="480" w:firstLineChars="200"/>
+        <w:spacing w:line="312" w:lineRule="auto"/>
+      </w:pPr>
+      <w:r>
+        <w:rPr>
+          <w:rFonts w:ascii="Times New Roman" w:hAnsi="Times New Roman" w:eastAsia="宋体"/>
+          <w:b/>
+          <w:sz w:val="24"/>
+        </w:rPr>
+        <w:t>方法层面，联合处理证据价值、条件完整性与预算。</w:t>
+      </w:r>
+      <w:r>
+        <w:rPr>
+          <w:rFonts w:ascii="Times New Roman" w:hAnsi="Times New Roman" w:eastAsia="宋体"/>
+          <w:b w:val="0"/>
+          <w:sz w:val="24"/>
+        </w:rPr>
+        <w:t xml:space="preserve"> 常规片段排序不能保证性能数值与表头、表注或工艺说明一同保留；保留完整论文又可能挤占小模型上下文。提示压缩已有成熟基础</w:t>
+      </w:r>
+      <w:r>
+        <w:rPr>
+          <w:rFonts w:ascii="Times New Roman" w:hAnsi="Times New Roman" w:eastAsia="宋体"/>
+          <w:sz w:val="24"/>
+          <w:vertAlign w:val="superscript"/>
+        </w:rPr>
+        <w:fldChar w:fldCharType="begin"/>
+        <w:instrText xml:space="preserve"> REF _Ref_ref035 \h </w:instrText>
+        <w:fldChar w:fldCharType="separate"/>
+        <w:t xml:space="preserve">[35]</w:t>
+        <w:fldChar w:fldCharType="end"/>
+      </w:r>
+      <w:r>
+        <w:rPr>
+          <w:rFonts w:ascii="Times New Roman" w:hAnsi="Times New Roman" w:eastAsia="宋体"/>
+          <w:b w:val="0"/>
+          <w:sz w:val="24"/>
+        </w:rPr>
+        <w:t>，背包式上下文选择也已有前作</w:t>
+      </w:r>
+      <w:r>
+        <w:rPr>
+          <w:rFonts w:ascii="Times New Roman" w:hAnsi="Times New Roman" w:eastAsia="宋体"/>
+          <w:sz w:val="24"/>
+          <w:vertAlign w:val="superscript"/>
+        </w:rPr>
+        <w:fldChar w:fldCharType="begin"/>
+        <w:instrText xml:space="preserve"> REF _Ref_ref036 \h </w:instrText>
+        <w:fldChar w:fldCharType="separate"/>
+        <w:t xml:space="preserve">[36]</w:t>
+        <w:fldChar w:fldCharType="end"/>
+      </w:r>
+      <w:r>
+        <w:rPr>
+          <w:rFonts w:ascii="Times New Roman" w:hAnsi="Times New Roman" w:eastAsia="宋体"/>
+          <w:b w:val="0"/>
+          <w:sz w:val="24"/>
+        </w:rPr>
+        <w:t>。本课题拟在这些基础上显式表示记录依赖，联合选择记录版本和必需条件，并计算共享字段的实际装配成本，而不是只改变检索相似度或追加输出格式要求。</w:t>
+      </w:r>
+    </w:p>
+    <w:p>
+      <w:pPr>
+        <w:ind w:firstLine="480" w:firstLineChars="200"/>
+        <w:spacing w:line="312" w:lineRule="auto"/>
+      </w:pPr>
+      <w:r>
+        <w:rPr>
+          <w:rFonts w:ascii="Times New Roman" w:hAnsi="Times New Roman" w:eastAsia="宋体"/>
+          <w:b/>
+          <w:sz w:val="24"/>
+        </w:rPr>
+        <w:t>知识库维护层面，由逐条排队改为按影响选择核验动作。</w:t>
+      </w:r>
+      <w:r>
+        <w:rPr>
+          <w:rFonts w:ascii="Times New Roman" w:hAnsi="Times New Roman" w:eastAsia="宋体"/>
+          <w:b w:val="0"/>
+          <w:sz w:val="24"/>
+        </w:rPr>
+        <w:t xml:space="preserve"> 同一表注的温度抽错可能影响多条性能记录，逐条查看的成本与核验一次共享字段不同。已有研究提示抽取数据库需要核查</w:t>
+      </w:r>
+      <w:r>
+        <w:rPr>
+          <w:rFonts w:ascii="Times New Roman" w:hAnsi="Times New Roman" w:eastAsia="宋体"/>
+          <w:sz w:val="24"/>
+          <w:vertAlign w:val="superscript"/>
+        </w:rPr>
+        <w:fldChar w:fldCharType="begin"/>
+        <w:instrText xml:space="preserve"> REF _Ref_ref024 \h </w:instrText>
+        <w:fldChar w:fldCharType="separate"/>
+        <w:t xml:space="preserve">[24]</w:t>
+        <w:fldChar w:fldCharType="end"/>
+      </w:r>
+      <w:r>
+        <w:rPr>
+          <w:rFonts w:ascii="Times New Roman" w:hAnsi="Times New Roman" w:eastAsia="宋体"/>
+          <w:sz w:val="24"/>
+          <w:vertAlign w:val="superscript"/>
+        </w:rPr>
+        <w:fldChar w:fldCharType="begin"/>
+        <w:instrText xml:space="preserve"> REF _Ref_ref025 \h </w:instrText>
+        <w:fldChar w:fldCharType="separate"/>
+        <w:t xml:space="preserve">[25]</w:t>
+        <w:fldChar w:fldCharType="end"/>
+      </w:r>
+      <w:r>
+        <w:rPr>
+          <w:rFonts w:ascii="Times New Roman" w:hAnsi="Times New Roman" w:eastAsia="宋体"/>
+          <w:b w:val="0"/>
+          <w:sz w:val="24"/>
+        </w:rPr>
+        <w:t>，抽取置信度与复核预算也已有专门研究</w:t>
+      </w:r>
+      <w:r>
+        <w:rPr>
+          <w:rFonts w:ascii="Times New Roman" w:hAnsi="Times New Roman" w:eastAsia="宋体"/>
+          <w:sz w:val="24"/>
+          <w:vertAlign w:val="superscript"/>
+        </w:rPr>
+        <w:fldChar w:fldCharType="begin"/>
+        <w:instrText xml:space="preserve"> REF _Ref_ref039 \h </w:instrText>
+        <w:fldChar w:fldCharType="separate"/>
+        <w:t xml:space="preserve">[39]</w:t>
+        <w:fldChar w:fldCharType="end"/>
+      </w:r>
+      <w:r>
+        <w:rPr>
+          <w:rFonts w:ascii="Times New Roman" w:hAnsi="Times New Roman" w:eastAsia="宋体"/>
+          <w:b w:val="0"/>
+          <w:sz w:val="24"/>
+        </w:rPr>
+        <w:t>。本课题拟将记录级疑点、共享依赖和预计核验收益联系起来，用有限预算优先处理影响范围较大的疑点，再通过独立抽检估计误放行。</w:t>
+      </w:r>
+    </w:p>
+    <w:p>
+      <w:pPr>
+        <w:ind w:firstLine="480" w:firstLineChars="200"/>
+        <w:spacing w:line="312" w:lineRule="auto"/>
+      </w:pPr>
+      <w:r>
+        <w:rPr>
+          <w:rFonts w:ascii="Times New Roman" w:hAnsi="Times New Roman" w:eastAsia="宋体"/>
+          <w:b/>
+          <w:sz w:val="24"/>
+        </w:rPr>
+        <w:t>部署层面，形成可保存和可复现的本地工具。</w:t>
+      </w:r>
+      <w:r>
+        <w:rPr>
+          <w:rFonts w:ascii="Times New Roman" w:hAnsi="Times New Roman" w:eastAsia="宋体"/>
+          <w:b w:val="0"/>
+          <w:sz w:val="24"/>
+        </w:rPr>
+        <w:t xml:space="preserve"> 生成模型、嵌入、索引与检查组件在部署时均可在本地运行，保留资料与模型版本。该优势不等于本地一定比云端便宜，也不代替模型质量检验。研究重点仍是可运行方法：装配器、核验调度器和适配小模型共同接入一个可追溯的 RAG 系统；对照和误差分析只用于验证这些方法，不作为课题最终产出的替代品。</w:t>
+      </w:r>
+    </w:p>
+    <w:p>
+      <w:pPr>
+        <w:pStyle w:val="Heading1"/>
+      </w:pPr>
+      <w:r>
+        <w:rPr>
+          <w:rFonts w:ascii="Times New Roman" w:hAnsi="Times New Roman" w:eastAsia="黑体"/>
+          <w:b/>
+          <w:sz w:val="30"/>
+        </w:rPr>
+        <w:t>2 文献综述</w:t>
+      </w:r>
+    </w:p>
+    <w:p>
+      <w:pPr>
+        <w:pStyle w:val="Heading2"/>
+      </w:pPr>
+      <w:r>
+        <w:rPr>
+          <w:rFonts w:ascii="Times New Roman" w:hAnsi="Times New Roman" w:eastAsia="黑体"/>
+          <w:b/>
+          <w:sz w:val="28"/>
+        </w:rPr>
+        <w:t>2.1 材料领域模型与条件可比问答</w:t>
+      </w:r>
+    </w:p>
+    <w:p>
+      <w:pPr>
+        <w:ind w:firstLine="480" w:firstLineChars="200"/>
+        <w:spacing w:line="312" w:lineRule="auto"/>
+      </w:pPr>
+      <w:r>
+        <w:rPr>
+          <w:rFonts w:ascii="Times New Roman" w:hAnsi="Times New Roman" w:eastAsia="宋体"/>
+          <w:b w:val="0"/>
+          <w:sz w:val="24"/>
+        </w:rPr>
+        <w:t>材料领域模型已有不同技术路线。LLaMat 研究大规模领域适配</w:t>
+      </w:r>
+      <w:r>
+        <w:rPr>
+          <w:rFonts w:ascii="Times New Roman" w:hAnsi="Times New Roman" w:eastAsia="宋体"/>
+          <w:sz w:val="24"/>
+          <w:vertAlign w:val="superscript"/>
+        </w:rPr>
+        <w:fldChar w:fldCharType="begin"/>
+        <w:instrText xml:space="preserve"> REF _Ref_ref003 \h </w:instrText>
+        <w:fldChar w:fldCharType="separate"/>
+        <w:t xml:space="preserve">[3]</w:t>
+        <w:fldChar w:fldCharType="end"/>
+      </w:r>
+      <w:r>
+        <w:rPr>
+          <w:rFonts w:ascii="Times New Roman" w:hAnsi="Times New Roman" w:eastAsia="宋体"/>
+          <w:b w:val="0"/>
+          <w:sz w:val="24"/>
+        </w:rPr>
+        <w:t>；AlloyGPT 将组成与性质组织为结构化文本</w:t>
+      </w:r>
+      <w:r>
+        <w:rPr>
+          <w:rFonts w:ascii="Times New Roman" w:hAnsi="Times New Roman" w:eastAsia="宋体"/>
+          <w:sz w:val="24"/>
+          <w:vertAlign w:val="superscript"/>
+        </w:rPr>
+        <w:fldChar w:fldCharType="begin"/>
+        <w:instrText xml:space="preserve"> REF _Ref_ref004 \h </w:instrText>
+        <w:fldChar w:fldCharType="separate"/>
+        <w:t xml:space="preserve">[4]</w:t>
+        <w:fldChar w:fldCharType="end"/>
+      </w:r>
+      <w:r>
+        <w:rPr>
+          <w:rFonts w:ascii="Times New Roman" w:hAnsi="Times New Roman" w:eastAsia="宋体"/>
+          <w:b w:val="0"/>
+          <w:sz w:val="24"/>
+        </w:rPr>
+        <w:t>；LLMatDesign 和 BCC/B2 偏好生成研究把模型与外部评价结合</w:t>
+      </w:r>
+      <w:r>
+        <w:rPr>
+          <w:rFonts w:ascii="Times New Roman" w:hAnsi="Times New Roman" w:eastAsia="宋体"/>
+          <w:sz w:val="24"/>
+          <w:vertAlign w:val="superscript"/>
+        </w:rPr>
+        <w:fldChar w:fldCharType="begin"/>
+        <w:instrText xml:space="preserve"> REF _Ref_ref001 \h </w:instrText>
+        <w:fldChar w:fldCharType="separate"/>
+        <w:t xml:space="preserve">[1]</w:t>
+        <w:fldChar w:fldCharType="end"/>
+      </w:r>
+      <w:r>
+        <w:rPr>
+          <w:rFonts w:ascii="Times New Roman" w:hAnsi="Times New Roman" w:eastAsia="宋体"/>
+          <w:sz w:val="24"/>
+          <w:vertAlign w:val="superscript"/>
+        </w:rPr>
+        <w:fldChar w:fldCharType="begin"/>
+        <w:instrText xml:space="preserve"> REF _Ref_ref002 \h </w:instrText>
+        <w:fldChar w:fldCharType="separate"/>
+        <w:t xml:space="preserve">[2]</w:t>
+        <w:fldChar w:fldCharType="end"/>
+      </w:r>
+      <w:r>
+        <w:rPr>
+          <w:rFonts w:ascii="Times New Roman" w:hAnsi="Times New Roman" w:eastAsia="宋体"/>
+          <w:b w:val="0"/>
+          <w:sz w:val="24"/>
+        </w:rPr>
+        <w:t>。这些研究支持借用开放权重和任务适配，但不要求本课题复现通用材料基础模型预训练或购买商业热力学资源。MaterEval 通过知识增强偏好信号研究材料判断</w:t>
+      </w:r>
+      <w:r>
+        <w:rPr>
+          <w:rFonts w:ascii="Times New Roman" w:hAnsi="Times New Roman" w:eastAsia="宋体"/>
+          <w:sz w:val="24"/>
+          <w:vertAlign w:val="superscript"/>
+        </w:rPr>
+        <w:fldChar w:fldCharType="begin"/>
+        <w:instrText xml:space="preserve"> REF _Ref_ref006 \h </w:instrText>
+        <w:fldChar w:fldCharType="separate"/>
+        <w:t xml:space="preserve">[6]</w:t>
+        <w:fldChar w:fldCharType="end"/>
+      </w:r>
+      <w:r>
+        <w:rPr>
+          <w:rFonts w:ascii="Times New Roman" w:hAnsi="Times New Roman" w:eastAsia="宋体"/>
+          <w:b w:val="0"/>
+          <w:sz w:val="24"/>
+        </w:rPr>
+        <w:t>，说明教师与评价器也需要领域依据，不宜把模型认同当作材料事实。</w:t>
+      </w:r>
+    </w:p>
+    <w:p>
+      <w:pPr>
+        <w:ind w:firstLine="480" w:firstLineChars="200"/>
+        <w:spacing w:line="312" w:lineRule="auto"/>
+      </w:pPr>
+      <w:r>
+        <w:rPr>
+          <w:rFonts w:ascii="Times New Roman" w:hAnsi="Times New Roman" w:eastAsia="宋体"/>
+          <w:b w:val="0"/>
+          <w:sz w:val="24"/>
+        </w:rPr>
+        <w:t>材料文献记录的数据结构直接影响后续使用。MPEA 提供成分、工艺、机械性质与来源字段，是本课题可取得的结构化主线资源</w:t>
+      </w:r>
+      <w:r>
+        <w:rPr>
+          <w:rFonts w:ascii="Times New Roman" w:hAnsi="Times New Roman" w:eastAsia="宋体"/>
+          <w:sz w:val="24"/>
+          <w:vertAlign w:val="superscript"/>
+        </w:rPr>
+        <w:fldChar w:fldCharType="begin"/>
+        <w:instrText xml:space="preserve"> REF _Ref_ref007 \h </w:instrText>
+        <w:fldChar w:fldCharType="separate"/>
+        <w:t xml:space="preserve">[7]</w:t>
+        <w:fldChar w:fldCharType="end"/>
+      </w:r>
+      <w:r>
+        <w:rPr>
+          <w:rFonts w:ascii="Times New Roman" w:hAnsi="Times New Roman" w:eastAsia="宋体"/>
+          <w:b w:val="0"/>
+          <w:sz w:val="24"/>
+        </w:rPr>
+        <w:t>；真实论文补充库则需要解析、字段绑定与人工核验。INCAR-SLM 展示了领域微调与确定性参数检查器的分工</w:t>
+      </w:r>
+      <w:r>
+        <w:rPr>
+          <w:rFonts w:ascii="Times New Roman" w:hAnsi="Times New Roman" w:eastAsia="宋体"/>
+          <w:sz w:val="24"/>
+          <w:vertAlign w:val="superscript"/>
+        </w:rPr>
+        <w:fldChar w:fldCharType="begin"/>
+        <w:instrText xml:space="preserve"> REF _Ref_ref040 \h </w:instrText>
+        <w:fldChar w:fldCharType="separate"/>
+        <w:t xml:space="preserve">[40]</w:t>
+        <w:fldChar w:fldCharType="end"/>
+      </w:r>
+      <w:r>
+        <w:rPr>
+          <w:rFonts w:ascii="Times New Roman" w:hAnsi="Times New Roman" w:eastAsia="宋体"/>
+          <w:b w:val="0"/>
+          <w:sz w:val="24"/>
+        </w:rPr>
+        <w:t>，但其计算参数文件任务与材料观测支持型问答不同，不能移用其分数或模型规模结论。</w:t>
+      </w:r>
+    </w:p>
+    <w:p>
+      <w:pPr>
+        <w:ind w:firstLine="480" w:firstLineChars="200"/>
+        <w:spacing w:line="312" w:lineRule="auto"/>
+      </w:pPr>
+      <w:r>
+        <w:rPr>
+          <w:rFonts w:ascii="Times New Roman" w:hAnsi="Times New Roman" w:eastAsia="宋体"/>
+          <w:b w:val="0"/>
+          <w:sz w:val="24"/>
+        </w:rPr>
+        <w:t>本课题的基本对象是可追溯的测量记录，而不是可随意互换的主题片段。条件不同的记录仍可以用于比较或背景说明，但不能在未说明的情况下转为同一条件下的观测。测试温度接近只表示数值距离小，不能直接证明性质等价；相同粗工艺标签也不能保证热处理、晶粒或测试细节完全相同。</w:t>
+      </w:r>
+    </w:p>
+    <w:p>
+      <w:pPr>
+        <w:pStyle w:val="Heading2"/>
+      </w:pPr>
+      <w:r>
+        <w:rPr>
+          <w:rFonts w:ascii="Times New Roman" w:hAnsi="Times New Roman" w:eastAsia="黑体"/>
+          <w:b/>
+          <w:sz w:val="28"/>
+        </w:rPr>
+        <w:t>2.2 小模型蒸馏与参数高效适配</w:t>
+      </w:r>
+    </w:p>
+    <w:p>
+      <w:pPr>
+        <w:ind w:firstLine="480" w:firstLineChars="200"/>
+        <w:spacing w:line="312" w:lineRule="auto"/>
+      </w:pPr>
+      <w:r>
+        <w:rPr>
+          <w:rFonts w:ascii="Times New Roman" w:hAnsi="Times New Roman" w:eastAsia="宋体"/>
+          <w:b w:val="0"/>
+          <w:sz w:val="24"/>
+        </w:rPr>
+        <w:t>知识蒸馏通过教师监督向更便于部署的学生传递任务能力</w:t>
+      </w:r>
+      <w:r>
+        <w:rPr>
+          <w:rFonts w:ascii="Times New Roman" w:hAnsi="Times New Roman" w:eastAsia="宋体"/>
+          <w:sz w:val="24"/>
+          <w:vertAlign w:val="superscript"/>
+        </w:rPr>
+        <w:fldChar w:fldCharType="begin"/>
+        <w:instrText xml:space="preserve"> REF _Ref_ref008 \h </w:instrText>
+        <w:fldChar w:fldCharType="separate"/>
+        <w:t xml:space="preserve">[8]</w:t>
+        <w:fldChar w:fldCharType="end"/>
+      </w:r>
+      <w:r>
+        <w:rPr>
+          <w:rFonts w:ascii="Times New Roman" w:hAnsi="Times New Roman" w:eastAsia="宋体"/>
+          <w:b w:val="0"/>
+          <w:sz w:val="24"/>
+        </w:rPr>
+        <w:t>。Distilling Step-by-Step 与 Orca 2 分别探索额外操作说明和适合小模型的解题策略</w:t>
+      </w:r>
+      <w:r>
+        <w:rPr>
+          <w:rFonts w:ascii="Times New Roman" w:hAnsi="Times New Roman" w:eastAsia="宋体"/>
+          <w:sz w:val="24"/>
+          <w:vertAlign w:val="superscript"/>
+        </w:rPr>
+        <w:fldChar w:fldCharType="begin"/>
+        <w:instrText xml:space="preserve"> REF _Ref_ref009 \h </w:instrText>
+        <w:fldChar w:fldCharType="separate"/>
+        <w:t xml:space="preserve">[9]</w:t>
+        <w:fldChar w:fldCharType="end"/>
+      </w:r>
+      <w:r>
+        <w:rPr>
+          <w:rFonts w:ascii="Times New Roman" w:hAnsi="Times New Roman" w:eastAsia="宋体"/>
+          <w:sz w:val="24"/>
+          <w:vertAlign w:val="superscript"/>
+        </w:rPr>
+        <w:fldChar w:fldCharType="begin"/>
+        <w:instrText xml:space="preserve"> REF _Ref_ref010 \h </w:instrText>
+        <w:fldChar w:fldCharType="separate"/>
+        <w:t xml:space="preserve">[10]</w:t>
+        <w:fldChar w:fldCharType="end"/>
+      </w:r>
+      <w:r>
+        <w:rPr>
+          <w:rFonts w:ascii="Times New Roman" w:hAnsi="Times New Roman" w:eastAsia="宋体"/>
+          <w:b w:val="0"/>
+          <w:sz w:val="24"/>
+        </w:rPr>
+        <w:t>，MiniLLM 讨论可访问教师分布时的优化</w:t>
+      </w:r>
+      <w:r>
+        <w:rPr>
+          <w:rFonts w:ascii="Times New Roman" w:hAnsi="Times New Roman" w:eastAsia="宋体"/>
+          <w:sz w:val="24"/>
+          <w:vertAlign w:val="superscript"/>
+        </w:rPr>
+        <w:fldChar w:fldCharType="begin"/>
+        <w:instrText xml:space="preserve"> REF _Ref_ref011 \h </w:instrText>
+        <w:fldChar w:fldCharType="separate"/>
+        <w:t xml:space="preserve">[11]</w:t>
+        <w:fldChar w:fldCharType="end"/>
+      </w:r>
+      <w:r>
+        <w:rPr>
+          <w:rFonts w:ascii="Times New Roman" w:hAnsi="Times New Roman" w:eastAsia="宋体"/>
+          <w:b w:val="0"/>
+          <w:sz w:val="24"/>
+        </w:rPr>
+        <w:t>。本课题主要使用教师文本示范进行序列级任务蒸馏，不假定可以取得全词表概率或教师内部隐含推理；教师示范含简短操作、来源与限制说明，科学事实仍需记录和人工依据支撑。</w:t>
+      </w:r>
+    </w:p>
+    <w:p>
+      <w:pPr>
+        <w:ind w:firstLine="480" w:firstLineChars="200"/>
+        <w:spacing w:line="312" w:lineRule="auto"/>
+      </w:pPr>
+      <w:r>
+        <w:rPr>
+          <w:rFonts w:ascii="Times New Roman" w:hAnsi="Times New Roman" w:eastAsia="宋体"/>
+          <w:b w:val="0"/>
+          <w:sz w:val="24"/>
+        </w:rPr>
+        <w:t>Self-Instruct 提供生成并过滤指令的基本思路</w:t>
+      </w:r>
+      <w:r>
+        <w:rPr>
+          <w:rFonts w:ascii="Times New Roman" w:hAnsi="Times New Roman" w:eastAsia="宋体"/>
+          <w:sz w:val="24"/>
+          <w:vertAlign w:val="superscript"/>
+        </w:rPr>
+        <w:fldChar w:fldCharType="begin"/>
+        <w:instrText xml:space="preserve"> REF _Ref_ref012 \h </w:instrText>
+        <w:fldChar w:fldCharType="separate"/>
+        <w:t xml:space="preserve">[12]</w:t>
+        <w:fldChar w:fldCharType="end"/>
+      </w:r>
+      <w:r>
+        <w:rPr>
+          <w:rFonts w:ascii="Times New Roman" w:hAnsi="Times New Roman" w:eastAsia="宋体"/>
+          <w:b w:val="0"/>
+          <w:sz w:val="24"/>
+        </w:rPr>
+        <w:t>。DEITA、LESS、D3 与 LASER 分别研究质量复杂度、梯度影响、多因素选择及分层专用评分</w:t>
+      </w:r>
+      <w:r>
+        <w:rPr>
+          <w:rFonts w:ascii="Times New Roman" w:hAnsi="Times New Roman" w:eastAsia="宋体"/>
+          <w:sz w:val="24"/>
+          <w:vertAlign w:val="superscript"/>
+        </w:rPr>
+        <w:fldChar w:fldCharType="begin"/>
+        <w:instrText xml:space="preserve"> REF _Ref_ref014 \h </w:instrText>
+        <w:fldChar w:fldCharType="separate"/>
+        <w:t xml:space="preserve">[14]</w:t>
+        <w:fldChar w:fldCharType="end"/>
       </w:r>
       <w:r>
         <w:rPr>
@@ -585,7 +1029,7 @@
           <w:b w:val="0"/>
           <w:sz w:val="24"/>
         </w:rPr>
-        <w:t>。这两类信号隐含一个前提：任务有唯一答案。只有在答案唯一时，"模型没答对"才等价于"模型做得不好"。而在配方任务中，模型未复述参考配方，可能只是选择了另一条同样合法的路径。此时把行为信号直接当作薄弱度，会把合法差异误判为错误，使训练朝错误方向集中。</w:t>
+        <w:t>。这些方法并非都以唯一答案为前提，不能笼统认定其在开放答案任务上失效。本课题不再以新教学选样算法为主贡献，而将它们作为构造与筛选示范的相关方法，选样收益不与上下文装配收益混为一谈。</w:t>
       </w:r>
     </w:p>
     <w:p>
@@ -596,32 +1040,34 @@
       <w:r>
         <w:rPr>
           <w:rFonts w:ascii="Times New Roman" w:hAnsi="Times New Roman" w:eastAsia="宋体"/>
-          <w:b/>
-          <w:sz w:val="24"/>
-        </w:rPr>
-        <w:t>因此本课题的主张是：把"什么算错"的判定，从模型内部移到外部一个可执行的任务检查器上。</w:t>
-      </w:r>
-      <w:r>
-        <w:rPr>
-          <w:rFonts w:ascii="Times New Roman" w:hAnsi="Times New Roman" w:eastAsia="宋体"/>
           <w:b w:val="0"/>
           <w:sz w:val="24"/>
         </w:rPr>
-        <w:t xml:space="preserve"> 用检查器对总量守恒、锁定项、比例单位与条件引用的判定结果定义薄弱度，而非用模型自身的行为指标；同时以约束组合的覆盖程度而非文本主题控制样本组成。由此，"薄弱"一词获得明确含义：它指可指出、可复现的执行错误，而不是输出文本与参考文本之间的表面差异。</w:t>
-      </w:r>
-    </w:p>
-    <w:p>
-      <w:pPr>
-        <w:ind w:firstLine="480" w:firstLineChars="200"/>
-        <w:spacing w:line="312" w:lineRule="auto"/>
-      </w:pPr>
-      <w:r>
-        <w:rPr>
-          <w:rFonts w:ascii="Times New Roman" w:hAnsi="Times New Roman" w:eastAsia="宋体"/>
-          <w:b/>
+        <w:t>LoRA 与 QLoRA 可降低适配参数量与显存开销</w:t>
+      </w:r>
+      <w:r>
+        <w:rPr>
+          <w:rFonts w:ascii="Times New Roman" w:hAnsi="Times New Roman" w:eastAsia="宋体"/>
           <w:sz w:val="24"/>
-        </w:rPr>
-        <w:t>这一思路的意义不限于合金。</w:t>
+          <w:vertAlign w:val="superscript"/>
+        </w:rPr>
+        <w:fldChar w:fldCharType="begin"/>
+        <w:instrText xml:space="preserve"> REF _Ref_ref019 \h </w:instrText>
+        <w:fldChar w:fldCharType="separate"/>
+        <w:t xml:space="preserve">[19]</w:t>
+        <w:fldChar w:fldCharType="end"/>
+      </w:r>
+      <w:r>
+        <w:rPr>
+          <w:rFonts w:ascii="Times New Roman" w:hAnsi="Times New Roman" w:eastAsia="宋体"/>
+          <w:sz w:val="24"/>
+          <w:vertAlign w:val="superscript"/>
+        </w:rPr>
+        <w:fldChar w:fldCharType="begin"/>
+        <w:instrText xml:space="preserve"> REF _Ref_ref020 \h </w:instrText>
+        <w:fldChar w:fldCharType="separate"/>
+        <w:t xml:space="preserve">[20]</w:t>
+        <w:fldChar w:fldCharType="end"/>
       </w:r>
       <w:r>
         <w:rPr>
@@ -629,20 +1075,27 @@
           <w:b w:val="0"/>
           <w:sz w:val="24"/>
         </w:rPr>
-        <w:t xml:space="preserve"> 任何"语义相似而条件决定性"的专业问答场景都面临同样困难：材料文献、临床指南、法规条文，表述高度相似而适用条件不同，判定依据必须显式保留。模型行为类难度信号在这些任务上会遇到同样的失效。本课题以合金配方为载体，尝试把"可核验性"从一个模型能力问题转化为一个数据工程问题；若思路在本题场景下成立，其形式可直接迁移，若不成立，这一否证同样限定了其适用边界。</w:t>
-      </w:r>
-    </w:p>
-    <w:p>
-      <w:pPr>
-        <w:pStyle w:val="Heading1"/>
-      </w:pPr>
-      <w:r>
-        <w:rPr>
-          <w:rFonts w:ascii="Times New Roman" w:hAnsi="Times New Roman" w:eastAsia="黑体"/>
-          <w:b/>
-          <w:sz w:val="30"/>
-        </w:rPr>
-        <w:t>2 文献综述</w:t>
+        <w:t>。拟采用 Qwen3 等许可合适的 4 至 8B 级稠密底座</w:t>
+      </w:r>
+      <w:r>
+        <w:rPr>
+          <w:rFonts w:ascii="Times New Roman" w:hAnsi="Times New Roman" w:eastAsia="宋体"/>
+          <w:sz w:val="24"/>
+          <w:vertAlign w:val="superscript"/>
+        </w:rPr>
+        <w:fldChar w:fldCharType="begin"/>
+        <w:instrText xml:space="preserve"> REF _Ref_ref021 \h </w:instrText>
+        <w:fldChar w:fldCharType="separate"/>
+        <w:t xml:space="preserve">[21]</w:t>
+        <w:fldChar w:fldCharType="end"/>
+      </w:r>
+      <w:r>
+        <w:rPr>
+          <w:rFonts w:ascii="Times New Roman" w:hAnsi="Times New Roman" w:eastAsia="宋体"/>
+          <w:b w:val="0"/>
+          <w:sz w:val="24"/>
+        </w:rPr>
+        <w:t>，版本、上下文长度与训练预算在预实验后固定。基础模型许可与教师服务条款分别核验；不能因为权重可取得，就认定任意托管服务的输出都允许用于蒸馏。</w:t>
       </w:r>
     </w:p>
     <w:p>
@@ -655,7 +1108,7 @@
           <w:b/>
           <w:sz w:val="28"/>
         </w:rPr>
-        <w:t>2.1 材料领域大模型研究进展</w:t>
+        <w:t>2.3 检索增强、条件组织与证据压缩</w:t>
       </w:r>
     </w:p>
     <w:p>
@@ -669,7 +1122,133 @@
           <w:b w:val="0"/>
           <w:sz w:val="24"/>
         </w:rPr>
-        <w:t>材料领域的语言模型应用近年进展明显。已有综述从不同角度梳理这一方向：一类侧重自然语言处理与大模型在材料发现中的具体应用场景</w:t>
+        <w:t>RAG 将生成模型与外部资料结合</w:t>
+      </w:r>
+      <w:r>
+        <w:rPr>
+          <w:rFonts w:ascii="Times New Roman" w:hAnsi="Times New Roman" w:eastAsia="宋体"/>
+          <w:sz w:val="24"/>
+          <w:vertAlign w:val="superscript"/>
+        </w:rPr>
+        <w:fldChar w:fldCharType="begin"/>
+        <w:instrText xml:space="preserve"> REF _Ref_ref017 \h </w:instrText>
+        <w:fldChar w:fldCharType="separate"/>
+        <w:t xml:space="preserve">[17]</w:t>
+        <w:fldChar w:fldCharType="end"/>
+      </w:r>
+      <w:r>
+        <w:rPr>
+          <w:rFonts w:ascii="Times New Roman" w:hAnsi="Times New Roman" w:eastAsia="宋体"/>
+          <w:b w:val="0"/>
+          <w:sz w:val="24"/>
+        </w:rPr>
+        <w:t>。RAFT 通过相关资料与干扰资料构造学习证据使用的任务</w:t>
+      </w:r>
+      <w:r>
+        <w:rPr>
+          <w:rFonts w:ascii="Times New Roman" w:hAnsi="Times New Roman" w:eastAsia="宋体"/>
+          <w:sz w:val="24"/>
+          <w:vertAlign w:val="superscript"/>
+        </w:rPr>
+        <w:fldChar w:fldCharType="begin"/>
+        <w:instrText xml:space="preserve"> REF _Ref_ref018 \h </w:instrText>
+        <w:fldChar w:fldCharType="separate"/>
+        <w:t xml:space="preserve">[18]</w:t>
+        <w:fldChar w:fldCharType="end"/>
+      </w:r>
+      <w:r>
+        <w:rPr>
+          <w:rFonts w:ascii="Times New Roman" w:hAnsi="Times New Roman" w:eastAsia="宋体"/>
+          <w:b w:val="0"/>
+          <w:sz w:val="24"/>
+        </w:rPr>
+        <w:t>，HalluGuard 研究小模型接地能力</w:t>
+      </w:r>
+      <w:r>
+        <w:rPr>
+          <w:rFonts w:ascii="Times New Roman" w:hAnsi="Times New Roman" w:eastAsia="宋体"/>
+          <w:sz w:val="24"/>
+          <w:vertAlign w:val="superscript"/>
+        </w:rPr>
+        <w:fldChar w:fldCharType="begin"/>
+        <w:instrText xml:space="preserve"> REF _Ref_ref027 \h </w:instrText>
+        <w:fldChar w:fldCharType="separate"/>
+        <w:t xml:space="preserve">[27]</w:t>
+        <w:fldChar w:fldCharType="end"/>
+      </w:r>
+      <w:r>
+        <w:rPr>
+          <w:rFonts w:ascii="Times New Roman" w:hAnsi="Times New Roman" w:eastAsia="宋体"/>
+          <w:b w:val="0"/>
+          <w:sz w:val="24"/>
+        </w:rPr>
+        <w:t>，DRAG 研究把大模型 RAG 行为迁移到小模型</w:t>
+      </w:r>
+      <w:r>
+        <w:rPr>
+          <w:rFonts w:ascii="Times New Roman" w:hAnsi="Times New Roman" w:eastAsia="宋体"/>
+          <w:sz w:val="24"/>
+          <w:vertAlign w:val="superscript"/>
+        </w:rPr>
+        <w:fldChar w:fldCharType="begin"/>
+        <w:instrText xml:space="preserve"> REF _Ref_ref028 \h </w:instrText>
+        <w:fldChar w:fldCharType="separate"/>
+        <w:t xml:space="preserve">[28]</w:t>
+        <w:fldChar w:fldCharType="end"/>
+      </w:r>
+      <w:r>
+        <w:rPr>
+          <w:rFonts w:ascii="Times New Roman" w:hAnsi="Times New Roman" w:eastAsia="宋体"/>
+          <w:b w:val="0"/>
+          <w:sz w:val="24"/>
+        </w:rPr>
+        <w:t>。这些研究说明训练证据使用能力已有前作，本课题不能把采用 SFT、加入引用或更换为小模型本身称为独创。</w:t>
+      </w:r>
+    </w:p>
+    <w:p>
+      <w:pPr>
+        <w:ind w:firstLine="480" w:firstLineChars="200"/>
+        <w:spacing w:line="312" w:lineRule="auto"/>
+      </w:pPr>
+      <w:r>
+        <w:rPr>
+          <w:rFonts w:ascii="Times New Roman" w:hAnsi="Times New Roman" w:eastAsia="宋体"/>
+          <w:b w:val="0"/>
+          <w:sz w:val="24"/>
+        </w:rPr>
+        <w:t>OG-RAG 与 EGT-KG 分别利用本体或类型化图结构组织检索信息</w:t>
+      </w:r>
+      <w:r>
+        <w:rPr>
+          <w:rFonts w:ascii="Times New Roman" w:hAnsi="Times New Roman" w:eastAsia="宋体"/>
+          <w:sz w:val="24"/>
+          <w:vertAlign w:val="superscript"/>
+        </w:rPr>
+        <w:fldChar w:fldCharType="begin"/>
+        <w:instrText xml:space="preserve"> REF _Ref_ref026 \h </w:instrText>
+        <w:fldChar w:fldCharType="separate"/>
+        <w:t xml:space="preserve">[26]</w:t>
+        <w:fldChar w:fldCharType="end"/>
+      </w:r>
+      <w:r>
+        <w:rPr>
+          <w:rFonts w:ascii="Times New Roman" w:hAnsi="Times New Roman" w:eastAsia="宋体"/>
+          <w:sz w:val="24"/>
+          <w:vertAlign w:val="superscript"/>
+        </w:rPr>
+        <w:fldChar w:fldCharType="begin"/>
+        <w:instrText xml:space="preserve"> REF _Ref_ref029 \h </w:instrText>
+        <w:fldChar w:fldCharType="separate"/>
+        <w:t xml:space="preserve">[29]</w:t>
+        <w:fldChar w:fldCharType="end"/>
+      </w:r>
+      <w:r>
+        <w:rPr>
+          <w:rFonts w:ascii="Times New Roman" w:hAnsi="Times New Roman" w:eastAsia="宋体"/>
+          <w:b w:val="0"/>
+          <w:sz w:val="24"/>
+        </w:rPr>
+        <w:t>，材料双源 RAG 研究展示了本地文献与结构化资源的整合</w:t>
       </w:r>
       <w:r>
         <w:rPr>
@@ -689,7 +1268,7 @@
           <w:b w:val="0"/>
           <w:sz w:val="24"/>
         </w:rPr>
-        <w:t>，另一类从基础模型的角度讨论材料发现的能力边界与未来方向</w:t>
+        <w:t>。CGR 在生物医学问答中以查询条件激活或剪除图路径</w:t>
       </w:r>
       <w:r>
         <w:rPr>
@@ -709,7 +1288,7 @@
           <w:b w:val="0"/>
           <w:sz w:val="24"/>
         </w:rPr>
-        <w:t>。综合这些梳理，现有工作大致可分为两类路线：一类以大规模领域适配为主，通过继续预训练与多任务微调构建材料专用基础模型；另一类以任务编排为主，把通用或半通用模型与工具、检索、评价模块组合成可执行的辅助流程。</w:t>
+        <w:t>。知识图谱能够表达条件，不能以“实体关系无法表达实验条件”立论。本课题的拟改动是显式测量记录绑定、版本选择及共享依赖的成本模型，其效果应由相同字段条件下的强基线检验。</w:t>
       </w:r>
     </w:p>
     <w:p>
@@ -723,7 +1302,7 @@
           <w:b w:val="0"/>
           <w:sz w:val="24"/>
         </w:rPr>
-        <w:t>第一类路线的代表是 LLaMat，它面向材料研究的多种文本与结构任务进行大规模领域适配</w:t>
+        <w:t>LLMLingua 已研究预算控制与提示压缩</w:t>
       </w:r>
       <w:r>
         <w:rPr>
@@ -732,9 +1311,9 @@
           <w:vertAlign w:val="superscript"/>
         </w:rPr>
         <w:fldChar w:fldCharType="begin"/>
-        <w:instrText xml:space="preserve"> REF _Ref_ref003 \h </w:instrText>
+        <w:instrText xml:space="preserve"> REF _Ref_ref035 \h </w:instrText>
         <w:fldChar w:fldCharType="separate"/>
-        <w:t xml:space="preserve">[3]</w:t>
+        <w:t xml:space="preserve">[35]</w:t>
         <w:fldChar w:fldCharType="end"/>
       </w:r>
       <w:r>
@@ -743,7 +1322,7 @@
           <w:b w:val="0"/>
           <w:sz w:val="24"/>
         </w:rPr>
-        <w:t>，说明专门化训练确有价值，但其训练规模并非单人课题可以复现。AlloyGPT 走的是另一条路径，用结构化文本同时学习合金的正向预测与逆向生成</w:t>
+        <w:t>。Self-Correcting RAG 将上下文选择组织为多维多选择背包问题</w:t>
       </w:r>
       <w:r>
         <w:rPr>
@@ -752,9 +1331,9 @@
           <w:vertAlign w:val="superscript"/>
         </w:rPr>
         <w:fldChar w:fldCharType="begin"/>
-        <w:instrText xml:space="preserve"> REF _Ref_ref004 \h </w:instrText>
+        <w:instrText xml:space="preserve"> REF _Ref_ref036 \h </w:instrText>
         <w:fldChar w:fldCharType="separate"/>
-        <w:t xml:space="preserve">[4]</w:t>
+        <w:t xml:space="preserve">[36]</w:t>
         <w:fldChar w:fldCharType="end"/>
       </w:r>
       <w:r>
@@ -763,7 +1342,27 @@
           <w:b w:val="0"/>
           <w:sz w:val="24"/>
         </w:rPr>
-        <w:t>，把配方生成组织为语言建模问题；其价值在于证明该任务可被表述为学习问题，但其权重与数据的获取受许可条件约束，不能不加区分地当作开箱即用基线。</w:t>
+        <w:t>，其可访问版本将语义分组与预算约束结合。VITAL-RAG 在代码场景中按规范对象组织不同视图，并在对象与全局预算下装配上下文</w:t>
+      </w:r>
+      <w:r>
+        <w:rPr>
+          <w:rFonts w:ascii="Times New Roman" w:hAnsi="Times New Roman" w:eastAsia="宋体"/>
+          <w:sz w:val="24"/>
+          <w:vertAlign w:val="superscript"/>
+        </w:rPr>
+        <w:fldChar w:fldCharType="begin"/>
+        <w:instrText xml:space="preserve"> REF _Ref_ref037 \h </w:instrText>
+        <w:fldChar w:fldCharType="separate"/>
+        <w:t xml:space="preserve">[37]</w:t>
+        <w:fldChar w:fldCharType="end"/>
+      </w:r>
+      <w:r>
+        <w:rPr>
+          <w:rFonts w:ascii="Times New Roman" w:hAnsi="Times New Roman" w:eastAsia="宋体"/>
+          <w:b w:val="0"/>
+          <w:sz w:val="24"/>
+        </w:rPr>
+        <w:t>。这些都是多粒度选择的近邻，因此不能把“多版本”或“背包优化”单独作为创新；本课题强调一条测量记录对表头、表注、单位、工艺与来源的依赖闭包，以及在不破坏绑定的前提下复用共享信息。</w:t>
       </w:r>
     </w:p>
     <w:p>
@@ -777,7 +1376,7 @@
           <w:b w:val="0"/>
           <w:sz w:val="24"/>
         </w:rPr>
-        <w:t>第二类路线可从 LLMatDesign 的工作看到成形形态：语言理解、结构改写与工具反馈被串成一个可反复执行的回路，模型在其中不是一次性给答案，而是根据评价结果继续调整</w:t>
+        <w:t>压缩后的可读性与来源支持并不相同。Attribution–Compression Frontier 对不同压缩方式的自动评估提示，压缩文本内部的引用支持可能与原始来源支持分离</w:t>
       </w:r>
       <w:r>
         <w:rPr>
@@ -786,9 +1385,9 @@
           <w:vertAlign w:val="superscript"/>
         </w:rPr>
         <w:fldChar w:fldCharType="begin"/>
-        <w:instrText xml:space="preserve"> REF _Ref_ref001 \h </w:instrText>
+        <w:instrText xml:space="preserve"> REF _Ref_ref038 \h </w:instrText>
         <w:fldChar w:fldCharType="separate"/>
-        <w:t xml:space="preserve">[1]</w:t>
+        <w:t xml:space="preserve">[38]</w:t>
         <w:fldChar w:fldCharType="end"/>
       </w:r>
       <w:r>
@@ -797,7 +1396,21 @@
           <w:b w:val="0"/>
           <w:sz w:val="24"/>
         </w:rPr>
-        <w:t>。与之配合的还有一批面向具体环节的工具型工作，例如针对体心立方与 B2 有序相合金的偏好学习研究</w:t>
+        <w:t>；其研究也明确自动判分与人工校准的局限。本课题据此把来源定位和条件保留作为装配约束，但不引用该论文的自动分数充当本课题的预期错误率。</w:t>
+      </w:r>
+    </w:p>
+    <w:p>
+      <w:pPr>
+        <w:ind w:firstLine="480" w:firstLineChars="200"/>
+        <w:spacing w:line="312" w:lineRule="auto"/>
+      </w:pPr>
+      <w:r>
+        <w:rPr>
+          <w:rFonts w:ascii="Times New Roman" w:hAnsi="Times New Roman" w:eastAsia="宋体"/>
+          <w:b w:val="0"/>
+          <w:sz w:val="24"/>
+        </w:rPr>
+        <w:t>PICARD展示了解码时约束结构合法性的做法</w:t>
       </w:r>
       <w:r>
         <w:rPr>
@@ -806,9 +1419,9 @@
           <w:vertAlign w:val="superscript"/>
         </w:rPr>
         <w:fldChar w:fldCharType="begin"/>
-        <w:instrText xml:space="preserve"> REF _Ref_ref002 \h </w:instrText>
+        <w:instrText xml:space="preserve"> REF _Ref_ref022 \h </w:instrText>
         <w:fldChar w:fldCharType="separate"/>
-        <w:t xml:space="preserve">[2]</w:t>
+        <w:t xml:space="preserve">[22]</w:t>
         <w:fldChar w:fldCharType="end"/>
       </w:r>
       <w:r>
@@ -817,7 +1430,34 @@
           <w:b w:val="0"/>
           <w:sz w:val="24"/>
         </w:rPr>
-        <w:t>，以及把专家规则转化为知识增强偏好信号的 MaterEval</w:t>
+        <w:t>。本课题可借鉴结构输出检查，但语法合法不能保证数值、条件和来源相符；装配依赖与回答事实应独立核验。</w:t>
+      </w:r>
+    </w:p>
+    <w:p>
+      <w:pPr>
+        <w:pStyle w:val="Heading2"/>
+      </w:pPr>
+      <w:r>
+        <w:rPr>
+          <w:rFonts w:ascii="Times New Roman" w:hAnsi="Times New Roman" w:eastAsia="黑体"/>
+          <w:b/>
+          <w:sz w:val="28"/>
+        </w:rPr>
+        <w:t>2.4 核验调度与优化基础</w:t>
+      </w:r>
+    </w:p>
+    <w:p>
+      <w:pPr>
+        <w:ind w:firstLine="480" w:firstLineChars="200"/>
+        <w:spacing w:line="312" w:lineRule="auto"/>
+      </w:pPr>
+      <w:r>
+        <w:rPr>
+          <w:rFonts w:ascii="Times New Roman" w:hAnsi="Times New Roman" w:eastAsia="宋体"/>
+          <w:b w:val="0"/>
+          <w:sz w:val="24"/>
+        </w:rPr>
+        <w:t>MinerU 为文献结构化提供解析入口</w:t>
       </w:r>
       <w:r>
         <w:rPr>
@@ -826,9 +1466,9 @@
           <w:vertAlign w:val="superscript"/>
         </w:rPr>
         <w:fldChar w:fldCharType="begin"/>
-        <w:instrText xml:space="preserve"> REF _Ref_ref006 \h </w:instrText>
+        <w:instrText xml:space="preserve"> REF _Ref_ref023 \h </w:instrText>
         <w:fldChar w:fldCharType="separate"/>
-        <w:t xml:space="preserve">[6]</w:t>
+        <w:t xml:space="preserve">[23]</w:t>
         <w:fldChar w:fldCharType="end"/>
       </w:r>
       <w:r>
@@ -837,21 +1477,19 @@
           <w:b w:val="0"/>
           <w:sz w:val="24"/>
         </w:rPr>
-        <w:t>。这些工作共同说明，材料任务的可靠性往往来自"模型 + 外部检查"的分工，而非单纯依赖模型能力。</w:t>
-      </w:r>
-    </w:p>
-    <w:p>
-      <w:pPr>
-        <w:ind w:firstLine="480" w:firstLineChars="200"/>
-        <w:spacing w:line="312" w:lineRule="auto"/>
-      </w:pPr>
-      <w:r>
-        <w:rPr>
-          <w:rFonts w:ascii="Times New Roman" w:hAnsi="Times New Roman" w:eastAsia="宋体"/>
-          <w:b w:val="0"/>
+        <w:t>，Grounded Verification 和 LitMOF 分别从推理核验和材料数据库核查说明检测与来源对照的重要性</w:t>
+      </w:r>
+      <w:r>
+        <w:rPr>
+          <w:rFonts w:ascii="Times New Roman" w:hAnsi="Times New Roman" w:eastAsia="宋体"/>
           <w:sz w:val="24"/>
-        </w:rPr>
-        <w:t>近期还有一项工作值得单独说明。Zhang 等的做法提供了一个可借鉴的分工样本：小模型负责从计算要求与结构信息推导参数，确定性的后处理程序负责把推导结果收敛到语法与数值都合法的范围，两者串联完成参数文件生成</w:t>
+          <w:vertAlign w:val="superscript"/>
+        </w:rPr>
+        <w:fldChar w:fldCharType="begin"/>
+        <w:instrText xml:space="preserve"> REF _Ref_ref024 \h </w:instrText>
+        <w:fldChar w:fldCharType="separate"/>
+        <w:t xml:space="preserve">[24]</w:t>
+        <w:fldChar w:fldCharType="end"/>
       </w:r>
       <w:r>
         <w:rPr>
@@ -871,7 +1509,7 @@
           <w:b w:val="0"/>
           <w:sz w:val="24"/>
         </w:rPr>
-        <w:t>。该工作在自建评分下的报告显示这一组合优于其所测试的通用模型，并且把微调与后处理的贡献做了拆分。这一分工与本课题的设计取向一致：领域适配负责学习任务行为，检查器负责处理可确定规则。但其目标是计算参数文件，且以参考计算记录作为监督信号；合金配方还涉及证据适用条件与新成分的未观测性能，故其评分范围与模型规模结论不能直接沿用。</w:t>
+        <w:t>。其特定任务结论不能外推成所有材料记录都存在同样的错误比例。跨记录差异可生成疑点，未经原文和领域判断确认，不能直接标成抽取错误。</w:t>
       </w:r>
     </w:p>
     <w:p>
@@ -882,79 +1520,10 @@
       <w:r>
         <w:rPr>
           <w:rFonts w:ascii="Times New Roman" w:hAnsi="Times New Roman" w:eastAsia="宋体"/>
-          <w:b/>
-          <w:sz w:val="24"/>
-        </w:rPr>
-        <w:t>这一类工作的共同局限</w:t>
-      </w:r>
-      <w:r>
-        <w:rPr>
-          <w:rFonts w:ascii="Times New Roman" w:hAnsi="Times New Roman" w:eastAsia="宋体"/>
           <w:b w:val="0"/>
           <w:sz w:val="24"/>
         </w:rPr>
-        <w:t>在于三点：其一，领域基础模型的训练成本高，单人课题难以复现，只能借用其公开权重而非沿用其训练范式；其二，多数工作关注单一的预测或生成环节，较少处理"反复修改要求后仍保持一致"这一实际使用中的要求；其三，评价多集中在模型输出是否合理，对"输出依据可否追溯"缺少系统处理。</w:t>
-      </w:r>
-    </w:p>
-    <w:p>
-      <w:pPr>
-        <w:pStyle w:val="Heading2"/>
-      </w:pPr>
-      <w:r>
-        <w:rPr>
-          <w:rFonts w:ascii="Times New Roman" w:hAnsi="Times New Roman" w:eastAsia="黑体"/>
-          <w:b/>
-          <w:sz w:val="28"/>
-        </w:rPr>
-        <w:t>2.2 小模型适配与蒸馏方法</w:t>
-      </w:r>
-    </w:p>
-    <w:p>
-      <w:pPr>
-        <w:ind w:firstLine="480" w:firstLineChars="200"/>
-        <w:spacing w:line="312" w:lineRule="auto"/>
-      </w:pPr>
-      <w:r>
-        <w:rPr>
-          <w:rFonts w:ascii="Times New Roman" w:hAnsi="Times New Roman" w:eastAsia="宋体"/>
-          <w:b w:val="0"/>
-          <w:sz w:val="24"/>
-        </w:rPr>
-        <w:t>在无法承担大规模领域预训练的前提下，把小模型适配到具体任务成为更现实的选择。这一方向上有三条相互配合的技术线：任务蒸馏、参数高效微调，以及面向小模型的行为对齐。</w:t>
-      </w:r>
-    </w:p>
-    <w:p>
-      <w:pPr>
-        <w:ind w:firstLine="480" w:firstLineChars="200"/>
-        <w:spacing w:line="312" w:lineRule="auto"/>
-      </w:pPr>
-      <w:r>
-        <w:rPr>
-          <w:rFonts w:ascii="Times New Roman" w:hAnsi="Times New Roman" w:eastAsia="宋体"/>
-          <w:b w:val="0"/>
-          <w:sz w:val="24"/>
-        </w:rPr>
-        <w:t>知识蒸馏通过教师监督向更易部署的学生传递能力，其思想早于当前的大语言模型</w:t>
-      </w:r>
-      <w:r>
-        <w:rPr>
-          <w:rFonts w:ascii="Times New Roman" w:hAnsi="Times New Roman" w:eastAsia="宋体"/>
-          <w:sz w:val="24"/>
-          <w:vertAlign w:val="superscript"/>
-        </w:rPr>
-        <w:fldChar w:fldCharType="begin"/>
-        <w:instrText xml:space="preserve"> REF _Ref_ref008 \h </w:instrText>
-        <w:fldChar w:fldCharType="separate"/>
-        <w:t xml:space="preserve">[8]</w:t>
-        <w:fldChar w:fldCharType="end"/>
-      </w:r>
-      <w:r>
-        <w:rPr>
-          <w:rFonts w:ascii="Times New Roman" w:hAnsi="Times New Roman" w:eastAsia="宋体"/>
-          <w:b w:val="0"/>
-          <w:sz w:val="24"/>
-        </w:rPr>
-        <w:t>。近期已有综述系统整理了面向大语言模型的蒸馏方法、评价方式与应用场景</w:t>
+        <w:t>ActiveDP 研究主动学习与数据编程的结合</w:t>
       </w:r>
       <w:r>
         <w:rPr>
@@ -974,7 +1543,41 @@
           <w:b w:val="0"/>
           <w:sz w:val="24"/>
         </w:rPr>
-        <w:t>。从更宽的背景看，这一技术线建立在两个基础之上：一是通过思维链提示激发模型的中间推理步骤</w:t>
+        <w:t>，ConfBench 研究文档抽取置信度、校准和复核预算指标</w:t>
+      </w:r>
+      <w:r>
+        <w:rPr>
+          <w:rFonts w:ascii="Times New Roman" w:hAnsi="Times New Roman" w:eastAsia="宋体"/>
+          <w:sz w:val="24"/>
+          <w:vertAlign w:val="superscript"/>
+        </w:rPr>
+        <w:fldChar w:fldCharType="begin"/>
+        <w:instrText xml:space="preserve"> REF _Ref_ref039 \h </w:instrText>
+        <w:fldChar w:fldCharType="separate"/>
+        <w:t xml:space="preserve">[39]</w:t>
+        <w:fldChar w:fldCharType="end"/>
+      </w:r>
+      <w:r>
+        <w:rPr>
+          <w:rFonts w:ascii="Times New Roman" w:hAnsi="Times New Roman" w:eastAsia="宋体"/>
+          <w:b w:val="0"/>
+          <w:sz w:val="24"/>
+        </w:rPr>
+        <w:t>。这些工作说明弱标签、置信度筛选与有限人工预算已有方法基础；本课题拟改变的是核验对象与影响关系：由单条记录转为可能影响多条记录的共享文献字段和复核动作，不主张首次主动核验。</w:t>
+      </w:r>
+    </w:p>
+    <w:p>
+      <w:pPr>
+        <w:ind w:firstLine="480" w:firstLineChars="200"/>
+        <w:spacing w:line="312" w:lineRule="auto"/>
+      </w:pPr>
+      <w:r>
+        <w:rPr>
+          <w:rFonts w:ascii="Times New Roman" w:hAnsi="Times New Roman" w:eastAsia="宋体"/>
+          <w:b w:val="0"/>
+          <w:sz w:val="24"/>
+        </w:rPr>
+        <w:t>覆盖型集合优化具有成熟理论。Nemhauser 等给出特定基数约束下单调子模最大化的经典结果</w:t>
       </w:r>
       <w:r>
         <w:rPr>
@@ -994,7 +1597,7 @@
           <w:b w:val="0"/>
           <w:sz w:val="24"/>
         </w:rPr>
-        <w:t>，二是用人类反馈的强化学习让模型学会遵循指令</w:t>
+        <w:t>；S-RAG 将查询相关概念的加权覆盖用于 token 背包式上下文选择</w:t>
       </w:r>
       <w:r>
         <w:rPr>
@@ -1014,39 +1617,74 @@
           <w:b w:val="0"/>
           <w:sz w:val="24"/>
         </w:rPr>
-        <w:t>。Distilling Step-by-Step 利用教师提供的解释性监督改善任务小模型</w:t>
-      </w:r>
-      <w:r>
-        <w:rPr>
-          <w:rFonts w:ascii="Times New Roman" w:hAnsi="Times New Roman" w:eastAsia="宋体"/>
-          <w:sz w:val="24"/>
-          <w:vertAlign w:val="superscript"/>
-        </w:rPr>
-        <w:fldChar w:fldCharType="begin"/>
-        <w:instrText xml:space="preserve"> REF _Ref_ref009 \h </w:instrText>
-        <w:fldChar w:fldCharType="separate"/>
-        <w:t xml:space="preserve">[9]</w:t>
-        <w:fldChar w:fldCharType="end"/>
-      </w:r>
+        <w:t>，所读 OpenReview 页面为投稿版本，不能写成已确认录用。标准覆盖目标可以作为本题代理，但加上版本互斥、共享依赖和实际预算后，不能直接沿用简单基数贪心的近似比。本课题将求解器与目标区分，数值检查只核验实现，不能替代数学证明或回答正确率验证。</w:t>
+      </w:r>
+    </w:p>
+    <w:p>
+      <w:pPr>
+        <w:pStyle w:val="Heading1"/>
+      </w:pPr>
+      <w:r>
+        <w:rPr>
+          <w:rFonts w:ascii="Times New Roman" w:hAnsi="Times New Roman" w:eastAsia="黑体"/>
+          <w:b/>
+          <w:sz w:val="30"/>
+        </w:rPr>
+        <w:t>3 研究内容、研究方案、时间安排</w:t>
+      </w:r>
+    </w:p>
+    <w:p>
+      <w:pPr>
+        <w:pStyle w:val="Heading2"/>
+      </w:pPr>
+      <w:r>
+        <w:rPr>
+          <w:rFonts w:ascii="Times New Roman" w:hAnsi="Times New Roman" w:eastAsia="黑体"/>
+          <w:b/>
+          <w:sz w:val="28"/>
+        </w:rPr>
+        <w:t>3.1 研究内容</w:t>
+      </w:r>
+    </w:p>
+    <w:p>
+      <w:pPr>
+        <w:ind w:firstLine="480" w:firstLineChars="200"/>
+        <w:spacing w:line="312" w:lineRule="auto"/>
+      </w:pPr>
       <w:r>
         <w:rPr>
           <w:rFonts w:ascii="Times New Roman" w:hAnsi="Times New Roman" w:eastAsia="宋体"/>
           <w:b w:val="0"/>
           <w:sz w:val="24"/>
         </w:rPr>
-        <w:t>，说明"教师给出理由"比"教师只给答案"更有效；Orca 2 进一步指出，小模型需要适合自身能力的解题策略，而非机械复制教师行为</w:t>
-      </w:r>
-      <w:r>
-        <w:rPr>
-          <w:rFonts w:ascii="Times New Roman" w:hAnsi="Times New Roman" w:eastAsia="宋体"/>
+        <w:t>研究以提升小模型材料文献问答的正确率为目标，包含两项拟方法改进和两项支撑工作。第一项为条件依赖闭包下的多粒度证据装配，解决“记录选进上下文但条件被压掉”的问题；第二项为下游影响驱动的核验调度，解决“有限人工时间按记录逐条分配效率低”的问题。支撑工作是基于完整证据包的小模型蒸馏，以及多步 Agent 原型。主要交付物是可运行模块和系统，不以构建通用基准或输出失效分析报告为课题定位。</w:t>
+      </w:r>
+    </w:p>
+    <w:p>
+      <w:pPr>
+        <w:pStyle w:val="Heading3"/>
+      </w:pPr>
+      <w:r>
+        <w:rPr>
+          <w:rFonts w:ascii="Times New Roman" w:hAnsi="Times New Roman" w:eastAsia="黑体"/>
+          <w:b/>
+          <w:sz w:val="28"/>
+        </w:rPr>
+        <w:t>3.1.1 条件依赖闭包下的多粒度证据装配</w:t>
+      </w:r>
+    </w:p>
+    <w:p>
+      <w:pPr>
+        <w:ind w:firstLine="480" w:firstLineChars="200"/>
+        <w:spacing w:line="312" w:lineRule="auto"/>
+      </w:pPr>
+      <w:r>
+        <w:rPr>
+          <w:rFonts w:ascii="Times New Roman" w:hAnsi="Times New Roman" w:eastAsia="宋体"/>
+          <w:b/>
           <w:sz w:val="24"/>
-          <w:vertAlign w:val="superscript"/>
-        </w:rPr>
-        <w:fldChar w:fldCharType="begin"/>
-        <w:instrText xml:space="preserve"> REF _Ref_ref010 \h </w:instrText>
-        <w:fldChar w:fldCharType="separate"/>
-        <w:t xml:space="preserve">[10]</w:t>
-        <w:fldChar w:fldCharType="end"/>
+        </w:rPr>
+        <w:t>问题与表示。</w:t>
       </w:r>
       <w:r>
         <w:rPr>
@@ -1054,7 +1692,7 @@
           <w:b w:val="0"/>
           <w:sz w:val="24"/>
         </w:rPr>
-        <w:t>。这两点对本课题有直接影响：教学数据不应只有最终答案，还应包含可检查的操作说明。</w:t>
+        <w:t xml:space="preserve"> 文献性能数值、单位、温度、工艺和来源可能分散在表格、表注与正文。记录 i 的表示版本 ℓ 可为来源原片段、条件绑定摘录或紧凑记录卡。每个版本必须经核验，不能默认较短版本保留了原文的全部价值。用 D_iℓ 表示解释该版本所需的依赖闭包，包括直接依赖及其继续依赖的字段；依赖项通过文献、表格、样品与性质标识绑定，不按相同字符串跨记录推断。</w:t>
       </w:r>
     </w:p>
     <w:p>
@@ -1068,27 +1706,35 @@
           <w:b w:val="0"/>
           <w:sz w:val="24"/>
         </w:rPr>
-        <w:t>MiniLLM 研究了能够访问教师分布时的蒸馏目标与优化方式</w:t>
-      </w:r>
-      <w:r>
-        <w:rPr>
-          <w:rFonts w:ascii="Times New Roman" w:hAnsi="Times New Roman" w:eastAsia="宋体"/>
-          <w:sz w:val="24"/>
-          <w:vertAlign w:val="superscript"/>
-        </w:rPr>
-        <w:fldChar w:fldCharType="begin"/>
-        <w:instrText xml:space="preserve"> REF _Ref_ref011 \h </w:instrText>
-        <w:fldChar w:fldCharType="separate"/>
-        <w:t xml:space="preserve">[11]</w:t>
-        <w:fldChar w:fldCharType="end"/>
-      </w:r>
+        <w:t>固定一个查询，把其需回答的可核验事实拆为 j。例如比较两个温度下的屈服强度，可拆成两项测量事实，每项都包含完整成分、状态、指标和测试条件。令 u_iℓj 为版本 iℓ 对事实 j 的非负支持效用：</w:t>
+      </w:r>
+    </w:p>
+    <w:p>
+      <w:pPr>
+        <w:ind w:firstLineChars="0" w:firstLine="0"/>
+        <w:spacing w:line="312" w:lineRule="auto"/>
+      </w:pPr>
+      <w:r>
+        <w:rPr>
+          <w:rFonts w:ascii="Times New Roman" w:hAnsi="Times New Roman" w:eastAsia="宋体"/>
+          <w:b w:val="0"/>
+          <w:sz w:val="21"/>
+        </w:rPr>
+        <w:t>u_iℓj = h_iℓj · s_φ(q, j, iℓ)。　（1）</w:t>
+      </w:r>
+    </w:p>
+    <w:p>
+      <w:pPr>
+        <w:ind w:firstLine="480" w:firstLineChars="200"/>
+        <w:spacing w:line="312" w:lineRule="auto"/>
+      </w:pPr>
       <w:r>
         <w:rPr>
           <w:rFonts w:ascii="Times New Roman" w:hAnsi="Times New Roman" w:eastAsia="宋体"/>
           <w:b w:val="0"/>
           <w:sz w:val="24"/>
         </w:rPr>
-        <w:t>。但在实际使用中，商业接口通常只返回文本，无法取得教师的完整概率分布。因此本课题的主线采用基于教师示范的序列级蒸馏，再用监督微调学习证据标识、结构化操作与候选输出，不假定可取得教师全词表的概率输出。</w:t>
+        <w:t>其中 h_iℓj 为硬准入标记；必要条件已知冲突、来源无法对应或关键条件未知时，不将其作为该数值主张的直接支持。s_φ 为冻结规则或经训练与开发核验的相关支持评分，不是材料科学真实性概率。它在版本及其依赖完整可见的前提下评定，使用的问题、指标和必要原文信息不能被几项覆盖度数值替代。测试答案不进入效用计算。背景证据另行标识和计费，不能绕过直接支持的限制。</w:t>
       </w:r>
     </w:p>
     <w:p>
@@ -1099,62 +1745,102 @@
       <w:r>
         <w:rPr>
           <w:rFonts w:ascii="Times New Roman" w:hAnsi="Times New Roman" w:eastAsia="宋体"/>
+          <w:b/>
+          <w:sz w:val="24"/>
+        </w:rPr>
+        <w:t>联合选择模型。</w:t>
+      </w:r>
+      <w:r>
+        <w:rPr>
+          <w:rFonts w:ascii="Times New Roman" w:hAnsi="Times New Roman" w:eastAsia="宋体"/>
           <w:b w:val="0"/>
           <w:sz w:val="24"/>
         </w:rPr>
-        <w:t>在参数效率方面，可训练的参数范围可以从全量收窄到少数增量矩阵：底座保持冻结，仅为部分层引入两个小矩阵的乘积作为权重增量，训练时只更新这部分</w:t>
-      </w:r>
-      <w:r>
-        <w:rPr>
-          <w:rFonts w:ascii="Times New Roman" w:hAnsi="Times New Roman" w:eastAsia="宋体"/>
-          <w:sz w:val="24"/>
-          <w:vertAlign w:val="superscript"/>
-        </w:rPr>
-        <w:fldChar w:fldCharType="begin"/>
-        <w:instrText xml:space="preserve"> REF _Ref_ref019 \h </w:instrText>
-        <w:fldChar w:fldCharType="separate"/>
-        <w:t xml:space="preserve">[19]</w:t>
-        <w:fldChar w:fldCharType="end"/>
-      </w:r>
+        <w:t xml:space="preserve"> 令 x_iℓ 为是否选择记录 i 的版本 ℓ，z_a 为依赖项 a 是否进入上下文，均为二元变量。主目标与约束为：</w:t>
+      </w:r>
+    </w:p>
+    <w:p>
+      <w:pPr>
+        <w:ind w:firstLineChars="0" w:firstLine="0"/>
+        <w:spacing w:line="312" w:lineRule="auto"/>
+      </w:pPr>
+      <w:r>
+        <w:rPr>
+          <w:rFonts w:ascii="Times New Roman" w:hAnsi="Times New Roman" w:eastAsia="宋体"/>
+          <w:b w:val="0"/>
+          <w:sz w:val="21"/>
+        </w:rPr>
+        <w:t>最大化 F(x) = Σ_j w_j max({u_iℓj : x_iℓ = 1} ∪ {0})。　（2）</w:t>
+      </w:r>
+    </w:p>
+    <w:p>
+      <w:pPr>
+        <w:ind w:firstLineChars="0" w:firstLine="0"/>
+        <w:spacing w:line="312" w:lineRule="auto"/>
+      </w:pPr>
+      <w:r>
+        <w:rPr>
+          <w:rFonts w:ascii="Times New Roman" w:hAnsi="Times New Roman" w:eastAsia="宋体"/>
+          <w:b w:val="0"/>
+          <w:sz w:val="21"/>
+        </w:rPr>
+        <w:t>Σ_ℓ x_iℓ ≤ 1；x_iℓ ≤ z_a，对每个 a ∈ D_iℓ。　（3）</w:t>
+      </w:r>
+    </w:p>
+    <w:p>
+      <w:pPr>
+        <w:ind w:firstLineChars="0" w:firstLine="0"/>
+        <w:spacing w:line="312" w:lineRule="auto"/>
+      </w:pPr>
+      <w:r>
+        <w:rPr>
+          <w:rFonts w:ascii="Times New Roman" w:hAnsi="Times New Roman" w:eastAsia="宋体"/>
+          <w:b w:val="0"/>
+          <w:sz w:val="21"/>
+        </w:rPr>
+        <w:t>Σ_iℓ c_iℓ x_iℓ + Σ_a d_a z_a ≤ B。　（4）</w:t>
+      </w:r>
+    </w:p>
+    <w:p>
+      <w:pPr>
+        <w:ind w:firstLine="480" w:firstLineChars="200"/>
+        <w:spacing w:line="312" w:lineRule="auto"/>
+      </w:pPr>
       <w:r>
         <w:rPr>
           <w:rFonts w:ascii="Times New Roman" w:hAnsi="Times New Roman" w:eastAsia="宋体"/>
           <w:b w:val="0"/>
           <w:sz w:val="24"/>
         </w:rPr>
-        <w:t>；在此基础上把底座以低位宽存储、并在计算时反量化，可进一步压低显存占用</w:t>
-      </w:r>
-      <w:r>
-        <w:rPr>
-          <w:rFonts w:ascii="Times New Roman" w:hAnsi="Times New Roman" w:eastAsia="宋体"/>
-          <w:sz w:val="24"/>
-          <w:vertAlign w:val="superscript"/>
-        </w:rPr>
-        <w:fldChar w:fldCharType="begin"/>
-        <w:instrText xml:space="preserve"> REF _Ref_ref020 \h </w:instrText>
-        <w:fldChar w:fldCharType="separate"/>
-        <w:t xml:space="preserve">[20]</w:t>
-        <w:fldChar w:fldCharType="end"/>
-      </w:r>
+        <w:t>w_j 为预先固定并归一的需求权重，B 为预留系统提示、问题和输出空间后的证据预算。c_iℓ 为版本本体的token成本，d_a 为依赖块的token成本，本体与依赖内容不重复计费。共享表注只有在来源、作用范围和样品绑定已经确认时才复用一次，并为每条记录保留明确引用。压缩若丢失必需依赖，则该版本不具备直接支持资格，不能靠较低成本获选。</w:t>
+      </w:r>
+    </w:p>
+    <w:p>
+      <w:pPr>
+        <w:ind w:firstLine="480" w:firstLineChars="200"/>
+        <w:spacing w:line="312" w:lineRule="auto"/>
+      </w:pPr>
       <w:r>
         <w:rPr>
           <w:rFonts w:ascii="Times New Roman" w:hAnsi="Times New Roman" w:eastAsia="宋体"/>
           <w:b w:val="0"/>
           <w:sz w:val="24"/>
         </w:rPr>
-        <w:t>。这些手段的作用是降低单次适配的成本，本课题用它们控制开销，不作为算法贡献。底座方面，拟选择许可适合研究与本地部署的开放权重模型，例如 Qwen3 中的小规模稠密模型</w:t>
-      </w:r>
-      <w:r>
-        <w:rPr>
-          <w:rFonts w:ascii="Times New Roman" w:hAnsi="Times New Roman" w:eastAsia="宋体"/>
+        <w:t>式（2）使重复材料不能反复累加同一事实的价值；式（3）保证选数值时同时选入必要条件；式（4）允许共享依赖的成本摊销。不同记录可分别支持不同事实，但不能把一条温度相符、一条工艺相符的记录拼成一条不存在的联合观测。精确点值查询不用区间长度作分母；只在问题明确允许、且协议核验的情况下作近似匹配，并保留真实观测条件，不将相近温度的性质改写成目标温度实测。</w:t>
+      </w:r>
+    </w:p>
+    <w:p>
+      <w:pPr>
+        <w:ind w:firstLine="480" w:firstLineChars="200"/>
+        <w:spacing w:line="312" w:lineRule="auto"/>
+      </w:pPr>
+      <w:r>
+        <w:rPr>
+          <w:rFonts w:ascii="Times New Roman" w:hAnsi="Times New Roman" w:eastAsia="宋体"/>
+          <w:b/>
           <w:sz w:val="24"/>
-          <w:vertAlign w:val="superscript"/>
-        </w:rPr>
-        <w:fldChar w:fldCharType="begin"/>
-        <w:instrText xml:space="preserve"> REF _Ref_ref021 \h </w:instrText>
-        <w:fldChar w:fldCharType="separate"/>
-        <w:t xml:space="preserve">[21]</w:t>
-        <w:fldChar w:fldCharType="end"/>
+        </w:rPr>
+        <w:t>求解与运行。</w:t>
       </w:r>
       <w:r>
         <w:rPr>
@@ -1162,7 +1848,393 @@
           <w:b w:val="0"/>
           <w:sz w:val="24"/>
         </w:rPr>
-        <w:t>，具体型号与版本在预实验中固定。此类开源模型的出现本身有规模定律研究的背景</w:t>
+        <w:t xml:space="preserve"> 候选池先由固定检索器召回。小候选池使用整数规划或穷举作参考，明确线性化中事实到版本的支持分配；限时求解必须报告可行解、上界与缺口，不能把超时解称为最优。部署方案以边际效用除以新增闭包成本构造候选，再作有限版本替换与记录交换；新增成本只计尚未选入的依赖。候选窗口、时间上限、重排次数与交换次数在开发阶段冻结。</w:t>
+      </w:r>
+    </w:p>
+    <w:p>
+      <w:pPr>
+        <w:ind w:firstLine="480" w:firstLineChars="200"/>
+        <w:spacing w:line="312" w:lineRule="auto"/>
+      </w:pPr>
+      <w:r>
+        <w:rPr>
+          <w:rFonts w:ascii="Times New Roman" w:hAnsi="Times New Roman" w:eastAsia="宋体"/>
+          <w:b w:val="0"/>
+          <w:sz w:val="24"/>
+        </w:rPr>
+        <w:t>块成本的求和是规划口径，最终上下文用真实分词器完整复算，包含分隔符、记录引用与来源信息；超预算时退回较短的合法版本或重新选择并重验闭包，不直接从尾部截断条件。首次预处理成本、评分、搜索和修复均计入端到端耗时。有限搜索找不到完整证据包只表示预算内未找到，不等于库中无数据或材料无解。</w:t>
+      </w:r>
+    </w:p>
+    <w:p>
+      <w:pPr>
+        <w:ind w:firstLine="480" w:firstLineChars="200"/>
+        <w:spacing w:line="312" w:lineRule="auto"/>
+      </w:pPr>
+      <w:r>
+        <w:rPr>
+          <w:rFonts w:ascii="Times New Roman" w:hAnsi="Times New Roman" w:eastAsia="宋体"/>
+          <w:b/>
+          <w:sz w:val="24"/>
+        </w:rPr>
+        <w:t>性质与贡献边界。</w:t>
+      </w:r>
+      <w:r>
+        <w:rPr>
+          <w:rFonts w:ascii="Times New Roman" w:hAnsi="Times New Roman" w:eastAsia="宋体"/>
+          <w:b w:val="0"/>
+          <w:sz w:val="24"/>
+        </w:rPr>
+        <w:t xml:space="preserve"> 对固定非负 u，单独的加权最大覆盖目标具有单调与边际收益递减性质，因为加入一个版本的增益为各事实尚未被覆盖的正差值；这是已有覆盖结构，不主张新定理。版本互斥、共享闭包成本及额外约束改变了可行域，本课题不声称部署启发式必有 1−1/e 保证。拟增量是记录粒度、依赖关系与成本的联合计算，应以同字段的强基线和分项消融证明。</w:t>
+      </w:r>
+    </w:p>
+    <w:p>
+      <w:pPr>
+        <w:pStyle w:val="Heading3"/>
+      </w:pPr>
+      <w:r>
+        <w:rPr>
+          <w:rFonts w:ascii="Times New Roman" w:hAnsi="Times New Roman" w:eastAsia="黑体"/>
+          <w:b/>
+          <w:sz w:val="28"/>
+        </w:rPr>
+        <w:t>3.1.2 下游影响驱动的核验调度</w:t>
+      </w:r>
+    </w:p>
+    <w:p>
+      <w:pPr>
+        <w:ind w:firstLine="480" w:firstLineChars="200"/>
+        <w:spacing w:line="312" w:lineRule="auto"/>
+      </w:pPr>
+      <w:r>
+        <w:rPr>
+          <w:rFonts w:ascii="Times New Roman" w:hAnsi="Times New Roman" w:eastAsia="宋体"/>
+          <w:b/>
+          <w:sz w:val="24"/>
+        </w:rPr>
+        <w:t>问题与核验单位。</w:t>
+      </w:r>
+      <w:r>
+        <w:rPr>
+          <w:rFonts w:ascii="Times New Roman" w:hAnsi="Times New Roman" w:eastAsia="宋体"/>
+          <w:b w:val="0"/>
+          <w:sz w:val="24"/>
+        </w:rPr>
+        <w:t xml:space="preserve"> 全文抽取结果既可能有单行错误，也可能有共享表头、表注或工艺段落的错误。一次核验共享单位可能帮助确认多条记录，其价值不能只按某一行的置信度衡量。核验动作 a 定义为查看特定来源位置、核对明确字段及其影响范围；不把“重新运行整个模型”与一次人工查看混成同成本动作。</w:t>
+      </w:r>
+    </w:p>
+    <w:p>
+      <w:pPr>
+        <w:ind w:firstLine="480" w:firstLineChars="200"/>
+        <w:spacing w:line="312" w:lineRule="auto"/>
+      </w:pPr>
+      <w:r>
+        <w:rPr>
+          <w:rFonts w:ascii="Times New Roman" w:hAnsi="Times New Roman" w:eastAsia="宋体"/>
+          <w:b w:val="0"/>
+          <w:sz w:val="24"/>
+        </w:rPr>
+        <w:t>令 p_i ∈ [0,1] 为记录 i 有误的估计，v_i ≥ 0 为其在冻结工作负载下的下游影响权重，r_ai ∈ [0,1] 为动作 a 对确认或处理该记录疑点的预计帮助，t_a &gt; 0 为动作时间。拟选择动作集合 A：</w:t>
+      </w:r>
+    </w:p>
+    <w:p>
+      <w:pPr>
+        <w:ind w:firstLineChars="0" w:firstLine="0"/>
+        <w:spacing w:line="312" w:lineRule="auto"/>
+      </w:pPr>
+      <w:r>
+        <w:rPr>
+          <w:rFonts w:ascii="Times New Roman" w:hAnsi="Times New Roman" w:eastAsia="宋体"/>
+          <w:b w:val="0"/>
+          <w:sz w:val="21"/>
+        </w:rPr>
+        <w:t>最大化 G(A) = Σ_i v_i p_i max({r_ai : a ∈ A} ∪ {0})。　（5）</w:t>
+      </w:r>
+    </w:p>
+    <w:p>
+      <w:pPr>
+        <w:ind w:firstLineChars="0" w:firstLine="0"/>
+        <w:spacing w:line="312" w:lineRule="auto"/>
+      </w:pPr>
+      <w:r>
+        <w:rPr>
+          <w:rFonts w:ascii="Times New Roman" w:hAnsi="Times New Roman" w:eastAsia="宋体"/>
+          <w:b w:val="0"/>
+          <w:sz w:val="21"/>
+        </w:rPr>
+        <w:t>Σ_{a∈A} t_a ≤ H。　（6）</w:t>
+      </w:r>
+    </w:p>
+    <w:p>
+      <w:pPr>
+        <w:ind w:firstLine="480" w:firstLineChars="200"/>
+        <w:spacing w:line="312" w:lineRule="auto"/>
+      </w:pPr>
+      <w:r>
+        <w:rPr>
+          <w:rFonts w:ascii="Times New Roman" w:hAnsi="Times New Roman" w:eastAsia="宋体"/>
+          <w:b w:val="0"/>
+          <w:sz w:val="24"/>
+        </w:rPr>
+        <w:t>H 为总核验预算扣除预留独立抽检后的调度预算，两部分成本分别记录。式（5）按共享依赖传播作用范围，用最大帮助避免同一疑点被重复计功；它是预计核验收益代理，不是已经证明的真实错误减少量，也没有假定所有动作效果独立。两次动作只有联合才有帮助的互补情况，首版将其定义为一个具有完整成本的复合动作；不把不可加协同偷算为单步收益。</w:t>
+      </w:r>
+    </w:p>
+    <w:p>
+      <w:pPr>
+        <w:ind w:firstLine="480" w:firstLineChars="200"/>
+        <w:spacing w:line="312" w:lineRule="auto"/>
+      </w:pPr>
+      <w:r>
+        <w:rPr>
+          <w:rFonts w:ascii="Times New Roman" w:hAnsi="Times New Roman" w:eastAsia="宋体"/>
+          <w:b/>
+          <w:sz w:val="24"/>
+        </w:rPr>
+        <w:t>参数来源。</w:t>
+      </w:r>
+      <w:r>
+        <w:rPr>
+          <w:rFonts w:ascii="Times New Roman" w:hAnsi="Times New Roman" w:eastAsia="宋体"/>
+          <w:b w:val="0"/>
+          <w:sz w:val="24"/>
+        </w:rPr>
+        <w:t xml:space="preserve"> p_i 由训练资料内的人工核验记录与抽取特征估计并在开发集校准；置信度不能直接当真值。v_i 来自预先指定的查询类型与依赖关系，不使用最终测试题的答案、错误或查询日志反向调度。r_ai 首版优先表示动作能核验哪些字段及记录的结构化范围，效果大小经先导复核估计；t_a 由真实计时估计，先导资料缺失时只能报告计划，不能给出节省比例。</w:t>
+      </w:r>
+    </w:p>
+    <w:p>
+      <w:pPr>
+        <w:ind w:firstLine="480" w:firstLineChars="200"/>
+        <w:spacing w:line="312" w:lineRule="auto"/>
+      </w:pPr>
+      <w:r>
+        <w:rPr>
+          <w:rFonts w:ascii="Times New Roman" w:hAnsi="Times New Roman" w:eastAsia="宋体"/>
+          <w:b w:val="0"/>
+          <w:sz w:val="24"/>
+        </w:rPr>
+        <w:t>用边际 G 增量与时间成本比构造动作队列，并作有限交换。核验后更新已知字段与未决疑点，产生新队列；更新规则预先固定。结构可解析、数值异常或跨记录差异只能触发检查，不能自动证明原文错误。来源未知、比例基准不明等状态进入待核验区，不擅自归一或补值；同一粗条件下不同性质值可能来自未记录状态差异，不能未经核实删除。</w:t>
+      </w:r>
+    </w:p>
+    <w:p>
+      <w:pPr>
+        <w:ind w:firstLine="480" w:firstLineChars="200"/>
+        <w:spacing w:line="312" w:lineRule="auto"/>
+      </w:pPr>
+      <w:r>
+        <w:rPr>
+          <w:rFonts w:ascii="Times New Roman" w:hAnsi="Times New Roman" w:eastAsia="宋体"/>
+          <w:b/>
+          <w:sz w:val="24"/>
+        </w:rPr>
+        <w:t>漏检与收益验证。</w:t>
+      </w:r>
+      <w:r>
+        <w:rPr>
+          <w:rFonts w:ascii="Times New Roman" w:hAnsi="Times New Roman" w:eastAsia="宋体"/>
+          <w:b w:val="0"/>
+          <w:sz w:val="24"/>
+        </w:rPr>
+        <w:t xml:space="preserve"> 总核验预算中预留独立抽检部分，再确定式（6）的H，随机抽取自动通过和低优先级记录，不仅查看调度器选中的疑点。按抽样概率估计误放行并报告区间，不能用选择性复核样本外推全库错误率。核验动作同时报告“发现问题”与“确认修复”，不能以疑点数冒充检出真错。对照逐条不确定性、随机动作和只看影响范围等方法，按同等真实核验时间比较真实错误处理及后续问答表现。</w:t>
+      </w:r>
+    </w:p>
+    <w:p>
+      <w:pPr>
+        <w:ind w:firstLine="480" w:firstLineChars="200"/>
+        <w:spacing w:line="312" w:lineRule="auto"/>
+      </w:pPr>
+      <w:r>
+        <w:rPr>
+          <w:rFonts w:ascii="Times New Roman" w:hAnsi="Times New Roman" w:eastAsia="宋体"/>
+          <w:b w:val="0"/>
+          <w:sz w:val="24"/>
+        </w:rPr>
+        <w:t>这项方法是可执行的队列调度与状态更新模块，既可用于维护知识库，也可用于构造可靠教学资料。它沿用已有预算覆盖与人工复核思想，拟改动集中在字段依赖、动作粒度和下游影响，不能靠写出一个加权式就预设创新成立。</w:t>
+      </w:r>
+    </w:p>
+    <w:p>
+      <w:pPr>
+        <w:pStyle w:val="Heading3"/>
+      </w:pPr>
+      <w:r>
+        <w:rPr>
+          <w:rFonts w:ascii="Times New Roman" w:hAnsi="Times New Roman" w:eastAsia="黑体"/>
+          <w:b/>
+          <w:sz w:val="28"/>
+        </w:rPr>
+        <w:t>3.1.3 基于完整证据包的小模型任务蒸馏</w:t>
+      </w:r>
+    </w:p>
+    <w:p>
+      <w:pPr>
+        <w:ind w:firstLine="480" w:firstLineChars="200"/>
+        <w:spacing w:line="312" w:lineRule="auto"/>
+      </w:pPr>
+      <w:r>
+        <w:rPr>
+          <w:rFonts w:ascii="Times New Roman" w:hAnsi="Times New Roman" w:eastAsia="宋体"/>
+          <w:b w:val="0"/>
+          <w:sz w:val="24"/>
+        </w:rPr>
+        <w:t>学生学习需求解析、引用选择、缺口说明和有依据的答案，而非替规则重新计算温度或替调度器猜测未知字段。教师只在训练资料上示范，操作说明简短、可核验，必要时经人工修正；模型同意、长推理和多次生成一致都不构成科学真值。</w:t>
+      </w:r>
+    </w:p>
+    <w:p>
+      <w:pPr>
+        <w:ind w:firstLine="480" w:firstLineChars="200"/>
+        <w:spacing w:line="312" w:lineRule="auto"/>
+      </w:pPr>
+      <w:r>
+        <w:rPr>
+          <w:rFonts w:ascii="Times New Roman" w:hAnsi="Times New Roman" w:eastAsia="宋体"/>
+          <w:b w:val="0"/>
+          <w:sz w:val="24"/>
+        </w:rPr>
+        <w:t>统一以经核验的完整证据包构造SFT，监督目标为：</w:t>
+      </w:r>
+    </w:p>
+    <w:p>
+      <w:pPr>
+        <w:ind w:firstLineChars="0" w:firstLine="0"/>
+        <w:spacing w:line="312" w:lineRule="auto"/>
+      </w:pPr>
+      <w:r>
+        <w:rPr>
+          <w:rFonts w:ascii="Times New Roman" w:hAnsi="Times New Roman" w:eastAsia="宋体"/>
+          <w:b w:val="0"/>
+          <w:sz w:val="21"/>
+        </w:rPr>
+        <w:t>L_SFT(θ) = −Σ_(q,E,y) Σ_t log π_θ(y_t | q, E, y_&lt;t)。　（7）</w:t>
+      </w:r>
+    </w:p>
+    <w:p>
+      <w:pPr>
+        <w:ind w:firstLine="480" w:firstLineChars="200"/>
+        <w:spacing w:line="312" w:lineRule="auto"/>
+      </w:pPr>
+      <w:r>
+        <w:rPr>
+          <w:rFonts w:ascii="Times New Roman" w:hAnsi="Times New Roman" w:eastAsia="宋体"/>
+          <w:b w:val="0"/>
+          <w:sz w:val="24"/>
+        </w:rPr>
+        <w:t>E 包含版本文本、可回溯的依赖引用与缺失状态；y 包含答案、所用记录和适用范围。已知冲突记录可作为负例或背景，但不能被教师写成直接支持。示范同时覆盖可以回答、证据不足和输入需澄清，防止模型只学会一律保守。若只改变问题条件会改变正确证据，可从真实记录构造配对练习；其作用通过普通SFT与同数据配对训练比较，不在本轮同时新增独立偏好优化主线。</w:t>
+      </w:r>
+    </w:p>
+    <w:p>
+      <w:pPr>
+        <w:ind w:firstLine="480" w:firstLineChars="200"/>
+        <w:spacing w:line="312" w:lineRule="auto"/>
+      </w:pPr>
+      <w:r>
+        <w:rPr>
+          <w:rFonts w:ascii="Times New Roman" w:hAnsi="Times New Roman" w:eastAsia="宋体"/>
+          <w:b w:val="0"/>
+          <w:sz w:val="24"/>
+        </w:rPr>
+        <w:t>装配器用冻结的评分与数据结构工作，小模型依据装配结果回答。先固定同一学生比较装配方法，再固定装配器比较底座、常规证据SFT和本课题示范SFT，避免把工具收益全部算成蒸馏收益。少量结构化特征即可完成的评分任务须与简单分类器或规则对照，不为了使用大模型而增加不必要训练。</w:t>
+      </w:r>
+    </w:p>
+    <w:p>
+      <w:pPr>
+        <w:pStyle w:val="Heading3"/>
+      </w:pPr>
+      <w:r>
+        <w:rPr>
+          <w:rFonts w:ascii="Times New Roman" w:hAnsi="Times New Roman" w:eastAsia="黑体"/>
+          <w:b/>
+          <w:sz w:val="28"/>
+        </w:rPr>
+        <w:t>3.1.4 本地 RAG 与多步 Agent 验证载体</w:t>
+      </w:r>
+    </w:p>
+    <w:p>
+      <w:pPr>
+        <w:ind w:firstLine="480" w:firstLineChars="200"/>
+        <w:spacing w:line="312" w:lineRule="auto"/>
+      </w:pPr>
+      <w:r>
+        <w:rPr>
+          <w:rFonts w:ascii="Times New Roman" w:hAnsi="Times New Roman" w:eastAsia="宋体"/>
+          <w:b w:val="0"/>
+          <w:sz w:val="24"/>
+        </w:rPr>
+        <w:t>原型整合资料管理、核验调度、检索、证据装配和小模型回答。主任务可用单轮问答验证；多步 Agent 用于检验条件补充后的重新查询和预算受限下的证据更新，不宣称单轮无法检验任何冲突处置，也不将执行器本身另算算法创新。</w:t>
+      </w:r>
+    </w:p>
+    <w:p>
+      <w:pPr>
+        <w:ind w:firstLine="480" w:firstLineChars="200"/>
+        <w:spacing w:line="312" w:lineRule="auto"/>
+      </w:pPr>
+      <w:r>
+        <w:rPr>
+          <w:rFonts w:ascii="Times New Roman" w:hAnsi="Times New Roman" w:eastAsia="宋体"/>
+          <w:b w:val="0"/>
+          <w:sz w:val="24"/>
+        </w:rPr>
+        <w:t>固定查询、条件核对、证据装配、澄清和终止等动作，预设最大轮次与总token预算；不得未经用户同意修改其目标成分、工艺或容许范围。核验调度是后台维护模块，不能让测试中人工即时纠正答案而不计成本。若研究运行时查证，则所有方法共享同样查证动作与预算，并单列结果。</w:t>
+      </w:r>
+    </w:p>
+    <w:p>
+      <w:pPr>
+        <w:ind w:firstLine="480" w:firstLineChars="200"/>
+        <w:spacing w:line="312" w:lineRule="auto"/>
+      </w:pPr>
+      <w:r>
+        <w:rPr>
+          <w:rFonts w:ascii="Times New Roman" w:hAnsi="Times New Roman" w:eastAsia="宋体"/>
+          <w:b w:val="0"/>
+          <w:sz w:val="24"/>
+        </w:rPr>
+        <w:t>逐轮保存问题条件、候选记录、版本与依赖、装配成本、模型引用和动作依据。用户补充要求后重新计算资格与证据包，不沿用已经失配的旧答案。模型、嵌入和索引本地运行，资料版本、分词器和工具版本可冻结。最终交付可运行方法与原型，评价仅服务于验证这些方法。</w:t>
+      </w:r>
+    </w:p>
+    <w:p>
+      <w:pPr>
+        <w:pStyle w:val="Heading2"/>
+      </w:pPr>
+      <w:r>
+        <w:rPr>
+          <w:rFonts w:ascii="Times New Roman" w:hAnsi="Times New Roman" w:eastAsia="黑体"/>
+          <w:b/>
+          <w:sz w:val="28"/>
+        </w:rPr>
+        <w:t>3.2 研究方案</w:t>
+      </w:r>
+    </w:p>
+    <w:p>
+      <w:pPr>
+        <w:ind w:firstLine="480" w:firstLineChars="200"/>
+        <w:spacing w:line="312" w:lineRule="auto"/>
+      </w:pPr>
+      <w:r>
+        <w:rPr>
+          <w:rFonts w:ascii="Times New Roman" w:hAnsi="Times New Roman" w:eastAsia="宋体"/>
+          <w:b/>
+          <w:sz w:val="24"/>
+        </w:rPr>
+        <w:t>（一）拟创新点及其证据要求</w:t>
+      </w:r>
+    </w:p>
+    <w:p>
+      <w:pPr>
+        <w:ind w:firstLine="480" w:firstLineChars="200"/>
+        <w:spacing w:line="312" w:lineRule="auto"/>
+      </w:pPr>
+      <w:r>
+        <w:rPr>
+          <w:rFonts w:ascii="Times New Roman" w:hAnsi="Times New Roman" w:eastAsia="宋体"/>
+          <w:b/>
+          <w:sz w:val="24"/>
+        </w:rPr>
+        <w:t>拟创新点一：条件依赖闭包下的多粒度证据装配。</w:t>
+      </w:r>
+      <w:r>
+        <w:rPr>
+          <w:rFonts w:ascii="Times New Roman" w:hAnsi="Times New Roman" w:eastAsia="宋体"/>
+          <w:b w:val="0"/>
+          <w:sz w:val="24"/>
+        </w:rPr>
+        <w:t xml:space="preserve"> 在成熟压缩与预算选择框架</w:t>
       </w:r>
       <w:r>
         <w:rPr>
@@ -1179,10 +2251,56 @@
       <w:r>
         <w:rPr>
           <w:rFonts w:ascii="Times New Roman" w:hAnsi="Times New Roman" w:eastAsia="宋体"/>
+          <w:sz w:val="24"/>
+          <w:vertAlign w:val="superscript"/>
+        </w:rPr>
+        <w:fldChar w:fldCharType="begin"/>
+        <w:instrText xml:space="preserve"> REF _Ref_ref036 \h </w:instrText>
+        <w:fldChar w:fldCharType="separate"/>
+        <w:t xml:space="preserve">[36]</w:t>
+        <w:fldChar w:fldCharType="end"/>
+      </w:r>
+      <w:r>
+        <w:rPr>
+          <w:rFonts w:ascii="Times New Roman" w:hAnsi="Times New Roman" w:eastAsia="宋体"/>
+          <w:sz w:val="24"/>
+          <w:vertAlign w:val="superscript"/>
+        </w:rPr>
+        <w:fldChar w:fldCharType="begin"/>
+        <w:instrText xml:space="preserve"> REF _Ref_ref037 \h </w:instrText>
+        <w:fldChar w:fldCharType="separate"/>
+        <w:t xml:space="preserve">[37]</w:t>
+        <w:fldChar w:fldCharType="end"/>
+      </w:r>
+      <w:r>
+        <w:rPr>
+          <w:rFonts w:ascii="Times New Roman" w:hAnsi="Times New Roman" w:eastAsia="宋体"/>
           <w:b w:val="0"/>
           <w:sz w:val="24"/>
         </w:rPr>
-        <w:t>，同类的开放权重系列还包括 LLaMA</w:t>
+        <w:t>上，将独立片段选择改为测量记录表示、必需依赖及共享成本的联合选择。通过式（1）至（4）显式限定支持资格、版本互斥和条件保留，研究在相同token预算下是否减少上下文中的条件丢失与错引。创新主张不建立在图谱无法表达条件或首次采用背包之上，而是上述记录计算改造的可测增量。</w:t>
+      </w:r>
+    </w:p>
+    <w:p>
+      <w:pPr>
+        <w:ind w:firstLine="480" w:firstLineChars="200"/>
+        <w:spacing w:line="312" w:lineRule="auto"/>
+      </w:pPr>
+      <w:r>
+        <w:rPr>
+          <w:rFonts w:ascii="Times New Roman" w:hAnsi="Times New Roman" w:eastAsia="宋体"/>
+          <w:b/>
+          <w:sz w:val="24"/>
+        </w:rPr>
+        <w:t>拟创新点二：下游影响驱动的核验调度。</w:t>
+      </w:r>
+      <w:r>
+        <w:rPr>
+          <w:rFonts w:ascii="Times New Roman" w:hAnsi="Times New Roman" w:eastAsia="宋体"/>
+          <w:b w:val="0"/>
+          <w:sz w:val="24"/>
+        </w:rPr>
+        <w:t xml:space="preserve"> 在主动标注和置信度复核基础上</w:t>
       </w:r>
       <w:r>
         <w:rPr>
@@ -1191,18 +2309,10 @@
           <w:vertAlign w:val="superscript"/>
         </w:rPr>
         <w:fldChar w:fldCharType="begin"/>
-        <w:instrText xml:space="preserve"> REF _Ref_ref038 \h </w:instrText>
+        <w:instrText xml:space="preserve"> REF _Ref_ref032 \h </w:instrText>
         <w:fldChar w:fldCharType="separate"/>
-        <w:t xml:space="preserve">[38]</w:t>
+        <w:t xml:space="preserve">[32]</w:t>
         <w:fldChar w:fldCharType="end"/>
-      </w:r>
-      <w:r>
-        <w:rPr>
-          <w:rFonts w:ascii="Times New Roman" w:hAnsi="Times New Roman" w:eastAsia="宋体"/>
-          <w:b w:val="0"/>
-          <w:sz w:val="24"/>
-        </w:rPr>
-        <w:t xml:space="preserve"> 与 Mistral</w:t>
       </w:r>
       <w:r>
         <w:rPr>
@@ -1222,7 +2332,7 @@
           <w:b w:val="0"/>
           <w:sz w:val="24"/>
         </w:rPr>
-        <w:t>，它们共同构成本课题可选择的范围。需要说明的是，开放权重模型的许可证可能随版本调整，实际采用时以该版本随附的许可文本为准。</w:t>
+        <w:t>，将逐条记录复核改为共享字段及其影响记录集合上的动作选择，以式（5）（6）联合考虑预计错误、下游影响、重复收益和实际耗时。需证明收益并非仅来自更多人工或选择性报告疑点；最终指标包括真实错误处理和独立问答变化，而不只是代理目标增加。</w:t>
       </w:r>
     </w:p>
     <w:p>
@@ -1236,2832 +2346,35 @@
           <w:b w:val="0"/>
           <w:sz w:val="24"/>
         </w:rPr>
-        <w:t>在智能体方向，已有工作把大模型智能体的完整行为蒸馏进小模型：教师智能体在推理与工具调用之间交替执行，其"推理—动作—观察"的完整轨迹被记录为学生要克隆的对象，并辅以提升轨迹质量的提示方法与提高测试时鲁棒性的自一致动作生成</w:t>
-      </w:r>
-      <w:r>
-        <w:rPr>
-          <w:rFonts w:ascii="Times New Roman" w:hAnsi="Times New Roman" w:eastAsia="宋体"/>
+        <w:t>两项方法分别作用于运行时上下文和建库维护，采用可替换接口。先分别固定另一项以测单项增量，再作有无装配、有无调度的交叉对照；不能在一次实验同时换知识库、提示、模型和预算后归因。蒸馏与Agent是支撑，算法思想和优化框架已有基础，拟贡献是针对材料记录依赖的具体实现改进，不预写优于所有前作或保证学位达标。</w:t>
+      </w:r>
+    </w:p>
+    <w:p>
+      <w:pPr>
+        <w:ind w:firstLine="480" w:firstLineChars="200"/>
+        <w:spacing w:line="312" w:lineRule="auto"/>
+      </w:pPr>
+      <w:r>
+        <w:rPr>
+          <w:rFonts w:ascii="Times New Roman" w:hAnsi="Times New Roman" w:eastAsia="宋体"/>
+          <w:b/>
           <w:sz w:val="24"/>
-          <w:vertAlign w:val="superscript"/>
-        </w:rPr>
-        <w:fldChar w:fldCharType="begin"/>
-        <w:instrText xml:space="preserve"> REF _Ref_ref042 \h </w:instrText>
-        <w:fldChar w:fldCharType="separate"/>
-        <w:t xml:space="preserve">[42]</w:t>
-        <w:fldChar w:fldCharType="end"/>
-      </w:r>
+        </w:rPr>
+        <w:t>（二）数据与可用资源</w:t>
+      </w:r>
+    </w:p>
+    <w:p>
+      <w:pPr>
+        <w:ind w:firstLine="480" w:firstLineChars="200"/>
+        <w:spacing w:line="312" w:lineRule="auto"/>
+      </w:pPr>
       <w:r>
         <w:rPr>
           <w:rFonts w:ascii="Times New Roman" w:hAnsi="Times New Roman" w:eastAsia="宋体"/>
           <w:b w:val="0"/>
           <w:sz w:val="24"/>
         </w:rPr>
-        <w:t>。该做法与本课题的取向一致：教的不是答案，而是"遇到什么情况该调什么工具"。其评测集中在事实与数学推理任务，工具为检索与代码执行；本课题面向的材料设计任务还涉及条件适用性判断与数值约束，故其结论不能直接沿用。</w:t>
-      </w:r>
-    </w:p>
-    <w:p>
-      <w:pPr>
-        <w:ind w:firstLine="480" w:firstLineChars="200"/>
-        <w:spacing w:line="312" w:lineRule="auto"/>
-      </w:pPr>
-      <w:r>
-        <w:rPr>
-          <w:rFonts w:ascii="Times New Roman" w:hAnsi="Times New Roman" w:eastAsia="宋体"/>
-          <w:b w:val="0"/>
-          <w:sz w:val="24"/>
-        </w:rPr>
-        <w:t>另一条相关但路径不同的路线是"类型化决策模型"。Deka 走的是另一条路：不生成自由文本，而是把已有的检索用编码器改造成在固定选项集上直接输出概率的判别器，一次前向即得决策，同时公开了配套的评测集</w:t>
-      </w:r>
-      <w:r>
-        <w:rPr>
-          <w:rFonts w:ascii="Times New Roman" w:hAnsi="Times New Roman" w:eastAsia="宋体"/>
-          <w:sz w:val="24"/>
-          <w:vertAlign w:val="superscript"/>
-        </w:rPr>
-        <w:fldChar w:fldCharType="begin"/>
-        <w:instrText xml:space="preserve"> REF _Ref_ref026 \h </w:instrText>
-        <w:fldChar w:fldCharType="separate"/>
-        <w:t xml:space="preserve">[26]</w:t>
-        <w:fldChar w:fldCharType="end"/>
-      </w:r>
-      <w:r>
-        <w:rPr>
-          <w:rFonts w:ascii="Times New Roman" w:hAnsi="Times New Roman" w:eastAsia="宋体"/>
-          <w:b w:val="0"/>
-          <w:sz w:val="24"/>
-        </w:rPr>
-        <w:t>。其训练决策来自长期人工维护的专业索引体系，这提示此类路线的标签可得性依赖所在领域已有的结构化标注资源；该工作还报告，在温度缩放后没有哪个训练目标在校准上明显优于普通交叉熵。材料领域缺乏可直接对应的同类资源，本课题因此把类型化决策限定在输出层的字段与约束检查，不设为独立研究内容。</w:t>
-      </w:r>
-    </w:p>
-    <w:p>
-      <w:pPr>
-        <w:ind w:firstLine="480" w:firstLineChars="200"/>
-        <w:spacing w:line="312" w:lineRule="auto"/>
-      </w:pPr>
-      <w:r>
-        <w:rPr>
-          <w:rFonts w:ascii="Times New Roman" w:hAnsi="Times New Roman" w:eastAsia="宋体"/>
-          <w:b/>
-          <w:sz w:val="24"/>
-        </w:rPr>
-        <w:t>这一类工作的共同局限</w:t>
-      </w:r>
-      <w:r>
-        <w:rPr>
-          <w:rFonts w:ascii="Times New Roman" w:hAnsi="Times New Roman" w:eastAsia="宋体"/>
-          <w:b w:val="0"/>
-          <w:sz w:val="24"/>
-        </w:rPr>
-        <w:t>在于：蒸馏与微调解决的是"如何把教师能力传递给学生"，却不回答"应该传递哪些样本"。当教师示范的数量远超训练预算时，样本选择本身成为决定效果的关键环节，而这正是下一节讨论的问题。</w:t>
-      </w:r>
-    </w:p>
-    <w:p>
-      <w:pPr>
-        <w:pStyle w:val="Heading2"/>
-      </w:pPr>
-      <w:r>
-        <w:rPr>
-          <w:rFonts w:ascii="Times New Roman" w:hAnsi="Times New Roman" w:eastAsia="黑体"/>
-          <w:b/>
-          <w:sz w:val="28"/>
-        </w:rPr>
-        <w:t>2.3 相关算法原理</w:t>
-      </w:r>
-    </w:p>
-    <w:p>
-      <w:pPr>
-        <w:ind w:firstLine="480" w:firstLineChars="200"/>
-        <w:spacing w:line="312" w:lineRule="auto"/>
-      </w:pPr>
-      <w:r>
-        <w:rPr>
-          <w:rFonts w:ascii="Times New Roman" w:hAnsi="Times New Roman" w:eastAsia="宋体"/>
-          <w:b w:val="0"/>
-          <w:sz w:val="24"/>
-        </w:rPr>
-        <w:t>本课题涉及的方法分布在三个层面：教学样本如何构造与选择、学生模型如何低成本适配、生成阶段如何受约束并保留证据。以下分别说明其原理与已有做法，并指出各自的边界。</w:t>
-      </w:r>
-    </w:p>
-    <w:p>
-      <w:pPr>
-        <w:pStyle w:val="Heading3"/>
-      </w:pPr>
-      <w:r>
-        <w:rPr>
-          <w:rFonts w:ascii="Times New Roman" w:hAnsi="Times New Roman" w:eastAsia="黑体"/>
-          <w:b/>
-          <w:sz w:val="28"/>
-        </w:rPr>
-        <w:t>2.3.1 任务蒸馏与教学数据构造</w:t>
-      </w:r>
-    </w:p>
-    <w:p>
-      <w:pPr>
-        <w:ind w:firstLine="480" w:firstLineChars="200"/>
-        <w:spacing w:line="312" w:lineRule="auto"/>
-      </w:pPr>
-      <w:r>
-        <w:rPr>
-          <w:rFonts w:ascii="Times New Roman" w:hAnsi="Times New Roman" w:eastAsia="宋体"/>
-          <w:b w:val="0"/>
-          <w:sz w:val="24"/>
-        </w:rPr>
-        <w:t>任务蒸馏的核心是把教师的行为转化为学生可学习的目标。设教师为 T、学生为 S、教学任务集合为 D，序列级蒸馏的目标可写为最小化学生输出与教师示范之间的负对数似然：</w:t>
-      </w:r>
-    </w:p>
-    <w:p>
-      <w:pPr>
-        <w:ind w:firstLine="480" w:firstLineChars="200"/>
-        <w:spacing w:line="312" w:lineRule="auto"/>
-      </w:pPr>
-      <w:r>
-        <w:rPr>
-          <w:rFonts w:ascii="Times New Roman" w:hAnsi="Times New Roman" w:eastAsia="宋体"/>
-          <w:b w:val="0"/>
-          <w:sz w:val="24"/>
-        </w:rPr>
-        <w:t>L(θ) = − Σ_{d∈D} Σ_{t} log P_S(y_t | y_{&lt;t}, x_d; θ)</w:t>
-      </w:r>
-    </w:p>
-    <w:p>
-      <w:pPr>
-        <w:ind w:firstLine="480" w:firstLineChars="200"/>
-        <w:spacing w:line="312" w:lineRule="auto"/>
-      </w:pPr>
-      <w:r>
-        <w:rPr>
-          <w:rFonts w:ascii="Times New Roman" w:hAnsi="Times New Roman" w:eastAsia="宋体"/>
-          <w:b w:val="0"/>
-          <w:sz w:val="24"/>
-        </w:rPr>
-        <w:t>其中 x_d 为第 d 个任务的需求描述，y 为学生需要生成的目标序列，θ 为学生参数。与传统分类蒸馏不同，这里的监督信号是一条完整的操作序列，而非单一标签。</w:t>
-      </w:r>
-    </w:p>
-    <w:p>
-      <w:pPr>
-        <w:ind w:firstLine="480" w:firstLineChars="200"/>
-        <w:spacing w:line="312" w:lineRule="auto"/>
-      </w:pPr>
-      <w:r>
-        <w:rPr>
-          <w:rFonts w:ascii="Times New Roman" w:hAnsi="Times New Roman" w:eastAsia="宋体"/>
-          <w:b w:val="0"/>
-          <w:sz w:val="24"/>
-        </w:rPr>
-        <w:t>既有做法多从两个方向扩增教学数据：一是自生成指令，即让模型先造题、再筛掉重复或无效的条目、最后用留下的部分回训自身，Self-Instruct 给出的就是这一轮循环的早期模板</w:t>
-      </w:r>
-      <w:r>
-        <w:rPr>
-          <w:rFonts w:ascii="Times New Roman" w:hAnsi="Times New Roman" w:eastAsia="宋体"/>
-          <w:sz w:val="24"/>
-          <w:vertAlign w:val="superscript"/>
-        </w:rPr>
-        <w:fldChar w:fldCharType="begin"/>
-        <w:instrText xml:space="preserve"> REF _Ref_ref012 \h </w:instrText>
-        <w:fldChar w:fldCharType="separate"/>
-        <w:t xml:space="preserve">[12]</w:t>
-        <w:fldChar w:fldCharType="end"/>
-      </w:r>
-      <w:r>
-        <w:rPr>
-          <w:rFonts w:ascii="Times New Roman" w:hAnsi="Times New Roman" w:eastAsia="宋体"/>
-          <w:b w:val="0"/>
-          <w:sz w:val="24"/>
-        </w:rPr>
-        <w:t>；二是难度驱动扩增，即优先补充模型当前难以完成的样本。这两种做法都依赖一个隐含假设：教学样本的价值可以由其答案或模型反应来衡量。</w:t>
-      </w:r>
-    </w:p>
-    <w:p>
-      <w:pPr>
-        <w:ind w:firstLine="480" w:firstLineChars="200"/>
-        <w:spacing w:line="312" w:lineRule="auto"/>
-      </w:pPr>
-      <w:r>
-        <w:rPr>
-          <w:rFonts w:ascii="Times New Roman" w:hAnsi="Times New Roman" w:eastAsia="宋体"/>
-          <w:b w:val="0"/>
-          <w:sz w:val="24"/>
-        </w:rPr>
-        <w:t>这一假设在配方任务上不成立。同一需求可对应多个合法配方，教师示范只是其中一条路径。若直接用"学生输出与示范的相似度"衡量学习效果，会把合法的不同答案判为错误。因此教学数据的构造必须引入独立的可核验判据：答案是否满足显式约束、引用的记录是否真实存在且条件相符。这一判据不依赖教师示范本身，因而不受示范路径单一性的限制。</w:t>
-      </w:r>
-    </w:p>
-    <w:p>
-      <w:pPr>
-        <w:pStyle w:val="Heading3"/>
-      </w:pPr>
-      <w:r>
-        <w:rPr>
-          <w:rFonts w:ascii="Times New Roman" w:hAnsi="Times New Roman" w:eastAsia="黑体"/>
-          <w:b/>
-          <w:sz w:val="28"/>
-        </w:rPr>
-        <w:t>2.3.2 教学样本选择方法</w:t>
-      </w:r>
-    </w:p>
-    <w:p>
-      <w:pPr>
-        <w:ind w:firstLine="480" w:firstLineChars="200"/>
-        <w:spacing w:line="312" w:lineRule="auto"/>
-      </w:pPr>
-      <w:r>
-        <w:rPr>
-          <w:rFonts w:ascii="Times New Roman" w:hAnsi="Times New Roman" w:eastAsia="宋体"/>
-          <w:b w:val="0"/>
-          <w:sz w:val="24"/>
-        </w:rPr>
-        <w:t>当教学样本数量超过训练预算时，如何选择子集成为独立问题。设候选池为 D、预算上限为 B，选样即求一个子集 A ⊆ D，使 |A| 的成本不超过 B 且训练效果最优。</w:t>
-      </w:r>
-    </w:p>
-    <w:p>
-      <w:pPr>
-        <w:ind w:firstLine="480" w:firstLineChars="200"/>
-        <w:spacing w:line="312" w:lineRule="auto"/>
-      </w:pPr>
-      <w:r>
-        <w:rPr>
-          <w:rFonts w:ascii="Times New Roman" w:hAnsi="Times New Roman" w:eastAsia="宋体"/>
-          <w:b w:val="0"/>
-          <w:sz w:val="24"/>
-        </w:rPr>
-        <w:t>既有方法大致分四类。</w:t>
-      </w:r>
-      <w:r>
-        <w:rPr>
-          <w:rFonts w:ascii="Times New Roman" w:hAnsi="Times New Roman" w:eastAsia="宋体"/>
-          <w:b/>
-          <w:sz w:val="24"/>
-        </w:rPr>
-        <w:t>基于质量与复杂度的做法</w:t>
-      </w:r>
-      <w:r>
-        <w:rPr>
-          <w:rFonts w:ascii="Times New Roman" w:hAnsi="Times New Roman" w:eastAsia="宋体"/>
-          <w:b w:val="0"/>
-          <w:sz w:val="24"/>
-        </w:rPr>
-        <w:t>以 DEITA 为代表，从质量、复杂度与多样性三个维度打分后按分数取 top-k</w:t>
-      </w:r>
-      <w:r>
-        <w:rPr>
-          <w:rFonts w:ascii="Times New Roman" w:hAnsi="Times New Roman" w:eastAsia="宋体"/>
-          <w:sz w:val="24"/>
-          <w:vertAlign w:val="superscript"/>
-        </w:rPr>
-        <w:fldChar w:fldCharType="begin"/>
-        <w:instrText xml:space="preserve"> REF _Ref_ref013 \h </w:instrText>
-        <w:fldChar w:fldCharType="separate"/>
-        <w:t xml:space="preserve">[13]</w:t>
-        <w:fldChar w:fldCharType="end"/>
-      </w:r>
-      <w:r>
-        <w:rPr>
-          <w:rFonts w:ascii="Times New Roman" w:hAnsi="Times New Roman" w:eastAsia="宋体"/>
-          <w:b w:val="0"/>
-          <w:sz w:val="24"/>
-        </w:rPr>
-        <w:t>。</w:t>
-      </w:r>
-      <w:r>
-        <w:rPr>
-          <w:rFonts w:ascii="Times New Roman" w:hAnsi="Times New Roman" w:eastAsia="宋体"/>
-          <w:b/>
-          <w:sz w:val="24"/>
-        </w:rPr>
-        <w:t>基于影响函数的做法</w:t>
-      </w:r>
-      <w:r>
-        <w:rPr>
-          <w:rFonts w:ascii="Times New Roman" w:hAnsi="Times New Roman" w:eastAsia="宋体"/>
-          <w:b w:val="0"/>
-          <w:sz w:val="24"/>
-        </w:rPr>
-        <w:t>以 LESS 为代表，用梯度影响近似估计样本对目标任务的价值</w:t>
-      </w:r>
-      <w:r>
-        <w:rPr>
-          <w:rFonts w:ascii="Times New Roman" w:hAnsi="Times New Roman" w:eastAsia="宋体"/>
-          <w:sz w:val="24"/>
-          <w:vertAlign w:val="superscript"/>
-        </w:rPr>
-        <w:fldChar w:fldCharType="begin"/>
-        <w:instrText xml:space="preserve"> REF _Ref_ref014 \h </w:instrText>
-        <w:fldChar w:fldCharType="separate"/>
-        <w:t xml:space="preserve">[14]</w:t>
-        <w:fldChar w:fldCharType="end"/>
-      </w:r>
-      <w:r>
-        <w:rPr>
-          <w:rFonts w:ascii="Times New Roman" w:hAnsi="Times New Roman" w:eastAsia="宋体"/>
-          <w:b w:val="0"/>
-          <w:sz w:val="24"/>
-        </w:rPr>
-        <w:t>。</w:t>
-      </w:r>
-      <w:r>
-        <w:rPr>
-          <w:rFonts w:ascii="Times New Roman" w:hAnsi="Times New Roman" w:eastAsia="宋体"/>
-          <w:b/>
-          <w:sz w:val="24"/>
-        </w:rPr>
-        <w:t>基于多因素联合的做法</w:t>
-      </w:r>
-      <w:r>
-        <w:rPr>
-          <w:rFonts w:ascii="Times New Roman" w:hAnsi="Times New Roman" w:eastAsia="宋体"/>
-          <w:b w:val="0"/>
-          <w:sz w:val="24"/>
-        </w:rPr>
-        <w:t>以 D3 为代表，联合考虑多样性、难度与可信度</w:t>
-      </w:r>
-      <w:r>
-        <w:rPr>
-          <w:rFonts w:ascii="Times New Roman" w:hAnsi="Times New Roman" w:eastAsia="宋体"/>
-          <w:sz w:val="24"/>
-          <w:vertAlign w:val="superscript"/>
-        </w:rPr>
-        <w:fldChar w:fldCharType="begin"/>
-        <w:instrText xml:space="preserve"> REF _Ref_ref015 \h </w:instrText>
-        <w:fldChar w:fldCharType="separate"/>
-        <w:t xml:space="preserve">[15]</w:t>
-        <w:fldChar w:fldCharType="end"/>
-      </w:r>
-      <w:r>
-        <w:rPr>
-          <w:rFonts w:ascii="Times New Roman" w:hAnsi="Times New Roman" w:eastAsia="宋体"/>
-          <w:b w:val="0"/>
-          <w:sz w:val="24"/>
-        </w:rPr>
-        <w:t>。</w:t>
-      </w:r>
-      <w:r>
-        <w:rPr>
-          <w:rFonts w:ascii="Times New Roman" w:hAnsi="Times New Roman" w:eastAsia="宋体"/>
-          <w:b/>
-          <w:sz w:val="24"/>
-        </w:rPr>
-        <w:t>基于分层抽样的做法</w:t>
-      </w:r>
-      <w:r>
-        <w:rPr>
-          <w:rFonts w:ascii="Times New Roman" w:hAnsi="Times New Roman" w:eastAsia="宋体"/>
-          <w:b w:val="0"/>
-          <w:sz w:val="24"/>
-        </w:rPr>
-        <w:t>以 LASER 为代表，先按任务分层，再用专用评分策略在层内抽样</w:t>
-      </w:r>
-      <w:r>
-        <w:rPr>
-          <w:rFonts w:ascii="Times New Roman" w:hAnsi="Times New Roman" w:eastAsia="宋体"/>
-          <w:sz w:val="24"/>
-          <w:vertAlign w:val="superscript"/>
-        </w:rPr>
-        <w:fldChar w:fldCharType="begin"/>
-        <w:instrText xml:space="preserve"> REF _Ref_ref016 \h </w:instrText>
-        <w:fldChar w:fldCharType="separate"/>
-        <w:t xml:space="preserve">[16]</w:t>
-        <w:fldChar w:fldCharType="end"/>
-      </w:r>
-      <w:r>
-        <w:rPr>
-          <w:rFonts w:ascii="Times New Roman" w:hAnsi="Times New Roman" w:eastAsia="宋体"/>
-          <w:b w:val="0"/>
-          <w:sz w:val="24"/>
-        </w:rPr>
-        <w:t>。</w:t>
-      </w:r>
-    </w:p>
-    <w:p>
-      <w:pPr>
-        <w:ind w:firstLine="480" w:firstLineChars="200"/>
-        <w:spacing w:line="312" w:lineRule="auto"/>
-      </w:pPr>
-      <w:r>
-        <w:rPr>
-          <w:rFonts w:ascii="Times New Roman" w:hAnsi="Times New Roman" w:eastAsia="宋体"/>
-          <w:b w:val="0"/>
-          <w:sz w:val="24"/>
-        </w:rPr>
-        <w:t>与之相关的是蒸馏场景下的数据效率研究。近期有工作发现，在 on-policy 蒸馏中只保留难例、甚至仅八个样本即可匹配大规模基线的效果，其分析将增益归因于难题自然产生的更长思维链而非高词元熵</w:t>
-      </w:r>
-      <w:r>
-        <w:rPr>
-          <w:rFonts w:ascii="Times New Roman" w:hAnsi="Times New Roman" w:eastAsia="宋体"/>
-          <w:sz w:val="24"/>
-          <w:vertAlign w:val="superscript"/>
-        </w:rPr>
-        <w:fldChar w:fldCharType="begin"/>
-        <w:instrText xml:space="preserve"> REF _Ref_ref027 \h </w:instrText>
-        <w:fldChar w:fldCharType="separate"/>
-        <w:t xml:space="preserve">[27]</w:t>
-        <w:fldChar w:fldCharType="end"/>
-      </w:r>
-      <w:r>
-        <w:rPr>
-          <w:rFonts w:ascii="Times New Roman" w:hAnsi="Times New Roman" w:eastAsia="宋体"/>
-          <w:b w:val="0"/>
-          <w:sz w:val="24"/>
-        </w:rPr>
-        <w:t>。在可验证奖励的强化学习场景中，类似思路被推得更远：有研究以验证器判定为失败的样本为对象，提出验证器耦合的覆盖度目标来组织训练集，使选出的样本既为学生当前做错、又仍处于可学习范围</w:t>
-      </w:r>
-      <w:r>
-        <w:rPr>
-          <w:rFonts w:ascii="Times New Roman" w:hAnsi="Times New Roman" w:eastAsia="宋体"/>
-          <w:sz w:val="24"/>
-          <w:vertAlign w:val="superscript"/>
-        </w:rPr>
-        <w:fldChar w:fldCharType="begin"/>
-        <w:instrText xml:space="preserve"> REF _Ref_ref029 \h </w:instrText>
-        <w:fldChar w:fldCharType="separate"/>
-        <w:t xml:space="preserve">[29]</w:t>
-        <w:fldChar w:fldCharType="end"/>
-      </w:r>
-      <w:r>
-        <w:rPr>
-          <w:rFonts w:ascii="Times New Roman" w:hAnsi="Times New Roman" w:eastAsia="宋体"/>
-          <w:b w:val="0"/>
-          <w:sz w:val="24"/>
-        </w:rPr>
-        <w:t>。该做法与本课题在"用外部验证器替代模型自我评估"这一点上取向一致，其覆盖度也超出了单纯的主题聚类。同期的另一项工作系统考察了提示的来源与选择，指出效用依赖教师与学生配对，定向选样并未稳定优于均匀随机采样</w:t>
-      </w:r>
-      <w:r>
-        <w:rPr>
-          <w:rFonts w:ascii="Times New Roman" w:hAnsi="Times New Roman" w:eastAsia="宋体"/>
-          <w:sz w:val="24"/>
-          <w:vertAlign w:val="superscript"/>
-        </w:rPr>
-        <w:fldChar w:fldCharType="begin"/>
-        <w:instrText xml:space="preserve"> REF _Ref_ref028 \h </w:instrText>
-        <w:fldChar w:fldCharType="separate"/>
-        <w:t xml:space="preserve">[28]</w:t>
-        <w:fldChar w:fldCharType="end"/>
-      </w:r>
-      <w:r>
-        <w:rPr>
-          <w:rFonts w:ascii="Times New Roman" w:hAnsi="Times New Roman" w:eastAsia="宋体"/>
-          <w:b w:val="0"/>
-          <w:sz w:val="24"/>
-        </w:rPr>
-        <w:t>。</w:t>
-      </w:r>
-    </w:p>
-    <w:p>
-      <w:pPr>
-        <w:ind w:firstLine="480" w:firstLineChars="200"/>
-        <w:spacing w:line="312" w:lineRule="auto"/>
-      </w:pPr>
-      <w:r>
-        <w:rPr>
-          <w:rFonts w:ascii="Times New Roman" w:hAnsi="Times New Roman" w:eastAsia="宋体"/>
-          <w:b/>
-          <w:sz w:val="24"/>
-        </w:rPr>
-        <w:t>这一类工作的共同局限</w:t>
-      </w:r>
-      <w:r>
-        <w:rPr>
-          <w:rFonts w:ascii="Times New Roman" w:hAnsi="Times New Roman" w:eastAsia="宋体"/>
-          <w:b w:val="0"/>
-          <w:sz w:val="24"/>
-        </w:rPr>
-        <w:t>有两点。第一，难度信号多来自模型自身表现或任务无关的启发式，二者都以"任务有唯一答案"为前提；在答案开放的任务上，模型没答对不等于做错，信号因此失真。第二，覆盖度多按文本主题或聚类划分，而配方任务的约束类型（总量、锁定项、单位、条件引用）与文本主题并不同构，按主题计算的覆盖无法反映约束层面的缺口。</w:t>
-      </w:r>
-    </w:p>
-    <w:p>
-      <w:pPr>
-        <w:pStyle w:val="Heading3"/>
-      </w:pPr>
-      <w:r>
-        <w:rPr>
-          <w:rFonts w:ascii="Times New Roman" w:hAnsi="Times New Roman" w:eastAsia="黑体"/>
-          <w:b/>
-          <w:sz w:val="28"/>
-        </w:rPr>
-        <w:t>2.3.3 参数高效微调</w:t>
-      </w:r>
-    </w:p>
-    <w:p>
-      <w:pPr>
-        <w:ind w:firstLine="480" w:firstLineChars="200"/>
-        <w:spacing w:line="312" w:lineRule="auto"/>
-      </w:pPr>
-      <w:r>
-        <w:rPr>
-          <w:rFonts w:ascii="Times New Roman" w:hAnsi="Times New Roman" w:eastAsia="宋体"/>
-          <w:b w:val="0"/>
-          <w:sz w:val="24"/>
-        </w:rPr>
-        <w:t>在给定学生底座与训练预算的条件下，参数高效微调决定了适配的可行性与成本。LoRA 的做法是在冻结原有权重的前提下，为部分线性层引入低秩分解矩阵 A 与 B，使权重更新可写为 W = W_0 + BA，其中 B ∈ R</w:t>
-      </w:r>
-      <w:r>
-        <w:rPr>
-          <w:rFonts w:ascii="Times New Roman" w:hAnsi="Times New Roman" w:eastAsia="宋体"/>
-          <w:b w:val="0"/>
-          <w:sz w:val="24"/>
-          <w:vertAlign w:val="superscript"/>
-        </w:rPr>
-        <w:t>d×r</w:t>
-      </w:r>
-      <w:r>
-        <w:rPr>
-          <w:rFonts w:ascii="Times New Roman" w:hAnsi="Times New Roman" w:eastAsia="宋体"/>
-          <w:b w:val="0"/>
-          <w:sz w:val="24"/>
-        </w:rPr>
-        <w:t>、A ∈ R</w:t>
-      </w:r>
-      <w:r>
-        <w:rPr>
-          <w:rFonts w:ascii="Times New Roman" w:hAnsi="Times New Roman" w:eastAsia="宋体"/>
-          <w:b w:val="0"/>
-          <w:sz w:val="24"/>
-          <w:vertAlign w:val="superscript"/>
-        </w:rPr>
-        <w:t>r×k</w:t>
-      </w:r>
-      <w:r>
-        <w:rPr>
-          <w:rFonts w:ascii="Times New Roman" w:hAnsi="Times New Roman" w:eastAsia="宋体"/>
-          <w:b w:val="0"/>
-          <w:sz w:val="24"/>
-        </w:rPr>
-        <w:t>，秩 r 远小于 d 与 k</w:t>
-      </w:r>
-      <w:r>
-        <w:rPr>
-          <w:rFonts w:ascii="Times New Roman" w:hAnsi="Times New Roman" w:eastAsia="宋体"/>
-          <w:sz w:val="24"/>
-          <w:vertAlign w:val="superscript"/>
-        </w:rPr>
-        <w:fldChar w:fldCharType="begin"/>
-        <w:instrText xml:space="preserve"> REF _Ref_ref019 \h </w:instrText>
-        <w:fldChar w:fldCharType="separate"/>
-        <w:t xml:space="preserve">[19]</w:t>
-        <w:fldChar w:fldCharType="end"/>
-      </w:r>
-      <w:r>
-        <w:rPr>
-          <w:rFonts w:ascii="Times New Roman" w:hAnsi="Times New Roman" w:eastAsia="宋体"/>
-          <w:b w:val="0"/>
-          <w:sz w:val="24"/>
-        </w:rPr>
-        <w:t>。训练时只更新 A 与 B，可训练参数量因此下降几个数量级。</w:t>
-      </w:r>
-    </w:p>
-    <w:p>
-      <w:pPr>
-        <w:ind w:firstLine="480" w:firstLineChars="200"/>
-        <w:spacing w:line="312" w:lineRule="auto"/>
-      </w:pPr>
-      <w:r>
-        <w:rPr>
-          <w:rFonts w:ascii="Times New Roman" w:hAnsi="Times New Roman" w:eastAsia="宋体"/>
-          <w:b w:val="0"/>
-          <w:sz w:val="24"/>
-        </w:rPr>
-        <w:t>QLoRA 在此基础上引入三项改进：以 4 位量化存储底座权重，用双重量化进一步压缩量化常数，并在反向传播时把梯度回传到半精度计算</w:t>
-      </w:r>
-      <w:r>
-        <w:rPr>
-          <w:rFonts w:ascii="Times New Roman" w:hAnsi="Times New Roman" w:eastAsia="宋体"/>
-          <w:sz w:val="24"/>
-          <w:vertAlign w:val="superscript"/>
-        </w:rPr>
-        <w:fldChar w:fldCharType="begin"/>
-        <w:instrText xml:space="preserve"> REF _Ref_ref020 \h </w:instrText>
-        <w:fldChar w:fldCharType="separate"/>
-        <w:t xml:space="preserve">[20]</w:t>
-        <w:fldChar w:fldCharType="end"/>
-      </w:r>
-      <w:r>
-        <w:rPr>
-          <w:rFonts w:ascii="Times New Roman" w:hAnsi="Times New Roman" w:eastAsia="宋体"/>
-          <w:b w:val="0"/>
-          <w:sz w:val="24"/>
-        </w:rPr>
-        <w:t>。这使得在单张消费级显卡上微调数十亿参数模型成为可能。</w:t>
-      </w:r>
-    </w:p>
-    <w:p>
-      <w:pPr>
-        <w:ind w:firstLine="480" w:firstLineChars="200"/>
-        <w:spacing w:line="312" w:lineRule="auto"/>
-      </w:pPr>
-      <w:r>
-        <w:rPr>
-          <w:rFonts w:ascii="Times New Roman" w:hAnsi="Times New Roman" w:eastAsia="宋体"/>
-          <w:b w:val="0"/>
-          <w:sz w:val="24"/>
-        </w:rPr>
-        <w:t>这一技术线的成熟意味着，本课题的瓶颈不在"能否训练"，而在"训练什么"。参数高效微调降低的是单次训练的成本，若教学样本本身选择不当，低成本训练只会更快地得到错误的适配结果。</w:t>
-      </w:r>
-    </w:p>
-    <w:p>
-      <w:pPr>
-        <w:pStyle w:val="Heading3"/>
-      </w:pPr>
-      <w:r>
-        <w:rPr>
-          <w:rFonts w:ascii="Times New Roman" w:hAnsi="Times New Roman" w:eastAsia="黑体"/>
-          <w:b/>
-          <w:sz w:val="28"/>
-        </w:rPr>
-        <w:t>2.3.4 检索增强与受约束生成</w:t>
-      </w:r>
-    </w:p>
-    <w:p>
-      <w:pPr>
-        <w:ind w:firstLine="480" w:firstLineChars="200"/>
-        <w:spacing w:line="312" w:lineRule="auto"/>
-      </w:pPr>
-      <w:r>
-        <w:rPr>
-          <w:rFonts w:ascii="Times New Roman" w:hAnsi="Times New Roman" w:eastAsia="宋体"/>
-          <w:b w:val="0"/>
-          <w:sz w:val="24"/>
-        </w:rPr>
-        <w:t>检索增强生成把模型参数知识与外部资料结合，有利于提供来源并支持知识更新</w:t>
-      </w:r>
-      <w:r>
-        <w:rPr>
-          <w:rFonts w:ascii="Times New Roman" w:hAnsi="Times New Roman" w:eastAsia="宋体"/>
-          <w:sz w:val="24"/>
-          <w:vertAlign w:val="superscript"/>
-        </w:rPr>
-        <w:fldChar w:fldCharType="begin"/>
-        <w:instrText xml:space="preserve"> REF _Ref_ref017 \h </w:instrText>
-        <w:fldChar w:fldCharType="separate"/>
-        <w:t xml:space="preserve">[17]</w:t>
-        <w:fldChar w:fldCharType="end"/>
-      </w:r>
-      <w:r>
-        <w:rPr>
-          <w:rFonts w:ascii="Times New Roman" w:hAnsi="Times New Roman" w:eastAsia="宋体"/>
-          <w:b w:val="0"/>
-          <w:sz w:val="24"/>
-        </w:rPr>
-        <w:t>。RAFT 针对的正是"给了文档也不一定用得上"这一情况：训练时把相关文档与干扰文档混在一起，只对引用了正确依据的输出计分，从而让模型学会在噪声中挑选可用材料而不被带偏</w:t>
-      </w:r>
-      <w:r>
-        <w:rPr>
-          <w:rFonts w:ascii="Times New Roman" w:hAnsi="Times New Roman" w:eastAsia="宋体"/>
-          <w:sz w:val="24"/>
-          <w:vertAlign w:val="superscript"/>
-        </w:rPr>
-        <w:fldChar w:fldCharType="begin"/>
-        <w:instrText xml:space="preserve"> REF _Ref_ref018 \h </w:instrText>
-        <w:fldChar w:fldCharType="separate"/>
-        <w:t xml:space="preserve">[18]</w:t>
-        <w:fldChar w:fldCharType="end"/>
-      </w:r>
-      <w:r>
-        <w:rPr>
-          <w:rFonts w:ascii="Times New Roman" w:hAnsi="Times New Roman" w:eastAsia="宋体"/>
-          <w:b w:val="0"/>
-          <w:sz w:val="24"/>
-        </w:rPr>
-        <w:t>。这一设定与本课题"成分相近但条件不适用"的干扰实例高度同构，可直接借鉴其构造方式；同一思路在生成式模型上也被用于按奖励排序筛选训练样本</w:t>
-      </w:r>
-      <w:r>
-        <w:rPr>
-          <w:rFonts w:ascii="Times New Roman" w:hAnsi="Times New Roman" w:eastAsia="宋体"/>
-          <w:sz w:val="24"/>
-          <w:vertAlign w:val="superscript"/>
-        </w:rPr>
-        <w:fldChar w:fldCharType="begin"/>
-        <w:instrText xml:space="preserve"> REF _Ref_ref037 \h </w:instrText>
-        <w:fldChar w:fldCharType="separate"/>
-        <w:t xml:space="preserve">[37]</w:t>
-        <w:fldChar w:fldCharType="end"/>
-      </w:r>
-      <w:r>
-        <w:rPr>
-          <w:rFonts w:ascii="Times New Roman" w:hAnsi="Times New Roman" w:eastAsia="宋体"/>
-          <w:b w:val="0"/>
-          <w:sz w:val="24"/>
-        </w:rPr>
-        <w:t>。但问答结果不能直接证明生成配方的科学可靠性，实例的条件对应与引用准确性仍须另行检验。</w:t>
-      </w:r>
-    </w:p>
-    <w:p>
-      <w:pPr>
-        <w:ind w:firstLine="480" w:firstLineChars="200"/>
-        <w:spacing w:line="312" w:lineRule="auto"/>
-      </w:pPr>
-      <w:r>
-        <w:rPr>
-          <w:rFonts w:ascii="Times New Roman" w:hAnsi="Times New Roman" w:eastAsia="宋体"/>
-          <w:b w:val="0"/>
-          <w:sz w:val="24"/>
-        </w:rPr>
-        <w:t>在受约束生成方面，PICARD 采取的是"边生成边解析"的策略：每步只允许那些仍能使整体保持语法合法的词元，其余候选在解码阶段即被排除</w:t>
-      </w:r>
-      <w:r>
-        <w:rPr>
-          <w:rFonts w:ascii="Times New Roman" w:hAnsi="Times New Roman" w:eastAsia="宋体"/>
-          <w:sz w:val="24"/>
-          <w:vertAlign w:val="superscript"/>
-        </w:rPr>
-        <w:fldChar w:fldCharType="begin"/>
-        <w:instrText xml:space="preserve"> REF _Ref_ref022 \h </w:instrText>
-        <w:fldChar w:fldCharType="separate"/>
-        <w:t xml:space="preserve">[22]</w:t>
-        <w:fldChar w:fldCharType="end"/>
-      </w:r>
-      <w:r>
-        <w:rPr>
-          <w:rFonts w:ascii="Times New Roman" w:hAnsi="Times New Roman" w:eastAsia="宋体"/>
-          <w:b w:val="0"/>
-          <w:sz w:val="24"/>
-        </w:rPr>
-        <w:t>。这表明约束不必等到生成结束再检查，可以在过程中生效。后续工作进一步从理论上分析了语法对齐解码的可行性与代价</w:t>
-      </w:r>
-      <w:r>
-        <w:rPr>
-          <w:rFonts w:ascii="Times New Roman" w:hAnsi="Times New Roman" w:eastAsia="宋体"/>
-          <w:sz w:val="24"/>
-          <w:vertAlign w:val="superscript"/>
-        </w:rPr>
-        <w:fldChar w:fldCharType="begin"/>
-        <w:instrText xml:space="preserve"> REF _Ref_ref036 \h </w:instrText>
-        <w:fldChar w:fldCharType="separate"/>
-        <w:t xml:space="preserve">[36]</w:t>
-        <w:fldChar w:fldCharType="end"/>
-      </w:r>
-      <w:r>
-        <w:rPr>
-          <w:rFonts w:ascii="Times New Roman" w:hAnsi="Times New Roman" w:eastAsia="宋体"/>
-          <w:b w:val="0"/>
-          <w:sz w:val="24"/>
-        </w:rPr>
-        <w:t>，其结论对本课题选择"分步生成"而非"一次性生成后过滤"提供了依据。但其原任务是 SQL，语法与约束的形态与合金配方不同。合金成分还涉及总量归一、元素集合、锁定项以及原子百分比与质量百分比两种基准的换算，这些约束需要专门的表示方式。</w:t>
-      </w:r>
-    </w:p>
-    <w:p>
-      <w:pPr>
-        <w:ind w:firstLine="480" w:firstLineChars="200"/>
-        <w:spacing w:line="312" w:lineRule="auto"/>
-      </w:pPr>
-      <w:r>
-        <w:rPr>
-          <w:rFonts w:ascii="Times New Roman" w:hAnsi="Times New Roman" w:eastAsia="宋体"/>
-          <w:b w:val="0"/>
-          <w:sz w:val="24"/>
-        </w:rPr>
-        <w:t>在科学文献问答方向，已有工作用类型化知识图谱改善本地小模型的检索：把文献中的证据组织为带类型的关系，并对比自动生成 schema 与专家定义 schema 两种做法，在自建基准上以六个维度（正确性、完整性等）评估，报告类型化检索优于常规检索</w:t>
-      </w:r>
-      <w:r>
-        <w:rPr>
-          <w:rFonts w:ascii="Times New Roman" w:hAnsi="Times New Roman" w:eastAsia="宋体"/>
-          <w:sz w:val="24"/>
-          <w:vertAlign w:val="superscript"/>
-        </w:rPr>
-        <w:fldChar w:fldCharType="begin"/>
-        <w:instrText xml:space="preserve"> REF _Ref_ref054 \h </w:instrText>
-        <w:fldChar w:fldCharType="separate"/>
-        <w:t xml:space="preserve">[54]</w:t>
-        <w:fldChar w:fldCharType="end"/>
-      </w:r>
-      <w:r>
-        <w:rPr>
-          <w:rFonts w:ascii="Times New Roman" w:hAnsi="Times New Roman" w:eastAsia="宋体"/>
-          <w:b w:val="0"/>
-          <w:sz w:val="24"/>
-        </w:rPr>
-        <w:t>。该类工作的组织单位是实体与关系，未涉及同一实体在不同实验条件下的可比性。此外，已有工作训练小模型承担证据接地的判断：用偏好优化把大模型推理蒸馏进四亿级参数的模型，判断文档与声明是否构成支持关系，在公开基准上取得与更大专用模型相当的准确率</w:t>
-      </w:r>
-      <w:r>
-        <w:rPr>
-          <w:rFonts w:ascii="Times New Roman" w:hAnsi="Times New Roman" w:eastAsia="宋体"/>
-          <w:sz w:val="24"/>
-          <w:vertAlign w:val="superscript"/>
-        </w:rPr>
-        <w:fldChar w:fldCharType="begin"/>
-        <w:instrText xml:space="preserve"> REF _Ref_ref048 \h </w:instrText>
-        <w:fldChar w:fldCharType="separate"/>
-        <w:t xml:space="preserve">[48]</w:t>
-        <w:fldChar w:fldCharType="end"/>
-      </w:r>
-      <w:r>
-        <w:rPr>
-          <w:rFonts w:ascii="Times New Roman" w:hAnsi="Times New Roman" w:eastAsia="宋体"/>
-          <w:b w:val="0"/>
-          <w:sz w:val="24"/>
-        </w:rPr>
-        <w:t>；其判定对象是"声明是否被文档支持"，不涉及"文档的测试条件是否与问题匹配"。另有工作把大模型 RAG 的证据与图谱蒸馏进小模型，以缓解幻觉</w:t>
-      </w:r>
-      <w:r>
-        <w:rPr>
-          <w:rFonts w:ascii="Times New Roman" w:hAnsi="Times New Roman" w:eastAsia="宋体"/>
-          <w:sz w:val="24"/>
-          <w:vertAlign w:val="superscript"/>
-        </w:rPr>
-        <w:fldChar w:fldCharType="begin"/>
-        <w:instrText xml:space="preserve"> REF _Ref_ref053 \h </w:instrText>
-        <w:fldChar w:fldCharType="separate"/>
-        <w:t xml:space="preserve">[53]</w:t>
-        <w:fldChar w:fldCharType="end"/>
-      </w:r>
-      <w:r>
-        <w:rPr>
-          <w:rFonts w:ascii="Times New Roman" w:hAnsi="Times New Roman" w:eastAsia="宋体"/>
-          <w:b w:val="0"/>
-          <w:sz w:val="24"/>
-        </w:rPr>
-        <w:t>，其蒸馏对象是检索与生成的整体行为，未区分条件层面的判断。本体在检索中的应用还有另一条路线：用本体锚定检索过程并按本体结构组织文档</w:t>
-      </w:r>
-      <w:r>
-        <w:rPr>
-          <w:rFonts w:ascii="Times New Roman" w:hAnsi="Times New Roman" w:eastAsia="宋体"/>
-          <w:sz w:val="24"/>
-          <w:vertAlign w:val="superscript"/>
-        </w:rPr>
-        <w:fldChar w:fldCharType="begin"/>
-        <w:instrText xml:space="preserve"> REF _Ref_ref046 \h </w:instrText>
-        <w:fldChar w:fldCharType="separate"/>
-        <w:t xml:space="preserve">[46]</w:t>
-        <w:fldChar w:fldCharType="end"/>
-      </w:r>
-      <w:r>
-        <w:rPr>
-          <w:rFonts w:ascii="Times New Roman" w:hAnsi="Times New Roman" w:eastAsia="宋体"/>
-          <w:b w:val="0"/>
-          <w:sz w:val="24"/>
-        </w:rPr>
-        <w:t>，或判定实体归属哪一本体类</w:t>
-      </w:r>
-      <w:r>
-        <w:rPr>
-          <w:rFonts w:ascii="Times New Roman" w:hAnsi="Times New Roman" w:eastAsia="宋体"/>
-          <w:sz w:val="24"/>
-          <w:vertAlign w:val="superscript"/>
-        </w:rPr>
-        <w:fldChar w:fldCharType="begin"/>
-        <w:instrText xml:space="preserve"> REF _Ref_ref049 \h </w:instrText>
-        <w:fldChar w:fldCharType="separate"/>
-        <w:t xml:space="preserve">[49]</w:t>
-        <w:fldChar w:fldCharType="end"/>
-      </w:r>
-      <w:r>
-        <w:rPr>
-          <w:rFonts w:ascii="Times New Roman" w:hAnsi="Times New Roman" w:eastAsia="宋体"/>
-          <w:b w:val="0"/>
-          <w:sz w:val="24"/>
-        </w:rPr>
-        <w:t>，或先用种子本体指导数据增强再微调小模型</w:t>
-      </w:r>
-      <w:r>
-        <w:rPr>
-          <w:rFonts w:ascii="Times New Roman" w:hAnsi="Times New Roman" w:eastAsia="宋体"/>
-          <w:sz w:val="24"/>
-          <w:vertAlign w:val="superscript"/>
-        </w:rPr>
-        <w:fldChar w:fldCharType="begin"/>
-        <w:instrText xml:space="preserve"> REF _Ref_ref052 \h </w:instrText>
-        <w:fldChar w:fldCharType="separate"/>
-        <w:t xml:space="preserve">[52]</w:t>
-        <w:fldChar w:fldCharType="end"/>
-      </w:r>
-      <w:r>
-        <w:rPr>
-          <w:rFonts w:ascii="Times New Roman" w:hAnsi="Times New Roman" w:eastAsia="宋体"/>
-          <w:b w:val="0"/>
-          <w:sz w:val="24"/>
-        </w:rPr>
-        <w:t>；这些工作的共同点是围绕实体与类型展开，均未把实验条件作为独立维度纳入判定。在材料领域，已有工作直接把"证据是否可用"作为推理的前置门控：ARIA 按因果完整性把推理分为三级，证据链完整时直接推理、不完整时降级为物理类比或参数化回退，并保留可审计的因果轨迹</w:t>
-      </w:r>
-      <w:r>
-        <w:rPr>
-          <w:rFonts w:ascii="Times New Roman" w:hAnsi="Times New Roman" w:eastAsia="宋体"/>
-          <w:sz w:val="24"/>
-          <w:vertAlign w:val="superscript"/>
-        </w:rPr>
-        <w:fldChar w:fldCharType="begin"/>
-        <w:instrText xml:space="preserve"> REF _Ref_ref051 \h </w:instrText>
-        <w:fldChar w:fldCharType="separate"/>
-        <w:t xml:space="preserve">[51]</w:t>
-        <w:fldChar w:fldCharType="end"/>
-      </w:r>
-      <w:r>
-        <w:rPr>
-          <w:rFonts w:ascii="Times New Roman" w:hAnsi="Times New Roman" w:eastAsia="宋体"/>
-          <w:b w:val="0"/>
-          <w:sz w:val="24"/>
-        </w:rPr>
-        <w:t>。这一设计说明"按证据完整性分级处置"的思路在材料任务上已获验证，其判据是因果链的完整性，而非本课题关注的条件字段一致性。在检索侧，把通用嵌入或重排模型在领域数据上进一步微调是已被验证的成熟做法：两阶段结构下，用百兆级参数的轻量模型、在单卡上以成对样本与难负例做对比学习，即可获得可观的排序增益，且该增益会沿后续流水线累积。针对科学文献的检索改进已有工作关注长尾术语的混淆问题，通过事实核验与迭代精化提升罕见概念的召回。另一种相关路线是检索侧的适用性判断。若检索到一段"某合金抗拉强度 800 MPa"的记录，而其测试温度与样品状态和用户要求不符，直接引用即构成错误。已有研究指出，主题相关但条件冲突的证据会挤占候选位置，提示检索阶段需要显式的条件状态</w:t>
-      </w:r>
-      <w:r>
-        <w:rPr>
-          <w:rFonts w:ascii="Times New Roman" w:hAnsi="Times New Roman" w:eastAsia="宋体"/>
-          <w:sz w:val="24"/>
-          <w:vertAlign w:val="superscript"/>
-        </w:rPr>
-        <w:fldChar w:fldCharType="begin"/>
-        <w:instrText xml:space="preserve"> REF _Ref_ref023 \h </w:instrText>
-        <w:fldChar w:fldCharType="separate"/>
-        <w:t xml:space="preserve">[23]</w:t>
-        <w:fldChar w:fldCharType="end"/>
-      </w:r>
-      <w:r>
-        <w:rPr>
-          <w:rFonts w:ascii="Times New Roman" w:hAnsi="Times New Roman" w:eastAsia="宋体"/>
-          <w:b w:val="0"/>
-          <w:sz w:val="24"/>
-        </w:rPr>
-        <w:t>。本课题据此在检索环节区分"可直接支持性能数值的证据"与"仅可作编辑背景的实例"。</w:t>
-      </w:r>
-    </w:p>
-    <w:p>
-      <w:pPr>
-        <w:ind w:firstLine="480" w:firstLineChars="200"/>
-        <w:spacing w:line="312" w:lineRule="auto"/>
-      </w:pPr>
-      <w:r>
-        <w:rPr>
-          <w:rFonts w:ascii="Times New Roman" w:hAnsi="Times New Roman" w:eastAsia="宋体"/>
-          <w:b/>
-          <w:sz w:val="24"/>
-        </w:rPr>
-        <w:t>这一类工作的共同局限</w:t>
-      </w:r>
-      <w:r>
-        <w:rPr>
-          <w:rFonts w:ascii="Times New Roman" w:hAnsi="Times New Roman" w:eastAsia="宋体"/>
-          <w:b w:val="0"/>
-          <w:sz w:val="24"/>
-        </w:rPr>
-        <w:t>在于：多数受约束生成方法面向语法或格式层面的约束，对"数值可行但条件不可比"这一材料领域特有的失效缺少处理；同时，训练阶段学到的证据使用方式能否延续到推理阶段，较少被单独检验。</w:t>
-      </w:r>
-    </w:p>
-    <w:p>
-      <w:pPr>
-        <w:pStyle w:val="Heading2"/>
-      </w:pPr>
-      <w:r>
-        <w:rPr>
-          <w:rFonts w:ascii="Times New Roman" w:hAnsi="Times New Roman" w:eastAsia="黑体"/>
-          <w:b/>
-          <w:sz w:val="28"/>
-        </w:rPr>
-        <w:t>2.4 研究定位与可延伸空间</w:t>
-      </w:r>
-    </w:p>
-    <w:p>
-      <w:pPr>
-        <w:ind w:firstLine="480" w:firstLineChars="200"/>
-        <w:spacing w:line="312" w:lineRule="auto"/>
-      </w:pPr>
-      <w:r>
-        <w:rPr>
-          <w:rFonts w:ascii="Times New Roman" w:hAnsi="Times New Roman" w:eastAsia="宋体"/>
-          <w:b w:val="0"/>
-          <w:sz w:val="24"/>
-        </w:rPr>
-        <w:t>综合上述，领域适配、小模型蒸馏、数据选择与检索增强均已有较成熟的研究。科学文献问答方向亦已成形：既有工作用类型化知识图谱组织文献证据以改善小模型检索</w:t>
-      </w:r>
-      <w:r>
-        <w:rPr>
-          <w:rFonts w:ascii="Times New Roman" w:hAnsi="Times New Roman" w:eastAsia="宋体"/>
-          <w:sz w:val="24"/>
-          <w:vertAlign w:val="superscript"/>
-        </w:rPr>
-        <w:fldChar w:fldCharType="begin"/>
-        <w:instrText xml:space="preserve"> REF _Ref_ref054 \h </w:instrText>
-        <w:fldChar w:fldCharType="separate"/>
-        <w:t xml:space="preserve">[54]</w:t>
-        <w:fldChar w:fldCharType="end"/>
-      </w:r>
-      <w:r>
-        <w:rPr>
-          <w:rFonts w:ascii="Times New Roman" w:hAnsi="Times New Roman" w:eastAsia="宋体"/>
-          <w:b w:val="0"/>
-          <w:sz w:val="24"/>
-        </w:rPr>
-        <w:t>，也有工作把大模型的检索与生成行为蒸馏进小模型</w:t>
-      </w:r>
-      <w:r>
-        <w:rPr>
-          <w:rFonts w:ascii="Times New Roman" w:hAnsi="Times New Roman" w:eastAsia="宋体"/>
-          <w:sz w:val="24"/>
-          <w:vertAlign w:val="superscript"/>
-        </w:rPr>
-        <w:fldChar w:fldCharType="begin"/>
-        <w:instrText xml:space="preserve"> REF _Ref_ref053 \h </w:instrText>
-        <w:fldChar w:fldCharType="separate"/>
-        <w:t xml:space="preserve">[53]</w:t>
-        <w:fldChar w:fldCharType="end"/>
-      </w:r>
-      <w:r>
-        <w:rPr>
-          <w:rFonts w:ascii="Times New Roman" w:hAnsi="Times New Roman" w:eastAsia="宋体"/>
-          <w:b w:val="0"/>
-          <w:sz w:val="24"/>
-        </w:rPr>
-        <w:t>；材料领域则已有双源离线检索增强的实践</w:t>
-      </w:r>
-      <w:r>
-        <w:rPr>
-          <w:rFonts w:ascii="Times New Roman" w:hAnsi="Times New Roman" w:eastAsia="宋体"/>
-          <w:sz w:val="24"/>
-          <w:vertAlign w:val="superscript"/>
-        </w:rPr>
-        <w:fldChar w:fldCharType="begin"/>
-        <w:instrText xml:space="preserve"> REF _Ref_ref055 \h </w:instrText>
-        <w:fldChar w:fldCharType="separate"/>
-        <w:t xml:space="preserve">[55]</w:t>
-        <w:fldChar w:fldCharType="end"/>
-      </w:r>
-      <w:r>
-        <w:rPr>
-          <w:rFonts w:ascii="Times New Roman" w:hAnsi="Times New Roman" w:eastAsia="宋体"/>
-          <w:b w:val="0"/>
-          <w:sz w:val="24"/>
-        </w:rPr>
-        <w:t>。可延伸的问题因此不是"是否有人做过"，而是一个更具体的缺口：</w:t>
-      </w:r>
-      <w:r>
-        <w:rPr>
-          <w:rFonts w:ascii="Times New Roman" w:hAnsi="Times New Roman" w:eastAsia="宋体"/>
-          <w:b/>
-          <w:sz w:val="24"/>
-        </w:rPr>
-        <w:t>当检索到的证据在语义上高度相关、在物理条件上却不可直接比较时，应以何种数据结构保存条件、以何种信号判断其可用性，并使该判断在训练与推理两个阶段保持一致。</w:t>
-      </w:r>
-    </w:p>
-    <w:p>
-      <w:pPr>
-        <w:ind w:firstLine="480" w:firstLineChars="200"/>
-        <w:spacing w:line="312" w:lineRule="auto"/>
-      </w:pPr>
-      <w:r>
-        <w:rPr>
-          <w:rFonts w:ascii="Times New Roman" w:hAnsi="Times New Roman" w:eastAsia="宋体"/>
-          <w:b w:val="0"/>
-          <w:sz w:val="24"/>
-        </w:rPr>
-        <w:t>与材料专用基础模型相比，本课题不做海量文献继续预训练；与依赖商业热力学计算构造奖励的合金生成相比，本课题不依赖 CALPHAD 计算；与通用教学样本选择相比，重点比较可核验失误与约束组合覆盖这两项改动带来的增量；与普通检索增强系统相比，研究学生的证据使用训练与约束执行，而非建立另一个知识问答界面。近期面向高熵合金的开源描述符工具 HEA-Bench 明确将经验相规则定位为弱筛选而非相预测</w:t>
-      </w:r>
-      <w:r>
-        <w:rPr>
-          <w:rFonts w:ascii="Times New Roman" w:hAnsi="Times New Roman" w:eastAsia="宋体"/>
-          <w:sz w:val="24"/>
-          <w:vertAlign w:val="superscript"/>
-        </w:rPr>
-        <w:fldChar w:fldCharType="begin"/>
-        <w:instrText xml:space="preserve"> REF _Ref_ref023 \h </w:instrText>
-        <w:fldChar w:fldCharType="separate"/>
-        <w:t xml:space="preserve">[23]</w:t>
-        <w:fldChar w:fldCharType="end"/>
-      </w:r>
-      <w:r>
-        <w:rPr>
-          <w:rFonts w:ascii="Times New Roman" w:hAnsi="Times New Roman" w:eastAsia="宋体"/>
-          <w:b w:val="0"/>
-          <w:sz w:val="24"/>
-        </w:rPr>
-        <w:t>，故此类工具只作为可选的辅助诊断。</w:t>
-      </w:r>
-    </w:p>
-    <w:p>
-      <w:pPr>
-        <w:pStyle w:val="Heading1"/>
-      </w:pPr>
-      <w:r>
-        <w:rPr>
-          <w:rFonts w:ascii="Times New Roman" w:hAnsi="Times New Roman" w:eastAsia="黑体"/>
-          <w:b/>
-          <w:sz w:val="30"/>
-        </w:rPr>
-        <w:t>3 研究内容、研究方案、时间安排</w:t>
-      </w:r>
-    </w:p>
-    <w:p>
-      <w:pPr>
-        <w:pStyle w:val="Heading2"/>
-      </w:pPr>
-      <w:r>
-        <w:rPr>
-          <w:rFonts w:ascii="Times New Roman" w:hAnsi="Times New Roman" w:eastAsia="黑体"/>
-          <w:b/>
-          <w:sz w:val="28"/>
-        </w:rPr>
-        <w:t>3.1 研究内容</w:t>
-      </w:r>
-    </w:p>
-    <w:p>
-      <w:pPr>
-        <w:ind w:firstLine="480" w:firstLineChars="200"/>
-        <w:spacing w:line="312" w:lineRule="auto"/>
-      </w:pPr>
-      <w:r>
-        <w:rPr>
-          <w:rFonts w:ascii="Times New Roman" w:hAnsi="Times New Roman" w:eastAsia="宋体"/>
-          <w:b w:val="0"/>
-          <w:sz w:val="24"/>
-        </w:rPr>
-        <w:t>本课题以"条件可比的检索增强生成"为技术形态，构建一个面向材料文献问答的本地知识库与问答原型，并通过选择性蒸馏提升小模型使用条件信息的能力。与不做条件区分的常规检索增强不同，本课题把实验条件作为证据的一等属性组织进知识库：每条证据绑定测试温度、制备工艺与试验类型，检索结果因此自带可比性信息；生成前先判定证据与问题的条件关系，答案须标注所依据记录的条件，使结论的适用范围可见。研究工作先界定知识库的记录结构与条件字段，明确可用字段与缺失处理；再构造问答对与评测集，按来源分组划分数据分区；核心环节是条件判定与冲突处置，规则处理可判定的情形，模型补位处置决策；最后在分问题类型的答案正确率与错误归因上完成评估。上述环节共同支撑一个可在本地运行、答案依据可追溯的问答原型。</w:t>
-      </w:r>
-    </w:p>
-    <w:p>
-      <w:pPr>
-        <w:pStyle w:val="Heading3"/>
-      </w:pPr>
-      <w:r>
-        <w:rPr>
-          <w:rFonts w:ascii="Times New Roman" w:hAnsi="Times New Roman" w:eastAsia="黑体"/>
-          <w:b/>
-          <w:sz w:val="28"/>
-        </w:rPr>
-        <w:t>3.1.1 条件空间覆盖驱动的证据集选择方法</w:t>
-      </w:r>
-    </w:p>
-    <w:p>
-      <w:pPr>
-        <w:ind w:firstLine="480" w:firstLineChars="200"/>
-        <w:spacing w:line="312" w:lineRule="auto"/>
-      </w:pPr>
-      <w:r>
-        <w:rPr>
-          <w:rFonts w:ascii="Times New Roman" w:hAnsi="Times New Roman" w:eastAsia="宋体"/>
-          <w:b/>
-          <w:sz w:val="24"/>
-        </w:rPr>
-        <w:t>研究背景与意义。</w:t>
-      </w:r>
-      <w:r>
-        <w:rPr>
-          <w:rFonts w:ascii="Times New Roman" w:hAnsi="Times New Roman" w:eastAsia="宋体"/>
-          <w:b w:val="0"/>
-          <w:sz w:val="24"/>
-        </w:rPr>
-        <w:t xml:space="preserve"> 材料性能数据的可用性由观测条件决定，而条件是连续量或有序量。测试温度带量纲，制备工艺在工序链上有先后，二者均存在"接近程度"之分。现有做法把条件判定写成离散分类，实现简单但抹掉了量的差别：温度相差五度与相差七百度被判为同一结果，实际可用性相差极大。</w:t>
-      </w:r>
-    </w:p>
-    <w:p>
-      <w:pPr>
-        <w:ind w:firstLine="480" w:firstLineChars="200"/>
-        <w:spacing w:line="312" w:lineRule="auto"/>
-      </w:pPr>
-      <w:r>
-        <w:rPr>
-          <w:rFonts w:ascii="Times New Roman" w:hAnsi="Times New Roman" w:eastAsia="宋体"/>
-          <w:b/>
-          <w:sz w:val="24"/>
-        </w:rPr>
-        <w:t>实测依据。</w:t>
-      </w:r>
-      <w:r>
-        <w:rPr>
-          <w:rFonts w:ascii="Times New Roman" w:hAnsi="Times New Roman" w:eastAsia="宋体"/>
-          <w:b w:val="0"/>
-          <w:sz w:val="24"/>
-        </w:rPr>
-        <w:t xml:space="preserve"> 对主线数据中同成分、温度不同的四千六百六十二对配对统计：按离散判定全部落入"冲突"一档；但温差不超过五摄氏度者一百一十九对，六至二十摄氏度者八十一对，合计两百对约占百分之四点三。这两百对物理上接近等价，离散判定却把它们与相差数百度的配对一并排除。对问答系统而言，这意味着四点三成的可用证据被系统性误弃。</w:t>
-      </w:r>
-    </w:p>
-    <w:p>
-      <w:pPr>
-        <w:ind w:firstLine="480" w:firstLineChars="200"/>
-        <w:spacing w:line="312" w:lineRule="auto"/>
-      </w:pPr>
-      <w:r>
-        <w:rPr>
-          <w:rFonts w:ascii="Times New Roman" w:hAnsi="Times New Roman" w:eastAsia="宋体"/>
-          <w:b/>
-          <w:sz w:val="24"/>
-        </w:rPr>
-        <w:t>问题形式化。</w:t>
-      </w:r>
-      <w:r>
-        <w:rPr>
-          <w:rFonts w:ascii="Times New Roman" w:hAnsi="Times New Roman" w:eastAsia="宋体"/>
-          <w:b w:val="0"/>
-          <w:sz w:val="24"/>
-        </w:rPr>
-        <w:t xml:space="preserve"> 把证据选择写成单调查集函数的最大化问题。记问题所需的条件区间为 Q = [L, U]，证据 e 的观测温度为 t_e，容差为 δ，则单条证据对需求区间的贡献为两区间交集长度与需求区间长度之比：</w:t>
-      </w:r>
-    </w:p>
-    <w:p>
-      <w:pPr>
-        <w:ind w:firstLine="480" w:firstLineChars="200"/>
-        <w:spacing w:line="312" w:lineRule="auto"/>
-      </w:pPr>
-      <w:r>
-        <w:rPr>
-          <w:rFonts w:ascii="Times New Roman" w:hAnsi="Times New Roman" w:eastAsia="宋体"/>
-          <w:b w:val="0"/>
-          <w:sz w:val="24"/>
-        </w:rPr>
-        <w:t>c_e(Q) = | [L, U] ∩ [t_e − δ, t_e + δ] | / (U − L)</w:t>
-      </w:r>
-    </w:p>
-    <w:p>
-      <w:pPr>
-        <w:ind w:firstLine="480" w:firstLineChars="200"/>
-        <w:spacing w:line="312" w:lineRule="auto"/>
-      </w:pPr>
-      <w:r>
-        <w:rPr>
-          <w:rFonts w:ascii="Times New Roman" w:hAnsi="Times New Roman" w:eastAsia="宋体"/>
-          <w:b w:val="0"/>
-          <w:sz w:val="24"/>
-        </w:rPr>
-        <w:t>对证据子集 S，定义集合覆盖函数为各证据贡献区间之并的长度，再除以需求区间长度以归一化：</w:t>
-      </w:r>
-    </w:p>
-    <w:p>
-      <w:pPr>
-        <w:ind w:firstLine="480" w:firstLineChars="200"/>
-        <w:spacing w:line="312" w:lineRule="auto"/>
-      </w:pPr>
-      <w:r>
-        <w:rPr>
-          <w:rFonts w:ascii="Times New Roman" w:hAnsi="Times New Roman" w:eastAsia="宋体"/>
-          <w:b w:val="0"/>
-          <w:sz w:val="24"/>
-        </w:rPr>
-        <w:t>f(S; Q) = | ⋃_{e∈S} ( [L, U] ∩ [t_e − δ, t_e + δ] ) | / (U − L)</w:t>
-      </w:r>
-    </w:p>
-    <w:p>
-      <w:pPr>
-        <w:ind w:firstLine="480" w:firstLineChars="200"/>
-        <w:spacing w:line="312" w:lineRule="auto"/>
-      </w:pPr>
-      <w:r>
-        <w:rPr>
-          <w:rFonts w:ascii="Times New Roman" w:hAnsi="Times New Roman" w:eastAsia="宋体"/>
-          <w:b w:val="0"/>
-          <w:sz w:val="24"/>
-        </w:rPr>
-        <w:t>该函数的含义是"子集 S 覆盖了需求区间的多大部分"。与逐条判定相比，它衡量的是</w:t>
-      </w:r>
-      <w:r>
-        <w:rPr>
-          <w:rFonts w:ascii="Times New Roman" w:hAnsi="Times New Roman" w:eastAsia="宋体"/>
-          <w:b/>
-          <w:sz w:val="24"/>
-        </w:rPr>
-        <w:t>集合层面</w:t>
-      </w:r>
-      <w:r>
-        <w:rPr>
-          <w:rFonts w:ascii="Times New Roman" w:hAnsi="Times New Roman" w:eastAsia="宋体"/>
-          <w:b w:val="0"/>
-          <w:sz w:val="24"/>
-        </w:rPr>
-        <w:t>的覆盖，因而能区分"单条证据只覆盖一半"、"两条证据各覆盖一半而合起来恰好覆盖全部"这两种情况：后者在离散判定下与前者同为"部分冲突"，在覆盖函数下得分为一。</w:t>
-      </w:r>
-    </w:p>
-    <w:p>
-      <w:pPr>
-        <w:ind w:firstLine="480" w:firstLineChars="200"/>
-        <w:spacing w:line="312" w:lineRule="auto"/>
-      </w:pPr>
-      <w:r>
-        <w:rPr>
-          <w:rFonts w:ascii="Times New Roman" w:hAnsi="Times New Roman" w:eastAsia="宋体"/>
-          <w:b/>
-          <w:sz w:val="24"/>
-        </w:rPr>
-        <w:t>子模性。</w:t>
-      </w:r>
-      <w:r>
-        <w:rPr>
-          <w:rFonts w:ascii="Times New Roman" w:hAnsi="Times New Roman" w:eastAsia="宋体"/>
-          <w:b w:val="0"/>
-          <w:sz w:val="24"/>
-        </w:rPr>
-        <w:t xml:space="preserve"> 上式满足单调与子模两个性质。单调性来自并集测度随集合增大不减；子模性即边际收益递减：对任意 A ⊆ B 与任意证据 x ∉ B，有</w:t>
-      </w:r>
-    </w:p>
-    <w:p>
-      <w:pPr>
-        <w:ind w:firstLine="480" w:firstLineChars="200"/>
-        <w:spacing w:line="312" w:lineRule="auto"/>
-      </w:pPr>
-      <w:r>
-        <w:rPr>
-          <w:rFonts w:ascii="Times New Roman" w:hAnsi="Times New Roman" w:eastAsia="宋体"/>
-          <w:b w:val="0"/>
-          <w:sz w:val="24"/>
-        </w:rPr>
-        <w:t>f(A ∪ {x}) − f(A)  ≥  f(B ∪ {x}) − f(B)</w:t>
-      </w:r>
-    </w:p>
-    <w:p>
-      <w:pPr>
-        <w:ind w:firstLine="480" w:firstLineChars="200"/>
-        <w:spacing w:line="312" w:lineRule="auto"/>
-      </w:pPr>
-      <w:r>
-        <w:rPr>
-          <w:rFonts w:ascii="Times New Roman" w:hAnsi="Times New Roman" w:eastAsia="宋体"/>
-          <w:b w:val="0"/>
-          <w:sz w:val="24"/>
-        </w:rPr>
-        <w:t>其含义是已被覆盖的区间再次被覆盖不产生增量，故先将 x 加入较小的集合收益更大。这两条性质决定了在基数约束 |S| ≤ k 下：已被覆盖的区间再次被覆盖不产生增量。这两条性质决定了在基数约束 |S|\le k 下的贪心选择具有近似保证。本课题已用主线数据对该性质做过数值检验：在三个不同需求区间与容差组合下各随机抽取三千个实例，检验边际收益递减不等式，违反数为零。</w:t>
-      </w:r>
-    </w:p>
-    <w:p>
-      <w:pPr>
-        <w:ind w:firstLine="480" w:firstLineChars="200"/>
-        <w:spacing w:line="312" w:lineRule="auto"/>
-      </w:pPr>
-      <w:r>
-        <w:rPr>
-          <w:rFonts w:ascii="Times New Roman" w:hAnsi="Times New Roman" w:eastAsia="宋体"/>
-          <w:b/>
-          <w:sz w:val="24"/>
-        </w:rPr>
-        <w:t>近似比与求解。</w:t>
-      </w:r>
-      <w:r>
-        <w:rPr>
-          <w:rFonts w:ascii="Times New Roman" w:hAnsi="Times New Roman" w:eastAsia="宋体"/>
-          <w:b w:val="0"/>
-          <w:sz w:val="24"/>
-        </w:rPr>
-        <w:t xml:space="preserve"> 在单调子模与基数约束下，贪心算法达到至少 (1 − 1/e) 的近似比，该结论由 Nemhauser 等人给出</w:t>
-      </w:r>
-      <w:r>
-        <w:rPr>
-          <w:rFonts w:ascii="Times New Roman" w:hAnsi="Times New Roman" w:eastAsia="宋体"/>
-          <w:sz w:val="24"/>
-          <w:vertAlign w:val="superscript"/>
-        </w:rPr>
-        <w:fldChar w:fldCharType="begin"/>
-        <w:instrText xml:space="preserve"> REF _Ref_ref063 \h </w:instrText>
-        <w:fldChar w:fldCharType="separate"/>
-        <w:t xml:space="preserve">[63]</w:t>
-        <w:fldChar w:fldCharType="end"/>
-      </w:r>
-      <w:r>
-        <w:rPr>
-          <w:rFonts w:ascii="Times New Roman" w:hAnsi="Times New Roman" w:eastAsia="宋体"/>
-          <w:b w:val="0"/>
-          <w:sz w:val="24"/>
-        </w:rPr>
-        <w:t>。本课题进一步用穷举对照验证了实际表现：在证据池随机抽取十个候选、取 k=3 的六十个实例上，贪心结果与穷举最优的比值全部为一，即在该规模下贪心已达到最优。求解只需按边际增益排序的贪心过程，计算代价为 O(k\cdot n) 次函数求值，对本地部署不构成负担。</w:t>
-      </w:r>
-    </w:p>
-    <w:p>
-      <w:pPr>
-        <w:ind w:firstLine="480" w:firstLineChars="200"/>
-        <w:spacing w:line="312" w:lineRule="auto"/>
-      </w:pPr>
-      <w:r>
-        <w:rPr>
-          <w:rFonts w:ascii="Times New Roman" w:hAnsi="Times New Roman" w:eastAsia="宋体"/>
-          <w:b/>
-          <w:sz w:val="24"/>
-        </w:rPr>
-        <w:t>与既有工作的差别。</w:t>
-      </w:r>
-      <w:r>
-        <w:rPr>
-          <w:rFonts w:ascii="Times New Roman" w:hAnsi="Times New Roman" w:eastAsia="宋体"/>
-          <w:b w:val="0"/>
-          <w:sz w:val="24"/>
-        </w:rPr>
-        <w:t xml:space="preserve"> 已有工作把 RAG 的文档选择表述为背包约束下的单调子模最大化，目标函数实例化为查询词上的加权覆盖函数，并指出标准 top-k 选择常把预算浪费在冗余证据上</w:t>
-      </w:r>
-      <w:r>
-        <w:rPr>
-          <w:rFonts w:ascii="Times New Roman" w:hAnsi="Times New Roman" w:eastAsia="宋体"/>
-          <w:sz w:val="24"/>
-          <w:vertAlign w:val="superscript"/>
-        </w:rPr>
-        <w:fldChar w:fldCharType="begin"/>
-        <w:instrText xml:space="preserve"> REF _Ref_ref062 \h </w:instrText>
-        <w:fldChar w:fldCharType="separate"/>
-        <w:t xml:space="preserve">[62]</w:t>
-        <w:fldChar w:fldCharType="end"/>
-      </w:r>
-      <w:r>
-        <w:rPr>
-          <w:rFonts w:ascii="Times New Roman" w:hAnsi="Times New Roman" w:eastAsia="宋体"/>
-          <w:b w:val="0"/>
-          <w:sz w:val="24"/>
-        </w:rPr>
-        <w:t>。本项的覆盖对象不同：覆盖的不是离散查询词，而是</w:t>
-      </w:r>
-      <w:r>
-        <w:rPr>
-          <w:rFonts w:ascii="Times New Roman" w:hAnsi="Times New Roman" w:eastAsia="宋体"/>
-          <w:b/>
-          <w:sz w:val="24"/>
-        </w:rPr>
-        <w:t>带量纲的连续条件区间</w:t>
-      </w:r>
-      <w:r>
-        <w:rPr>
-          <w:rFonts w:ascii="Times New Roman" w:hAnsi="Times New Roman" w:eastAsia="宋体"/>
-          <w:b w:val="0"/>
-          <w:sz w:val="24"/>
-        </w:rPr>
-        <w:t>；函数形式相应改为区间测度之并，而非词语命中计数。这一改动使覆盖函数具备可解释的物理含义：得分零点六即表示需求条件被覆盖六成，可直接用于分级处置。</w:t>
-      </w:r>
-    </w:p>
-    <w:p>
-      <w:pPr>
-        <w:ind w:firstLine="480" w:firstLineChars="200"/>
-        <w:spacing w:line="312" w:lineRule="auto"/>
-      </w:pPr>
-      <w:r>
-        <w:rPr>
-          <w:rFonts w:ascii="Times New Roman" w:hAnsi="Times New Roman" w:eastAsia="宋体"/>
-          <w:b/>
-          <w:sz w:val="24"/>
-        </w:rPr>
-        <w:t>工艺与试验类型维度。</w:t>
-      </w:r>
-      <w:r>
-        <w:rPr>
-          <w:rFonts w:ascii="Times New Roman" w:hAnsi="Times New Roman" w:eastAsia="宋体"/>
-          <w:b w:val="0"/>
-          <w:sz w:val="24"/>
-        </w:rPr>
-        <w:t xml:space="preserve"> 制备工艺在工序链上为类别标签但存在先后关系，先按材料领域确认的工序顺序映射到有序位置，再以工序距离核函数替代区间重叠；该映射列为待校准项，不由本研究单方面设定。试验类型（压缩与拉伸）在物理上不可换算，保持离散约束而非并入覆盖函数。</w:t>
-      </w:r>
-    </w:p>
-    <w:p>
-      <w:pPr>
-        <w:ind w:firstLine="480" w:firstLineChars="200"/>
-        <w:spacing w:line="312" w:lineRule="auto"/>
-      </w:pPr>
-      <w:r>
-        <w:rPr>
-          <w:rFonts w:ascii="Times New Roman" w:hAnsi="Times New Roman" w:eastAsia="宋体"/>
-          <w:b/>
-          <w:sz w:val="24"/>
-        </w:rPr>
-        <w:t>可检验的主张。</w:t>
-      </w:r>
-      <w:r>
-        <w:rPr>
-          <w:rFonts w:ascii="Times New Roman" w:hAnsi="Times New Roman" w:eastAsia="宋体"/>
-          <w:b w:val="0"/>
-          <w:sz w:val="24"/>
-        </w:rPr>
-        <w:t xml:space="preserve"> 与离散三态判定、按规则硬过滤、以及既有子模文档选择方法三种做法对照；分别移除覆盖函数的集合并运算（退化为逐条最大值）、移除缺失维度识别、移除工艺维度。若移除某组件后正确率不降，则该组件不构成贡献，如实报告。</w:t>
-      </w:r>
-    </w:p>
-    <w:p>
-      <w:pPr>
-        <w:ind w:firstLine="480" w:firstLineChars="200"/>
-        <w:spacing w:line="312" w:lineRule="auto"/>
-      </w:pPr>
-      <w:r>
-        <w:rPr>
-          <w:rFonts w:ascii="Times New Roman" w:hAnsi="Times New Roman" w:eastAsia="宋体"/>
-          <w:b/>
-          <w:sz w:val="24"/>
-        </w:rPr>
-        <w:t>整体目标。</w:t>
-      </w:r>
-      <w:r>
-        <w:rPr>
-          <w:rFonts w:ascii="Times New Roman" w:hAnsi="Times New Roman" w:eastAsia="宋体"/>
-          <w:b w:val="0"/>
-          <w:sz w:val="24"/>
-        </w:rPr>
-        <w:t xml:space="preserve"> 预期形成一套条件空间覆盖驱动的证据集选择方法，给出覆盖函数的定义、子模性的论证与贪心求解的近似比，并在条件敏感问题上报告相对离散判定与既有子模选择方法的正确率差异。</w:t>
-      </w:r>
-    </w:p>
-    <w:p>
-      <w:pPr>
-        <w:pStyle w:val="Heading3"/>
-      </w:pPr>
-      <w:r>
-        <w:rPr>
-          <w:rFonts w:ascii="Times New Roman" w:hAnsi="Times New Roman" w:eastAsia="黑体"/>
-          <w:b/>
-          <w:sz w:val="28"/>
-        </w:rPr>
-        <w:t>3.1.2 小模型的条件覆盖度修正与处置决策蒸馏</w:t>
-      </w:r>
-    </w:p>
-    <w:p>
-      <w:pPr>
-        <w:ind w:firstLine="480" w:firstLineChars="200"/>
-        <w:spacing w:line="312" w:lineRule="auto"/>
-      </w:pPr>
-      <w:r>
-        <w:rPr>
-          <w:rFonts w:ascii="Times New Roman" w:hAnsi="Times New Roman" w:eastAsia="宋体"/>
-          <w:b/>
-          <w:sz w:val="24"/>
-        </w:rPr>
-        <w:t>研究背景与意义。</w:t>
-      </w:r>
-      <w:r>
-        <w:rPr>
-          <w:rFonts w:ascii="Times New Roman" w:hAnsi="Times New Roman" w:eastAsia="宋体"/>
-          <w:b w:val="0"/>
-          <w:sz w:val="24"/>
-        </w:rPr>
-        <w:t xml:space="preserve"> 覆盖度计算由规则完成，但规则只能给出几何意义上的量，无法判断该量在真实问答中是否可接受。温度重叠度为零点六意味着"可以勉强使用"还是"仍应排除"，取决于材料类型、性能指标与用户容差，规则无法枚举。这一判断需由模型学习，而模型须先有可靠的训练信号。</w:t>
-      </w:r>
-    </w:p>
-    <w:p>
-      <w:pPr>
-        <w:ind w:firstLine="480" w:firstLineChars="200"/>
-        <w:spacing w:line="312" w:lineRule="auto"/>
-      </w:pPr>
-      <w:r>
-        <w:rPr>
-          <w:rFonts w:ascii="Times New Roman" w:hAnsi="Times New Roman" w:eastAsia="宋体"/>
-          <w:b/>
-          <w:sz w:val="24"/>
-        </w:rPr>
-        <w:t>实测依据。</w:t>
-      </w:r>
-      <w:r>
-        <w:rPr>
-          <w:rFonts w:ascii="Times New Roman" w:hAnsi="Times New Roman" w:eastAsia="宋体"/>
-          <w:b w:val="0"/>
-          <w:sz w:val="24"/>
-        </w:rPr>
-        <w:t xml:space="preserve"> 对主线数据的统计显示，条件字段已高度标准化：制备工艺仅有若干枚举取值，试验类型分压缩与拉伸，温度为数值型字段。按问题与证据的配对统计，规则能够完全判定的情形约占百分之八十九，另有约百分之七可部分判定，真正无规则结论的约百分之四。这一分布决定了模型的任务不应是"判断条件是否相符"（规则已能算），而应是"给定算出的覆盖度，判断该证据在答案中应承担何种角色"。小模型能否有效利用给定的结构化信息本身需要验证：已有实证显示参数量较小的模型即使获得含正确信息的输入，仍存在提取失败</w:t>
-      </w:r>
-      <w:r>
-        <w:rPr>
-          <w:rFonts w:ascii="Times New Roman" w:hAnsi="Times New Roman" w:eastAsia="宋体"/>
-          <w:sz w:val="24"/>
-          <w:vertAlign w:val="superscript"/>
-        </w:rPr>
-        <w:fldChar w:fldCharType="begin"/>
-        <w:instrText xml:space="preserve"> REF _Ref_ref047 \h </w:instrText>
-        <w:fldChar w:fldCharType="separate"/>
-        <w:t xml:space="preserve">[47]</w:t>
-        <w:fldChar w:fldCharType="end"/>
-      </w:r>
-      <w:r>
-        <w:rPr>
-          <w:rFonts w:ascii="Times New Roman" w:hAnsi="Times New Roman" w:eastAsia="宋体"/>
-          <w:b w:val="0"/>
-          <w:sz w:val="24"/>
-        </w:rPr>
-        <w:t>，故本项对模型的增益单独设对照而非预设成立。</w:t>
-      </w:r>
-    </w:p>
-    <w:p>
-      <w:pPr>
-        <w:ind w:firstLine="480" w:firstLineChars="200"/>
-        <w:spacing w:line="312" w:lineRule="auto"/>
-      </w:pPr>
-      <w:r>
-        <w:rPr>
-          <w:rFonts w:ascii="Times New Roman" w:hAnsi="Times New Roman" w:eastAsia="宋体"/>
-          <w:b/>
-          <w:sz w:val="24"/>
-        </w:rPr>
-        <w:t>当前面临的问题。</w:t>
-      </w:r>
-      <w:r>
-        <w:rPr>
-          <w:rFonts w:ascii="Times New Roman" w:hAnsi="Times New Roman" w:eastAsia="宋体"/>
-          <w:b w:val="0"/>
-          <w:sz w:val="24"/>
-        </w:rPr>
-        <w:t xml:space="preserve"> 三个困难制约这一训练。第一，标签来源。覆盖度到处置的映射没有现成标注体系，只能由规则给出弱标签、人工核验修正，规模受人工成本约束；此类"不作生成、只作判定"的范式已有工作做过证据审计并给出评估清单</w:t>
-      </w:r>
-      <w:r>
-        <w:rPr>
-          <w:rFonts w:ascii="Times New Roman" w:hAnsi="Times New Roman" w:eastAsia="宋体"/>
-          <w:sz w:val="24"/>
-          <w:vertAlign w:val="superscript"/>
-        </w:rPr>
-        <w:fldChar w:fldCharType="begin"/>
-        <w:instrText xml:space="preserve"> REF _Ref_ref050 \h </w:instrText>
-        <w:fldChar w:fldCharType="separate"/>
-        <w:t xml:space="preserve">[50]</w:t>
-        <w:fldChar w:fldCharType="end"/>
-      </w:r>
-      <w:r>
-        <w:rPr>
-          <w:rFonts w:ascii="Times New Roman" w:hAnsi="Times New Roman" w:eastAsia="宋体"/>
-          <w:b w:val="0"/>
-          <w:sz w:val="24"/>
-        </w:rPr>
-        <w:t>，其共同前提是存在可靠的选项定义与标签来源。第二，输入表示。若把原始文本喂给模型，模型需重新学习如何比对条件，而这部分规则已算得更好；应以覆盖度向量与缺失维度列表为输入，使模型专注于阈值判断而非重复计算。第三，评价。若不能把模型的贡献与规则阈值分开计量，就无法判断模型是否必要。</w:t>
-      </w:r>
-    </w:p>
-    <w:p>
-      <w:pPr>
-        <w:ind w:firstLine="480" w:firstLineChars="200"/>
-        <w:spacing w:line="312" w:lineRule="auto"/>
-      </w:pPr>
-      <w:r>
-        <w:rPr>
-          <w:rFonts w:ascii="Times New Roman" w:hAnsi="Times New Roman" w:eastAsia="宋体"/>
-          <w:b/>
-          <w:sz w:val="24"/>
-        </w:rPr>
-        <w:t>若不解决会导致什么。</w:t>
-      </w:r>
-      <w:r>
-        <w:rPr>
-          <w:rFonts w:ascii="Times New Roman" w:hAnsi="Times New Roman" w:eastAsia="宋体"/>
-          <w:b w:val="0"/>
-          <w:sz w:val="24"/>
-        </w:rPr>
-        <w:t xml:space="preserve"> 若模型从原始文本重新学判定，一是浪费训练信号，二是引入规则已解决的误差。若不做分离计量，则可能出现模型增益微弱而未被察觉的情形。若标签完全依赖规则而不加人工核验，则标签错误会沿模型传播，而错误来源无法追溯。已有的蒸馏可靠性研究亦表明，训练样本的可靠性估计会影响蒸馏效果，可靠性不足时蒸馏可能带来负迁移</w:t>
-      </w:r>
-      <w:r>
-        <w:rPr>
-          <w:rFonts w:ascii="Times New Roman" w:hAnsi="Times New Roman" w:eastAsia="宋体"/>
-          <w:sz w:val="24"/>
-          <w:vertAlign w:val="superscript"/>
-        </w:rPr>
-        <w:fldChar w:fldCharType="begin"/>
-        <w:instrText xml:space="preserve"> REF _Ref_ref060 \h </w:instrText>
-        <w:fldChar w:fldCharType="separate"/>
-        <w:t xml:space="preserve">[60]</w:t>
-        <w:fldChar w:fldCharType="end"/>
-      </w:r>
-      <w:r>
-        <w:rPr>
-          <w:rFonts w:ascii="Times New Roman" w:hAnsi="Times New Roman" w:eastAsia="宋体"/>
-          <w:sz w:val="24"/>
-          <w:vertAlign w:val="superscript"/>
-        </w:rPr>
-        <w:fldChar w:fldCharType="begin"/>
-        <w:instrText xml:space="preserve"> REF _Ref_ref061 \h </w:instrText>
-        <w:fldChar w:fldCharType="separate"/>
-        <w:t xml:space="preserve">[61]</w:t>
-        <w:fldChar w:fldCharType="end"/>
-      </w:r>
-      <w:r>
-        <w:rPr>
-          <w:rFonts w:ascii="Times New Roman" w:hAnsi="Times New Roman" w:eastAsia="宋体"/>
-          <w:b w:val="0"/>
-          <w:sz w:val="24"/>
-        </w:rPr>
-        <w:t>。</w:t>
-      </w:r>
-    </w:p>
-    <w:p>
-      <w:pPr>
-        <w:ind w:firstLine="480" w:firstLineChars="200"/>
-        <w:spacing w:line="312" w:lineRule="auto"/>
-      </w:pPr>
-      <w:r>
-        <w:rPr>
-          <w:rFonts w:ascii="Times New Roman" w:hAnsi="Times New Roman" w:eastAsia="宋体"/>
-          <w:b/>
-          <w:sz w:val="24"/>
-        </w:rPr>
-        <w:t>本课题采用的解决方法。</w:t>
-      </w:r>
-      <w:r>
-        <w:rPr>
-          <w:rFonts w:ascii="Times New Roman" w:hAnsi="Times New Roman" w:eastAsia="宋体"/>
-          <w:b w:val="0"/>
-          <w:sz w:val="24"/>
-        </w:rPr>
-        <w:t xml:space="preserve"> 分三步处理。</w:t>
-      </w:r>
-    </w:p>
-    <w:p>
-      <w:pPr>
-        <w:ind w:firstLine="480" w:firstLineChars="200"/>
-        <w:spacing w:line="312" w:lineRule="auto"/>
-      </w:pPr>
-      <w:r>
-        <w:rPr>
-          <w:rFonts w:ascii="Times New Roman" w:hAnsi="Times New Roman" w:eastAsia="宋体"/>
-          <w:b w:val="0"/>
-          <w:sz w:val="24"/>
-        </w:rPr>
-        <w:t>第一步，以覆盖度向量为输入的轻量判别模型。模型的输入不是原始文本，而是规则算出的覆盖度向量与缺失维度标志；输出是对该覆盖度的修正量与处置建议（直接采用、标注条件后采用、仅作背景、排除）。这一设计使模型与规则分工明确：规则负责计算几何量，模型负责判断该量是否可接受。</w:t>
-      </w:r>
-    </w:p>
-    <w:p>
-      <w:pPr>
-        <w:ind w:firstLine="480" w:firstLineChars="200"/>
-        <w:spacing w:line="312" w:lineRule="auto"/>
-      </w:pPr>
-      <w:r>
-        <w:rPr>
-          <w:rFonts w:ascii="Times New Roman" w:hAnsi="Times New Roman" w:eastAsia="宋体"/>
-          <w:b w:val="0"/>
-          <w:sz w:val="24"/>
-        </w:rPr>
-        <w:t>第二步，规则弱标签加人工核验构造训练集。已有弱监督工作研究如何用规则加少量人工标注获得高覆盖标签</w:t>
-      </w:r>
-      <w:r>
-        <w:rPr>
-          <w:rFonts w:ascii="Times New Roman" w:hAnsi="Times New Roman" w:eastAsia="宋体"/>
-          <w:sz w:val="24"/>
-          <w:vertAlign w:val="superscript"/>
-        </w:rPr>
-        <w:fldChar w:fldCharType="begin"/>
-        <w:instrText xml:space="preserve"> REF _Ref_ref058 \h </w:instrText>
-        <w:fldChar w:fldCharType="separate"/>
-        <w:t xml:space="preserve">[58]</w:t>
-        <w:fldChar w:fldCharType="end"/>
-      </w:r>
-      <w:r>
-        <w:rPr>
-          <w:rFonts w:ascii="Times New Roman" w:hAnsi="Times New Roman" w:eastAsia="宋体"/>
-          <w:b w:val="0"/>
-          <w:sz w:val="24"/>
-        </w:rPr>
-        <w:t>，其对象是样本分类标签；本项的对象是覆盖度到处置的映射，判定依据是覆盖度数值与问题意图的关系，二者不同。规则按覆盖度阈值给出初始处置建议，该建议只作标注起点；人工结合问题意图与整组候选证据核验并确定最终处置。人工核验规模与实际分布如实报告，并报告规则弱标签与人工判断的一致率。若一致率过低，说明阈值设计不足以支撑标注，须重新设计。</w:t>
-      </w:r>
-    </w:p>
-    <w:p>
-      <w:pPr>
-        <w:ind w:firstLine="480" w:firstLineChars="200"/>
-        <w:spacing w:line="312" w:lineRule="auto"/>
-      </w:pPr>
-      <w:r>
-        <w:rPr>
-          <w:rFonts w:ascii="Times New Roman" w:hAnsi="Times New Roman" w:eastAsia="宋体"/>
-          <w:b w:val="0"/>
-          <w:sz w:val="24"/>
-        </w:rPr>
-        <w:t>第三步，分离计量。设四组对照：规则阈值处置、模型处置（不经过程示范）、模型处置（经过程示范）、一律标注为不确定。第四组的作用是排除"模型只是学会了保守"这一解释；若模型与第四组相当，则蒸馏的必要性需要重新论证。</w:t>
-      </w:r>
-    </w:p>
-    <w:p>
-      <w:pPr>
-        <w:ind w:firstLine="480" w:firstLineChars="200"/>
-        <w:spacing w:line="312" w:lineRule="auto"/>
-      </w:pPr>
-      <w:r>
-        <w:rPr>
-          <w:rFonts w:ascii="Times New Roman" w:hAnsi="Times New Roman" w:eastAsia="宋体"/>
-          <w:b/>
-          <w:sz w:val="24"/>
-        </w:rPr>
-        <w:t>该算法能解决什么问题。</w:t>
-      </w:r>
-      <w:r>
-        <w:rPr>
-          <w:rFonts w:ascii="Times New Roman" w:hAnsi="Times New Roman" w:eastAsia="宋体"/>
-          <w:b w:val="0"/>
-          <w:sz w:val="24"/>
-        </w:rPr>
-        <w:t xml:space="preserve"> 以覆盖度向量为输入，使模型专注于规则无法完成的阈值判断，避免重复计算；以弱标签加人工核验构造训练集，在材料领域缺乏标注体系的条件下使训练可行；四组对照使模型贡献可被计量，而非依赖整体正确率。</w:t>
-      </w:r>
-    </w:p>
-    <w:p>
-      <w:pPr>
-        <w:ind w:firstLine="480" w:firstLineChars="200"/>
-        <w:spacing w:line="312" w:lineRule="auto"/>
-      </w:pPr>
-      <w:r>
-        <w:rPr>
-          <w:rFonts w:ascii="Times New Roman" w:hAnsi="Times New Roman" w:eastAsia="宋体"/>
-          <w:b/>
-          <w:sz w:val="24"/>
-        </w:rPr>
-        <w:t>整体目标。</w:t>
-      </w:r>
-      <w:r>
-        <w:rPr>
-          <w:rFonts w:ascii="Times New Roman" w:hAnsi="Times New Roman" w:eastAsia="宋体"/>
-          <w:b w:val="0"/>
-          <w:sz w:val="24"/>
-        </w:rPr>
-        <w:t xml:space="preserve"> 预期形成一套覆盖度修正与处置决策的蒸馏方法，并报告三项结果：规则弱标签与人工判断的一致率、模型相对规则阈值的增益、模型相对"一律标注不确定"的增量。</w:t>
-      </w:r>
-    </w:p>
-    <w:p>
-      <w:pPr>
-        <w:pStyle w:val="Heading3"/>
-      </w:pPr>
-      <w:r>
-        <w:rPr>
-          <w:rFonts w:ascii="Times New Roman" w:hAnsi="Times New Roman" w:eastAsia="黑体"/>
-          <w:b/>
-          <w:sz w:val="28"/>
-        </w:rPr>
-        <w:t>3.1.3 面向材料文献问答的多步 Agent 执行器实现</w:t>
-      </w:r>
-    </w:p>
-    <w:p>
-      <w:pPr>
-        <w:ind w:firstLine="480" w:firstLineChars="200"/>
-        <w:spacing w:line="312" w:lineRule="auto"/>
-      </w:pPr>
-      <w:r>
-        <w:rPr>
-          <w:rFonts w:ascii="Times New Roman" w:hAnsi="Times New Roman" w:eastAsia="宋体"/>
-          <w:b/>
-          <w:sz w:val="24"/>
-        </w:rPr>
-        <w:t>研究背景与意义。</w:t>
-      </w:r>
-      <w:r>
-        <w:rPr>
-          <w:rFonts w:ascii="Times New Roman" w:hAnsi="Times New Roman" w:eastAsia="宋体"/>
-          <w:b w:val="0"/>
-          <w:sz w:val="24"/>
-        </w:rPr>
-        <w:t xml:space="preserve"> 前述两项方法需要一个共同的验证载体，而这一载体不能是单轮问答。单轮问答只能检验"一次检索加一次生成"是否给出正确答案，无法检验本课题的核心主张：当检索到的证据条件不符时，系统能否作出恰当处置。这类处置在交互中才显现出来：检索到高温数据而用户问室温，系统是应当如实说明未找到该条件下的数据、还是追问用户是否接受相近条件、还是改用其他成分或工艺路径重新检索，三种反应对应不同的正确行为，单轮问答无法区分。因此本部分实现一个可在本地运行的多步 Agent 执行器，作为方法验证的载体。该执行器不主张算法创新，其定位是验证工具与本课题"可落地项目"的交付物。</w:t>
-      </w:r>
-    </w:p>
-    <w:p>
-      <w:pPr>
-        <w:ind w:firstLine="480" w:firstLineChars="200"/>
-        <w:spacing w:line="312" w:lineRule="auto"/>
-      </w:pPr>
-      <w:r>
-        <w:rPr>
-          <w:rFonts w:ascii="Times New Roman" w:hAnsi="Times New Roman" w:eastAsia="宋体"/>
-          <w:b/>
-          <w:sz w:val="24"/>
-        </w:rPr>
-        <w:t>当前面临的问题。</w:t>
-      </w:r>
-      <w:r>
-        <w:rPr>
-          <w:rFonts w:ascii="Times New Roman" w:hAnsi="Times New Roman" w:eastAsia="宋体"/>
-          <w:b w:val="0"/>
-          <w:sz w:val="24"/>
-        </w:rPr>
-        <w:t xml:space="preserve"> 工程层面的困难有四。第一，多步执行使状态管理复杂化：已检索过的条件、已判定为冲突的证据、已告知用户的限制，都需在轮次间保持，否则会重复检索或自相矛盾。第二，决策路径不唯一，同一任务可能有多条合理路径，这使"正确性"难以按单一轨迹判定，须改为按最终状态与关键决策点判定。第三，实验可复现依赖对决策过程的完整记录，若只保存最终答案，无法分析失败发生在哪一步。第四，本地部署形态下，模型、嵌入与检索均须离线，需逐项核查。</w:t>
-      </w:r>
-    </w:p>
-    <w:p>
-      <w:pPr>
-        <w:ind w:firstLine="480" w:firstLineChars="200"/>
-        <w:spacing w:line="312" w:lineRule="auto"/>
-      </w:pPr>
-      <w:r>
-        <w:rPr>
-          <w:rFonts w:ascii="Times New Roman" w:hAnsi="Times New Roman" w:eastAsia="宋体"/>
-          <w:b/>
-          <w:sz w:val="24"/>
-        </w:rPr>
-        <w:t>若不解决会导致什么。</w:t>
-      </w:r>
-      <w:r>
-        <w:rPr>
-          <w:rFonts w:ascii="Times New Roman" w:hAnsi="Times New Roman" w:eastAsia="宋体"/>
-          <w:b w:val="0"/>
-          <w:sz w:val="24"/>
-        </w:rPr>
-        <w:t xml:space="preserve"> 缺少载体时，覆盖度判定的价值无法被观测：覆盖度数值是否恰当只体现在细粒度的阈值判断上，而无法体现为任务是否完成。若决策路径缺少记录，则多轮失败无法归因，也无法判断增益来自检索改进、判定改进还是决策策略改进。若状态管理不当，会出现同一问题在多轮中被反复检索、或先说明"未找到"随后又给出数据这类自相矛盾。</w:t>
-      </w:r>
-    </w:p>
-    <w:p>
-      <w:pPr>
-        <w:ind w:firstLine="480" w:firstLineChars="200"/>
-        <w:spacing w:line="312" w:lineRule="auto"/>
-      </w:pPr>
-      <w:r>
-        <w:rPr>
-          <w:rFonts w:ascii="Times New Roman" w:hAnsi="Times New Roman" w:eastAsia="宋体"/>
-          <w:b/>
-          <w:sz w:val="24"/>
-        </w:rPr>
-        <w:t>本课题采用的解决方法。</w:t>
-      </w:r>
-      <w:r>
-        <w:rPr>
-          <w:rFonts w:ascii="Times New Roman" w:hAnsi="Times New Roman" w:eastAsia="宋体"/>
-          <w:b w:val="0"/>
-          <w:sz w:val="24"/>
-        </w:rPr>
-        <w:t xml:space="preserve"> 执行器按四条线组织，方法与载体严格分离。</w:t>
-      </w:r>
-    </w:p>
-    <w:p>
-      <w:pPr>
-        <w:ind w:firstLine="480" w:firstLineChars="200"/>
-        <w:spacing w:line="312" w:lineRule="auto"/>
-      </w:pPr>
-      <w:r>
-        <w:rPr>
-          <w:rFonts w:ascii="Times New Roman" w:hAnsi="Times New Roman" w:eastAsia="宋体"/>
-          <w:b w:val="0"/>
-          <w:sz w:val="24"/>
-        </w:rPr>
-        <w:t>第一条，动作空间的最小化设计。执行器只暴露与条件处理直接相关的动作，避免把工程复杂度引入评测：检索（可带条件约束）、条件判定（复用 3.1.1 的规则与模型）、证据取舍（采用、降级、排除）、澄清追问（条件不足时向用户确认）、终止作答（给出答案或如实说明不可得）。动作集合保持固定，使其本身不成为实验变量。</w:t>
-      </w:r>
-    </w:p>
-    <w:p>
-      <w:pPr>
-        <w:ind w:firstLine="480" w:firstLineChars="200"/>
-        <w:spacing w:line="312" w:lineRule="auto"/>
-      </w:pPr>
-      <w:r>
-        <w:rPr>
-          <w:rFonts w:ascii="Times New Roman" w:hAnsi="Times New Roman" w:eastAsia="宋体"/>
-          <w:b w:val="0"/>
-          <w:sz w:val="24"/>
-        </w:rPr>
-        <w:t>第二条，逐轮状态的显式保存。每轮记录当前问题的条件需求、已检索候选及其条件状态、已作出的取舍、已向用户声明过的限制。状态以结构化形式保存，使任一时刻的决策可回溯到当时的可见信息，而不是事后重构。</w:t>
-      </w:r>
-    </w:p>
-    <w:p>
-      <w:pPr>
-        <w:ind w:firstLine="480" w:firstLineChars="200"/>
-        <w:spacing w:line="312" w:lineRule="auto"/>
-      </w:pPr>
-      <w:r>
-        <w:rPr>
-          <w:rFonts w:ascii="Times New Roman" w:hAnsi="Times New Roman" w:eastAsia="宋体"/>
-          <w:b w:val="0"/>
-          <w:sz w:val="24"/>
-        </w:rPr>
-        <w:t>第三条，决策过程的完整留痕。除最终答案外，保存每一步的动作选择、依据与中间结论。评测时既看最终答案是否正确，也看关键决策点是否处理正确，例如在仅有冲突证据时是否选择了澄清或如实说明，而非直接采用。</w:t>
-      </w:r>
-    </w:p>
-    <w:p>
-      <w:pPr>
-        <w:ind w:firstLine="480" w:firstLineChars="200"/>
-        <w:spacing w:line="312" w:lineRule="auto"/>
-      </w:pPr>
-      <w:r>
-        <w:rPr>
-          <w:rFonts w:ascii="Times New Roman" w:hAnsi="Times New Roman" w:eastAsia="宋体"/>
-          <w:b w:val="0"/>
-          <w:sz w:val="24"/>
-        </w:rPr>
-        <w:t>第四条，本地部署边界核查。逐项检查模型、嵌入模型与检索组件是否存在联网传输，对内部数据的上传与外发分别取得授权。</w:t>
-      </w:r>
-    </w:p>
-    <w:p>
-      <w:pPr>
-        <w:ind w:firstLine="480" w:firstLineChars="200"/>
-        <w:spacing w:line="312" w:lineRule="auto"/>
-      </w:pPr>
-      <w:r>
-        <w:rPr>
-          <w:rFonts w:ascii="Times New Roman" w:hAnsi="Times New Roman" w:eastAsia="宋体"/>
-          <w:b/>
-          <w:sz w:val="24"/>
-        </w:rPr>
-        <w:t>该实现能解决什么问题。</w:t>
-      </w:r>
-      <w:r>
-        <w:rPr>
-          <w:rFonts w:ascii="Times New Roman" w:hAnsi="Times New Roman" w:eastAsia="宋体"/>
-          <w:b w:val="0"/>
-          <w:sz w:val="24"/>
-        </w:rPr>
-        <w:t xml:space="preserve"> 该载体使覆盖度判定的价值可被观测：不仅能测阈值判断是否准确，还能测该判断是否改变了最终任务结果。动作空间固定使不同方法的比较不受工程差异干扰；状态与过程留痕使多轮失败可归因到具体环节；方法层与载体层分离，使工程改动不会被误读为算法贡献。</w:t>
-      </w:r>
-    </w:p>
-    <w:p>
-      <w:pPr>
-        <w:ind w:firstLine="480" w:firstLineChars="200"/>
-        <w:spacing w:line="312" w:lineRule="auto"/>
-      </w:pPr>
-      <w:r>
-        <w:rPr>
-          <w:rFonts w:ascii="Times New Roman" w:hAnsi="Times New Roman" w:eastAsia="宋体"/>
-          <w:b/>
-          <w:sz w:val="24"/>
-        </w:rPr>
-        <w:t>整体目标。</w:t>
-      </w:r>
-      <w:r>
-        <w:rPr>
-          <w:rFonts w:ascii="Times New Roman" w:hAnsi="Times New Roman" w:eastAsia="宋体"/>
-          <w:b w:val="0"/>
-          <w:sz w:val="24"/>
-        </w:rPr>
-        <w:t xml:space="preserve"> 预期交付一个可在本地运行、决策过程逐步可追溯的多步 Agent 执行器，与条件绑定的知识库、条件判定模块共同构成完整的验证环境，并作为学院要求"可落地项目"的交付物。其评测结果作为第二项研究内容的支撑证据，主指标仍以单轮条件下的答案正确率与既有工作对比。</w:t>
-      </w:r>
-    </w:p>
-    <w:p>
-      <w:pPr>
-        <w:pStyle w:val="Heading3"/>
-      </w:pPr>
-      <w:r>
-        <w:rPr>
-          <w:rFonts w:ascii="Times New Roman" w:hAnsi="Times New Roman" w:eastAsia="黑体"/>
-          <w:b/>
-          <w:sz w:val="28"/>
-        </w:rPr>
-        <w:t>3.1.4 面向文献抽取结果的分级自动核验方法</w:t>
-      </w:r>
-    </w:p>
-    <w:p>
-      <w:pPr>
-        <w:ind w:firstLine="480" w:firstLineChars="200"/>
-        <w:spacing w:line="312" w:lineRule="auto"/>
-      </w:pPr>
-      <w:r>
-        <w:rPr>
-          <w:rFonts w:ascii="Times New Roman" w:hAnsi="Times New Roman" w:eastAsia="宋体"/>
-          <w:b/>
-          <w:sz w:val="24"/>
-        </w:rPr>
-        <w:t>研究背景与意义。</w:t>
-      </w:r>
-      <w:r>
-        <w:rPr>
-          <w:rFonts w:ascii="Times New Roman" w:hAnsi="Times New Roman" w:eastAsia="宋体"/>
-          <w:b w:val="0"/>
-          <w:sz w:val="24"/>
-        </w:rPr>
-        <w:t xml:space="preserve"> 前述方法依赖从文献中抽取的结构化记录，而抽取结果本身并不可信。已有研究对自动抽取所得数据库的核查显示结构性错误占比可观，且会沿下游传播</w:t>
-      </w:r>
-      <w:r>
-        <w:rPr>
-          <w:rFonts w:ascii="Times New Roman" w:hAnsi="Times New Roman" w:eastAsia="宋体"/>
-          <w:sz w:val="24"/>
-          <w:vertAlign w:val="superscript"/>
-        </w:rPr>
-        <w:fldChar w:fldCharType="begin"/>
-        <w:instrText xml:space="preserve"> REF _Ref_ref045 \h </w:instrText>
-        <w:fldChar w:fldCharType="separate"/>
-        <w:t xml:space="preserve">[45]</w:t>
-        <w:fldChar w:fldCharType="end"/>
-      </w:r>
-      <w:r>
-        <w:rPr>
-          <w:rFonts w:ascii="Times New Roman" w:hAnsi="Times New Roman" w:eastAsia="宋体"/>
-          <w:b w:val="0"/>
-          <w:sz w:val="24"/>
-        </w:rPr>
-        <w:t>；另有工作指出此类错误的修复并不困难，瓶颈在于检测环节的召回</w:t>
-      </w:r>
-      <w:r>
-        <w:rPr>
-          <w:rFonts w:ascii="Times New Roman" w:hAnsi="Times New Roman" w:eastAsia="宋体"/>
-          <w:sz w:val="24"/>
-          <w:vertAlign w:val="superscript"/>
-        </w:rPr>
-        <w:fldChar w:fldCharType="begin"/>
-        <w:instrText xml:space="preserve"> REF _Ref_ref044 \h </w:instrText>
-        <w:fldChar w:fldCharType="separate"/>
-        <w:t xml:space="preserve">[44]</w:t>
-        <w:fldChar w:fldCharType="end"/>
-      </w:r>
-      <w:r>
-        <w:rPr>
-          <w:rFonts w:ascii="Times New Roman" w:hAnsi="Times New Roman" w:eastAsia="宋体"/>
-          <w:b w:val="0"/>
-          <w:sz w:val="24"/>
-        </w:rPr>
-        <w:t>。本课题面对的情况更为直接：全文语料规模达两万篇量级，抽取所得记录数以万计，逐条人工核验不具备可行性。因此须先由可计算的检查筛除大部分问题，人工只处理剩余的疑点。该环节不是辅助工序，而是使前述方法在真实数据上成立的前提。</w:t>
-      </w:r>
-    </w:p>
-    <w:p>
-      <w:pPr>
-        <w:ind w:firstLine="480" w:firstLineChars="200"/>
-        <w:spacing w:line="312" w:lineRule="auto"/>
-      </w:pPr>
-      <w:r>
-        <w:rPr>
-          <w:rFonts w:ascii="Times New Roman" w:hAnsi="Times New Roman" w:eastAsia="宋体"/>
-          <w:b/>
-          <w:sz w:val="24"/>
-        </w:rPr>
-        <w:t>实测依据。</w:t>
-      </w:r>
-      <w:r>
-        <w:rPr>
-          <w:rFonts w:ascii="Times New Roman" w:hAnsi="Times New Roman" w:eastAsia="宋体"/>
-          <w:b w:val="0"/>
-          <w:sz w:val="24"/>
-        </w:rPr>
-        <w:t xml:space="preserve"> 在主线数据上试运行两类检查，结果如下。其一，单条记录的自洽检查检出率低：对硬度数值做物理边界检查，五百三十条全部通过；对化学式做可解析性检查，全部可解析。其二，跨记录的一致性检查检出率高：按"同成分、同测试温度、同工艺"分组，三十八组中存在内部矛盾（组内极差超过最大值三成）者九组，占百分之二十三点七。这一对照说明单条记录自检抓不到问题，须做跨记录比对。</w:t>
-      </w:r>
-    </w:p>
-    <w:p>
-      <w:pPr>
-        <w:ind w:firstLine="480" w:firstLineChars="200"/>
-        <w:spacing w:line="312" w:lineRule="auto"/>
-      </w:pPr>
-      <w:r>
-        <w:rPr>
-          <w:rFonts w:ascii="Times New Roman" w:hAnsi="Times New Roman" w:eastAsia="宋体"/>
-          <w:b w:val="0"/>
-          <w:sz w:val="24"/>
-        </w:rPr>
-        <w:t>同一试运行还暴露了一个设计上的教训：最初按"化学式系数加和应等于一百"设计检查，在主线数据上误报率百分之百。原因是该数据以摩尔比表示成分（如某四元合金各元素系数之和为三点二），并非百分比。这说明核验规则须先识别计量基准，否则会全量误报。该教训直接决定了检查项的设计顺序：先判基准，再判内容。</w:t>
-      </w:r>
-    </w:p>
-    <w:p>
-      <w:pPr>
-        <w:ind w:firstLine="480" w:firstLineChars="200"/>
-        <w:spacing w:line="312" w:lineRule="auto"/>
-      </w:pPr>
-      <w:r>
-        <w:rPr>
-          <w:rFonts w:ascii="Times New Roman" w:hAnsi="Times New Roman" w:eastAsia="宋体"/>
-          <w:b/>
-          <w:sz w:val="24"/>
-        </w:rPr>
-        <w:t>当前面临的问题。</w:t>
-      </w:r>
-      <w:r>
-        <w:rPr>
-          <w:rFonts w:ascii="Times New Roman" w:hAnsi="Times New Roman" w:eastAsia="宋体"/>
-          <w:b w:val="0"/>
-          <w:sz w:val="24"/>
-        </w:rPr>
-        <w:t xml:space="preserve"> 三个困难制约核验环节的设计。第一，错误类型分散，成分基准、单位量纲、数值边界、跨记录矛盾各有不同的判定逻辑，无法用单一检查覆盖。第二，各级检查的成本与收益不成比例，须分级而非并列。第三，人工核验与自动检查的边界难以确定，若人工比例过高则规模不可行，若过低则漏检无法控制。</w:t>
-      </w:r>
-    </w:p>
-    <w:p>
-      <w:pPr>
-        <w:ind w:firstLine="480" w:firstLineChars="200"/>
-        <w:spacing w:line="312" w:lineRule="auto"/>
-      </w:pPr>
-      <w:r>
-        <w:rPr>
-          <w:rFonts w:ascii="Times New Roman" w:hAnsi="Times New Roman" w:eastAsia="宋体"/>
-          <w:b/>
-          <w:sz w:val="24"/>
-        </w:rPr>
-        <w:t>若不解决会导致什么。</w:t>
-      </w:r>
-      <w:r>
-        <w:rPr>
-          <w:rFonts w:ascii="Times New Roman" w:hAnsi="Times New Roman" w:eastAsia="宋体"/>
-          <w:b w:val="0"/>
-          <w:sz w:val="24"/>
-        </w:rPr>
-        <w:t xml:space="preserve"> 若不做自动核验，两万篇语料的人工核验不具备可行性，抽取错误会直接进入知识库并污染后续判定；若只做单条记录自检，则跨记录矛盾（实测占百分之二十三点七）无从发现；若不区分计量基准，则检查规则本身会产生大量误报，反而掩盖真实错误。</w:t>
-      </w:r>
-    </w:p>
-    <w:p>
-      <w:pPr>
-        <w:ind w:firstLine="480" w:firstLineChars="200"/>
-        <w:spacing w:line="312" w:lineRule="auto"/>
-      </w:pPr>
-      <w:r>
-        <w:rPr>
-          <w:rFonts w:ascii="Times New Roman" w:hAnsi="Times New Roman" w:eastAsia="宋体"/>
-          <w:b/>
-          <w:sz w:val="24"/>
-        </w:rPr>
-        <w:t>本课题采用的解决方法。</w:t>
-      </w:r>
-      <w:r>
-        <w:rPr>
-          <w:rFonts w:ascii="Times New Roman" w:hAnsi="Times New Roman" w:eastAsia="宋体"/>
-          <w:b w:val="0"/>
-          <w:sz w:val="24"/>
-        </w:rPr>
-        <w:t xml:space="preserve"> 按成本与检出能力分三级组织，逐级降级。</w:t>
-      </w:r>
-    </w:p>
-    <w:p>
-      <w:pPr>
-        <w:ind w:firstLine="480" w:firstLineChars="200"/>
-        <w:spacing w:line="312" w:lineRule="auto"/>
-      </w:pPr>
-      <w:r>
-        <w:rPr>
-          <w:rFonts w:ascii="Times New Roman" w:hAnsi="Times New Roman" w:eastAsia="宋体"/>
-          <w:b w:val="0"/>
-          <w:sz w:val="24"/>
-        </w:rPr>
-        <w:t>第一级为单条记录的可解析性与量纲检查。先识别计量基准（摩尔比、原子百分比或质量百分比），再据此判断归一化是否可行；检查单位是否与字段含义一致；检查数值是否落在物理边界内。该级计算成本极低，用于快速排除明显错误。</w:t>
-      </w:r>
-    </w:p>
-    <w:p>
-      <w:pPr>
-        <w:ind w:firstLine="480" w:firstLineChars="200"/>
-        <w:spacing w:line="312" w:lineRule="auto"/>
-      </w:pPr>
-      <w:r>
-        <w:rPr>
-          <w:rFonts w:ascii="Times New Roman" w:hAnsi="Times New Roman" w:eastAsia="宋体"/>
-          <w:b w:val="0"/>
-          <w:sz w:val="24"/>
-        </w:rPr>
-        <w:t>第二级为跨记录的一致性检查，含两类。其一为基准一致性：同一文献内是否混用不同计量基准。其二为交叉一致性：同一成分、同一测试条件下是否出现相互矛盾的数值。实测表明该级是本方法检出能力的主体。</w:t>
-      </w:r>
-    </w:p>
-    <w:p>
-      <w:pPr>
-        <w:ind w:firstLine="480" w:firstLineChars="200"/>
-        <w:spacing w:line="312" w:lineRule="auto"/>
-      </w:pPr>
-      <w:r>
-        <w:rPr>
-          <w:rFonts w:ascii="Times New Roman" w:hAnsi="Times New Roman" w:eastAsia="宋体"/>
-          <w:b w:val="0"/>
-          <w:sz w:val="24"/>
-        </w:rPr>
-        <w:t>第三级为人工核验。只处理第一级通过但第二级存疑的记录，并抽检部分第一级通过的记录以估计漏检率。核验结果须附来源标识（DOI 与页码）与原文片段。</w:t>
-      </w:r>
-    </w:p>
-    <w:p>
-      <w:pPr>
-        <w:ind w:firstLine="480" w:firstLineChars="200"/>
-        <w:spacing w:line="312" w:lineRule="auto"/>
-      </w:pPr>
-      <w:r>
-        <w:rPr>
-          <w:rFonts w:ascii="Times New Roman" w:hAnsi="Times New Roman" w:eastAsia="宋体"/>
-          <w:b w:val="0"/>
-          <w:sz w:val="24"/>
-        </w:rPr>
-        <w:t>三级之间为降级关系而非并列关系：第一级不通过者直接拒收，不进入后续；第二级存疑者降级为待核验，不直接入库；第三级核验通过者方可计入判定数据。各级的检出量、误报量与漏检估计分别报告。</w:t>
-      </w:r>
-    </w:p>
-    <w:p>
-      <w:pPr>
-        <w:ind w:firstLine="480" w:firstLineChars="200"/>
-        <w:spacing w:line="312" w:lineRule="auto"/>
-      </w:pPr>
-      <w:r>
-        <w:rPr>
-          <w:rFonts w:ascii="Times New Roman" w:hAnsi="Times New Roman" w:eastAsia="宋体"/>
-          <w:b/>
-          <w:sz w:val="24"/>
-        </w:rPr>
-        <w:t>该算法能解决什么问题。</w:t>
-      </w:r>
-      <w:r>
-        <w:rPr>
-          <w:rFonts w:ascii="Times New Roman" w:hAnsi="Times New Roman" w:eastAsia="宋体"/>
-          <w:b w:val="0"/>
-          <w:sz w:val="24"/>
-        </w:rPr>
-        <w:t xml:space="preserve"> 把不可行的全量人工核验转为"自动筛选加人工处理剩余"，使两万篇量级的语料处理在人力上可行；按成本与收益分级，把计算资源集中在检出能力最强的一致性检查上；先识别计量基准再判内容的顺序，避免了规则本身的全量误报；逐级降级使错误不会直接进入知识库。</w:t>
-      </w:r>
-    </w:p>
-    <w:p>
-      <w:pPr>
-        <w:ind w:firstLine="480" w:firstLineChars="200"/>
-        <w:spacing w:line="312" w:lineRule="auto"/>
-      </w:pPr>
-      <w:r>
-        <w:rPr>
-          <w:rFonts w:ascii="Times New Roman" w:hAnsi="Times New Roman" w:eastAsia="宋体"/>
-          <w:b/>
-          <w:sz w:val="24"/>
-        </w:rPr>
-        <w:t>整体目标。</w:t>
-      </w:r>
-      <w:r>
-        <w:rPr>
-          <w:rFonts w:ascii="Times New Roman" w:hAnsi="Times New Roman" w:eastAsia="宋体"/>
-          <w:b w:val="0"/>
-          <w:sz w:val="24"/>
-        </w:rPr>
-        <w:t xml:space="preserve"> 预期形成一套抽取结果的分级核验方法，报告各级的检出率、误报率、人工工作量与漏检估计，并与"纯人工抽样核验"这一基线对照，说明自动筛选在同等人工预算下的覆盖差异。</w:t>
-      </w:r>
-    </w:p>
-    <w:p>
-      <w:pPr>
-        <w:pStyle w:val="Heading2"/>
-      </w:pPr>
-      <w:r>
-        <w:rPr>
-          <w:rFonts w:ascii="Times New Roman" w:hAnsi="Times New Roman" w:eastAsia="黑体"/>
-          <w:b/>
-          <w:sz w:val="28"/>
-        </w:rPr>
-        <w:t>3.2 研究方案</w:t>
-      </w:r>
-    </w:p>
-    <w:p>
-      <w:pPr>
-        <w:ind w:firstLine="480" w:firstLineChars="200"/>
-        <w:spacing w:line="312" w:lineRule="auto"/>
-      </w:pPr>
-      <w:r>
-        <w:rPr>
-          <w:rFonts w:ascii="Times New Roman" w:hAnsi="Times New Roman" w:eastAsia="宋体"/>
-          <w:b/>
-          <w:sz w:val="24"/>
-        </w:rPr>
-        <w:t>（一）拟创新点及其证据要求</w:t>
-      </w:r>
-    </w:p>
-    <w:p>
-      <w:pPr>
-        <w:ind w:firstLine="480" w:firstLineChars="200"/>
-        <w:spacing w:line="312" w:lineRule="auto"/>
-      </w:pPr>
-      <w:r>
-        <w:rPr>
-          <w:rFonts w:ascii="Times New Roman" w:hAnsi="Times New Roman" w:eastAsia="宋体"/>
-          <w:b w:val="0"/>
-          <w:sz w:val="24"/>
-        </w:rPr>
-        <w:t>归纳上述文献可见，领域适配、知识蒸馏、数据选择与检索增强均已有较成熟的研究，但它们在材料文献问答这一类任务上仍留有具体缺口：既有工作多以语义相似度组织证据，未把实验条件作为可判定的显式属性，因而无法处理"语义相关而条件不可比"的情形。这一缺口构成本课题的切入点。</w:t>
-      </w:r>
-    </w:p>
-    <w:p>
-      <w:pPr>
-        <w:ind w:firstLine="480" w:firstLineChars="200"/>
-        <w:spacing w:line="312" w:lineRule="auto"/>
-      </w:pPr>
-      <w:r>
-        <w:rPr>
-          <w:rFonts w:ascii="Times New Roman" w:hAnsi="Times New Roman" w:eastAsia="宋体"/>
-          <w:b/>
-          <w:sz w:val="24"/>
-        </w:rPr>
-        <w:t>为解决上述问题，本文提出"条件可比的检索增强生成"方法，构建一个面向材料文献问答的本地知识库与问答框架。</w:t>
-      </w:r>
-      <w:r>
-        <w:rPr>
-          <w:rFonts w:ascii="Times New Roman" w:hAnsi="Times New Roman" w:eastAsia="宋体"/>
-          <w:b w:val="0"/>
-          <w:sz w:val="24"/>
-        </w:rPr>
-        <w:t xml:space="preserve"> 该方法要解决的问题是：材料性能的可用性由观测条件决定，而现有检索与判定多以离散标签处理条件，抹掉了条件的量的差别，导致接近等价与相差悬殊的证据被同等对待。具体做法分三层：其一，按维度计算条件覆盖度，温度用区间重叠、工艺用工序链偏移、试验类型保持离散，输出覆盖度向量与缺失维度；其二，以覆盖度向量为输入训练轻量判别环节，学习该覆盖度在真实问答中是否可接受；其三，对文献抽取所得记录实施分级自动核验，先判计量基准再判内容，跨记录一致性检查优先于单条自检。三项工作共同支撑一个可在本地运行、判定过程可追溯的问答系统，并以条件敏感问题的正确率与错误归因说明其实际增量。</w:t>
-      </w:r>
-    </w:p>
-    <w:p>
-      <w:pPr>
-        <w:ind w:firstLine="480" w:firstLineChars="200"/>
-        <w:spacing w:line="312" w:lineRule="auto"/>
-      </w:pPr>
-      <w:r>
-        <w:rPr>
-          <w:rFonts w:ascii="Times New Roman" w:hAnsi="Times New Roman" w:eastAsia="宋体"/>
-          <w:b/>
-          <w:sz w:val="24"/>
-        </w:rPr>
-        <w:t>拟创新点一：条件空间覆盖驱动的证据集选择方法。</w:t>
-      </w:r>
-    </w:p>
-    <w:p>
-      <w:pPr>
-        <w:ind w:firstLine="480" w:firstLineChars="200"/>
-        <w:spacing w:line="312" w:lineRule="auto"/>
-      </w:pPr>
-      <w:r>
-        <w:rPr>
-          <w:rFonts w:ascii="Times New Roman" w:hAnsi="Times New Roman" w:eastAsia="宋体"/>
-          <w:b/>
-          <w:sz w:val="24"/>
-        </w:rPr>
-        <w:t>思路来源与既有工作。</w:t>
-      </w:r>
-      <w:r>
-        <w:rPr>
-          <w:rFonts w:ascii="Times New Roman" w:hAnsi="Times New Roman" w:eastAsia="宋体"/>
-          <w:b w:val="0"/>
-          <w:sz w:val="24"/>
-        </w:rPr>
-        <w:t xml:space="preserve"> 证据选择的公式化已有先例：RAG 方向有工作把文档选择表述为背包约束下的单调子模最大化，目标函数为查询词上的加权覆盖</w:t>
-      </w:r>
-      <w:r>
-        <w:rPr>
-          <w:rFonts w:ascii="Times New Roman" w:hAnsi="Times New Roman" w:eastAsia="宋体"/>
-          <w:sz w:val="24"/>
-          <w:vertAlign w:val="superscript"/>
-        </w:rPr>
-        <w:fldChar w:fldCharType="begin"/>
-        <w:instrText xml:space="preserve"> REF _Ref_ref062 \h </w:instrText>
-        <w:fldChar w:fldCharType="separate"/>
-        <w:t xml:space="preserve">[62]</w:t>
-        <w:fldChar w:fldCharType="end"/>
-      </w:r>
-      <w:r>
-        <w:rPr>
-          <w:rFonts w:ascii="Times New Roman" w:hAnsi="Times New Roman" w:eastAsia="宋体"/>
-          <w:b w:val="0"/>
-          <w:sz w:val="24"/>
-        </w:rPr>
-        <w:t>；证据适用性方向有工作主张在生成之前判断充分性</w:t>
-      </w:r>
-      <w:r>
-        <w:rPr>
-          <w:rFonts w:ascii="Times New Roman" w:hAnsi="Times New Roman" w:eastAsia="宋体"/>
-          <w:sz w:val="24"/>
-          <w:vertAlign w:val="superscript"/>
-        </w:rPr>
-        <w:fldChar w:fldCharType="begin"/>
-        <w:instrText xml:space="preserve"> REF _Ref_ref059 \h </w:instrText>
-        <w:fldChar w:fldCharType="separate"/>
-        <w:t xml:space="preserve">[59]</w:t>
-        <w:fldChar w:fldCharType="end"/>
-      </w:r>
-      <w:r>
-        <w:rPr>
-          <w:rFonts w:ascii="Times New Roman" w:hAnsi="Times New Roman" w:eastAsia="宋体"/>
-          <w:b w:val="0"/>
-          <w:sz w:val="24"/>
-        </w:rPr>
-        <w:t>，生物医学方向则以条件门控的方式激活或剪枝推理路径</w:t>
-      </w:r>
-      <w:r>
-        <w:rPr>
-          <w:rFonts w:ascii="Times New Roman" w:hAnsi="Times New Roman" w:eastAsia="宋体"/>
-          <w:sz w:val="24"/>
-          <w:vertAlign w:val="superscript"/>
-        </w:rPr>
-        <w:fldChar w:fldCharType="begin"/>
-        <w:instrText xml:space="preserve"> REF _Ref_ref056 \h </w:instrText>
-        <w:fldChar w:fldCharType="separate"/>
-        <w:t xml:space="preserve">[56]</w:t>
-        <w:fldChar w:fldCharType="end"/>
-      </w:r>
-      <w:r>
-        <w:rPr>
-          <w:rFonts w:ascii="Times New Roman" w:hAnsi="Times New Roman" w:eastAsia="宋体"/>
-          <w:b w:val="0"/>
-          <w:sz w:val="24"/>
-        </w:rPr>
-        <w:t>。这些工作确认了"覆盖"与"适用"这两个概念，但其覆盖对象是离散查询词，判定形式为分类。</w:t>
-      </w:r>
-    </w:p>
-    <w:p>
-      <w:pPr>
-        <w:ind w:firstLine="480" w:firstLineChars="200"/>
-        <w:spacing w:line="312" w:lineRule="auto"/>
-      </w:pPr>
-      <w:r>
-        <w:rPr>
-          <w:rFonts w:ascii="Times New Roman" w:hAnsi="Times New Roman" w:eastAsia="宋体"/>
-          <w:b/>
-          <w:sz w:val="24"/>
-        </w:rPr>
-        <w:t>本项换的手段：覆盖对象由离散词语改为连续物理区间。</w:t>
-      </w:r>
-      <w:r>
-        <w:rPr>
-          <w:rFonts w:ascii="Times New Roman" w:hAnsi="Times New Roman" w:eastAsia="宋体"/>
-          <w:b w:val="0"/>
-          <w:sz w:val="24"/>
-        </w:rPr>
-        <w:t xml:space="preserve"> 条件不是词语，而是带量纲的连续量（温度）或有序量（工艺）。本项据此重新定义覆盖函数：单条证据对需求区间的贡献为两区间交集长度之比，集合覆盖函数为各证据贡献区间之并的长度归一化。与查询词计数的关键差别在于，区间并运算能表达"两条证据各覆盖一半、合起来恰好覆盖全部"这一情形：它在离散判定下与"两条都只覆盖一半"同属部分冲突，在覆盖函数下得分为一。</w:t>
-      </w:r>
-    </w:p>
-    <w:p>
-      <w:pPr>
-        <w:ind w:firstLine="480" w:firstLineChars="200"/>
-        <w:spacing w:line="312" w:lineRule="auto"/>
-      </w:pPr>
-      <w:r>
-        <w:rPr>
-          <w:rFonts w:ascii="Times New Roman" w:hAnsi="Times New Roman" w:eastAsia="宋体"/>
-          <w:b/>
-          <w:sz w:val="24"/>
-        </w:rPr>
-        <w:t>性质与求解。</w:t>
-      </w:r>
-      <w:r>
-        <w:rPr>
-          <w:rFonts w:ascii="Times New Roman" w:hAnsi="Times New Roman" w:eastAsia="宋体"/>
-          <w:b w:val="0"/>
-          <w:sz w:val="24"/>
-        </w:rPr>
-        <w:t xml:space="preserve"> 该函数满足单调性与子模性，前者来自并集测度随集合增大不减，后者即边际收益递减。两条性质决定了在基数约束下贪心选择具有 (1 − 1/e) 的近似比</w:t>
-      </w:r>
-      <w:r>
-        <w:rPr>
-          <w:rFonts w:ascii="Times New Roman" w:hAnsi="Times New Roman" w:eastAsia="宋体"/>
-          <w:sz w:val="24"/>
-          <w:vertAlign w:val="superscript"/>
-        </w:rPr>
-        <w:fldChar w:fldCharType="begin"/>
-        <w:instrText xml:space="preserve"> REF _Ref_ref063 \h </w:instrText>
-        <w:fldChar w:fldCharType="separate"/>
-        <w:t xml:space="preserve">[63]</w:t>
-        <w:fldChar w:fldCharType="end"/>
-      </w:r>
-      <w:r>
-        <w:rPr>
-          <w:rFonts w:ascii="Times New Roman" w:hAnsi="Times New Roman" w:eastAsia="宋体"/>
-          <w:b w:val="0"/>
-          <w:sz w:val="24"/>
-        </w:rPr>
-        <w:t>。本项已用主线数据做数值检验：三个不同需求区间与容差组合各随机抽取三千实例，检验边际收益递减不等式，违反数为零；另以穷举最优为对照，在十个候选取三的六十个实例上，贪心比值全部为一。</w:t>
-      </w:r>
-    </w:p>
-    <w:p>
-      <w:pPr>
-        <w:ind w:firstLine="480" w:firstLineChars="200"/>
-        <w:spacing w:line="312" w:lineRule="auto"/>
-      </w:pPr>
-      <w:r>
-        <w:rPr>
-          <w:rFonts w:ascii="Times New Roman" w:hAnsi="Times New Roman" w:eastAsia="宋体"/>
-          <w:b/>
-          <w:sz w:val="24"/>
-        </w:rPr>
-        <w:t>加的流程：覆盖度修正判别环节。</w:t>
-      </w:r>
-      <w:r>
-        <w:rPr>
-          <w:rFonts w:ascii="Times New Roman" w:hAnsi="Times New Roman" w:eastAsia="宋体"/>
-          <w:b w:val="0"/>
-          <w:sz w:val="24"/>
-        </w:rPr>
-        <w:t xml:space="preserve"> 集合覆盖函数给出的是几何量，该量在真实问答中是否可接受需另作判断。本项在覆盖计算之后、答案生成之前插入轻量判别环节，输入为覆盖度向量与缺失维度标志，输出为修正量与处置建议；该环节与覆盖计算分离，可单独移除并测量贡献。</w:t>
-      </w:r>
-    </w:p>
-    <w:p>
-      <w:pPr>
-        <w:ind w:firstLine="480" w:firstLineChars="200"/>
-        <w:spacing w:line="312" w:lineRule="auto"/>
-      </w:pPr>
-      <w:r>
-        <w:rPr>
-          <w:rFonts w:ascii="Times New Roman" w:hAnsi="Times New Roman" w:eastAsia="宋体"/>
-          <w:b/>
-          <w:sz w:val="24"/>
-        </w:rPr>
-        <w:t>为何构成创新。</w:t>
-      </w:r>
-      <w:r>
-        <w:rPr>
-          <w:rFonts w:ascii="Times New Roman" w:hAnsi="Times New Roman" w:eastAsia="宋体"/>
-          <w:b w:val="0"/>
-          <w:sz w:val="24"/>
-        </w:rPr>
-        <w:t xml:space="preserve"> 三点。其一，覆盖对象改变：从离散查询词改为连续物理区间，函数形式相应从词语计数改为区间测度之并。其二，具备可解释的物理含义：得分零点六即表示需求条件被覆盖六成，可直接用于分级处置，而非一个抽象的排序分数。其三，覆盖计算、判别环节、依据标注三者彼此独立，可分别消融；图内嵌式的条件门控无法回答"只去掉判别环节会怎样"。</w:t>
-      </w:r>
-    </w:p>
-    <w:p>
-      <w:pPr>
-        <w:ind w:firstLine="480" w:firstLineChars="200"/>
-        <w:spacing w:line="312" w:lineRule="auto"/>
-      </w:pPr>
-      <w:r>
-        <w:rPr>
-          <w:rFonts w:ascii="Times New Roman" w:hAnsi="Times New Roman" w:eastAsia="宋体"/>
-          <w:b/>
-          <w:sz w:val="24"/>
-        </w:rPr>
-        <w:t>可检验的主张。</w:t>
-      </w:r>
-      <w:r>
-        <w:rPr>
-          <w:rFonts w:ascii="Times New Roman" w:hAnsi="Times New Roman" w:eastAsia="宋体"/>
-          <w:b w:val="0"/>
-          <w:sz w:val="24"/>
-        </w:rPr>
-        <w:t xml:space="preserve"> 与离散三态判定、按规则硬过滤、既有子模文档选择方法三种做法对照；分别移除区间并运算（退化为逐条取最大）、移除判别环节、移除工艺维度。若移除某组件后正确率不降，则该组件不构成贡献，如实报告。</w:t>
-      </w:r>
-    </w:p>
-    <w:p>
-      <w:pPr>
-        <w:ind w:firstLine="480" w:firstLineChars="200"/>
-        <w:spacing w:line="312" w:lineRule="auto"/>
-      </w:pPr>
-      <w:r>
-        <w:rPr>
-          <w:rFonts w:ascii="Times New Roman" w:hAnsi="Times New Roman" w:eastAsia="宋体"/>
-          <w:b/>
-          <w:sz w:val="24"/>
-        </w:rPr>
-        <w:t>拟创新点二：面向大规模文献抽取结果的分级自动核验方法。</w:t>
-      </w:r>
-    </w:p>
-    <w:p>
-      <w:pPr>
-        <w:ind w:firstLine="480" w:firstLineChars="200"/>
-        <w:spacing w:line="312" w:lineRule="auto"/>
-      </w:pPr>
-      <w:r>
-        <w:rPr>
-          <w:rFonts w:ascii="Times New Roman" w:hAnsi="Times New Roman" w:eastAsia="宋体"/>
-          <w:b/>
-          <w:sz w:val="24"/>
-        </w:rPr>
-        <w:t>思路来源与既有工作。</w:t>
-      </w:r>
-      <w:r>
-        <w:rPr>
-          <w:rFonts w:ascii="Times New Roman" w:hAnsi="Times New Roman" w:eastAsia="宋体"/>
-          <w:b w:val="0"/>
-          <w:sz w:val="24"/>
-        </w:rPr>
-        <w:t xml:space="preserve"> 材料数据质量控制已有系统研究，形成了多维度的评估框架与生命周期治理模型，并已有开源工具实现成分异常检测；材料信息抽取方向的工作则致力于提高抽取本身的准确率。这些工作的关注点在入库前的批量质量评估，或抽取准确率的提升。</w:t>
-      </w:r>
-    </w:p>
-    <w:p>
-      <w:pPr>
-        <w:ind w:firstLine="480" w:firstLineChars="200"/>
-        <w:spacing w:line="312" w:lineRule="auto"/>
-      </w:pPr>
-      <w:r>
-        <w:rPr>
-          <w:rFonts w:ascii="Times New Roman" w:hAnsi="Times New Roman" w:eastAsia="宋体"/>
-          <w:b/>
-          <w:sz w:val="24"/>
-        </w:rPr>
-        <w:t>本项换的手段：从检查单条记录改为跨记录比对。</w:t>
-      </w:r>
-      <w:r>
-        <w:rPr>
-          <w:rFonts w:ascii="Times New Roman" w:hAnsi="Times New Roman" w:eastAsia="宋体"/>
-          <w:b w:val="0"/>
-          <w:sz w:val="24"/>
-        </w:rPr>
-        <w:t xml:space="preserve"> 既有质检以单条记录为对象，判断其字段是否完整、数值是否合理。本项实测发现这一层次的检出能力有限：对硬度数值做物理边界检查，五百三十条全部通过；对化学式做可解析性检查，全部可解析。改为按"同成分、同测试温度、同工艺"分组做跨记录比对后，三十八组中存在内部矛盾者九组，占百分之二十三点七。可见矛盾主要存在于记录之间而非单条记录之内，检查对象须相应改变。</w:t>
-      </w:r>
-    </w:p>
-    <w:p>
-      <w:pPr>
-        <w:ind w:firstLine="480" w:firstLineChars="200"/>
-        <w:spacing w:line="312" w:lineRule="auto"/>
-      </w:pPr>
-      <w:r>
-        <w:rPr>
-          <w:rFonts w:ascii="Times New Roman" w:hAnsi="Times New Roman" w:eastAsia="宋体"/>
-          <w:b/>
-          <w:sz w:val="24"/>
-        </w:rPr>
-        <w:t>加的流程：三级降级核验链。</w:t>
-      </w:r>
-      <w:r>
-        <w:rPr>
-          <w:rFonts w:ascii="Times New Roman" w:hAnsi="Times New Roman" w:eastAsia="宋体"/>
-          <w:b w:val="0"/>
-          <w:sz w:val="24"/>
-        </w:rPr>
-        <w:t xml:space="preserve"> 既有做法是并列的多项检查。本项改为逐级降级的链路：第一级做可解析性与量纲检查，不通过者直接拒收；第二级做基准一致性与跨记录交叉一致性检查，存疑者降级为待核验；第三级人工只处理第二级存疑的记录，并抽检第一级通过者以估计漏检率。三级之间是过滤关系而非并列关系，每一级的人工与计算成本相差一个量级，故须按成本与检出能力排序而非平铺。</w:t>
-      </w:r>
-    </w:p>
-    <w:p>
-      <w:pPr>
-        <w:ind w:firstLine="480" w:firstLineChars="200"/>
-        <w:spacing w:line="312" w:lineRule="auto"/>
-      </w:pPr>
-      <w:r>
-        <w:rPr>
-          <w:rFonts w:ascii="Times New Roman" w:hAnsi="Times New Roman" w:eastAsia="宋体"/>
-          <w:b/>
-          <w:sz w:val="24"/>
-        </w:rPr>
-        <w:t>一个由实测得到的顺序约束。</w:t>
-      </w:r>
-      <w:r>
-        <w:rPr>
-          <w:rFonts w:ascii="Times New Roman" w:hAnsi="Times New Roman" w:eastAsia="宋体"/>
-          <w:b w:val="0"/>
-          <w:sz w:val="24"/>
-        </w:rPr>
-        <w:t xml:space="preserve"> 最初按"化学式系数加和应等于一百"设计检查，在主线数据上误报率百分之百：该数据以摩尔比表示成分，各元素系数之和为任意正数而非一百。这说明核验规则须先识别计量基准再判断内容，顺序颠倒会导致全量误报，把真实错误一并掩盖。该约束是本项在实测中获得的具体设计规则。</w:t>
-      </w:r>
-    </w:p>
-    <w:p>
-      <w:pPr>
-        <w:ind w:firstLine="480" w:firstLineChars="200"/>
-        <w:spacing w:line="312" w:lineRule="auto"/>
-      </w:pPr>
-      <w:r>
-        <w:rPr>
-          <w:rFonts w:ascii="Times New Roman" w:hAnsi="Times New Roman" w:eastAsia="宋体"/>
-          <w:b/>
-          <w:sz w:val="24"/>
-        </w:rPr>
-        <w:t>为何构成创新。</w:t>
-      </w:r>
-      <w:r>
-        <w:rPr>
-          <w:rFonts w:ascii="Times New Roman" w:hAnsi="Times New Roman" w:eastAsia="宋体"/>
-          <w:b w:val="0"/>
-          <w:sz w:val="24"/>
-        </w:rPr>
-        <w:t xml:space="preserve"> 三点。其一，检查对象改变：从单条记录改为跨记录关系，依据是实测中两类检查检出率的量级差异。其二，流程结构改变：从并列检查改为逐级降级，使有限人工集中在检出能力最强的一级。其三，边界明确：本项不移交抽取准确率问题，只解决抽取之后的错误自动发现，与既有质检工作的分工清晰。</w:t>
-      </w:r>
-    </w:p>
-    <w:p>
-      <w:pPr>
-        <w:ind w:firstLine="480" w:firstLineChars="200"/>
-        <w:spacing w:line="312" w:lineRule="auto"/>
-      </w:pPr>
-      <w:r>
-        <w:rPr>
-          <w:rFonts w:ascii="Times New Roman" w:hAnsi="Times New Roman" w:eastAsia="宋体"/>
-          <w:b/>
-          <w:sz w:val="24"/>
-        </w:rPr>
-        <w:t>与语料规模的绑定。</w:t>
-      </w:r>
-      <w:r>
-        <w:rPr>
-          <w:rFonts w:ascii="Times New Roman" w:hAnsi="Times New Roman" w:eastAsia="宋体"/>
-          <w:b w:val="0"/>
-          <w:sz w:val="24"/>
-        </w:rPr>
-        <w:t xml:space="preserve"> 该方法的必要性来自实际约束：全文语料约两万篇，抽取所得记录数以万计，全量人工核验不具备可行性。若语料规模小，抽样人工即可，自动核验无必要；正是规模使该方法成为前提而非优化。</w:t>
-      </w:r>
-    </w:p>
-    <w:p>
-      <w:pPr>
-        <w:ind w:firstLine="480" w:firstLineChars="200"/>
-        <w:spacing w:line="312" w:lineRule="auto"/>
-      </w:pPr>
-      <w:r>
-        <w:rPr>
-          <w:rFonts w:ascii="Times New Roman" w:hAnsi="Times New Roman" w:eastAsia="宋体"/>
-          <w:b/>
-          <w:sz w:val="24"/>
-        </w:rPr>
-        <w:t>可检验的主张。</w:t>
-      </w:r>
-      <w:r>
-        <w:rPr>
-          <w:rFonts w:ascii="Times New Roman" w:hAnsi="Times New Roman" w:eastAsia="宋体"/>
-          <w:b w:val="0"/>
-          <w:sz w:val="24"/>
-        </w:rPr>
-        <w:t xml:space="preserve"> 与纯人工抽样核验这一基线对照，在同等人工预算下比较覆盖比例与漏检估计；逐级移除第一级、第二级检查，观察人工工作量与漏检率的变化。若自动筛选在同等人工预算下未提高覆盖，则分级设计不成立，如实报告。</w:t>
-      </w:r>
-    </w:p>
-    <w:p>
-      <w:pPr>
-        <w:ind w:firstLine="480" w:firstLineChars="200"/>
-        <w:spacing w:line="312" w:lineRule="auto"/>
-      </w:pPr>
-      <w:r>
-        <w:rPr>
-          <w:rFonts w:ascii="Times New Roman" w:hAnsi="Times New Roman" w:eastAsia="宋体"/>
-          <w:b/>
-          <w:sz w:val="24"/>
-        </w:rPr>
-        <w:t>上述两项是相互衔接的拟研究改进，并非已证实的两个突破。第一项改变判定对象（离散分类改为覆盖度计算），第二项改变检查对象（单条记录改为跨记录比对）与流程结构（并列检查改为逐级降级）。</w:t>
-      </w:r>
-      <w:r>
-        <w:rPr>
-          <w:rFonts w:ascii="Times New Roman" w:hAnsi="Times New Roman" w:eastAsia="宋体"/>
-          <w:b w:val="0"/>
-          <w:sz w:val="24"/>
-        </w:rPr>
-        <w:t xml:space="preserve"> 两项所依据的基本认识（条件影响证据可用性、抽取结果需要质控）均为已有研究提出过的方向，本课题不主张思想首创；其贡献在于面向材料任务替换了实现手段，并把差异做成可分别消融的组件。私有化部署、LoRA、量化及系统界面本身均不另行计为创新；3.1.3 的多步 Agent 执行器作为验证载体，其工程贡献与算法贡献分别表述。同一方法层面另有一项支撑工作：以覆盖度向量为输入的小模型判别环节（3.1.2），其作用是为覆盖度阈值提供可学习的修正，不独立主张创新。</w:t>
-      </w:r>
-    </w:p>
-    <w:p>
-      <w:pPr>
-        <w:ind w:firstLine="480" w:firstLineChars="200"/>
-        <w:spacing w:line="312" w:lineRule="auto"/>
-      </w:pPr>
-      <w:r>
-        <w:rPr>
-          <w:rFonts w:ascii="Times New Roman" w:hAnsi="Times New Roman" w:eastAsia="宋体"/>
-          <w:b/>
-          <w:sz w:val="24"/>
-        </w:rPr>
-        <w:t>（二）数据与可用资源</w:t>
-      </w:r>
-    </w:p>
-    <w:p>
-      <w:pPr>
-        <w:ind w:firstLine="480" w:firstLineChars="200"/>
-        <w:spacing w:line="312" w:lineRule="auto"/>
-      </w:pPr>
-      <w:r>
-        <w:rPr>
-          <w:rFonts w:ascii="Times New Roman" w:hAnsi="Times New Roman" w:eastAsia="宋体"/>
-          <w:b w:val="0"/>
-          <w:sz w:val="24"/>
-        </w:rPr>
-        <w:t>本课题对数据的需求与性能预测任务不同：不需要覆盖极宽的成分空间，而需要</w:t>
-      </w:r>
-      <w:r>
-        <w:rPr>
-          <w:rFonts w:ascii="Times New Roman" w:hAnsi="Times New Roman" w:eastAsia="宋体"/>
-          <w:b/>
-          <w:sz w:val="24"/>
-        </w:rPr>
-        <w:t>同一成分在不同条件下的多条记录</w:t>
-      </w:r>
-      <w:r>
-        <w:rPr>
-          <w:rFonts w:ascii="Times New Roman" w:hAnsi="Times New Roman" w:eastAsia="宋体"/>
-          <w:b w:val="0"/>
-          <w:sz w:val="24"/>
-        </w:rPr>
-        <w:t>，以便构造"条件相符"与"条件冲突"的判定对。这一需求决定了数据源的选型标准是字段完备性而非规模。</w:t>
-      </w:r>
-    </w:p>
-    <w:p>
-      <w:pPr>
-        <w:ind w:firstLine="480" w:firstLineChars="200"/>
-        <w:spacing w:line="312" w:lineRule="auto"/>
-      </w:pPr>
-      <w:r>
-        <w:rPr>
-          <w:rFonts w:ascii="Times New Roman" w:hAnsi="Times New Roman" w:eastAsia="宋体"/>
-          <w:b w:val="0"/>
-          <w:sz w:val="24"/>
-        </w:rPr>
-        <w:t>主线使用已确认可取得的公开 MPEA 数据及其许可允许的来源信息</w:t>
-      </w:r>
-      <w:r>
-        <w:rPr>
-          <w:rFonts w:ascii="Times New Roman" w:hAnsi="Times New Roman" w:eastAsia="宋体"/>
-          <w:sz w:val="24"/>
-          <w:vertAlign w:val="superscript"/>
-        </w:rPr>
-        <w:fldChar w:fldCharType="begin"/>
-        <w:instrText xml:space="preserve"> REF _Ref_ref007 \h </w:instrText>
-        <w:fldChar w:fldCharType="separate"/>
-        <w:t xml:space="preserve">[7]</w:t>
-        <w:fldChar w:fldCharType="end"/>
-      </w:r>
-      <w:r>
-        <w:rPr>
-          <w:rFonts w:ascii="Times New Roman" w:hAnsi="Times New Roman" w:eastAsia="宋体"/>
-          <w:b w:val="0"/>
-          <w:sz w:val="24"/>
-        </w:rPr>
-        <w:t>。当前固定版本含 1,545 条记录、630 种归一化成分与 265 个 DOI。对本体所设四类槽位逐项核对实际可得性，结果如下。这组数字是本课题判断数据是否够用的依据，而非装饰性的规模说明。</w:t>
+        <w:t>固定主线MPEA CSV版本为 d31e2510cccc3fb9e79d43ad62652f64ef8c2c5e，SHA-256为 c5504d93fd324d1be26cf814d0694ee9ee95578d68a0b38aba6813b939fa2c5d。已有静态统计为1545条记录、630种规范成分、265个DOI。按YS或HV为有限数、测试温度为有限数且工艺非空筛选，得到1205条；再要求试验类型非空为1062条。这只是字段口径，不等于完整硬度条件或最终问答量。</w:t>
       </w:r>
     </w:p>
     <w:tbl>
@@ -4071,15 +2384,18 @@
         <w:tblLook w:firstColumn="1" w:firstRow="1" w:lastColumn="0" w:lastRow="0" w:noHBand="0" w:noVBand="1" w:val="04A0"/>
       </w:tblPr>
       <w:tblGrid>
-        <w:gridCol w:w="2078"/>
-        <w:gridCol w:w="2078"/>
-        <w:gridCol w:w="2078"/>
-        <w:gridCol w:w="2078"/>
+        <w:gridCol w:w="2771"/>
+        <w:gridCol w:w="2771"/>
+        <w:gridCol w:w="2771"/>
       </w:tblGrid>
       <w:tr>
+        <w:trPr>
+          <w:tblHeader/>
+          <w:cantSplit/>
+        </w:trPr>
         <w:tc>
           <w:tcPr>
-            <w:tcW w:type="dxa" w:w="2078"/>
+            <w:tcW w:type="dxa" w:w="2771"/>
           </w:tcPr>
           <w:p>
             <w:pPr>
@@ -4092,13 +2408,13 @@
                 <w:b/>
                 <w:sz w:val="21"/>
               </w:rPr>
-              <w:t>本体槽位</w:t>
+              <w:t>数据层</w:t>
             </w:r>
           </w:p>
         </w:tc>
         <w:tc>
           <w:tcPr>
-            <w:tcW w:type="dxa" w:w="2078"/>
+            <w:tcW w:type="dxa" w:w="2771"/>
           </w:tcPr>
           <w:p>
             <w:pPr>
@@ -4111,13 +2427,13 @@
                 <w:b/>
                 <w:sz w:val="21"/>
               </w:rPr>
-              <w:t>数据字段</w:t>
+              <w:t>当前已核实信息</w:t>
             </w:r>
           </w:p>
         </w:tc>
         <w:tc>
           <w:tcPr>
-            <w:tcW w:type="dxa" w:w="2078"/>
+            <w:tcW w:type="dxa" w:w="2771"/>
           </w:tcPr>
           <w:p>
             <w:pPr>
@@ -4130,34 +2446,18 @@
                 <w:b/>
                 <w:sz w:val="21"/>
               </w:rPr>
-              <w:t>非空率</w:t>
-            </w:r>
-          </w:p>
-        </w:tc>
-        <w:tc>
-          <w:tcPr>
-            <w:tcW w:type="dxa" w:w="2078"/>
-          </w:tcPr>
-          <w:p>
-            <w:pPr>
-              <w:spacing w:line="240" w:lineRule="auto"/>
-              <w:ind w:firstLine="0"/>
-            </w:pPr>
-            <w:r>
-              <w:rPr>
-                <w:rFonts w:ascii="Times New Roman" w:hAnsi="Times New Roman" w:eastAsia="黑体"/>
-                <w:b/>
-                <w:sz w:val="21"/>
-              </w:rPr>
-              <w:t>说明</w:t>
+              <w:t>用于本题的边界</w:t>
             </w:r>
           </w:p>
         </w:tc>
       </w:tr>
       <w:tr>
+        <w:trPr>
+          <w:cantSplit/>
+        </w:trPr>
         <w:tc>
           <w:tcPr>
-            <w:tcW w:type="dxa" w:w="2078"/>
+            <w:tcW w:type="dxa" w:w="2771"/>
           </w:tcPr>
           <w:p>
             <w:pPr>
@@ -4169,13 +2469,13 @@
                 <w:rFonts w:ascii="Times New Roman" w:hAnsi="Times New Roman" w:eastAsia="宋体"/>
                 <w:sz w:val="21"/>
               </w:rPr>
-              <w:t>成分</w:t>
+              <w:t>MPEA全资料</w:t>
             </w:r>
           </w:p>
         </w:tc>
         <w:tc>
           <w:tcPr>
-            <w:tcW w:type="dxa" w:w="2078"/>
+            <w:tcW w:type="dxa" w:w="2771"/>
           </w:tcPr>
           <w:p>
             <w:pPr>
@@ -4187,13 +2487,13 @@
                 <w:rFonts w:ascii="Times New Roman" w:hAnsi="Times New Roman" w:eastAsia="宋体"/>
                 <w:sz w:val="21"/>
               </w:rPr>
-              <w:t>FORMULA</w:t>
+              <w:t>1545条、630成分、265 DOI</w:t>
             </w:r>
           </w:p>
         </w:tc>
         <w:tc>
           <w:tcPr>
-            <w:tcW w:type="dxa" w:w="2078"/>
+            <w:tcW w:type="dxa" w:w="2771"/>
           </w:tcPr>
           <w:p>
             <w:pPr>
@@ -4205,13 +2505,18 @@
                 <w:rFonts w:ascii="Times New Roman" w:hAnsi="Times New Roman" w:eastAsia="宋体"/>
                 <w:sz w:val="21"/>
               </w:rPr>
-              <w:t>100.0%</w:t>
+              <w:t>主线记录与条件绑定；不是完整原文</w:t>
             </w:r>
           </w:p>
         </w:tc>
+      </w:tr>
+      <w:tr>
+        <w:trPr>
+          <w:cantSplit/>
+        </w:trPr>
         <w:tc>
           <w:tcPr>
-            <w:tcW w:type="dxa" w:w="2078"/>
+            <w:tcW w:type="dxa" w:w="2771"/>
           </w:tcPr>
           <w:p>
             <w:pPr>
@@ -4223,15 +2528,13 @@
                 <w:rFonts w:ascii="Times New Roman" w:hAnsi="Times New Roman" w:eastAsia="宋体"/>
                 <w:sz w:val="21"/>
               </w:rPr>
-              <w:t>含元素集合，归一化后可作为比对基准</w:t>
+              <w:t>YS或HV＋温度＋工艺</w:t>
             </w:r>
           </w:p>
         </w:tc>
-      </w:tr>
-      <w:tr>
         <w:tc>
           <w:tcPr>
-            <w:tcW w:type="dxa" w:w="2078"/>
+            <w:tcW w:type="dxa" w:w="2771"/>
           </w:tcPr>
           <w:p>
             <w:pPr>
@@ -4243,13 +2546,13 @@
                 <w:rFonts w:ascii="Times New Roman" w:hAnsi="Times New Roman" w:eastAsia="宋体"/>
                 <w:sz w:val="21"/>
               </w:rPr>
-              <w:t>状态·制备工艺</w:t>
+              <w:t>1205条</w:t>
             </w:r>
           </w:p>
         </w:tc>
         <w:tc>
           <w:tcPr>
-            <w:tcW w:type="dxa" w:w="2078"/>
+            <w:tcW w:type="dxa" w:w="2771"/>
           </w:tcPr>
           <w:p>
             <w:pPr>
@@ -4261,13 +2564,18 @@
                 <w:rFonts w:ascii="Times New Roman" w:hAnsi="Times New Roman" w:eastAsia="宋体"/>
                 <w:sz w:val="21"/>
               </w:rPr>
-              <w:t>Processing method</w:t>
+              <w:t>性质类型分开，缺试验类型不能默认补值</w:t>
             </w:r>
           </w:p>
         </w:tc>
+      </w:tr>
+      <w:tr>
+        <w:trPr>
+          <w:cantSplit/>
+        </w:trPr>
         <w:tc>
           <w:tcPr>
-            <w:tcW w:type="dxa" w:w="2078"/>
+            <w:tcW w:type="dxa" w:w="2771"/>
           </w:tcPr>
           <w:p>
             <w:pPr>
@@ -4279,13 +2587,13 @@
                 <w:rFonts w:ascii="Times New Roman" w:hAnsi="Times New Roman" w:eastAsia="宋体"/>
                 <w:sz w:val="21"/>
               </w:rPr>
-              <w:t>92.3%</w:t>
+              <w:t>再要求试验类型</w:t>
             </w:r>
           </w:p>
         </w:tc>
         <w:tc>
           <w:tcPr>
-            <w:tcW w:type="dxa" w:w="2078"/>
+            <w:tcW w:type="dxa" w:w="2771"/>
           </w:tcPr>
           <w:p>
             <w:pPr>
@@ -4297,15 +2605,13 @@
                 <w:rFonts w:ascii="Times New Roman" w:hAnsi="Times New Roman" w:eastAsia="宋体"/>
                 <w:sz w:val="21"/>
               </w:rPr>
-              <w:t>粗标签（如 CAST），粒度有限</w:t>
+              <w:t>1062条</w:t>
             </w:r>
           </w:p>
         </w:tc>
-      </w:tr>
-      <w:tr>
         <w:tc>
           <w:tcPr>
-            <w:tcW w:type="dxa" w:w="2078"/>
+            <w:tcW w:type="dxa" w:w="2771"/>
           </w:tcPr>
           <w:p>
             <w:pPr>
@@ -4317,13 +2623,18 @@
                 <w:rFonts w:ascii="Times New Roman" w:hAnsi="Times New Roman" w:eastAsia="宋体"/>
                 <w:sz w:val="21"/>
               </w:rPr>
-              <w:t>状态·相结构</w:t>
+              <w:t>可作为先导载体，不能称完整实验条件</w:t>
             </w:r>
           </w:p>
         </w:tc>
+      </w:tr>
+      <w:tr>
+        <w:trPr>
+          <w:cantSplit/>
+        </w:trPr>
         <w:tc>
           <w:tcPr>
-            <w:tcW w:type="dxa" w:w="2078"/>
+            <w:tcW w:type="dxa" w:w="2771"/>
           </w:tcPr>
           <w:p>
             <w:pPr>
@@ -4335,13 +2646,13 @@
                 <w:rFonts w:ascii="Times New Roman" w:hAnsi="Times New Roman" w:eastAsia="宋体"/>
                 <w:sz w:val="21"/>
               </w:rPr>
-              <w:t>BCC/FCC/other</w:t>
+              <w:t>全文材料语料</w:t>
             </w:r>
           </w:p>
         </w:tc>
         <w:tc>
           <w:tcPr>
-            <w:tcW w:type="dxa" w:w="2078"/>
+            <w:tcW w:type="dxa" w:w="2771"/>
           </w:tcPr>
           <w:p>
             <w:pPr>
@@ -4353,13 +2664,13 @@
                 <w:rFonts w:ascii="Times New Roman" w:hAnsi="Times New Roman" w:eastAsia="宋体"/>
                 <w:sz w:val="21"/>
               </w:rPr>
-              <w:t>100.0%</w:t>
+              <w:t>用户提供约两万篇的背景</w:t>
             </w:r>
           </w:p>
         </w:tc>
         <w:tc>
           <w:tcPr>
-            <w:tcW w:type="dxa" w:w="2078"/>
+            <w:tcW w:type="dxa" w:w="2771"/>
           </w:tcPr>
           <w:p>
             <w:pPr>
@@ -4371,15 +2682,18 @@
                 <w:rFonts w:ascii="Times New Roman" w:hAnsi="Times New Roman" w:eastAsia="宋体"/>
                 <w:sz w:val="21"/>
               </w:rPr>
-              <w:t>可作为状态差异的一个维度</w:t>
+              <w:t>位于其他机器，尚未核验覆盖、授权与抽取成功率</w:t>
             </w:r>
           </w:p>
         </w:tc>
       </w:tr>
       <w:tr>
+        <w:trPr>
+          <w:cantSplit/>
+        </w:trPr>
         <w:tc>
           <w:tcPr>
-            <w:tcW w:type="dxa" w:w="2078"/>
+            <w:tcW w:type="dxa" w:w="2771"/>
           </w:tcPr>
           <w:p>
             <w:pPr>
@@ -4391,13 +2705,13 @@
                 <w:rFonts w:ascii="Times New Roman" w:hAnsi="Times New Roman" w:eastAsia="宋体"/>
                 <w:sz w:val="21"/>
               </w:rPr>
-              <w:t>状态·热处理</w:t>
+              <w:t>人工核验与动作计时</w:t>
             </w:r>
           </w:p>
         </w:tc>
         <w:tc>
           <w:tcPr>
-            <w:tcW w:type="dxa" w:w="2078"/>
+            <w:tcW w:type="dxa" w:w="2771"/>
           </w:tcPr>
           <w:p>
             <w:pPr>
@@ -4409,13 +2723,13 @@
                 <w:rFonts w:ascii="Times New Roman" w:hAnsi="Times New Roman" w:eastAsia="宋体"/>
                 <w:sz w:val="21"/>
               </w:rPr>
-              <w:t>无对应字段</w:t>
+              <w:t>尚未构造</w:t>
             </w:r>
           </w:p>
         </w:tc>
         <w:tc>
           <w:tcPr>
-            <w:tcW w:type="dxa" w:w="2078"/>
+            <w:tcW w:type="dxa" w:w="2771"/>
           </w:tcPr>
           <w:p>
             <w:pPr>
@@ -4427,395 +2741,7 @@
                 <w:rFonts w:ascii="Times New Roman" w:hAnsi="Times New Roman" w:eastAsia="宋体"/>
                 <w:sz w:val="21"/>
               </w:rPr>
-              <w:t>—</w:t>
-            </w:r>
-          </w:p>
-        </w:tc>
-        <w:tc>
-          <w:tcPr>
-            <w:tcW w:type="dxa" w:w="2078"/>
-          </w:tcPr>
-          <w:p>
-            <w:pPr>
-              <w:spacing w:line="240" w:lineRule="auto"/>
-              <w:ind w:firstLine="0"/>
-            </w:pPr>
-            <w:r>
-              <w:rPr>
-                <w:rFonts w:ascii="Times New Roman" w:hAnsi="Times New Roman" w:eastAsia="宋体"/>
-                <w:sz w:val="21"/>
-              </w:rPr>
-              <w:t>主线数据中不存在</w:t>
-            </w:r>
-          </w:p>
-        </w:tc>
-      </w:tr>
-      <w:tr>
-        <w:tc>
-          <w:tcPr>
-            <w:tcW w:type="dxa" w:w="2078"/>
-          </w:tcPr>
-          <w:p>
-            <w:pPr>
-              <w:spacing w:line="240" w:lineRule="auto"/>
-              <w:ind w:firstLine="0"/>
-            </w:pPr>
-            <w:r>
-              <w:rPr>
-                <w:rFonts w:ascii="Times New Roman" w:hAnsi="Times New Roman" w:eastAsia="宋体"/>
-                <w:sz w:val="21"/>
-              </w:rPr>
-              <w:t>测试·测试温度</w:t>
-            </w:r>
-          </w:p>
-        </w:tc>
-        <w:tc>
-          <w:tcPr>
-            <w:tcW w:type="dxa" w:w="2078"/>
-          </w:tcPr>
-          <w:p>
-            <w:pPr>
-              <w:spacing w:line="240" w:lineRule="auto"/>
-              <w:ind w:firstLine="0"/>
-            </w:pPr>
-            <w:r>
-              <w:rPr>
-                <w:rFonts w:ascii="Times New Roman" w:hAnsi="Times New Roman" w:eastAsia="宋体"/>
-                <w:sz w:val="21"/>
-              </w:rPr>
-              <w:t>Test temperature</w:t>
-            </w:r>
-          </w:p>
-        </w:tc>
-        <w:tc>
-          <w:tcPr>
-            <w:tcW w:type="dxa" w:w="2078"/>
-          </w:tcPr>
-          <w:p>
-            <w:pPr>
-              <w:spacing w:line="240" w:lineRule="auto"/>
-              <w:ind w:firstLine="0"/>
-            </w:pPr>
-            <w:r>
-              <w:rPr>
-                <w:rFonts w:ascii="Times New Roman" w:hAnsi="Times New Roman" w:eastAsia="宋体"/>
-                <w:sz w:val="21"/>
-              </w:rPr>
-              <w:t>88.3%</w:t>
-            </w:r>
-          </w:p>
-        </w:tc>
-        <w:tc>
-          <w:tcPr>
-            <w:tcW w:type="dxa" w:w="2078"/>
-          </w:tcPr>
-          <w:p>
-            <w:pPr>
-              <w:spacing w:line="240" w:lineRule="auto"/>
-              <w:ind w:firstLine="0"/>
-            </w:pPr>
-            <w:r>
-              <w:rPr>
-                <w:rFonts w:ascii="Times New Roman" w:hAnsi="Times New Roman" w:eastAsia="宋体"/>
-                <w:sz w:val="21"/>
-              </w:rPr>
-              <w:t>条件判定的主要依据</w:t>
-            </w:r>
-          </w:p>
-        </w:tc>
-      </w:tr>
-      <w:tr>
-        <w:tc>
-          <w:tcPr>
-            <w:tcW w:type="dxa" w:w="2078"/>
-          </w:tcPr>
-          <w:p>
-            <w:pPr>
-              <w:spacing w:line="240" w:lineRule="auto"/>
-              <w:ind w:firstLine="0"/>
-            </w:pPr>
-            <w:r>
-              <w:rPr>
-                <w:rFonts w:ascii="Times New Roman" w:hAnsi="Times New Roman" w:eastAsia="宋体"/>
-                <w:sz w:val="21"/>
-              </w:rPr>
-              <w:t>测试·试验类型</w:t>
-            </w:r>
-          </w:p>
-        </w:tc>
-        <w:tc>
-          <w:tcPr>
-            <w:tcW w:type="dxa" w:w="2078"/>
-          </w:tcPr>
-          <w:p>
-            <w:pPr>
-              <w:spacing w:line="240" w:lineRule="auto"/>
-              <w:ind w:firstLine="0"/>
-            </w:pPr>
-            <w:r>
-              <w:rPr>
-                <w:rFonts w:ascii="Times New Roman" w:hAnsi="Times New Roman" w:eastAsia="宋体"/>
-                <w:sz w:val="21"/>
-              </w:rPr>
-              <w:t>Type of test</w:t>
-            </w:r>
-          </w:p>
-        </w:tc>
-        <w:tc>
-          <w:tcPr>
-            <w:tcW w:type="dxa" w:w="2078"/>
-          </w:tcPr>
-          <w:p>
-            <w:pPr>
-              <w:spacing w:line="240" w:lineRule="auto"/>
-              <w:ind w:firstLine="0"/>
-            </w:pPr>
-            <w:r>
-              <w:rPr>
-                <w:rFonts w:ascii="Times New Roman" w:hAnsi="Times New Roman" w:eastAsia="宋体"/>
-                <w:sz w:val="21"/>
-              </w:rPr>
-              <w:t>74.4%</w:t>
-            </w:r>
-          </w:p>
-        </w:tc>
-        <w:tc>
-          <w:tcPr>
-            <w:tcW w:type="dxa" w:w="2078"/>
-          </w:tcPr>
-          <w:p>
-            <w:pPr>
-              <w:spacing w:line="240" w:lineRule="auto"/>
-              <w:ind w:firstLine="0"/>
-            </w:pPr>
-            <w:r>
-              <w:rPr>
-                <w:rFonts w:ascii="Times New Roman" w:hAnsi="Times New Roman" w:eastAsia="宋体"/>
-                <w:sz w:val="21"/>
-              </w:rPr>
-              <w:t>决定性能是否可跨记录比较</w:t>
-            </w:r>
-          </w:p>
-        </w:tc>
-      </w:tr>
-      <w:tr>
-        <w:tc>
-          <w:tcPr>
-            <w:tcW w:type="dxa" w:w="2078"/>
-          </w:tcPr>
-          <w:p>
-            <w:pPr>
-              <w:spacing w:line="240" w:lineRule="auto"/>
-              <w:ind w:firstLine="0"/>
-            </w:pPr>
-            <w:r>
-              <w:rPr>
-                <w:rFonts w:ascii="Times New Roman" w:hAnsi="Times New Roman" w:eastAsia="宋体"/>
-                <w:sz w:val="21"/>
-              </w:rPr>
-              <w:t>测试·测量方法</w:t>
-            </w:r>
-          </w:p>
-        </w:tc>
-        <w:tc>
-          <w:tcPr>
-            <w:tcW w:type="dxa" w:w="2078"/>
-          </w:tcPr>
-          <w:p>
-            <w:pPr>
-              <w:spacing w:line="240" w:lineRule="auto"/>
-              <w:ind w:firstLine="0"/>
-            </w:pPr>
-            <w:r>
-              <w:rPr>
-                <w:rFonts w:ascii="Times New Roman" w:hAnsi="Times New Roman" w:eastAsia="宋体"/>
-                <w:sz w:val="21"/>
-              </w:rPr>
-              <w:t>无对应字段</w:t>
-            </w:r>
-          </w:p>
-        </w:tc>
-        <w:tc>
-          <w:tcPr>
-            <w:tcW w:type="dxa" w:w="2078"/>
-          </w:tcPr>
-          <w:p>
-            <w:pPr>
-              <w:spacing w:line="240" w:lineRule="auto"/>
-              <w:ind w:firstLine="0"/>
-            </w:pPr>
-            <w:r>
-              <w:rPr>
-                <w:rFonts w:ascii="Times New Roman" w:hAnsi="Times New Roman" w:eastAsia="宋体"/>
-                <w:sz w:val="21"/>
-              </w:rPr>
-              <w:t>—</w:t>
-            </w:r>
-          </w:p>
-        </w:tc>
-        <w:tc>
-          <w:tcPr>
-            <w:tcW w:type="dxa" w:w="2078"/>
-          </w:tcPr>
-          <w:p>
-            <w:pPr>
-              <w:spacing w:line="240" w:lineRule="auto"/>
-              <w:ind w:firstLine="0"/>
-            </w:pPr>
-            <w:r>
-              <w:rPr>
-                <w:rFonts w:ascii="Times New Roman" w:hAnsi="Times New Roman" w:eastAsia="宋体"/>
-                <w:sz w:val="21"/>
-              </w:rPr>
-              <w:t>主线数据中不存在</w:t>
-            </w:r>
-          </w:p>
-        </w:tc>
-      </w:tr>
-      <w:tr>
-        <w:tc>
-          <w:tcPr>
-            <w:tcW w:type="dxa" w:w="2078"/>
-          </w:tcPr>
-          <w:p>
-            <w:pPr>
-              <w:spacing w:line="240" w:lineRule="auto"/>
-              <w:ind w:firstLine="0"/>
-            </w:pPr>
-            <w:r>
-              <w:rPr>
-                <w:rFonts w:ascii="Times New Roman" w:hAnsi="Times New Roman" w:eastAsia="宋体"/>
-                <w:sz w:val="21"/>
-              </w:rPr>
-              <w:t>性能·硬度</w:t>
-            </w:r>
-          </w:p>
-        </w:tc>
-        <w:tc>
-          <w:tcPr>
-            <w:tcW w:type="dxa" w:w="2078"/>
-          </w:tcPr>
-          <w:p>
-            <w:pPr>
-              <w:spacing w:line="240" w:lineRule="auto"/>
-              <w:ind w:firstLine="0"/>
-            </w:pPr>
-            <w:r>
-              <w:rPr>
-                <w:rFonts w:ascii="Times New Roman" w:hAnsi="Times New Roman" w:eastAsia="宋体"/>
-                <w:sz w:val="21"/>
-              </w:rPr>
-              <w:t>HV</w:t>
-            </w:r>
-          </w:p>
-        </w:tc>
-        <w:tc>
-          <w:tcPr>
-            <w:tcW w:type="dxa" w:w="2078"/>
-          </w:tcPr>
-          <w:p>
-            <w:pPr>
-              <w:spacing w:line="240" w:lineRule="auto"/>
-              <w:ind w:firstLine="0"/>
-            </w:pPr>
-            <w:r>
-              <w:rPr>
-                <w:rFonts w:ascii="Times New Roman" w:hAnsi="Times New Roman" w:eastAsia="宋体"/>
-                <w:sz w:val="21"/>
-              </w:rPr>
-              <w:t>34.3%</w:t>
-            </w:r>
-          </w:p>
-        </w:tc>
-        <w:tc>
-          <w:tcPr>
-            <w:tcW w:type="dxa" w:w="2078"/>
-          </w:tcPr>
-          <w:p>
-            <w:pPr>
-              <w:spacing w:line="240" w:lineRule="auto"/>
-              <w:ind w:firstLine="0"/>
-            </w:pPr>
-            <w:r>
-              <w:rPr>
-                <w:rFonts w:ascii="Times New Roman" w:hAnsi="Times New Roman" w:eastAsia="宋体"/>
-                <w:sz w:val="21"/>
-              </w:rPr>
-              <w:t>覆盖率偏低</w:t>
-            </w:r>
-          </w:p>
-        </w:tc>
-      </w:tr>
-      <w:tr>
-        <w:tc>
-          <w:tcPr>
-            <w:tcW w:type="dxa" w:w="2078"/>
-          </w:tcPr>
-          <w:p>
-            <w:pPr>
-              <w:spacing w:line="240" w:lineRule="auto"/>
-              <w:ind w:firstLine="0"/>
-            </w:pPr>
-            <w:r>
-              <w:rPr>
-                <w:rFonts w:ascii="Times New Roman" w:hAnsi="Times New Roman" w:eastAsia="宋体"/>
-                <w:sz w:val="21"/>
-              </w:rPr>
-              <w:t>性能·屈服强度</w:t>
-            </w:r>
-          </w:p>
-        </w:tc>
-        <w:tc>
-          <w:tcPr>
-            <w:tcW w:type="dxa" w:w="2078"/>
-          </w:tcPr>
-          <w:p>
-            <w:pPr>
-              <w:spacing w:line="240" w:lineRule="auto"/>
-              <w:ind w:firstLine="0"/>
-            </w:pPr>
-            <w:r>
-              <w:rPr>
-                <w:rFonts w:ascii="Times New Roman" w:hAnsi="Times New Roman" w:eastAsia="宋体"/>
-                <w:sz w:val="21"/>
-              </w:rPr>
-              <w:t>YS</w:t>
-            </w:r>
-          </w:p>
-        </w:tc>
-        <w:tc>
-          <w:tcPr>
-            <w:tcW w:type="dxa" w:w="2078"/>
-          </w:tcPr>
-          <w:p>
-            <w:pPr>
-              <w:spacing w:line="240" w:lineRule="auto"/>
-              <w:ind w:firstLine="0"/>
-            </w:pPr>
-            <w:r>
-              <w:rPr>
-                <w:rFonts w:ascii="Times New Roman" w:hAnsi="Times New Roman" w:eastAsia="宋体"/>
-                <w:sz w:val="21"/>
-              </w:rPr>
-              <w:t>69.1%</w:t>
-            </w:r>
-          </w:p>
-        </w:tc>
-        <w:tc>
-          <w:tcPr>
-            <w:tcW w:type="dxa" w:w="2078"/>
-          </w:tcPr>
-          <w:p>
-            <w:pPr>
-              <w:spacing w:line="240" w:lineRule="auto"/>
-              <w:ind w:firstLine="0"/>
-            </w:pPr>
-            <w:r>
-              <w:rPr>
-                <w:rFonts w:ascii="Times New Roman" w:hAnsi="Times New Roman" w:eastAsia="宋体"/>
-                <w:sz w:val="21"/>
-              </w:rPr>
-              <w:t>相对完整</w:t>
+              <w:t>调度参数与真实收益须先导取得</w:t>
             </w:r>
           </w:p>
         </w:tc>
@@ -4844,23 +2770,77 @@
           <w:b w:val="0"/>
           <w:sz w:val="24"/>
         </w:rPr>
-        <w:t>这张表暴露了一个必须正面处理的事实：</w:t>
-      </w:r>
+        <w:t>温度、工艺和试验类型的存在不证明所有性质共享同一测试条件；T/C不能自动作为硬度测试方式。热处理、硬度载荷与保载时间没有可直接使用的完整独立字段，须原文核验后扩展。公式相对系数先确认基准再规范化，不以原始系数不和为100判错；CAST、ANNEAL和WROUGHT不强制排成统一工序距离。</w:t>
+      </w:r>
+    </w:p>
+    <w:p>
+      <w:pPr>
+        <w:ind w:firstLine="480" w:firstLineChars="200"/>
+        <w:spacing w:line="312" w:lineRule="auto"/>
+      </w:pPr>
+      <w:r>
+        <w:rPr>
+          <w:rFonts w:ascii="Times New Roman" w:hAnsi="Times New Roman" w:eastAsia="宋体"/>
+          <w:b w:val="0"/>
+          <w:sz w:val="24"/>
+        </w:rPr>
+        <w:t>同成分全组合的8857对记录和温度或工艺字符串不同的7452对可复现，但后者包含缺失字段，不能全部称已知冲突。旧稿温差接近配对与粗条件内数值差异，不再用作可用证据或抽取错误的真值依据。判定对、问答题、独立来源与核验动作是不同计数单位；同记录改写不增加独立材料知识。是否有干扰也不决定题目是否条件敏感，精确温度查询即使没有干扰仍属条件敏感题。</w:t>
+      </w:r>
+    </w:p>
+    <w:p>
+      <w:pPr>
+        <w:ind w:firstLine="480" w:firstLineChars="200"/>
+        <w:spacing w:line="312" w:lineRule="auto"/>
+      </w:pPr>
+      <w:r>
+        <w:rPr>
+          <w:rFonts w:ascii="Times New Roman" w:hAnsi="Times New Roman" w:eastAsia="宋体"/>
+          <w:b w:val="0"/>
+          <w:sz w:val="24"/>
+        </w:rPr>
+        <w:t>MPEA可先验证记录卡、同字段多粒度装配和来源留出问答；人工构造字段丢失或复制依赖只作受控场景，明确标注，不能冒称真实PDF噪声。涉及共享表头、表注和核验节时的工程结论，必须有获准原文及真实核验记录。全文库先抽取小批分层样本，核对实验与计算来源、样品绑定、表格和条件字段，再决定扩量，不按篇数推算可用率或处理天数。</w:t>
+      </w:r>
+    </w:p>
+    <w:p>
+      <w:pPr>
+        <w:ind w:firstLine="480" w:firstLineChars="200"/>
+        <w:spacing w:line="312" w:lineRule="auto"/>
+      </w:pPr>
+      <w:r>
+        <w:rPr>
+          <w:rFonts w:ascii="Times New Roman" w:hAnsi="Times New Roman" w:eastAsia="宋体"/>
+          <w:b w:val="0"/>
+          <w:sz w:val="24"/>
+        </w:rPr>
+        <w:t>若全文管线失败，保留结构化记录上的装配主实验；第二项仅报告已获原文范围的先导，不把未验证的调度节时列为既得成果。教学数量受来源和质量限制，先按数百项规划，不为填满训练预算复制同记录。数据集与模型许可、来源论文使用权和教师服务条款分别核验。</w:t>
+      </w:r>
+    </w:p>
+    <w:p>
+      <w:pPr>
+        <w:ind w:firstLine="480" w:firstLineChars="200"/>
+        <w:spacing w:line="312" w:lineRule="auto"/>
+      </w:pPr>
       <w:r>
         <w:rPr>
           <w:rFonts w:ascii="Times New Roman" w:hAnsi="Times New Roman" w:eastAsia="宋体"/>
           <w:b/>
           <w:sz w:val="24"/>
         </w:rPr>
-        <w:t>本体所设的四类槽位中，热处理与测量方法在主线数据中根本没有对应字段</w:t>
-      </w:r>
+        <w:t>（三）数据身份、参数估计与公平对照</w:t>
+      </w:r>
+    </w:p>
+    <w:p>
+      <w:pPr>
+        <w:ind w:firstLine="480" w:firstLineChars="200"/>
+        <w:spacing w:line="312" w:lineRule="auto"/>
+      </w:pPr>
       <w:r>
         <w:rPr>
           <w:rFonts w:ascii="Times New Roman" w:hAnsi="Times New Roman" w:eastAsia="宋体"/>
           <w:b w:val="0"/>
           <w:sz w:val="24"/>
         </w:rPr>
-        <w:t>。这不是数据清洗能解决的问题，只能从论文全文中抽取。本课题为此备有约两万篇材料学论文的授权语料，热处理与测量方法正是该通道的首要目标字段。</w:t>
+        <w:t>先规范DOI、完整重复记录、成分与样品标识，再建立来源关联组。至少保证同论文、同记录及其派生版本不跨区；同成分留出作为更严格压力设置。训练、开发与测试按组划分，首个可行划分及构造协议在模型运行前冻结，记录实际组数与有效任务，而不是按总记录数直接乘比例承诺测试充分。</w:t>
       </w:r>
     </w:p>
     <w:p>
@@ -4874,7 +2854,7 @@
           <w:b w:val="0"/>
           <w:sz w:val="24"/>
         </w:rPr>
-        <w:t>槽位启用采取分阶段策略，以降低对抽取成功率的依赖。首版本体只启用主线数据中确有的槽位（成分、制备工艺、相结构、测试温度、试验类型），使第一项研究内容不依赖文献抽取即可开展；热处理与测量方法作为第二阶段字段，在补充库的抽取结果经一致性检查、且该字段的实测覆盖率报告之后纳入判定。这一安排的用意是使研究的核心结论不悬置于一个尚未验证的抽取环节之上。若抽取成功率低于预期，前五个槽位上的实验仍可独立成立，只需相应收紧结论范围。该取舍在开题阶段即予声明，避免后期因字段缺失而被迫修改标签体系。</w:t>
+        <w:t>核验参数、支持评分和教师示范只从训练资料生成，调参与校准使用开发资料。测试参考答案及其人工判定由独立协议保存，不能作为装配效用或调度优先级的输入。检索测试来源是可见证据问答的正常条件，与把测试答案加入训练不同。若测试前允许调度处理测试来源的无标签资料，其动作、所获人工信息与耗时必须作为实验变量，对各方法等预算；不能让完整系统独享人工修正过的测试库。</w:t>
       </w:r>
     </w:p>
     <w:p>
@@ -4888,23 +2868,121 @@
           <w:b w:val="0"/>
           <w:sz w:val="24"/>
         </w:rPr>
-        <w:t>判定对的构造能力实测如下。630 种成分中有 186 种存在多于一条记录，按同成分记录两两配对可得 8,857 对；其中测试温度或制备工艺的取值不同者有 7,452 对。须进一步区分：这 7,452 对中有 1,571 对至少一侧字段为空，其差异属缺失而非已知冲突；扣除此部分后，</w:t>
-      </w:r>
+        <w:t>装配主对照使用相同召回池、字段和来源：按语义top-k后截断、条件字段文本拼接、固定完整条件卡、字段保护的压缩方案、标准预算覆盖或多选择背包方案，以及本课题联合装配。所有方法均可取得条件与必要定位；固定卡同样保留完整条件，避免故意设置会丢字段的弱对照。可复现的LLMLingua、Self-Correcting RAG或对象式分组方法按适配范围实现</w:t>
+      </w:r>
+      <w:r>
+        <w:rPr>
+          <w:rFonts w:ascii="Times New Roman" w:hAnsi="Times New Roman" w:eastAsia="宋体"/>
+          <w:sz w:val="24"/>
+          <w:vertAlign w:val="superscript"/>
+        </w:rPr>
+        <w:fldChar w:fldCharType="begin"/>
+        <w:instrText xml:space="preserve"> REF _Ref_ref035 \h </w:instrText>
+        <w:fldChar w:fldCharType="separate"/>
+        <w:t xml:space="preserve">[35]</w:t>
+        <w:fldChar w:fldCharType="end"/>
+      </w:r>
+      <w:r>
+        <w:rPr>
+          <w:rFonts w:ascii="Times New Roman" w:hAnsi="Times New Roman" w:eastAsia="宋体"/>
+          <w:sz w:val="24"/>
+          <w:vertAlign w:val="superscript"/>
+        </w:rPr>
+        <w:fldChar w:fldCharType="begin"/>
+        <w:instrText xml:space="preserve"> REF _Ref_ref036 \h </w:instrText>
+        <w:fldChar w:fldCharType="separate"/>
+        <w:t xml:space="preserve">[36]</w:t>
+        <w:fldChar w:fldCharType="end"/>
+      </w:r>
+      <w:r>
+        <w:rPr>
+          <w:rFonts w:ascii="Times New Roman" w:hAnsi="Times New Roman" w:eastAsia="宋体"/>
+          <w:sz w:val="24"/>
+          <w:vertAlign w:val="superscript"/>
+        </w:rPr>
+        <w:fldChar w:fldCharType="begin"/>
+        <w:instrText xml:space="preserve"> REF _Ref_ref037 \h </w:instrText>
+        <w:fldChar w:fldCharType="separate"/>
+        <w:t xml:space="preserve">[37]</w:t>
+        <w:fldChar w:fldCharType="end"/>
+      </w:r>
+      <w:r>
+        <w:rPr>
+          <w:rFonts w:ascii="Times New Roman" w:hAnsi="Times New Roman" w:eastAsia="宋体"/>
+          <w:b w:val="0"/>
+          <w:sz w:val="24"/>
+        </w:rPr>
+        <w:t>，非原领域适配处如实披露，不声称完整复现全部论文。</w:t>
+      </w:r>
+    </w:p>
+    <w:p>
+      <w:pPr>
+        <w:ind w:firstLine="480" w:firstLineChars="200"/>
+        <w:spacing w:line="312" w:lineRule="auto"/>
+      </w:pPr>
+      <w:r>
+        <w:rPr>
+          <w:rFonts w:ascii="Times New Roman" w:hAnsi="Times New Roman" w:eastAsia="宋体"/>
+          <w:b w:val="0"/>
+          <w:sz w:val="24"/>
+        </w:rPr>
+        <w:t>装配消融依次固定一个粒度而不联合选择、依赖块逐条复制而不共享、移除闭包约束但保留相同字段候选、以相同候选和预算仅用局部贪心。分别检验粒度、共享成本、条件保护和求解的贡献，固定同一生成模型。移除约束的消融可能丢条件，其作用通过事实正确与结构完整两个独立指标判断，不能以缺一个格式字段就自动判答案错。</w:t>
+      </w:r>
+    </w:p>
+    <w:p>
+      <w:pPr>
+        <w:ind w:firstLine="480" w:firstLineChars="200"/>
+        <w:spacing w:line="312" w:lineRule="auto"/>
+      </w:pPr>
+      <w:r>
+        <w:rPr>
+          <w:rFonts w:ascii="Times New Roman" w:hAnsi="Times New Roman" w:eastAsia="宋体"/>
+          <w:b w:val="0"/>
+          <w:sz w:val="24"/>
+        </w:rPr>
+        <w:t>核验对照包括随机动作、逐条不确定性、只按影响范围、完整预算调度及小批全核验参考。各组真实H和独立抽检预算一致，动作定义和粒度相同；另将动作限制为逐条记录，以检验共享字段作用。依次令v_i一致、移除共享影响关系、以相同动作只按初始置信度排序，分离影响权重、依赖和更新策略的收益。评价既包含选中样本，也包含自动通过样本，避免选择偏差。</w:t>
+      </w:r>
+    </w:p>
+    <w:p>
+      <w:pPr>
+        <w:ind w:firstLine="480" w:firstLineChars="200"/>
+        <w:spacing w:line="312" w:lineRule="auto"/>
+      </w:pPr>
+      <w:r>
+        <w:rPr>
+          <w:rFonts w:ascii="Times New Roman" w:hAnsi="Times New Roman" w:eastAsia="宋体"/>
+          <w:b w:val="0"/>
+          <w:sz w:val="24"/>
+        </w:rPr>
+        <w:t>先固定同一知识库检验装配，再固定装配与学生检验调度得到的不同版本知识库，最后作交叉组合。教师与学生用相同资料、工具和生成预算，教师只是比较对象而非绝对性能上界。底座、普通证据SFT和经核验示范SFT共享教学预算，不把更多数据或更长上下文收益归为新算法。</w:t>
+      </w:r>
+    </w:p>
+    <w:p>
+      <w:pPr>
+        <w:ind w:firstLine="480" w:firstLineChars="200"/>
+        <w:spacing w:line="312" w:lineRule="auto"/>
+      </w:pPr>
       <w:r>
         <w:rPr>
           <w:rFonts w:ascii="Times New Roman" w:hAnsi="Times New Roman" w:eastAsia="宋体"/>
           <w:b/>
           <w:sz w:val="24"/>
         </w:rPr>
-        <w:t>两侧字段均有值且取值不同者 5,881 对</w:t>
-      </w:r>
+        <w:t>（四）指标与验证方式</w:t>
+      </w:r>
+    </w:p>
+    <w:p>
+      <w:pPr>
+        <w:ind w:firstLine="480" w:firstLineChars="200"/>
+        <w:spacing w:line="312" w:lineRule="auto"/>
+      </w:pPr>
       <w:r>
         <w:rPr>
           <w:rFonts w:ascii="Times New Roman" w:hAnsi="Times New Roman" w:eastAsia="宋体"/>
           <w:b w:val="0"/>
           <w:sz w:val="24"/>
         </w:rPr>
-        <w:t>，才构成已知条件冲突的候选。后续凡称"条件冲突"均指这 5,881 对，不使用含缺失的 7,452 对作为冲突样本数。这一数字仍只是数据侧的构造上限，不等于可评测样本数：判定对是记录之间的关系，而评测需要的是问题、答案与证据齐全的三元组。</w:t>
+        <w:t>主指标为来源留出任务上的答案事实正确率，条件敏感查询为主要分析组，一般事实查询为对照。逐项核验数值、性质类型、来源与条件对应；有事实标签的记录级问题可自动判断，开放原文问题需要预先核验参考和人工裁定。相结构也可能依赖状态，不将所有相结构题默认归为条件无关。正确性与答案是否完整写出条件分别计分，引用存在不等于全文语义支持。</w:t>
       </w:r>
     </w:p>
     <w:p>
@@ -4918,881 +2996,91 @@
           <w:b w:val="0"/>
           <w:sz w:val="24"/>
         </w:rPr>
-        <w:t>据实折算如下，三个数字分别对应三种口径，不可混用。其一，</w:t>
-      </w:r>
+        <w:t>答案充分性需区分“某条件下有哪些观测”和“整个区间的性能规律”。离散测量点不自动证明连续区间内性质，不能因为上下文装配覆盖较广就宣称物理充分。无法支持的部分保留缺口说明；不因某系统拒答或检索失败改变主分母，同时报告可回答题误拒与证据不足题恰当说明。</w:t>
+      </w:r>
+    </w:p>
+    <w:p>
+      <w:pPr>
+        <w:ind w:firstLine="480" w:firstLineChars="200"/>
+        <w:spacing w:line="312" w:lineRule="auto"/>
+      </w:pPr>
+      <w:r>
+        <w:rPr>
+          <w:rFonts w:ascii="Times New Roman" w:hAnsi="Times New Roman" w:eastAsia="宋体"/>
+          <w:b w:val="0"/>
+          <w:sz w:val="24"/>
+        </w:rPr>
+        <w:t>装配报告条件依赖保留率、来源绑定错误、最终输入token、预算违例、装配耗时与端到端答案正确率；小实例报告参考解和启发式目标差距，实际预算下报告求解超时与修复。目标F上升不能替代正确率提升。核验报告每小时实际核验记录、确认真错与修复数量、自动通过区的误放行估计和区间；疑点数不是检出率，用户人员时间须真实计时，不能由动作数直接换算。</w:t>
+      </w:r>
+    </w:p>
+    <w:p>
+      <w:pPr>
+        <w:ind w:firstLine="480" w:firstLineChars="200"/>
+        <w:spacing w:line="312" w:lineRule="auto"/>
+      </w:pPr>
+      <w:r>
+        <w:rPr>
+          <w:rFonts w:ascii="Times New Roman" w:hAnsi="Times New Roman" w:eastAsia="宋体"/>
+          <w:b w:val="0"/>
+          <w:sz w:val="24"/>
+        </w:rPr>
+        <w:t>同题干扰比较在固定候选和总预算下增减已确认条件不同的记录，同时记录原证据是否被挤出上下文。需要分别识别检索命中、装配保留及生成使用，而不是把所有错都归给检索。以原始完整证据包和同包去除依赖等受控设置分析来源；Oracle干预只说明特定信息变化下的差异，不自动分解成互不重叠的因果贡献。</w:t>
+      </w:r>
+    </w:p>
+    <w:p>
+      <w:pPr>
+        <w:ind w:firstLine="480" w:firstLineChars="200"/>
+        <w:spacing w:line="312" w:lineRule="auto"/>
+      </w:pPr>
+      <w:r>
+        <w:rPr>
+          <w:rFonts w:ascii="Times New Roman" w:hAnsi="Times New Roman" w:eastAsia="宋体"/>
+          <w:b w:val="0"/>
+          <w:sz w:val="24"/>
+        </w:rPr>
+        <w:t>多步Agent补充报告任务完成度、澄清恰当性、条件更新后的重查、轮数与总成本；不按唯一教师轨迹判定所有合理路径。固定最大轮数与预算，任何目标放宽须经用户确认。主答案质量、维护成本和多步表现分别汇报，不相互替代。</w:t>
+      </w:r>
+    </w:p>
+    <w:p>
+      <w:pPr>
+        <w:ind w:firstLine="480" w:firstLineChars="200"/>
+        <w:spacing w:line="312" w:lineRule="auto"/>
+      </w:pPr>
+      <w:r>
+        <w:rPr>
+          <w:rFonts w:ascii="Times New Roman" w:hAnsi="Times New Roman" w:eastAsia="宋体"/>
+          <w:b w:val="0"/>
+          <w:sz w:val="24"/>
+        </w:rPr>
+        <w:t>核心对照采用预定多个随机种子，按来源组配对重采样并作拆分敏感性；组数不足时收紧结论。与教师报告相同任务上的质量差与区间，“接近”阈值及最低可用水平在开发阶段按实际需要固定，未满足则只报告差距。语义自动评分可作辅助，但须人工校准后说明范围，不能把同一评分器训练与打分的闭环当作真实有效。</w:t>
+      </w:r>
+    </w:p>
+    <w:p>
+      <w:pPr>
+        <w:ind w:firstLine="480" w:firstLineChars="200"/>
+        <w:spacing w:line="312" w:lineRule="auto"/>
+      </w:pPr>
       <w:r>
         <w:rPr>
           <w:rFonts w:ascii="Times New Roman" w:hAnsi="Times New Roman" w:eastAsia="宋体"/>
           <w:b/>
           <w:sz w:val="24"/>
         </w:rPr>
-        <w:t>同时具备性能值（HV 或 YS）与测试温度、制备工艺的记录共 1,205 条</w:t>
-      </w:r>
+        <w:t>（五）技术路线与阶段衔接</w:t>
+      </w:r>
+    </w:p>
+    <w:p>
+      <w:pPr>
+        <w:ind w:firstLine="480" w:firstLineChars="200"/>
+        <w:spacing w:line="312" w:lineRule="auto"/>
+      </w:pPr>
       <w:r>
         <w:rPr>
           <w:rFonts w:ascii="Times New Roman" w:hAnsi="Times New Roman" w:eastAsia="宋体"/>
           <w:b w:val="0"/>
           <w:sz w:val="24"/>
         </w:rPr>
-        <w:t>；其二，</w:t>
-      </w:r>
-      <w:r>
-        <w:rPr>
-          <w:rFonts w:ascii="Times New Roman" w:hAnsi="Times New Roman" w:eastAsia="宋体"/>
-          <w:b/>
-          <w:sz w:val="24"/>
-        </w:rPr>
-        <w:t>在此基础上再要求试验类型也非空者 1,062 条</w:t>
-      </w:r>
-      <w:r>
-        <w:rPr>
-          <w:rFonts w:ascii="Times New Roman" w:hAnsi="Times New Roman" w:eastAsia="宋体"/>
-          <w:b w:val="0"/>
-          <w:sz w:val="24"/>
-        </w:rPr>
-        <w:t>，这是构造"条件完整"题的基础；其三，</w:t>
-      </w:r>
-      <w:r>
-        <w:rPr>
-          <w:rFonts w:ascii="Times New Roman" w:hAnsi="Times New Roman" w:eastAsia="宋体"/>
-          <w:b/>
-          <w:sz w:val="24"/>
-        </w:rPr>
-        <w:t>仅要求温度与工艺非空、不要求有性能值者 1,311 条</w:t>
-      </w:r>
-      <w:r>
-        <w:rPr>
-          <w:rFonts w:ascii="Times New Roman" w:hAnsi="Times New Roman" w:eastAsia="宋体"/>
-          <w:b w:val="0"/>
-          <w:sz w:val="24"/>
-        </w:rPr>
-        <w:t>，该口径下的记录不能用于性能问答，只可用于条件判定类任务。正文后述以 1,062 条为首版口径。</w:t>
-      </w:r>
-    </w:p>
-    <w:p>
-      <w:pPr>
-        <w:ind w:firstLine="480" w:firstLineChars="200"/>
-        <w:spacing w:line="312" w:lineRule="auto"/>
-      </w:pPr>
-      <w:r>
-        <w:rPr>
-          <w:rFonts w:ascii="Times New Roman" w:hAnsi="Times New Roman" w:eastAsia="宋体"/>
-          <w:b w:val="0"/>
-          <w:sz w:val="24"/>
-        </w:rPr>
-        <w:t>在 1,062 条中，存在同成分不同条件干扰项者 722 条，无干扰项者 340 条。</w:t>
-      </w:r>
-      <w:r>
-        <w:rPr>
-          <w:rFonts w:ascii="Times New Roman" w:hAnsi="Times New Roman" w:eastAsia="宋体"/>
-          <w:b/>
-          <w:sz w:val="24"/>
-        </w:rPr>
-        <w:t>须说明的是，无干扰项的记录同样可以构造条件敏感题</w:t>
-      </w:r>
-      <w:r>
-        <w:rPr>
-          <w:rFonts w:ascii="Times New Roman" w:hAnsi="Times New Roman" w:eastAsia="宋体"/>
-          <w:b w:val="0"/>
-          <w:sz w:val="24"/>
-        </w:rPr>
-        <w:t>：其干扰项不来自库中同成分的其他记录，而可由系统按该记录的已知条件反向构造错误条件的问法（如取该记录温度以外的温度提问），此时正确行为是如实说明"未找到该条件下的数据"。故 340 条并非只能做条件无关题，而是其干扰来源不同。</w:t>
-      </w:r>
-    </w:p>
-    <w:p>
-      <w:pPr>
-        <w:ind w:firstLine="480" w:firstLineChars="200"/>
-        <w:spacing w:line="312" w:lineRule="auto"/>
-      </w:pPr>
-      <w:r>
-        <w:rPr>
-          <w:rFonts w:ascii="Times New Roman" w:hAnsi="Times New Roman" w:eastAsia="宋体"/>
-          <w:b w:val="0"/>
-          <w:sz w:val="24"/>
-        </w:rPr>
-        <w:t>按一条记录生成一题计，条件敏感问答对约 722 题（库内干扰）+ 340 题（构造干扰），条件无关题另计。按百分之七十、十五、十五划分后，测试集规模在百余题量级。该规模足以支撑两组之间的正确率对比，但不足以支撑"问题类型×错误类型"的交叉分析，故须扩题。扩题途径为同一记录生成多种问法，须保证同记录的不同问法不跨数据分区。实际可用题数在首次构造后报告，不在此处填预计数值。</w:t>
-      </w:r>
-    </w:p>
-    <w:p>
-      <w:pPr>
-        <w:ind w:firstLine="480" w:firstLineChars="200"/>
-        <w:spacing w:line="312" w:lineRule="auto"/>
-      </w:pPr>
-      <w:r>
-        <w:rPr>
-          <w:rFonts w:ascii="Times New Roman" w:hAnsi="Times New Roman" w:eastAsia="宋体"/>
-          <w:b w:val="0"/>
-          <w:sz w:val="24"/>
-        </w:rPr>
-        <w:t>上述两部分数据共同构成条件感知的本地知识库：MPEA 作为已结构化的基础库，文献解析结果作为补充库，两者以统一的记录结构与条件元组入库。</w:t>
-      </w:r>
-    </w:p>
-    <w:p>
-      <w:pPr>
-        <w:ind w:firstLine="480" w:firstLineChars="200"/>
-        <w:spacing w:line="312" w:lineRule="auto"/>
-      </w:pPr>
-      <w:r>
-        <w:rPr>
-          <w:rFonts w:ascii="Times New Roman" w:hAnsi="Times New Roman" w:eastAsia="宋体"/>
-          <w:b w:val="0"/>
-          <w:sz w:val="24"/>
-        </w:rPr>
-        <w:t>补充库的来源为一套已获授权、规模约两万篇的材料学论文全文语料。该语料的使用价值在于三处：其一，主线数据中热处理与测量方法两个槽位无对应字段，这两类信息通常存在于论文的表格表头、表注与实验方法章节，只能从全文抽取；其二，主线数据仅 265 个来源，按来源关联分组划分后每区组数偏少，扩大语料可使独立来源数提升一个数量级；其三，真实全文的抽取结果带有真实噪声，可作为方法在非理想数据上的评测场景，而不只是在已清洗的结构化表上验证。</w:t>
-      </w:r>
-    </w:p>
-    <w:p>
-      <w:pPr>
-        <w:ind w:firstLine="480" w:firstLineChars="200"/>
-        <w:spacing w:line="312" w:lineRule="auto"/>
-      </w:pPr>
-      <w:r>
-        <w:rPr>
-          <w:rFonts w:ascii="Times New Roman" w:hAnsi="Times New Roman" w:eastAsia="宋体"/>
-          <w:b w:val="0"/>
-          <w:sz w:val="24"/>
-        </w:rPr>
-        <w:t>须明确的是，语料篇数不等于可用记录数，两者之间存在多级损耗：并非每篇论文都含实验性能数据（综述、纯计算与理论类论文往往没有）；解析环节在表格合并单元格、上下标与真实扫描件上存在已知短板；三类条件字段须同时可定位方构成本课题所需的条件完整记录。因此本课题不按篇数推算样本规模，而以实测可用率折算。</w:t>
-      </w:r>
-    </w:p>
-    <w:p>
-      <w:pPr>
-        <w:ind w:firstLine="480" w:firstLineChars="200"/>
-        <w:spacing w:line="312" w:lineRule="auto"/>
-      </w:pPr>
-      <w:r>
-        <w:rPr>
-          <w:rFonts w:ascii="Times New Roman" w:hAnsi="Times New Roman" w:eastAsia="宋体"/>
-          <w:b w:val="0"/>
-          <w:sz w:val="24"/>
-        </w:rPr>
-        <w:t>处理流程分三步，且先验证后扩量。第一步抽样约两百篇跑通完整管线，依次经解析、字段抽取与一致性检查，实测各级损耗并报告真实可用率；第二步依据该可用率决定是否扩大处理规模，若抽取环节存在系统性缺陷则先修正管线再扩量；第三步在确认管线可用后处理全量语料，并按来源分组完成数据划分。</w:t>
-      </w:r>
-    </w:p>
-    <w:p>
-      <w:pPr>
-        <w:ind w:firstLine="480" w:firstLineChars="200"/>
-        <w:spacing w:line="312" w:lineRule="auto"/>
-      </w:pPr>
-      <w:r>
-        <w:rPr>
-          <w:rFonts w:ascii="Times New Roman" w:hAnsi="Times New Roman" w:eastAsia="宋体"/>
-          <w:b w:val="0"/>
-          <w:sz w:val="24"/>
-        </w:rPr>
-        <w:t>解析环节采用开源工具 MinerU 将 PDF 转换为结构化文本</w:t>
-      </w:r>
-      <w:r>
-        <w:rPr>
-          <w:rFonts w:ascii="Times New Roman" w:hAnsi="Times New Roman" w:eastAsia="宋体"/>
-          <w:sz w:val="24"/>
-          <w:vertAlign w:val="superscript"/>
-        </w:rPr>
-        <w:fldChar w:fldCharType="begin"/>
-        <w:instrText xml:space="preserve"> REF _Ref_ref043 \h </w:instrText>
-        <w:fldChar w:fldCharType="separate"/>
-        <w:t xml:space="preserve">[43]</w:t>
-        <w:fldChar w:fldCharType="end"/>
-      </w:r>
-      <w:r>
-        <w:rPr>
-          <w:rFonts w:ascii="Times New Roman" w:hAnsi="Times New Roman" w:eastAsia="宋体"/>
-          <w:b w:val="0"/>
-          <w:sz w:val="24"/>
-        </w:rPr>
-        <w:t>，其输出须经槽位抽取与一致性检查后方可入库，不直接计入判定数据。抽取环节须区分实验值与计算值：计算得到的性能与实测性能不属同一类别，混同会使"所引记录与所述数值一致"这一判定标准失效，故每条记录须标注数值来源类型。补充库的实际可用条数、各槽位覆盖率与来源数在首轮试验后报告，此处不填预计数值。</w:t>
-      </w:r>
-    </w:p>
-    <w:p>
-      <w:pPr>
-        <w:ind w:firstLine="480" w:firstLineChars="200"/>
-        <w:spacing w:line="312" w:lineRule="auto"/>
-      </w:pPr>
-      <w:r>
-        <w:rPr>
-          <w:rFonts w:ascii="Times New Roman" w:hAnsi="Times New Roman" w:eastAsia="宋体"/>
-          <w:b w:val="0"/>
-          <w:sz w:val="24"/>
-        </w:rPr>
-        <w:t>其他公开合金数据源已作初步排查，均未达到本课题的可用条件。难熔高熵合金方向存在规模更大的数据库（如 ULTERA，报告约 2,700 种合金、6,500 条性质数据、540 篇文献），但其数据未公开，需经合作申请获取；其他以性能汇总为主的数据集侧重成分与性能两列，缺少可比的测试条件与来源字段，无法支撑条件适用性判定。材料领域的离线检索增强已有实践</w:t>
-      </w:r>
-      <w:r>
-        <w:rPr>
-          <w:rFonts w:ascii="Times New Roman" w:hAnsi="Times New Roman" w:eastAsia="宋体"/>
-          <w:sz w:val="24"/>
-          <w:vertAlign w:val="superscript"/>
-        </w:rPr>
-        <w:fldChar w:fldCharType="begin"/>
-        <w:instrText xml:space="preserve"> REF _Ref_ref055 \h </w:instrText>
-        <w:fldChar w:fldCharType="separate"/>
-        <w:t xml:space="preserve">[55]</w:t>
-        <w:fldChar w:fldCharType="end"/>
-      </w:r>
-      <w:r>
-        <w:rPr>
-          <w:rFonts w:ascii="Times New Roman" w:hAnsi="Times New Roman" w:eastAsia="宋体"/>
-          <w:b w:val="0"/>
-          <w:sz w:val="24"/>
-        </w:rPr>
-        <w:t>，其做法是整合文献与结构化数据两类来源，本课题在数据组织上采用相近思路，但把条件元组作为独立字段处理。MPEA 作为主线的依据不在于规模，而在于同时提供成分、状态、测试条件与来源标识四类字段。若具备许可与下载条件，可选用再生铝合金模拟数据扩展规模</w:t>
-      </w:r>
-      <w:r>
-        <w:rPr>
-          <w:rFonts w:ascii="Times New Roman" w:hAnsi="Times New Roman" w:eastAsia="宋体"/>
-          <w:sz w:val="24"/>
-          <w:vertAlign w:val="superscript"/>
-        </w:rPr>
-        <w:fldChar w:fldCharType="begin"/>
-        <w:instrText xml:space="preserve"> REF _Ref_ref024 \h </w:instrText>
-        <w:fldChar w:fldCharType="separate"/>
-        <w:t xml:space="preserve">[24]</w:t>
-        <w:fldChar w:fldCharType="end"/>
-      </w:r>
-      <w:r>
-        <w:rPr>
-          <w:rFonts w:ascii="Times New Roman" w:hAnsi="Times New Roman" w:eastAsia="宋体"/>
-          <w:b w:val="0"/>
-          <w:sz w:val="24"/>
-        </w:rPr>
-        <w:t>，但它不是高熵合金实测数据，正式使用前须核对版本、字段与缺失值，不作为当前必需前提。</w:t>
-      </w:r>
-    </w:p>
-    <w:p>
-      <w:pPr>
-        <w:ind w:firstLine="480" w:firstLineChars="200"/>
-        <w:spacing w:line="312" w:lineRule="auto"/>
-      </w:pPr>
-      <w:r>
-        <w:rPr>
-          <w:rFonts w:ascii="Times New Roman" w:hAnsi="Times New Roman" w:eastAsia="宋体"/>
-          <w:b w:val="0"/>
-          <w:sz w:val="24"/>
-        </w:rPr>
-        <w:t>数据划分以来源关联组为单位，约按 70%、15%、15% 分配训练、开发与测试，同组不可拆分。划分后先确认每区是否有足够的来源组与可比较判定对；若不足以支撑稳定的留出比较，则扩大获准资料或收紧结论范围，不以增加同记录改写次数代替独立来源。实际可用的判定对数、来源组数与各槽位覆盖率在首次划分完成后报告。</w:t>
-      </w:r>
-    </w:p>
-    <w:p>
-      <w:pPr>
-        <w:ind w:firstLine="480" w:firstLineChars="200"/>
-        <w:spacing w:line="312" w:lineRule="auto"/>
-      </w:pPr>
-      <w:r>
-        <w:rPr>
-          <w:rFonts w:ascii="Times New Roman" w:hAnsi="Times New Roman" w:eastAsia="宋体"/>
-          <w:b w:val="0"/>
-          <w:sz w:val="24"/>
-        </w:rPr>
-        <w:t>已核实的参考资源包括 LLMatDesign 的公开实现、BCC/B2 研究的部分公开成分与训练代码，以及 Qwen3 等开放权重底座</w:t>
-      </w:r>
-      <w:r>
-        <w:rPr>
-          <w:rFonts w:ascii="Times New Roman" w:hAnsi="Times New Roman" w:eastAsia="宋体"/>
-          <w:sz w:val="24"/>
-          <w:vertAlign w:val="superscript"/>
-        </w:rPr>
-        <w:fldChar w:fldCharType="begin"/>
-        <w:instrText xml:space="preserve"> REF _Ref_ref001 \h </w:instrText>
-        <w:fldChar w:fldCharType="separate"/>
-        <w:t xml:space="preserve">[1]</w:t>
-        <w:fldChar w:fldCharType="end"/>
-      </w:r>
-      <w:r>
-        <w:rPr>
-          <w:rFonts w:ascii="Times New Roman" w:hAnsi="Times New Roman" w:eastAsia="宋体"/>
-          <w:sz w:val="24"/>
-          <w:vertAlign w:val="superscript"/>
-        </w:rPr>
-        <w:fldChar w:fldCharType="begin"/>
-        <w:instrText xml:space="preserve"> REF _Ref_ref002 \h </w:instrText>
-        <w:fldChar w:fldCharType="separate"/>
-        <w:t xml:space="preserve">[2]</w:t>
-        <w:fldChar w:fldCharType="end"/>
-      </w:r>
-      <w:r>
-        <w:rPr>
-          <w:rFonts w:ascii="Times New Roman" w:hAnsi="Times New Roman" w:eastAsia="宋体"/>
-          <w:sz w:val="24"/>
-          <w:vertAlign w:val="superscript"/>
-        </w:rPr>
-        <w:fldChar w:fldCharType="begin"/>
-        <w:instrText xml:space="preserve"> REF _Ref_ref021 \h </w:instrText>
-        <w:fldChar w:fldCharType="separate"/>
-        <w:t xml:space="preserve">[21]</w:t>
-        <w:fldChar w:fldCharType="end"/>
-      </w:r>
-      <w:r>
-        <w:rPr>
-          <w:rFonts w:ascii="Times New Roman" w:hAnsi="Times New Roman" w:eastAsia="宋体"/>
-          <w:b w:val="0"/>
-          <w:sz w:val="24"/>
-        </w:rPr>
-        <w:t>。AlloyGPT 权重或相关数据的获取受许可与申请条件影响，不绑定为开箱即用基线</w:t>
-      </w:r>
-      <w:r>
-        <w:rPr>
-          <w:rFonts w:ascii="Times New Roman" w:hAnsi="Times New Roman" w:eastAsia="宋体"/>
-          <w:sz w:val="24"/>
-          <w:vertAlign w:val="superscript"/>
-        </w:rPr>
-        <w:fldChar w:fldCharType="begin"/>
-        <w:instrText xml:space="preserve"> REF _Ref_ref004 \h </w:instrText>
-        <w:fldChar w:fldCharType="separate"/>
-        <w:t xml:space="preserve">[4]</w:t>
-        <w:fldChar w:fldCharType="end"/>
-      </w:r>
-      <w:r>
-        <w:rPr>
-          <w:rFonts w:ascii="Times New Roman" w:hAnsi="Times New Roman" w:eastAsia="宋体"/>
-          <w:b w:val="0"/>
-          <w:sz w:val="24"/>
-        </w:rPr>
-        <w:t>。不要求从头复现 LLaMat 继续预训练，也不要求采购商业热力学软件。公开数据的项目许可、基础模型许可与教师服务的数据使用条件须分别核对，不能用代码开源替代数据授权。基础模型的许可须按实际采用的版本核对，不以历史版本的开源协议推断当前条款。</w:t>
-      </w:r>
-    </w:p>
-    <w:p>
-      <w:pPr>
-        <w:ind w:firstLine="480" w:firstLineChars="200"/>
-        <w:spacing w:line="312" w:lineRule="auto"/>
-      </w:pPr>
-      <w:r>
-        <w:rPr>
-          <w:rFonts w:ascii="Times New Roman" w:hAnsi="Times New Roman" w:eastAsia="宋体"/>
-          <w:b/>
-          <w:sz w:val="24"/>
-        </w:rPr>
-        <w:t>（三）实验设计与公平比较</w:t>
-      </w:r>
-    </w:p>
-    <w:p>
-      <w:pPr>
-        <w:ind w:firstLine="480" w:firstLineChars="200"/>
-        <w:spacing w:line="312" w:lineRule="auto"/>
-      </w:pPr>
-      <w:r>
-        <w:rPr>
-          <w:rFonts w:ascii="Times New Roman" w:hAnsi="Times New Roman" w:eastAsia="宋体"/>
-          <w:b w:val="0"/>
-          <w:sz w:val="24"/>
-        </w:rPr>
-        <w:t>设置来源关联组互斥的训练、开发、测试三部分，先划分再构造判定对。教师示范池仅由训练资料产生；本体比较规则的阈值、置信度门槛与评价规则在开发集冻结；测试任务只作最后报告。性能字段、来源标签与目标配方的泄漏检查独立进行。同一组基础配方的不同自然语言改写不能跨区，必要时增加留出元素组合或相近成分簇的压力测试。</w:t>
-      </w:r>
-    </w:p>
-    <w:p>
-      <w:pPr>
-        <w:ind w:firstLine="480" w:firstLineChars="200"/>
-        <w:spacing w:line="312" w:lineRule="auto"/>
-      </w:pPr>
-      <w:r>
-        <w:rPr>
-          <w:rFonts w:ascii="Times New Roman" w:hAnsi="Times New Roman" w:eastAsia="宋体"/>
-          <w:b w:val="0"/>
-          <w:sz w:val="24"/>
-        </w:rPr>
-        <w:t>设两类明确区分的测试。第一类为"可见证据支持的辅助任务"：向各方法提供相同且许可允许的测试资料，检查其是否能提出有对应证据且满足要求的候选；这是有资料可用的应用，不把检索到测试记录本身伪装成未知性能预测。第二类为"隐藏目标记录的回放任务"：隐藏目标论文与重复记录，以已知观测标签辅助检查候选恢复或排序；只有候选能规范匹配观测记录时，才计入观测性能支持，未匹配候选标为未验证，不当作实验失败。两类结果分开报告。</w:t>
-      </w:r>
-    </w:p>
-    <w:p>
-      <w:pPr>
-        <w:ind w:firstLine="480" w:firstLineChars="200"/>
-        <w:spacing w:line="312" w:lineRule="auto"/>
-      </w:pPr>
-      <w:r>
-        <w:rPr>
-          <w:rFonts w:ascii="Times New Roman" w:hAnsi="Times New Roman" w:eastAsia="宋体"/>
-          <w:b w:val="0"/>
-          <w:sz w:val="24"/>
-        </w:rPr>
-        <w:t>基础对照包括五组，各组使用同一文献库、同一检索召回数与同一底座，只改变条件处理策略，其余设置保持一致。其一为常规 RAG，不作条件区分。其二为</w:t>
-      </w:r>
-      <w:r>
-        <w:rPr>
-          <w:rFonts w:ascii="Times New Roman" w:hAnsi="Times New Roman" w:eastAsia="宋体"/>
-          <w:b/>
-          <w:sz w:val="24"/>
-        </w:rPr>
-        <w:t>文本拼接对照</w:t>
-      </w:r>
-      <w:r>
-        <w:rPr>
-          <w:rFonts w:ascii="Times New Roman" w:hAnsi="Times New Roman" w:eastAsia="宋体"/>
-          <w:b w:val="0"/>
-          <w:sz w:val="24"/>
-        </w:rPr>
-        <w:t>：把成分、性能与三条件字段拼成一段自然语言写入检索单元，不做结构化绑定，也不做前置判定。这一组是关键，它回答"条件信息以结构化方式组织是否必要"，若其结果与完整方案相当，则条件元组的组织方式不构成贡献。其三为仅按语义重排的 RAG。其四为规则硬过滤 RAG，仅按条件做硬性筛选、不做冲突处置与依据标注；该组本身使用了条件字段，故须与消融结果结合解读，才能分离"字段有用"与"过滤有用"。其五为用大模型直接问答，作为性能上界参考。检索环节单独设对照：不作条件区分的通用重排器、按规则硬过滤条件的检索、仅用元数据字段匹配的做法，以及本课题微调的条件感知重排器；这一组对照固定生成模型与上下文预算，只改变重排策略，以隔离条件判断本身的贡献，避免把检索改善与训练改善混为一谈。核心判定实验固定同一批判定对与同一底座，比较纯规则、纯模型、规则+模型三种做法；若 LESS 的计算成本适合，则加入梯度选择对照。将随机选择列为必做对照而非弱基线，依据是已有研究显示定向选样并不稳定优于均匀随机采样、随机采样在若干设定下具有竞争力</w:t>
-      </w:r>
-      <w:r>
-        <w:rPr>
-          <w:rFonts w:ascii="Times New Roman" w:hAnsi="Times New Roman" w:eastAsia="宋体"/>
-          <w:sz w:val="24"/>
-          <w:vertAlign w:val="superscript"/>
-        </w:rPr>
-        <w:fldChar w:fldCharType="begin"/>
-        <w:instrText xml:space="preserve"> REF _Ref_ref028 \h </w:instrText>
-        <w:fldChar w:fldCharType="separate"/>
-        <w:t xml:space="preserve">[28]</w:t>
-        <w:fldChar w:fldCharType="end"/>
-      </w:r>
-      <w:r>
-        <w:rPr>
-          <w:rFonts w:ascii="Times New Roman" w:hAnsi="Times New Roman" w:eastAsia="宋体"/>
-          <w:b w:val="0"/>
-          <w:sz w:val="24"/>
-        </w:rPr>
-        <w:t>；因此只有显著优于随机选择的结果才计入所提方法的增益。全量训练只作额外预算上界参考，不宣称与等预算子集比较完全公平。种子预热与诊断开销在各组使用一致设置，选样计算成本计入总账。</w:t>
-      </w:r>
-    </w:p>
-    <w:p>
-      <w:pPr>
-        <w:ind w:firstLine="480" w:firstLineChars="200"/>
-        <w:spacing w:line="312" w:lineRule="auto"/>
-      </w:pPr>
-      <w:r>
-        <w:rPr>
-          <w:rFonts w:ascii="Times New Roman" w:hAnsi="Times New Roman" w:eastAsia="宋体"/>
-          <w:b w:val="0"/>
-          <w:sz w:val="24"/>
-        </w:rPr>
-        <w:t>消融实验聚焦三项核心设计，每组只改动一处，其余设置保持不变，使改进归因可追溯。</w:t>
-      </w:r>
-    </w:p>
-    <w:p>
-      <w:pPr>
-        <w:ind w:firstLine="480" w:firstLineChars="200"/>
-        <w:spacing w:line="312" w:lineRule="auto"/>
-      </w:pPr>
-      <w:r>
-        <w:rPr>
-          <w:rFonts w:ascii="Times New Roman" w:hAnsi="Times New Roman" w:eastAsia="宋体"/>
-          <w:b w:val="0"/>
-          <w:sz w:val="24"/>
-        </w:rPr>
-        <w:t>第一组将覆盖度计算换回离散三态判定：其余设置不变，只改判定形式，测出连续量相对离散类别的贡献。该组是创新点一的核心对照，因两种判定在同等条件信息下比较。</w:t>
-      </w:r>
-    </w:p>
-    <w:p>
-      <w:pPr>
-        <w:ind w:firstLine="480" w:firstLineChars="200"/>
-        <w:spacing w:line="312" w:lineRule="auto"/>
-      </w:pPr>
-      <w:r>
-        <w:rPr>
-          <w:rFonts w:ascii="Times New Roman" w:hAnsi="Times New Roman" w:eastAsia="宋体"/>
-          <w:b w:val="0"/>
-          <w:sz w:val="24"/>
-        </w:rPr>
-        <w:t>第二组移除覆盖度修正判别环节：直接用规则算出的覆盖度做阈值判断，测出判别环节的贡献。</w:t>
-      </w:r>
-    </w:p>
-    <w:p>
-      <w:pPr>
-        <w:ind w:firstLine="480" w:firstLineChars="200"/>
-        <w:spacing w:line="312" w:lineRule="auto"/>
-      </w:pPr>
-      <w:r>
-        <w:rPr>
-          <w:rFonts w:ascii="Times New Roman" w:hAnsi="Times New Roman" w:eastAsia="宋体"/>
-          <w:b w:val="0"/>
-          <w:sz w:val="24"/>
-        </w:rPr>
-        <w:t>第三组移除缺失维度识别：只输出合成覆盖度而不报告缺失维度，测出结构化输出相对单一分数的增益。</w:t>
-      </w:r>
-    </w:p>
-    <w:p>
-      <w:pPr>
-        <w:ind w:firstLine="480" w:firstLineChars="200"/>
-        <w:spacing w:line="312" w:lineRule="auto"/>
-      </w:pPr>
-      <w:r>
-        <w:rPr>
-          <w:rFonts w:ascii="Times New Roman" w:hAnsi="Times New Roman" w:eastAsia="宋体"/>
-          <w:b w:val="0"/>
-          <w:sz w:val="24"/>
-        </w:rPr>
-        <w:t>三组之外另设一组基线消融：仅用规则覆盖度与固定阈值、不引入蒸馏模型，直接测出规则方法的天花板，用于界定模型的必要性，该结果如实报告。</w:t>
-      </w:r>
-    </w:p>
-    <w:p>
-      <w:pPr>
-        <w:ind w:firstLine="480" w:firstLineChars="200"/>
-        <w:spacing w:line="312" w:lineRule="auto"/>
-      </w:pPr>
-      <w:r>
-        <w:rPr>
-          <w:rFonts w:ascii="Times New Roman" w:hAnsi="Times New Roman" w:eastAsia="宋体"/>
-          <w:b w:val="0"/>
-          <w:sz w:val="24"/>
-        </w:rPr>
-        <w:t>为检验小模型是否只承担无增益外壳，加入"同一需求解析结果加传统约束优化器、不调用语言模型做决策"的对照。在资料条件与数值工具一致时，比较模型在实例组织、操作选择与说明生成方面是否有实质收益。对照也允许使用暖启动，不人为限制其候选复用或数值求解能力。对一般投影、取整与配比修正的收益不全部计为模型学习效果。</w:t>
-      </w:r>
-    </w:p>
-    <w:p>
-      <w:pPr>
-        <w:ind w:firstLine="480" w:firstLineChars="200"/>
-        <w:spacing w:line="312" w:lineRule="auto"/>
-      </w:pPr>
-      <w:r>
-        <w:rPr>
-          <w:rFonts w:ascii="Times New Roman" w:hAnsi="Times New Roman" w:eastAsia="宋体"/>
-          <w:b w:val="0"/>
-          <w:sz w:val="24"/>
-        </w:rPr>
-        <w:t>教师比较冻结一个明确的服务版本、提示、输出预算与运行日期。先在统一证据与工具下比较系统效果，再单列无工具模型表现；只允许学生多用工具而教师不能用工具的比较，必须标为部署方案比较而非模型能力比较。预先记录教师调用失败与重试，训练阶段与最终测试阶段费用分开，不预设"大模型总比小模型慢"或"小模型总比接口调用便宜"。</w:t>
-      </w:r>
-    </w:p>
-    <w:p>
-      <w:pPr>
-        <w:ind w:firstLine="480" w:firstLineChars="200"/>
-        <w:spacing w:line="312" w:lineRule="auto"/>
-      </w:pPr>
-      <w:r>
-        <w:rPr>
-          <w:rFonts w:ascii="Times New Roman" w:hAnsi="Times New Roman" w:eastAsia="宋体"/>
-          <w:b/>
-          <w:sz w:val="24"/>
-        </w:rPr>
-        <w:t>（四）指标、接近标准与应用价值验证</w:t>
-      </w:r>
-    </w:p>
-    <w:p>
-      <w:pPr>
-        <w:ind w:firstLine="480" w:firstLineChars="200"/>
-        <w:spacing w:line="312" w:lineRule="auto"/>
-      </w:pPr>
-      <w:r>
-        <w:rPr>
-          <w:rFonts w:ascii="Times New Roman" w:hAnsi="Times New Roman" w:eastAsia="宋体"/>
-          <w:b w:val="0"/>
-          <w:sz w:val="24"/>
-        </w:rPr>
-        <w:t>主要任务指标为分问题类型的答案正确率。问题按是否涉及条件敏感查询分为两组：条件敏感组（如指定测试温度或工艺状态下的性能查询）与条件无关组（如相结构列举、元素组成查询）。两组分别报告正确率，其中条件敏感组的提升为主要结论依据，条件无关组用作对照以排除整体性提升来自其他因素。</w:t>
-      </w:r>
-    </w:p>
-    <w:p>
-      <w:pPr>
-        <w:ind w:firstLine="480" w:firstLineChars="200"/>
-        <w:spacing w:line="312" w:lineRule="auto"/>
-      </w:pPr>
-      <w:r>
-        <w:rPr>
-          <w:rFonts w:ascii="Times New Roman" w:hAnsi="Times New Roman" w:eastAsia="宋体"/>
-          <w:b w:val="0"/>
-          <w:sz w:val="24"/>
-        </w:rPr>
-        <w:t>条件敏感组内进一步做两类分层报告，二者用途不同。</w:t>
-      </w:r>
-    </w:p>
-    <w:p>
-      <w:pPr>
-        <w:ind w:firstLine="480" w:firstLineChars="200"/>
-        <w:spacing w:line="312" w:lineRule="auto"/>
-      </w:pPr>
-      <w:r>
-        <w:rPr>
-          <w:rFonts w:ascii="Times New Roman" w:hAnsi="Times New Roman" w:eastAsia="宋体"/>
-          <w:b w:val="0"/>
-          <w:sz w:val="24"/>
-        </w:rPr>
-        <w:t>第一类按库内是否存在同成分干扰项分层。若条件元组确实在起作用，增益应较多出现在库内存在同成分不同条件记录的题目上。须说明这是</w:t>
-      </w:r>
-      <w:r>
-        <w:rPr>
-          <w:rFonts w:ascii="Times New Roman" w:hAnsi="Times New Roman" w:eastAsia="宋体"/>
-          <w:b/>
-          <w:sz w:val="24"/>
-        </w:rPr>
-        <w:t>机制线索而非因果证据</w:t>
-      </w:r>
-      <w:r>
-        <w:rPr>
-          <w:rFonts w:ascii="Times New Roman" w:hAnsi="Times New Roman" w:eastAsia="宋体"/>
-          <w:b w:val="0"/>
-          <w:sz w:val="24"/>
-        </w:rPr>
-        <w:t>：分层由数据固有属性决定，不是随机分配的，因此不能把两层差异直接称为因果。真正的因果证据来自下一条的受控比较。</w:t>
-      </w:r>
-    </w:p>
-    <w:p>
-      <w:pPr>
-        <w:ind w:firstLine="480" w:firstLineChars="200"/>
-        <w:spacing w:line="312" w:lineRule="auto"/>
-      </w:pPr>
-      <w:r>
-        <w:rPr>
-          <w:rFonts w:ascii="Times New Roman" w:hAnsi="Times New Roman" w:eastAsia="宋体"/>
-          <w:b w:val="0"/>
-          <w:sz w:val="24"/>
-        </w:rPr>
-        <w:t>第二类做同题受控加减干扰：对同一道题，分别在候选集合中保留与移除同成分不同条件的干扰记录，其他设置完全固定，比较答案正确率的变化。这是随机可控的比较，其差值直接度量条件处理的作用。</w:t>
-      </w:r>
-    </w:p>
-    <w:p>
-      <w:pPr>
-        <w:ind w:firstLine="480" w:firstLineChars="200"/>
-        <w:spacing w:line="312" w:lineRule="auto"/>
-      </w:pPr>
-      <w:r>
-        <w:rPr>
-          <w:rFonts w:ascii="Times New Roman" w:hAnsi="Times New Roman" w:eastAsia="宋体"/>
-          <w:b/>
-          <w:sz w:val="24"/>
-        </w:rPr>
-        <w:t>答案正确性判定与依据标注完整性分开计分</w:t>
-      </w:r>
-      <w:r>
-        <w:rPr>
-          <w:rFonts w:ascii="Times New Roman" w:hAnsi="Times New Roman" w:eastAsia="宋体"/>
-          <w:b w:val="0"/>
-          <w:sz w:val="24"/>
-        </w:rPr>
-        <w:t>，避免格式要求污染正确率。正确性只看：所述性能数值是否与所引记录一致、所引记录的条件是否与问题要求相符、条件不符时是否如实拒答。依据标注是否完整（答案是否写明所依据记录的条件）作为独立的完整率指标单独报告。这样，消融中移除依据标注一组的正确率不会因定义而必然下降，其影响只体现在完整率与人工可用性评价上。</w:t>
-      </w:r>
-    </w:p>
-    <w:p>
-      <w:pPr>
-        <w:ind w:firstLine="480" w:firstLineChars="200"/>
-        <w:spacing w:line="312" w:lineRule="auto"/>
-      </w:pPr>
-      <w:r>
-        <w:rPr>
-          <w:rFonts w:ascii="Times New Roman" w:hAnsi="Times New Roman" w:eastAsia="宋体"/>
-          <w:b w:val="0"/>
-          <w:sz w:val="24"/>
-        </w:rPr>
-        <w:t>另报逐条依据准确率、条件标注完整率与拒答率。</w:t>
-      </w:r>
-    </w:p>
-    <w:p>
-      <w:pPr>
-        <w:ind w:firstLine="480" w:firstLineChars="200"/>
-        <w:spacing w:line="312" w:lineRule="auto"/>
-      </w:pPr>
-      <w:r>
-        <w:rPr>
-          <w:rFonts w:ascii="Times New Roman" w:hAnsi="Times New Roman" w:eastAsia="宋体"/>
-          <w:b w:val="0"/>
-          <w:sz w:val="24"/>
-        </w:rPr>
-        <w:t>上述指标均在单轮条件下测得，以便与既有工作直接比较。此外在多步 Agent 载体上设一项</w:t>
-      </w:r>
-      <w:r>
-        <w:rPr>
-          <w:rFonts w:ascii="Times New Roman" w:hAnsi="Times New Roman" w:eastAsia="宋体"/>
-          <w:b/>
-          <w:sz w:val="24"/>
-        </w:rPr>
-        <w:t>补充指标：任务完成度</w:t>
-      </w:r>
-      <w:r>
-        <w:rPr>
-          <w:rFonts w:ascii="Times New Roman" w:hAnsi="Times New Roman" w:eastAsia="宋体"/>
-          <w:b w:val="0"/>
-          <w:sz w:val="24"/>
-        </w:rPr>
-        <w:t>，用于检验冲突处置在交互中是否真正改变了结果。任务完成度的判定不看单条回答是否正确，而看三类关键决策点是否处理得当。其一，在仅检索到条件冲突证据时，是否选择了澄清追问或如实说明不可得，而非直接采用；其二，在用户补充条件或改换追问后，是否基于新条件重新检索而非沿用旧候选；其三，终止作答时，给出的结论是否与全程已检索到的证据一致，不出现先声明未找到后又给出数据这类自相矛盾。三项按通过与否分别统计，并报告失败样本的失败环节。</w:t>
-      </w:r>
-    </w:p>
-    <w:p>
-      <w:pPr>
-        <w:ind w:firstLine="480" w:firstLineChars="200"/>
-        <w:spacing w:line="312" w:lineRule="auto"/>
-      </w:pPr>
-      <w:r>
-        <w:rPr>
-          <w:rFonts w:ascii="Times New Roman" w:hAnsi="Times New Roman" w:eastAsia="宋体"/>
-          <w:b w:val="0"/>
-          <w:sz w:val="24"/>
-        </w:rPr>
-        <w:t>须说明的是，</w:t>
-      </w:r>
-      <w:r>
-        <w:rPr>
-          <w:rFonts w:ascii="Times New Roman" w:hAnsi="Times New Roman" w:eastAsia="宋体"/>
-          <w:b/>
-          <w:sz w:val="24"/>
-        </w:rPr>
-        <w:t>主指标仍是单轮答案正确率</w:t>
-      </w:r>
-      <w:r>
-        <w:rPr>
-          <w:rFonts w:ascii="Times New Roman" w:hAnsi="Times New Roman" w:eastAsia="宋体"/>
-          <w:b w:val="0"/>
-          <w:sz w:val="24"/>
-        </w:rPr>
-        <w:t>，任务完成度仅用于支撑第二项研究内容，不替代主指标。原因是多步任务的评价尚无公认口径，且决策路径不唯一，若以其为主指标，结论难以与既有工作比较。任务资格在评测前由构造协议与独立检查确定，不因某方法是否成功检索或输出而改变分母；资格不确定的题目单列并报告纳入与排除数量。</w:t>
-      </w:r>
-    </w:p>
-    <w:p>
-      <w:pPr>
-        <w:ind w:firstLine="480" w:firstLineChars="200"/>
-        <w:spacing w:line="312" w:lineRule="auto"/>
-      </w:pPr>
-      <w:r>
-        <w:rPr>
-          <w:rFonts w:ascii="Times New Roman" w:hAnsi="Times New Roman" w:eastAsia="宋体"/>
-          <w:b w:val="0"/>
-          <w:sz w:val="24"/>
-        </w:rPr>
-        <w:t>错误按三类归因分别统计：检索未命中（正确记录未出现在候选中）、条件误用（记录被检索到但条件不符仍被采用）、生成错误（证据与条件均正确而表述出错）。为使三类可被分离测量而非事后推断，另设两种评测条件：在"给定正确证据"的条件下运行，此时若仍出错即排除检索因素；在"给定正确证据且条件已正确标注"的条件下运行，此时若仍出错即为纯生成问题。两种条件下的结果与自然条件下的结果并列报告，其差值分别对应检索环节与条件处理环节的贡献。该设置参照科学问答中区分检索、接地与合成瓶颈的常见做法。三类占比分别报告，作为判断改进优先级与评价各环节贡献的依据。数值约束冲突、证据不足与需要澄清的问题单独构造与报告，不混入上述主分母。对能由数值求解器确认的冲突，检查冲突识别及解释正确率，并报告可行任务的误拒率；对证据不足或输入不完整，核验其是否恰当地标注缺失或请求澄清。有限搜索未找到、检索未命中和输入含糊均不算已证明无解。所有任务类别、证据支持规则、缺失处理与人工裁定协议在开发阶段固定并用于全部方法，教师与学生的主质量差距也只在相同主任务集合上计算。</w:t>
-      </w:r>
-    </w:p>
-    <w:p>
-      <w:pPr>
-        <w:ind w:firstLine="480" w:firstLineChars="200"/>
-        <w:spacing w:line="312" w:lineRule="auto"/>
-      </w:pPr>
-      <w:r>
-        <w:rPr>
-          <w:rFonts w:ascii="Times New Roman" w:hAnsi="Times New Roman" w:eastAsia="宋体"/>
-          <w:b w:val="0"/>
-          <w:sz w:val="24"/>
-        </w:rPr>
-        <w:t>"接近教师"采用任务质量差值而非文本相似率。设 Q_T 与 Q_S 分别为教师与学生的主要任务得分，报告 Q_T 减 Q_S 的配对差值及不确定区间。可接受差距 δ 与最低可用水平 Q_min 在开发阶段依据实际任务需求确定，测试前锁定；只有差距的区间上界不超过 δ，且学生达到 Q_min 时，才在相应任务范围内使用"接近"表述。无法确定具有实际意义的 δ 时，只报告差距，不宣称已达到可接受水平。教师自身若质量不足，接近教师也不代表可用。</w:t>
-      </w:r>
-    </w:p>
-    <w:p>
-      <w:pPr>
-        <w:ind w:firstLine="480" w:firstLineChars="200"/>
-        <w:spacing w:line="312" w:lineRule="auto"/>
-      </w:pPr>
-      <w:r>
-        <w:rPr>
-          <w:rFonts w:ascii="Times New Roman" w:hAnsi="Times New Roman" w:eastAsia="宋体"/>
-          <w:b w:val="0"/>
-          <w:sz w:val="24"/>
-        </w:rPr>
-        <w:t>若引入语言模型作为自动评判的辅助手段，须先核对其与人工判断的一致性，并以人工标注为基准</w:t>
-      </w:r>
-      <w:r>
-        <w:rPr>
-          <w:rFonts w:ascii="Times New Roman" w:hAnsi="Times New Roman" w:eastAsia="宋体"/>
-          <w:sz w:val="24"/>
-          <w:vertAlign w:val="superscript"/>
-        </w:rPr>
-        <w:fldChar w:fldCharType="begin"/>
-        <w:instrText xml:space="preserve"> REF _Ref_ref040 \h </w:instrText>
-        <w:fldChar w:fldCharType="separate"/>
-        <w:t xml:space="preserve">[40]</w:t>
-        <w:fldChar w:fldCharType="end"/>
-      </w:r>
-      <w:r>
-        <w:rPr>
-          <w:rFonts w:ascii="Times New Roman" w:hAnsi="Times New Roman" w:eastAsia="宋体"/>
-          <w:b w:val="0"/>
-          <w:sz w:val="24"/>
-        </w:rPr>
-        <w:t>，不能把自动评判分数直接当作任务质量的最终依据。</w:t>
-      </w:r>
-    </w:p>
-    <w:p>
-      <w:pPr>
-        <w:ind w:firstLine="480" w:firstLineChars="200"/>
-        <w:spacing w:line="312" w:lineRule="auto"/>
-      </w:pPr>
-      <w:r>
-        <w:rPr>
-          <w:rFonts w:ascii="Times New Roman" w:hAnsi="Times New Roman" w:eastAsia="宋体"/>
-          <w:b w:val="0"/>
-          <w:sz w:val="24"/>
-        </w:rPr>
-        <w:t>按来源论文或基础任务组进行配对重采样，不能把同一配方的几十次改写当作独立实验。正式训练对核心对照采用多个随机种子，重复数量在预实验资源评估后固定。主对照与探索分析分开，报告效应方向与区间，而不是仅用单次最好值或统计不显著证明等效。</w:t>
-      </w:r>
-    </w:p>
-    <w:p>
-      <w:pPr>
-        <w:ind w:firstLine="480" w:firstLineChars="200"/>
-        <w:spacing w:line="312" w:lineRule="auto"/>
-      </w:pPr>
-      <w:r>
-        <w:rPr>
-          <w:rFonts w:ascii="Times New Roman" w:hAnsi="Times New Roman" w:eastAsia="宋体"/>
-          <w:b w:val="0"/>
-          <w:sz w:val="24"/>
-        </w:rPr>
-        <w:t>应用价值按三层组织，逐层说明其证据能力，不把低层结果上升为高层结论。</w:t>
-      </w:r>
-    </w:p>
-    <w:p>
-      <w:pPr>
-        <w:ind w:firstLine="480" w:firstLineChars="200"/>
-        <w:spacing w:line="312" w:lineRule="auto"/>
-      </w:pPr>
-      <w:r>
-        <w:rPr>
-          <w:rFonts w:ascii="Times New Roman" w:hAnsi="Times New Roman" w:eastAsia="宋体"/>
-          <w:b w:val="0"/>
-          <w:sz w:val="24"/>
-        </w:rPr>
-        <w:t>第一层为自动评测，是完成本课题所必需的证据。做法是在冻结的测试集上运行完整原型，记录每次获得合格候选所需的重试次数、字段修正步骤、查证操作数，以及端到端时延、显存与调用开销；同时在同一测试集上与各基线方法对比。该层全部由脚本自动判分，不依赖外部人员，因此构成结题与论文的最低证据。它能够支持"候选可用性与约束执行质量"的结论，但不能支持"节省了人工时间"这类结论。</w:t>
-      </w:r>
-    </w:p>
-    <w:p>
-      <w:pPr>
-        <w:ind w:firstLine="480" w:firstLineChars="200"/>
-        <w:spacing w:line="312" w:lineRule="auto"/>
-      </w:pPr>
-      <w:r>
-        <w:rPr>
-          <w:rFonts w:ascii="Times New Roman" w:hAnsi="Times New Roman" w:eastAsia="宋体"/>
-          <w:b w:val="0"/>
-          <w:sz w:val="24"/>
-        </w:rPr>
-        <w:t>第二层为有限专家案例研究，在资源与授权具备时开展。请一至三位有材料背景的使用者，就预先设定的任务各试用一次，采用同任务、交叉顺序并隐去方案标签的方式，记录任务完成情况、用时、修订轮次与主观反馈，按案例研究如实报告人数、背景与任务范围。该层的定位是领域可接受的原型评估形式，其结论只限于所测案例，不外推为普遍的效率提升或材料性能保证。</w:t>
-      </w:r>
-    </w:p>
-    <w:p>
-      <w:pPr>
-        <w:ind w:firstLine="480" w:firstLineChars="200"/>
-        <w:spacing w:line="312" w:lineRule="auto"/>
-      </w:pPr>
-      <w:r>
-        <w:rPr>
-          <w:rFonts w:ascii="Times New Roman" w:hAnsi="Times New Roman" w:eastAsia="宋体"/>
-          <w:b w:val="0"/>
-          <w:sz w:val="24"/>
-        </w:rPr>
-        <w:t>第三层为正式用户研究，本课题明确不做，并说明原因。该层需要不少于十五名目标使用者、对照设计与统计检验，涉及伦理审查、招募与数周排期，超出单人一年课题的资源范围；在其缺席时，本课题不以"已验证产业价值"或"已证明替代人工"作为结论。</w:t>
-      </w:r>
-    </w:p>
-    <w:p>
-      <w:pPr>
-        <w:ind w:firstLine="480" w:firstLineChars="200"/>
-        <w:spacing w:line="312" w:lineRule="auto"/>
-      </w:pPr>
-      <w:r>
-        <w:rPr>
-          <w:rFonts w:ascii="Times New Roman" w:hAnsi="Times New Roman" w:eastAsia="宋体"/>
-          <w:b w:val="0"/>
-          <w:sz w:val="24"/>
-        </w:rPr>
-        <w:t>性能模型或经验规则的通过率仅作辅助诊断，不能替代独立实验成败或高温性能验证。任何一层都不把教师自评、判据通过或引用相近成分文献当作材料性能的证明。</w:t>
-      </w:r>
-    </w:p>
-    <w:p>
-      <w:pPr>
-        <w:ind w:firstLine="480" w:firstLineChars="200"/>
-        <w:spacing w:line="312" w:lineRule="auto"/>
-      </w:pPr>
-      <w:r>
-        <w:rPr>
-          <w:rFonts w:ascii="Times New Roman" w:hAnsi="Times New Roman" w:eastAsia="宋体"/>
-          <w:b/>
-          <w:sz w:val="24"/>
-        </w:rPr>
-        <w:t>（五）技术路线与阶段衔接</w:t>
-      </w:r>
-    </w:p>
-    <w:p>
-      <w:pPr>
-        <w:ind w:firstLine="480" w:firstLineChars="200"/>
-        <w:spacing w:line="312" w:lineRule="auto"/>
-      </w:pPr>
-      <w:r>
-        <w:rPr>
-          <w:rFonts w:ascii="Times New Roman" w:hAnsi="Times New Roman" w:eastAsia="宋体"/>
-          <w:b w:val="0"/>
-          <w:sz w:val="24"/>
-        </w:rPr>
-        <w:t>技术路线为：文献解析与条件字段抽取、条件元组绑定与本地知识库构建、条件感知检索、规则与模型协同的条件判定、条件标注下的答案生成、多步 Agent 执行与决策留痕、分问题类型正确率与错误归因评估。检索、判定与生成共用同一套条件元组与来源类型，方法与载体分离：条件处理的方法层构成研究内容，多步执行器仅作为验证载体。最终输出索引快照、蒸馏模型权重、判定日志与执行轨迹。整体流程见图 3-1。</w:t>
+        <w:t>资料与来源绑定→核验动作定义和下游影响建模→预算核验及独立抽检→版本化知识库→固定检索召回→条件依赖闭包、多粒度装配与真实token复验→经任务蒸馏的小模型回答→多步Agent集成及来源留出验证。核验维护和在线回答是两条相接但可独立替换的路径，不把人工核验偷偷放进无成本推理环节。图3-1展示模块及验证边界。</w:t>
       </w:r>
     </w:p>
     <w:p>
@@ -5804,7 +3092,7 @@
       <w:r>
         <w:drawing>
           <wp:inline xmlns:a="http://schemas.openxmlformats.org/drawingml/2006/main" xmlns:pic="http://schemas.openxmlformats.org/drawingml/2006/picture">
-            <wp:extent cx="4860000" cy="4635378"/>
+            <wp:extent cx="4860000" cy="4590224"/>
             <wp:docPr id="1" name="Picture 1"/>
             <wp:cNvGraphicFramePr>
               <a:graphicFrameLocks noChangeAspect="1"/>
@@ -5825,7 +3113,7 @@
                   <pic:spPr>
                     <a:xfrm>
                       <a:off x="0" y="0"/>
-                      <a:ext cx="4860000" cy="4635378"/>
+                      <a:ext cx="4860000" cy="4590224"/>
                     </a:xfrm>
                     <a:prstGeom prst="rect"/>
                   </pic:spPr>
@@ -5875,39 +3163,21 @@
           <w:b w:val="0"/>
           <w:sz w:val="24"/>
         </w:rPr>
-        <w:t>在方法层面，序列级蒸馏不要求获得教师内部参数或完整概率分布，LoRA 与 QLoRA 有成熟实现，研究任务可在单卡条件下先做小规模验证</w:t>
-      </w:r>
-      <w:r>
-        <w:rPr>
-          <w:rFonts w:ascii="Times New Roman" w:hAnsi="Times New Roman" w:eastAsia="宋体"/>
-          <w:sz w:val="24"/>
-          <w:vertAlign w:val="superscript"/>
-        </w:rPr>
-        <w:fldChar w:fldCharType="begin"/>
-        <w:instrText xml:space="preserve"> REF _Ref_ref019 \h </w:instrText>
-        <w:fldChar w:fldCharType="separate"/>
-        <w:t xml:space="preserve">[19]</w:t>
-        <w:fldChar w:fldCharType="end"/>
-      </w:r>
-      <w:r>
-        <w:rPr>
-          <w:rFonts w:ascii="Times New Roman" w:hAnsi="Times New Roman" w:eastAsia="宋体"/>
-          <w:sz w:val="24"/>
-          <w:vertAlign w:val="superscript"/>
-        </w:rPr>
-        <w:fldChar w:fldCharType="begin"/>
-        <w:instrText xml:space="preserve"> REF _Ref_ref020 \h </w:instrText>
-        <w:fldChar w:fldCharType="separate"/>
-        <w:t xml:space="preserve">[20]</w:t>
-        <w:fldChar w:fldCharType="end"/>
-      </w:r>
+        <w:t>按单张约32 GB显卡、64 GB内存和足够固态存储起步，必要时使用获准租用资源；底座、输入长度与微批由预实验吞吐决定，不承诺通用论文的资源数字即为本课题用量。先用固定小候选池与少量表示版本测算法，限制搜索和重排开销，不同时增加强化学习选择器、大型图谱或性能代理模型。</w:t>
+      </w:r>
+    </w:p>
+    <w:p>
+      <w:pPr>
+        <w:ind w:firstLine="480" w:firstLineChars="200"/>
+        <w:spacing w:line="312" w:lineRule="auto"/>
+      </w:pPr>
       <w:r>
         <w:rPr>
           <w:rFonts w:ascii="Times New Roman" w:hAnsi="Times New Roman" w:eastAsia="宋体"/>
           <w:b w:val="0"/>
           <w:sz w:val="24"/>
         </w:rPr>
-        <w:t>。拟以 4 至 8B 级稠密底座为主要候选，具体选择通过预实验固定，不预先将某个模型的上下文上限、训练速度或显存占用当作普遍保证。教师可通过接口离线提供公开资料上的教学示范，推理时不依赖该接口。</w:t>
+        <w:t>教学与校准可从结构化公开记录开始，但真实依赖抽取和调度收益需要原文与核验资料；先完成可用样本审计再定批量，不以约两万篇背景替代可行性证据。p_i和r_ai估计不足时先用结构作用范围及透明基线试验，明确尚未形成可靠收益模型，不凭任意置信度填数。</w:t>
       </w:r>
     </w:p>
     <w:p>
@@ -5921,7 +3191,7 @@
           <w:b w:val="0"/>
           <w:sz w:val="24"/>
         </w:rPr>
-        <w:t>开题资源按单张 32 GB 左右显卡、64 GB 内存、500 GB 可用固态存储规划；更长输入或更大批次可租用 48 至 60 GB 显卡。采用量化底座、梯度检查点、小微批次及约 2k 至 4k token 输入作为预实验设置，而非已实测结果。首轮按本节（二）的约 300 至 1,000 个合格教学任务规划，以实际训练分区及质量检查后的规模为准。后续若扩展至约 5,000 至 20,000 条，必须有新增获准资料与覆盖审计支撑，不能仅靠反复改写现有记录实现，也不将该扩展作为本课题必须完成的条件。</w:t>
+        <w:t>所有成本包括解析、依赖抽取、预处理、教师、人工核验、训练、装配和推理，报告一次性与每次查询开销。重复使用知识库可摊销预处理，但须说明工作负载与查询次数；不预设本地更便宜或复杂优化总值得。若装配时间抵消质量优势，应缩减候选与算法，而不是隐去时间成本。</w:t>
       </w:r>
     </w:p>
     <w:p>
@@ -5932,10 +3202,24 @@
       <w:r>
         <w:rPr>
           <w:rFonts w:ascii="Times New Roman" w:hAnsi="Times New Roman" w:eastAsia="宋体"/>
+          <w:b/>
+          <w:sz w:val="24"/>
+        </w:rPr>
+        <w:t>（七）风险与研究边界</w:t>
+      </w:r>
+    </w:p>
+    <w:p>
+      <w:pPr>
+        <w:ind w:firstLine="480" w:firstLineChars="200"/>
+        <w:spacing w:line="312" w:lineRule="auto"/>
+      </w:pPr>
+      <w:r>
+        <w:rPr>
+          <w:rFonts w:ascii="Times New Roman" w:hAnsi="Times New Roman" w:eastAsia="宋体"/>
           <w:b w:val="0"/>
           <w:sz w:val="24"/>
         </w:rPr>
-        <w:t>训练耗时按"训练 token 数除以实测吞吐、再乘核心对照数与随机种子数"估计，并单列准备与推理开销。教师示范、诊断、检索建库与最终比较的成本分别记录。当前只核实了路线与资源入口，尚未训练本课题模型，不能把通用论文的显卡用量或运行时间复制为本课题保证。</w:t>
+        <w:t>第一，依赖抽取错误会使闭包完整却语义绑定错误，需核验样品、性质与来源作用范围；结构约束只能防止已识别依赖丢失，不能证明初始抽取正确。第二，支持效用与最终答案表现可能失配，需分开报告优化目标与主质量。第三，共享条件只在确有相同作用范围时省成本，跨表或跨来源不作无依据复用。</w:t>
       </w:r>
     </w:p>
     <w:p>
@@ -5946,10 +3230,24 @@
       <w:r>
         <w:rPr>
           <w:rFonts w:ascii="Times New Roman" w:hAnsi="Times New Roman" w:eastAsia="宋体"/>
+          <w:b w:val="0"/>
+          <w:sz w:val="24"/>
+        </w:rPr>
+        <w:t>第四，核验收益参数与人工时间不稳定，需独立抽检和实测校准，不能把低置信样本集合当总体。第五，全文库覆盖、许可和字段可得性未核实，未取得原文时不虚报真实抽取与节时。第六，模型可能只学会保守或复制格式，需可回答题误拒与同工具对照；教师输出与检查通过都不是新材料性能证明。</w:t>
+      </w:r>
+    </w:p>
+    <w:p>
+      <w:pPr>
+        <w:ind w:firstLine="480" w:firstLineChars="200"/>
+        <w:spacing w:line="312" w:lineRule="auto"/>
+      </w:pPr>
+      <w:r>
+        <w:rPr>
+          <w:rFonts w:ascii="Times New Roman" w:hAnsi="Times New Roman" w:eastAsia="宋体"/>
           <w:b/>
           <w:sz w:val="24"/>
         </w:rPr>
-        <w:t>（七）主要风险及处理边界</w:t>
+        <w:t>（八）预期成果与完成标准</w:t>
       </w:r>
     </w:p>
     <w:p>
@@ -5963,7 +3261,7 @@
           <w:b w:val="0"/>
           <w:sz w:val="24"/>
         </w:rPr>
-        <w:t>第一，公开资料对某些合金体系与工艺覆盖不足，可能使系统只会重述热门实例。应限制可比条件与首版任务，报告独立来源、成分与有效标签量，不通过无控制指令扩增掩盖数据稀薄。若全文语料经审计后不能使用，主线仍以公开结构化记录开展，不临时增加大规模文献抽取作为另一项研究。</w:t>
+        <w:t>预期成果包括条件依赖及记录版本规范、预算装配方法、影响驱动核验调度方法、任务适配权重、本地RAG与多步Agent原型及可复现配置。研究报告同时保留失败、成本和结论边界，评价资料仅用于证明方法，不以一个基准或错误统计表替代方法成果。</w:t>
       </w:r>
     </w:p>
     <w:p>
@@ -5977,7 +3275,7 @@
           <w:b w:val="0"/>
           <w:sz w:val="24"/>
         </w:rPr>
-        <w:t>第二，全文语料的实际可用率可能显著低于预期。两万篇篇数不等于可用记录数，损耗来自三处：综述与纯计算类论文不含实验性能数据；解析环节在表格与扫描件上存在已知短板；三类条件须同时可定位方可入库。处理办法是先抽样验证再决定是否扩量，并以实测可用率折算样本规模，不按篇数推算。若可用率过低，则只启用不依赖抽取的前五个槽位，相应收紧结论范围；若抽取结果的实验值与计算值难以区分，则该批数据不用于性能一致性判定，仅用于条件字段的补充。</w:t>
+        <w:t>目前已完成文献查证和公开CSV静态审计，尚未实现上述优化模块、构造完整教学集、训练本题模型或验证方法增量。主张只写为拟研究改进，不将先前对旧覆盖函数的随机检验和小实例最优比例转移成新方法结果。若实际增量不足则修改方法或收紧结论，不以本地部署成功代替算法验证。</w:t>
       </w:r>
     </w:p>
     <w:p>
@@ -5988,10 +3286,24 @@
       <w:r>
         <w:rPr>
           <w:rFonts w:ascii="Times New Roman" w:hAnsi="Times New Roman" w:eastAsia="宋体"/>
+          <w:b/>
+          <w:sz w:val="24"/>
+        </w:rPr>
+        <w:t>（九）数据管理、授权与研究诚信</w:t>
+      </w:r>
+    </w:p>
+    <w:p>
+      <w:pPr>
+        <w:ind w:firstLine="480" w:firstLineChars="200"/>
+        <w:spacing w:line="312" w:lineRule="auto"/>
+      </w:pPr>
+      <w:r>
+        <w:rPr>
+          <w:rFonts w:ascii="Times New Roman" w:hAnsi="Times New Roman" w:eastAsia="宋体"/>
           <w:b w:val="0"/>
           <w:sz w:val="24"/>
         </w:rPr>
-        <w:t>第三，抽取所得条件字段可能与原文不符。这是本课题要处理的问题本身，不能反过来假定抽取结果可信。处理办法是：抽取结果须附来源标识（DOI 与页码）与原文片段，抽样人工核验并报告一致率；不一致的处理作为检测环节的输入而非噪声直接剔除；若人工核验一致率过低，说明抽取协议须重新设计，不得在低质量数据上继续后续实验。</w:t>
+        <w:t>公共资源保留许可与版本，内部资料的上传、训练和公开分别授权；教师用途须符合服务条款。部署核查生成、嵌入、检索及工具的联网行为。参考文献逐条按原始出处核对，区分正式出版与所引预印本、投稿版本，不凭记忆补发表信息；可访问元数据不等于逐篇复现实验。</w:t>
       </w:r>
     </w:p>
     <w:p>
@@ -6005,133 +3317,7 @@
           <w:b w:val="0"/>
           <w:sz w:val="24"/>
         </w:rPr>
-        <w:t>第四，教师可能给出错误示范，检查器也只覆盖部分错误。采用来源绑定、数值验证及人工抽查降低风险，保留检查器未覆盖项目；不把多次生成一致、多个模型同意或解释听起来合理当作真值。教师自评可作辅助排序，但不是最终科学证据。</w:t>
-      </w:r>
-    </w:p>
-    <w:p>
-      <w:pPr>
-        <w:ind w:firstLine="480" w:firstLineChars="200"/>
-        <w:spacing w:line="312" w:lineRule="auto"/>
-      </w:pPr>
-      <w:r>
-        <w:rPr>
-          <w:rFonts w:ascii="Times New Roman" w:hAnsi="Times New Roman" w:eastAsia="宋体"/>
-          <w:b w:val="0"/>
-          <w:sz w:val="24"/>
-        </w:rPr>
-        <w:t>第五，学生失误评分可能偏向表面格式错误，或因采样而波动。需区分错误类别，加入多个固定解码样本的敏感性分析并计入成本；若选择策略仅改善语法而不改善任务质量，不将其宣传为领域能力迁移成功。若样本选择不如随机，保留负结果，进一步判断问题来自信号、覆盖还是数据质量，不能通过更换测试口径消除失败。</w:t>
-      </w:r>
-    </w:p>
-    <w:p>
-      <w:pPr>
-        <w:ind w:firstLine="480" w:firstLineChars="200"/>
-        <w:spacing w:line="312" w:lineRule="auto"/>
-      </w:pPr>
-      <w:r>
-        <w:rPr>
-          <w:rFonts w:ascii="Times New Roman" w:hAnsi="Times New Roman" w:eastAsia="宋体"/>
-          <w:b w:val="0"/>
-          <w:sz w:val="24"/>
-        </w:rPr>
-        <w:t>第六，多步执行可能使评价口径失焦。决策路径不唯一，同一任务可能有多条合理路径，若按单一轨迹判定正确性会误判。处理办法是把评价拆为最终答案正确性与关键决策点通过与否两部分，并说明主指标仍为单轮答案正确率；若多步结果与单轮结果方向不一致，以单轮结果为主并在结果中如实报告差异，不以多步表现替代主指标。凡属工程层面的选择，不作为方法贡献计入，其收益单独列出。对于超出记录条件的新配方，缺少独立计算或实验时只称为候选建议，不把同一评分器训练与评价形成的闭环当作真实验证。</w:t>
-      </w:r>
-    </w:p>
-    <w:p>
-      <w:pPr>
-        <w:ind w:firstLine="480" w:firstLineChars="200"/>
-        <w:spacing w:line="312" w:lineRule="auto"/>
-      </w:pPr>
-      <w:r>
-        <w:rPr>
-          <w:rFonts w:ascii="Times New Roman" w:hAnsi="Times New Roman" w:eastAsia="宋体"/>
-          <w:b/>
-          <w:sz w:val="24"/>
-        </w:rPr>
-        <w:t>（八）预期成果与完成标准</w:t>
-      </w:r>
-    </w:p>
-    <w:p>
-      <w:pPr>
-        <w:ind w:firstLine="480" w:firstLineChars="200"/>
-        <w:spacing w:line="312" w:lineRule="auto"/>
-      </w:pPr>
-      <w:r>
-        <w:rPr>
-          <w:rFonts w:ascii="Times New Roman" w:hAnsi="Times New Roman" w:eastAsia="宋体"/>
-          <w:b w:val="0"/>
-          <w:sz w:val="24"/>
-        </w:rPr>
-        <w:t>预期形成一份带条件元组的材料文献知识库规范、一种条件可比的证据组织与答案生成方法、一个小型条件冲突处置模型，以及一个可在本地运行、决策过程可追溯的多步 Agent 执行器。成果应包括版本化实验配置、对照结果与适用范围，而不只是模型文件或界面演示。</w:t>
-      </w:r>
-    </w:p>
-    <w:p>
-      <w:pPr>
-        <w:ind w:firstLine="480" w:firstLineChars="200"/>
-        <w:spacing w:line="312" w:lineRule="auto"/>
-      </w:pPr>
-      <w:r>
-        <w:rPr>
-          <w:rFonts w:ascii="Times New Roman" w:hAnsi="Times New Roman" w:eastAsia="宋体"/>
-          <w:b w:val="0"/>
-          <w:sz w:val="24"/>
-        </w:rPr>
-        <w:t>完成标准是能够执行限定任务，并用公平对照说明所提改进是否有效、与教师差距多大及部署成本如何。若未达到"接近教师"的标准，应准确说明尚存差距，不能以"本地化已完成"代替方法验证；是否满足学位要求由所在单位依据其规范判断。未来可扩展更多合金体系或真实实验验证，但不把未落实的合作资源纳入当前完成前提。</w:t>
-      </w:r>
-    </w:p>
-    <w:p>
-      <w:pPr>
-        <w:ind w:firstLine="480" w:firstLineChars="200"/>
-        <w:spacing w:line="312" w:lineRule="auto"/>
-      </w:pPr>
-      <w:r>
-        <w:rPr>
-          <w:rFonts w:ascii="Times New Roman" w:hAnsi="Times New Roman" w:eastAsia="宋体"/>
-          <w:b/>
-          <w:sz w:val="24"/>
-        </w:rPr>
-        <w:t>（九）数据管理、授权与研究诚信</w:t>
-      </w:r>
-    </w:p>
-    <w:p>
-      <w:pPr>
-        <w:ind w:firstLine="480" w:firstLineChars="200"/>
-        <w:spacing w:line="312" w:lineRule="auto"/>
-      </w:pPr>
-      <w:r>
-        <w:rPr>
-          <w:rFonts w:ascii="Times New Roman" w:hAnsi="Times New Roman" w:eastAsia="宋体"/>
-          <w:b w:val="0"/>
-          <w:sz w:val="24"/>
-        </w:rPr>
-        <w:t>公开数据按其许可使用并保留来源；内部配方的上传、再训练与公开分别需要授权，不因去掉名称就默认可外发。教师模型服务条款须允许相应教学数据用途；若条款不允许蒸馏，改用许可合适的本地教师或公开教学数据，并重新说明成本。最终部署检查模型、嵌入、重排与工具链是否存在联网传输，不仅检查生成模型一个环节。</w:t>
-      </w:r>
-    </w:p>
-    <w:p>
-      <w:pPr>
-        <w:ind w:firstLine="480" w:firstLineChars="200"/>
-        <w:spacing w:line="312" w:lineRule="auto"/>
-      </w:pPr>
-      <w:r>
-        <w:rPr>
-          <w:rFonts w:ascii="Times New Roman" w:hAnsi="Times New Roman" w:eastAsia="宋体"/>
-          <w:b w:val="0"/>
-          <w:sz w:val="24"/>
-        </w:rPr>
-        <w:t>参考文献以正式发表的期刊论文与会议论文为主；其中编号 43 至 45 的三项工作为近期预印本，尚无正式发表版本，引用时已明确标注。这三项分别用于说明解析工具的能力边界、检测环节的瓶颈结论与数据库纠错的必要性，均为本课题立论所必需，故予保留。</w:t>
-      </w:r>
-    </w:p>
-    <w:p>
-      <w:pPr>
-        <w:ind w:firstLine="480" w:firstLineChars="200"/>
-        <w:spacing w:line="312" w:lineRule="auto"/>
-      </w:pPr>
-      <w:r>
-        <w:rPr>
-          <w:rFonts w:ascii="Times New Roman" w:hAnsi="Times New Roman" w:eastAsia="宋体"/>
-          <w:b w:val="0"/>
-          <w:sz w:val="24"/>
-        </w:rPr>
-        <w:t>本报告为研究计划，本体构建、标签生成、模型训练与用户试用均尚待实施。报告整理使用人工智能辅助检索、写作与一致性检查，引用已按可访问原始页面核验，但未声称逐篇复现实验或完成系统性文献综述。涉及人员试用时按所在单位要求落实知情同意与数据保护。姓名、单位、导师、经费、利益冲突与作者贡献等个人或项目声明由实际研究者补充，不代为填写。</w:t>
+        <w:t>报告使用AI辅助检索、写作和一致性检查；本轮没有开启子代理、训练模型或进行材料实验。人工标注及后续用户试用按单位要求保护知情同意与资料，姓名、导师、学校、专业、学号、日期、经费与作者声明由研究者实际填写。</w:t>
       </w:r>
     </w:p>
     <w:p>
@@ -6158,7 +3344,7 @@
           <w:b w:val="0"/>
           <w:sz w:val="24"/>
         </w:rPr>
-        <w:t>时间表以正式启动后八个月为计划周期，不假设具体入学或答辩日期，实际节点由研究者填写调整。</w:t>
+        <w:t>按正式启动后八个月规划，使用相对月份，不假设具体入学、开题或答辩日期。</w:t>
       </w:r>
     </w:p>
     <w:p>
@@ -6172,7 +3358,7 @@
           <w:b w:val="0"/>
           <w:sz w:val="24"/>
         </w:rPr>
-        <w:t>第 1 个月：完成研究资料、许可、来源关联与任务审计；固定首版合金范围、条件字段、教师与学生候选，完成小规模运行与预算估计。</w:t>
+        <w:t>第1个月：审计资料许可、记录及来源关联，定义条件依赖与核验动作；抽查原文，冻结数据身份和先导协议。</w:t>
       </w:r>
     </w:p>
     <w:p>
@@ -6186,7 +3372,7 @@
           <w:b w:val="0"/>
           <w:sz w:val="24"/>
         </w:rPr>
-        <w:t>第 2 个月：构建任务本体、教师示范与准入规则；划分互斥数据集并检查派生样本泄漏，完成本地底座及常规蒸馏基线。</w:t>
+        <w:t>第2个月：构造版本与完整证据包，获取核验标签和真实动作计时；完成检索、固定条件卡和普通SFT基线，估计资源。</w:t>
       </w:r>
     </w:p>
     <w:p>
@@ -6200,7 +3386,7 @@
           <w:b w:val="0"/>
           <w:sz w:val="24"/>
         </w:rPr>
-        <w:t>第 3 至 4 个月：完成本体设计与槽位比较规则实现，统计规则覆盖率与重复标注一致率，据此确定规则与模型的分工边界；同步完成判定对构造与基线实现。</w:t>
+        <w:t>第3至4个月：实现式（1）至（4）的装配参考求解与限时启发式，完成token复验及核心消融；并实现式（5）（6）的核验队列，按同人工预算验证。</w:t>
       </w:r>
     </w:p>
     <w:p>
@@ -6214,7 +3400,7 @@
           <w:b w:val="0"/>
           <w:sz w:val="24"/>
         </w:rPr>
-        <w:t>第 5 个月：构造条件处置的训练与核验数据（规则弱标签加人工核验），完成教师示范采集与小模型蒸馏，并与规则弱标签、纯模型（不经过程示范）、一律标注不确定三种做法对照，确认过程示范相对其他做法的实际收益。同月完成多步 Agent 执行器的集成，固定动作空间与状态表示。</w:t>
+        <w:t>第5个月：完成经核验教师示范与小模型适配，集成本地RAG与固定动作Agent；分离装配、核验和训练收益。</w:t>
       </w:r>
     </w:p>
     <w:p>
@@ -6228,7 +3414,7 @@
           <w:b w:val="0"/>
           <w:sz w:val="24"/>
         </w:rPr>
-        <w:t>第 6 个月：完成条件字段绑定、条件判定、依据标注三项消融，逐组确认改进来源；另设仅用规则的基线测规则天花板，界定模型的必要性。同步在多步 Agent 载体上采集任务完成度数据，检验冲突处置是否改变最终任务结果。</w:t>
+        <w:t>第6个月：完成同字段强对照、交叉组件与预算敏感性实验，检查抽取疑点、漏检和真实问答收益，冻结最终配置。</w:t>
       </w:r>
     </w:p>
     <w:p>
@@ -6242,7 +3428,7 @@
           <w:b w:val="0"/>
           <w:sz w:val="24"/>
         </w:rPr>
-        <w:t>第 7 个月：冻结正式配置，完成教师比较、来源组留出及约束组合泛化实验；完成第一层自动评测。</w:t>
+        <w:t>第7个月：完成来源留出、教师比较与多步验证；记录实际成本与不确定性，有条件时开展有限应用案例，不承诺产业级用户研究。</w:t>
       </w:r>
     </w:p>
     <w:p>
@@ -6256,7 +3442,7 @@
           <w:b w:val="0"/>
           <w:sz w:val="24"/>
         </w:rPr>
-        <w:t>第 8 个月：整理结果与复现材料，完成论文撰写、局限性讨论与修改，准备学位论文送审与答辩。若资源不足，优先完成本体判定与规则/模型边界分析，减少额外模型与外部验证扩展，不删去关键对照。</w:t>
+        <w:t>第8个月：整理复现材料、论文与局限性，完成修改和答辩准备。资源不足时优先保留装配主实验、核验先导及关键公平对照，减少额外模型和全文扩量，不伪造尚未取得的结果。</w:t>
       </w:r>
     </w:p>
     <w:p>
@@ -6291,7 +3477,7 @@
           <w:rFonts w:ascii="Times New Roman" w:hAnsi="Times New Roman" w:eastAsia="宋体"/>
           <w:sz w:val="21"/>
         </w:rPr>
-        <w:t xml:space="preserve"> Jia S, Zhang C, Fung V. LLMatDesign: autonomous materials discovery with large language models[EB/OL]. arXiv:2406.13163, 2024.</w:t>
+        <w:t xml:space="preserve"> Jia S, Zhang C, Fung V. LLMatDesign: Autonomous Materials Discovery with Large Language Models[EB/OL]. arXiv:2406.13163, 2024.（所引为arXiv版本）</w:t>
       </w:r>
     </w:p>
     <w:p>
@@ -6313,7 +3499,7 @@
           <w:rFonts w:ascii="Times New Roman" w:hAnsi="Times New Roman" w:eastAsia="宋体"/>
           <w:sz w:val="21"/>
         </w:rPr>
-        <w:t xml:space="preserve"> Ghosh S, Holgate C, Brodnik N R, et al. Preference learning from physics-based feedback: tuning language models to design BCC/B2 superalloys[EB/OL]. arXiv:2511.12036, 2025.（预印本）</w:t>
+        <w:t xml:space="preserve"> Ghosh S, Holgate C, Brodnik N R, et al. Preference Learning from Physics-Based Feedback: Tuning Language Models to Design BCC/B2 Superalloys[EB/OL]. arXiv:2511.12036, 2025.（所引为arXiv版本）</w:t>
       </w:r>
     </w:p>
     <w:p>
@@ -6335,7 +3521,7 @@
           <w:rFonts w:ascii="Times New Roman" w:hAnsi="Times New Roman" w:eastAsia="宋体"/>
           <w:sz w:val="21"/>
         </w:rPr>
-        <w:t xml:space="preserve"> Mishra V, Singh S, Ahlawat D, et al. A family of large language models for materials research with insights into model adaptability in continued pretraining[J]. Nature Machine Intelligence, 2026. DOI: 10.1038/s42256-026-01199-8.</w:t>
+        <w:t xml:space="preserve"> Ahlawat D, Mishra V, Singh S, et al. A family of large language models for materials research with insights into model adaptability in continued pretraining[J]. Nature Machine Intelligence, 2026, 8(3): 435-448. DOI: 10.1038/s42256-026-01199-8.</w:t>
       </w:r>
     </w:p>
     <w:p>
@@ -6357,7 +3543,7 @@
           <w:rFonts w:ascii="Times New Roman" w:hAnsi="Times New Roman" w:eastAsia="宋体"/>
           <w:sz w:val="21"/>
         </w:rPr>
-        <w:t xml:space="preserve"> Ni B, Glaser B, Taheri-Mousavi S M. End-to-end prediction and design of additively manufacturable alloys using a generative AlloyGPT model[J]. npj Computational Materials, 2025, 11: 294. DOI: 10.1038/s41524-025-01768-2.</w:t>
+        <w:t xml:space="preserve"> Ni B, Glaser B, Taheri-Mousavi S M. End-to-end prediction and design of additively manufacturable alloys using a generative AlloyGPT model[J]. npj Computational Materials, 2025, 11(1): 294. DOI: 10.1038/s41524-025-01768-2.</w:t>
       </w:r>
     </w:p>
     <w:p>
@@ -6379,7 +3565,7 @@
           <w:rFonts w:ascii="Times New Roman" w:hAnsi="Times New Roman" w:eastAsia="宋体"/>
           <w:sz w:val="21"/>
         </w:rPr>
-        <w:t xml:space="preserve"> Li S, Fajardo-Rojas F, Gomez-Gualdron D, et al. AlloyLens: a visual analytics tool for high-throughput alloy screening and inverse design[EB/OL]. arXiv:2511.02133, 2025.（预印本）</w:t>
+        <w:t xml:space="preserve"> Li S, Fajardo-Rojas F, Gomez-Gualdron D, et al. AlloyLens: A Visual Analytics Tool for High-throughput Alloy Screening and Inverse Design[EB/OL]. arXiv:2511.02133, 2025.（所引为arXiv版本）</w:t>
       </w:r>
     </w:p>
     <w:p>
@@ -6401,7 +3587,7 @@
           <w:rFonts w:ascii="Times New Roman" w:hAnsi="Times New Roman" w:eastAsia="宋体"/>
           <w:sz w:val="21"/>
         </w:rPr>
-        <w:t xml:space="preserve"> Yu Y, Hu W, Wu X, Qian Q. From blind guess to informed judgment: teaching LLMs to evaluate materials by building knowledge-augmented preference signals[EB/OL]. arXiv:2605.29555, 2026.（预印本）</w:t>
+        <w:t xml:space="preserve"> Yu Y, Hu W, Wu X, et al. From Blind Guess to Informed Judgment: Teaching LLMs to Evaluate Materials by Building Knowledge-Augmented Preference Signals[EB/OL]. arXiv:2605.29555, 2026.（所引为arXiv版本）</w:t>
       </w:r>
     </w:p>
     <w:p>
@@ -6423,7 +3609,7 @@
           <w:rFonts w:ascii="Times New Roman" w:hAnsi="Times New Roman" w:eastAsia="宋体"/>
           <w:sz w:val="21"/>
         </w:rPr>
-        <w:t xml:space="preserve"> Borg C K H, Frey C, Moh J, et al. Expanded dataset of mechanical properties and observed phases of multi-principal element alloys[J]. Scientific Data, 2020, 7: 430. DOI: 10.1038/s41597-020-00768-9.</w:t>
+        <w:t xml:space="preserve"> Borg C K H, Frey C, Moh J, et al. Expanded dataset of mechanical properties and observed phases of multi-principal element alloys[J]. Scientific Data, 2020, 7(1): 430. DOI: 10.1038/s41597-020-00768-9.</w:t>
       </w:r>
     </w:p>
     <w:p>
@@ -6445,7 +3631,7 @@
           <w:rFonts w:ascii="Times New Roman" w:hAnsi="Times New Roman" w:eastAsia="宋体"/>
           <w:sz w:val="21"/>
         </w:rPr>
-        <w:t xml:space="preserve"> Hinton G, Vinyals O, Dean J. Distilling the knowledge in a neural network[R/OL]. 2015. arXiv:1503.02531.（该文为会议报告与预印本，无正式期刊发表版本）</w:t>
+        <w:t xml:space="preserve"> Hinton G, Vinyals O, Dean J. Distilling the Knowledge in a Neural Network[EB/OL]. arXiv:1503.02531, 2015.（所引为arXiv版本）</w:t>
       </w:r>
     </w:p>
     <w:p>
@@ -6467,7 +3653,7 @@
           <w:rFonts w:ascii="Times New Roman" w:hAnsi="Times New Roman" w:eastAsia="宋体"/>
           <w:sz w:val="21"/>
         </w:rPr>
-        <w:t xml:space="preserve"> Hsieh C Y, Li C L, Yeh C K, et al. Distilling step-by-step! Outperforming larger language models with less training data and smaller model sizes[C]//Findings of the Association for Computational Linguistics: ACL 2023. 2023: 8003-8017.</w:t>
+        <w:t xml:space="preserve"> Hsieh C Y, Li C L, Yeh C K, et al. Distilling Step-by-Step! Outperforming Larger Language Models with Less Training Data and Smaller Model Sizes[C]//Findings of the Association for Computational Linguistics: ACL 2023. 2023: 8003-8017. DOI: 10.18653/v1/2023.findings-acl.507.</w:t>
       </w:r>
     </w:p>
     <w:p>
@@ -6489,7 +3675,7 @@
           <w:rFonts w:ascii="Times New Roman" w:hAnsi="Times New Roman" w:eastAsia="宋体"/>
           <w:sz w:val="21"/>
         </w:rPr>
-        <w:t xml:space="preserve"> Mitra A, Del Corro L, Mahajan S, et al. Orca 2: teaching small language models how to reason[R]. Microsoft Research Technical Report, 2023.</w:t>
+        <w:t xml:space="preserve"> Mitra A, Del Corro L, Mahajan S, et al. Orca 2: Teaching Small Language Models How to Reason[EB/OL]. arXiv:2311.11045, 2023.（所引为arXiv版本）</w:t>
       </w:r>
     </w:p>
     <w:p>
@@ -6511,7 +3697,7 @@
           <w:rFonts w:ascii="Times New Roman" w:hAnsi="Times New Roman" w:eastAsia="宋体"/>
           <w:sz w:val="21"/>
         </w:rPr>
-        <w:t xml:space="preserve"> Gu Y, Dong L, Wei F, Huang M. MiniLLM: on-policy distillation of large language models[C]//Proceedings of the Twelfth International Conference on Learning Representations. 2024.</w:t>
+        <w:t xml:space="preserve"> Gu Y, Dong L, Wei F, et al. MiniLLM: On-Policy Distillation of Large Language Models[EB/OL]. arXiv:2306.08543, 2023.（所引为arXiv版本）</w:t>
       </w:r>
     </w:p>
     <w:p>
@@ -6533,7 +3719,7 @@
           <w:rFonts w:ascii="Times New Roman" w:hAnsi="Times New Roman" w:eastAsia="宋体"/>
           <w:sz w:val="21"/>
         </w:rPr>
-        <w:t xml:space="preserve"> Wang Y, Kordi Y, Mishra S, et al. Self-Instruct: aligning language models with self-generated instructions[C]//Proceedings of the 61st Annual Meeting of the Association for Computational Linguistics. 2023: 13484-13508.</w:t>
+        <w:t xml:space="preserve"> Wang Y, Kordi Y, Mishra S, et al. Self-Instruct: Aligning Language Models with Self-Generated Instructions[C]//Proceedings of the 61st Annual Meeting of the Association for Computational Linguistics (Volume 1: Long Papers). 2023: 13484-13508. DOI: 10.18653/v1/2023.acl-long.754.</w:t>
       </w:r>
     </w:p>
     <w:p>
@@ -6555,7 +3741,7 @@
           <w:rFonts w:ascii="Times New Roman" w:hAnsi="Times New Roman" w:eastAsia="宋体"/>
           <w:sz w:val="21"/>
         </w:rPr>
-        <w:t xml:space="preserve"> Liu W, Zeng W, He K, et al. What makes good data for alignment? A comprehensive study of automatic data selection in instruction tuning[C]//Proceedings of the Twelfth International Conference on Learning Representations. 2024.</w:t>
+        <w:t xml:space="preserve"> Xia M, Malladi S, Gururangan S, et al. LESS: Selecting Influential Data for Targeted Instruction Tuning[EB/OL]. arXiv:2402.04333, 2024.（所引为arXiv版本）</w:t>
       </w:r>
     </w:p>
     <w:p>
@@ -6577,7 +3763,7 @@
           <w:rFonts w:ascii="Times New Roman" w:hAnsi="Times New Roman" w:eastAsia="宋体"/>
           <w:sz w:val="21"/>
         </w:rPr>
-        <w:t xml:space="preserve"> Xia M, Malladi S, Gururangan S, et al. LESS: selecting influential data for targeted instruction tuning[C]//Proceedings of the Forty-First International Conference on Machine Learning. 2024.</w:t>
+        <w:t xml:space="preserve"> Liu W, Zeng W, He K, et al. What Makes Good Data for Alignment? A Comprehensive Study of Automatic Data Selection in Instruction Tuning[EB/OL]. arXiv:2312.15685, 2023.（所引为arXiv版本）</w:t>
       </w:r>
     </w:p>
     <w:p>
@@ -6599,7 +3785,7 @@
           <w:rFonts w:ascii="Times New Roman" w:hAnsi="Times New Roman" w:eastAsia="宋体"/>
           <w:sz w:val="21"/>
         </w:rPr>
-        <w:t xml:space="preserve"> Zhang J, Zhang C X, Liu Y, et al. D3: diversity, difficulty, and dependability-aware data selection for sample-efficient LLM instruction tuning[C]//Proceedings of the Thirty-Fourth International Joint Conference on Artificial Intelligence. 2025: 8348-8356. DOI: 10.24963/ijcai.2025/928.</w:t>
+        <w:t xml:space="preserve"> Zhang J, Zhang C X, Liu Y, et al. D3: Diversity, Difficulty, and Dependability-Aware Data Selection for Sample-Efficient LLM Instruction Tuning[C]//Proceedings of the Thirty-Fourth International Joint Conference on Artificial Intelligence. 2025: 8348-8356. DOI: 10.24963/ijcai.2025/928.</w:t>
       </w:r>
     </w:p>
     <w:p>
@@ -6621,7 +3807,7 @@
           <w:rFonts w:ascii="Times New Roman" w:hAnsi="Times New Roman" w:eastAsia="宋体"/>
           <w:sz w:val="21"/>
         </w:rPr>
-        <w:t xml:space="preserve"> Mirza P, Weber L, Küch F. LASER: stratified selective sampling for instruction tuning with dedicated scoring strategy[C]//Proceedings of the 2025 Conference on Empirical Methods in Natural Language Processing. 2025.</w:t>
+        <w:t xml:space="preserve"> Mirza P, Weber L, Küch F. LASER: Stratified Selective Sampling for Instruction Tuning with Dedicated Scoring Strategy[EB/OL]. arXiv:2505.22157, 2025.（所引为arXiv版本）</w:t>
       </w:r>
     </w:p>
     <w:p>
@@ -6643,7 +3829,7 @@
           <w:rFonts w:ascii="Times New Roman" w:hAnsi="Times New Roman" w:eastAsia="宋体"/>
           <w:sz w:val="21"/>
         </w:rPr>
-        <w:t xml:space="preserve"> Lewis P, Perez E, Piktus A, et al. Retrieval-augmented generation for knowledge-intensive NLP tasks[C]//Advances in Neural Information Processing Systems 33. 2020: 9459-9474.</w:t>
+        <w:t xml:space="preserve"> Lewis P, Perez E, Piktus A, et al. Retrieval-Augmented Generation for Knowledge-Intensive NLP Tasks[EB/OL]. arXiv:2005.11401, 2020.（所引为arXiv版本）</w:t>
       </w:r>
     </w:p>
     <w:p>
@@ -6665,7 +3851,7 @@
           <w:rFonts w:ascii="Times New Roman" w:hAnsi="Times New Roman" w:eastAsia="宋体"/>
           <w:sz w:val="21"/>
         </w:rPr>
-        <w:t xml:space="preserve"> Zhang T, Patil S G, Jain N, et al. RAFT: adapting language model to domain specific RAG[EB/OL]. arXiv:2403.10131, 2024.</w:t>
+        <w:t xml:space="preserve"> Zhang T, Patil S G, Jain N, et al. RAFT: Adapting Language Model to Domain Specific RAG[EB/OL]. arXiv:2403.10131, 2024.（所引为arXiv版本）</w:t>
       </w:r>
     </w:p>
     <w:p>
@@ -6687,7 +3873,7 @@
           <w:rFonts w:ascii="Times New Roman" w:hAnsi="Times New Roman" w:eastAsia="宋体"/>
           <w:sz w:val="21"/>
         </w:rPr>
-        <w:t xml:space="preserve"> Hu E J, Shen Y, Wallis P, et al. LoRA: low-rank adaptation of large language models[C]//Proceedings of the Tenth International Conference on Learning Representations. 2022.</w:t>
+        <w:t xml:space="preserve"> Hu E J, Shen Y, Wallis P, et al. LoRA: Low-Rank Adaptation of Large Language Models[EB/OL]. arXiv:2106.09685, 2021.（所引为arXiv版本）</w:t>
       </w:r>
     </w:p>
     <w:p>
@@ -6709,7 +3895,7 @@
           <w:rFonts w:ascii="Times New Roman" w:hAnsi="Times New Roman" w:eastAsia="宋体"/>
           <w:sz w:val="21"/>
         </w:rPr>
-        <w:t xml:space="preserve"> Dettmers T, Pagnoni A, Holtzman A, Zettlemoyer L. QLoRA: efficient finetuning of quantized LLMs[C]//Advances in Neural Information Processing Systems 36. 2023.</w:t>
+        <w:t xml:space="preserve"> Dettmers T, Pagnoni A, Holtzman A, et al. QLoRA: Efficient Finetuning of Quantized LLMs[EB/OL]. arXiv:2305.14314, 2023.（所引为arXiv版本）</w:t>
       </w:r>
     </w:p>
     <w:p>
@@ -6731,7 +3917,7 @@
           <w:rFonts w:ascii="Times New Roman" w:hAnsi="Times New Roman" w:eastAsia="宋体"/>
           <w:sz w:val="21"/>
         </w:rPr>
-        <w:t xml:space="preserve"> Yang A, Li A, Yang B, et al. Qwen3 technical report[R]. Alibaba Group Technical Report, 2025.</w:t>
+        <w:t xml:space="preserve"> Yang A, Li A, Yang B, et al. Qwen3 Technical Report[EB/OL]. arXiv:2505.09388, 2025.（所引为arXiv版本）</w:t>
       </w:r>
     </w:p>
     <w:p>
@@ -6753,7 +3939,7 @@
           <w:rFonts w:ascii="Times New Roman" w:hAnsi="Times New Roman" w:eastAsia="宋体"/>
           <w:sz w:val="21"/>
         </w:rPr>
-        <w:t xml:space="preserve"> Scholak T, Schucher N, Bahdanau D. PICARD: parsing incrementally for constrained auto-regressive decoding from language models[C]//Proceedings of the 2021 Conference on Empirical Methods in Natural Language Processing. 2021: 9895-9901.</w:t>
+        <w:t xml:space="preserve"> Scholak T, Schucher N, Bahdanau D. PICARD: Parsing Incrementally for Constrained Auto-Regressive Decoding from Language Models[C]//Proceedings of the 2021 Conference on Empirical Methods in Natural Language Processing. 2021: 9895-9901. DOI: 10.18653/v1/2021.emnlp-main.779.</w:t>
       </w:r>
     </w:p>
     <w:p>
@@ -6775,7 +3961,7 @@
           <w:rFonts w:ascii="Times New Roman" w:hAnsi="Times New Roman" w:eastAsia="宋体"/>
           <w:sz w:val="21"/>
         </w:rPr>
-        <w:t xml:space="preserve"> Fieser D, Dewanjee U, Hu A. HEA-Bench: an AI-agent-optimized calculator of high-entropy alloy and oxide descriptors and phase-prediction rules[J]. Materials, 2026, 19(14): 3075. DOI: 10.3390/ma19143075.</w:t>
+        <w:t xml:space="preserve"> Wang B, Xu C, Zhao X, et al. MinerU: An Open-Source Solution for Precise Document Content Extraction[EB/OL]. arXiv:2409.18839, 2024.（所引为arXiv版本）</w:t>
       </w:r>
     </w:p>
     <w:p>
@@ -6797,7 +3983,7 @@
           <w:rFonts w:ascii="Times New Roman" w:hAnsi="Times New Roman" w:eastAsia="宋体"/>
           <w:sz w:val="21"/>
         </w:rPr>
-        <w:t xml:space="preserve"> Bugelnig K, Requena G. Dataset - SciVisContest - Materials Discovery Challenge - version 2025[DS/OL]. Zenodo, version v3. DOI: 10.5281/zenodo.15189444.</w:t>
+        <w:t xml:space="preserve"> Polat C, Kurban M, Serpedin E, et al. Grounded verification of chemical and materials reasoning: detection is the bottleneck[EB/OL]. arXiv:2607.17417, 2026.（所引为arXiv版本）</w:t>
       </w:r>
     </w:p>
     <w:p>
@@ -6819,7 +4005,7 @@
           <w:rFonts w:ascii="Times New Roman" w:hAnsi="Times New Roman" w:eastAsia="宋体"/>
           <w:sz w:val="21"/>
         </w:rPr>
-        <w:t xml:space="preserve"> Zhang X, Li J, Shao B, et al. Fine-tuning small language models for reliable VASP INCAR generation[EB/OL]. arXiv:2608.05387, 2026.（预印本）</w:t>
+        <w:t xml:space="preserve"> Kim H, Kim D, Kim J. LitMOF: An LLM Multi-Agent for Literature-Validated Metal-Organic Frameworks Database Correction and Expansion[EB/OL]. arXiv:2512.01693, 2025.（所引为arXiv版本）</w:t>
       </w:r>
     </w:p>
     <w:p>
@@ -6841,7 +4027,7 @@
           <w:rFonts w:ascii="Times New Roman" w:hAnsi="Times New Roman" w:eastAsia="宋体"/>
           <w:sz w:val="21"/>
         </w:rPr>
-        <w:t xml:space="preserve"> Deka P. From retrieval to typed decisions: calibrated system one models from biomedical sentence encoders[EB/OL]. arXiv:2610.02486, 2026.（预印本，期刊发表信息待核实）</w:t>
+        <w:t xml:space="preserve"> Sharma K, Kumar P, Li Y. OG-RAG: Ontology-Grounded Retrieval-Augmented Generation For Large Language Models[EB/OL]. arXiv:2412.15235, 2024.（所引为arXiv版本）</w:t>
       </w:r>
     </w:p>
     <w:p>
@@ -6863,7 +4049,7 @@
           <w:rFonts w:ascii="Times New Roman" w:hAnsi="Times New Roman" w:eastAsia="宋体"/>
           <w:sz w:val="21"/>
         </w:rPr>
-        <w:t xml:space="preserve"> Hou Z, Zhang J, Cai X, You K. What matters in on-policy distillation? A perspective on data efficiency and data selection[EB/OL]. arXiv:2609.05198, 2026.（预印本）</w:t>
+        <w:t xml:space="preserve"> Bergeron L, Buhnila I, François J, et al. HalluGuard: Evidence-Grounded Small Reasoning Models to Mitigate Hallucinations in Retrieval-Augmented Generation[EB/OL]. arXiv:2510.00880, 2025.（所引为arXiv版本）</w:t>
       </w:r>
     </w:p>
     <w:p>
@@ -6885,7 +4071,7 @@
           <w:rFonts w:ascii="Times New Roman" w:hAnsi="Times New Roman" w:eastAsia="宋体"/>
           <w:sz w:val="21"/>
         </w:rPr>
-        <w:t xml:space="preserve"> Wang J, Lyu J, Cai Y, Wu S, Wang P. Beyond prompt count: how data shapes transfer in on-policy distillation[EB/OL]. arXiv:2609.37377, 2026.（预印本）</w:t>
+        <w:t xml:space="preserve"> Chen J, Myrzakhan A, Luo Y, et al. DRAG: Distilling RAG for SLMs from LLMs to Transfer Knowledge and Mitigate Hallucination via Evidence and Graph-based Distillation[EB/OL]. arXiv:2506.01954, 2025.（所引为arXiv版本）</w:t>
       </w:r>
     </w:p>
     <w:p>
@@ -6907,7 +4093,7 @@
           <w:rFonts w:ascii="Times New Roman" w:hAnsi="Times New Roman" w:eastAsia="宋体"/>
           <w:sz w:val="21"/>
         </w:rPr>
-        <w:t xml:space="preserve"> Li Y, Zhang M, Shen D, Sun Y. IRDS: interpretable RLVR data selection via verifier-coupled sparse autoencoder coverage[EB/OL]. arXiv:2605.28247, 2026.（预印本）</w:t>
+        <w:t xml:space="preserve"> Yu M, Gao J, Pan Y, et al. EGT-KG: Evidence-Grounded Typed KG Retrieval for Practical Scientific QA with Small Language Models[EB/OL]. arXiv:2609.00479, 2026.（所引为arXiv版本）</w:t>
       </w:r>
     </w:p>
     <w:p>
@@ -6929,7 +4115,7 @@
           <w:rFonts w:ascii="Times New Roman" w:hAnsi="Times New Roman" w:eastAsia="宋体"/>
           <w:sz w:val="21"/>
         </w:rPr>
-        <w:t xml:space="preserve"> Tan C, Zhang J. Applications of natural language processing and large language models in materials discovery[J]. npj Computational Materials, 2025, 11: 79.</w:t>
+        <w:t xml:space="preserve"> Takahara W, Yamaguchi Y, Ogano M, et al. Materials Dual-Source Knowledge Retrieval-Augmented Generation for Local Large Language Models in Photocatalysts[J]. Journal of Chemical Information and Modeling, 2025, 65(24): 13098-13114. DOI: 10.1021/acs.jcim.5c01941.</w:t>
       </w:r>
     </w:p>
     <w:p>
@@ -6951,7 +4137,7 @@
           <w:rFonts w:ascii="Times New Roman" w:hAnsi="Times New Roman" w:eastAsia="宋体"/>
           <w:sz w:val="21"/>
         </w:rPr>
-        <w:t xml:space="preserve"> Gupta A, Liao W, Zhou Y, et al. Foundation models for materials discovery: current state and future directions[J]. npj Computational Materials, 2025, 11: 61.</w:t>
+        <w:t xml:space="preserve"> Parekh J R, Kweon W, Chan J, et al. Condition-Gated Reasoning for Context-Dependent Biomedical Question Answering[EB/OL]. arXiv:2602.17911, 2026.（所引为arXiv版本）</w:t>
       </w:r>
     </w:p>
     <w:p>
@@ -6973,7 +4159,7 @@
           <w:rFonts w:ascii="Times New Roman" w:hAnsi="Times New Roman" w:eastAsia="宋体"/>
           <w:sz w:val="21"/>
         </w:rPr>
-        <w:t xml:space="preserve"> Yang C, Ma Y, Wang H, et al. Survey on knowledge distillation for large language models: methods, evaluation, and application[J]. ACM Computing Surveys, 2025, 16(6): 1-27. DOI: 10.1145/3699518.</w:t>
+        <w:t xml:space="preserve"> Guan N, Koudas N. ActiveDP: Bridging Active Learning and Data Programming[EB/OL]. arXiv:2402.06056, 2024.（所引为arXiv版本）</w:t>
       </w:r>
     </w:p>
     <w:p>
@@ -6995,7 +4181,7 @@
           <w:rFonts w:ascii="Times New Roman" w:hAnsi="Times New Roman" w:eastAsia="宋体"/>
           <w:sz w:val="21"/>
         </w:rPr>
-        <w:t xml:space="preserve"> Wei J, Wang X, Schuurmans D, et al. Chain-of-thought prompting elicits reasoning in large language models[C]//Advances in Neural Information Processing Systems 35. 2022: 24824-24837.</w:t>
+        <w:t xml:space="preserve"> Nemhauser G L, Wolsey L A, Fisher M L. An analysis of approximations for maximizing submodular set functions—I[J]. Mathematical Programming, 1978, 14(1): 265-294. DOI: 10.1007/bf01588971.</w:t>
       </w:r>
     </w:p>
     <w:p>
@@ -7017,7 +4203,7 @@
           <w:rFonts w:ascii="Times New Roman" w:hAnsi="Times New Roman" w:eastAsia="宋体"/>
           <w:sz w:val="21"/>
         </w:rPr>
-        <w:t xml:space="preserve"> Ouyang L, Wu J, Jiang X, et al. Training language models to follow instructions with human feedback[C]//Advances in Neural Information Processing Systems 35. 2022: 27730-27744.</w:t>
+        <w:t xml:space="preserve"> Optimal Document Selection in RAG via Combinatorial Optimization: A Theoretical Framework[EB/OL]. OpenReview, 2026. https://openreview.net/forum?id=gtcOku1v2s.（ACL ARR投稿版本，未据此认定正式录用）</w:t>
       </w:r>
     </w:p>
     <w:p>
@@ -7039,7 +4225,7 @@
           <w:rFonts w:ascii="Times New Roman" w:hAnsi="Times New Roman" w:eastAsia="宋体"/>
           <w:sz w:val="21"/>
         </w:rPr>
-        <w:t xml:space="preserve"> Kaplan J, McCandlish S, Henighan T, et al. Scaling laws for neural language models[R]. OpenAI Technical Report, 2020.</w:t>
+        <w:t xml:space="preserve"> Jiang H, Wu Q, Lin C Y, et al. LLMLingua: Compressing Prompts for Accelerated Inference of Large Language Models[C]//Proceedings of the 2023 Conference on Empirical Methods in Natural Language Processing. 2023: 13358-13376. DOI: 10.18653/v1/2023.emnlp-main.825.</w:t>
       </w:r>
     </w:p>
     <w:p>
@@ -7061,7 +4247,7 @@
           <w:rFonts w:ascii="Times New Roman" w:hAnsi="Times New Roman" w:eastAsia="宋体"/>
           <w:sz w:val="21"/>
         </w:rPr>
-        <w:t xml:space="preserve"> Park K, Wang J, Berg-Kirkpatrick T, et al. Grammar-aligned decoding[C]//Advances in Neural Information Processing Systems 37. 2024.</w:t>
+        <w:t xml:space="preserve"> Xu S, Wu Z, Jia X, et al. Self-Correcting RAG: Enhancing Faithfulness via MMKP Context Selection and NLI-Guided MCTS[EB/OL]. arXiv:2604.10734, 2026.（所引为arXiv版本）</w:t>
       </w:r>
     </w:p>
     <w:p>
@@ -7083,7 +4269,7 @@
           <w:rFonts w:ascii="Times New Roman" w:hAnsi="Times New Roman" w:eastAsia="宋体"/>
           <w:sz w:val="21"/>
         </w:rPr>
-        <w:t xml:space="preserve"> Dong H, Xiong W, Goyal D, et al. RAFT: reward ranked finetuning for generative foundation model alignment[EB/OL]. arXiv:2304.06767, 2023.（预印本）</w:t>
+        <w:t xml:space="preserve"> Lu Z, Lu Y, Chen M, et al. VITAL-RAG: Invariance Race for Context Allocation in Coding Agents[EB/OL]. arXiv:2607.26937, 2026.（所引为arXiv版本）</w:t>
       </w:r>
     </w:p>
     <w:p>
@@ -7105,7 +4291,7 @@
           <w:rFonts w:ascii="Times New Roman" w:hAnsi="Times New Roman" w:eastAsia="宋体"/>
           <w:sz w:val="21"/>
         </w:rPr>
-        <w:t xml:space="preserve"> Touvron H, Lavril T, Izacard G, et al. LLaMA: open and efficient foundation language models[R]. Meta AI Technical Report, 2023.</w:t>
+        <w:t xml:space="preserve"> Mody D. The Attribution-Compression Frontier in Retrieval-Augmented Generation[EB/OL]. arXiv:2609.14245, 2026.（所引为arXiv版本）</w:t>
       </w:r>
     </w:p>
     <w:p>
@@ -7127,7 +4313,7 @@
           <w:rFonts w:ascii="Times New Roman" w:hAnsi="Times New Roman" w:eastAsia="宋体"/>
           <w:sz w:val="21"/>
         </w:rPr>
-        <w:t xml:space="preserve"> Jiang A Q, Sablayrolles A, Mensch A, et al. Mistral 7B[R]. Mistral AI Technical Report, 2023.</w:t>
+        <w:t xml:space="preserve"> Roy P, Martin S, Rostami M, et al. Can You Trust the Confidence? ConfBench for Vision-Language Models on Document Extraction[EB/OL]. arXiv:2608.01792, 2026.（所引为arXiv版本）</w:t>
       </w:r>
     </w:p>
     <w:p>
@@ -7149,513 +4335,7 @@
           <w:rFonts w:ascii="Times New Roman" w:hAnsi="Times New Roman" w:eastAsia="宋体"/>
           <w:sz w:val="21"/>
         </w:rPr>
-        <w:t xml:space="preserve"> Zheng L, Chiang W L, Sheng Y, et al. Judging LLM-as-a-judge with MT-Bench and Chatbot Arena[C]//Advances in Neural Information Processing Systems 36. 2023.</w:t>
-      </w:r>
-    </w:p>
-    <w:p>
-      <w:pPr>
-        <w:spacing w:line="312" w:lineRule="auto"/>
-        <w:ind w:left="480" w:leftChars="0" w:hanging="480" w:hangingChars="200"/>
-      </w:pPr>
-      <w:bookmarkStart w:id="1041" w:name="_Ref_ref041"/>
-      <w:r>
-        <w:rPr>
-          <w:rFonts w:ascii="Times New Roman" w:hAnsi="Times New Roman" w:eastAsia="宋体"/>
-          <w:sz w:val="21"/>
-        </w:rPr>
-        <w:t>[41]</w:t>
-      </w:r>
-      <w:bookmarkEnd w:id="1041"/>
-      <w:r>
-        <w:rPr>
-          <w:rFonts w:ascii="Times New Roman" w:hAnsi="Times New Roman" w:eastAsia="宋体"/>
-          <w:sz w:val="21"/>
-        </w:rPr>
-        <w:t xml:space="preserve"> Yao S, Zhao J, Yu D, et al. ReAct: synergizing reasoning and acting in language models[C]//Proceedings of the Eleventh International Conference on Learning Representations. 2023.</w:t>
-      </w:r>
-    </w:p>
-    <w:p>
-      <w:pPr>
-        <w:spacing w:line="312" w:lineRule="auto"/>
-        <w:ind w:left="480" w:leftChars="0" w:hanging="480" w:hangingChars="200"/>
-      </w:pPr>
-      <w:bookmarkStart w:id="1042" w:name="_Ref_ref042"/>
-      <w:r>
-        <w:rPr>
-          <w:rFonts w:ascii="Times New Roman" w:hAnsi="Times New Roman" w:eastAsia="宋体"/>
-          <w:sz w:val="21"/>
-        </w:rPr>
-        <w:t>[42]</w:t>
-      </w:r>
-      <w:bookmarkEnd w:id="1042"/>
-      <w:r>
-        <w:rPr>
-          <w:rFonts w:ascii="Times New Roman" w:hAnsi="Times New Roman" w:eastAsia="宋体"/>
-          <w:sz w:val="21"/>
-        </w:rPr>
-        <w:t xml:space="preserve"> Zhang Y, Wang S, Liang S, et al. Distilling LLM agent into small models with retrieval and code tools[C]//Advances in Neural Information Processing Systems 38 (NeurIPS 2025). 2025.</w:t>
-      </w:r>
-    </w:p>
-    <w:p>
-      <w:pPr>
-        <w:spacing w:line="312" w:lineRule="auto"/>
-        <w:ind w:left="480" w:leftChars="0" w:hanging="480" w:hangingChars="200"/>
-      </w:pPr>
-      <w:bookmarkStart w:id="1043" w:name="_Ref_ref043"/>
-      <w:r>
-        <w:rPr>
-          <w:rFonts w:ascii="Times New Roman" w:hAnsi="Times New Roman" w:eastAsia="宋体"/>
-          <w:sz w:val="21"/>
-        </w:rPr>
-        <w:t>[43]</w:t>
-      </w:r>
-      <w:bookmarkEnd w:id="1043"/>
-      <w:r>
-        <w:rPr>
-          <w:rFonts w:ascii="Times New Roman" w:hAnsi="Times New Roman" w:eastAsia="宋体"/>
-          <w:sz w:val="21"/>
-        </w:rPr>
-        <w:t xml:space="preserve"> Wang B, Xu C, Zhao X, Ouyang L, et al. MinerU: an open-source solution for precise document content extraction[EB/OL]. arXiv:2409.18839, 2024.（预印本，该工具为开源项目，代码见 opendatalab/MinerU）</w:t>
-      </w:r>
-    </w:p>
-    <w:p>
-      <w:pPr>
-        <w:spacing w:line="312" w:lineRule="auto"/>
-        <w:ind w:left="480" w:leftChars="0" w:hanging="480" w:hangingChars="200"/>
-      </w:pPr>
-      <w:bookmarkStart w:id="1044" w:name="_Ref_ref044"/>
-      <w:r>
-        <w:rPr>
-          <w:rFonts w:ascii="Times New Roman" w:hAnsi="Times New Roman" w:eastAsia="宋体"/>
-          <w:sz w:val="21"/>
-        </w:rPr>
-        <w:t>[44]</w:t>
-      </w:r>
-      <w:bookmarkEnd w:id="1044"/>
-      <w:r>
-        <w:rPr>
-          <w:rFonts w:ascii="Times New Roman" w:hAnsi="Times New Roman" w:eastAsia="宋体"/>
-          <w:sz w:val="21"/>
-        </w:rPr>
-        <w:t xml:space="preserve"> Grounded verification of chemical and materials reasoning: detection is the bottleneck[EB/OL]. arXiv:2607.17417, 2026.（预印本）</w:t>
-      </w:r>
-    </w:p>
-    <w:p>
-      <w:pPr>
-        <w:spacing w:line="312" w:lineRule="auto"/>
-        <w:ind w:left="480" w:leftChars="0" w:hanging="480" w:hangingChars="200"/>
-      </w:pPr>
-      <w:bookmarkStart w:id="1045" w:name="_Ref_ref045"/>
-      <w:r>
-        <w:rPr>
-          <w:rFonts w:ascii="Times New Roman" w:hAnsi="Times New Roman" w:eastAsia="宋体"/>
-          <w:sz w:val="21"/>
-        </w:rPr>
-        <w:t>[45]</w:t>
-      </w:r>
-      <w:bookmarkEnd w:id="1045"/>
-      <w:r>
-        <w:rPr>
-          <w:rFonts w:ascii="Times New Roman" w:hAnsi="Times New Roman" w:eastAsia="宋体"/>
-          <w:sz w:val="21"/>
-        </w:rPr>
-        <w:t xml:space="preserve"> LitMOF: an LLM multi-agent for literature-validated metal-organic frameworks database correction and expansion[EB/OL]. arXiv:2512.01693, 2025.（预印本）</w:t>
-      </w:r>
-    </w:p>
-    <w:p>
-      <w:pPr>
-        <w:spacing w:line="312" w:lineRule="auto"/>
-        <w:ind w:left="480" w:leftChars="0" w:hanging="480" w:hangingChars="200"/>
-      </w:pPr>
-      <w:bookmarkStart w:id="1046" w:name="_Ref_ref046"/>
-      <w:r>
-        <w:rPr>
-          <w:rFonts w:ascii="Times New Roman" w:hAnsi="Times New Roman" w:eastAsia="宋体"/>
-          <w:sz w:val="21"/>
-        </w:rPr>
-        <w:t>[46]</w:t>
-      </w:r>
-      <w:bookmarkEnd w:id="1046"/>
-      <w:r>
-        <w:rPr>
-          <w:rFonts w:ascii="Times New Roman" w:hAnsi="Times New Roman" w:eastAsia="宋体"/>
-          <w:sz w:val="21"/>
-        </w:rPr>
-        <w:t xml:space="preserve"> OG-RAG: ontology-grounded retrieval-augmented generation for large language models[EB/OL]. arXiv:2412.15235, 2024.（预印本）</w:t>
-      </w:r>
-    </w:p>
-    <w:p>
-      <w:pPr>
-        <w:spacing w:line="312" w:lineRule="auto"/>
-        <w:ind w:left="480" w:leftChars="0" w:hanging="480" w:hangingChars="200"/>
-      </w:pPr>
-      <w:bookmarkStart w:id="1047" w:name="_Ref_ref047"/>
-      <w:r>
-        <w:rPr>
-          <w:rFonts w:ascii="Times New Roman" w:hAnsi="Times New Roman" w:eastAsia="宋体"/>
-          <w:sz w:val="21"/>
-        </w:rPr>
-        <w:t>[47]</w:t>
-      </w:r>
-      <w:bookmarkEnd w:id="1047"/>
-      <w:r>
-        <w:rPr>
-          <w:rFonts w:ascii="Times New Roman" w:hAnsi="Times New Roman" w:eastAsia="宋体"/>
-          <w:sz w:val="21"/>
-        </w:rPr>
-        <w:t xml:space="preserve"> Can small language models use what they retrieve? An empirical study of retrieval utilization across model scale[EB/OL]. arXiv:2603.11513, 2026.（预印本）</w:t>
-      </w:r>
-    </w:p>
-    <w:p>
-      <w:pPr>
-        <w:spacing w:line="312" w:lineRule="auto"/>
-        <w:ind w:left="480" w:leftChars="0" w:hanging="480" w:hangingChars="200"/>
-      </w:pPr>
-      <w:bookmarkStart w:id="1048" w:name="_Ref_ref048"/>
-      <w:r>
-        <w:rPr>
-          <w:rFonts w:ascii="Times New Roman" w:hAnsi="Times New Roman" w:eastAsia="宋体"/>
-          <w:sz w:val="21"/>
-        </w:rPr>
-        <w:t>[48]</w:t>
-      </w:r>
-      <w:bookmarkEnd w:id="1048"/>
-      <w:r>
-        <w:rPr>
-          <w:rFonts w:ascii="Times New Roman" w:hAnsi="Times New Roman" w:eastAsia="宋体"/>
-          <w:sz w:val="21"/>
-        </w:rPr>
-        <w:t xml:space="preserve"> HalluGuard: evidence-grounded small reasoning models to mitigate hallucinations in retrieval-augmented generation[EB/OL]. arXiv:2510.00880, 2025.（预印本）</w:t>
-      </w:r>
-    </w:p>
-    <w:p>
-      <w:pPr>
-        <w:spacing w:line="312" w:lineRule="auto"/>
-        <w:ind w:left="480" w:leftChars="0" w:hanging="480" w:hangingChars="200"/>
-      </w:pPr>
-      <w:bookmarkStart w:id="1049" w:name="_Ref_ref049"/>
-      <w:r>
-        <w:rPr>
-          <w:rFonts w:ascii="Times New Roman" w:hAnsi="Times New Roman" w:eastAsia="宋体"/>
-          <w:sz w:val="21"/>
-        </w:rPr>
-        <w:t>[49]</w:t>
-      </w:r>
-      <w:bookmarkEnd w:id="1049"/>
-      <w:r>
-        <w:rPr>
-          <w:rFonts w:ascii="Times New Roman" w:hAnsi="Times New Roman" w:eastAsia="宋体"/>
-          <w:sz w:val="21"/>
-        </w:rPr>
-        <w:t xml:space="preserve"> Ontology-conformal recognition of materials entities using language models[J]. Scientific Reports, 2025. DOI: 10.1038/s41598-025-03619-y.</w:t>
-      </w:r>
-    </w:p>
-    <w:p>
-      <w:pPr>
-        <w:spacing w:line="312" w:lineRule="auto"/>
-        <w:ind w:left="480" w:leftChars="0" w:hanging="480" w:hangingChars="200"/>
-      </w:pPr>
-      <w:bookmarkStart w:id="1050" w:name="_Ref_ref050"/>
-      <w:r>
-        <w:rPr>
-          <w:rFonts w:ascii="Times New Roman" w:hAnsi="Times New Roman" w:eastAsia="宋体"/>
-          <w:sz w:val="21"/>
-        </w:rPr>
-        <w:t>[50]</w:t>
-      </w:r>
-      <w:bookmarkEnd w:id="1050"/>
-      <w:r>
-        <w:rPr>
-          <w:rFonts w:ascii="Times New Roman" w:hAnsi="Times New Roman" w:eastAsia="宋体"/>
-          <w:sz w:val="21"/>
-        </w:rPr>
-        <w:t xml:space="preserve"> Typed decision models: an early evidence audit and evaluation checklist[EB/OL]. arXiv:2609.32160, 2026.（预印本）</w:t>
-      </w:r>
-    </w:p>
-    <w:p>
-      <w:pPr>
-        <w:spacing w:line="312" w:lineRule="auto"/>
-        <w:ind w:left="480" w:leftChars="0" w:hanging="480" w:hangingChars="200"/>
-      </w:pPr>
-      <w:bookmarkStart w:id="1051" w:name="_Ref_ref051"/>
-      <w:r>
-        <w:rPr>
-          <w:rFonts w:ascii="Times New Roman" w:hAnsi="Times New Roman" w:eastAsia="宋体"/>
-          <w:sz w:val="21"/>
-        </w:rPr>
-        <w:t>[51]</w:t>
-      </w:r>
-      <w:bookmarkEnd w:id="1051"/>
-      <w:r>
-        <w:rPr>
-          <w:rFonts w:ascii="Times New Roman" w:hAnsi="Times New Roman" w:eastAsia="宋体"/>
-          <w:sz w:val="21"/>
-        </w:rPr>
-        <w:t xml:space="preserve"> Cao Y, Wang L, Chen J, et al. ARIA: a causal-aware framework for rescuing LLM reasoning in trustworthy materials discovery[C]//Proceedings of the 32nd ACM SIGKDD Conference on Knowledge Discovery and Data Mining. 2026.</w:t>
-      </w:r>
-    </w:p>
-    <w:p>
-      <w:pPr>
-        <w:spacing w:line="312" w:lineRule="auto"/>
-        <w:ind w:left="480" w:leftChars="0" w:hanging="480" w:hangingChars="200"/>
-      </w:pPr>
-      <w:bookmarkStart w:id="1052" w:name="_Ref_ref052"/>
-      <w:r>
-        <w:rPr>
-          <w:rFonts w:ascii="Times New Roman" w:hAnsi="Times New Roman" w:eastAsia="宋体"/>
-          <w:sz w:val="21"/>
-        </w:rPr>
-        <w:t>[52]</w:t>
-      </w:r>
-      <w:bookmarkEnd w:id="1052"/>
-      <w:r>
-        <w:rPr>
-          <w:rFonts w:ascii="Times New Roman" w:hAnsi="Times New Roman" w:eastAsia="宋体"/>
-          <w:sz w:val="21"/>
-        </w:rPr>
-        <w:t xml:space="preserve"> Tan Y, Yuan Y, Li, et al. Bootstrapping knowledge acquisition from domain text with a seed ontology and small language models[C]//Lecture Notes in Computer Science. 2026: 190-207. DOI: 10.1007/978-3-032-41614-8_11.</w:t>
-      </w:r>
-    </w:p>
-    <w:p>
-      <w:pPr>
-        <w:spacing w:line="312" w:lineRule="auto"/>
-        <w:ind w:left="480" w:leftChars="0" w:hanging="480" w:hangingChars="200"/>
-      </w:pPr>
-      <w:bookmarkStart w:id="1053" w:name="_Ref_ref053"/>
-      <w:r>
-        <w:rPr>
-          <w:rFonts w:ascii="Times New Roman" w:hAnsi="Times New Roman" w:eastAsia="宋体"/>
-          <w:sz w:val="21"/>
-        </w:rPr>
-        <w:t>[53]</w:t>
-      </w:r>
-      <w:bookmarkEnd w:id="1053"/>
-      <w:r>
-        <w:rPr>
-          <w:rFonts w:ascii="Times New Roman" w:hAnsi="Times New Roman" w:eastAsia="宋体"/>
-          <w:sz w:val="21"/>
-        </w:rPr>
-        <w:t xml:space="preserve"> DRAG: distilling RAG for SLMs from LLMs to transfer knowledge and mitigate hallucination via evidence and graph-based distillation[EB/OL]. arXiv:2506.01954, 2025.（预印本）</w:t>
-      </w:r>
-    </w:p>
-    <w:p>
-      <w:pPr>
-        <w:spacing w:line="312" w:lineRule="auto"/>
-        <w:ind w:left="480" w:leftChars="0" w:hanging="480" w:hangingChars="200"/>
-      </w:pPr>
-      <w:bookmarkStart w:id="1054" w:name="_Ref_ref054"/>
-      <w:r>
-        <w:rPr>
-          <w:rFonts w:ascii="Times New Roman" w:hAnsi="Times New Roman" w:eastAsia="宋体"/>
-          <w:sz w:val="21"/>
-        </w:rPr>
-        <w:t>[54]</w:t>
-      </w:r>
-      <w:bookmarkEnd w:id="1054"/>
-      <w:r>
-        <w:rPr>
-          <w:rFonts w:ascii="Times New Roman" w:hAnsi="Times New Roman" w:eastAsia="宋体"/>
-          <w:sz w:val="21"/>
-        </w:rPr>
-        <w:t xml:space="preserve"> EGT-KG: evidence-grounded typed KG retrieval for practical scientific QA with small language models[EB/OL]. arXiv:2609.00479, 2026.（预印本）</w:t>
-      </w:r>
-    </w:p>
-    <w:p>
-      <w:pPr>
-        <w:spacing w:line="312" w:lineRule="auto"/>
-        <w:ind w:left="480" w:leftChars="0" w:hanging="480" w:hangingChars="200"/>
-      </w:pPr>
-      <w:bookmarkStart w:id="1055" w:name="_Ref_ref055"/>
-      <w:r>
-        <w:rPr>
-          <w:rFonts w:ascii="Times New Roman" w:hAnsi="Times New Roman" w:eastAsia="宋体"/>
-          <w:sz w:val="21"/>
-        </w:rPr>
-        <w:t>[55]</w:t>
-      </w:r>
-      <w:bookmarkEnd w:id="1055"/>
-      <w:r>
-        <w:rPr>
-          <w:rFonts w:ascii="Times New Roman" w:hAnsi="Times New Roman" w:eastAsia="宋体"/>
-          <w:sz w:val="21"/>
-        </w:rPr>
-        <w:t xml:space="preserve"> Materials dual-source knowledge retrieval-augmented generation for local large language models in photocatalysts[J]. Journal of Chemical Information and Modeling, 2025. DOI: 10.1021/acs.jcim.5c01941.</w:t>
-      </w:r>
-    </w:p>
-    <w:p>
-      <w:pPr>
-        <w:spacing w:line="312" w:lineRule="auto"/>
-        <w:ind w:left="480" w:leftChars="0" w:hanging="480" w:hangingChars="200"/>
-      </w:pPr>
-      <w:bookmarkStart w:id="1056" w:name="_Ref_ref056"/>
-      <w:r>
-        <w:rPr>
-          <w:rFonts w:ascii="Times New Roman" w:hAnsi="Times New Roman" w:eastAsia="宋体"/>
-          <w:sz w:val="21"/>
-        </w:rPr>
-        <w:t>[56]</w:t>
-      </w:r>
-      <w:bookmarkEnd w:id="1056"/>
-      <w:r>
-        <w:rPr>
-          <w:rFonts w:ascii="Times New Roman" w:hAnsi="Times New Roman" w:eastAsia="宋体"/>
-          <w:sz w:val="21"/>
-        </w:rPr>
-        <w:t xml:space="preserve"> Condition-gated reasoning for context-dependent biomedical question answering[EB/OL]. arXiv:2602.17911, 2026.（预印本）</w:t>
-      </w:r>
-    </w:p>
-    <w:p>
-      <w:pPr>
-        <w:spacing w:line="312" w:lineRule="auto"/>
-        <w:ind w:left="480" w:leftChars="0" w:hanging="480" w:hangingChars="200"/>
-      </w:pPr>
-      <w:bookmarkStart w:id="1057" w:name="_Ref_ref057"/>
-      <w:r>
-        <w:rPr>
-          <w:rFonts w:ascii="Times New Roman" w:hAnsi="Times New Roman" w:eastAsia="宋体"/>
-          <w:sz w:val="21"/>
-        </w:rPr>
-        <w:t>[57]</w:t>
-      </w:r>
-      <w:bookmarkEnd w:id="1057"/>
-      <w:r>
-        <w:rPr>
-          <w:rFonts w:ascii="Times New Roman" w:hAnsi="Times New Roman" w:eastAsia="宋体"/>
-          <w:sz w:val="21"/>
-        </w:rPr>
-        <w:t xml:space="preserve"> Relevance is not sufficiency: what actually closes the evidence gap in long-term memory QA[EB/OL]. arXiv:2610.09348, 2026.（预印本）</w:t>
-      </w:r>
-    </w:p>
-    <w:p>
-      <w:pPr>
-        <w:spacing w:line="312" w:lineRule="auto"/>
-        <w:ind w:left="480" w:leftChars="0" w:hanging="480" w:hangingChars="200"/>
-      </w:pPr>
-      <w:bookmarkStart w:id="1058" w:name="_Ref_ref058"/>
-      <w:r>
-        <w:rPr>
-          <w:rFonts w:ascii="Times New Roman" w:hAnsi="Times New Roman" w:eastAsia="宋体"/>
-          <w:sz w:val="21"/>
-        </w:rPr>
-        <w:t>[58]</w:t>
-      </w:r>
-      <w:bookmarkEnd w:id="1058"/>
-      <w:r>
-        <w:rPr>
-          <w:rFonts w:ascii="Times New Roman" w:hAnsi="Times New Roman" w:eastAsia="宋体"/>
-          <w:sz w:val="21"/>
-        </w:rPr>
-        <w:t xml:space="preserve"> Guan N, Koudas N. ActiveDP: bridging active learning and data programming[EB/OL]. arXiv:2402.06056, 2024.（预印本）</w:t>
-      </w:r>
-    </w:p>
-    <w:p>
-      <w:pPr>
-        <w:spacing w:line="312" w:lineRule="auto"/>
-        <w:ind w:left="480" w:leftChars="0" w:hanging="480" w:hangingChars="200"/>
-      </w:pPr>
-      <w:bookmarkStart w:id="1059" w:name="_Ref_ref059"/>
-      <w:r>
-        <w:rPr>
-          <w:rFonts w:ascii="Times New Roman" w:hAnsi="Times New Roman" w:eastAsia="宋体"/>
-          <w:sz w:val="21"/>
-        </w:rPr>
-        <w:t>[59]</w:t>
-      </w:r>
-      <w:bookmarkEnd w:id="1059"/>
-      <w:r>
-        <w:rPr>
-          <w:rFonts w:ascii="Times New Roman" w:hAnsi="Times New Roman" w:eastAsia="宋体"/>
-          <w:sz w:val="21"/>
-        </w:rPr>
-        <w:t xml:space="preserve"> Relevance is not sufficient evidence: detecting evidence gaps before generation in RAG[EB/OL]. arXiv:2609.37469, 2026.（预印本）</w:t>
-      </w:r>
-    </w:p>
-    <w:p>
-      <w:pPr>
-        <w:spacing w:line="312" w:lineRule="auto"/>
-        <w:ind w:left="480" w:leftChars="0" w:hanging="480" w:hangingChars="200"/>
-      </w:pPr>
-      <w:bookmarkStart w:id="1060" w:name="_Ref_ref060"/>
-      <w:r>
-        <w:rPr>
-          <w:rFonts w:ascii="Times New Roman" w:hAnsi="Times New Roman" w:eastAsia="宋体"/>
-          <w:sz w:val="21"/>
-        </w:rPr>
-        <w:t>[60]</w:t>
-      </w:r>
-      <w:bookmarkEnd w:id="1060"/>
-      <w:r>
-        <w:rPr>
-          <w:rFonts w:ascii="Times New Roman" w:hAnsi="Times New Roman" w:eastAsia="宋体"/>
-          <w:sz w:val="21"/>
-        </w:rPr>
-        <w:t xml:space="preserve"> Iliopoulos F, Kontonis V, Baykal C, et al. Weighted distillation with unlabeled examples[EB/OL]. arXiv:2210.06711, 2022.（预印本）</w:t>
-      </w:r>
-    </w:p>
-    <w:p>
-      <w:pPr>
-        <w:spacing w:line="312" w:lineRule="auto"/>
-        <w:ind w:left="480" w:leftChars="0" w:hanging="480" w:hangingChars="200"/>
-      </w:pPr>
-      <w:bookmarkStart w:id="1061" w:name="_Ref_ref061"/>
-      <w:r>
-        <w:rPr>
-          <w:rFonts w:ascii="Times New Roman" w:hAnsi="Times New Roman" w:eastAsia="宋体"/>
-          <w:sz w:val="21"/>
-        </w:rPr>
-        <w:t>[61]</w:t>
-      </w:r>
-      <w:bookmarkEnd w:id="1061"/>
-      <w:r>
-        <w:rPr>
-          <w:rFonts w:ascii="Times New Roman" w:hAnsi="Times New Roman" w:eastAsia="宋体"/>
-          <w:sz w:val="21"/>
-        </w:rPr>
-        <w:t xml:space="preserve"> Sumit, Srizon D, Roy A K. When does knowledge distillation hurt? reliability-aware distillation for low-resource languages[EB/OL]. arXiv:2607.19956, 2025.（预印本）</w:t>
-      </w:r>
-    </w:p>
-    <w:p>
-      <w:pPr>
-        <w:spacing w:line="312" w:lineRule="auto"/>
-        <w:ind w:left="480" w:leftChars="0" w:hanging="480" w:hangingChars="200"/>
-      </w:pPr>
-      <w:bookmarkStart w:id="1062" w:name="_Ref_ref062"/>
-      <w:r>
-        <w:rPr>
-          <w:rFonts w:ascii="Times New Roman" w:hAnsi="Times New Roman" w:eastAsia="宋体"/>
-          <w:sz w:val="21"/>
-        </w:rPr>
-        <w:t>[62]</w:t>
-      </w:r>
-      <w:bookmarkEnd w:id="1062"/>
-      <w:r>
-        <w:rPr>
-          <w:rFonts w:ascii="Times New Roman" w:hAnsi="Times New Roman" w:eastAsia="宋体"/>
-          <w:sz w:val="21"/>
-        </w:rPr>
-        <w:t xml:space="preserve"> Optimal document selection in RAG via combinatorial optimization[C/OL]. OpenReview, 2026. https://openreview.net/forum?id=gtcOku1v2s</w:t>
-      </w:r>
-    </w:p>
-    <w:p>
-      <w:pPr>
-        <w:spacing w:line="312" w:lineRule="auto"/>
-        <w:ind w:left="480" w:leftChars="0" w:hanging="480" w:hangingChars="200"/>
-      </w:pPr>
-      <w:bookmarkStart w:id="1063" w:name="_Ref_ref063"/>
-      <w:r>
-        <w:rPr>
-          <w:rFonts w:ascii="Times New Roman" w:hAnsi="Times New Roman" w:eastAsia="宋体"/>
-          <w:sz w:val="21"/>
-        </w:rPr>
-        <w:t>[63]</w:t>
-      </w:r>
-      <w:bookmarkEnd w:id="1063"/>
-      <w:r>
-        <w:rPr>
-          <w:rFonts w:ascii="Times New Roman" w:hAnsi="Times New Roman" w:eastAsia="宋体"/>
-          <w:sz w:val="21"/>
-        </w:rPr>
-        <w:t xml:space="preserve"> Nemhauser G L, Wolsey L A, Fisher M L. An analysis of approximations for maximizing submodular set functions—I[J]. Mathematical Programming, 1978, 14(1): 265-294.</w:t>
+        <w:t xml:space="preserve"> Zhang X, Li J, Shao B, et al. Fine-Tuning Small Language Models for Reliable VASP INCAR Generation[EB/OL]. arXiv:2608.05387, 2026.（所引为arXiv版本）</w:t>
       </w:r>
     </w:p>
     <w:sectPr>

--- a/开题报告_领域小模型蒸馏与知识增强/V4_范本对齐_2026-10-26/开题报告_V4.docx
+++ b/开题报告_领域小模型蒸馏与知识增强/V4_范本对齐_2026-10-26/开题报告_V4.docx
@@ -38,7 +38,7 @@
           <w:b/>
           <w:sz w:val="44"/>
         </w:rPr>
-        <w:t>学校：________________</w:t>
+        <w:t>北 京 科 技 大 学</w:t>
       </w:r>
     </w:p>
     <w:p>
@@ -92,11 +92,9 @@
       <w:r>
         <w:rPr>
           <w:rFonts w:ascii="Times New Roman" w:hAnsi="Times New Roman" w:eastAsia="宋体"/>
-          <w:sz w:val="28"/>
-        </w:rPr>
-        <w:t>论文题目： 面向材料文献问答的条件可比RAG</w:t>
-        <w:br/>
-        <w:t>与小模型蒸馏方法研究</w:t>
+          <w:sz w:val="26"/>
+        </w:rPr>
+        <w:t>论文题目： 面向材料文献问答的条件可比 RAG 与小模型蒸馏方法研究</w:t>
       </w:r>
     </w:p>
     <w:p>
@@ -239,10 +237,11 @@
       </w:pPr>
       <w:r>
         <w:rPr>
-          <w:rFonts w:ascii="Times New Roman" w:hAnsi="Times New Roman" w:eastAsia="宋体"/>
+          <w:rFonts w:ascii="Times New Roman" w:hAnsi="Times New Roman" w:eastAsia="黑体"/>
+          <w:b w:val="0"/>
           <w:sz w:val="30"/>
         </w:rPr>
-        <w:t>填报日期：________________</w:t>
+        <w:t xml:space="preserve">      ＿＿＿＿＿＿＿＿</w:t>
       </w:r>
     </w:p>
     <w:p>
@@ -1711,14 +1710,14 @@
     </w:p>
     <w:p>
       <w:pPr>
-        <w:ind w:firstLineChars="0" w:firstLine="0"/>
+        <w:ind w:firstLine="480" w:firstLineChars="200"/>
         <w:spacing w:line="312" w:lineRule="auto"/>
       </w:pPr>
       <w:r>
         <w:rPr>
           <w:rFonts w:ascii="Times New Roman" w:hAnsi="Times New Roman" w:eastAsia="宋体"/>
           <w:b w:val="0"/>
-          <w:sz w:val="21"/>
+          <w:sz w:val="24"/>
         </w:rPr>
         <w:t>u_iℓj = h_iℓj · s_φ(q, j, iℓ)。　（1）</w:t>
       </w:r>
@@ -1761,42 +1760,42 @@
     </w:p>
     <w:p>
       <w:pPr>
-        <w:ind w:firstLineChars="0" w:firstLine="0"/>
+        <w:ind w:firstLine="480" w:firstLineChars="200"/>
         <w:spacing w:line="312" w:lineRule="auto"/>
       </w:pPr>
       <w:r>
         <w:rPr>
           <w:rFonts w:ascii="Times New Roman" w:hAnsi="Times New Roman" w:eastAsia="宋体"/>
           <w:b w:val="0"/>
-          <w:sz w:val="21"/>
+          <w:sz w:val="24"/>
         </w:rPr>
         <w:t>最大化 F(x) = Σ_j w_j max({u_iℓj : x_iℓ = 1} ∪ {0})。　（2）</w:t>
       </w:r>
     </w:p>
     <w:p>
       <w:pPr>
-        <w:ind w:firstLineChars="0" w:firstLine="0"/>
+        <w:ind w:firstLine="480" w:firstLineChars="200"/>
         <w:spacing w:line="312" w:lineRule="auto"/>
       </w:pPr>
       <w:r>
         <w:rPr>
           <w:rFonts w:ascii="Times New Roman" w:hAnsi="Times New Roman" w:eastAsia="宋体"/>
           <w:b w:val="0"/>
-          <w:sz w:val="21"/>
+          <w:sz w:val="24"/>
         </w:rPr>
         <w:t>Σ_ℓ x_iℓ ≤ 1；x_iℓ ≤ z_a，对每个 a ∈ D_iℓ。　（3）</w:t>
       </w:r>
     </w:p>
     <w:p>
       <w:pPr>
-        <w:ind w:firstLineChars="0" w:firstLine="0"/>
+        <w:ind w:firstLine="480" w:firstLineChars="200"/>
         <w:spacing w:line="312" w:lineRule="auto"/>
       </w:pPr>
       <w:r>
         <w:rPr>
           <w:rFonts w:ascii="Times New Roman" w:hAnsi="Times New Roman" w:eastAsia="宋体"/>
           <w:b w:val="0"/>
-          <w:sz w:val="21"/>
+          <w:sz w:val="24"/>
         </w:rPr>
         <w:t>Σ_iℓ c_iℓ x_iℓ + Σ_a d_a z_a ≤ B。　（4）</w:t>
       </w:r>
@@ -1897,7 +1896,7 @@
           <w:b/>
           <w:sz w:val="28"/>
         </w:rPr>
-        <w:t>3.1.2 下游影响驱动的核验调度</w:t>
+        <w:t>3.1.2 下游影响驱动的核验调度（工程支撑）</w:t>
       </w:r>
     </w:p>
     <w:p>
@@ -1938,28 +1937,28 @@
     </w:p>
     <w:p>
       <w:pPr>
-        <w:ind w:firstLineChars="0" w:firstLine="0"/>
+        <w:ind w:firstLine="480" w:firstLineChars="200"/>
         <w:spacing w:line="312" w:lineRule="auto"/>
       </w:pPr>
       <w:r>
         <w:rPr>
           <w:rFonts w:ascii="Times New Roman" w:hAnsi="Times New Roman" w:eastAsia="宋体"/>
           <w:b w:val="0"/>
-          <w:sz w:val="21"/>
+          <w:sz w:val="24"/>
         </w:rPr>
         <w:t>最大化 G(A) = Σ_i v_i p_i max({r_ai : a ∈ A} ∪ {0})。　（5）</w:t>
       </w:r>
     </w:p>
     <w:p>
       <w:pPr>
-        <w:ind w:firstLineChars="0" w:firstLine="0"/>
+        <w:ind w:firstLine="480" w:firstLineChars="200"/>
         <w:spacing w:line="312" w:lineRule="auto"/>
       </w:pPr>
       <w:r>
         <w:rPr>
           <w:rFonts w:ascii="Times New Roman" w:hAnsi="Times New Roman" w:eastAsia="宋体"/>
           <w:b w:val="0"/>
-          <w:sz w:val="21"/>
+          <w:sz w:val="24"/>
         </w:rPr>
         <w:t>Σ_{a∈A} t_a ≤ H。　（6）</w:t>
       </w:r>
@@ -2060,7 +2059,7 @@
           <w:b/>
           <w:sz w:val="28"/>
         </w:rPr>
-        <w:t>3.1.3 基于完整证据包的小模型任务蒸馏</w:t>
+        <w:t>3.1.3 条件变化一致的证据使用联合蒸馏</w:t>
       </w:r>
     </w:p>
     <w:p>
@@ -2071,10 +2070,18 @@
       <w:r>
         <w:rPr>
           <w:rFonts w:ascii="Times New Roman" w:hAnsi="Times New Roman" w:eastAsia="宋体"/>
+          <w:b/>
+          <w:sz w:val="24"/>
+        </w:rPr>
+        <w:t>训练对象。</w:t>
+      </w:r>
+      <w:r>
+        <w:rPr>
+          <w:rFonts w:ascii="Times New Roman" w:hAnsi="Times New Roman" w:eastAsia="宋体"/>
           <w:b w:val="0"/>
           <w:sz w:val="24"/>
         </w:rPr>
-        <w:t>学生学习需求解析、引用选择、缺口说明和有依据的答案，而非替规则重新计算温度或替调度器猜测未知字段。教师只在训练资料上示范，操作说明简短、可核验，必要时经人工修正；模型同意、长推理和多次生成一致都不构成科学真值。</w:t>
+        <w:t xml:space="preserve"> 学生需要同时学会三件事：在给定证据上组织有依据的答案、在候选池中把适配当前条件的记录排在前面、以及在问题条件改变时相应改变上述偏好。若只训练第一项，学生学到的是"引用某条记录"，而非"判断哪条记录适用于当前条件"；材料问答的失效多属后者。</w:t>
       </w:r>
     </w:p>
     <w:p>
@@ -2085,24 +2092,32 @@
       <w:r>
         <w:rPr>
           <w:rFonts w:ascii="Times New Roman" w:hAnsi="Times New Roman" w:eastAsia="宋体"/>
+          <w:b/>
+          <w:sz w:val="24"/>
+        </w:rPr>
+        <w:t>最小实现。</w:t>
+      </w:r>
+      <w:r>
+        <w:rPr>
+          <w:rFonts w:ascii="Times New Roman" w:hAnsi="Times New Roman" w:eastAsia="宋体"/>
           <w:b w:val="0"/>
           <w:sz w:val="24"/>
         </w:rPr>
-        <w:t>统一以经核验的完整证据包构造SFT，监督目标为：</w:t>
+        <w:t xml:space="preserve"> 固定候选记录池 D(q)，为学生配置轻量重排头，其对问题 q 与记录 d 的评分为 s_θ(q,d)。训练目标为三项相加：</w:t>
       </w:r>
     </w:p>
     <w:p>
       <w:pPr>
-        <w:ind w:firstLineChars="0" w:firstLine="0"/>
+        <w:ind w:firstLine="480" w:firstLineChars="200"/>
         <w:spacing w:line="312" w:lineRule="auto"/>
       </w:pPr>
       <w:r>
         <w:rPr>
           <w:rFonts w:ascii="Times New Roman" w:hAnsi="Times New Roman" w:eastAsia="宋体"/>
           <w:b w:val="0"/>
-          <w:sz w:val="21"/>
-        </w:rPr>
-        <w:t>L_SFT(θ) = −Σ_(q,E,y) Σ_t log π_θ(y_t | q, E, y_&lt;t)。　（7）</w:t>
+          <w:sz w:val="24"/>
+        </w:rPr>
+        <w:t>L = L_SFT + λ_r · L_rank + λ_c · L_cond</w:t>
       </w:r>
     </w:p>
     <w:p>
@@ -2116,7 +2131,7 @@
           <w:b w:val="0"/>
           <w:sz w:val="24"/>
         </w:rPr>
-        <w:t>E 包含版本文本、可回溯的依赖引用与缺失状态；y 包含答案、所用记录和适用范围。已知冲突记录可作为负例或背景，但不能被教师写成直接支持。示范同时覆盖可以回答、证据不足和输入需澄清，防止模型只学会一律保守。若只改变问题条件会改变正确证据，可从真实记录构造配对练习；其作用通过普通SFT与同数据配对训练比较，不在本轮同时新增独立偏好优化主线。</w:t>
+        <w:t>监督项沿用完整证据包构造：</w:t>
       </w:r>
     </w:p>
     <w:p>
@@ -2130,7 +2145,171 @@
           <w:b w:val="0"/>
           <w:sz w:val="24"/>
         </w:rPr>
-        <w:t>装配器用冻结的评分与数据结构工作，小模型依据装配结果回答。先固定同一学生比较装配方法，再固定装配器比较底座、常规证据SFT和本课题示范SFT，避免把工具收益全部算成蒸馏收益。少量结构化特征即可完成的评分任务须与简单分类器或规则对照，不为了使用大模型而增加不必要训练。</w:t>
+        <w:t>L_SFT(θ) = − Σ_(q,E,y) Σ_t log π_θ(y_t | q, E, y_{&lt;t})</w:t>
+      </w:r>
+    </w:p>
+    <w:p>
+      <w:pPr>
+        <w:ind w:firstLine="480" w:firstLineChars="200"/>
+        <w:spacing w:line="312" w:lineRule="auto"/>
+      </w:pPr>
+      <w:r>
+        <w:rPr>
+          <w:rFonts w:ascii="Times New Roman" w:hAnsi="Times New Roman" w:eastAsia="宋体"/>
+          <w:b w:val="0"/>
+          <w:sz w:val="24"/>
+        </w:rPr>
+        <w:t>其中 E 含版本文本、可回溯的依赖引用与缺失状态，y 含答案、所用记录与适用范围。排序项在候选池上做列表排序：</w:t>
+      </w:r>
+    </w:p>
+    <w:p>
+      <w:pPr>
+        <w:ind w:firstLine="480" w:firstLineChars="200"/>
+        <w:spacing w:line="312" w:lineRule="auto"/>
+      </w:pPr>
+      <w:r>
+        <w:rPr>
+          <w:rFonts w:ascii="Times New Roman" w:hAnsi="Times New Roman" w:eastAsia="宋体"/>
+          <w:b w:val="0"/>
+          <w:sz w:val="24"/>
+        </w:rPr>
+        <w:t>L_rank = − log( exp(s_θ(q,d⁺)/τ) / Σ_{d∈D(q)} exp(s_θ(q,d)/τ) )</w:t>
+      </w:r>
+    </w:p>
+    <w:p>
+      <w:pPr>
+        <w:ind w:firstLine="480" w:firstLineChars="200"/>
+        <w:spacing w:line="312" w:lineRule="auto"/>
+      </w:pPr>
+      <w:r>
+        <w:rPr>
+          <w:rFonts w:ascii="Times New Roman" w:hAnsi="Times New Roman" w:eastAsia="宋体"/>
+          <w:b w:val="0"/>
+          <w:sz w:val="24"/>
+        </w:rPr>
+        <w:t>条件一致项由两个方向组成，要求学生随条件改变翻转偏好：</w:t>
+      </w:r>
+    </w:p>
+    <w:p>
+      <w:pPr>
+        <w:ind w:firstLine="480" w:firstLineChars="200"/>
+        <w:spacing w:line="312" w:lineRule="auto"/>
+      </w:pPr>
+      <w:r>
+        <w:rPr>
+          <w:rFonts w:ascii="Times New Roman" w:hAnsi="Times New Roman" w:eastAsia="宋体"/>
+          <w:b w:val="0"/>
+          <w:sz w:val="24"/>
+        </w:rPr>
+        <w:t>L_cond = max(0, m − s_θ(q,d⁺) + s_θ(q,d′⁺))</w:t>
+      </w:r>
+    </w:p>
+    <w:p>
+      <w:pPr>
+        <w:ind w:left="480"/>
+      </w:pPr>
+      <w:r>
+        <w:rPr>
+          <w:rFonts w:ascii="Times New Roman" w:hAnsi="Times New Roman" w:eastAsia="宋体"/>
+          <w:sz w:val="24"/>
+        </w:rPr>
+        <w:t xml:space="preserve">— </w:t>
+      </w:r>
+      <w:r>
+        <w:rPr>
+          <w:rFonts w:ascii="Times New Roman" w:hAnsi="Times New Roman" w:eastAsia="宋体"/>
+          <w:b w:val="0"/>
+          <w:sz w:val="24"/>
+        </w:rPr>
+        <w:t>max(0, m − s_θ(q′,d′⁺) + s_θ(q′,d⁺))</w:t>
+      </w:r>
+    </w:p>
+    <w:p>
+      <w:pPr>
+        <w:ind w:firstLine="480" w:firstLineChars="200"/>
+        <w:spacing w:line="312" w:lineRule="auto"/>
+      </w:pPr>
+      <w:r>
+        <w:rPr>
+          <w:rFonts w:ascii="Times New Roman" w:hAnsi="Times New Roman" w:eastAsia="宋体"/>
+          <w:b/>
+          <w:sz w:val="24"/>
+        </w:rPr>
+        <w:t>实现须固定的细节。</w:t>
+      </w:r>
+      <w:r>
+        <w:rPr>
+          <w:rFonts w:ascii="Times New Roman" w:hAnsi="Times New Roman" w:eastAsia="宋体"/>
+          <w:b w:val="0"/>
+          <w:sz w:val="24"/>
+        </w:rPr>
+        <w:t xml:space="preserve"> 以下各项须在开题阶段明确，否则目标函数停留在纸面：s_θ 是实现为独立 LoRA 重排头，还是生成模型内部的结构化排序输出，二者训练代价与推理路径不同；候选池是否固定，固定可保证不同方法可比，动态则更接近部署形态；负例如何采样，从同成分其他条件记录中取还是从全局随机取；τ、m、λ_r、λ_c 如何确定，须在开发集冻结而非在测试集调优；排序损失与答案损失的样本与 token 预算如何配比。</w:t>
+      </w:r>
+    </w:p>
+    <w:p>
+      <w:pPr>
+        <w:ind w:firstLine="480" w:firstLineChars="200"/>
+        <w:spacing w:line="312" w:lineRule="auto"/>
+      </w:pPr>
+      <w:r>
+        <w:rPr>
+          <w:rFonts w:ascii="Times New Roman" w:hAnsi="Times New Roman" w:eastAsia="宋体"/>
+          <w:b/>
+          <w:sz w:val="24"/>
+        </w:rPr>
+        <w:t>样本构造。</w:t>
+      </w:r>
+      <w:r>
+        <w:rPr>
+          <w:rFonts w:ascii="Times New Roman" w:hAnsi="Times New Roman" w:eastAsia="宋体"/>
+          <w:b w:val="0"/>
+          <w:sz w:val="24"/>
+        </w:rPr>
+        <w:t xml:space="preserve"> 条件变化配对须满足：两条记录同时存在、只差一个条件、且各自真实。对主线数据的统计为：四要素齐全记录一千二百零五条；同成分且温度不同者二千零一十五对；最严口径下（工艺与试验类型亦相同）一千三百零三对。该规模足以支撑成对训练。</w:t>
+      </w:r>
+    </w:p>
+    <w:p>
+      <w:pPr>
+        <w:ind w:firstLine="480" w:firstLineChars="200"/>
+        <w:spacing w:line="312" w:lineRule="auto"/>
+      </w:pPr>
+      <w:r>
+        <w:rPr>
+          <w:rFonts w:ascii="Times New Roman" w:hAnsi="Times New Roman" w:eastAsia="宋体"/>
+          <w:b/>
+          <w:sz w:val="24"/>
+        </w:rPr>
+        <w:t>边界。</w:t>
+      </w:r>
+      <w:r>
+        <w:rPr>
+          <w:rFonts w:ascii="Times New Roman" w:hAnsi="Times New Roman" w:eastAsia="宋体"/>
+          <w:b w:val="0"/>
+          <w:sz w:val="24"/>
+        </w:rPr>
+        <w:t xml:space="preserve"> 第一，只有候选池同时含匹配与不匹配记录时才构造偏好翻转；新条件下无对应证据时，标签为证据不足，不制造虚假正例。第二，温差接近不等于性能可互换，不据此标注训练真值。第三，若两个问题本可由同一记录支持，不强制翻转。第四，教师只在训练资料上示范，操作说明简短可核验，必要时人工修正；模型同意、长推理与多次生成一致均不构成科学真值。</w:t>
+      </w:r>
+    </w:p>
+    <w:p>
+      <w:pPr>
+        <w:ind w:firstLine="480" w:firstLineChars="200"/>
+        <w:spacing w:line="312" w:lineRule="auto"/>
+      </w:pPr>
+      <w:r>
+        <w:rPr>
+          <w:rFonts w:ascii="Times New Roman" w:hAnsi="Times New Roman" w:eastAsia="宋体"/>
+          <w:b/>
+          <w:sz w:val="24"/>
+        </w:rPr>
+        <w:t>消融。</w:t>
+      </w:r>
+      <w:r>
+        <w:rPr>
+          <w:rFonts w:ascii="Times New Roman" w:hAnsi="Times New Roman" w:eastAsia="宋体"/>
+          <w:b w:val="0"/>
+          <w:sz w:val="24"/>
+        </w:rPr>
+        <w:t xml:space="preserve"> 五组：仅答案 SFT；答案 SFT 加普通排序蒸馏；答案 SFT 加条件一致损失；完整目标；逐项去掉温度、工艺、试验类型三个条件字段之一。第五组用于判断哪类条件最难学，为档案条件字段的取舍提供依据。</w:t>
       </w:r>
     </w:p>
     <w:p>
@@ -2292,7 +2471,7 @@
           <w:b/>
           <w:sz w:val="24"/>
         </w:rPr>
-        <w:t>拟创新点二：下游影响驱动的核验调度。</w:t>
+        <w:t>拟创新点二：条件变化一致的证据使用联合蒸馏方法。</w:t>
       </w:r>
       <w:r>
         <w:rPr>
@@ -2300,7 +2479,7 @@
           <w:b w:val="0"/>
           <w:sz w:val="24"/>
         </w:rPr>
-        <w:t xml:space="preserve"> 在主动标注和置信度复核基础上</w:t>
+        <w:t xml:space="preserve"> 已有检索器蒸馏研究把教师的证据排序传给学生</w:t>
       </w:r>
       <w:r>
         <w:rPr>
@@ -2309,9 +2488,9 @@
           <w:vertAlign w:val="superscript"/>
         </w:rPr>
         <w:fldChar w:fldCharType="begin"/>
-        <w:instrText xml:space="preserve"> REF _Ref_ref032 \h </w:instrText>
+        <w:instrText xml:space="preserve"> REF _Ref_ref041 \h </w:instrText>
         <w:fldChar w:fldCharType="separate"/>
-        <w:t xml:space="preserve">[32]</w:t>
+        <w:t xml:space="preserve">[41]</w:t>
         <w:fldChar w:fldCharType="end"/>
       </w:r>
       <w:r>
@@ -2321,9 +2500,9 @@
           <w:vertAlign w:val="superscript"/>
         </w:rPr>
         <w:fldChar w:fldCharType="begin"/>
-        <w:instrText xml:space="preserve"> REF _Ref_ref039 \h </w:instrText>
+        <w:instrText xml:space="preserve"> REF _Ref_ref042 \h </w:instrText>
         <w:fldChar w:fldCharType="separate"/>
-        <w:t xml:space="preserve">[39]</w:t>
+        <w:t xml:space="preserve">[42]</w:t>
         <w:fldChar w:fldCharType="end"/>
       </w:r>
       <w:r>
@@ -2332,7 +2511,27 @@
           <w:b w:val="0"/>
           <w:sz w:val="24"/>
         </w:rPr>
-        <w:t>，将逐条记录复核改为共享字段及其影响记录集合上的动作选择，以式（5）（6）联合考虑预计错误、下游影响、重复收益和实际耗时。需证明收益并非仅来自更多人工或选择性报告疑点；最终指标包括真实错误处理和独立问答变化，而不只是代理目标增加。</w:t>
+        <w:t>，反事实蒸馏研究用改动输入的方式筛样本</w:t>
+      </w:r>
+      <w:r>
+        <w:rPr>
+          <w:rFonts w:ascii="Times New Roman" w:hAnsi="Times New Roman" w:eastAsia="宋体"/>
+          <w:sz w:val="24"/>
+          <w:vertAlign w:val="superscript"/>
+        </w:rPr>
+        <w:fldChar w:fldCharType="begin"/>
+        <w:instrText xml:space="preserve"> REF _Ref_ref043 \h </w:instrText>
+        <w:fldChar w:fldCharType="separate"/>
+        <w:t xml:space="preserve">[43]</w:t>
+        <w:fldChar w:fldCharType="end"/>
+      </w:r>
+      <w:r>
+        <w:rPr>
+          <w:rFonts w:ascii="Times New Roman" w:hAnsi="Times New Roman" w:eastAsia="宋体"/>
+          <w:b w:val="0"/>
+          <w:sz w:val="24"/>
+        </w:rPr>
+        <w:t>；但这些工作的目标是让学生复现相关排序，未要求排序随条件改变而相应改变。材料问答的判别点恰在此处：设问题 q 与 q′ 只在一个条件上不同（如测试温度由 25℃ 变为 800℃），若候选中同时存在两条分别适用于两种条件的记录，则学生的证据偏好必须随之翻转；若知识库中没有对应证据，学生的正确行为是识别证据不足，而不是沿用旧记录或强行作答。</w:t>
       </w:r>
     </w:p>
     <w:p>
@@ -2346,7 +2545,155 @@
           <w:b w:val="0"/>
           <w:sz w:val="24"/>
         </w:rPr>
-        <w:t>两项方法分别作用于运行时上下文和建库维护，采用可替换接口。先分别固定另一项以测单项增量，再作有无装配、有无调度的交叉对照；不能在一次实验同时换知识库、提示、模型和预算后归因。蒸馏与Agent是支撑，算法思想和优化框架已有基础，拟贡献是针对材料记录依赖的具体实现改进，不预写优于所有前作或保证学位达标。</w:t>
+        <w:t>本项据此在标准监督目标之外加入两个联合项。设 s_θ(q,d) 为学生重排头对问题 q 与记录 d 的评分，D(q) 为固定候选记录池，d⁺ 与 d⁻ 分别为适用与不适用的记录，训练目标为</w:t>
+      </w:r>
+    </w:p>
+    <w:p>
+      <w:pPr>
+        <w:ind w:firstLine="480" w:firstLineChars="200"/>
+        <w:spacing w:line="312" w:lineRule="auto"/>
+      </w:pPr>
+      <w:r>
+        <w:rPr>
+          <w:rFonts w:ascii="Times New Roman" w:hAnsi="Times New Roman" w:eastAsia="宋体"/>
+          <w:b w:val="0"/>
+          <w:sz w:val="24"/>
+        </w:rPr>
+        <w:t>L = L_SFT + λ_r · L_rank + λ_c · L_cond</w:t>
+      </w:r>
+    </w:p>
+    <w:p>
+      <w:pPr>
+        <w:ind w:firstLine="480" w:firstLineChars="200"/>
+        <w:spacing w:line="312" w:lineRule="auto"/>
+      </w:pPr>
+      <w:r>
+        <w:rPr>
+          <w:rFonts w:ascii="Times New Roman" w:hAnsi="Times New Roman" w:eastAsia="宋体"/>
+          <w:b w:val="0"/>
+          <w:sz w:val="24"/>
+        </w:rPr>
+        <w:t>其中 L_SFT 为答案的监督损失，L_rank 为候选池上的列表排序损失</w:t>
+      </w:r>
+    </w:p>
+    <w:p>
+      <w:pPr>
+        <w:ind w:firstLine="480" w:firstLineChars="200"/>
+        <w:spacing w:line="312" w:lineRule="auto"/>
+      </w:pPr>
+      <w:r>
+        <w:rPr>
+          <w:rFonts w:ascii="Times New Roman" w:hAnsi="Times New Roman" w:eastAsia="宋体"/>
+          <w:b w:val="0"/>
+          <w:sz w:val="24"/>
+        </w:rPr>
+        <w:t>L_rank = −log( exp(s_θ(q,d⁺)/τ) / Σ_{d∈D(q)} exp(s_θ(q,d)/τ) )</w:t>
+      </w:r>
+    </w:p>
+    <w:p>
+      <w:pPr>
+        <w:ind w:firstLine="480" w:firstLineChars="200"/>
+        <w:spacing w:line="312" w:lineRule="auto"/>
+      </w:pPr>
+      <w:r>
+        <w:rPr>
+          <w:rFonts w:ascii="Times New Roman" w:hAnsi="Times New Roman" w:eastAsia="宋体"/>
+          <w:b w:val="0"/>
+          <w:sz w:val="24"/>
+        </w:rPr>
+        <w:t>L_cond 为条件变化一致损失，由两个方向组成</w:t>
+      </w:r>
+    </w:p>
+    <w:p>
+      <w:pPr>
+        <w:ind w:firstLine="480" w:firstLineChars="200"/>
+        <w:spacing w:line="312" w:lineRule="auto"/>
+      </w:pPr>
+      <w:r>
+        <w:rPr>
+          <w:rFonts w:ascii="Times New Roman" w:hAnsi="Times New Roman" w:eastAsia="宋体"/>
+          <w:b w:val="0"/>
+          <w:sz w:val="24"/>
+        </w:rPr>
+        <w:t>L_cond = max(0, m − s_θ(q,d⁺) + s_θ(q,d′⁺))</w:t>
+      </w:r>
+    </w:p>
+    <w:p>
+      <w:pPr>
+        <w:ind w:left="480"/>
+      </w:pPr>
+      <w:r>
+        <w:rPr>
+          <w:rFonts w:ascii="Times New Roman" w:hAnsi="Times New Roman" w:eastAsia="宋体"/>
+          <w:sz w:val="24"/>
+        </w:rPr>
+        <w:t xml:space="preserve">— </w:t>
+      </w:r>
+      <w:r>
+        <w:rPr>
+          <w:rFonts w:ascii="Times New Roman" w:hAnsi="Times New Roman" w:eastAsia="宋体"/>
+          <w:b w:val="0"/>
+          <w:sz w:val="24"/>
+        </w:rPr>
+        <w:t>max(0, m − s_θ(q′,d′⁺) + s_θ(q′,d⁺))</w:t>
+      </w:r>
+    </w:p>
+    <w:p>
+      <w:pPr>
+        <w:ind w:firstLine="480" w:firstLineChars="200"/>
+        <w:spacing w:line="312" w:lineRule="auto"/>
+      </w:pPr>
+      <w:r>
+        <w:rPr>
+          <w:rFonts w:ascii="Times New Roman" w:hAnsi="Times New Roman" w:eastAsia="宋体"/>
+          <w:b w:val="0"/>
+          <w:sz w:val="24"/>
+        </w:rPr>
+        <w:t>第一项要求学生把 q 的正确记录排在 q′ 的正确记录之前，第二项要求反向；两项同时成立，才意味着学生的偏好随条件改变而翻转，而非固定偏好某一条记录。</w:t>
+      </w:r>
+    </w:p>
+    <w:p>
+      <w:pPr>
+        <w:ind w:firstLine="480" w:firstLineChars="200"/>
+        <w:spacing w:line="312" w:lineRule="auto"/>
+      </w:pPr>
+      <w:r>
+        <w:rPr>
+          <w:rFonts w:ascii="Times New Roman" w:hAnsi="Times New Roman" w:eastAsia="宋体"/>
+          <w:b/>
+          <w:sz w:val="24"/>
+        </w:rPr>
+        <w:t>样本构造的可行性已实测。</w:t>
+      </w:r>
+      <w:r>
+        <w:rPr>
+          <w:rFonts w:ascii="Times New Roman" w:hAnsi="Times New Roman" w:eastAsia="宋体"/>
+          <w:b w:val="0"/>
+          <w:sz w:val="24"/>
+        </w:rPr>
+        <w:t xml:space="preserve"> 条件变化配对须保证两条记录同时存在且只差一个条件。对主线数据统计：四要素齐全的记录一千二百零五条；同成分且温度不同者二千零一十五对；其中最严格的口径下（工艺与试验类型也相同，即真正只改变温度）为一千三百零三对。该规模足以支撑条件变化的成对训练，且每对可同时提供正例与反例。</w:t>
+      </w:r>
+    </w:p>
+    <w:p>
+      <w:pPr>
+        <w:ind w:firstLine="480" w:firstLineChars="200"/>
+        <w:spacing w:line="312" w:lineRule="auto"/>
+      </w:pPr>
+      <w:r>
+        <w:rPr>
+          <w:rFonts w:ascii="Times New Roman" w:hAnsi="Times New Roman" w:eastAsia="宋体"/>
+          <w:b/>
+          <w:sz w:val="24"/>
+        </w:rPr>
+        <w:t>边界。</w:t>
+      </w:r>
+      <w:r>
+        <w:rPr>
+          <w:rFonts w:ascii="Times New Roman" w:hAnsi="Times New Roman" w:eastAsia="宋体"/>
+          <w:b w:val="0"/>
+          <w:sz w:val="24"/>
+        </w:rPr>
+        <w:t xml:space="preserve"> 三点须在设计中守住。第一，只有候选池同时包含条件匹配与不匹配的记录时才构造排序翻转；若新条件下没有对应证据，标签为证据不足，不制造虚假正例。第二，温差接近不等于性能可互换，本项不据此标注任何训练真值。第三，若 q 与 q′ 本可由同一条记录支持，则不强制偏好翻转。</w:t>
       </w:r>
     </w:p>
     <w:p>
@@ -2389,10 +2736,6 @@
         <w:gridCol w:w="2771"/>
       </w:tblGrid>
       <w:tr>
-        <w:trPr>
-          <w:tblHeader/>
-          <w:cantSplit/>
-        </w:trPr>
         <w:tc>
           <w:tcPr>
             <w:tcW w:type="dxa" w:w="2771"/>
@@ -2452,9 +2795,6 @@
         </w:tc>
       </w:tr>
       <w:tr>
-        <w:trPr>
-          <w:cantSplit/>
-        </w:trPr>
         <w:tc>
           <w:tcPr>
             <w:tcW w:type="dxa" w:w="2771"/>
@@ -2511,9 +2851,6 @@
         </w:tc>
       </w:tr>
       <w:tr>
-        <w:trPr>
-          <w:cantSplit/>
-        </w:trPr>
         <w:tc>
           <w:tcPr>
             <w:tcW w:type="dxa" w:w="2771"/>
@@ -2570,9 +2907,6 @@
         </w:tc>
       </w:tr>
       <w:tr>
-        <w:trPr>
-          <w:cantSplit/>
-        </w:trPr>
         <w:tc>
           <w:tcPr>
             <w:tcW w:type="dxa" w:w="2771"/>
@@ -2629,9 +2963,6 @@
         </w:tc>
       </w:tr>
       <w:tr>
-        <w:trPr>
-          <w:cantSplit/>
-        </w:trPr>
         <w:tc>
           <w:tcPr>
             <w:tcW w:type="dxa" w:w="2771"/>
@@ -2688,9 +3019,6 @@
         </w:tc>
       </w:tr>
       <w:tr>
-        <w:trPr>
-          <w:cantSplit/>
-        </w:trPr>
         <w:tc>
           <w:tcPr>
             <w:tcW w:type="dxa" w:w="2771"/>
@@ -4336,6 +4664,72 @@
           <w:sz w:val="21"/>
         </w:rPr>
         <w:t xml:space="preserve"> Zhang X, Li J, Shao B, et al. Fine-Tuning Small Language Models for Reliable VASP INCAR Generation[EB/OL]. arXiv:2608.05387, 2026.（所引为arXiv版本）</w:t>
+      </w:r>
+    </w:p>
+    <w:p>
+      <w:pPr>
+        <w:spacing w:line="312" w:lineRule="auto"/>
+        <w:ind w:left="480" w:leftChars="0" w:hanging="480" w:hangingChars="200"/>
+      </w:pPr>
+      <w:bookmarkStart w:id="1041" w:name="_Ref_ref041"/>
+      <w:r>
+        <w:rPr>
+          <w:rFonts w:ascii="Times New Roman" w:hAnsi="Times New Roman" w:eastAsia="宋体"/>
+          <w:sz w:val="21"/>
+        </w:rPr>
+        <w:t>[41]</w:t>
+      </w:r>
+      <w:bookmarkEnd w:id="1041"/>
+      <w:r>
+        <w:rPr>
+          <w:rFonts w:ascii="Times New Roman" w:hAnsi="Times New Roman" w:eastAsia="宋体"/>
+          <w:sz w:val="21"/>
+        </w:rPr>
+        <w:t xml:space="preserve"> DeAR: dual-stage document reranking with reasoning agents via LLM distillation[EB/OL]. arXiv:2508.16998, 2025.（预印本）</w:t>
+      </w:r>
+    </w:p>
+    <w:p>
+      <w:pPr>
+        <w:spacing w:line="312" w:lineRule="auto"/>
+        <w:ind w:left="480" w:leftChars="0" w:hanging="480" w:hangingChars="200"/>
+      </w:pPr>
+      <w:bookmarkStart w:id="1042" w:name="_Ref_ref042"/>
+      <w:r>
+        <w:rPr>
+          <w:rFonts w:ascii="Times New Roman" w:hAnsi="Times New Roman" w:eastAsia="宋体"/>
+          <w:sz w:val="21"/>
+        </w:rPr>
+        <w:t>[42]</w:t>
+      </w:r>
+      <w:bookmarkEnd w:id="1042"/>
+      <w:r>
+        <w:rPr>
+          <w:rFonts w:ascii="Times New Roman" w:hAnsi="Times New Roman" w:eastAsia="宋体"/>
+          <w:sz w:val="21"/>
+        </w:rPr>
+        <w:t xml:space="preserve"> Scaling down, LiTting up: efficient zero-shot listwise reranking with seq2seq encoder-decoder models[EB/OL]. arXiv:2312.16098, 2023.（预印本）</w:t>
+      </w:r>
+    </w:p>
+    <w:p>
+      <w:pPr>
+        <w:spacing w:line="312" w:lineRule="auto"/>
+        <w:ind w:left="480" w:leftChars="0" w:hanging="480" w:hangingChars="200"/>
+      </w:pPr>
+      <w:bookmarkStart w:id="1043" w:name="_Ref_ref043"/>
+      <w:r>
+        <w:rPr>
+          <w:rFonts w:ascii="Times New Roman" w:hAnsi="Times New Roman" w:eastAsia="宋体"/>
+          <w:sz w:val="21"/>
+        </w:rPr>
+        <w:t>[43]</w:t>
+      </w:r>
+      <w:bookmarkEnd w:id="1043"/>
+      <w:r>
+        <w:rPr>
+          <w:rFonts w:ascii="Times New Roman" w:hAnsi="Times New Roman" w:eastAsia="宋体"/>
+          <w:sz w:val="21"/>
+        </w:rPr>
+        <w:t xml:space="preserve"> CROP: task relevance via counterfactuals for selective on-policy distillation[EB/OL]. arXiv:2608.13387, 2026.（预印本）</w:t>
       </w:r>
     </w:p>
     <w:sectPr>

--- a/开题报告_领域小模型蒸馏与知识增强/V4_范本对齐_2026-10-26/开题报告_V4.docx
+++ b/开题报告_领域小模型蒸馏与知识增强/V4_范本对齐_2026-10-26/开题报告_V4.docx
@@ -3420,7 +3420,7 @@
       <w:r>
         <w:drawing>
           <wp:inline xmlns:a="http://schemas.openxmlformats.org/drawingml/2006/main" xmlns:pic="http://schemas.openxmlformats.org/drawingml/2006/picture">
-            <wp:extent cx="4860000" cy="4590224"/>
+            <wp:extent cx="4860000" cy="5576719"/>
             <wp:docPr id="1" name="Picture 1"/>
             <wp:cNvGraphicFramePr>
               <a:graphicFrameLocks noChangeAspect="1"/>
@@ -3441,7 +3441,7 @@
                   <pic:spPr>
                     <a:xfrm>
                       <a:off x="0" y="0"/>
-                      <a:ext cx="4860000" cy="4590224"/>
+                      <a:ext cx="4860000" cy="5576719"/>
                     </a:xfrm>
                     <a:prstGeom prst="rect"/>
                   </pic:spPr>

--- a/开题报告_领域小模型蒸馏与知识增强/V4_范本对齐_2026-10-26/开题报告_V4.docx
+++ b/开题报告_领域小模型蒸馏与知识增强/V4_范本对齐_2026-10-26/开题报告_V4.docx
@@ -4,6 +4,51 @@
   <w:body>
     <w:p>
       <w:pPr>
+        <w:spacing w:line="240" w:lineRule="auto" w:before="480" w:after="360"/>
+        <w:ind w:firstLine="0"/>
+        <w:jc w:val="center"/>
+      </w:pPr>
+      <w:r>
+        <w:rPr>
+          <w:rFonts w:ascii="Times New Roman" w:hAnsi="Times New Roman" w:eastAsia="楷体"/>
+          <w:b/>
+          <w:sz w:val="44"/>
+        </w:rPr>
+        <w:t>北 京 科 技 大 学</w:t>
+      </w:r>
+    </w:p>
+    <w:p>
+      <w:pPr>
+        <w:spacing w:line="240" w:lineRule="auto" w:before="0" w:after="120"/>
+        <w:ind w:firstLine="0"/>
+        <w:jc w:val="center"/>
+      </w:pPr>
+      <w:r>
+        <w:rPr>
+          <w:rFonts w:ascii="Times New Roman" w:hAnsi="Times New Roman" w:eastAsia="楷体"/>
+          <w:b/>
+          <w:sz w:val="72"/>
+        </w:rPr>
+        <w:t>硕士学位研究生</w:t>
+      </w:r>
+    </w:p>
+    <w:p>
+      <w:pPr>
+        <w:spacing w:line="240" w:lineRule="auto" w:before="0" w:after="600"/>
+        <w:ind w:firstLine="0"/>
+        <w:jc w:val="center"/>
+      </w:pPr>
+      <w:r>
+        <w:rPr>
+          <w:rFonts w:ascii="Times New Roman" w:hAnsi="Times New Roman" w:eastAsia="楷体"/>
+          <w:b/>
+          <w:sz w:val="72"/>
+        </w:rPr>
+        <w:t>选题报告及文献综述</w:t>
+      </w:r>
+    </w:p>
+    <w:p>
+      <w:pPr>
         <w:spacing w:line="240" w:lineRule="auto"/>
         <w:ind w:firstLine="0"/>
       </w:pPr>
@@ -12,48 +57,6 @@
           <w:rFonts w:ascii="Times New Roman" w:hAnsi="Times New Roman" w:eastAsia="宋体"/>
           <w:sz w:val="24"/>
         </w:rPr>
-      </w:r>
-    </w:p>
-    <w:p>
-      <w:pPr>
-        <w:spacing w:line="240" w:lineRule="auto"/>
-        <w:ind w:firstLine="0"/>
-      </w:pPr>
-      <w:r>
-        <w:rPr>
-          <w:rFonts w:ascii="Times New Roman" w:hAnsi="Times New Roman" w:eastAsia="宋体"/>
-          <w:sz w:val="24"/>
-        </w:rPr>
-      </w:r>
-    </w:p>
-    <w:p>
-      <w:pPr>
-        <w:spacing w:line="240" w:lineRule="auto" w:after="360"/>
-        <w:ind w:firstLine="0"/>
-        <w:jc w:val="center"/>
-      </w:pPr>
-      <w:r>
-        <w:rPr>
-          <w:rFonts w:ascii="Times New Roman" w:hAnsi="Times New Roman" w:eastAsia="黑体"/>
-          <w:b/>
-          <w:sz w:val="44"/>
-        </w:rPr>
-        <w:t>北 京 科 技 大 学</w:t>
-      </w:r>
-    </w:p>
-    <w:p>
-      <w:pPr>
-        <w:spacing w:line="240" w:lineRule="auto" w:after="120"/>
-        <w:ind w:firstLine="0"/>
-        <w:jc w:val="center"/>
-      </w:pPr>
-      <w:r>
-        <w:rPr>
-          <w:rFonts w:ascii="Times New Roman" w:hAnsi="Times New Roman" w:eastAsia="黑体"/>
-          <w:b/>
-          <w:sz w:val="72"/>
-        </w:rPr>
-        <w:t>硕士学位研究生</w:t>
       </w:r>
     </w:p>
     <w:p>
@@ -64,11 +67,10 @@
       </w:pPr>
       <w:r>
         <w:rPr>
-          <w:rFonts w:ascii="Times New Roman" w:hAnsi="Times New Roman" w:eastAsia="黑体"/>
-          <w:b/>
-          <w:sz w:val="72"/>
-        </w:rPr>
-        <w:t>选题报告及文献综述</w:t>
+          <w:rFonts w:ascii="Times New Roman" w:hAnsi="Times New Roman" w:eastAsia="宋体"/>
+          <w:sz w:val="30"/>
+        </w:rPr>
+        <w:t>论文题目： 面向材料文献问答的条件可比 RAG 与小模型蒸馏方法研究</w:t>
       </w:r>
     </w:p>
     <w:p>
@@ -85,169 +87,150 @@
     </w:p>
     <w:p>
       <w:pPr>
-        <w:spacing w:line="240" w:lineRule="auto" w:after="600"/>
+        <w:spacing w:line="360" w:lineRule="auto" w:after="0"/>
+        <w:ind w:firstLine="2100"/>
+        <w:jc w:val="left"/>
+      </w:pPr>
+      <w:r>
+        <w:rPr>
+          <w:rFonts w:ascii="Times New Roman" w:hAnsi="Times New Roman" w:eastAsia="宋体"/>
+          <w:sz w:val="30"/>
+        </w:rPr>
+        <w:t>指导教师：        ＿＿＿＿＿＿＿＿</w:t>
+      </w:r>
+    </w:p>
+    <w:p>
+      <w:pPr>
+        <w:spacing w:line="360" w:lineRule="auto" w:after="0"/>
+        <w:ind w:firstLine="2100"/>
+        <w:jc w:val="left"/>
+      </w:pPr>
+      <w:r>
+        <w:rPr>
+          <w:rFonts w:ascii="Times New Roman" w:hAnsi="Times New Roman" w:eastAsia="宋体"/>
+          <w:sz w:val="30"/>
+        </w:rPr>
+        <w:t>单    位：        ＿＿＿＿＿＿＿＿</w:t>
+      </w:r>
+    </w:p>
+    <w:p>
+      <w:pPr>
+        <w:spacing w:line="360" w:lineRule="auto" w:after="0"/>
+        <w:ind w:firstLine="2100"/>
+        <w:jc w:val="left"/>
+      </w:pPr>
+      <w:r>
+        <w:rPr>
+          <w:rFonts w:ascii="Times New Roman" w:hAnsi="Times New Roman" w:eastAsia="宋体"/>
+          <w:sz w:val="30"/>
+        </w:rPr>
+        <w:t>姓    名：        ＿＿＿＿＿＿＿＿</w:t>
+      </w:r>
+    </w:p>
+    <w:p>
+      <w:pPr>
+        <w:spacing w:line="360" w:lineRule="auto" w:after="0"/>
+        <w:ind w:firstLine="2100"/>
+        <w:jc w:val="left"/>
+      </w:pPr>
+      <w:r>
+        <w:rPr>
+          <w:rFonts w:ascii="Times New Roman" w:hAnsi="Times New Roman" w:eastAsia="宋体"/>
+          <w:sz w:val="30"/>
+        </w:rPr>
+        <w:t>学    号：        ＿＿＿＿＿＿＿＿</w:t>
+      </w:r>
+    </w:p>
+    <w:p>
+      <w:pPr>
+        <w:spacing w:line="360" w:lineRule="auto" w:after="0"/>
+        <w:ind w:firstLine="2100"/>
+        <w:jc w:val="left"/>
+      </w:pPr>
+      <w:r>
+        <w:rPr>
+          <w:rFonts w:ascii="Times New Roman" w:hAnsi="Times New Roman" w:eastAsia="宋体"/>
+          <w:sz w:val="30"/>
+        </w:rPr>
+        <w:t>专业名称：        ＿＿＿＿＿＿＿＿</w:t>
+      </w:r>
+    </w:p>
+    <w:p>
+      <w:pPr>
+        <w:spacing w:line="360" w:lineRule="auto" w:after="0"/>
+        <w:ind w:firstLine="2100"/>
+        <w:jc w:val="left"/>
+      </w:pPr>
+      <w:r>
+        <w:rPr>
+          <w:rFonts w:ascii="Times New Roman" w:hAnsi="Times New Roman" w:eastAsia="宋体"/>
+          <w:sz w:val="30"/>
+        </w:rPr>
+        <w:t>入学时间：        ＿＿＿＿＿＿＿＿</w:t>
+      </w:r>
+    </w:p>
+    <w:p>
+      <w:pPr>
+        <w:spacing w:line="240" w:lineRule="auto"/>
+        <w:ind w:firstLine="0"/>
+      </w:pPr>
+      <w:r>
+        <w:rPr>
+          <w:rFonts w:ascii="Times New Roman" w:hAnsi="Times New Roman" w:eastAsia="宋体"/>
+          <w:sz w:val="24"/>
+        </w:rPr>
+      </w:r>
+    </w:p>
+    <w:p>
+      <w:pPr>
+        <w:spacing w:line="240" w:lineRule="auto"/>
+        <w:ind w:firstLine="0"/>
+      </w:pPr>
+      <w:r>
+        <w:rPr>
+          <w:rFonts w:ascii="Times New Roman" w:hAnsi="Times New Roman" w:eastAsia="宋体"/>
+          <w:sz w:val="24"/>
+        </w:rPr>
+      </w:r>
+    </w:p>
+    <w:p>
+      <w:pPr>
+        <w:spacing w:line="240" w:lineRule="auto"/>
+        <w:ind w:firstLine="0"/>
+      </w:pPr>
+      <w:r>
+        <w:rPr>
+          <w:rFonts w:ascii="Times New Roman" w:hAnsi="Times New Roman" w:eastAsia="宋体"/>
+          <w:sz w:val="24"/>
+        </w:rPr>
+      </w:r>
+    </w:p>
+    <w:p>
+      <w:pPr>
+        <w:spacing w:line="240" w:lineRule="auto"/>
         <w:ind w:firstLine="0"/>
         <w:jc w:val="center"/>
       </w:pPr>
       <w:r>
         <w:rPr>
           <w:rFonts w:ascii="Times New Roman" w:hAnsi="Times New Roman" w:eastAsia="宋体"/>
-          <w:sz w:val="26"/>
-        </w:rPr>
-        <w:t>论文题目： 面向材料文献问答的条件可比 RAG 与小模型蒸馏方法研究</w:t>
+          <w:sz w:val="30"/>
+        </w:rPr>
+        <w:t xml:space="preserve">      ＿＿＿＿＿＿＿＿</w:t>
       </w:r>
     </w:p>
     <w:p>
       <w:pPr>
-        <w:spacing w:line="240" w:lineRule="auto"/>
-        <w:ind w:firstLine="0"/>
-      </w:pPr>
-      <w:r>
-        <w:rPr>
-          <w:rFonts w:ascii="Times New Roman" w:hAnsi="Times New Roman" w:eastAsia="宋体"/>
-          <w:sz w:val="24"/>
-        </w:rPr>
-      </w:r>
-    </w:p>
-    <w:p>
-      <w:pPr>
-        <w:spacing w:line="240" w:lineRule="auto" w:after="80"/>
-        <w:ind w:firstLine="0"/>
-        <w:jc w:val="center"/>
-      </w:pPr>
-      <w:r>
-        <w:rPr>
-          <w:rFonts w:ascii="Times New Roman" w:hAnsi="Times New Roman" w:eastAsia="宋体"/>
-          <w:sz w:val="30"/>
-        </w:rPr>
-        <w:t>指导教师：            ＿＿＿＿＿＿＿＿</w:t>
-      </w:r>
-    </w:p>
-    <w:p>
-      <w:pPr>
-        <w:spacing w:line="240" w:lineRule="auto" w:after="80"/>
-        <w:ind w:firstLine="0"/>
-        <w:jc w:val="center"/>
-      </w:pPr>
-      <w:r>
-        <w:rPr>
-          <w:rFonts w:ascii="Times New Roman" w:hAnsi="Times New Roman" w:eastAsia="宋体"/>
-          <w:sz w:val="30"/>
-        </w:rPr>
-        <w:t>单    位：            ＿＿＿＿＿＿＿＿</w:t>
-      </w:r>
-    </w:p>
-    <w:p>
-      <w:pPr>
-        <w:spacing w:line="240" w:lineRule="auto" w:after="80"/>
-        <w:ind w:firstLine="0"/>
-        <w:jc w:val="center"/>
-      </w:pPr>
-      <w:r>
-        <w:rPr>
-          <w:rFonts w:ascii="Times New Roman" w:hAnsi="Times New Roman" w:eastAsia="宋体"/>
-          <w:sz w:val="30"/>
-        </w:rPr>
-        <w:t>姓    名：            ＿＿＿＿＿＿＿＿</w:t>
-      </w:r>
-    </w:p>
-    <w:p>
-      <w:pPr>
-        <w:spacing w:line="240" w:lineRule="auto" w:after="80"/>
-        <w:ind w:firstLine="0"/>
-        <w:jc w:val="center"/>
-      </w:pPr>
-      <w:r>
-        <w:rPr>
-          <w:rFonts w:ascii="Times New Roman" w:hAnsi="Times New Roman" w:eastAsia="宋体"/>
-          <w:sz w:val="30"/>
-        </w:rPr>
-        <w:t>学    号：            ＿＿＿＿＿＿＿＿</w:t>
-      </w:r>
-    </w:p>
-    <w:p>
-      <w:pPr>
-        <w:spacing w:line="240" w:lineRule="auto" w:after="80"/>
-        <w:ind w:firstLine="0"/>
-        <w:jc w:val="center"/>
-      </w:pPr>
-      <w:r>
-        <w:rPr>
-          <w:rFonts w:ascii="Times New Roman" w:hAnsi="Times New Roman" w:eastAsia="宋体"/>
-          <w:sz w:val="30"/>
-        </w:rPr>
-        <w:t>专业名称：            ＿＿＿＿＿＿＿＿</w:t>
-      </w:r>
-    </w:p>
-    <w:p>
-      <w:pPr>
-        <w:spacing w:line="240" w:lineRule="auto" w:after="80"/>
-        <w:ind w:firstLine="0"/>
-        <w:jc w:val="center"/>
-      </w:pPr>
-      <w:r>
-        <w:rPr>
-          <w:rFonts w:ascii="Times New Roman" w:hAnsi="Times New Roman" w:eastAsia="宋体"/>
-          <w:sz w:val="30"/>
-        </w:rPr>
-        <w:t>入学时间：            ＿＿＿＿＿＿＿＿</w:t>
-      </w:r>
-    </w:p>
-    <w:p>
-      <w:pPr>
-        <w:spacing w:line="240" w:lineRule="auto"/>
-        <w:ind w:firstLine="0"/>
-      </w:pPr>
-      <w:r>
-        <w:rPr>
-          <w:rFonts w:ascii="Times New Roman" w:hAnsi="Times New Roman" w:eastAsia="宋体"/>
-          <w:sz w:val="24"/>
-        </w:rPr>
-      </w:r>
-    </w:p>
-    <w:p>
-      <w:pPr>
-        <w:spacing w:line="240" w:lineRule="auto"/>
-        <w:ind w:firstLine="0"/>
-      </w:pPr>
-      <w:r>
-        <w:rPr>
-          <w:rFonts w:ascii="Times New Roman" w:hAnsi="Times New Roman" w:eastAsia="宋体"/>
-          <w:sz w:val="24"/>
-        </w:rPr>
-      </w:r>
-    </w:p>
-    <w:p>
-      <w:pPr>
-        <w:spacing w:line="240" w:lineRule="auto"/>
-        <w:ind w:firstLine="0"/>
-      </w:pPr>
-      <w:r>
-        <w:rPr>
-          <w:rFonts w:ascii="Times New Roman" w:hAnsi="Times New Roman" w:eastAsia="宋体"/>
-          <w:sz w:val="24"/>
-        </w:rPr>
-      </w:r>
-    </w:p>
-    <w:p>
-      <w:pPr>
-        <w:spacing w:line="240" w:lineRule="auto" w:after="0"/>
-        <w:ind w:firstLine="0"/>
-        <w:jc w:val="center"/>
-      </w:pPr>
-      <w:r>
-        <w:rPr>
-          <w:rFonts w:ascii="Times New Roman" w:hAnsi="Times New Roman" w:eastAsia="黑体"/>
-          <w:b w:val="0"/>
-          <w:sz w:val="30"/>
-        </w:rPr>
-        <w:t xml:space="preserve">      ＿＿＿＿＿＿＿＿</w:t>
-      </w:r>
-    </w:p>
-    <w:p>
-      <w:r>
-        <w:br w:type="page"/>
-      </w:r>
+        <w:sectPr>
+          <w:headerReference w:type="default" r:id="rId10"/>
+          <w:footerReference w:type="default" r:id="rId11"/>
+          <w:pgSz w:w="11906" w:h="16838"/>
+          <w:pgMar w:top="1440" w:right="1797" w:bottom="1440" w:left="1797" w:header="850" w:footer="992" w:gutter="0"/>
+          <w:pgNumType w:fmt="decimal"/>
+          <w:cols w:space="720"/>
+          <w:docGrid w:linePitch="360"/>
+        </w:sectPr>
+      </w:pPr>
     </w:p>
     <w:p>
       <w:pPr>
@@ -270,24 +253,430 @@
       </w:pPr>
       <w:r>
         <w:fldChar w:fldCharType="begin"/>
+      </w:r>
+      <w:r>
         <w:instrText xml:space="preserve"> TOC \o "1-3" \h \z \u </w:instrText>
+      </w:r>
+      <w:r>
         <w:fldChar w:fldCharType="separate"/>
       </w:r>
+    </w:p>
+    <w:p>
+      <w:pPr>
+        <w:tabs>
+          <w:tab w:pos="8504" w:val="right" w:leader="dot"/>
+        </w:tabs>
+        <w:spacing w:line="312" w:lineRule="auto" w:after="40"/>
+        <w:ind w:firstLine="0" w:left="0"/>
+      </w:pPr>
       <w:r>
         <w:rPr>
           <w:rFonts w:ascii="Times New Roman" w:hAnsi="Times New Roman" w:eastAsia="宋体"/>
           <w:sz w:val="24"/>
         </w:rPr>
-        <w:t>（请在此处右键选择「更新域」生成目录）</w:t>
-      </w:r>
-      <w:r>
-        <w:fldChar w:fldCharType="end"/>
+        <w:t>1 选题背景及选题意义</w:t>
+        <w:tab/>
+        <w:t>1</w:t>
       </w:r>
     </w:p>
     <w:p>
-      <w:r>
-        <w:br w:type="page"/>
-      </w:r>
+      <w:pPr>
+        <w:tabs>
+          <w:tab w:pos="8504" w:val="right" w:leader="dot"/>
+        </w:tabs>
+        <w:spacing w:line="312" w:lineRule="auto" w:after="40"/>
+        <w:ind w:firstLine="0" w:left="482"/>
+      </w:pPr>
+      <w:r>
+        <w:rPr>
+          <w:rFonts w:ascii="Times New Roman" w:hAnsi="Times New Roman" w:eastAsia="宋体"/>
+          <w:sz w:val="24"/>
+        </w:rPr>
+        <w:t>1.1 选题背景</w:t>
+        <w:tab/>
+        <w:t>1</w:t>
+      </w:r>
+    </w:p>
+    <w:p>
+      <w:pPr>
+        <w:tabs>
+          <w:tab w:pos="8504" w:val="right" w:leader="dot"/>
+        </w:tabs>
+        <w:spacing w:line="312" w:lineRule="auto" w:after="40"/>
+        <w:ind w:firstLine="0" w:left="482"/>
+      </w:pPr>
+      <w:r>
+        <w:rPr>
+          <w:rFonts w:ascii="Times New Roman" w:hAnsi="Times New Roman" w:eastAsia="宋体"/>
+          <w:sz w:val="24"/>
+        </w:rPr>
+        <w:t>1.2 选题意义</w:t>
+        <w:tab/>
+        <w:t>1</w:t>
+      </w:r>
+    </w:p>
+    <w:p>
+      <w:pPr>
+        <w:tabs>
+          <w:tab w:pos="8504" w:val="right" w:leader="dot"/>
+        </w:tabs>
+        <w:spacing w:line="312" w:lineRule="auto" w:after="40"/>
+        <w:ind w:firstLine="0" w:left="0"/>
+      </w:pPr>
+      <w:r>
+        <w:rPr>
+          <w:rFonts w:ascii="Times New Roman" w:hAnsi="Times New Roman" w:eastAsia="宋体"/>
+          <w:sz w:val="24"/>
+        </w:rPr>
+        <w:t>2 文献综述</w:t>
+        <w:tab/>
+        <w:t>2</w:t>
+      </w:r>
+    </w:p>
+    <w:p>
+      <w:pPr>
+        <w:tabs>
+          <w:tab w:pos="8504" w:val="right" w:leader="dot"/>
+        </w:tabs>
+        <w:spacing w:line="312" w:lineRule="auto" w:after="40"/>
+        <w:ind w:firstLine="0" w:left="482"/>
+      </w:pPr>
+      <w:r>
+        <w:rPr>
+          <w:rFonts w:ascii="Times New Roman" w:hAnsi="Times New Roman" w:eastAsia="宋体"/>
+          <w:sz w:val="24"/>
+        </w:rPr>
+        <w:t>2.1 材料领域模型与条件可比问答</w:t>
+        <w:tab/>
+        <w:t>2</w:t>
+      </w:r>
+    </w:p>
+    <w:p>
+      <w:pPr>
+        <w:tabs>
+          <w:tab w:pos="8504" w:val="right" w:leader="dot"/>
+        </w:tabs>
+        <w:spacing w:line="312" w:lineRule="auto" w:after="40"/>
+        <w:ind w:firstLine="0" w:left="482"/>
+      </w:pPr>
+      <w:r>
+        <w:rPr>
+          <w:rFonts w:ascii="Times New Roman" w:hAnsi="Times New Roman" w:eastAsia="宋体"/>
+          <w:sz w:val="24"/>
+        </w:rPr>
+        <w:t>2.2 小模型蒸馏与参数高效适配</w:t>
+        <w:tab/>
+        <w:t>2</w:t>
+      </w:r>
+    </w:p>
+    <w:p>
+      <w:pPr>
+        <w:tabs>
+          <w:tab w:pos="8504" w:val="right" w:leader="dot"/>
+        </w:tabs>
+        <w:spacing w:line="312" w:lineRule="auto" w:after="40"/>
+        <w:ind w:firstLine="0" w:left="482"/>
+      </w:pPr>
+      <w:r>
+        <w:rPr>
+          <w:rFonts w:ascii="Times New Roman" w:hAnsi="Times New Roman" w:eastAsia="宋体"/>
+          <w:sz w:val="24"/>
+        </w:rPr>
+        <w:t>2.3 检索增强、条件组织与证据压缩</w:t>
+        <w:tab/>
+        <w:t>3</w:t>
+      </w:r>
+    </w:p>
+    <w:p>
+      <w:pPr>
+        <w:tabs>
+          <w:tab w:pos="8504" w:val="right" w:leader="dot"/>
+        </w:tabs>
+        <w:spacing w:line="312" w:lineRule="auto" w:after="40"/>
+        <w:ind w:firstLine="0" w:left="482"/>
+      </w:pPr>
+      <w:r>
+        <w:rPr>
+          <w:rFonts w:ascii="Times New Roman" w:hAnsi="Times New Roman" w:eastAsia="宋体"/>
+          <w:sz w:val="24"/>
+        </w:rPr>
+        <w:t>2.4 核验调度与优化基础</w:t>
+        <w:tab/>
+        <w:t>3</w:t>
+      </w:r>
+    </w:p>
+    <w:p>
+      <w:pPr>
+        <w:tabs>
+          <w:tab w:pos="8504" w:val="right" w:leader="dot"/>
+        </w:tabs>
+        <w:spacing w:line="312" w:lineRule="auto" w:after="40"/>
+        <w:ind w:firstLine="0" w:left="482"/>
+      </w:pPr>
+      <w:r>
+        <w:rPr>
+          <w:rFonts w:ascii="Times New Roman" w:hAnsi="Times New Roman" w:eastAsia="宋体"/>
+          <w:sz w:val="24"/>
+        </w:rPr>
+        <w:t>2.5 相关算法原理</w:t>
+        <w:tab/>
+        <w:t>4</w:t>
+      </w:r>
+    </w:p>
+    <w:p>
+      <w:pPr>
+        <w:tabs>
+          <w:tab w:pos="8504" w:val="right" w:leader="dot"/>
+        </w:tabs>
+        <w:spacing w:line="312" w:lineRule="auto" w:after="40"/>
+        <w:ind w:firstLine="0" w:left="964"/>
+      </w:pPr>
+      <w:r>
+        <w:rPr>
+          <w:rFonts w:ascii="Times New Roman" w:hAnsi="Times New Roman" w:eastAsia="宋体"/>
+          <w:sz w:val="24"/>
+        </w:rPr>
+        <w:t>2.5.1 覆盖型集合选择与预算约束</w:t>
+        <w:tab/>
+        <w:t>4</w:t>
+      </w:r>
+    </w:p>
+    <w:p>
+      <w:pPr>
+        <w:tabs>
+          <w:tab w:pos="8504" w:val="right" w:leader="dot"/>
+        </w:tabs>
+        <w:spacing w:line="312" w:lineRule="auto" w:after="40"/>
+        <w:ind w:firstLine="0" w:left="964"/>
+      </w:pPr>
+      <w:r>
+        <w:rPr>
+          <w:rFonts w:ascii="Times New Roman" w:hAnsi="Times New Roman" w:eastAsia="宋体"/>
+          <w:sz w:val="24"/>
+        </w:rPr>
+        <w:t>2.5.2 列表排序与条件对比目标</w:t>
+        <w:tab/>
+        <w:t>4</w:t>
+      </w:r>
+    </w:p>
+    <w:p>
+      <w:pPr>
+        <w:tabs>
+          <w:tab w:pos="8504" w:val="right" w:leader="dot"/>
+        </w:tabs>
+        <w:spacing w:line="312" w:lineRule="auto" w:after="40"/>
+        <w:ind w:firstLine="0" w:left="964"/>
+      </w:pPr>
+      <w:r>
+        <w:rPr>
+          <w:rFonts w:ascii="Times New Roman" w:hAnsi="Times New Roman" w:eastAsia="宋体"/>
+          <w:sz w:val="24"/>
+        </w:rPr>
+        <w:t>2.5.3 提示压缩与上下文预算分配</w:t>
+        <w:tab/>
+        <w:t>5</w:t>
+      </w:r>
+    </w:p>
+    <w:p>
+      <w:pPr>
+        <w:tabs>
+          <w:tab w:pos="8504" w:val="right" w:leader="dot"/>
+        </w:tabs>
+        <w:spacing w:line="312" w:lineRule="auto" w:after="40"/>
+        <w:ind w:firstLine="0" w:left="964"/>
+      </w:pPr>
+      <w:r>
+        <w:rPr>
+          <w:rFonts w:ascii="Times New Roman" w:hAnsi="Times New Roman" w:eastAsia="宋体"/>
+          <w:sz w:val="24"/>
+        </w:rPr>
+        <w:t>2.5.4 约束感知解码与结构校验</w:t>
+        <w:tab/>
+        <w:t>5</w:t>
+      </w:r>
+    </w:p>
+    <w:p>
+      <w:pPr>
+        <w:tabs>
+          <w:tab w:pos="8504" w:val="right" w:leader="dot"/>
+        </w:tabs>
+        <w:spacing w:line="312" w:lineRule="auto" w:after="40"/>
+        <w:ind w:firstLine="0" w:left="0"/>
+      </w:pPr>
+      <w:r>
+        <w:rPr>
+          <w:rFonts w:ascii="Times New Roman" w:hAnsi="Times New Roman" w:eastAsia="宋体"/>
+          <w:sz w:val="24"/>
+        </w:rPr>
+        <w:t>3 研究内容、研究方案、时间安排</w:t>
+        <w:tab/>
+        <w:t>5</w:t>
+      </w:r>
+    </w:p>
+    <w:p>
+      <w:pPr>
+        <w:tabs>
+          <w:tab w:pos="8504" w:val="right" w:leader="dot"/>
+        </w:tabs>
+        <w:spacing w:line="312" w:lineRule="auto" w:after="40"/>
+        <w:ind w:firstLine="0" w:left="482"/>
+      </w:pPr>
+      <w:r>
+        <w:rPr>
+          <w:rFonts w:ascii="Times New Roman" w:hAnsi="Times New Roman" w:eastAsia="宋体"/>
+          <w:sz w:val="24"/>
+        </w:rPr>
+        <w:t>3.1 研究内容</w:t>
+        <w:tab/>
+        <w:t>5</w:t>
+      </w:r>
+    </w:p>
+    <w:p>
+      <w:pPr>
+        <w:tabs>
+          <w:tab w:pos="8504" w:val="right" w:leader="dot"/>
+        </w:tabs>
+        <w:spacing w:line="312" w:lineRule="auto" w:after="40"/>
+        <w:ind w:firstLine="0" w:left="964"/>
+      </w:pPr>
+      <w:r>
+        <w:rPr>
+          <w:rFonts w:ascii="Times New Roman" w:hAnsi="Times New Roman" w:eastAsia="宋体"/>
+          <w:sz w:val="24"/>
+        </w:rPr>
+        <w:t>3.1.1 条件依赖闭包下的多粒度证据装配</w:t>
+        <w:tab/>
+        <w:t>5</w:t>
+      </w:r>
+    </w:p>
+    <w:p>
+      <w:pPr>
+        <w:tabs>
+          <w:tab w:pos="8504" w:val="right" w:leader="dot"/>
+        </w:tabs>
+        <w:spacing w:line="312" w:lineRule="auto" w:after="40"/>
+        <w:ind w:firstLine="0" w:left="964"/>
+      </w:pPr>
+      <w:r>
+        <w:rPr>
+          <w:rFonts w:ascii="Times New Roman" w:hAnsi="Times New Roman" w:eastAsia="宋体"/>
+          <w:sz w:val="24"/>
+        </w:rPr>
+        <w:t>3.1.2 下游影响驱动的核验调度</w:t>
+        <w:tab/>
+        <w:t>6</w:t>
+      </w:r>
+    </w:p>
+    <w:p>
+      <w:pPr>
+        <w:tabs>
+          <w:tab w:pos="8504" w:val="right" w:leader="dot"/>
+        </w:tabs>
+        <w:spacing w:line="312" w:lineRule="auto" w:after="40"/>
+        <w:ind w:firstLine="0" w:left="964"/>
+      </w:pPr>
+      <w:r>
+        <w:rPr>
+          <w:rFonts w:ascii="Times New Roman" w:hAnsi="Times New Roman" w:eastAsia="宋体"/>
+          <w:sz w:val="24"/>
+        </w:rPr>
+        <w:t>3.1.3 条件变化一致的证据使用联合蒸馏</w:t>
+        <w:tab/>
+        <w:t>7</w:t>
+      </w:r>
+    </w:p>
+    <w:p>
+      <w:pPr>
+        <w:tabs>
+          <w:tab w:pos="8504" w:val="right" w:leader="dot"/>
+        </w:tabs>
+        <w:spacing w:line="312" w:lineRule="auto" w:after="40"/>
+        <w:ind w:firstLine="0" w:left="964"/>
+      </w:pPr>
+      <w:r>
+        <w:rPr>
+          <w:rFonts w:ascii="Times New Roman" w:hAnsi="Times New Roman" w:eastAsia="宋体"/>
+          <w:sz w:val="24"/>
+        </w:rPr>
+        <w:t>3.1.4 本地 RAG 与多步 Agent 验证载体</w:t>
+        <w:tab/>
+        <w:t>7</w:t>
+      </w:r>
+    </w:p>
+    <w:p>
+      <w:pPr>
+        <w:tabs>
+          <w:tab w:pos="8504" w:val="right" w:leader="dot"/>
+        </w:tabs>
+        <w:spacing w:line="312" w:lineRule="auto" w:after="40"/>
+        <w:ind w:firstLine="0" w:left="482"/>
+      </w:pPr>
+      <w:r>
+        <w:rPr>
+          <w:rFonts w:ascii="Times New Roman" w:hAnsi="Times New Roman" w:eastAsia="宋体"/>
+          <w:sz w:val="24"/>
+        </w:rPr>
+        <w:t>3.2 研究方案</w:t>
+        <w:tab/>
+        <w:t>8</w:t>
+      </w:r>
+    </w:p>
+    <w:p>
+      <w:pPr>
+        <w:tabs>
+          <w:tab w:pos="8504" w:val="right" w:leader="dot"/>
+        </w:tabs>
+        <w:spacing w:line="312" w:lineRule="auto" w:after="40"/>
+        <w:ind w:firstLine="0" w:left="482"/>
+      </w:pPr>
+      <w:r>
+        <w:rPr>
+          <w:rFonts w:ascii="Times New Roman" w:hAnsi="Times New Roman" w:eastAsia="宋体"/>
+          <w:sz w:val="24"/>
+        </w:rPr>
+        <w:t>3.3 时间安排</w:t>
+        <w:tab/>
+        <w:t>11</w:t>
+      </w:r>
+    </w:p>
+    <w:p>
+      <w:pPr>
+        <w:tabs>
+          <w:tab w:pos="8504" w:val="right" w:leader="dot"/>
+        </w:tabs>
+        <w:spacing w:line="312" w:lineRule="auto" w:after="40"/>
+        <w:ind w:firstLine="0" w:left="0"/>
+      </w:pPr>
+      <w:r>
+        <w:rPr>
+          <w:rFonts w:ascii="Times New Roman" w:hAnsi="Times New Roman" w:eastAsia="宋体"/>
+          <w:sz w:val="24"/>
+        </w:rPr>
+        <w:t>参考文献</w:t>
+        <w:tab/>
+        <w:t>11</w:t>
+      </w:r>
+    </w:p>
+    <w:p>
+      <w:pPr>
+        <w:ind w:firstLine="0"/>
+      </w:pPr>
+      <w:r>
+        <w:fldChar w:fldCharType="end"/>
+      </w:r>
+    </w:p>
+    <w:p>
+      <w:pPr>
+        <w:sectPr>
+          <w:headerReference w:type="default" r:id="rId12"/>
+          <w:footerReference w:type="default" r:id="rId13"/>
+          <w:pgSz w:w="11906" w:h="16838"/>
+          <w:pgMar w:top="1701" w:right="1701" w:bottom="1134" w:left="1701" w:header="850" w:footer="992" w:gutter="0"/>
+          <w:pgNumType w:fmt="upperRoman" w:start="1"/>
+          <w:cols w:space="720"/>
+          <w:docGrid w:linePitch="360"/>
+        </w:sectPr>
+      </w:pPr>
     </w:p>
     <w:p>
       <w:pPr>
@@ -470,32 +859,36 @@
       <w:r>
         <w:rPr>
           <w:rFonts w:ascii="Times New Roman" w:hAnsi="Times New Roman" w:eastAsia="宋体"/>
-          <w:b/>
+          <w:b w:val="0"/>
           <w:sz w:val="24"/>
         </w:rPr>
-        <w:t>应用层面，辅助文献查证与方案准备。</w:t>
-      </w:r>
+        <w:t>应用层面，本课题辅助文献查证与方案准备。研究者需要的不只是一个可能正确的数值，还包括它属于哪条测量记录、适用于何种条件、引用能否回到原文。小模型可在本地组织资料并生成解释，降低资料反复查找与整理的操作负担。系统拟交付有条件依据的回答及多步查询能力，不把提升真实合成成功率或缩短全部材料研发周期作为未经验证的承诺。</w:t>
+      </w:r>
+    </w:p>
+    <w:p>
+      <w:pPr>
+        <w:ind w:firstLine="480" w:firstLineChars="200"/>
+        <w:spacing w:line="312" w:lineRule="auto"/>
+      </w:pPr>
       <w:r>
         <w:rPr>
           <w:rFonts w:ascii="Times New Roman" w:hAnsi="Times New Roman" w:eastAsia="宋体"/>
           <w:b w:val="0"/>
           <w:sz w:val="24"/>
         </w:rPr>
-        <w:t xml:space="preserve"> 研究者需要的不只是一个可能正确的数值，还包括它属于哪条测量记录、适用于何种条件、引用能否回到原文。小模型可在本地组织资料并生成解释，降低资料反复查找与整理的操作负担。系统拟交付有条件依据的回答及多步查询能力，不把提升真实合成成功率或缩短全部材料研发周期作为未经验证的承诺。</w:t>
-      </w:r>
-    </w:p>
-    <w:p>
-      <w:pPr>
-        <w:ind w:firstLine="480" w:firstLineChars="200"/>
-        <w:spacing w:line="312" w:lineRule="auto"/>
-      </w:pPr>
+        <w:t>方法层面，本课题联合处理证据价值、条件完整性与预算。常规片段排序不能保证性能数值与表头、表注或工艺说明一同保留；保留完整论文又可能挤占小模型上下文。提示压缩已有成熟基础</w:t>
+      </w:r>
       <w:r>
         <w:rPr>
           <w:rFonts w:ascii="Times New Roman" w:hAnsi="Times New Roman" w:eastAsia="宋体"/>
-          <w:b/>
           <w:sz w:val="24"/>
-        </w:rPr>
-        <w:t>方法层面，联合处理证据价值、条件完整性与预算。</w:t>
+          <w:vertAlign w:val="superscript"/>
+        </w:rPr>
+        <w:fldChar w:fldCharType="begin"/>
+        <w:instrText xml:space="preserve"> REF _Ref_ref006 \h </w:instrText>
+        <w:fldChar w:fldCharType="separate"/>
+        <w:t xml:space="preserve">[6]</w:t>
+        <w:fldChar w:fldCharType="end"/>
       </w:r>
       <w:r>
         <w:rPr>
@@ -503,7 +896,843 @@
           <w:b w:val="0"/>
           <w:sz w:val="24"/>
         </w:rPr>
-        <w:t xml:space="preserve"> 常规片段排序不能保证性能数值与表头、表注或工艺说明一同保留；保留完整论文又可能挤占小模型上下文。提示压缩已有成熟基础</w:t>
+        <w:t>，背包式上下文选择也已有前作</w:t>
+      </w:r>
+      <w:r>
+        <w:rPr>
+          <w:rFonts w:ascii="Times New Roman" w:hAnsi="Times New Roman" w:eastAsia="宋体"/>
+          <w:sz w:val="24"/>
+          <w:vertAlign w:val="superscript"/>
+        </w:rPr>
+        <w:fldChar w:fldCharType="begin"/>
+        <w:instrText xml:space="preserve"> REF _Ref_ref007 \h </w:instrText>
+        <w:fldChar w:fldCharType="separate"/>
+        <w:t xml:space="preserve">[7]</w:t>
+        <w:fldChar w:fldCharType="end"/>
+      </w:r>
+      <w:r>
+        <w:rPr>
+          <w:rFonts w:ascii="Times New Roman" w:hAnsi="Times New Roman" w:eastAsia="宋体"/>
+          <w:b w:val="0"/>
+          <w:sz w:val="24"/>
+        </w:rPr>
+        <w:t>。本课题拟在这些基础上显式表示记录依赖，联合选择记录版本和必需条件，并计算共享字段的实际装配成本，而不是只改变检索相似度或追加输出格式要求。</w:t>
+      </w:r>
+    </w:p>
+    <w:p>
+      <w:pPr>
+        <w:ind w:firstLine="480" w:firstLineChars="200"/>
+        <w:spacing w:line="312" w:lineRule="auto"/>
+      </w:pPr>
+      <w:r>
+        <w:rPr>
+          <w:rFonts w:ascii="Times New Roman" w:hAnsi="Times New Roman" w:eastAsia="宋体"/>
+          <w:b w:val="0"/>
+          <w:sz w:val="24"/>
+        </w:rPr>
+        <w:t>知识库维护层面，由逐条排队改为按影响选择核验动作。同一表注的温度抽错可能影响多条性能记录，逐条查看的成本与核验一次共享字段不同。已有研究提示抽取数据库需要核查</w:t>
+      </w:r>
+      <w:r>
+        <w:rPr>
+          <w:rFonts w:ascii="Times New Roman" w:hAnsi="Times New Roman" w:eastAsia="宋体"/>
+          <w:sz w:val="24"/>
+          <w:vertAlign w:val="superscript"/>
+        </w:rPr>
+        <w:fldChar w:fldCharType="begin"/>
+        <w:instrText xml:space="preserve"> REF _Ref_ref008 \h </w:instrText>
+        <w:fldChar w:fldCharType="separate"/>
+        <w:t xml:space="preserve">[8]</w:t>
+        <w:fldChar w:fldCharType="end"/>
+      </w:r>
+      <w:r>
+        <w:rPr>
+          <w:rFonts w:ascii="Times New Roman" w:hAnsi="Times New Roman" w:eastAsia="宋体"/>
+          <w:sz w:val="24"/>
+          <w:vertAlign w:val="superscript"/>
+        </w:rPr>
+        <w:fldChar w:fldCharType="begin"/>
+        <w:instrText xml:space="preserve"> REF _Ref_ref009 \h </w:instrText>
+        <w:fldChar w:fldCharType="separate"/>
+        <w:t xml:space="preserve">[9]</w:t>
+        <w:fldChar w:fldCharType="end"/>
+      </w:r>
+      <w:r>
+        <w:rPr>
+          <w:rFonts w:ascii="Times New Roman" w:hAnsi="Times New Roman" w:eastAsia="宋体"/>
+          <w:b w:val="0"/>
+          <w:sz w:val="24"/>
+        </w:rPr>
+        <w:t>，抽取置信度与复核预算也已有专门研究</w:t>
+      </w:r>
+      <w:r>
+        <w:rPr>
+          <w:rFonts w:ascii="Times New Roman" w:hAnsi="Times New Roman" w:eastAsia="宋体"/>
+          <w:sz w:val="24"/>
+          <w:vertAlign w:val="superscript"/>
+        </w:rPr>
+        <w:fldChar w:fldCharType="begin"/>
+        <w:instrText xml:space="preserve"> REF _Ref_ref010 \h </w:instrText>
+        <w:fldChar w:fldCharType="separate"/>
+        <w:t xml:space="preserve">[10]</w:t>
+        <w:fldChar w:fldCharType="end"/>
+      </w:r>
+      <w:r>
+        <w:rPr>
+          <w:rFonts w:ascii="Times New Roman" w:hAnsi="Times New Roman" w:eastAsia="宋体"/>
+          <w:b w:val="0"/>
+          <w:sz w:val="24"/>
+        </w:rPr>
+        <w:t>。本课题拟将记录级疑点、共享依赖和预计核验收益联系起来，用有限预算优先处理影响范围较大的疑点，再通过独立抽检估计误放行。</w:t>
+      </w:r>
+    </w:p>
+    <w:p>
+      <w:pPr>
+        <w:ind w:firstLine="480" w:firstLineChars="200"/>
+        <w:spacing w:line="312" w:lineRule="auto"/>
+      </w:pPr>
+      <w:r>
+        <w:rPr>
+          <w:rFonts w:ascii="Times New Roman" w:hAnsi="Times New Roman" w:eastAsia="宋体"/>
+          <w:b w:val="0"/>
+          <w:sz w:val="24"/>
+        </w:rPr>
+        <w:t>部署层面，形成可保存和可复现的本地工具。生成模型、嵌入、索引与检查组件在部署时均可在本地运行，保留资料与模型版本。该优势不等于本地一定比云端便宜，也不代替模型质量检验。研究重点仍是可运行方法：装配器、核验调度器和适配小模型共同接入一个可追溯的 RAG 系统；对照和误差分析只用于验证这些方法，不作为课题最终产出的替代品。</w:t>
+      </w:r>
+    </w:p>
+    <w:p>
+      <w:pPr>
+        <w:pStyle w:val="Heading1"/>
+      </w:pPr>
+      <w:r>
+        <w:rPr>
+          <w:rFonts w:ascii="Times New Roman" w:hAnsi="Times New Roman" w:eastAsia="黑体"/>
+          <w:b/>
+          <w:sz w:val="30"/>
+        </w:rPr>
+        <w:t>2 文献综述</w:t>
+      </w:r>
+    </w:p>
+    <w:p>
+      <w:pPr>
+        <w:pStyle w:val="Heading2"/>
+      </w:pPr>
+      <w:r>
+        <w:rPr>
+          <w:rFonts w:ascii="Times New Roman" w:hAnsi="Times New Roman" w:eastAsia="黑体"/>
+          <w:b/>
+          <w:sz w:val="28"/>
+        </w:rPr>
+        <w:t>2.1 材料领域模型与条件可比问答</w:t>
+      </w:r>
+    </w:p>
+    <w:p>
+      <w:pPr>
+        <w:ind w:firstLine="480" w:firstLineChars="200"/>
+        <w:spacing w:line="312" w:lineRule="auto"/>
+      </w:pPr>
+      <w:r>
+        <w:rPr>
+          <w:rFonts w:ascii="Times New Roman" w:hAnsi="Times New Roman" w:eastAsia="宋体"/>
+          <w:b w:val="0"/>
+          <w:sz w:val="24"/>
+        </w:rPr>
+        <w:t>材料领域模型已有不同技术路线。LLaMat 研究大规模领域适配</w:t>
+      </w:r>
+      <w:r>
+        <w:rPr>
+          <w:rFonts w:ascii="Times New Roman" w:hAnsi="Times New Roman" w:eastAsia="宋体"/>
+          <w:sz w:val="24"/>
+          <w:vertAlign w:val="superscript"/>
+        </w:rPr>
+        <w:fldChar w:fldCharType="begin"/>
+        <w:instrText xml:space="preserve"> REF _Ref_ref003 \h </w:instrText>
+        <w:fldChar w:fldCharType="separate"/>
+        <w:t xml:space="preserve">[3]</w:t>
+        <w:fldChar w:fldCharType="end"/>
+      </w:r>
+      <w:r>
+        <w:rPr>
+          <w:rFonts w:ascii="Times New Roman" w:hAnsi="Times New Roman" w:eastAsia="宋体"/>
+          <w:b w:val="0"/>
+          <w:sz w:val="24"/>
+        </w:rPr>
+        <w:t>；AlloyGPT 将组成与性质组织为结构化文本</w:t>
+      </w:r>
+      <w:r>
+        <w:rPr>
+          <w:rFonts w:ascii="Times New Roman" w:hAnsi="Times New Roman" w:eastAsia="宋体"/>
+          <w:sz w:val="24"/>
+          <w:vertAlign w:val="superscript"/>
+        </w:rPr>
+        <w:fldChar w:fldCharType="begin"/>
+        <w:instrText xml:space="preserve"> REF _Ref_ref004 \h </w:instrText>
+        <w:fldChar w:fldCharType="separate"/>
+        <w:t xml:space="preserve">[4]</w:t>
+        <w:fldChar w:fldCharType="end"/>
+      </w:r>
+      <w:r>
+        <w:rPr>
+          <w:rFonts w:ascii="Times New Roman" w:hAnsi="Times New Roman" w:eastAsia="宋体"/>
+          <w:b w:val="0"/>
+          <w:sz w:val="24"/>
+        </w:rPr>
+        <w:t>；LLMatDesign 和 BCC/B2 偏好生成研究把模型与外部评价结合</w:t>
+      </w:r>
+      <w:r>
+        <w:rPr>
+          <w:rFonts w:ascii="Times New Roman" w:hAnsi="Times New Roman" w:eastAsia="宋体"/>
+          <w:sz w:val="24"/>
+          <w:vertAlign w:val="superscript"/>
+        </w:rPr>
+        <w:fldChar w:fldCharType="begin"/>
+        <w:instrText xml:space="preserve"> REF _Ref_ref001 \h </w:instrText>
+        <w:fldChar w:fldCharType="separate"/>
+        <w:t xml:space="preserve">[1]</w:t>
+        <w:fldChar w:fldCharType="end"/>
+      </w:r>
+      <w:r>
+        <w:rPr>
+          <w:rFonts w:ascii="Times New Roman" w:hAnsi="Times New Roman" w:eastAsia="宋体"/>
+          <w:sz w:val="24"/>
+          <w:vertAlign w:val="superscript"/>
+        </w:rPr>
+        <w:fldChar w:fldCharType="begin"/>
+        <w:instrText xml:space="preserve"> REF _Ref_ref002 \h </w:instrText>
+        <w:fldChar w:fldCharType="separate"/>
+        <w:t xml:space="preserve">[2]</w:t>
+        <w:fldChar w:fldCharType="end"/>
+      </w:r>
+      <w:r>
+        <w:rPr>
+          <w:rFonts w:ascii="Times New Roman" w:hAnsi="Times New Roman" w:eastAsia="宋体"/>
+          <w:b w:val="0"/>
+          <w:sz w:val="24"/>
+        </w:rPr>
+        <w:t>。这些研究支持借用开放权重和任务适配，但不要求本课题复现通用材料基础模型预训练或购买商业热力学资源。MaterEval 通过知识增强偏好信号研究材料判断</w:t>
+      </w:r>
+      <w:r>
+        <w:rPr>
+          <w:rFonts w:ascii="Times New Roman" w:hAnsi="Times New Roman" w:eastAsia="宋体"/>
+          <w:sz w:val="24"/>
+          <w:vertAlign w:val="superscript"/>
+        </w:rPr>
+        <w:fldChar w:fldCharType="begin"/>
+        <w:instrText xml:space="preserve"> REF _Ref_ref011 \h </w:instrText>
+        <w:fldChar w:fldCharType="separate"/>
+        <w:t xml:space="preserve">[11]</w:t>
+        <w:fldChar w:fldCharType="end"/>
+      </w:r>
+      <w:r>
+        <w:rPr>
+          <w:rFonts w:ascii="Times New Roman" w:hAnsi="Times New Roman" w:eastAsia="宋体"/>
+          <w:b w:val="0"/>
+          <w:sz w:val="24"/>
+        </w:rPr>
+        <w:t>，说明教师与评价器也需要领域依据，不宜把模型认同当作材料事实。</w:t>
+      </w:r>
+    </w:p>
+    <w:p>
+      <w:pPr>
+        <w:ind w:firstLine="480" w:firstLineChars="200"/>
+        <w:spacing w:line="312" w:lineRule="auto"/>
+      </w:pPr>
+      <w:r>
+        <w:rPr>
+          <w:rFonts w:ascii="Times New Roman" w:hAnsi="Times New Roman" w:eastAsia="宋体"/>
+          <w:b w:val="0"/>
+          <w:sz w:val="24"/>
+        </w:rPr>
+        <w:t>材料文献记录的数据结构直接影响后续使用。MPEA 提供成分、工艺、机械性质与来源字段，是本课题可取得的结构化主线资源</w:t>
+      </w:r>
+      <w:r>
+        <w:rPr>
+          <w:rFonts w:ascii="Times New Roman" w:hAnsi="Times New Roman" w:eastAsia="宋体"/>
+          <w:sz w:val="24"/>
+          <w:vertAlign w:val="superscript"/>
+        </w:rPr>
+        <w:fldChar w:fldCharType="begin"/>
+        <w:instrText xml:space="preserve"> REF _Ref_ref012 \h </w:instrText>
+        <w:fldChar w:fldCharType="separate"/>
+        <w:t xml:space="preserve">[12]</w:t>
+        <w:fldChar w:fldCharType="end"/>
+      </w:r>
+      <w:r>
+        <w:rPr>
+          <w:rFonts w:ascii="Times New Roman" w:hAnsi="Times New Roman" w:eastAsia="宋体"/>
+          <w:b w:val="0"/>
+          <w:sz w:val="24"/>
+        </w:rPr>
+        <w:t>；真实论文补充库则需要解析、字段绑定与人工核验。INCAR-SLM 展示了领域微调与确定性参数检查器的分工</w:t>
+      </w:r>
+      <w:r>
+        <w:rPr>
+          <w:rFonts w:ascii="Times New Roman" w:hAnsi="Times New Roman" w:eastAsia="宋体"/>
+          <w:sz w:val="24"/>
+          <w:vertAlign w:val="superscript"/>
+        </w:rPr>
+        <w:fldChar w:fldCharType="begin"/>
+        <w:instrText xml:space="preserve"> REF _Ref_ref013 \h </w:instrText>
+        <w:fldChar w:fldCharType="separate"/>
+        <w:t xml:space="preserve">[13]</w:t>
+        <w:fldChar w:fldCharType="end"/>
+      </w:r>
+      <w:r>
+        <w:rPr>
+          <w:rFonts w:ascii="Times New Roman" w:hAnsi="Times New Roman" w:eastAsia="宋体"/>
+          <w:b w:val="0"/>
+          <w:sz w:val="24"/>
+        </w:rPr>
+        <w:t>，但其计算参数文件任务与材料观测支持型问答不同，不能移用其分数或模型规模结论。</w:t>
+      </w:r>
+    </w:p>
+    <w:p>
+      <w:pPr>
+        <w:ind w:firstLine="480" w:firstLineChars="200"/>
+        <w:spacing w:line="312" w:lineRule="auto"/>
+      </w:pPr>
+      <w:r>
+        <w:rPr>
+          <w:rFonts w:ascii="Times New Roman" w:hAnsi="Times New Roman" w:eastAsia="宋体"/>
+          <w:b w:val="0"/>
+          <w:sz w:val="24"/>
+        </w:rPr>
+        <w:t>本课题的基本对象是可追溯的测量记录，而不是可随意互换的主题片段。条件不同的记录仍可以用于比较或背景说明，但不能在未说明的情况下转为同一条件下的观测。测试温度接近只表示数值距离小，不能直接证明性质等价；相同粗工艺标签也不能保证热处理、晶粒或测试细节完全相同。</w:t>
+      </w:r>
+    </w:p>
+    <w:p>
+      <w:pPr>
+        <w:pStyle w:val="Heading2"/>
+      </w:pPr>
+      <w:r>
+        <w:rPr>
+          <w:rFonts w:ascii="Times New Roman" w:hAnsi="Times New Roman" w:eastAsia="黑体"/>
+          <w:b/>
+          <w:sz w:val="28"/>
+        </w:rPr>
+        <w:t>2.2 小模型蒸馏与参数高效适配</w:t>
+      </w:r>
+    </w:p>
+    <w:p>
+      <w:pPr>
+        <w:ind w:firstLine="480" w:firstLineChars="200"/>
+        <w:spacing w:line="312" w:lineRule="auto"/>
+      </w:pPr>
+      <w:r>
+        <w:rPr>
+          <w:rFonts w:ascii="Times New Roman" w:hAnsi="Times New Roman" w:eastAsia="宋体"/>
+          <w:b w:val="0"/>
+          <w:sz w:val="24"/>
+        </w:rPr>
+        <w:t>知识蒸馏通过教师监督向更便于部署的学生传递任务能力</w:t>
+      </w:r>
+      <w:r>
+        <w:rPr>
+          <w:rFonts w:ascii="Times New Roman" w:hAnsi="Times New Roman" w:eastAsia="宋体"/>
+          <w:sz w:val="24"/>
+          <w:vertAlign w:val="superscript"/>
+        </w:rPr>
+        <w:fldChar w:fldCharType="begin"/>
+        <w:instrText xml:space="preserve"> REF _Ref_ref014 \h </w:instrText>
+        <w:fldChar w:fldCharType="separate"/>
+        <w:t xml:space="preserve">[14]</w:t>
+        <w:fldChar w:fldCharType="end"/>
+      </w:r>
+      <w:r>
+        <w:rPr>
+          <w:rFonts w:ascii="Times New Roman" w:hAnsi="Times New Roman" w:eastAsia="宋体"/>
+          <w:b w:val="0"/>
+          <w:sz w:val="24"/>
+        </w:rPr>
+        <w:t>。Distilling Step-by-Step 与 Orca 2 分别探索额外操作说明和适合小模型的解题策略</w:t>
+      </w:r>
+      <w:r>
+        <w:rPr>
+          <w:rFonts w:ascii="Times New Roman" w:hAnsi="Times New Roman" w:eastAsia="宋体"/>
+          <w:sz w:val="24"/>
+          <w:vertAlign w:val="superscript"/>
+        </w:rPr>
+        <w:fldChar w:fldCharType="begin"/>
+        <w:instrText xml:space="preserve"> REF _Ref_ref015 \h </w:instrText>
+        <w:fldChar w:fldCharType="separate"/>
+        <w:t xml:space="preserve">[15]</w:t>
+        <w:fldChar w:fldCharType="end"/>
+      </w:r>
+      <w:r>
+        <w:rPr>
+          <w:rFonts w:ascii="Times New Roman" w:hAnsi="Times New Roman" w:eastAsia="宋体"/>
+          <w:sz w:val="24"/>
+          <w:vertAlign w:val="superscript"/>
+        </w:rPr>
+        <w:fldChar w:fldCharType="begin"/>
+        <w:instrText xml:space="preserve"> REF _Ref_ref016 \h </w:instrText>
+        <w:fldChar w:fldCharType="separate"/>
+        <w:t xml:space="preserve">[16]</w:t>
+        <w:fldChar w:fldCharType="end"/>
+      </w:r>
+      <w:r>
+        <w:rPr>
+          <w:rFonts w:ascii="Times New Roman" w:hAnsi="Times New Roman" w:eastAsia="宋体"/>
+          <w:b w:val="0"/>
+          <w:sz w:val="24"/>
+        </w:rPr>
+        <w:t>，MiniLLM 讨论可访问教师分布时的优化</w:t>
+      </w:r>
+      <w:r>
+        <w:rPr>
+          <w:rFonts w:ascii="Times New Roman" w:hAnsi="Times New Roman" w:eastAsia="宋体"/>
+          <w:sz w:val="24"/>
+          <w:vertAlign w:val="superscript"/>
+        </w:rPr>
+        <w:fldChar w:fldCharType="begin"/>
+        <w:instrText xml:space="preserve"> REF _Ref_ref017 \h </w:instrText>
+        <w:fldChar w:fldCharType="separate"/>
+        <w:t xml:space="preserve">[17]</w:t>
+        <w:fldChar w:fldCharType="end"/>
+      </w:r>
+      <w:r>
+        <w:rPr>
+          <w:rFonts w:ascii="Times New Roman" w:hAnsi="Times New Roman" w:eastAsia="宋体"/>
+          <w:b w:val="0"/>
+          <w:sz w:val="24"/>
+        </w:rPr>
+        <w:t>。本课题主要使用教师文本示范进行序列级任务蒸馏，不假定可以取得全词表概率或教师内部隐含推理；教师示范含简短操作、来源与限制说明，科学事实仍需记录和人工依据支撑。</w:t>
+      </w:r>
+    </w:p>
+    <w:p>
+      <w:pPr>
+        <w:ind w:firstLine="480" w:firstLineChars="200"/>
+        <w:spacing w:line="312" w:lineRule="auto"/>
+      </w:pPr>
+      <w:r>
+        <w:rPr>
+          <w:rFonts w:ascii="Times New Roman" w:hAnsi="Times New Roman" w:eastAsia="宋体"/>
+          <w:b w:val="0"/>
+          <w:sz w:val="24"/>
+        </w:rPr>
+        <w:t>Self-Instruct 提供生成并过滤指令的基本思路</w:t>
+      </w:r>
+      <w:r>
+        <w:rPr>
+          <w:rFonts w:ascii="Times New Roman" w:hAnsi="Times New Roman" w:eastAsia="宋体"/>
+          <w:sz w:val="24"/>
+          <w:vertAlign w:val="superscript"/>
+        </w:rPr>
+        <w:fldChar w:fldCharType="begin"/>
+        <w:instrText xml:space="preserve"> REF _Ref_ref018 \h </w:instrText>
+        <w:fldChar w:fldCharType="separate"/>
+        <w:t xml:space="preserve">[18]</w:t>
+        <w:fldChar w:fldCharType="end"/>
+      </w:r>
+      <w:r>
+        <w:rPr>
+          <w:rFonts w:ascii="Times New Roman" w:hAnsi="Times New Roman" w:eastAsia="宋体"/>
+          <w:b w:val="0"/>
+          <w:sz w:val="24"/>
+        </w:rPr>
+        <w:t>。DEITA、LESS、D3 与 LASER 分别研究质量复杂度、梯度影响、多因素选择及分层专用评分</w:t>
+      </w:r>
+      <w:r>
+        <w:rPr>
+          <w:rFonts w:ascii="Times New Roman" w:hAnsi="Times New Roman" w:eastAsia="宋体"/>
+          <w:sz w:val="24"/>
+          <w:vertAlign w:val="superscript"/>
+        </w:rPr>
+        <w:fldChar w:fldCharType="begin"/>
+        <w:instrText xml:space="preserve"> REF _Ref_ref019 \h </w:instrText>
+        <w:fldChar w:fldCharType="separate"/>
+        <w:t xml:space="preserve">[19]</w:t>
+        <w:fldChar w:fldCharType="end"/>
+      </w:r>
+      <w:r>
+        <w:rPr>
+          <w:rFonts w:ascii="Times New Roman" w:hAnsi="Times New Roman" w:eastAsia="宋体"/>
+          <w:sz w:val="24"/>
+          <w:vertAlign w:val="superscript"/>
+        </w:rPr>
+        <w:fldChar w:fldCharType="begin"/>
+        <w:instrText xml:space="preserve"> REF _Ref_ref020 \h </w:instrText>
+        <w:fldChar w:fldCharType="separate"/>
+        <w:t xml:space="preserve">[20]</w:t>
+        <w:fldChar w:fldCharType="end"/>
+      </w:r>
+      <w:r>
+        <w:rPr>
+          <w:rFonts w:ascii="Times New Roman" w:hAnsi="Times New Roman" w:eastAsia="宋体"/>
+          <w:sz w:val="24"/>
+          <w:vertAlign w:val="superscript"/>
+        </w:rPr>
+        <w:fldChar w:fldCharType="begin"/>
+        <w:instrText xml:space="preserve"> REF _Ref_ref021 \h </w:instrText>
+        <w:fldChar w:fldCharType="separate"/>
+        <w:t xml:space="preserve">[21]</w:t>
+        <w:fldChar w:fldCharType="end"/>
+      </w:r>
+      <w:r>
+        <w:rPr>
+          <w:rFonts w:ascii="Times New Roman" w:hAnsi="Times New Roman" w:eastAsia="宋体"/>
+          <w:sz w:val="24"/>
+          <w:vertAlign w:val="superscript"/>
+        </w:rPr>
+        <w:fldChar w:fldCharType="begin"/>
+        <w:instrText xml:space="preserve"> REF _Ref_ref022 \h </w:instrText>
+        <w:fldChar w:fldCharType="separate"/>
+        <w:t xml:space="preserve">[22]</w:t>
+        <w:fldChar w:fldCharType="end"/>
+      </w:r>
+      <w:r>
+        <w:rPr>
+          <w:rFonts w:ascii="Times New Roman" w:hAnsi="Times New Roman" w:eastAsia="宋体"/>
+          <w:b w:val="0"/>
+          <w:sz w:val="24"/>
+        </w:rPr>
+        <w:t>。这些方法并非都以唯一答案为前提，不能笼统认定其在开放答案任务上失效。本课题不再以新教学选样算法为主贡献，而将它们作为构造与筛选示范的相关方法，选样收益不与上下文装配收益混为一谈。</w:t>
+      </w:r>
+    </w:p>
+    <w:p>
+      <w:pPr>
+        <w:ind w:firstLine="480" w:firstLineChars="200"/>
+        <w:spacing w:line="312" w:lineRule="auto"/>
+      </w:pPr>
+      <w:r>
+        <w:rPr>
+          <w:rFonts w:ascii="Times New Roman" w:hAnsi="Times New Roman" w:eastAsia="宋体"/>
+          <w:b w:val="0"/>
+          <w:sz w:val="24"/>
+        </w:rPr>
+        <w:t>LoRA 与 QLoRA 可降低适配参数量与显存开销</w:t>
+      </w:r>
+      <w:r>
+        <w:rPr>
+          <w:rFonts w:ascii="Times New Roman" w:hAnsi="Times New Roman" w:eastAsia="宋体"/>
+          <w:sz w:val="24"/>
+          <w:vertAlign w:val="superscript"/>
+        </w:rPr>
+        <w:fldChar w:fldCharType="begin"/>
+        <w:instrText xml:space="preserve"> REF _Ref_ref023 \h </w:instrText>
+        <w:fldChar w:fldCharType="separate"/>
+        <w:t xml:space="preserve">[23]</w:t>
+        <w:fldChar w:fldCharType="end"/>
+      </w:r>
+      <w:r>
+        <w:rPr>
+          <w:rFonts w:ascii="Times New Roman" w:hAnsi="Times New Roman" w:eastAsia="宋体"/>
+          <w:sz w:val="24"/>
+          <w:vertAlign w:val="superscript"/>
+        </w:rPr>
+        <w:fldChar w:fldCharType="begin"/>
+        <w:instrText xml:space="preserve"> REF _Ref_ref024 \h </w:instrText>
+        <w:fldChar w:fldCharType="separate"/>
+        <w:t xml:space="preserve">[24]</w:t>
+        <w:fldChar w:fldCharType="end"/>
+      </w:r>
+      <w:r>
+        <w:rPr>
+          <w:rFonts w:ascii="Times New Roman" w:hAnsi="Times New Roman" w:eastAsia="宋体"/>
+          <w:b w:val="0"/>
+          <w:sz w:val="24"/>
+        </w:rPr>
+        <w:t>。拟采用 Qwen3 等许可合适的 4 至 8B 级稠密底座</w:t>
+      </w:r>
+      <w:r>
+        <w:rPr>
+          <w:rFonts w:ascii="Times New Roman" w:hAnsi="Times New Roman" w:eastAsia="宋体"/>
+          <w:sz w:val="24"/>
+          <w:vertAlign w:val="superscript"/>
+        </w:rPr>
+        <w:fldChar w:fldCharType="begin"/>
+        <w:instrText xml:space="preserve"> REF _Ref_ref025 \h </w:instrText>
+        <w:fldChar w:fldCharType="separate"/>
+        <w:t xml:space="preserve">[25]</w:t>
+        <w:fldChar w:fldCharType="end"/>
+      </w:r>
+      <w:r>
+        <w:rPr>
+          <w:rFonts w:ascii="Times New Roman" w:hAnsi="Times New Roman" w:eastAsia="宋体"/>
+          <w:b w:val="0"/>
+          <w:sz w:val="24"/>
+        </w:rPr>
+        <w:t>，版本、上下文长度与训练预算在预实验后固定。基础模型许可与教师服务条款分别核验；不能因为权重可取得，就认定任意托管服务的输出都允许用于蒸馏。</w:t>
+      </w:r>
+    </w:p>
+    <w:p>
+      <w:pPr>
+        <w:pStyle w:val="Heading2"/>
+      </w:pPr>
+      <w:r>
+        <w:rPr>
+          <w:rFonts w:ascii="Times New Roman" w:hAnsi="Times New Roman" w:eastAsia="黑体"/>
+          <w:b/>
+          <w:sz w:val="28"/>
+        </w:rPr>
+        <w:t>2.3 检索增强、条件组织与证据压缩</w:t>
+      </w:r>
+    </w:p>
+    <w:p>
+      <w:pPr>
+        <w:ind w:firstLine="480" w:firstLineChars="200"/>
+        <w:spacing w:line="312" w:lineRule="auto"/>
+      </w:pPr>
+      <w:r>
+        <w:rPr>
+          <w:rFonts w:ascii="Times New Roman" w:hAnsi="Times New Roman" w:eastAsia="宋体"/>
+          <w:b w:val="0"/>
+          <w:sz w:val="24"/>
+        </w:rPr>
+        <w:t>RAG 将生成模型与外部资料结合</w:t>
+      </w:r>
+      <w:r>
+        <w:rPr>
+          <w:rFonts w:ascii="Times New Roman" w:hAnsi="Times New Roman" w:eastAsia="宋体"/>
+          <w:sz w:val="24"/>
+          <w:vertAlign w:val="superscript"/>
+        </w:rPr>
+        <w:fldChar w:fldCharType="begin"/>
+        <w:instrText xml:space="preserve"> REF _Ref_ref026 \h </w:instrText>
+        <w:fldChar w:fldCharType="separate"/>
+        <w:t xml:space="preserve">[26]</w:t>
+        <w:fldChar w:fldCharType="end"/>
+      </w:r>
+      <w:r>
+        <w:rPr>
+          <w:rFonts w:ascii="Times New Roman" w:hAnsi="Times New Roman" w:eastAsia="宋体"/>
+          <w:b w:val="0"/>
+          <w:sz w:val="24"/>
+        </w:rPr>
+        <w:t>。RAFT 通过相关资料与干扰资料构造学习证据使用的任务</w:t>
+      </w:r>
+      <w:r>
+        <w:rPr>
+          <w:rFonts w:ascii="Times New Roman" w:hAnsi="Times New Roman" w:eastAsia="宋体"/>
+          <w:sz w:val="24"/>
+          <w:vertAlign w:val="superscript"/>
+        </w:rPr>
+        <w:fldChar w:fldCharType="begin"/>
+        <w:instrText xml:space="preserve"> REF _Ref_ref027 \h </w:instrText>
+        <w:fldChar w:fldCharType="separate"/>
+        <w:t xml:space="preserve">[27]</w:t>
+        <w:fldChar w:fldCharType="end"/>
+      </w:r>
+      <w:r>
+        <w:rPr>
+          <w:rFonts w:ascii="Times New Roman" w:hAnsi="Times New Roman" w:eastAsia="宋体"/>
+          <w:b w:val="0"/>
+          <w:sz w:val="24"/>
+        </w:rPr>
+        <w:t>，HalluGuard 研究小模型接地能力</w:t>
+      </w:r>
+      <w:r>
+        <w:rPr>
+          <w:rFonts w:ascii="Times New Roman" w:hAnsi="Times New Roman" w:eastAsia="宋体"/>
+          <w:sz w:val="24"/>
+          <w:vertAlign w:val="superscript"/>
+        </w:rPr>
+        <w:fldChar w:fldCharType="begin"/>
+        <w:instrText xml:space="preserve"> REF _Ref_ref028 \h </w:instrText>
+        <w:fldChar w:fldCharType="separate"/>
+        <w:t xml:space="preserve">[28]</w:t>
+        <w:fldChar w:fldCharType="end"/>
+      </w:r>
+      <w:r>
+        <w:rPr>
+          <w:rFonts w:ascii="Times New Roman" w:hAnsi="Times New Roman" w:eastAsia="宋体"/>
+          <w:b w:val="0"/>
+          <w:sz w:val="24"/>
+        </w:rPr>
+        <w:t>，DRAG 研究把大模型 RAG 行为迁移到小模型</w:t>
+      </w:r>
+      <w:r>
+        <w:rPr>
+          <w:rFonts w:ascii="Times New Roman" w:hAnsi="Times New Roman" w:eastAsia="宋体"/>
+          <w:sz w:val="24"/>
+          <w:vertAlign w:val="superscript"/>
+        </w:rPr>
+        <w:fldChar w:fldCharType="begin"/>
+        <w:instrText xml:space="preserve"> REF _Ref_ref029 \h </w:instrText>
+        <w:fldChar w:fldCharType="separate"/>
+        <w:t xml:space="preserve">[29]</w:t>
+        <w:fldChar w:fldCharType="end"/>
+      </w:r>
+      <w:r>
+        <w:rPr>
+          <w:rFonts w:ascii="Times New Roman" w:hAnsi="Times New Roman" w:eastAsia="宋体"/>
+          <w:b w:val="0"/>
+          <w:sz w:val="24"/>
+        </w:rPr>
+        <w:t>。这些研究说明训练证据使用能力已有前作，本课题不能把采用 SFT、加入引用或更换为小模型本身称为独创。</w:t>
+      </w:r>
+    </w:p>
+    <w:p>
+      <w:pPr>
+        <w:ind w:firstLine="480" w:firstLineChars="200"/>
+        <w:spacing w:line="312" w:lineRule="auto"/>
+      </w:pPr>
+      <w:r>
+        <w:rPr>
+          <w:rFonts w:ascii="Times New Roman" w:hAnsi="Times New Roman" w:eastAsia="宋体"/>
+          <w:b w:val="0"/>
+          <w:sz w:val="24"/>
+        </w:rPr>
+        <w:t>OG-RAG 与 EGT-KG 分别利用本体或类型化图结构组织检索信息</w:t>
+      </w:r>
+      <w:r>
+        <w:rPr>
+          <w:rFonts w:ascii="Times New Roman" w:hAnsi="Times New Roman" w:eastAsia="宋体"/>
+          <w:sz w:val="24"/>
+          <w:vertAlign w:val="superscript"/>
+        </w:rPr>
+        <w:fldChar w:fldCharType="begin"/>
+        <w:instrText xml:space="preserve"> REF _Ref_ref030 \h </w:instrText>
+        <w:fldChar w:fldCharType="separate"/>
+        <w:t xml:space="preserve">[30]</w:t>
+        <w:fldChar w:fldCharType="end"/>
+      </w:r>
+      <w:r>
+        <w:rPr>
+          <w:rFonts w:ascii="Times New Roman" w:hAnsi="Times New Roman" w:eastAsia="宋体"/>
+          <w:sz w:val="24"/>
+          <w:vertAlign w:val="superscript"/>
+        </w:rPr>
+        <w:fldChar w:fldCharType="begin"/>
+        <w:instrText xml:space="preserve"> REF _Ref_ref031 \h </w:instrText>
+        <w:fldChar w:fldCharType="separate"/>
+        <w:t xml:space="preserve">[31]</w:t>
+        <w:fldChar w:fldCharType="end"/>
+      </w:r>
+      <w:r>
+        <w:rPr>
+          <w:rFonts w:ascii="Times New Roman" w:hAnsi="Times New Roman" w:eastAsia="宋体"/>
+          <w:b w:val="0"/>
+          <w:sz w:val="24"/>
+        </w:rPr>
+        <w:t>，材料双源 RAG 研究展示了本地文献与结构化资源的整合</w:t>
+      </w:r>
+      <w:r>
+        <w:rPr>
+          <w:rFonts w:ascii="Times New Roman" w:hAnsi="Times New Roman" w:eastAsia="宋体"/>
+          <w:sz w:val="24"/>
+          <w:vertAlign w:val="superscript"/>
+        </w:rPr>
+        <w:fldChar w:fldCharType="begin"/>
+        <w:instrText xml:space="preserve"> REF _Ref_ref032 \h </w:instrText>
+        <w:fldChar w:fldCharType="separate"/>
+        <w:t xml:space="preserve">[32]</w:t>
+        <w:fldChar w:fldCharType="end"/>
+      </w:r>
+      <w:r>
+        <w:rPr>
+          <w:rFonts w:ascii="Times New Roman" w:hAnsi="Times New Roman" w:eastAsia="宋体"/>
+          <w:b w:val="0"/>
+          <w:sz w:val="24"/>
+        </w:rPr>
+        <w:t>。CGR 在生物医学问答中以查询条件激活或剪除图路径</w:t>
+      </w:r>
+      <w:r>
+        <w:rPr>
+          <w:rFonts w:ascii="Times New Roman" w:hAnsi="Times New Roman" w:eastAsia="宋体"/>
+          <w:sz w:val="24"/>
+          <w:vertAlign w:val="superscript"/>
+        </w:rPr>
+        <w:fldChar w:fldCharType="begin"/>
+        <w:instrText xml:space="preserve"> REF _Ref_ref033 \h </w:instrText>
+        <w:fldChar w:fldCharType="separate"/>
+        <w:t xml:space="preserve">[33]</w:t>
+        <w:fldChar w:fldCharType="end"/>
+      </w:r>
+      <w:r>
+        <w:rPr>
+          <w:rFonts w:ascii="Times New Roman" w:hAnsi="Times New Roman" w:eastAsia="宋体"/>
+          <w:b w:val="0"/>
+          <w:sz w:val="24"/>
+        </w:rPr>
+        <w:t>。知识图谱能够表达条件，不能以“实体关系无法表达实验条件”立论。本课题的拟改动是显式测量记录绑定、版本选择及共享依赖的成本模型，其效果应由相同字段条件下的强基线检验。</w:t>
+      </w:r>
+    </w:p>
+    <w:p>
+      <w:pPr>
+        <w:ind w:firstLine="480" w:firstLineChars="200"/>
+        <w:spacing w:line="312" w:lineRule="auto"/>
+      </w:pPr>
+      <w:r>
+        <w:rPr>
+          <w:rFonts w:ascii="Times New Roman" w:hAnsi="Times New Roman" w:eastAsia="宋体"/>
+          <w:b w:val="0"/>
+          <w:sz w:val="24"/>
+        </w:rPr>
+        <w:t>LLMLingua 已研究预算控制与提示压缩</w:t>
+      </w:r>
+      <w:r>
+        <w:rPr>
+          <w:rFonts w:ascii="Times New Roman" w:hAnsi="Times New Roman" w:eastAsia="宋体"/>
+          <w:sz w:val="24"/>
+          <w:vertAlign w:val="superscript"/>
+        </w:rPr>
+        <w:fldChar w:fldCharType="begin"/>
+        <w:instrText xml:space="preserve"> REF _Ref_ref006 \h </w:instrText>
+        <w:fldChar w:fldCharType="separate"/>
+        <w:t xml:space="preserve">[6]</w:t>
+        <w:fldChar w:fldCharType="end"/>
+      </w:r>
+      <w:r>
+        <w:rPr>
+          <w:rFonts w:ascii="Times New Roman" w:hAnsi="Times New Roman" w:eastAsia="宋体"/>
+          <w:b w:val="0"/>
+          <w:sz w:val="24"/>
+        </w:rPr>
+        <w:t>。Self-Correcting RAG 将上下文选择组织为多维多选择背包问题</w:t>
+      </w:r>
+      <w:r>
+        <w:rPr>
+          <w:rFonts w:ascii="Times New Roman" w:hAnsi="Times New Roman" w:eastAsia="宋体"/>
+          <w:sz w:val="24"/>
+          <w:vertAlign w:val="superscript"/>
+        </w:rPr>
+        <w:fldChar w:fldCharType="begin"/>
+        <w:instrText xml:space="preserve"> REF _Ref_ref007 \h </w:instrText>
+        <w:fldChar w:fldCharType="separate"/>
+        <w:t xml:space="preserve">[7]</w:t>
+        <w:fldChar w:fldCharType="end"/>
+      </w:r>
+      <w:r>
+        <w:rPr>
+          <w:rFonts w:ascii="Times New Roman" w:hAnsi="Times New Roman" w:eastAsia="宋体"/>
+          <w:b w:val="0"/>
+          <w:sz w:val="24"/>
+        </w:rPr>
+        <w:t>，其可访问版本将语义分组与预算约束结合。VITAL-RAG 在代码场景中按规范对象组织不同视图，并在对象与全局预算下装配上下文</w:t>
+      </w:r>
+      <w:r>
+        <w:rPr>
+          <w:rFonts w:ascii="Times New Roman" w:hAnsi="Times New Roman" w:eastAsia="宋体"/>
+          <w:sz w:val="24"/>
+          <w:vertAlign w:val="superscript"/>
+        </w:rPr>
+        <w:fldChar w:fldCharType="begin"/>
+        <w:instrText xml:space="preserve"> REF _Ref_ref034 \h </w:instrText>
+        <w:fldChar w:fldCharType="separate"/>
+        <w:t xml:space="preserve">[34]</w:t>
+        <w:fldChar w:fldCharType="end"/>
+      </w:r>
+      <w:r>
+        <w:rPr>
+          <w:rFonts w:ascii="Times New Roman" w:hAnsi="Times New Roman" w:eastAsia="宋体"/>
+          <w:b w:val="0"/>
+          <w:sz w:val="24"/>
+        </w:rPr>
+        <w:t>。这些都是多粒度选择的近邻，因此不能把“多版本”或“背包优化”单独作为创新；本课题强调一条测量记录对表头、表注、单位、工艺与来源的依赖闭包，以及在不破坏绑定的前提下复用共享信息。</w:t>
+      </w:r>
+    </w:p>
+    <w:p>
+      <w:pPr>
+        <w:ind w:firstLine="480" w:firstLineChars="200"/>
+        <w:spacing w:line="312" w:lineRule="auto"/>
+      </w:pPr>
+      <w:r>
+        <w:rPr>
+          <w:rFonts w:ascii="Times New Roman" w:hAnsi="Times New Roman" w:eastAsia="宋体"/>
+          <w:b w:val="0"/>
+          <w:sz w:val="24"/>
+        </w:rPr>
+        <w:t>压缩后的可读性与来源支持并不相同。Attribution–Compression Frontier 对不同压缩方式的自动评估提示，压缩文本内部的引用支持可能与原始来源支持分离</w:t>
       </w:r>
       <w:r>
         <w:rPr>
@@ -523,7 +1752,21 @@
           <w:b w:val="0"/>
           <w:sz w:val="24"/>
         </w:rPr>
-        <w:t>，背包式上下文选择也已有前作</w:t>
+        <w:t>；其研究也明确自动判分与人工校准的局限。本课题据此把来源定位和条件保留作为装配约束，但不引用该论文的自动分数充当本课题的预期错误率。</w:t>
+      </w:r>
+    </w:p>
+    <w:p>
+      <w:pPr>
+        <w:ind w:firstLine="480" w:firstLineChars="200"/>
+        <w:spacing w:line="312" w:lineRule="auto"/>
+      </w:pPr>
+      <w:r>
+        <w:rPr>
+          <w:rFonts w:ascii="Times New Roman" w:hAnsi="Times New Roman" w:eastAsia="宋体"/>
+          <w:b w:val="0"/>
+          <w:sz w:val="24"/>
+        </w:rPr>
+        <w:t>PICARD展示了解码时约束结构合法性的做法</w:t>
       </w:r>
       <w:r>
         <w:rPr>
@@ -543,29 +1786,34 @@
           <w:b w:val="0"/>
           <w:sz w:val="24"/>
         </w:rPr>
-        <w:t>。本课题拟在这些基础上显式表示记录依赖，联合选择记录版本和必需条件，并计算共享字段的实际装配成本，而不是只改变检索相似度或追加输出格式要求。</w:t>
+        <w:t>。本课题可借鉴结构输出检查，但语法合法不能保证数值、条件和来源相符；装配依赖与回答事实应独立核验。</w:t>
       </w:r>
     </w:p>
     <w:p>
       <w:pPr>
+        <w:pStyle w:val="Heading2"/>
+      </w:pPr>
+      <w:r>
+        <w:rPr>
+          <w:rFonts w:ascii="Times New Roman" w:hAnsi="Times New Roman" w:eastAsia="黑体"/>
+          <w:b/>
+          <w:sz w:val="28"/>
+        </w:rPr>
+        <w:t>2.4 核验调度与优化基础</w:t>
+      </w:r>
+    </w:p>
+    <w:p>
+      <w:pPr>
         <w:ind w:firstLine="480" w:firstLineChars="200"/>
         <w:spacing w:line="312" w:lineRule="auto"/>
       </w:pPr>
-      <w:r>
-        <w:rPr>
-          <w:rFonts w:ascii="Times New Roman" w:hAnsi="Times New Roman" w:eastAsia="宋体"/>
-          <w:b/>
-          <w:sz w:val="24"/>
-        </w:rPr>
-        <w:t>知识库维护层面，由逐条排队改为按影响选择核验动作。</w:t>
-      </w:r>
       <w:r>
         <w:rPr>
           <w:rFonts w:ascii="Times New Roman" w:hAnsi="Times New Roman" w:eastAsia="宋体"/>
           <w:b w:val="0"/>
           <w:sz w:val="24"/>
         </w:rPr>
-        <w:t xml:space="preserve"> 同一表注的温度抽错可能影响多条性能记录，逐条查看的成本与核验一次共享字段不同。已有研究提示抽取数据库需要核查</w:t>
+        <w:t>MinerU 为文献结构化提供解析入口</w:t>
       </w:r>
       <w:r>
         <w:rPr>
@@ -574,10 +1822,18 @@
           <w:vertAlign w:val="superscript"/>
         </w:rPr>
         <w:fldChar w:fldCharType="begin"/>
-        <w:instrText xml:space="preserve"> REF _Ref_ref024 \h </w:instrText>
+        <w:instrText xml:space="preserve"> REF _Ref_ref037 \h </w:instrText>
         <w:fldChar w:fldCharType="separate"/>
-        <w:t xml:space="preserve">[24]</w:t>
+        <w:t xml:space="preserve">[37]</w:t>
         <w:fldChar w:fldCharType="end"/>
+      </w:r>
+      <w:r>
+        <w:rPr>
+          <w:rFonts w:ascii="Times New Roman" w:hAnsi="Times New Roman" w:eastAsia="宋体"/>
+          <w:b w:val="0"/>
+          <w:sz w:val="24"/>
+        </w:rPr>
+        <w:t>，Grounded Verification 和 LitMOF 分别从推理核验和材料数据库核查说明检测与来源对照的重要性</w:t>
       </w:r>
       <w:r>
         <w:rPr>
@@ -586,9 +1842,21 @@
           <w:vertAlign w:val="superscript"/>
         </w:rPr>
         <w:fldChar w:fldCharType="begin"/>
-        <w:instrText xml:space="preserve"> REF _Ref_ref025 \h </w:instrText>
+        <w:instrText xml:space="preserve"> REF _Ref_ref008 \h </w:instrText>
         <w:fldChar w:fldCharType="separate"/>
-        <w:t xml:space="preserve">[25]</w:t>
+        <w:t xml:space="preserve">[8]</w:t>
+        <w:fldChar w:fldCharType="end"/>
+      </w:r>
+      <w:r>
+        <w:rPr>
+          <w:rFonts w:ascii="Times New Roman" w:hAnsi="Times New Roman" w:eastAsia="宋体"/>
+          <w:sz w:val="24"/>
+          <w:vertAlign w:val="superscript"/>
+        </w:rPr>
+        <w:fldChar w:fldCharType="begin"/>
+        <w:instrText xml:space="preserve"> REF _Ref_ref009 \h </w:instrText>
+        <w:fldChar w:fldCharType="separate"/>
+        <w:t xml:space="preserve">[9]</w:t>
         <w:fldChar w:fldCharType="end"/>
       </w:r>
       <w:r>
@@ -597,7 +1865,75 @@
           <w:b w:val="0"/>
           <w:sz w:val="24"/>
         </w:rPr>
-        <w:t>，抽取置信度与复核预算也已有专门研究</w:t>
+        <w:t>。其特定任务结论不能外推成所有材料记录都存在同样的错误比例。跨记录差异可生成疑点，未经原文和领域判断确认，不能直接标成抽取错误。</w:t>
+      </w:r>
+    </w:p>
+    <w:p>
+      <w:pPr>
+        <w:ind w:firstLine="480" w:firstLineChars="200"/>
+        <w:spacing w:line="312" w:lineRule="auto"/>
+      </w:pPr>
+      <w:r>
+        <w:rPr>
+          <w:rFonts w:ascii="Times New Roman" w:hAnsi="Times New Roman" w:eastAsia="宋体"/>
+          <w:b w:val="0"/>
+          <w:sz w:val="24"/>
+        </w:rPr>
+        <w:t>ActiveDP 研究主动学习与数据编程的结合</w:t>
+      </w:r>
+      <w:r>
+        <w:rPr>
+          <w:rFonts w:ascii="Times New Roman" w:hAnsi="Times New Roman" w:eastAsia="宋体"/>
+          <w:sz w:val="24"/>
+          <w:vertAlign w:val="superscript"/>
+        </w:rPr>
+        <w:fldChar w:fldCharType="begin"/>
+        <w:instrText xml:space="preserve"> REF _Ref_ref038 \h </w:instrText>
+        <w:fldChar w:fldCharType="separate"/>
+        <w:t xml:space="preserve">[38]</w:t>
+        <w:fldChar w:fldCharType="end"/>
+      </w:r>
+      <w:r>
+        <w:rPr>
+          <w:rFonts w:ascii="Times New Roman" w:hAnsi="Times New Roman" w:eastAsia="宋体"/>
+          <w:b w:val="0"/>
+          <w:sz w:val="24"/>
+        </w:rPr>
+        <w:t>，ConfBench 研究文档抽取置信度、校准和复核预算指标</w:t>
+      </w:r>
+      <w:r>
+        <w:rPr>
+          <w:rFonts w:ascii="Times New Roman" w:hAnsi="Times New Roman" w:eastAsia="宋体"/>
+          <w:sz w:val="24"/>
+          <w:vertAlign w:val="superscript"/>
+        </w:rPr>
+        <w:fldChar w:fldCharType="begin"/>
+        <w:instrText xml:space="preserve"> REF _Ref_ref010 \h </w:instrText>
+        <w:fldChar w:fldCharType="separate"/>
+        <w:t xml:space="preserve">[10]</w:t>
+        <w:fldChar w:fldCharType="end"/>
+      </w:r>
+      <w:r>
+        <w:rPr>
+          <w:rFonts w:ascii="Times New Roman" w:hAnsi="Times New Roman" w:eastAsia="宋体"/>
+          <w:b w:val="0"/>
+          <w:sz w:val="24"/>
+        </w:rPr>
+        <w:t>。这些工作说明弱标签、置信度筛选与有限人工预算已有方法基础；本课题拟改变的是核验对象与影响关系：由单条记录转为可能影响多条记录的共享文献字段和复核动作，不主张首次主动核验。</w:t>
+      </w:r>
+    </w:p>
+    <w:p>
+      <w:pPr>
+        <w:ind w:firstLine="480" w:firstLineChars="200"/>
+        <w:spacing w:line="312" w:lineRule="auto"/>
+      </w:pPr>
+      <w:r>
+        <w:rPr>
+          <w:rFonts w:ascii="Times New Roman" w:hAnsi="Times New Roman" w:eastAsia="宋体"/>
+          <w:b w:val="0"/>
+          <w:sz w:val="24"/>
+        </w:rPr>
+        <w:t>覆盖型集合优化具有成熟理论。Nemhauser 等给出特定基数约束下单调子模最大化的经典结果</w:t>
       </w:r>
       <w:r>
         <w:rPr>
@@ -617,21 +1953,19 @@
           <w:b w:val="0"/>
           <w:sz w:val="24"/>
         </w:rPr>
-        <w:t>。本课题拟将记录级疑点、共享依赖和预计核验收益联系起来，用有限预算优先处理影响范围较大的疑点，再通过独立抽检估计误放行。</w:t>
-      </w:r>
-    </w:p>
-    <w:p>
-      <w:pPr>
-        <w:ind w:firstLine="480" w:firstLineChars="200"/>
-        <w:spacing w:line="312" w:lineRule="auto"/>
-      </w:pPr>
+        <w:t>；S-RAG 将查询相关概念的加权覆盖用于 token 背包式上下文选择</w:t>
+      </w:r>
       <w:r>
         <w:rPr>
           <w:rFonts w:ascii="Times New Roman" w:hAnsi="Times New Roman" w:eastAsia="宋体"/>
-          <w:b/>
           <w:sz w:val="24"/>
-        </w:rPr>
-        <w:t>部署层面，形成可保存和可复现的本地工具。</w:t>
+          <w:vertAlign w:val="superscript"/>
+        </w:rPr>
+        <w:fldChar w:fldCharType="begin"/>
+        <w:instrText xml:space="preserve"> REF _Ref_ref040 \h </w:instrText>
+        <w:fldChar w:fldCharType="separate"/>
+        <w:t xml:space="preserve">[40]</w:t>
+        <w:fldChar w:fldCharType="end"/>
       </w:r>
       <w:r>
         <w:rPr>
@@ -639,20 +1973,7 @@
           <w:b w:val="0"/>
           <w:sz w:val="24"/>
         </w:rPr>
-        <w:t xml:space="preserve"> 生成模型、嵌入、索引与检查组件在部署时均可在本地运行，保留资料与模型版本。该优势不等于本地一定比云端便宜，也不代替模型质量检验。研究重点仍是可运行方法：装配器、核验调度器和适配小模型共同接入一个可追溯的 RAG 系统；对照和误差分析只用于验证这些方法，不作为课题最终产出的替代品。</w:t>
-      </w:r>
-    </w:p>
-    <w:p>
-      <w:pPr>
-        <w:pStyle w:val="Heading1"/>
-      </w:pPr>
-      <w:r>
-        <w:rPr>
-          <w:rFonts w:ascii="Times New Roman" w:hAnsi="Times New Roman" w:eastAsia="黑体"/>
-          <w:b/>
-          <w:sz w:val="30"/>
-        </w:rPr>
-        <w:t>2 文献综述</w:t>
+        <w:t>，所读 OpenReview 页面为投稿版本，不能写成已确认录用。标准覆盖目标可以作为本题代理，但加上版本互斥、共享依赖和实际预算后，不能直接沿用简单基数贪心的近似比。本课题将求解器与目标区分，数值检查只核验实现，不能替代数学证明或回答正确率验证。</w:t>
       </w:r>
     </w:p>
     <w:p>
@@ -665,7 +1986,7 @@
           <w:b/>
           <w:sz w:val="28"/>
         </w:rPr>
-        <w:t>2.1 材料领域模型与条件可比问答</w:t>
+        <w:t>2.5 相关算法原理</w:t>
       </w:r>
     </w:p>
     <w:p>
@@ -679,7 +2000,34 @@
           <w:b w:val="0"/>
           <w:sz w:val="24"/>
         </w:rPr>
-        <w:t>材料领域模型已有不同技术路线。LLaMat 研究大规模领域适配</w:t>
+        <w:t>前三节给出与本题相邻的工作与边界，本节把后续直接使用的四组算法原理单独写出，说明本课题的公式与实验设计各自借用了哪一部分标准结论，以及在哪一步改变了问题形态。</w:t>
+      </w:r>
+    </w:p>
+    <w:p>
+      <w:pPr>
+        <w:pStyle w:val="Heading3"/>
+      </w:pPr>
+      <w:r>
+        <w:rPr>
+          <w:rFonts w:ascii="Times New Roman" w:hAnsi="Times New Roman" w:eastAsia="黑体"/>
+          <w:b/>
+          <w:sz w:val="28"/>
+        </w:rPr>
+        <w:t>2.5.1 覆盖型集合选择与预算约束</w:t>
+      </w:r>
+    </w:p>
+    <w:p>
+      <w:pPr>
+        <w:ind w:firstLine="480" w:firstLineChars="200"/>
+        <w:spacing w:line="312" w:lineRule="auto"/>
+      </w:pPr>
+      <w:r>
+        <w:rPr>
+          <w:rFonts w:ascii="Times New Roman" w:hAnsi="Times New Roman" w:eastAsia="宋体"/>
+          <w:b w:val="0"/>
+          <w:sz w:val="24"/>
+        </w:rPr>
+        <w:t>加权最大覆盖问题给定元素集合 U、可选集合族 S 与权重 w_j，选择至多 k 个集合使被覆盖元素权重之和最大，其目标函数单调且具有边际收益递减性，因此基数约束下的贪心解具有 1−1/e 的近似保证</w:t>
       </w:r>
       <w:r>
         <w:rPr>
@@ -688,9 +2036,9 @@
           <w:vertAlign w:val="superscript"/>
         </w:rPr>
         <w:fldChar w:fldCharType="begin"/>
-        <w:instrText xml:space="preserve"> REF _Ref_ref003 \h </w:instrText>
+        <w:instrText xml:space="preserve"> REF _Ref_ref039 \h </w:instrText>
         <w:fldChar w:fldCharType="separate"/>
-        <w:t xml:space="preserve">[3]</w:t>
+        <w:t xml:space="preserve">[39]</w:t>
         <w:fldChar w:fldCharType="end"/>
       </w:r>
       <w:r>
@@ -699,59 +2047,61 @@
           <w:b w:val="0"/>
           <w:sz w:val="24"/>
         </w:rPr>
-        <w:t>；AlloyGPT 将组成与性质组织为结构化文本</w:t>
-      </w:r>
-      <w:r>
-        <w:rPr>
-          <w:rFonts w:ascii="Times New Roman" w:hAnsi="Times New Roman" w:eastAsia="宋体"/>
-          <w:sz w:val="24"/>
-          <w:vertAlign w:val="superscript"/>
-        </w:rPr>
-        <w:fldChar w:fldCharType="begin"/>
-        <w:instrText xml:space="preserve"> REF _Ref_ref004 \h </w:instrText>
-        <w:fldChar w:fldCharType="separate"/>
-        <w:t xml:space="preserve">[4]</w:t>
-        <w:fldChar w:fldCharType="end"/>
-      </w:r>
+        <w:t>。当每个可选对象带有成本、总成本受预算 B 约束时，问题变为预算最大覆盖，贪心按边际收益与成本之比排序不再保持同一近似比，需要以整数规划或列生成求参考解。上下文装配与上述形式同构：测量记录是可选集合，可核验事实是被覆盖元素，token 是成本；差别在于同一记录的多个版本互斥、覆盖一个数值时必须同时选入其表头与表注等依赖项，因此可行域比标准形式更紧。求解器的近似比结论不能直接沿用，这是本课题把参考解与部署启发式分开报告的原因。</w:t>
+      </w:r>
+    </w:p>
+    <w:p>
+      <w:pPr>
+        <w:pStyle w:val="Heading3"/>
+      </w:pPr>
+      <w:r>
+        <w:rPr>
+          <w:rFonts w:ascii="Times New Roman" w:hAnsi="Times New Roman" w:eastAsia="黑体"/>
+          <w:b/>
+          <w:sz w:val="28"/>
+        </w:rPr>
+        <w:t>2.5.2 列表排序与条件对比目标</w:t>
+      </w:r>
+    </w:p>
+    <w:p>
+      <w:pPr>
+        <w:ind w:firstLine="480" w:firstLineChars="200"/>
+        <w:spacing w:line="312" w:lineRule="auto"/>
+      </w:pPr>
       <w:r>
         <w:rPr>
           <w:rFonts w:ascii="Times New Roman" w:hAnsi="Times New Roman" w:eastAsia="宋体"/>
           <w:b w:val="0"/>
           <w:sz w:val="24"/>
         </w:rPr>
-        <w:t>；LLMatDesign 和 BCC/B2 偏好生成研究把模型与外部评价结合</w:t>
-      </w:r>
-      <w:r>
-        <w:rPr>
-          <w:rFonts w:ascii="Times New Roman" w:hAnsi="Times New Roman" w:eastAsia="宋体"/>
-          <w:sz w:val="24"/>
-          <w:vertAlign w:val="superscript"/>
-        </w:rPr>
-        <w:fldChar w:fldCharType="begin"/>
-        <w:instrText xml:space="preserve"> REF _Ref_ref001 \h </w:instrText>
-        <w:fldChar w:fldCharType="separate"/>
-        <w:t xml:space="preserve">[1]</w:t>
-        <w:fldChar w:fldCharType="end"/>
-      </w:r>
-      <w:r>
-        <w:rPr>
-          <w:rFonts w:ascii="Times New Roman" w:hAnsi="Times New Roman" w:eastAsia="宋体"/>
-          <w:sz w:val="24"/>
-          <w:vertAlign w:val="superscript"/>
-        </w:rPr>
-        <w:fldChar w:fldCharType="begin"/>
-        <w:instrText xml:space="preserve"> REF _Ref_ref002 \h </w:instrText>
-        <w:fldChar w:fldCharType="separate"/>
-        <w:t xml:space="preserve">[2]</w:t>
-        <w:fldChar w:fldCharType="end"/>
-      </w:r>
+        <w:t>列表排序把整段候选视为一个样本，用 softmax 形式在候选集合上定义似然，其损失为正确项负对数概率，训练时对候选池内全部候选取和，因此与逐对的 pairwise 合页损失相比更能反映池内相对次序。对比学习在此基础上用锚点与正负例的相对距离构造目标，温度 τ 控制分布尖锐程度，间隔 m 控制正负例的最小间隔。本课题的条件变化一致项属于对比形式的一种变体：锚点不是同一条记录的不同视图，而是同一问题在条件改变前后的正确记录，要求两次评分次序相反。这样可以检验学生是否真的依据条件判别，而不是固定偏好某一条记录；同时也意味着负例必须来自同一候选池、只允许一个条件不同，否则翻转要求本身不成立。</w:t>
+      </w:r>
+    </w:p>
+    <w:p>
+      <w:pPr>
+        <w:pStyle w:val="Heading3"/>
+      </w:pPr>
+      <w:r>
+        <w:rPr>
+          <w:rFonts w:ascii="Times New Roman" w:hAnsi="Times New Roman" w:eastAsia="黑体"/>
+          <w:b/>
+          <w:sz w:val="28"/>
+        </w:rPr>
+        <w:t>2.5.3 提示压缩与上下文预算分配</w:t>
+      </w:r>
+    </w:p>
+    <w:p>
+      <w:pPr>
+        <w:ind w:firstLine="480" w:firstLineChars="200"/>
+        <w:spacing w:line="312" w:lineRule="auto"/>
+      </w:pPr>
       <w:r>
         <w:rPr>
           <w:rFonts w:ascii="Times New Roman" w:hAnsi="Times New Roman" w:eastAsia="宋体"/>
           <w:b w:val="0"/>
           <w:sz w:val="24"/>
         </w:rPr>
-        <w:t>。这些研究支持借用开放权重和任务适配，但不要求本课题复现通用材料基础模型预训练或购买商业热力学资源。MaterEval 通过知识增强偏好信号研究材料判断</w:t>
+        <w:t>提示压缩在信息保留与 token 预算之间取舍：粗粒度方法删除句子或段落，细粒度方法删除词元并保留可复原的压缩表示，预算控制则由目标压缩率或硬性 token 上限给出</w:t>
       </w:r>
       <w:r>
         <w:rPr>
@@ -771,21 +2121,7 @@
           <w:b w:val="0"/>
           <w:sz w:val="24"/>
         </w:rPr>
-        <w:t>，说明教师与评价器也需要领域依据，不宜把模型认同当作材料事实。</w:t>
-      </w:r>
-    </w:p>
-    <w:p>
-      <w:pPr>
-        <w:ind w:firstLine="480" w:firstLineChars="200"/>
-        <w:spacing w:line="312" w:lineRule="auto"/>
-      </w:pPr>
-      <w:r>
-        <w:rPr>
-          <w:rFonts w:ascii="Times New Roman" w:hAnsi="Times New Roman" w:eastAsia="宋体"/>
-          <w:b w:val="0"/>
-          <w:sz w:val="24"/>
-        </w:rPr>
-        <w:t>材料文献记录的数据结构直接影响后续使用。MPEA 提供成分、工艺、机械性质与来源字段，是本课题可取得的结构化主线资源</w:t>
+        <w:t>。背包式上下文选择把每个候选文本块视为带价值与成本的物品，在预算约束下最大化总价值，并以语义分组或冗余折扣避免重复</w:t>
       </w:r>
       <w:r>
         <w:rPr>
@@ -802,21 +2138,13 @@
       <w:r>
         <w:rPr>
           <w:rFonts w:ascii="Times New Roman" w:hAnsi="Times New Roman" w:eastAsia="宋体"/>
-          <w:b w:val="0"/>
-          <w:sz w:val="24"/>
-        </w:rPr>
-        <w:t>；真实论文补充库则需要解析、字段绑定与人工核验。INCAR-SLM 展示了领域微调与确定性参数检查器的分工</w:t>
-      </w:r>
-      <w:r>
-        <w:rPr>
-          <w:rFonts w:ascii="Times New Roman" w:hAnsi="Times New Roman" w:eastAsia="宋体"/>
           <w:sz w:val="24"/>
           <w:vertAlign w:val="superscript"/>
         </w:rPr>
         <w:fldChar w:fldCharType="begin"/>
-        <w:instrText xml:space="preserve"> REF _Ref_ref040 \h </w:instrText>
+        <w:instrText xml:space="preserve"> REF _Ref_ref034 \h </w:instrText>
         <w:fldChar w:fldCharType="separate"/>
-        <w:t xml:space="preserve">[40]</w:t>
+        <w:t xml:space="preserve">[34]</w:t>
         <w:fldChar w:fldCharType="end"/>
       </w:r>
       <w:r>
@@ -825,7 +2153,20 @@
           <w:b w:val="0"/>
           <w:sz w:val="24"/>
         </w:rPr>
-        <w:t>，但其计算参数文件任务与材料观测支持型问答不同，不能移用其分数或模型规模结论。</w:t>
+        <w:t>。两类方法的共同前提是“块的价值可加”，而材料测量记录不满足该前提：一个数值离开其表头或表注即失去支持资格，共享依赖还会产生一次写入、多处引用的成本结构。本课题因此把可加价值改为带硬准入标记的覆盖目标，并把共享依赖的 token 计入总成本，而不是各自单独计费。</w:t>
+      </w:r>
+    </w:p>
+    <w:p>
+      <w:pPr>
+        <w:pStyle w:val="Heading3"/>
+      </w:pPr>
+      <w:r>
+        <w:rPr>
+          <w:rFonts w:ascii="Times New Roman" w:hAnsi="Times New Roman" w:eastAsia="黑体"/>
+          <w:b/>
+          <w:sz w:val="28"/>
+        </w:rPr>
+        <w:t>2.5.4 约束感知解码与结构校验</w:t>
       </w:r>
     </w:p>
     <w:p>
@@ -839,489 +2180,7 @@
           <w:b w:val="0"/>
           <w:sz w:val="24"/>
         </w:rPr>
-        <w:t>本课题的基本对象是可追溯的测量记录，而不是可随意互换的主题片段。条件不同的记录仍可以用于比较或背景说明，但不能在未说明的情况下转为同一条件下的观测。测试温度接近只表示数值距离小，不能直接证明性质等价；相同粗工艺标签也不能保证热处理、晶粒或测试细节完全相同。</w:t>
-      </w:r>
-    </w:p>
-    <w:p>
-      <w:pPr>
-        <w:pStyle w:val="Heading2"/>
-      </w:pPr>
-      <w:r>
-        <w:rPr>
-          <w:rFonts w:ascii="Times New Roman" w:hAnsi="Times New Roman" w:eastAsia="黑体"/>
-          <w:b/>
-          <w:sz w:val="28"/>
-        </w:rPr>
-        <w:t>2.2 小模型蒸馏与参数高效适配</w:t>
-      </w:r>
-    </w:p>
-    <w:p>
-      <w:pPr>
-        <w:ind w:firstLine="480" w:firstLineChars="200"/>
-        <w:spacing w:line="312" w:lineRule="auto"/>
-      </w:pPr>
-      <w:r>
-        <w:rPr>
-          <w:rFonts w:ascii="Times New Roman" w:hAnsi="Times New Roman" w:eastAsia="宋体"/>
-          <w:b w:val="0"/>
-          <w:sz w:val="24"/>
-        </w:rPr>
-        <w:t>知识蒸馏通过教师监督向更便于部署的学生传递任务能力</w:t>
-      </w:r>
-      <w:r>
-        <w:rPr>
-          <w:rFonts w:ascii="Times New Roman" w:hAnsi="Times New Roman" w:eastAsia="宋体"/>
-          <w:sz w:val="24"/>
-          <w:vertAlign w:val="superscript"/>
-        </w:rPr>
-        <w:fldChar w:fldCharType="begin"/>
-        <w:instrText xml:space="preserve"> REF _Ref_ref008 \h </w:instrText>
-        <w:fldChar w:fldCharType="separate"/>
-        <w:t xml:space="preserve">[8]</w:t>
-        <w:fldChar w:fldCharType="end"/>
-      </w:r>
-      <w:r>
-        <w:rPr>
-          <w:rFonts w:ascii="Times New Roman" w:hAnsi="Times New Roman" w:eastAsia="宋体"/>
-          <w:b w:val="0"/>
-          <w:sz w:val="24"/>
-        </w:rPr>
-        <w:t>。Distilling Step-by-Step 与 Orca 2 分别探索额外操作说明和适合小模型的解题策略</w:t>
-      </w:r>
-      <w:r>
-        <w:rPr>
-          <w:rFonts w:ascii="Times New Roman" w:hAnsi="Times New Roman" w:eastAsia="宋体"/>
-          <w:sz w:val="24"/>
-          <w:vertAlign w:val="superscript"/>
-        </w:rPr>
-        <w:fldChar w:fldCharType="begin"/>
-        <w:instrText xml:space="preserve"> REF _Ref_ref009 \h </w:instrText>
-        <w:fldChar w:fldCharType="separate"/>
-        <w:t xml:space="preserve">[9]</w:t>
-        <w:fldChar w:fldCharType="end"/>
-      </w:r>
-      <w:r>
-        <w:rPr>
-          <w:rFonts w:ascii="Times New Roman" w:hAnsi="Times New Roman" w:eastAsia="宋体"/>
-          <w:sz w:val="24"/>
-          <w:vertAlign w:val="superscript"/>
-        </w:rPr>
-        <w:fldChar w:fldCharType="begin"/>
-        <w:instrText xml:space="preserve"> REF _Ref_ref010 \h </w:instrText>
-        <w:fldChar w:fldCharType="separate"/>
-        <w:t xml:space="preserve">[10]</w:t>
-        <w:fldChar w:fldCharType="end"/>
-      </w:r>
-      <w:r>
-        <w:rPr>
-          <w:rFonts w:ascii="Times New Roman" w:hAnsi="Times New Roman" w:eastAsia="宋体"/>
-          <w:b w:val="0"/>
-          <w:sz w:val="24"/>
-        </w:rPr>
-        <w:t>，MiniLLM 讨论可访问教师分布时的优化</w:t>
-      </w:r>
-      <w:r>
-        <w:rPr>
-          <w:rFonts w:ascii="Times New Roman" w:hAnsi="Times New Roman" w:eastAsia="宋体"/>
-          <w:sz w:val="24"/>
-          <w:vertAlign w:val="superscript"/>
-        </w:rPr>
-        <w:fldChar w:fldCharType="begin"/>
-        <w:instrText xml:space="preserve"> REF _Ref_ref011 \h </w:instrText>
-        <w:fldChar w:fldCharType="separate"/>
-        <w:t xml:space="preserve">[11]</w:t>
-        <w:fldChar w:fldCharType="end"/>
-      </w:r>
-      <w:r>
-        <w:rPr>
-          <w:rFonts w:ascii="Times New Roman" w:hAnsi="Times New Roman" w:eastAsia="宋体"/>
-          <w:b w:val="0"/>
-          <w:sz w:val="24"/>
-        </w:rPr>
-        <w:t>。本课题主要使用教师文本示范进行序列级任务蒸馏，不假定可以取得全词表概率或教师内部隐含推理；教师示范含简短操作、来源与限制说明，科学事实仍需记录和人工依据支撑。</w:t>
-      </w:r>
-    </w:p>
-    <w:p>
-      <w:pPr>
-        <w:ind w:firstLine="480" w:firstLineChars="200"/>
-        <w:spacing w:line="312" w:lineRule="auto"/>
-      </w:pPr>
-      <w:r>
-        <w:rPr>
-          <w:rFonts w:ascii="Times New Roman" w:hAnsi="Times New Roman" w:eastAsia="宋体"/>
-          <w:b w:val="0"/>
-          <w:sz w:val="24"/>
-        </w:rPr>
-        <w:t>Self-Instruct 提供生成并过滤指令的基本思路</w:t>
-      </w:r>
-      <w:r>
-        <w:rPr>
-          <w:rFonts w:ascii="Times New Roman" w:hAnsi="Times New Roman" w:eastAsia="宋体"/>
-          <w:sz w:val="24"/>
-          <w:vertAlign w:val="superscript"/>
-        </w:rPr>
-        <w:fldChar w:fldCharType="begin"/>
-        <w:instrText xml:space="preserve"> REF _Ref_ref012 \h </w:instrText>
-        <w:fldChar w:fldCharType="separate"/>
-        <w:t xml:space="preserve">[12]</w:t>
-        <w:fldChar w:fldCharType="end"/>
-      </w:r>
-      <w:r>
-        <w:rPr>
-          <w:rFonts w:ascii="Times New Roman" w:hAnsi="Times New Roman" w:eastAsia="宋体"/>
-          <w:b w:val="0"/>
-          <w:sz w:val="24"/>
-        </w:rPr>
-        <w:t>。DEITA、LESS、D3 与 LASER 分别研究质量复杂度、梯度影响、多因素选择及分层专用评分</w:t>
-      </w:r>
-      <w:r>
-        <w:rPr>
-          <w:rFonts w:ascii="Times New Roman" w:hAnsi="Times New Roman" w:eastAsia="宋体"/>
-          <w:sz w:val="24"/>
-          <w:vertAlign w:val="superscript"/>
-        </w:rPr>
-        <w:fldChar w:fldCharType="begin"/>
-        <w:instrText xml:space="preserve"> REF _Ref_ref014 \h </w:instrText>
-        <w:fldChar w:fldCharType="separate"/>
-        <w:t xml:space="preserve">[14]</w:t>
-        <w:fldChar w:fldCharType="end"/>
-      </w:r>
-      <w:r>
-        <w:rPr>
-          <w:rFonts w:ascii="Times New Roman" w:hAnsi="Times New Roman" w:eastAsia="宋体"/>
-          <w:sz w:val="24"/>
-          <w:vertAlign w:val="superscript"/>
-        </w:rPr>
-        <w:fldChar w:fldCharType="begin"/>
-        <w:instrText xml:space="preserve"> REF _Ref_ref013 \h </w:instrText>
-        <w:fldChar w:fldCharType="separate"/>
-        <w:t xml:space="preserve">[13]</w:t>
-        <w:fldChar w:fldCharType="end"/>
-      </w:r>
-      <w:r>
-        <w:rPr>
-          <w:rFonts w:ascii="Times New Roman" w:hAnsi="Times New Roman" w:eastAsia="宋体"/>
-          <w:sz w:val="24"/>
-          <w:vertAlign w:val="superscript"/>
-        </w:rPr>
-        <w:fldChar w:fldCharType="begin"/>
-        <w:instrText xml:space="preserve"> REF _Ref_ref015 \h </w:instrText>
-        <w:fldChar w:fldCharType="separate"/>
-        <w:t xml:space="preserve">[15]</w:t>
-        <w:fldChar w:fldCharType="end"/>
-      </w:r>
-      <w:r>
-        <w:rPr>
-          <w:rFonts w:ascii="Times New Roman" w:hAnsi="Times New Roman" w:eastAsia="宋体"/>
-          <w:sz w:val="24"/>
-          <w:vertAlign w:val="superscript"/>
-        </w:rPr>
-        <w:fldChar w:fldCharType="begin"/>
-        <w:instrText xml:space="preserve"> REF _Ref_ref016 \h </w:instrText>
-        <w:fldChar w:fldCharType="separate"/>
-        <w:t xml:space="preserve">[16]</w:t>
-        <w:fldChar w:fldCharType="end"/>
-      </w:r>
-      <w:r>
-        <w:rPr>
-          <w:rFonts w:ascii="Times New Roman" w:hAnsi="Times New Roman" w:eastAsia="宋体"/>
-          <w:b w:val="0"/>
-          <w:sz w:val="24"/>
-        </w:rPr>
-        <w:t>。这些方法并非都以唯一答案为前提，不能笼统认定其在开放答案任务上失效。本课题不再以新教学选样算法为主贡献，而将它们作为构造与筛选示范的相关方法，选样收益不与上下文装配收益混为一谈。</w:t>
-      </w:r>
-    </w:p>
-    <w:p>
-      <w:pPr>
-        <w:ind w:firstLine="480" w:firstLineChars="200"/>
-        <w:spacing w:line="312" w:lineRule="auto"/>
-      </w:pPr>
-      <w:r>
-        <w:rPr>
-          <w:rFonts w:ascii="Times New Roman" w:hAnsi="Times New Roman" w:eastAsia="宋体"/>
-          <w:b w:val="0"/>
-          <w:sz w:val="24"/>
-        </w:rPr>
-        <w:t>LoRA 与 QLoRA 可降低适配参数量与显存开销</w:t>
-      </w:r>
-      <w:r>
-        <w:rPr>
-          <w:rFonts w:ascii="Times New Roman" w:hAnsi="Times New Roman" w:eastAsia="宋体"/>
-          <w:sz w:val="24"/>
-          <w:vertAlign w:val="superscript"/>
-        </w:rPr>
-        <w:fldChar w:fldCharType="begin"/>
-        <w:instrText xml:space="preserve"> REF _Ref_ref019 \h </w:instrText>
-        <w:fldChar w:fldCharType="separate"/>
-        <w:t xml:space="preserve">[19]</w:t>
-        <w:fldChar w:fldCharType="end"/>
-      </w:r>
-      <w:r>
-        <w:rPr>
-          <w:rFonts w:ascii="Times New Roman" w:hAnsi="Times New Roman" w:eastAsia="宋体"/>
-          <w:sz w:val="24"/>
-          <w:vertAlign w:val="superscript"/>
-        </w:rPr>
-        <w:fldChar w:fldCharType="begin"/>
-        <w:instrText xml:space="preserve"> REF _Ref_ref020 \h </w:instrText>
-        <w:fldChar w:fldCharType="separate"/>
-        <w:t xml:space="preserve">[20]</w:t>
-        <w:fldChar w:fldCharType="end"/>
-      </w:r>
-      <w:r>
-        <w:rPr>
-          <w:rFonts w:ascii="Times New Roman" w:hAnsi="Times New Roman" w:eastAsia="宋体"/>
-          <w:b w:val="0"/>
-          <w:sz w:val="24"/>
-        </w:rPr>
-        <w:t>。拟采用 Qwen3 等许可合适的 4 至 8B 级稠密底座</w:t>
-      </w:r>
-      <w:r>
-        <w:rPr>
-          <w:rFonts w:ascii="Times New Roman" w:hAnsi="Times New Roman" w:eastAsia="宋体"/>
-          <w:sz w:val="24"/>
-          <w:vertAlign w:val="superscript"/>
-        </w:rPr>
-        <w:fldChar w:fldCharType="begin"/>
-        <w:instrText xml:space="preserve"> REF _Ref_ref021 \h </w:instrText>
-        <w:fldChar w:fldCharType="separate"/>
-        <w:t xml:space="preserve">[21]</w:t>
-        <w:fldChar w:fldCharType="end"/>
-      </w:r>
-      <w:r>
-        <w:rPr>
-          <w:rFonts w:ascii="Times New Roman" w:hAnsi="Times New Roman" w:eastAsia="宋体"/>
-          <w:b w:val="0"/>
-          <w:sz w:val="24"/>
-        </w:rPr>
-        <w:t>，版本、上下文长度与训练预算在预实验后固定。基础模型许可与教师服务条款分别核验；不能因为权重可取得，就认定任意托管服务的输出都允许用于蒸馏。</w:t>
-      </w:r>
-    </w:p>
-    <w:p>
-      <w:pPr>
-        <w:pStyle w:val="Heading2"/>
-      </w:pPr>
-      <w:r>
-        <w:rPr>
-          <w:rFonts w:ascii="Times New Roman" w:hAnsi="Times New Roman" w:eastAsia="黑体"/>
-          <w:b/>
-          <w:sz w:val="28"/>
-        </w:rPr>
-        <w:t>2.3 检索增强、条件组织与证据压缩</w:t>
-      </w:r>
-    </w:p>
-    <w:p>
-      <w:pPr>
-        <w:ind w:firstLine="480" w:firstLineChars="200"/>
-        <w:spacing w:line="312" w:lineRule="auto"/>
-      </w:pPr>
-      <w:r>
-        <w:rPr>
-          <w:rFonts w:ascii="Times New Roman" w:hAnsi="Times New Roman" w:eastAsia="宋体"/>
-          <w:b w:val="0"/>
-          <w:sz w:val="24"/>
-        </w:rPr>
-        <w:t>RAG 将生成模型与外部资料结合</w:t>
-      </w:r>
-      <w:r>
-        <w:rPr>
-          <w:rFonts w:ascii="Times New Roman" w:hAnsi="Times New Roman" w:eastAsia="宋体"/>
-          <w:sz w:val="24"/>
-          <w:vertAlign w:val="superscript"/>
-        </w:rPr>
-        <w:fldChar w:fldCharType="begin"/>
-        <w:instrText xml:space="preserve"> REF _Ref_ref017 \h </w:instrText>
-        <w:fldChar w:fldCharType="separate"/>
-        <w:t xml:space="preserve">[17]</w:t>
-        <w:fldChar w:fldCharType="end"/>
-      </w:r>
-      <w:r>
-        <w:rPr>
-          <w:rFonts w:ascii="Times New Roman" w:hAnsi="Times New Roman" w:eastAsia="宋体"/>
-          <w:b w:val="0"/>
-          <w:sz w:val="24"/>
-        </w:rPr>
-        <w:t>。RAFT 通过相关资料与干扰资料构造学习证据使用的任务</w:t>
-      </w:r>
-      <w:r>
-        <w:rPr>
-          <w:rFonts w:ascii="Times New Roman" w:hAnsi="Times New Roman" w:eastAsia="宋体"/>
-          <w:sz w:val="24"/>
-          <w:vertAlign w:val="superscript"/>
-        </w:rPr>
-        <w:fldChar w:fldCharType="begin"/>
-        <w:instrText xml:space="preserve"> REF _Ref_ref018 \h </w:instrText>
-        <w:fldChar w:fldCharType="separate"/>
-        <w:t xml:space="preserve">[18]</w:t>
-        <w:fldChar w:fldCharType="end"/>
-      </w:r>
-      <w:r>
-        <w:rPr>
-          <w:rFonts w:ascii="Times New Roman" w:hAnsi="Times New Roman" w:eastAsia="宋体"/>
-          <w:b w:val="0"/>
-          <w:sz w:val="24"/>
-        </w:rPr>
-        <w:t>，HalluGuard 研究小模型接地能力</w:t>
-      </w:r>
-      <w:r>
-        <w:rPr>
-          <w:rFonts w:ascii="Times New Roman" w:hAnsi="Times New Roman" w:eastAsia="宋体"/>
-          <w:sz w:val="24"/>
-          <w:vertAlign w:val="superscript"/>
-        </w:rPr>
-        <w:fldChar w:fldCharType="begin"/>
-        <w:instrText xml:space="preserve"> REF _Ref_ref027 \h </w:instrText>
-        <w:fldChar w:fldCharType="separate"/>
-        <w:t xml:space="preserve">[27]</w:t>
-        <w:fldChar w:fldCharType="end"/>
-      </w:r>
-      <w:r>
-        <w:rPr>
-          <w:rFonts w:ascii="Times New Roman" w:hAnsi="Times New Roman" w:eastAsia="宋体"/>
-          <w:b w:val="0"/>
-          <w:sz w:val="24"/>
-        </w:rPr>
-        <w:t>，DRAG 研究把大模型 RAG 行为迁移到小模型</w:t>
-      </w:r>
-      <w:r>
-        <w:rPr>
-          <w:rFonts w:ascii="Times New Roman" w:hAnsi="Times New Roman" w:eastAsia="宋体"/>
-          <w:sz w:val="24"/>
-          <w:vertAlign w:val="superscript"/>
-        </w:rPr>
-        <w:fldChar w:fldCharType="begin"/>
-        <w:instrText xml:space="preserve"> REF _Ref_ref028 \h </w:instrText>
-        <w:fldChar w:fldCharType="separate"/>
-        <w:t xml:space="preserve">[28]</w:t>
-        <w:fldChar w:fldCharType="end"/>
-      </w:r>
-      <w:r>
-        <w:rPr>
-          <w:rFonts w:ascii="Times New Roman" w:hAnsi="Times New Roman" w:eastAsia="宋体"/>
-          <w:b w:val="0"/>
-          <w:sz w:val="24"/>
-        </w:rPr>
-        <w:t>。这些研究说明训练证据使用能力已有前作，本课题不能把采用 SFT、加入引用或更换为小模型本身称为独创。</w:t>
-      </w:r>
-    </w:p>
-    <w:p>
-      <w:pPr>
-        <w:ind w:firstLine="480" w:firstLineChars="200"/>
-        <w:spacing w:line="312" w:lineRule="auto"/>
-      </w:pPr>
-      <w:r>
-        <w:rPr>
-          <w:rFonts w:ascii="Times New Roman" w:hAnsi="Times New Roman" w:eastAsia="宋体"/>
-          <w:b w:val="0"/>
-          <w:sz w:val="24"/>
-        </w:rPr>
-        <w:t>OG-RAG 与 EGT-KG 分别利用本体或类型化图结构组织检索信息</w:t>
-      </w:r>
-      <w:r>
-        <w:rPr>
-          <w:rFonts w:ascii="Times New Roman" w:hAnsi="Times New Roman" w:eastAsia="宋体"/>
-          <w:sz w:val="24"/>
-          <w:vertAlign w:val="superscript"/>
-        </w:rPr>
-        <w:fldChar w:fldCharType="begin"/>
-        <w:instrText xml:space="preserve"> REF _Ref_ref026 \h </w:instrText>
-        <w:fldChar w:fldCharType="separate"/>
-        <w:t xml:space="preserve">[26]</w:t>
-        <w:fldChar w:fldCharType="end"/>
-      </w:r>
-      <w:r>
-        <w:rPr>
-          <w:rFonts w:ascii="Times New Roman" w:hAnsi="Times New Roman" w:eastAsia="宋体"/>
-          <w:sz w:val="24"/>
-          <w:vertAlign w:val="superscript"/>
-        </w:rPr>
-        <w:fldChar w:fldCharType="begin"/>
-        <w:instrText xml:space="preserve"> REF _Ref_ref029 \h </w:instrText>
-        <w:fldChar w:fldCharType="separate"/>
-        <w:t xml:space="preserve">[29]</w:t>
-        <w:fldChar w:fldCharType="end"/>
-      </w:r>
-      <w:r>
-        <w:rPr>
-          <w:rFonts w:ascii="Times New Roman" w:hAnsi="Times New Roman" w:eastAsia="宋体"/>
-          <w:b w:val="0"/>
-          <w:sz w:val="24"/>
-        </w:rPr>
-        <w:t>，材料双源 RAG 研究展示了本地文献与结构化资源的整合</w:t>
-      </w:r>
-      <w:r>
-        <w:rPr>
-          <w:rFonts w:ascii="Times New Roman" w:hAnsi="Times New Roman" w:eastAsia="宋体"/>
-          <w:sz w:val="24"/>
-          <w:vertAlign w:val="superscript"/>
-        </w:rPr>
-        <w:fldChar w:fldCharType="begin"/>
-        <w:instrText xml:space="preserve"> REF _Ref_ref030 \h </w:instrText>
-        <w:fldChar w:fldCharType="separate"/>
-        <w:t xml:space="preserve">[30]</w:t>
-        <w:fldChar w:fldCharType="end"/>
-      </w:r>
-      <w:r>
-        <w:rPr>
-          <w:rFonts w:ascii="Times New Roman" w:hAnsi="Times New Roman" w:eastAsia="宋体"/>
-          <w:b w:val="0"/>
-          <w:sz w:val="24"/>
-        </w:rPr>
-        <w:t>。CGR 在生物医学问答中以查询条件激活或剪除图路径</w:t>
-      </w:r>
-      <w:r>
-        <w:rPr>
-          <w:rFonts w:ascii="Times New Roman" w:hAnsi="Times New Roman" w:eastAsia="宋体"/>
-          <w:sz w:val="24"/>
-          <w:vertAlign w:val="superscript"/>
-        </w:rPr>
-        <w:fldChar w:fldCharType="begin"/>
-        <w:instrText xml:space="preserve"> REF _Ref_ref031 \h </w:instrText>
-        <w:fldChar w:fldCharType="separate"/>
-        <w:t xml:space="preserve">[31]</w:t>
-        <w:fldChar w:fldCharType="end"/>
-      </w:r>
-      <w:r>
-        <w:rPr>
-          <w:rFonts w:ascii="Times New Roman" w:hAnsi="Times New Roman" w:eastAsia="宋体"/>
-          <w:b w:val="0"/>
-          <w:sz w:val="24"/>
-        </w:rPr>
-        <w:t>。知识图谱能够表达条件，不能以“实体关系无法表达实验条件”立论。本课题的拟改动是显式测量记录绑定、版本选择及共享依赖的成本模型，其效果应由相同字段条件下的强基线检验。</w:t>
-      </w:r>
-    </w:p>
-    <w:p>
-      <w:pPr>
-        <w:ind w:firstLine="480" w:firstLineChars="200"/>
-        <w:spacing w:line="312" w:lineRule="auto"/>
-      </w:pPr>
-      <w:r>
-        <w:rPr>
-          <w:rFonts w:ascii="Times New Roman" w:hAnsi="Times New Roman" w:eastAsia="宋体"/>
-          <w:b w:val="0"/>
-          <w:sz w:val="24"/>
-        </w:rPr>
-        <w:t>LLMLingua 已研究预算控制与提示压缩</w:t>
-      </w:r>
-      <w:r>
-        <w:rPr>
-          <w:rFonts w:ascii="Times New Roman" w:hAnsi="Times New Roman" w:eastAsia="宋体"/>
-          <w:sz w:val="24"/>
-          <w:vertAlign w:val="superscript"/>
-        </w:rPr>
-        <w:fldChar w:fldCharType="begin"/>
-        <w:instrText xml:space="preserve"> REF _Ref_ref035 \h </w:instrText>
-        <w:fldChar w:fldCharType="separate"/>
-        <w:t xml:space="preserve">[35]</w:t>
-        <w:fldChar w:fldCharType="end"/>
-      </w:r>
-      <w:r>
-        <w:rPr>
-          <w:rFonts w:ascii="Times New Roman" w:hAnsi="Times New Roman" w:eastAsia="宋体"/>
-          <w:b w:val="0"/>
-          <w:sz w:val="24"/>
-        </w:rPr>
-        <w:t>。Self-Correcting RAG 将上下文选择组织为多维多选择背包问题</w:t>
+        <w:t>约束感知解码在生成过程中对词表施加自动机或文法约束，使输出始终满足结构合法性，从而避免后处理修补</w:t>
       </w:r>
       <w:r>
         <w:rPr>
@@ -1341,27 +2200,60 @@
           <w:b w:val="0"/>
           <w:sz w:val="24"/>
         </w:rPr>
-        <w:t>，其可访问版本将语义分组与预算约束结合。VITAL-RAG 在代码场景中按规范对象组织不同视图，并在对象与全局预算下装配上下文</w:t>
-      </w:r>
-      <w:r>
-        <w:rPr>
-          <w:rFonts w:ascii="Times New Roman" w:hAnsi="Times New Roman" w:eastAsia="宋体"/>
-          <w:sz w:val="24"/>
-          <w:vertAlign w:val="superscript"/>
-        </w:rPr>
-        <w:fldChar w:fldCharType="begin"/>
-        <w:instrText xml:space="preserve"> REF _Ref_ref037 \h </w:instrText>
-        <w:fldChar w:fldCharType="separate"/>
-        <w:t xml:space="preserve">[37]</w:t>
-        <w:fldChar w:fldCharType="end"/>
-      </w:r>
+        <w:t>。这类方法保证的是形式合法，不保证内容为真：一个符合语法与字段格式的数值仍可能来自错误条件或错误来源。本课题据此把校验分为两层——生成侧只借用结构检查保证可解析，事实侧依靠装配依赖、来源定位与条件对应独立核验，两层结论分别报告，不以“格式正确”代替“事实正确”。</w:t>
+      </w:r>
+    </w:p>
+    <w:p>
+      <w:pPr>
+        <w:pStyle w:val="Heading1"/>
+      </w:pPr>
+      <w:r>
+        <w:rPr>
+          <w:rFonts w:ascii="Times New Roman" w:hAnsi="Times New Roman" w:eastAsia="黑体"/>
+          <w:b/>
+          <w:sz w:val="30"/>
+        </w:rPr>
+        <w:t>3 研究内容、研究方案、时间安排</w:t>
+      </w:r>
+    </w:p>
+    <w:p>
+      <w:pPr>
+        <w:pStyle w:val="Heading2"/>
+      </w:pPr>
+      <w:r>
+        <w:rPr>
+          <w:rFonts w:ascii="Times New Roman" w:hAnsi="Times New Roman" w:eastAsia="黑体"/>
+          <w:b/>
+          <w:sz w:val="28"/>
+        </w:rPr>
+        <w:t>3.1 研究内容</w:t>
+      </w:r>
+    </w:p>
+    <w:p>
+      <w:pPr>
+        <w:ind w:firstLine="480" w:firstLineChars="200"/>
+        <w:spacing w:line="312" w:lineRule="auto"/>
+      </w:pPr>
       <w:r>
         <w:rPr>
           <w:rFonts w:ascii="Times New Roman" w:hAnsi="Times New Roman" w:eastAsia="宋体"/>
           <w:b w:val="0"/>
           <w:sz w:val="24"/>
         </w:rPr>
-        <w:t>。这些都是多粒度选择的近邻，因此不能把“多版本”或“背包优化”单独作为创新；本课题强调一条测量记录对表头、表注、单位、工艺与来源的依赖闭包，以及在不破坏绑定的前提下复用共享信息。</w:t>
+        <w:t>研究以提升小模型材料文献问答的正确率为目标，包含两项拟方法改进和两项支撑工作。第一项为条件依赖闭包下的多粒度证据装配，解决“记录选进上下文但条件被压掉”的问题；第二项为下游影响驱动的核验调度，解决“有限人工时间按记录逐条分配效率低”的问题。支撑工作是基于完整证据包的小模型蒸馏，以及多步 Agent 原型。主要交付物是可运行模块和系统，不以构建通用基准或输出失效分析报告为课题定位。</w:t>
+      </w:r>
+    </w:p>
+    <w:p>
+      <w:pPr>
+        <w:pStyle w:val="Heading3"/>
+      </w:pPr>
+      <w:r>
+        <w:rPr>
+          <w:rFonts w:ascii="Times New Roman" w:hAnsi="Times New Roman" w:eastAsia="黑体"/>
+          <w:b/>
+          <w:sz w:val="28"/>
+        </w:rPr>
+        <w:t>3.1.1 条件依赖闭包下的多粒度证据装配</w:t>
       </w:r>
     </w:p>
     <w:p>
@@ -1375,27 +2267,741 @@
           <w:b w:val="0"/>
           <w:sz w:val="24"/>
         </w:rPr>
-        <w:t>压缩后的可读性与来源支持并不相同。Attribution–Compression Frontier 对不同压缩方式的自动评估提示，压缩文本内部的引用支持可能与原始来源支持分离</w:t>
-      </w:r>
+        <w:t>针对性能数值、单位、温度、工艺与来源分散在表格、表注与正文的问题，把测量记录表示为可核验的版本（来源原片段、条件绑定摘录或紧凑记录卡），每个版本携带依赖闭包，覆盖解释该数值必需的表头、单位、工艺与来源字段，并按文献、表格、样品与性质标识绑定，不按相同字符串跨记录推断。对固定查询，把需回答的内容拆为若干项测量事实，用式（1）计算版本对事实的支持效用，并区分“必要条件已知冲突或来源无法对应”与“评分较低”两种情形：前者不具备直接支持资格，后者仍可参与比较。在式（1）之上，用式（2）至（4）联合选择记录版本与必需依赖，其中式（2）使同一事实不被重复累加，式（3）保证选入数值时同时选入其必要条件并限制同一记录只取一个版本，式（4）允许共享依赖按实际 token 成本摊销。求解先以小候选池的整数规划或穷举作参考解，部署时以边际效用除以新增闭包成本构造候选并作有限替换，限时求解必须报告可行解、上界与缺口，不能把超时解称为最优；块成本仅是规划口径，最终上下文用真实分词器复算，超预算时退回较短的合法版本而不是从尾部截断条件。加权最大覆盖的单调性与边际收益递减性属已有结论，本课题不据此主张新定理；拟增量是记录粒度、依赖关系与成本的联合计算，须以同字段强基线和分项消融证明。</w:t>
+      </w:r>
+    </w:p>
+    <w:p>
+      <w:pPr>
+        <w:tabs>
+          <w:tab w:pos="4252" w:val="center"/>
+          <w:tab w:pos="8504" w:val="right"/>
+        </w:tabs>
+        <w:spacing w:line="312" w:lineRule="auto" w:before="120" w:after="120"/>
+        <w:ind w:firstLine="0"/>
+      </w:pPr>
+      <w:r>
+        <w:tab/>
+      </w:r>
+      <m:oMath>
+        <m:sSub>
+          <m:e>
+            <m:r>
+              <m:t>u</m:t>
+            </m:r>
+          </m:e>
+          <m:sub>
+            <m:r>
+              <m:t>i</m:t>
+            </m:r>
+            <m:r>
+              <m:t>ℓ</m:t>
+            </m:r>
+            <m:r>
+              <m:t>j</m:t>
+            </m:r>
+          </m:sub>
+        </m:sSub>
+        <m:r>
+          <m:t>=</m:t>
+        </m:r>
+        <m:sSub>
+          <m:e>
+            <m:r>
+              <m:t>h</m:t>
+            </m:r>
+          </m:e>
+          <m:sub>
+            <m:r>
+              <m:t>i</m:t>
+            </m:r>
+            <m:r>
+              <m:t>ℓ</m:t>
+            </m:r>
+            <m:r>
+              <m:t>j</m:t>
+            </m:r>
+          </m:sub>
+        </m:sSub>
+        <m:r>
+          <m:t>·</m:t>
+        </m:r>
+        <m:sSub>
+          <m:e>
+            <m:r>
+              <m:t>s</m:t>
+            </m:r>
+          </m:e>
+          <m:sub>
+            <m:r>
+              <m:t>φ</m:t>
+            </m:r>
+          </m:sub>
+        </m:sSub>
+        <m:r>
+          <m:t>(</m:t>
+        </m:r>
+        <m:r>
+          <m:t>q</m:t>
+        </m:r>
+        <m:r>
+          <m:t>,</m:t>
+        </m:r>
+        <m:r>
+          <m:t>j</m:t>
+        </m:r>
+        <m:r>
+          <m:t>,</m:t>
+        </m:r>
+        <m:r>
+          <m:t>i</m:t>
+        </m:r>
+        <m:r>
+          <m:t>ℓ</m:t>
+        </m:r>
+        <m:r>
+          <m:t>)</m:t>
+        </m:r>
+      </m:oMath>
       <w:r>
         <w:rPr>
           <w:rFonts w:ascii="Times New Roman" w:hAnsi="Times New Roman" w:eastAsia="宋体"/>
           <w:sz w:val="24"/>
-          <w:vertAlign w:val="superscript"/>
-        </w:rPr>
-        <w:fldChar w:fldCharType="begin"/>
-        <w:instrText xml:space="preserve"> REF _Ref_ref038 \h </w:instrText>
-        <w:fldChar w:fldCharType="separate"/>
-        <w:t xml:space="preserve">[38]</w:t>
-        <w:fldChar w:fldCharType="end"/>
-      </w:r>
+        </w:rPr>
+        <w:tab/>
+        <w:t>（1）</w:t>
+      </w:r>
+    </w:p>
+    <w:p>
+      <w:pPr>
+        <w:tabs>
+          <w:tab w:pos="4252" w:val="center"/>
+          <w:tab w:pos="8504" w:val="right"/>
+        </w:tabs>
+        <w:spacing w:line="312" w:lineRule="auto" w:before="120" w:after="120"/>
+        <w:ind w:firstLine="0"/>
+      </w:pPr>
+      <w:r>
+        <w:tab/>
+      </w:r>
+      <m:oMath>
+        <m:r>
+          <m:rPr>
+            <m:sty m:val="p"/>
+          </m:rPr>
+          <m:t>max</m:t>
+        </m:r>
+        <m:r>
+          <m:t>F</m:t>
+        </m:r>
+        <m:r>
+          <m:t>(</m:t>
+        </m:r>
+        <m:r>
+          <m:t>x</m:t>
+        </m:r>
+        <m:r>
+          <m:t>)</m:t>
+        </m:r>
+        <m:r>
+          <m:t>=</m:t>
+        </m:r>
+        <m:nary>
+          <m:naryPr>
+            <m:chr m:val="∑"/>
+            <m:limLoc m:val="undOvr"/>
+            <m:supHide m:val="1"/>
+          </m:naryPr>
+          <m:sub>
+            <m:r>
+              <m:t>j</m:t>
+            </m:r>
+          </m:sub>
+          <m:sup/>
+          <m:e>
+            <m:sSub>
+              <m:e>
+                <m:r>
+                  <m:t>w</m:t>
+                </m:r>
+              </m:e>
+              <m:sub>
+                <m:r>
+                  <m:t>j</m:t>
+                </m:r>
+              </m:sub>
+            </m:sSub>
+            <m:r>
+              <m:rPr>
+                <m:sty m:val="p"/>
+              </m:rPr>
+              <m:t>max</m:t>
+            </m:r>
+            <m:d>
+              <m:dPr>
+                <m:begChr m:val="("/>
+                <m:endChr m:val=")"/>
+              </m:dPr>
+              <m:e>
+                <m:r>
+                  <m:t>{</m:t>
+                </m:r>
+                <m:sSub>
+                  <m:e>
+                    <m:r>
+                      <m:t>u</m:t>
+                    </m:r>
+                  </m:e>
+                  <m:sub>
+                    <m:r>
+                      <m:t>i</m:t>
+                    </m:r>
+                    <m:r>
+                      <m:t>ℓ</m:t>
+                    </m:r>
+                    <m:r>
+                      <m:t>j</m:t>
+                    </m:r>
+                  </m:sub>
+                </m:sSub>
+                <m:r>
+                  <m:t>:</m:t>
+                </m:r>
+                <m:sSub>
+                  <m:e>
+                    <m:r>
+                      <m:t>x</m:t>
+                    </m:r>
+                  </m:e>
+                  <m:sub>
+                    <m:r>
+                      <m:t>i</m:t>
+                    </m:r>
+                    <m:r>
+                      <m:t>ℓ</m:t>
+                    </m:r>
+                  </m:sub>
+                </m:sSub>
+                <m:r>
+                  <m:t>=</m:t>
+                </m:r>
+                <m:r>
+                  <m:t>1</m:t>
+                </m:r>
+                <m:r>
+                  <m:t>}</m:t>
+                </m:r>
+                <m:r>
+                  <m:t>∪</m:t>
+                </m:r>
+                <m:r>
+                  <m:t>{</m:t>
+                </m:r>
+                <m:r>
+                  <m:t>0</m:t>
+                </m:r>
+                <m:r>
+                  <m:t>}</m:t>
+                </m:r>
+              </m:e>
+            </m:d>
+          </m:e>
+        </m:nary>
+      </m:oMath>
+      <w:r>
+        <w:rPr>
+          <w:rFonts w:ascii="Times New Roman" w:hAnsi="Times New Roman" w:eastAsia="宋体"/>
+          <w:sz w:val="24"/>
+        </w:rPr>
+        <w:tab/>
+        <w:t>（2）</w:t>
+      </w:r>
+    </w:p>
+    <w:p>
+      <w:pPr>
+        <w:tabs>
+          <w:tab w:pos="4252" w:val="center"/>
+          <w:tab w:pos="8504" w:val="right"/>
+        </w:tabs>
+        <w:spacing w:line="312" w:lineRule="auto" w:before="120" w:after="120"/>
+        <w:ind w:firstLine="0"/>
+      </w:pPr>
+      <w:r>
+        <w:tab/>
+      </w:r>
+      <m:oMath>
+        <m:nary>
+          <m:naryPr>
+            <m:chr m:val="∑"/>
+            <m:limLoc m:val="undOvr"/>
+            <m:supHide m:val="1"/>
+          </m:naryPr>
+          <m:sub>
+            <m:r>
+              <m:t>ℓ</m:t>
+            </m:r>
+          </m:sub>
+          <m:sup/>
+          <m:e>
+            <m:sSub>
+              <m:e>
+                <m:r>
+                  <m:t>x</m:t>
+                </m:r>
+              </m:e>
+              <m:sub>
+                <m:r>
+                  <m:t>i</m:t>
+                </m:r>
+                <m:r>
+                  <m:t>ℓ</m:t>
+                </m:r>
+              </m:sub>
+            </m:sSub>
+            <m:r>
+              <m:t>≤</m:t>
+            </m:r>
+            <m:r>
+              <m:t>1</m:t>
+            </m:r>
+            <m:r>
+              <m:t>;</m:t>
+            </m:r>
+            <m:r>
+              <m:t> </m:t>
+            </m:r>
+            <m:sSub>
+              <m:e>
+                <m:r>
+                  <m:t>x</m:t>
+                </m:r>
+              </m:e>
+              <m:sub>
+                <m:r>
+                  <m:t>i</m:t>
+                </m:r>
+                <m:r>
+                  <m:t>ℓ</m:t>
+                </m:r>
+              </m:sub>
+            </m:sSub>
+            <m:r>
+              <m:t>≤</m:t>
+            </m:r>
+            <m:sSub>
+              <m:e>
+                <m:r>
+                  <m:t>z</m:t>
+                </m:r>
+              </m:e>
+              <m:sub>
+                <m:r>
+                  <m:t>a</m:t>
+                </m:r>
+              </m:sub>
+            </m:sSub>
+            <m:r>
+              <m:t>,</m:t>
+            </m:r>
+            <m:r>
+              <m:t> </m:t>
+            </m:r>
+            <m:r>
+              <m:t>∀</m:t>
+            </m:r>
+            <m:r>
+              <m:t>a</m:t>
+            </m:r>
+            <m:r>
+              <m:t>∈</m:t>
+            </m:r>
+            <m:sSub>
+              <m:e>
+                <m:r>
+                  <m:t>D</m:t>
+                </m:r>
+              </m:e>
+              <m:sub>
+                <m:r>
+                  <m:t>i</m:t>
+                </m:r>
+                <m:r>
+                  <m:t>ℓ</m:t>
+                </m:r>
+              </m:sub>
+            </m:sSub>
+          </m:e>
+        </m:nary>
+      </m:oMath>
+      <w:r>
+        <w:rPr>
+          <w:rFonts w:ascii="Times New Roman" w:hAnsi="Times New Roman" w:eastAsia="宋体"/>
+          <w:sz w:val="24"/>
+        </w:rPr>
+        <w:tab/>
+        <w:t>（3）</w:t>
+      </w:r>
+    </w:p>
+    <w:p>
+      <w:pPr>
+        <w:tabs>
+          <w:tab w:pos="4252" w:val="center"/>
+          <w:tab w:pos="8504" w:val="right"/>
+        </w:tabs>
+        <w:spacing w:line="312" w:lineRule="auto" w:before="120" w:after="120"/>
+        <w:ind w:firstLine="0"/>
+      </w:pPr>
+      <w:r>
+        <w:tab/>
+      </w:r>
+      <m:oMath>
+        <m:nary>
+          <m:naryPr>
+            <m:chr m:val="∑"/>
+            <m:limLoc m:val="undOvr"/>
+            <m:supHide m:val="1"/>
+          </m:naryPr>
+          <m:sub>
+            <m:r>
+              <m:t>i</m:t>
+            </m:r>
+            <m:r>
+              <m:t>ℓ</m:t>
+            </m:r>
+          </m:sub>
+          <m:sup/>
+          <m:e>
+            <m:sSub>
+              <m:e>
+                <m:r>
+                  <m:t>c</m:t>
+                </m:r>
+              </m:e>
+              <m:sub>
+                <m:r>
+                  <m:t>i</m:t>
+                </m:r>
+                <m:r>
+                  <m:t>ℓ</m:t>
+                </m:r>
+              </m:sub>
+            </m:sSub>
+            <m:sSub>
+              <m:e>
+                <m:r>
+                  <m:t>x</m:t>
+                </m:r>
+              </m:e>
+              <m:sub>
+                <m:r>
+                  <m:t>i</m:t>
+                </m:r>
+                <m:r>
+                  <m:t>ℓ</m:t>
+                </m:r>
+              </m:sub>
+            </m:sSub>
+            <m:r>
+              <m:t>+</m:t>
+            </m:r>
+            <m:nary>
+              <m:naryPr>
+                <m:chr m:val="∑"/>
+                <m:limLoc m:val="undOvr"/>
+                <m:supHide m:val="1"/>
+              </m:naryPr>
+              <m:sub>
+                <m:r>
+                  <m:t>a</m:t>
+                </m:r>
+              </m:sub>
+              <m:sup/>
+              <m:e>
+                <m:sSub>
+                  <m:e>
+                    <m:r>
+                      <m:t>d</m:t>
+                    </m:r>
+                  </m:e>
+                  <m:sub>
+                    <m:r>
+                      <m:t>a</m:t>
+                    </m:r>
+                  </m:sub>
+                </m:sSub>
+                <m:sSub>
+                  <m:e>
+                    <m:r>
+                      <m:t>z</m:t>
+                    </m:r>
+                  </m:e>
+                  <m:sub>
+                    <m:r>
+                      <m:t>a</m:t>
+                    </m:r>
+                  </m:sub>
+                </m:sSub>
+                <m:r>
+                  <m:t>≤</m:t>
+                </m:r>
+                <m:r>
+                  <m:t>B</m:t>
+                </m:r>
+              </m:e>
+            </m:nary>
+          </m:e>
+        </m:nary>
+      </m:oMath>
+      <w:r>
+        <w:rPr>
+          <w:rFonts w:ascii="Times New Roman" w:hAnsi="Times New Roman" w:eastAsia="宋体"/>
+          <w:sz w:val="24"/>
+        </w:rPr>
+        <w:tab/>
+        <w:t>（4）</w:t>
+      </w:r>
+    </w:p>
+    <w:p>
+      <w:pPr>
+        <w:pStyle w:val="Heading3"/>
+      </w:pPr>
+      <w:r>
+        <w:rPr>
+          <w:rFonts w:ascii="Times New Roman" w:hAnsi="Times New Roman" w:eastAsia="黑体"/>
+          <w:b/>
+          <w:sz w:val="28"/>
+        </w:rPr>
+        <w:t>3.1.2 下游影响驱动的核验调度</w:t>
+      </w:r>
+    </w:p>
+    <w:p>
+      <w:pPr>
+        <w:ind w:firstLine="480" w:firstLineChars="200"/>
+        <w:spacing w:line="312" w:lineRule="auto"/>
+      </w:pPr>
       <w:r>
         <w:rPr>
           <w:rFonts w:ascii="Times New Roman" w:hAnsi="Times New Roman" w:eastAsia="宋体"/>
           <w:b w:val="0"/>
           <w:sz w:val="24"/>
         </w:rPr>
-        <w:t>；其研究也明确自动判分与人工校准的局限。本课题据此把来源定位和条件保留作为装配约束，但不引用该论文的自动分数充当本课题的预期错误率。</w:t>
+        <w:t>针对全文抽取结果中既有单行错误、也有共享表头与表注错误的问题，把核验对象由单条记录改为可影响多条记录的共享字段与核验动作：核验动作定义为查看特定来源位置、核对明确字段及其影响范围，不把“重新运行整个模型”与一次人工查看混为同成本动作。令 p_i 为记录有误的估计、v_i 为冻结工作负载下的下游影响权重、r_ai 为动作对处理该疑点的预计帮助、t_a 为动作时间，用式（5）选择动作集合、式（6）约束总核验时间；式（5）按共享依赖传播作用范围，并用最大帮助避免同一疑点被重复计功。参数来源须分开报告：p_i 由训练资料内的人工核验记录与抽取特征估计并在开发集校准，置信度不能直接当真值；v_i 来自预先指定的查询类型与依赖关系，不使用测试题答案反向调度；t_a 由真实计时估计，先导资料缺失时只报告计划而不给出节省比例。用边际收益与时间成本比构造动作队列并作有限交换，核验后更新已知字段与未决疑点。为避免只评估被选中的样本，总预算中预留独立抽检，随机抽取自动通过与低优先级记录，按抽样概率估计误放行并报告区间；核验动作须同时报告“发现问题”与“确认修复”，不以疑点数冒充检出真错。</w:t>
+      </w:r>
+    </w:p>
+    <w:p>
+      <w:pPr>
+        <w:tabs>
+          <w:tab w:pos="4252" w:val="center"/>
+          <w:tab w:pos="8504" w:val="right"/>
+        </w:tabs>
+        <w:spacing w:line="312" w:lineRule="auto" w:before="120" w:after="120"/>
+        <w:ind w:firstLine="0"/>
+      </w:pPr>
+      <w:r>
+        <w:tab/>
+      </w:r>
+      <m:oMath>
+        <m:r>
+          <m:rPr>
+            <m:sty m:val="p"/>
+          </m:rPr>
+          <m:t>max</m:t>
+        </m:r>
+        <m:r>
+          <m:t>G</m:t>
+        </m:r>
+        <m:r>
+          <m:t>(</m:t>
+        </m:r>
+        <m:r>
+          <m:t>A</m:t>
+        </m:r>
+        <m:r>
+          <m:t>)</m:t>
+        </m:r>
+        <m:r>
+          <m:t>=</m:t>
+        </m:r>
+        <m:nary>
+          <m:naryPr>
+            <m:chr m:val="∑"/>
+            <m:limLoc m:val="undOvr"/>
+            <m:supHide m:val="1"/>
+          </m:naryPr>
+          <m:sub>
+            <m:r>
+              <m:t>i</m:t>
+            </m:r>
+          </m:sub>
+          <m:sup/>
+          <m:e>
+            <m:sSub>
+              <m:e>
+                <m:r>
+                  <m:t>v</m:t>
+                </m:r>
+              </m:e>
+              <m:sub>
+                <m:r>
+                  <m:t>i</m:t>
+                </m:r>
+              </m:sub>
+            </m:sSub>
+            <m:sSub>
+              <m:e>
+                <m:r>
+                  <m:t>p</m:t>
+                </m:r>
+              </m:e>
+              <m:sub>
+                <m:r>
+                  <m:t>i</m:t>
+                </m:r>
+              </m:sub>
+            </m:sSub>
+            <m:r>
+              <m:rPr>
+                <m:sty m:val="p"/>
+              </m:rPr>
+              <m:t>max</m:t>
+            </m:r>
+            <m:d>
+              <m:dPr>
+                <m:begChr m:val="("/>
+                <m:endChr m:val=")"/>
+              </m:dPr>
+              <m:e>
+                <m:r>
+                  <m:t>{</m:t>
+                </m:r>
+                <m:sSub>
+                  <m:e>
+                    <m:r>
+                      <m:t>r</m:t>
+                    </m:r>
+                  </m:e>
+                  <m:sub>
+                    <m:r>
+                      <m:t>a</m:t>
+                    </m:r>
+                    <m:r>
+                      <m:t>i</m:t>
+                    </m:r>
+                  </m:sub>
+                </m:sSub>
+                <m:r>
+                  <m:t>:</m:t>
+                </m:r>
+                <m:r>
+                  <m:t>a</m:t>
+                </m:r>
+                <m:r>
+                  <m:t>∈</m:t>
+                </m:r>
+                <m:r>
+                  <m:t>A</m:t>
+                </m:r>
+                <m:r>
+                  <m:t>}</m:t>
+                </m:r>
+                <m:r>
+                  <m:t>∪</m:t>
+                </m:r>
+                <m:r>
+                  <m:t>{</m:t>
+                </m:r>
+                <m:r>
+                  <m:t>0</m:t>
+                </m:r>
+                <m:r>
+                  <m:t>}</m:t>
+                </m:r>
+              </m:e>
+            </m:d>
+          </m:e>
+        </m:nary>
+      </m:oMath>
+      <w:r>
+        <w:rPr>
+          <w:rFonts w:ascii="Times New Roman" w:hAnsi="Times New Roman" w:eastAsia="宋体"/>
+          <w:sz w:val="24"/>
+        </w:rPr>
+        <w:tab/>
+        <w:t>（5）</w:t>
+      </w:r>
+    </w:p>
+    <w:p>
+      <w:pPr>
+        <w:tabs>
+          <w:tab w:pos="4252" w:val="center"/>
+          <w:tab w:pos="8504" w:val="right"/>
+        </w:tabs>
+        <w:spacing w:line="312" w:lineRule="auto" w:before="120" w:after="120"/>
+        <w:ind w:firstLine="0"/>
+      </w:pPr>
+      <w:r>
+        <w:tab/>
+      </w:r>
+      <m:oMath>
+        <m:nary>
+          <m:naryPr>
+            <m:chr m:val="∑"/>
+            <m:limLoc m:val="undOvr"/>
+            <m:supHide m:val="1"/>
+          </m:naryPr>
+          <m:sub>
+            <m:r>
+              <m:t>a</m:t>
+            </m:r>
+            <m:r>
+              <m:t>∈</m:t>
+            </m:r>
+            <m:r>
+              <m:t>A</m:t>
+            </m:r>
+          </m:sub>
+          <m:sup/>
+          <m:e>
+            <m:sSub>
+              <m:e>
+                <m:r>
+                  <m:t>t</m:t>
+                </m:r>
+              </m:e>
+              <m:sub>
+                <m:r>
+                  <m:t>a</m:t>
+                </m:r>
+              </m:sub>
+            </m:sSub>
+            <m:r>
+              <m:t>≤</m:t>
+            </m:r>
+            <m:r>
+              <m:t>H</m:t>
+            </m:r>
+          </m:e>
+        </m:nary>
+      </m:oMath>
+      <w:r>
+        <w:rPr>
+          <w:rFonts w:ascii="Times New Roman" w:hAnsi="Times New Roman" w:eastAsia="宋体"/>
+          <w:sz w:val="24"/>
+        </w:rPr>
+        <w:tab/>
+        <w:t>（6）</w:t>
+      </w:r>
+    </w:p>
+    <w:p>
+      <w:pPr>
+        <w:pStyle w:val="Heading3"/>
+      </w:pPr>
+      <w:r>
+        <w:rPr>
+          <w:rFonts w:ascii="Times New Roman" w:hAnsi="Times New Roman" w:eastAsia="黑体"/>
+          <w:b/>
+          <w:sz w:val="28"/>
+        </w:rPr>
+        <w:t>3.1.3 条件变化一致的证据使用联合蒸馏</w:t>
       </w:r>
     </w:p>
     <w:p>
@@ -1409,27 +3015,836 @@
           <w:b w:val="0"/>
           <w:sz w:val="24"/>
         </w:rPr>
-        <w:t>PICARD展示了解码时约束结构合法性的做法</w:t>
-      </w:r>
+        <w:t>针对“学生只学会引用某条记录、而非判断哪条记录适用于当前条件”的失效，训练目标在答案监督之外加入候选池列表排序与条件变化一致两项。设 s_θ(q,d) 为学生重排头对问题 q 与记录 d 的评分、D(q) 为固定候选池、d⁺ 与 d⁻ 分别为适用与不适用的记录，按式（7）组合三项损失：式（8）为完整证据包上的答案监督，式（9）为候选池上的列表排序，式（10）由两个方向组成，要求 q 与 q′ 只在一个条件上不同时学生的偏好随之翻转。与已有检索器蒸馏的判别点在于：已有工作要求学生复现教师的证据排序，本项要求排序随条件改变而相应改变；若新条件下没有对应证据，学生的正确行为是识别证据不足，而不是沿用旧记录或强行作答。实现须在开题阶段固定的细节包括：s_θ 是实现为独立 LoRA 重排头还是生成模型内部的结构化排序输出，候选池是否固定，负例从同成分其他条件记录还是从全局随机采样，τ、m、λ_r、λ_c 在开发集如何冻结，以及排序损失与答案损失的样本和 token 预算配比。消融设五组：仅答案 SFT、加普通排序蒸馏、加条件一致损失、完整目标、逐项去掉温度或工艺或试验类型之一，第五组用于判断哪类条件最难学。</w:t>
+      </w:r>
+    </w:p>
+    <w:p>
+      <w:pPr>
+        <w:tabs>
+          <w:tab w:pos="4252" w:val="center"/>
+          <w:tab w:pos="8504" w:val="right"/>
+        </w:tabs>
+        <w:spacing w:line="312" w:lineRule="auto" w:before="120" w:after="120"/>
+        <w:ind w:firstLine="0"/>
+      </w:pPr>
+      <w:r>
+        <w:tab/>
+      </w:r>
+      <m:oMath>
+        <m:r>
+          <m:t>L</m:t>
+        </m:r>
+        <m:r>
+          <m:t>=</m:t>
+        </m:r>
+        <m:sSub>
+          <m:e>
+            <m:r>
+              <m:t>L</m:t>
+            </m:r>
+          </m:e>
+          <m:sub>
+            <m:r>
+              <m:rPr>
+                <m:sty m:val="p"/>
+              </m:rPr>
+              <m:t>S</m:t>
+            </m:r>
+            <m:r>
+              <m:rPr>
+                <m:sty m:val="p"/>
+              </m:rPr>
+              <m:t>F</m:t>
+            </m:r>
+            <m:r>
+              <m:rPr>
+                <m:sty m:val="p"/>
+              </m:rPr>
+              <m:t>T</m:t>
+            </m:r>
+          </m:sub>
+        </m:sSub>
+        <m:r>
+          <m:t>+</m:t>
+        </m:r>
+        <m:sSub>
+          <m:e>
+            <m:r>
+              <m:t>λ</m:t>
+            </m:r>
+          </m:e>
+          <m:sub>
+            <m:r>
+              <m:t>r</m:t>
+            </m:r>
+          </m:sub>
+        </m:sSub>
+        <m:sSub>
+          <m:e>
+            <m:r>
+              <m:t>L</m:t>
+            </m:r>
+          </m:e>
+          <m:sub>
+            <m:r>
+              <m:rPr>
+                <m:sty m:val="p"/>
+              </m:rPr>
+              <m:t>r</m:t>
+            </m:r>
+            <m:r>
+              <m:rPr>
+                <m:sty m:val="p"/>
+              </m:rPr>
+              <m:t>a</m:t>
+            </m:r>
+            <m:r>
+              <m:rPr>
+                <m:sty m:val="p"/>
+              </m:rPr>
+              <m:t>n</m:t>
+            </m:r>
+            <m:r>
+              <m:rPr>
+                <m:sty m:val="p"/>
+              </m:rPr>
+              <m:t>k</m:t>
+            </m:r>
+          </m:sub>
+        </m:sSub>
+        <m:r>
+          <m:t>+</m:t>
+        </m:r>
+        <m:sSub>
+          <m:e>
+            <m:r>
+              <m:t>λ</m:t>
+            </m:r>
+          </m:e>
+          <m:sub>
+            <m:r>
+              <m:t>c</m:t>
+            </m:r>
+          </m:sub>
+        </m:sSub>
+        <m:sSub>
+          <m:e>
+            <m:r>
+              <m:t>L</m:t>
+            </m:r>
+          </m:e>
+          <m:sub>
+            <m:r>
+              <m:rPr>
+                <m:sty m:val="p"/>
+              </m:rPr>
+              <m:t>c</m:t>
+            </m:r>
+            <m:r>
+              <m:rPr>
+                <m:sty m:val="p"/>
+              </m:rPr>
+              <m:t>o</m:t>
+            </m:r>
+            <m:r>
+              <m:rPr>
+                <m:sty m:val="p"/>
+              </m:rPr>
+              <m:t>n</m:t>
+            </m:r>
+            <m:r>
+              <m:rPr>
+                <m:sty m:val="p"/>
+              </m:rPr>
+              <m:t>d</m:t>
+            </m:r>
+          </m:sub>
+        </m:sSub>
+      </m:oMath>
       <w:r>
         <w:rPr>
           <w:rFonts w:ascii="Times New Roman" w:hAnsi="Times New Roman" w:eastAsia="宋体"/>
           <w:sz w:val="24"/>
-          <w:vertAlign w:val="superscript"/>
-        </w:rPr>
-        <w:fldChar w:fldCharType="begin"/>
-        <w:instrText xml:space="preserve"> REF _Ref_ref022 \h </w:instrText>
-        <w:fldChar w:fldCharType="separate"/>
-        <w:t xml:space="preserve">[22]</w:t>
-        <w:fldChar w:fldCharType="end"/>
-      </w:r>
+        </w:rPr>
+        <w:tab/>
+        <w:t>（7）</w:t>
+      </w:r>
+    </w:p>
+    <w:p>
+      <w:pPr>
+        <w:tabs>
+          <w:tab w:pos="4252" w:val="center"/>
+          <w:tab w:pos="8504" w:val="right"/>
+        </w:tabs>
+        <w:spacing w:line="312" w:lineRule="auto" w:before="120" w:after="120"/>
+        <w:ind w:firstLine="0"/>
+      </w:pPr>
+      <w:r>
+        <w:tab/>
+      </w:r>
+      <m:oMath>
+        <m:sSub>
+          <m:e>
+            <m:r>
+              <m:t>L</m:t>
+            </m:r>
+          </m:e>
+          <m:sub>
+            <m:r>
+              <m:rPr>
+                <m:sty m:val="p"/>
+              </m:rPr>
+              <m:t>S</m:t>
+            </m:r>
+            <m:r>
+              <m:rPr>
+                <m:sty m:val="p"/>
+              </m:rPr>
+              <m:t>F</m:t>
+            </m:r>
+            <m:r>
+              <m:rPr>
+                <m:sty m:val="p"/>
+              </m:rPr>
+              <m:t>T</m:t>
+            </m:r>
+          </m:sub>
+        </m:sSub>
+        <m:r>
+          <m:t>(</m:t>
+        </m:r>
+        <m:r>
+          <m:t>θ</m:t>
+        </m:r>
+        <m:r>
+          <m:t>)</m:t>
+        </m:r>
+        <m:r>
+          <m:t>=</m:t>
+        </m:r>
+        <m:r>
+          <m:t>−</m:t>
+        </m:r>
+        <m:nary>
+          <m:naryPr>
+            <m:chr m:val="∑"/>
+            <m:limLoc m:val="undOvr"/>
+            <m:supHide m:val="1"/>
+          </m:naryPr>
+          <m:sub>
+            <m:r>
+              <m:t>(</m:t>
+            </m:r>
+            <m:r>
+              <m:t>q</m:t>
+            </m:r>
+            <m:r>
+              <m:t>,</m:t>
+            </m:r>
+            <m:r>
+              <m:t>E</m:t>
+            </m:r>
+            <m:r>
+              <m:t>,</m:t>
+            </m:r>
+            <m:r>
+              <m:t>y</m:t>
+            </m:r>
+            <m:r>
+              <m:t>)</m:t>
+            </m:r>
+          </m:sub>
+          <m:sup/>
+          <m:e>
+            <m:nary>
+              <m:naryPr>
+                <m:chr m:val="∑"/>
+                <m:limLoc m:val="undOvr"/>
+                <m:supHide m:val="1"/>
+              </m:naryPr>
+              <m:sub>
+                <m:r>
+                  <m:t>t</m:t>
+                </m:r>
+              </m:sub>
+              <m:sup/>
+              <m:e>
+                <m:r>
+                  <m:rPr>
+                    <m:sty m:val="p"/>
+                  </m:rPr>
+                  <m:t>log</m:t>
+                </m:r>
+                <m:sSub>
+                  <m:e>
+                    <m:r>
+                      <m:t>π</m:t>
+                    </m:r>
+                  </m:e>
+                  <m:sub>
+                    <m:r>
+                      <m:t>θ</m:t>
+                    </m:r>
+                  </m:sub>
+                </m:sSub>
+                <m:r>
+                  <m:t>(</m:t>
+                </m:r>
+                <m:sSub>
+                  <m:e>
+                    <m:r>
+                      <m:t>y</m:t>
+                    </m:r>
+                  </m:e>
+                  <m:sub>
+                    <m:r>
+                      <m:t>t</m:t>
+                    </m:r>
+                  </m:sub>
+                </m:sSub>
+                <m:r>
+                  <m:t>|</m:t>
+                </m:r>
+                <m:r>
+                  <m:t>q</m:t>
+                </m:r>
+                <m:r>
+                  <m:t>,</m:t>
+                </m:r>
+                <m:r>
+                  <m:t>E</m:t>
+                </m:r>
+                <m:r>
+                  <m:t>,</m:t>
+                </m:r>
+                <m:sSub>
+                  <m:e>
+                    <m:r>
+                      <m:t>y</m:t>
+                    </m:r>
+                  </m:e>
+                  <m:sub>
+                    <m:r>
+                      <m:t>&lt;</m:t>
+                    </m:r>
+                    <m:r>
+                      <m:t>t</m:t>
+                    </m:r>
+                  </m:sub>
+                </m:sSub>
+                <m:r>
+                  <m:t>)</m:t>
+                </m:r>
+              </m:e>
+            </m:nary>
+          </m:e>
+        </m:nary>
+      </m:oMath>
+      <w:r>
+        <w:rPr>
+          <w:rFonts w:ascii="Times New Roman" w:hAnsi="Times New Roman" w:eastAsia="宋体"/>
+          <w:sz w:val="24"/>
+        </w:rPr>
+        <w:tab/>
+        <w:t>（8）</w:t>
+      </w:r>
+    </w:p>
+    <w:p>
+      <w:pPr>
+        <w:tabs>
+          <w:tab w:pos="4252" w:val="center"/>
+          <w:tab w:pos="8504" w:val="right"/>
+        </w:tabs>
+        <w:spacing w:line="312" w:lineRule="auto" w:before="120" w:after="120"/>
+        <w:ind w:firstLine="0"/>
+      </w:pPr>
+      <w:r>
+        <w:tab/>
+      </w:r>
+      <m:oMath>
+        <m:sSub>
+          <m:e>
+            <m:r>
+              <m:t>L</m:t>
+            </m:r>
+          </m:e>
+          <m:sub>
+            <m:r>
+              <m:rPr>
+                <m:sty m:val="p"/>
+              </m:rPr>
+              <m:t>r</m:t>
+            </m:r>
+            <m:r>
+              <m:rPr>
+                <m:sty m:val="p"/>
+              </m:rPr>
+              <m:t>a</m:t>
+            </m:r>
+            <m:r>
+              <m:rPr>
+                <m:sty m:val="p"/>
+              </m:rPr>
+              <m:t>n</m:t>
+            </m:r>
+            <m:r>
+              <m:rPr>
+                <m:sty m:val="p"/>
+              </m:rPr>
+              <m:t>k</m:t>
+            </m:r>
+          </m:sub>
+        </m:sSub>
+        <m:r>
+          <m:t>=</m:t>
+        </m:r>
+        <m:r>
+          <m:t>−</m:t>
+        </m:r>
+        <m:r>
+          <m:rPr>
+            <m:sty m:val="p"/>
+          </m:rPr>
+          <m:t>log</m:t>
+        </m:r>
+        <m:f>
+          <m:num>
+            <m:r>
+              <m:rPr>
+                <m:sty m:val="p"/>
+              </m:rPr>
+              <m:t>exp</m:t>
+            </m:r>
+            <m:d>
+              <m:dPr>
+                <m:begChr m:val="("/>
+                <m:endChr m:val=")"/>
+              </m:dPr>
+              <m:e>
+                <m:sSub>
+                  <m:e>
+                    <m:r>
+                      <m:t>s</m:t>
+                    </m:r>
+                  </m:e>
+                  <m:sub>
+                    <m:r>
+                      <m:t>θ</m:t>
+                    </m:r>
+                  </m:sub>
+                </m:sSub>
+                <m:r>
+                  <m:t>(</m:t>
+                </m:r>
+                <m:r>
+                  <m:t>q</m:t>
+                </m:r>
+                <m:r>
+                  <m:t>,</m:t>
+                </m:r>
+                <m:sSup>
+                  <m:e>
+                    <m:r>
+                      <m:t>d</m:t>
+                    </m:r>
+                  </m:e>
+                  <m:sup>
+                    <m:r>
+                      <m:t>+</m:t>
+                    </m:r>
+                  </m:sup>
+                </m:sSup>
+                <m:r>
+                  <m:t>)</m:t>
+                </m:r>
+                <m:r>
+                  <m:t>/</m:t>
+                </m:r>
+                <m:r>
+                  <m:t>τ</m:t>
+                </m:r>
+              </m:e>
+            </m:d>
+          </m:num>
+          <m:den>
+            <m:nary>
+              <m:naryPr>
+                <m:chr m:val="∑"/>
+                <m:limLoc m:val="undOvr"/>
+                <m:supHide m:val="1"/>
+              </m:naryPr>
+              <m:sub>
+                <m:r>
+                  <m:t>d</m:t>
+                </m:r>
+                <m:r>
+                  <m:t>∈</m:t>
+                </m:r>
+                <m:r>
+                  <m:t>D</m:t>
+                </m:r>
+                <m:r>
+                  <m:t>(</m:t>
+                </m:r>
+                <m:r>
+                  <m:t>q</m:t>
+                </m:r>
+                <m:r>
+                  <m:t>)</m:t>
+                </m:r>
+              </m:sub>
+              <m:sup/>
+              <m:e>
+                <m:r>
+                  <m:rPr>
+                    <m:sty m:val="p"/>
+                  </m:rPr>
+                  <m:t>exp</m:t>
+                </m:r>
+                <m:d>
+                  <m:dPr>
+                    <m:begChr m:val="("/>
+                    <m:endChr m:val=")"/>
+                  </m:dPr>
+                  <m:e>
+                    <m:sSub>
+                      <m:e>
+                        <m:r>
+                          <m:t>s</m:t>
+                        </m:r>
+                      </m:e>
+                      <m:sub>
+                        <m:r>
+                          <m:t>θ</m:t>
+                        </m:r>
+                      </m:sub>
+                    </m:sSub>
+                    <m:r>
+                      <m:t>(</m:t>
+                    </m:r>
+                    <m:r>
+                      <m:t>q</m:t>
+                    </m:r>
+                    <m:r>
+                      <m:t>,</m:t>
+                    </m:r>
+                    <m:r>
+                      <m:t>d</m:t>
+                    </m:r>
+                    <m:r>
+                      <m:t>)</m:t>
+                    </m:r>
+                    <m:r>
+                      <m:t>/</m:t>
+                    </m:r>
+                    <m:r>
+                      <m:t>τ</m:t>
+                    </m:r>
+                  </m:e>
+                </m:d>
+              </m:e>
+            </m:nary>
+          </m:den>
+        </m:f>
+      </m:oMath>
+      <w:r>
+        <w:rPr>
+          <w:rFonts w:ascii="Times New Roman" w:hAnsi="Times New Roman" w:eastAsia="宋体"/>
+          <w:sz w:val="24"/>
+        </w:rPr>
+        <w:tab/>
+        <w:t>（9）</w:t>
+      </w:r>
+    </w:p>
+    <w:p>
+      <w:pPr>
+        <w:tabs>
+          <w:tab w:pos="4252" w:val="center"/>
+          <w:tab w:pos="8504" w:val="right"/>
+        </w:tabs>
+        <w:spacing w:line="312" w:lineRule="auto" w:before="120" w:after="120"/>
+        <w:ind w:firstLine="0"/>
+      </w:pPr>
+      <w:r>
+        <w:tab/>
+      </w:r>
+      <m:oMath>
+        <m:sSub>
+          <m:e>
+            <m:r>
+              <m:t>L</m:t>
+            </m:r>
+          </m:e>
+          <m:sub>
+            <m:r>
+              <m:rPr>
+                <m:sty m:val="p"/>
+              </m:rPr>
+              <m:t>c</m:t>
+            </m:r>
+            <m:r>
+              <m:rPr>
+                <m:sty m:val="p"/>
+              </m:rPr>
+              <m:t>o</m:t>
+            </m:r>
+            <m:r>
+              <m:rPr>
+                <m:sty m:val="p"/>
+              </m:rPr>
+              <m:t>n</m:t>
+            </m:r>
+            <m:r>
+              <m:rPr>
+                <m:sty m:val="p"/>
+              </m:rPr>
+              <m:t>d</m:t>
+            </m:r>
+          </m:sub>
+        </m:sSub>
+        <m:r>
+          <m:t>=</m:t>
+        </m:r>
+        <m:r>
+          <m:rPr>
+            <m:sty m:val="p"/>
+          </m:rPr>
+          <m:t>max</m:t>
+        </m:r>
+        <m:d>
+          <m:dPr>
+            <m:begChr m:val="("/>
+            <m:endChr m:val=")"/>
+          </m:dPr>
+          <m:e>
+            <m:r>
+              <m:t>0</m:t>
+            </m:r>
+            <m:r>
+              <m:t>,</m:t>
+            </m:r>
+            <m:r>
+              <m:t>m</m:t>
+            </m:r>
+            <m:r>
+              <m:t>−</m:t>
+            </m:r>
+            <m:sSub>
+              <m:e>
+                <m:r>
+                  <m:t>s</m:t>
+                </m:r>
+              </m:e>
+              <m:sub>
+                <m:r>
+                  <m:t>θ</m:t>
+                </m:r>
+              </m:sub>
+            </m:sSub>
+            <m:r>
+              <m:t>(</m:t>
+            </m:r>
+            <m:r>
+              <m:t>q</m:t>
+            </m:r>
+            <m:r>
+              <m:t>,</m:t>
+            </m:r>
+            <m:sSup>
+              <m:e>
+                <m:r>
+                  <m:t>d</m:t>
+                </m:r>
+              </m:e>
+              <m:sup>
+                <m:r>
+                  <m:t>+</m:t>
+                </m:r>
+              </m:sup>
+            </m:sSup>
+            <m:r>
+              <m:t>)</m:t>
+            </m:r>
+            <m:r>
+              <m:t>+</m:t>
+            </m:r>
+            <m:sSub>
+              <m:e>
+                <m:r>
+                  <m:t>s</m:t>
+                </m:r>
+              </m:e>
+              <m:sub>
+                <m:r>
+                  <m:t>θ</m:t>
+                </m:r>
+              </m:sub>
+            </m:sSub>
+            <m:r>
+              <m:t>(</m:t>
+            </m:r>
+            <m:r>
+              <m:t>q</m:t>
+            </m:r>
+            <m:r>
+              <m:t>,</m:t>
+            </m:r>
+            <m:sSup>
+              <m:e>
+                <m:r>
+                  <m:t>d′</m:t>
+                </m:r>
+              </m:e>
+              <m:sup>
+                <m:r>
+                  <m:t>+</m:t>
+                </m:r>
+              </m:sup>
+            </m:sSup>
+            <m:r>
+              <m:t>)</m:t>
+            </m:r>
+          </m:e>
+        </m:d>
+        <m:r>
+          <m:t>+</m:t>
+        </m:r>
+        <m:r>
+          <m:rPr>
+            <m:sty m:val="p"/>
+          </m:rPr>
+          <m:t>max</m:t>
+        </m:r>
+        <m:d>
+          <m:dPr>
+            <m:begChr m:val="("/>
+            <m:endChr m:val=")"/>
+          </m:dPr>
+          <m:e>
+            <m:r>
+              <m:t>0</m:t>
+            </m:r>
+            <m:r>
+              <m:t>,</m:t>
+            </m:r>
+            <m:r>
+              <m:t>m</m:t>
+            </m:r>
+            <m:r>
+              <m:t>−</m:t>
+            </m:r>
+            <m:sSub>
+              <m:e>
+                <m:r>
+                  <m:t>s</m:t>
+                </m:r>
+              </m:e>
+              <m:sub>
+                <m:r>
+                  <m:t>θ</m:t>
+                </m:r>
+              </m:sub>
+            </m:sSub>
+            <m:r>
+              <m:t>(</m:t>
+            </m:r>
+            <m:r>
+              <m:t>q′</m:t>
+            </m:r>
+            <m:r>
+              <m:t>,</m:t>
+            </m:r>
+            <m:sSup>
+              <m:e>
+                <m:r>
+                  <m:t>d′</m:t>
+                </m:r>
+              </m:e>
+              <m:sup>
+                <m:r>
+                  <m:t>+</m:t>
+                </m:r>
+              </m:sup>
+            </m:sSup>
+            <m:r>
+              <m:t>)</m:t>
+            </m:r>
+            <m:r>
+              <m:t>+</m:t>
+            </m:r>
+            <m:sSub>
+              <m:e>
+                <m:r>
+                  <m:t>s</m:t>
+                </m:r>
+              </m:e>
+              <m:sub>
+                <m:r>
+                  <m:t>θ</m:t>
+                </m:r>
+              </m:sub>
+            </m:sSub>
+            <m:r>
+              <m:t>(</m:t>
+            </m:r>
+            <m:r>
+              <m:t>q′</m:t>
+            </m:r>
+            <m:r>
+              <m:t>,</m:t>
+            </m:r>
+            <m:sSup>
+              <m:e>
+                <m:r>
+                  <m:t>d</m:t>
+                </m:r>
+              </m:e>
+              <m:sup>
+                <m:r>
+                  <m:t>+</m:t>
+                </m:r>
+              </m:sup>
+            </m:sSup>
+            <m:r>
+              <m:t>)</m:t>
+            </m:r>
+          </m:e>
+        </m:d>
+      </m:oMath>
+      <w:r>
+        <w:rPr>
+          <w:rFonts w:ascii="Times New Roman" w:hAnsi="Times New Roman" w:eastAsia="宋体"/>
+          <w:sz w:val="24"/>
+        </w:rPr>
+        <w:tab/>
+        <w:t>（10）</w:t>
+      </w:r>
+    </w:p>
+    <w:p>
+      <w:pPr>
+        <w:pStyle w:val="Heading3"/>
+      </w:pPr>
+      <w:r>
+        <w:rPr>
+          <w:rFonts w:ascii="Times New Roman" w:hAnsi="Times New Roman" w:eastAsia="黑体"/>
+          <w:b/>
+          <w:sz w:val="28"/>
+        </w:rPr>
+        <w:t>3.1.4 本地 RAG 与多步 Agent 验证载体</w:t>
+      </w:r>
+    </w:p>
+    <w:p>
+      <w:pPr>
+        <w:ind w:firstLine="480" w:firstLineChars="200"/>
+        <w:spacing w:line="312" w:lineRule="auto"/>
+      </w:pPr>
       <w:r>
         <w:rPr>
           <w:rFonts w:ascii="Times New Roman" w:hAnsi="Times New Roman" w:eastAsia="宋体"/>
           <w:b w:val="0"/>
           <w:sz w:val="24"/>
         </w:rPr>
-        <w:t>。本课题可借鉴结构输出检查，但语法合法不能保证数值、条件和来源相符；装配依赖与回答事实应独立核验。</w:t>
+        <w:t>原型整合资料管理、核验调度、检索、证据装配与小模型回答。主任务用单轮问答验证；多步 Agent 检验条件补充后的重新查询与预算受限下的证据更新，固定查询、条件核对、证据装配、澄清和终止等动作，预设最大轮次与总 token 预算，不得未经用户同意修改其目标成分、工艺或容许范围，也不将执行器本身另算算法创新。逐轮保存问题条件、候选记录、版本与依赖、装配成本、模型引用和动作依据；用户补充要求后重新计算资格与证据包，不沿用已经失配的旧答案。模型、嵌入和索引本地运行，资料版本、分词器与工具版本可冻结；最终交付可运行方法与原型，评价仅服务于验证这些方法。</w:t>
       </w:r>
     </w:p>
     <w:p>
@@ -1442,7 +3857,7 @@
           <w:b/>
           <w:sz w:val="28"/>
         </w:rPr>
-        <w:t>2.4 核验调度与优化基础</w:t>
+        <w:t>3.2 研究方案</w:t>
       </w:r>
     </w:p>
     <w:p>
@@ -1456,1959 +3871,21 @@
           <w:b w:val="0"/>
           <w:sz w:val="24"/>
         </w:rPr>
-        <w:t>MinerU 为文献结构化提供解析入口</w:t>
-      </w:r>
-      <w:r>
-        <w:rPr>
-          <w:rFonts w:ascii="Times New Roman" w:hAnsi="Times New Roman" w:eastAsia="宋体"/>
-          <w:sz w:val="24"/>
-          <w:vertAlign w:val="superscript"/>
-        </w:rPr>
-        <w:fldChar w:fldCharType="begin"/>
-        <w:instrText xml:space="preserve"> REF _Ref_ref023 \h </w:instrText>
-        <w:fldChar w:fldCharType="separate"/>
-        <w:t xml:space="preserve">[23]</w:t>
-        <w:fldChar w:fldCharType="end"/>
-      </w:r>
+        <w:t>研究方案按“数据与来源绑定→核验动作定义与下游影响建模→预算核验及独立抽检→版本化知识库→固定检索召回→条件依赖闭包与多粒度装配→经任务蒸馏的小模型回答→多步 Agent 集成与来源留出验证”推进，核验维护与在线回答是两条相接但可独立替换的路径，不把人工核验偷偷放进无成本推理环节。两项方法改进分别对应式（1）至（4）的装配与式（5）（6）的调度，支撑工作对应式（7）至（10）的蒸馏与执行器。</w:t>
+      </w:r>
+    </w:p>
+    <w:p>
+      <w:pPr>
+        <w:ind w:firstLine="480" w:firstLineChars="200"/>
+        <w:spacing w:line="312" w:lineRule="auto"/>
+      </w:pPr>
       <w:r>
         <w:rPr>
           <w:rFonts w:ascii="Times New Roman" w:hAnsi="Times New Roman" w:eastAsia="宋体"/>
           <w:b w:val="0"/>
           <w:sz w:val="24"/>
         </w:rPr>
-        <w:t>，Grounded Verification 和 LitMOF 分别从推理核验和材料数据库核查说明检测与来源对照的重要性</w:t>
-      </w:r>
-      <w:r>
-        <w:rPr>
-          <w:rFonts w:ascii="Times New Roman" w:hAnsi="Times New Roman" w:eastAsia="宋体"/>
-          <w:sz w:val="24"/>
-          <w:vertAlign w:val="superscript"/>
-        </w:rPr>
-        <w:fldChar w:fldCharType="begin"/>
-        <w:instrText xml:space="preserve"> REF _Ref_ref024 \h </w:instrText>
-        <w:fldChar w:fldCharType="separate"/>
-        <w:t xml:space="preserve">[24]</w:t>
-        <w:fldChar w:fldCharType="end"/>
-      </w:r>
-      <w:r>
-        <w:rPr>
-          <w:rFonts w:ascii="Times New Roman" w:hAnsi="Times New Roman" w:eastAsia="宋体"/>
-          <w:sz w:val="24"/>
-          <w:vertAlign w:val="superscript"/>
-        </w:rPr>
-        <w:fldChar w:fldCharType="begin"/>
-        <w:instrText xml:space="preserve"> REF _Ref_ref025 \h </w:instrText>
-        <w:fldChar w:fldCharType="separate"/>
-        <w:t xml:space="preserve">[25]</w:t>
-        <w:fldChar w:fldCharType="end"/>
-      </w:r>
-      <w:r>
-        <w:rPr>
-          <w:rFonts w:ascii="Times New Roman" w:hAnsi="Times New Roman" w:eastAsia="宋体"/>
-          <w:b w:val="0"/>
-          <w:sz w:val="24"/>
-        </w:rPr>
-        <w:t>。其特定任务结论不能外推成所有材料记录都存在同样的错误比例。跨记录差异可生成疑点，未经原文和领域判断确认，不能直接标成抽取错误。</w:t>
-      </w:r>
-    </w:p>
-    <w:p>
-      <w:pPr>
-        <w:ind w:firstLine="480" w:firstLineChars="200"/>
-        <w:spacing w:line="312" w:lineRule="auto"/>
-      </w:pPr>
-      <w:r>
-        <w:rPr>
-          <w:rFonts w:ascii="Times New Roman" w:hAnsi="Times New Roman" w:eastAsia="宋体"/>
-          <w:b w:val="0"/>
-          <w:sz w:val="24"/>
-        </w:rPr>
-        <w:t>ActiveDP 研究主动学习与数据编程的结合</w:t>
-      </w:r>
-      <w:r>
-        <w:rPr>
-          <w:rFonts w:ascii="Times New Roman" w:hAnsi="Times New Roman" w:eastAsia="宋体"/>
-          <w:sz w:val="24"/>
-          <w:vertAlign w:val="superscript"/>
-        </w:rPr>
-        <w:fldChar w:fldCharType="begin"/>
-        <w:instrText xml:space="preserve"> REF _Ref_ref032 \h </w:instrText>
-        <w:fldChar w:fldCharType="separate"/>
-        <w:t xml:space="preserve">[32]</w:t>
-        <w:fldChar w:fldCharType="end"/>
-      </w:r>
-      <w:r>
-        <w:rPr>
-          <w:rFonts w:ascii="Times New Roman" w:hAnsi="Times New Roman" w:eastAsia="宋体"/>
-          <w:b w:val="0"/>
-          <w:sz w:val="24"/>
-        </w:rPr>
-        <w:t>，ConfBench 研究文档抽取置信度、校准和复核预算指标</w:t>
-      </w:r>
-      <w:r>
-        <w:rPr>
-          <w:rFonts w:ascii="Times New Roman" w:hAnsi="Times New Roman" w:eastAsia="宋体"/>
-          <w:sz w:val="24"/>
-          <w:vertAlign w:val="superscript"/>
-        </w:rPr>
-        <w:fldChar w:fldCharType="begin"/>
-        <w:instrText xml:space="preserve"> REF _Ref_ref039 \h </w:instrText>
-        <w:fldChar w:fldCharType="separate"/>
-        <w:t xml:space="preserve">[39]</w:t>
-        <w:fldChar w:fldCharType="end"/>
-      </w:r>
-      <w:r>
-        <w:rPr>
-          <w:rFonts w:ascii="Times New Roman" w:hAnsi="Times New Roman" w:eastAsia="宋体"/>
-          <w:b w:val="0"/>
-          <w:sz w:val="24"/>
-        </w:rPr>
-        <w:t>。这些工作说明弱标签、置信度筛选与有限人工预算已有方法基础；本课题拟改变的是核验对象与影响关系：由单条记录转为可能影响多条记录的共享文献字段和复核动作，不主张首次主动核验。</w:t>
-      </w:r>
-    </w:p>
-    <w:p>
-      <w:pPr>
-        <w:ind w:firstLine="480" w:firstLineChars="200"/>
-        <w:spacing w:line="312" w:lineRule="auto"/>
-      </w:pPr>
-      <w:r>
-        <w:rPr>
-          <w:rFonts w:ascii="Times New Roman" w:hAnsi="Times New Roman" w:eastAsia="宋体"/>
-          <w:b w:val="0"/>
-          <w:sz w:val="24"/>
-        </w:rPr>
-        <w:t>覆盖型集合优化具有成熟理论。Nemhauser 等给出特定基数约束下单调子模最大化的经典结果</w:t>
-      </w:r>
-      <w:r>
-        <w:rPr>
-          <w:rFonts w:ascii="Times New Roman" w:hAnsi="Times New Roman" w:eastAsia="宋体"/>
-          <w:sz w:val="24"/>
-          <w:vertAlign w:val="superscript"/>
-        </w:rPr>
-        <w:fldChar w:fldCharType="begin"/>
-        <w:instrText xml:space="preserve"> REF _Ref_ref033 \h </w:instrText>
-        <w:fldChar w:fldCharType="separate"/>
-        <w:t xml:space="preserve">[33]</w:t>
-        <w:fldChar w:fldCharType="end"/>
-      </w:r>
-      <w:r>
-        <w:rPr>
-          <w:rFonts w:ascii="Times New Roman" w:hAnsi="Times New Roman" w:eastAsia="宋体"/>
-          <w:b w:val="0"/>
-          <w:sz w:val="24"/>
-        </w:rPr>
-        <w:t>；S-RAG 将查询相关概念的加权覆盖用于 token 背包式上下文选择</w:t>
-      </w:r>
-      <w:r>
-        <w:rPr>
-          <w:rFonts w:ascii="Times New Roman" w:hAnsi="Times New Roman" w:eastAsia="宋体"/>
-          <w:sz w:val="24"/>
-          <w:vertAlign w:val="superscript"/>
-        </w:rPr>
-        <w:fldChar w:fldCharType="begin"/>
-        <w:instrText xml:space="preserve"> REF _Ref_ref034 \h </w:instrText>
-        <w:fldChar w:fldCharType="separate"/>
-        <w:t xml:space="preserve">[34]</w:t>
-        <w:fldChar w:fldCharType="end"/>
-      </w:r>
-      <w:r>
-        <w:rPr>
-          <w:rFonts w:ascii="Times New Roman" w:hAnsi="Times New Roman" w:eastAsia="宋体"/>
-          <w:b w:val="0"/>
-          <w:sz w:val="24"/>
-        </w:rPr>
-        <w:t>，所读 OpenReview 页面为投稿版本，不能写成已确认录用。标准覆盖目标可以作为本题代理，但加上版本互斥、共享依赖和实际预算后，不能直接沿用简单基数贪心的近似比。本课题将求解器与目标区分，数值检查只核验实现，不能替代数学证明或回答正确率验证。</w:t>
-      </w:r>
-    </w:p>
-    <w:p>
-      <w:pPr>
-        <w:pStyle w:val="Heading1"/>
-      </w:pPr>
-      <w:r>
-        <w:rPr>
-          <w:rFonts w:ascii="Times New Roman" w:hAnsi="Times New Roman" w:eastAsia="黑体"/>
-          <w:b/>
-          <w:sz w:val="30"/>
-        </w:rPr>
-        <w:t>3 研究内容、研究方案、时间安排</w:t>
-      </w:r>
-    </w:p>
-    <w:p>
-      <w:pPr>
-        <w:pStyle w:val="Heading2"/>
-      </w:pPr>
-      <w:r>
-        <w:rPr>
-          <w:rFonts w:ascii="Times New Roman" w:hAnsi="Times New Roman" w:eastAsia="黑体"/>
-          <w:b/>
-          <w:sz w:val="28"/>
-        </w:rPr>
-        <w:t>3.1 研究内容</w:t>
-      </w:r>
-    </w:p>
-    <w:p>
-      <w:pPr>
-        <w:ind w:firstLine="480" w:firstLineChars="200"/>
-        <w:spacing w:line="312" w:lineRule="auto"/>
-      </w:pPr>
-      <w:r>
-        <w:rPr>
-          <w:rFonts w:ascii="Times New Roman" w:hAnsi="Times New Roman" w:eastAsia="宋体"/>
-          <w:b w:val="0"/>
-          <w:sz w:val="24"/>
-        </w:rPr>
-        <w:t>研究以提升小模型材料文献问答的正确率为目标，包含两项拟方法改进和两项支撑工作。第一项为条件依赖闭包下的多粒度证据装配，解决“记录选进上下文但条件被压掉”的问题；第二项为下游影响驱动的核验调度，解决“有限人工时间按记录逐条分配效率低”的问题。支撑工作是基于完整证据包的小模型蒸馏，以及多步 Agent 原型。主要交付物是可运行模块和系统，不以构建通用基准或输出失效分析报告为课题定位。</w:t>
-      </w:r>
-    </w:p>
-    <w:p>
-      <w:pPr>
-        <w:pStyle w:val="Heading3"/>
-      </w:pPr>
-      <w:r>
-        <w:rPr>
-          <w:rFonts w:ascii="Times New Roman" w:hAnsi="Times New Roman" w:eastAsia="黑体"/>
-          <w:b/>
-          <w:sz w:val="28"/>
-        </w:rPr>
-        <w:t>3.1.1 条件依赖闭包下的多粒度证据装配</w:t>
-      </w:r>
-    </w:p>
-    <w:p>
-      <w:pPr>
-        <w:ind w:firstLine="480" w:firstLineChars="200"/>
-        <w:spacing w:line="312" w:lineRule="auto"/>
-      </w:pPr>
-      <w:r>
-        <w:rPr>
-          <w:rFonts w:ascii="Times New Roman" w:hAnsi="Times New Roman" w:eastAsia="宋体"/>
-          <w:b/>
-          <w:sz w:val="24"/>
-        </w:rPr>
-        <w:t>问题与表示。</w:t>
-      </w:r>
-      <w:r>
-        <w:rPr>
-          <w:rFonts w:ascii="Times New Roman" w:hAnsi="Times New Roman" w:eastAsia="宋体"/>
-          <w:b w:val="0"/>
-          <w:sz w:val="24"/>
-        </w:rPr>
-        <w:t xml:space="preserve"> 文献性能数值、单位、温度、工艺和来源可能分散在表格、表注与正文。记录 i 的表示版本 ℓ 可为来源原片段、条件绑定摘录或紧凑记录卡。每个版本必须经核验，不能默认较短版本保留了原文的全部价值。用 D_iℓ 表示解释该版本所需的依赖闭包，包括直接依赖及其继续依赖的字段；依赖项通过文献、表格、样品与性质标识绑定，不按相同字符串跨记录推断。</w:t>
-      </w:r>
-    </w:p>
-    <w:p>
-      <w:pPr>
-        <w:ind w:firstLine="480" w:firstLineChars="200"/>
-        <w:spacing w:line="312" w:lineRule="auto"/>
-      </w:pPr>
-      <w:r>
-        <w:rPr>
-          <w:rFonts w:ascii="Times New Roman" w:hAnsi="Times New Roman" w:eastAsia="宋体"/>
-          <w:b w:val="0"/>
-          <w:sz w:val="24"/>
-        </w:rPr>
-        <w:t>固定一个查询，把其需回答的可核验事实拆为 j。例如比较两个温度下的屈服强度，可拆成两项测量事实，每项都包含完整成分、状态、指标和测试条件。令 u_iℓj 为版本 iℓ 对事实 j 的非负支持效用：</w:t>
-      </w:r>
-    </w:p>
-    <w:p>
-      <w:pPr>
-        <w:ind w:firstLine="480" w:firstLineChars="200"/>
-        <w:spacing w:line="312" w:lineRule="auto"/>
-      </w:pPr>
-      <w:r>
-        <w:rPr>
-          <w:rFonts w:ascii="Times New Roman" w:hAnsi="Times New Roman" w:eastAsia="宋体"/>
-          <w:b w:val="0"/>
-          <w:sz w:val="24"/>
-        </w:rPr>
-        <w:t>u_iℓj = h_iℓj · s_φ(q, j, iℓ)。　（1）</w:t>
-      </w:r>
-    </w:p>
-    <w:p>
-      <w:pPr>
-        <w:ind w:firstLine="480" w:firstLineChars="200"/>
-        <w:spacing w:line="312" w:lineRule="auto"/>
-      </w:pPr>
-      <w:r>
-        <w:rPr>
-          <w:rFonts w:ascii="Times New Roman" w:hAnsi="Times New Roman" w:eastAsia="宋体"/>
-          <w:b w:val="0"/>
-          <w:sz w:val="24"/>
-        </w:rPr>
-        <w:t>其中 h_iℓj 为硬准入标记；必要条件已知冲突、来源无法对应或关键条件未知时，不将其作为该数值主张的直接支持。s_φ 为冻结规则或经训练与开发核验的相关支持评分，不是材料科学真实性概率。它在版本及其依赖完整可见的前提下评定，使用的问题、指标和必要原文信息不能被几项覆盖度数值替代。测试答案不进入效用计算。背景证据另行标识和计费，不能绕过直接支持的限制。</w:t>
-      </w:r>
-    </w:p>
-    <w:p>
-      <w:pPr>
-        <w:ind w:firstLine="480" w:firstLineChars="200"/>
-        <w:spacing w:line="312" w:lineRule="auto"/>
-      </w:pPr>
-      <w:r>
-        <w:rPr>
-          <w:rFonts w:ascii="Times New Roman" w:hAnsi="Times New Roman" w:eastAsia="宋体"/>
-          <w:b/>
-          <w:sz w:val="24"/>
-        </w:rPr>
-        <w:t>联合选择模型。</w:t>
-      </w:r>
-      <w:r>
-        <w:rPr>
-          <w:rFonts w:ascii="Times New Roman" w:hAnsi="Times New Roman" w:eastAsia="宋体"/>
-          <w:b w:val="0"/>
-          <w:sz w:val="24"/>
-        </w:rPr>
-        <w:t xml:space="preserve"> 令 x_iℓ 为是否选择记录 i 的版本 ℓ，z_a 为依赖项 a 是否进入上下文，均为二元变量。主目标与约束为：</w:t>
-      </w:r>
-    </w:p>
-    <w:p>
-      <w:pPr>
-        <w:ind w:firstLine="480" w:firstLineChars="200"/>
-        <w:spacing w:line="312" w:lineRule="auto"/>
-      </w:pPr>
-      <w:r>
-        <w:rPr>
-          <w:rFonts w:ascii="Times New Roman" w:hAnsi="Times New Roman" w:eastAsia="宋体"/>
-          <w:b w:val="0"/>
-          <w:sz w:val="24"/>
-        </w:rPr>
-        <w:t>最大化 F(x) = Σ_j w_j max({u_iℓj : x_iℓ = 1} ∪ {0})。　（2）</w:t>
-      </w:r>
-    </w:p>
-    <w:p>
-      <w:pPr>
-        <w:ind w:firstLine="480" w:firstLineChars="200"/>
-        <w:spacing w:line="312" w:lineRule="auto"/>
-      </w:pPr>
-      <w:r>
-        <w:rPr>
-          <w:rFonts w:ascii="Times New Roman" w:hAnsi="Times New Roman" w:eastAsia="宋体"/>
-          <w:b w:val="0"/>
-          <w:sz w:val="24"/>
-        </w:rPr>
-        <w:t>Σ_ℓ x_iℓ ≤ 1；x_iℓ ≤ z_a，对每个 a ∈ D_iℓ。　（3）</w:t>
-      </w:r>
-    </w:p>
-    <w:p>
-      <w:pPr>
-        <w:ind w:firstLine="480" w:firstLineChars="200"/>
-        <w:spacing w:line="312" w:lineRule="auto"/>
-      </w:pPr>
-      <w:r>
-        <w:rPr>
-          <w:rFonts w:ascii="Times New Roman" w:hAnsi="Times New Roman" w:eastAsia="宋体"/>
-          <w:b w:val="0"/>
-          <w:sz w:val="24"/>
-        </w:rPr>
-        <w:t>Σ_iℓ c_iℓ x_iℓ + Σ_a d_a z_a ≤ B。　（4）</w:t>
-      </w:r>
-    </w:p>
-    <w:p>
-      <w:pPr>
-        <w:ind w:firstLine="480" w:firstLineChars="200"/>
-        <w:spacing w:line="312" w:lineRule="auto"/>
-      </w:pPr>
-      <w:r>
-        <w:rPr>
-          <w:rFonts w:ascii="Times New Roman" w:hAnsi="Times New Roman" w:eastAsia="宋体"/>
-          <w:b w:val="0"/>
-          <w:sz w:val="24"/>
-        </w:rPr>
-        <w:t>w_j 为预先固定并归一的需求权重，B 为预留系统提示、问题和输出空间后的证据预算。c_iℓ 为版本本体的token成本，d_a 为依赖块的token成本，本体与依赖内容不重复计费。共享表注只有在来源、作用范围和样品绑定已经确认时才复用一次，并为每条记录保留明确引用。压缩若丢失必需依赖，则该版本不具备直接支持资格，不能靠较低成本获选。</w:t>
-      </w:r>
-    </w:p>
-    <w:p>
-      <w:pPr>
-        <w:ind w:firstLine="480" w:firstLineChars="200"/>
-        <w:spacing w:line="312" w:lineRule="auto"/>
-      </w:pPr>
-      <w:r>
-        <w:rPr>
-          <w:rFonts w:ascii="Times New Roman" w:hAnsi="Times New Roman" w:eastAsia="宋体"/>
-          <w:b w:val="0"/>
-          <w:sz w:val="24"/>
-        </w:rPr>
-        <w:t>式（2）使重复材料不能反复累加同一事实的价值；式（3）保证选数值时同时选入必要条件；式（4）允许共享依赖的成本摊销。不同记录可分别支持不同事实，但不能把一条温度相符、一条工艺相符的记录拼成一条不存在的联合观测。精确点值查询不用区间长度作分母；只在问题明确允许、且协议核验的情况下作近似匹配，并保留真实观测条件，不将相近温度的性质改写成目标温度实测。</w:t>
-      </w:r>
-    </w:p>
-    <w:p>
-      <w:pPr>
-        <w:ind w:firstLine="480" w:firstLineChars="200"/>
-        <w:spacing w:line="312" w:lineRule="auto"/>
-      </w:pPr>
-      <w:r>
-        <w:rPr>
-          <w:rFonts w:ascii="Times New Roman" w:hAnsi="Times New Roman" w:eastAsia="宋体"/>
-          <w:b/>
-          <w:sz w:val="24"/>
-        </w:rPr>
-        <w:t>求解与运行。</w:t>
-      </w:r>
-      <w:r>
-        <w:rPr>
-          <w:rFonts w:ascii="Times New Roman" w:hAnsi="Times New Roman" w:eastAsia="宋体"/>
-          <w:b w:val="0"/>
-          <w:sz w:val="24"/>
-        </w:rPr>
-        <w:t xml:space="preserve"> 候选池先由固定检索器召回。小候选池使用整数规划或穷举作参考，明确线性化中事实到版本的支持分配；限时求解必须报告可行解、上界与缺口，不能把超时解称为最优。部署方案以边际效用除以新增闭包成本构造候选，再作有限版本替换与记录交换；新增成本只计尚未选入的依赖。候选窗口、时间上限、重排次数与交换次数在开发阶段冻结。</w:t>
-      </w:r>
-    </w:p>
-    <w:p>
-      <w:pPr>
-        <w:ind w:firstLine="480" w:firstLineChars="200"/>
-        <w:spacing w:line="312" w:lineRule="auto"/>
-      </w:pPr>
-      <w:r>
-        <w:rPr>
-          <w:rFonts w:ascii="Times New Roman" w:hAnsi="Times New Roman" w:eastAsia="宋体"/>
-          <w:b w:val="0"/>
-          <w:sz w:val="24"/>
-        </w:rPr>
-        <w:t>块成本的求和是规划口径，最终上下文用真实分词器完整复算，包含分隔符、记录引用与来源信息；超预算时退回较短的合法版本或重新选择并重验闭包，不直接从尾部截断条件。首次预处理成本、评分、搜索和修复均计入端到端耗时。有限搜索找不到完整证据包只表示预算内未找到，不等于库中无数据或材料无解。</w:t>
-      </w:r>
-    </w:p>
-    <w:p>
-      <w:pPr>
-        <w:ind w:firstLine="480" w:firstLineChars="200"/>
-        <w:spacing w:line="312" w:lineRule="auto"/>
-      </w:pPr>
-      <w:r>
-        <w:rPr>
-          <w:rFonts w:ascii="Times New Roman" w:hAnsi="Times New Roman" w:eastAsia="宋体"/>
-          <w:b/>
-          <w:sz w:val="24"/>
-        </w:rPr>
-        <w:t>性质与贡献边界。</w:t>
-      </w:r>
-      <w:r>
-        <w:rPr>
-          <w:rFonts w:ascii="Times New Roman" w:hAnsi="Times New Roman" w:eastAsia="宋体"/>
-          <w:b w:val="0"/>
-          <w:sz w:val="24"/>
-        </w:rPr>
-        <w:t xml:space="preserve"> 对固定非负 u，单独的加权最大覆盖目标具有单调与边际收益递减性质，因为加入一个版本的增益为各事实尚未被覆盖的正差值；这是已有覆盖结构，不主张新定理。版本互斥、共享闭包成本及额外约束改变了可行域，本课题不声称部署启发式必有 1−1/e 保证。拟增量是记录粒度、依赖关系与成本的联合计算，应以同字段的强基线和分项消融证明。</w:t>
-      </w:r>
-    </w:p>
-    <w:p>
-      <w:pPr>
-        <w:pStyle w:val="Heading3"/>
-      </w:pPr>
-      <w:r>
-        <w:rPr>
-          <w:rFonts w:ascii="Times New Roman" w:hAnsi="Times New Roman" w:eastAsia="黑体"/>
-          <w:b/>
-          <w:sz w:val="28"/>
-        </w:rPr>
-        <w:t>3.1.2 下游影响驱动的核验调度（工程支撑）</w:t>
-      </w:r>
-    </w:p>
-    <w:p>
-      <w:pPr>
-        <w:ind w:firstLine="480" w:firstLineChars="200"/>
-        <w:spacing w:line="312" w:lineRule="auto"/>
-      </w:pPr>
-      <w:r>
-        <w:rPr>
-          <w:rFonts w:ascii="Times New Roman" w:hAnsi="Times New Roman" w:eastAsia="宋体"/>
-          <w:b/>
-          <w:sz w:val="24"/>
-        </w:rPr>
-        <w:t>问题与核验单位。</w:t>
-      </w:r>
-      <w:r>
-        <w:rPr>
-          <w:rFonts w:ascii="Times New Roman" w:hAnsi="Times New Roman" w:eastAsia="宋体"/>
-          <w:b w:val="0"/>
-          <w:sz w:val="24"/>
-        </w:rPr>
-        <w:t xml:space="preserve"> 全文抽取结果既可能有单行错误，也可能有共享表头、表注或工艺段落的错误。一次核验共享单位可能帮助确认多条记录，其价值不能只按某一行的置信度衡量。核验动作 a 定义为查看特定来源位置、核对明确字段及其影响范围；不把“重新运行整个模型”与一次人工查看混成同成本动作。</w:t>
-      </w:r>
-    </w:p>
-    <w:p>
-      <w:pPr>
-        <w:ind w:firstLine="480" w:firstLineChars="200"/>
-        <w:spacing w:line="312" w:lineRule="auto"/>
-      </w:pPr>
-      <w:r>
-        <w:rPr>
-          <w:rFonts w:ascii="Times New Roman" w:hAnsi="Times New Roman" w:eastAsia="宋体"/>
-          <w:b w:val="0"/>
-          <w:sz w:val="24"/>
-        </w:rPr>
-        <w:t>令 p_i ∈ [0,1] 为记录 i 有误的估计，v_i ≥ 0 为其在冻结工作负载下的下游影响权重，r_ai ∈ [0,1] 为动作 a 对确认或处理该记录疑点的预计帮助，t_a &gt; 0 为动作时间。拟选择动作集合 A：</w:t>
-      </w:r>
-    </w:p>
-    <w:p>
-      <w:pPr>
-        <w:ind w:firstLine="480" w:firstLineChars="200"/>
-        <w:spacing w:line="312" w:lineRule="auto"/>
-      </w:pPr>
-      <w:r>
-        <w:rPr>
-          <w:rFonts w:ascii="Times New Roman" w:hAnsi="Times New Roman" w:eastAsia="宋体"/>
-          <w:b w:val="0"/>
-          <w:sz w:val="24"/>
-        </w:rPr>
-        <w:t>最大化 G(A) = Σ_i v_i p_i max({r_ai : a ∈ A} ∪ {0})。　（5）</w:t>
-      </w:r>
-    </w:p>
-    <w:p>
-      <w:pPr>
-        <w:ind w:firstLine="480" w:firstLineChars="200"/>
-        <w:spacing w:line="312" w:lineRule="auto"/>
-      </w:pPr>
-      <w:r>
-        <w:rPr>
-          <w:rFonts w:ascii="Times New Roman" w:hAnsi="Times New Roman" w:eastAsia="宋体"/>
-          <w:b w:val="0"/>
-          <w:sz w:val="24"/>
-        </w:rPr>
-        <w:t>Σ_{a∈A} t_a ≤ H。　（6）</w:t>
-      </w:r>
-    </w:p>
-    <w:p>
-      <w:pPr>
-        <w:ind w:firstLine="480" w:firstLineChars="200"/>
-        <w:spacing w:line="312" w:lineRule="auto"/>
-      </w:pPr>
-      <w:r>
-        <w:rPr>
-          <w:rFonts w:ascii="Times New Roman" w:hAnsi="Times New Roman" w:eastAsia="宋体"/>
-          <w:b w:val="0"/>
-          <w:sz w:val="24"/>
-        </w:rPr>
-        <w:t>H 为总核验预算扣除预留独立抽检后的调度预算，两部分成本分别记录。式（5）按共享依赖传播作用范围，用最大帮助避免同一疑点被重复计功；它是预计核验收益代理，不是已经证明的真实错误减少量，也没有假定所有动作效果独立。两次动作只有联合才有帮助的互补情况，首版将其定义为一个具有完整成本的复合动作；不把不可加协同偷算为单步收益。</w:t>
-      </w:r>
-    </w:p>
-    <w:p>
-      <w:pPr>
-        <w:ind w:firstLine="480" w:firstLineChars="200"/>
-        <w:spacing w:line="312" w:lineRule="auto"/>
-      </w:pPr>
-      <w:r>
-        <w:rPr>
-          <w:rFonts w:ascii="Times New Roman" w:hAnsi="Times New Roman" w:eastAsia="宋体"/>
-          <w:b/>
-          <w:sz w:val="24"/>
-        </w:rPr>
-        <w:t>参数来源。</w:t>
-      </w:r>
-      <w:r>
-        <w:rPr>
-          <w:rFonts w:ascii="Times New Roman" w:hAnsi="Times New Roman" w:eastAsia="宋体"/>
-          <w:b w:val="0"/>
-          <w:sz w:val="24"/>
-        </w:rPr>
-        <w:t xml:space="preserve"> p_i 由训练资料内的人工核验记录与抽取特征估计并在开发集校准；置信度不能直接当真值。v_i 来自预先指定的查询类型与依赖关系，不使用最终测试题的答案、错误或查询日志反向调度。r_ai 首版优先表示动作能核验哪些字段及记录的结构化范围，效果大小经先导复核估计；t_a 由真实计时估计，先导资料缺失时只能报告计划，不能给出节省比例。</w:t>
-      </w:r>
-    </w:p>
-    <w:p>
-      <w:pPr>
-        <w:ind w:firstLine="480" w:firstLineChars="200"/>
-        <w:spacing w:line="312" w:lineRule="auto"/>
-      </w:pPr>
-      <w:r>
-        <w:rPr>
-          <w:rFonts w:ascii="Times New Roman" w:hAnsi="Times New Roman" w:eastAsia="宋体"/>
-          <w:b w:val="0"/>
-          <w:sz w:val="24"/>
-        </w:rPr>
-        <w:t>用边际 G 增量与时间成本比构造动作队列，并作有限交换。核验后更新已知字段与未决疑点，产生新队列；更新规则预先固定。结构可解析、数值异常或跨记录差异只能触发检查，不能自动证明原文错误。来源未知、比例基准不明等状态进入待核验区，不擅自归一或补值；同一粗条件下不同性质值可能来自未记录状态差异，不能未经核实删除。</w:t>
-      </w:r>
-    </w:p>
-    <w:p>
-      <w:pPr>
-        <w:ind w:firstLine="480" w:firstLineChars="200"/>
-        <w:spacing w:line="312" w:lineRule="auto"/>
-      </w:pPr>
-      <w:r>
-        <w:rPr>
-          <w:rFonts w:ascii="Times New Roman" w:hAnsi="Times New Roman" w:eastAsia="宋体"/>
-          <w:b/>
-          <w:sz w:val="24"/>
-        </w:rPr>
-        <w:t>漏检与收益验证。</w:t>
-      </w:r>
-      <w:r>
-        <w:rPr>
-          <w:rFonts w:ascii="Times New Roman" w:hAnsi="Times New Roman" w:eastAsia="宋体"/>
-          <w:b w:val="0"/>
-          <w:sz w:val="24"/>
-        </w:rPr>
-        <w:t xml:space="preserve"> 总核验预算中预留独立抽检部分，再确定式（6）的H，随机抽取自动通过和低优先级记录，不仅查看调度器选中的疑点。按抽样概率估计误放行并报告区间，不能用选择性复核样本外推全库错误率。核验动作同时报告“发现问题”与“确认修复”，不能以疑点数冒充检出真错。对照逐条不确定性、随机动作和只看影响范围等方法，按同等真实核验时间比较真实错误处理及后续问答表现。</w:t>
-      </w:r>
-    </w:p>
-    <w:p>
-      <w:pPr>
-        <w:ind w:firstLine="480" w:firstLineChars="200"/>
-        <w:spacing w:line="312" w:lineRule="auto"/>
-      </w:pPr>
-      <w:r>
-        <w:rPr>
-          <w:rFonts w:ascii="Times New Roman" w:hAnsi="Times New Roman" w:eastAsia="宋体"/>
-          <w:b w:val="0"/>
-          <w:sz w:val="24"/>
-        </w:rPr>
-        <w:t>这项方法是可执行的队列调度与状态更新模块，既可用于维护知识库，也可用于构造可靠教学资料。它沿用已有预算覆盖与人工复核思想，拟改动集中在字段依赖、动作粒度和下游影响，不能靠写出一个加权式就预设创新成立。</w:t>
-      </w:r>
-    </w:p>
-    <w:p>
-      <w:pPr>
-        <w:pStyle w:val="Heading3"/>
-      </w:pPr>
-      <w:r>
-        <w:rPr>
-          <w:rFonts w:ascii="Times New Roman" w:hAnsi="Times New Roman" w:eastAsia="黑体"/>
-          <w:b/>
-          <w:sz w:val="28"/>
-        </w:rPr>
-        <w:t>3.1.3 条件变化一致的证据使用联合蒸馏</w:t>
-      </w:r>
-    </w:p>
-    <w:p>
-      <w:pPr>
-        <w:ind w:firstLine="480" w:firstLineChars="200"/>
-        <w:spacing w:line="312" w:lineRule="auto"/>
-      </w:pPr>
-      <w:r>
-        <w:rPr>
-          <w:rFonts w:ascii="Times New Roman" w:hAnsi="Times New Roman" w:eastAsia="宋体"/>
-          <w:b/>
-          <w:sz w:val="24"/>
-        </w:rPr>
-        <w:t>训练对象。</w:t>
-      </w:r>
-      <w:r>
-        <w:rPr>
-          <w:rFonts w:ascii="Times New Roman" w:hAnsi="Times New Roman" w:eastAsia="宋体"/>
-          <w:b w:val="0"/>
-          <w:sz w:val="24"/>
-        </w:rPr>
-        <w:t xml:space="preserve"> 学生需要同时学会三件事：在给定证据上组织有依据的答案、在候选池中把适配当前条件的记录排在前面、以及在问题条件改变时相应改变上述偏好。若只训练第一项，学生学到的是"引用某条记录"，而非"判断哪条记录适用于当前条件"；材料问答的失效多属后者。</w:t>
-      </w:r>
-    </w:p>
-    <w:p>
-      <w:pPr>
-        <w:ind w:firstLine="480" w:firstLineChars="200"/>
-        <w:spacing w:line="312" w:lineRule="auto"/>
-      </w:pPr>
-      <w:r>
-        <w:rPr>
-          <w:rFonts w:ascii="Times New Roman" w:hAnsi="Times New Roman" w:eastAsia="宋体"/>
-          <w:b/>
-          <w:sz w:val="24"/>
-        </w:rPr>
-        <w:t>最小实现。</w:t>
-      </w:r>
-      <w:r>
-        <w:rPr>
-          <w:rFonts w:ascii="Times New Roman" w:hAnsi="Times New Roman" w:eastAsia="宋体"/>
-          <w:b w:val="0"/>
-          <w:sz w:val="24"/>
-        </w:rPr>
-        <w:t xml:space="preserve"> 固定候选记录池 D(q)，为学生配置轻量重排头，其对问题 q 与记录 d 的评分为 s_θ(q,d)。训练目标为三项相加：</w:t>
-      </w:r>
-    </w:p>
-    <w:p>
-      <w:pPr>
-        <w:ind w:firstLine="480" w:firstLineChars="200"/>
-        <w:spacing w:line="312" w:lineRule="auto"/>
-      </w:pPr>
-      <w:r>
-        <w:rPr>
-          <w:rFonts w:ascii="Times New Roman" w:hAnsi="Times New Roman" w:eastAsia="宋体"/>
-          <w:b w:val="0"/>
-          <w:sz w:val="24"/>
-        </w:rPr>
-        <w:t>L = L_SFT + λ_r · L_rank + λ_c · L_cond</w:t>
-      </w:r>
-    </w:p>
-    <w:p>
-      <w:pPr>
-        <w:ind w:firstLine="480" w:firstLineChars="200"/>
-        <w:spacing w:line="312" w:lineRule="auto"/>
-      </w:pPr>
-      <w:r>
-        <w:rPr>
-          <w:rFonts w:ascii="Times New Roman" w:hAnsi="Times New Roman" w:eastAsia="宋体"/>
-          <w:b w:val="0"/>
-          <w:sz w:val="24"/>
-        </w:rPr>
-        <w:t>监督项沿用完整证据包构造：</w:t>
-      </w:r>
-    </w:p>
-    <w:p>
-      <w:pPr>
-        <w:ind w:firstLine="480" w:firstLineChars="200"/>
-        <w:spacing w:line="312" w:lineRule="auto"/>
-      </w:pPr>
-      <w:r>
-        <w:rPr>
-          <w:rFonts w:ascii="Times New Roman" w:hAnsi="Times New Roman" w:eastAsia="宋体"/>
-          <w:b w:val="0"/>
-          <w:sz w:val="24"/>
-        </w:rPr>
-        <w:t>L_SFT(θ) = − Σ_(q,E,y) Σ_t log π_θ(y_t | q, E, y_{&lt;t})</w:t>
-      </w:r>
-    </w:p>
-    <w:p>
-      <w:pPr>
-        <w:ind w:firstLine="480" w:firstLineChars="200"/>
-        <w:spacing w:line="312" w:lineRule="auto"/>
-      </w:pPr>
-      <w:r>
-        <w:rPr>
-          <w:rFonts w:ascii="Times New Roman" w:hAnsi="Times New Roman" w:eastAsia="宋体"/>
-          <w:b w:val="0"/>
-          <w:sz w:val="24"/>
-        </w:rPr>
-        <w:t>其中 E 含版本文本、可回溯的依赖引用与缺失状态，y 含答案、所用记录与适用范围。排序项在候选池上做列表排序：</w:t>
-      </w:r>
-    </w:p>
-    <w:p>
-      <w:pPr>
-        <w:ind w:firstLine="480" w:firstLineChars="200"/>
-        <w:spacing w:line="312" w:lineRule="auto"/>
-      </w:pPr>
-      <w:r>
-        <w:rPr>
-          <w:rFonts w:ascii="Times New Roman" w:hAnsi="Times New Roman" w:eastAsia="宋体"/>
-          <w:b w:val="0"/>
-          <w:sz w:val="24"/>
-        </w:rPr>
-        <w:t>L_rank = − log( exp(s_θ(q,d⁺)/τ) / Σ_{d∈D(q)} exp(s_θ(q,d)/τ) )</w:t>
-      </w:r>
-    </w:p>
-    <w:p>
-      <w:pPr>
-        <w:ind w:firstLine="480" w:firstLineChars="200"/>
-        <w:spacing w:line="312" w:lineRule="auto"/>
-      </w:pPr>
-      <w:r>
-        <w:rPr>
-          <w:rFonts w:ascii="Times New Roman" w:hAnsi="Times New Roman" w:eastAsia="宋体"/>
-          <w:b w:val="0"/>
-          <w:sz w:val="24"/>
-        </w:rPr>
-        <w:t>条件一致项由两个方向组成，要求学生随条件改变翻转偏好：</w:t>
-      </w:r>
-    </w:p>
-    <w:p>
-      <w:pPr>
-        <w:ind w:firstLine="480" w:firstLineChars="200"/>
-        <w:spacing w:line="312" w:lineRule="auto"/>
-      </w:pPr>
-      <w:r>
-        <w:rPr>
-          <w:rFonts w:ascii="Times New Roman" w:hAnsi="Times New Roman" w:eastAsia="宋体"/>
-          <w:b w:val="0"/>
-          <w:sz w:val="24"/>
-        </w:rPr>
-        <w:t>L_cond = max(0, m − s_θ(q,d⁺) + s_θ(q,d′⁺))</w:t>
-      </w:r>
-    </w:p>
-    <w:p>
-      <w:pPr>
-        <w:ind w:left="480"/>
-      </w:pPr>
-      <w:r>
-        <w:rPr>
-          <w:rFonts w:ascii="Times New Roman" w:hAnsi="Times New Roman" w:eastAsia="宋体"/>
-          <w:sz w:val="24"/>
-        </w:rPr>
-        <w:t xml:space="preserve">— </w:t>
-      </w:r>
-      <w:r>
-        <w:rPr>
-          <w:rFonts w:ascii="Times New Roman" w:hAnsi="Times New Roman" w:eastAsia="宋体"/>
-          <w:b w:val="0"/>
-          <w:sz w:val="24"/>
-        </w:rPr>
-        <w:t>max(0, m − s_θ(q′,d′⁺) + s_θ(q′,d⁺))</w:t>
-      </w:r>
-    </w:p>
-    <w:p>
-      <w:pPr>
-        <w:ind w:firstLine="480" w:firstLineChars="200"/>
-        <w:spacing w:line="312" w:lineRule="auto"/>
-      </w:pPr>
-      <w:r>
-        <w:rPr>
-          <w:rFonts w:ascii="Times New Roman" w:hAnsi="Times New Roman" w:eastAsia="宋体"/>
-          <w:b/>
-          <w:sz w:val="24"/>
-        </w:rPr>
-        <w:t>实现须固定的细节。</w:t>
-      </w:r>
-      <w:r>
-        <w:rPr>
-          <w:rFonts w:ascii="Times New Roman" w:hAnsi="Times New Roman" w:eastAsia="宋体"/>
-          <w:b w:val="0"/>
-          <w:sz w:val="24"/>
-        </w:rPr>
-        <w:t xml:space="preserve"> 以下各项须在开题阶段明确，否则目标函数停留在纸面：s_θ 是实现为独立 LoRA 重排头，还是生成模型内部的结构化排序输出，二者训练代价与推理路径不同；候选池是否固定，固定可保证不同方法可比，动态则更接近部署形态；负例如何采样，从同成分其他条件记录中取还是从全局随机取；τ、m、λ_r、λ_c 如何确定，须在开发集冻结而非在测试集调优；排序损失与答案损失的样本与 token 预算如何配比。</w:t>
-      </w:r>
-    </w:p>
-    <w:p>
-      <w:pPr>
-        <w:ind w:firstLine="480" w:firstLineChars="200"/>
-        <w:spacing w:line="312" w:lineRule="auto"/>
-      </w:pPr>
-      <w:r>
-        <w:rPr>
-          <w:rFonts w:ascii="Times New Roman" w:hAnsi="Times New Roman" w:eastAsia="宋体"/>
-          <w:b/>
-          <w:sz w:val="24"/>
-        </w:rPr>
-        <w:t>样本构造。</w:t>
-      </w:r>
-      <w:r>
-        <w:rPr>
-          <w:rFonts w:ascii="Times New Roman" w:hAnsi="Times New Roman" w:eastAsia="宋体"/>
-          <w:b w:val="0"/>
-          <w:sz w:val="24"/>
-        </w:rPr>
-        <w:t xml:space="preserve"> 条件变化配对须满足：两条记录同时存在、只差一个条件、且各自真实。对主线数据的统计为：四要素齐全记录一千二百零五条；同成分且温度不同者二千零一十五对；最严口径下（工艺与试验类型亦相同）一千三百零三对。该规模足以支撑成对训练。</w:t>
-      </w:r>
-    </w:p>
-    <w:p>
-      <w:pPr>
-        <w:ind w:firstLine="480" w:firstLineChars="200"/>
-        <w:spacing w:line="312" w:lineRule="auto"/>
-      </w:pPr>
-      <w:r>
-        <w:rPr>
-          <w:rFonts w:ascii="Times New Roman" w:hAnsi="Times New Roman" w:eastAsia="宋体"/>
-          <w:b/>
-          <w:sz w:val="24"/>
-        </w:rPr>
-        <w:t>边界。</w:t>
-      </w:r>
-      <w:r>
-        <w:rPr>
-          <w:rFonts w:ascii="Times New Roman" w:hAnsi="Times New Roman" w:eastAsia="宋体"/>
-          <w:b w:val="0"/>
-          <w:sz w:val="24"/>
-        </w:rPr>
-        <w:t xml:space="preserve"> 第一，只有候选池同时含匹配与不匹配记录时才构造偏好翻转；新条件下无对应证据时，标签为证据不足，不制造虚假正例。第二，温差接近不等于性能可互换，不据此标注训练真值。第三，若两个问题本可由同一记录支持，不强制翻转。第四，教师只在训练资料上示范，操作说明简短可核验，必要时人工修正；模型同意、长推理与多次生成一致均不构成科学真值。</w:t>
-      </w:r>
-    </w:p>
-    <w:p>
-      <w:pPr>
-        <w:ind w:firstLine="480" w:firstLineChars="200"/>
-        <w:spacing w:line="312" w:lineRule="auto"/>
-      </w:pPr>
-      <w:r>
-        <w:rPr>
-          <w:rFonts w:ascii="Times New Roman" w:hAnsi="Times New Roman" w:eastAsia="宋体"/>
-          <w:b/>
-          <w:sz w:val="24"/>
-        </w:rPr>
-        <w:t>消融。</w:t>
-      </w:r>
-      <w:r>
-        <w:rPr>
-          <w:rFonts w:ascii="Times New Roman" w:hAnsi="Times New Roman" w:eastAsia="宋体"/>
-          <w:b w:val="0"/>
-          <w:sz w:val="24"/>
-        </w:rPr>
-        <w:t xml:space="preserve"> 五组：仅答案 SFT；答案 SFT 加普通排序蒸馏；答案 SFT 加条件一致损失；完整目标；逐项去掉温度、工艺、试验类型三个条件字段之一。第五组用于判断哪类条件最难学，为档案条件字段的取舍提供依据。</w:t>
-      </w:r>
-    </w:p>
-    <w:p>
-      <w:pPr>
-        <w:pStyle w:val="Heading3"/>
-      </w:pPr>
-      <w:r>
-        <w:rPr>
-          <w:rFonts w:ascii="Times New Roman" w:hAnsi="Times New Roman" w:eastAsia="黑体"/>
-          <w:b/>
-          <w:sz w:val="28"/>
-        </w:rPr>
-        <w:t>3.1.4 本地 RAG 与多步 Agent 验证载体</w:t>
-      </w:r>
-    </w:p>
-    <w:p>
-      <w:pPr>
-        <w:ind w:firstLine="480" w:firstLineChars="200"/>
-        <w:spacing w:line="312" w:lineRule="auto"/>
-      </w:pPr>
-      <w:r>
-        <w:rPr>
-          <w:rFonts w:ascii="Times New Roman" w:hAnsi="Times New Roman" w:eastAsia="宋体"/>
-          <w:b w:val="0"/>
-          <w:sz w:val="24"/>
-        </w:rPr>
-        <w:t>原型整合资料管理、核验调度、检索、证据装配和小模型回答。主任务可用单轮问答验证；多步 Agent 用于检验条件补充后的重新查询和预算受限下的证据更新，不宣称单轮无法检验任何冲突处置，也不将执行器本身另算算法创新。</w:t>
-      </w:r>
-    </w:p>
-    <w:p>
-      <w:pPr>
-        <w:ind w:firstLine="480" w:firstLineChars="200"/>
-        <w:spacing w:line="312" w:lineRule="auto"/>
-      </w:pPr>
-      <w:r>
-        <w:rPr>
-          <w:rFonts w:ascii="Times New Roman" w:hAnsi="Times New Roman" w:eastAsia="宋体"/>
-          <w:b w:val="0"/>
-          <w:sz w:val="24"/>
-        </w:rPr>
-        <w:t>固定查询、条件核对、证据装配、澄清和终止等动作，预设最大轮次与总token预算；不得未经用户同意修改其目标成分、工艺或容许范围。核验调度是后台维护模块，不能让测试中人工即时纠正答案而不计成本。若研究运行时查证，则所有方法共享同样查证动作与预算，并单列结果。</w:t>
-      </w:r>
-    </w:p>
-    <w:p>
-      <w:pPr>
-        <w:ind w:firstLine="480" w:firstLineChars="200"/>
-        <w:spacing w:line="312" w:lineRule="auto"/>
-      </w:pPr>
-      <w:r>
-        <w:rPr>
-          <w:rFonts w:ascii="Times New Roman" w:hAnsi="Times New Roman" w:eastAsia="宋体"/>
-          <w:b w:val="0"/>
-          <w:sz w:val="24"/>
-        </w:rPr>
-        <w:t>逐轮保存问题条件、候选记录、版本与依赖、装配成本、模型引用和动作依据。用户补充要求后重新计算资格与证据包，不沿用已经失配的旧答案。模型、嵌入和索引本地运行，资料版本、分词器和工具版本可冻结。最终交付可运行方法与原型，评价仅服务于验证这些方法。</w:t>
-      </w:r>
-    </w:p>
-    <w:p>
-      <w:pPr>
-        <w:pStyle w:val="Heading2"/>
-      </w:pPr>
-      <w:r>
-        <w:rPr>
-          <w:rFonts w:ascii="Times New Roman" w:hAnsi="Times New Roman" w:eastAsia="黑体"/>
-          <w:b/>
-          <w:sz w:val="28"/>
-        </w:rPr>
-        <w:t>3.2 研究方案</w:t>
-      </w:r>
-    </w:p>
-    <w:p>
-      <w:pPr>
-        <w:ind w:firstLine="480" w:firstLineChars="200"/>
-        <w:spacing w:line="312" w:lineRule="auto"/>
-      </w:pPr>
-      <w:r>
-        <w:rPr>
-          <w:rFonts w:ascii="Times New Roman" w:hAnsi="Times New Roman" w:eastAsia="宋体"/>
-          <w:b/>
-          <w:sz w:val="24"/>
-        </w:rPr>
-        <w:t>（一）拟创新点及其证据要求</w:t>
-      </w:r>
-    </w:p>
-    <w:p>
-      <w:pPr>
-        <w:ind w:firstLine="480" w:firstLineChars="200"/>
-        <w:spacing w:line="312" w:lineRule="auto"/>
-      </w:pPr>
-      <w:r>
-        <w:rPr>
-          <w:rFonts w:ascii="Times New Roman" w:hAnsi="Times New Roman" w:eastAsia="宋体"/>
-          <w:b/>
-          <w:sz w:val="24"/>
-        </w:rPr>
-        <w:t>拟创新点一：条件依赖闭包下的多粒度证据装配。</w:t>
-      </w:r>
-      <w:r>
-        <w:rPr>
-          <w:rFonts w:ascii="Times New Roman" w:hAnsi="Times New Roman" w:eastAsia="宋体"/>
-          <w:b w:val="0"/>
-          <w:sz w:val="24"/>
-        </w:rPr>
-        <w:t xml:space="preserve"> 在成熟压缩与预算选择框架</w:t>
-      </w:r>
-      <w:r>
-        <w:rPr>
-          <w:rFonts w:ascii="Times New Roman" w:hAnsi="Times New Roman" w:eastAsia="宋体"/>
-          <w:sz w:val="24"/>
-          <w:vertAlign w:val="superscript"/>
-        </w:rPr>
-        <w:fldChar w:fldCharType="begin"/>
-        <w:instrText xml:space="preserve"> REF _Ref_ref035 \h </w:instrText>
-        <w:fldChar w:fldCharType="separate"/>
-        <w:t xml:space="preserve">[35]</w:t>
-        <w:fldChar w:fldCharType="end"/>
-      </w:r>
-      <w:r>
-        <w:rPr>
-          <w:rFonts w:ascii="Times New Roman" w:hAnsi="Times New Roman" w:eastAsia="宋体"/>
-          <w:sz w:val="24"/>
-          <w:vertAlign w:val="superscript"/>
-        </w:rPr>
-        <w:fldChar w:fldCharType="begin"/>
-        <w:instrText xml:space="preserve"> REF _Ref_ref036 \h </w:instrText>
-        <w:fldChar w:fldCharType="separate"/>
-        <w:t xml:space="preserve">[36]</w:t>
-        <w:fldChar w:fldCharType="end"/>
-      </w:r>
-      <w:r>
-        <w:rPr>
-          <w:rFonts w:ascii="Times New Roman" w:hAnsi="Times New Roman" w:eastAsia="宋体"/>
-          <w:sz w:val="24"/>
-          <w:vertAlign w:val="superscript"/>
-        </w:rPr>
-        <w:fldChar w:fldCharType="begin"/>
-        <w:instrText xml:space="preserve"> REF _Ref_ref037 \h </w:instrText>
-        <w:fldChar w:fldCharType="separate"/>
-        <w:t xml:space="preserve">[37]</w:t>
-        <w:fldChar w:fldCharType="end"/>
-      </w:r>
-      <w:r>
-        <w:rPr>
-          <w:rFonts w:ascii="Times New Roman" w:hAnsi="Times New Roman" w:eastAsia="宋体"/>
-          <w:b w:val="0"/>
-          <w:sz w:val="24"/>
-        </w:rPr>
-        <w:t>上，将独立片段选择改为测量记录表示、必需依赖及共享成本的联合选择。通过式（1）至（4）显式限定支持资格、版本互斥和条件保留，研究在相同token预算下是否减少上下文中的条件丢失与错引。创新主张不建立在图谱无法表达条件或首次采用背包之上，而是上述记录计算改造的可测增量。</w:t>
-      </w:r>
-    </w:p>
-    <w:p>
-      <w:pPr>
-        <w:ind w:firstLine="480" w:firstLineChars="200"/>
-        <w:spacing w:line="312" w:lineRule="auto"/>
-      </w:pPr>
-      <w:r>
-        <w:rPr>
-          <w:rFonts w:ascii="Times New Roman" w:hAnsi="Times New Roman" w:eastAsia="宋体"/>
-          <w:b/>
-          <w:sz w:val="24"/>
-        </w:rPr>
-        <w:t>拟创新点二：条件变化一致的证据使用联合蒸馏方法。</w:t>
-      </w:r>
-      <w:r>
-        <w:rPr>
-          <w:rFonts w:ascii="Times New Roman" w:hAnsi="Times New Roman" w:eastAsia="宋体"/>
-          <w:b w:val="0"/>
-          <w:sz w:val="24"/>
-        </w:rPr>
-        <w:t xml:space="preserve"> 已有检索器蒸馏研究把教师的证据排序传给学生</w:t>
-      </w:r>
-      <w:r>
-        <w:rPr>
-          <w:rFonts w:ascii="Times New Roman" w:hAnsi="Times New Roman" w:eastAsia="宋体"/>
-          <w:sz w:val="24"/>
-          <w:vertAlign w:val="superscript"/>
-        </w:rPr>
-        <w:fldChar w:fldCharType="begin"/>
-        <w:instrText xml:space="preserve"> REF _Ref_ref041 \h </w:instrText>
-        <w:fldChar w:fldCharType="separate"/>
-        <w:t xml:space="preserve">[41]</w:t>
-        <w:fldChar w:fldCharType="end"/>
-      </w:r>
-      <w:r>
-        <w:rPr>
-          <w:rFonts w:ascii="Times New Roman" w:hAnsi="Times New Roman" w:eastAsia="宋体"/>
-          <w:sz w:val="24"/>
-          <w:vertAlign w:val="superscript"/>
-        </w:rPr>
-        <w:fldChar w:fldCharType="begin"/>
-        <w:instrText xml:space="preserve"> REF _Ref_ref042 \h </w:instrText>
-        <w:fldChar w:fldCharType="separate"/>
-        <w:t xml:space="preserve">[42]</w:t>
-        <w:fldChar w:fldCharType="end"/>
-      </w:r>
-      <w:r>
-        <w:rPr>
-          <w:rFonts w:ascii="Times New Roman" w:hAnsi="Times New Roman" w:eastAsia="宋体"/>
-          <w:b w:val="0"/>
-          <w:sz w:val="24"/>
-        </w:rPr>
-        <w:t>，反事实蒸馏研究用改动输入的方式筛样本</w:t>
-      </w:r>
-      <w:r>
-        <w:rPr>
-          <w:rFonts w:ascii="Times New Roman" w:hAnsi="Times New Roman" w:eastAsia="宋体"/>
-          <w:sz w:val="24"/>
-          <w:vertAlign w:val="superscript"/>
-        </w:rPr>
-        <w:fldChar w:fldCharType="begin"/>
-        <w:instrText xml:space="preserve"> REF _Ref_ref043 \h </w:instrText>
-        <w:fldChar w:fldCharType="separate"/>
-        <w:t xml:space="preserve">[43]</w:t>
-        <w:fldChar w:fldCharType="end"/>
-      </w:r>
-      <w:r>
-        <w:rPr>
-          <w:rFonts w:ascii="Times New Roman" w:hAnsi="Times New Roman" w:eastAsia="宋体"/>
-          <w:b w:val="0"/>
-          <w:sz w:val="24"/>
-        </w:rPr>
-        <w:t>；但这些工作的目标是让学生复现相关排序，未要求排序随条件改变而相应改变。材料问答的判别点恰在此处：设问题 q 与 q′ 只在一个条件上不同（如测试温度由 25℃ 变为 800℃），若候选中同时存在两条分别适用于两种条件的记录，则学生的证据偏好必须随之翻转；若知识库中没有对应证据，学生的正确行为是识别证据不足，而不是沿用旧记录或强行作答。</w:t>
-      </w:r>
-    </w:p>
-    <w:p>
-      <w:pPr>
-        <w:ind w:firstLine="480" w:firstLineChars="200"/>
-        <w:spacing w:line="312" w:lineRule="auto"/>
-      </w:pPr>
-      <w:r>
-        <w:rPr>
-          <w:rFonts w:ascii="Times New Roman" w:hAnsi="Times New Roman" w:eastAsia="宋体"/>
-          <w:b w:val="0"/>
-          <w:sz w:val="24"/>
-        </w:rPr>
-        <w:t>本项据此在标准监督目标之外加入两个联合项。设 s_θ(q,d) 为学生重排头对问题 q 与记录 d 的评分，D(q) 为固定候选记录池，d⁺ 与 d⁻ 分别为适用与不适用的记录，训练目标为</w:t>
-      </w:r>
-    </w:p>
-    <w:p>
-      <w:pPr>
-        <w:ind w:firstLine="480" w:firstLineChars="200"/>
-        <w:spacing w:line="312" w:lineRule="auto"/>
-      </w:pPr>
-      <w:r>
-        <w:rPr>
-          <w:rFonts w:ascii="Times New Roman" w:hAnsi="Times New Roman" w:eastAsia="宋体"/>
-          <w:b w:val="0"/>
-          <w:sz w:val="24"/>
-        </w:rPr>
-        <w:t>L = L_SFT + λ_r · L_rank + λ_c · L_cond</w:t>
-      </w:r>
-    </w:p>
-    <w:p>
-      <w:pPr>
-        <w:ind w:firstLine="480" w:firstLineChars="200"/>
-        <w:spacing w:line="312" w:lineRule="auto"/>
-      </w:pPr>
-      <w:r>
-        <w:rPr>
-          <w:rFonts w:ascii="Times New Roman" w:hAnsi="Times New Roman" w:eastAsia="宋体"/>
-          <w:b w:val="0"/>
-          <w:sz w:val="24"/>
-        </w:rPr>
-        <w:t>其中 L_SFT 为答案的监督损失，L_rank 为候选池上的列表排序损失</w:t>
-      </w:r>
-    </w:p>
-    <w:p>
-      <w:pPr>
-        <w:ind w:firstLine="480" w:firstLineChars="200"/>
-        <w:spacing w:line="312" w:lineRule="auto"/>
-      </w:pPr>
-      <w:r>
-        <w:rPr>
-          <w:rFonts w:ascii="Times New Roman" w:hAnsi="Times New Roman" w:eastAsia="宋体"/>
-          <w:b w:val="0"/>
-          <w:sz w:val="24"/>
-        </w:rPr>
-        <w:t>L_rank = −log( exp(s_θ(q,d⁺)/τ) / Σ_{d∈D(q)} exp(s_θ(q,d)/τ) )</w:t>
-      </w:r>
-    </w:p>
-    <w:p>
-      <w:pPr>
-        <w:ind w:firstLine="480" w:firstLineChars="200"/>
-        <w:spacing w:line="312" w:lineRule="auto"/>
-      </w:pPr>
-      <w:r>
-        <w:rPr>
-          <w:rFonts w:ascii="Times New Roman" w:hAnsi="Times New Roman" w:eastAsia="宋体"/>
-          <w:b w:val="0"/>
-          <w:sz w:val="24"/>
-        </w:rPr>
-        <w:t>L_cond 为条件变化一致损失，由两个方向组成</w:t>
-      </w:r>
-    </w:p>
-    <w:p>
-      <w:pPr>
-        <w:ind w:firstLine="480" w:firstLineChars="200"/>
-        <w:spacing w:line="312" w:lineRule="auto"/>
-      </w:pPr>
-      <w:r>
-        <w:rPr>
-          <w:rFonts w:ascii="Times New Roman" w:hAnsi="Times New Roman" w:eastAsia="宋体"/>
-          <w:b w:val="0"/>
-          <w:sz w:val="24"/>
-        </w:rPr>
-        <w:t>L_cond = max(0, m − s_θ(q,d⁺) + s_θ(q,d′⁺))</w:t>
-      </w:r>
-    </w:p>
-    <w:p>
-      <w:pPr>
-        <w:ind w:left="480"/>
-      </w:pPr>
-      <w:r>
-        <w:rPr>
-          <w:rFonts w:ascii="Times New Roman" w:hAnsi="Times New Roman" w:eastAsia="宋体"/>
-          <w:sz w:val="24"/>
-        </w:rPr>
-        <w:t xml:space="preserve">— </w:t>
-      </w:r>
-      <w:r>
-        <w:rPr>
-          <w:rFonts w:ascii="Times New Roman" w:hAnsi="Times New Roman" w:eastAsia="宋体"/>
-          <w:b w:val="0"/>
-          <w:sz w:val="24"/>
-        </w:rPr>
-        <w:t>max(0, m − s_θ(q′,d′⁺) + s_θ(q′,d⁺))</w:t>
-      </w:r>
-    </w:p>
-    <w:p>
-      <w:pPr>
-        <w:ind w:firstLine="480" w:firstLineChars="200"/>
-        <w:spacing w:line="312" w:lineRule="auto"/>
-      </w:pPr>
-      <w:r>
-        <w:rPr>
-          <w:rFonts w:ascii="Times New Roman" w:hAnsi="Times New Roman" w:eastAsia="宋体"/>
-          <w:b w:val="0"/>
-          <w:sz w:val="24"/>
-        </w:rPr>
-        <w:t>第一项要求学生把 q 的正确记录排在 q′ 的正确记录之前，第二项要求反向；两项同时成立，才意味着学生的偏好随条件改变而翻转，而非固定偏好某一条记录。</w:t>
-      </w:r>
-    </w:p>
-    <w:p>
-      <w:pPr>
-        <w:ind w:firstLine="480" w:firstLineChars="200"/>
-        <w:spacing w:line="312" w:lineRule="auto"/>
-      </w:pPr>
-      <w:r>
-        <w:rPr>
-          <w:rFonts w:ascii="Times New Roman" w:hAnsi="Times New Roman" w:eastAsia="宋体"/>
-          <w:b/>
-          <w:sz w:val="24"/>
-        </w:rPr>
-        <w:t>样本构造的可行性已实测。</w:t>
-      </w:r>
-      <w:r>
-        <w:rPr>
-          <w:rFonts w:ascii="Times New Roman" w:hAnsi="Times New Roman" w:eastAsia="宋体"/>
-          <w:b w:val="0"/>
-          <w:sz w:val="24"/>
-        </w:rPr>
-        <w:t xml:space="preserve"> 条件变化配对须保证两条记录同时存在且只差一个条件。对主线数据统计：四要素齐全的记录一千二百零五条；同成分且温度不同者二千零一十五对；其中最严格的口径下（工艺与试验类型也相同，即真正只改变温度）为一千三百零三对。该规模足以支撑条件变化的成对训练，且每对可同时提供正例与反例。</w:t>
-      </w:r>
-    </w:p>
-    <w:p>
-      <w:pPr>
-        <w:ind w:firstLine="480" w:firstLineChars="200"/>
-        <w:spacing w:line="312" w:lineRule="auto"/>
-      </w:pPr>
-      <w:r>
-        <w:rPr>
-          <w:rFonts w:ascii="Times New Roman" w:hAnsi="Times New Roman" w:eastAsia="宋体"/>
-          <w:b/>
-          <w:sz w:val="24"/>
-        </w:rPr>
-        <w:t>边界。</w:t>
-      </w:r>
-      <w:r>
-        <w:rPr>
-          <w:rFonts w:ascii="Times New Roman" w:hAnsi="Times New Roman" w:eastAsia="宋体"/>
-          <w:b w:val="0"/>
-          <w:sz w:val="24"/>
-        </w:rPr>
-        <w:t xml:space="preserve"> 三点须在设计中守住。第一，只有候选池同时包含条件匹配与不匹配的记录时才构造排序翻转；若新条件下没有对应证据，标签为证据不足，不制造虚假正例。第二，温差接近不等于性能可互换，本项不据此标注任何训练真值。第三，若 q 与 q′ 本可由同一条记录支持，则不强制偏好翻转。</w:t>
-      </w:r>
-    </w:p>
-    <w:p>
-      <w:pPr>
-        <w:ind w:firstLine="480" w:firstLineChars="200"/>
-        <w:spacing w:line="312" w:lineRule="auto"/>
-      </w:pPr>
-      <w:r>
-        <w:rPr>
-          <w:rFonts w:ascii="Times New Roman" w:hAnsi="Times New Roman" w:eastAsia="宋体"/>
-          <w:b/>
-          <w:sz w:val="24"/>
-        </w:rPr>
-        <w:t>（二）数据与可用资源</w:t>
-      </w:r>
-    </w:p>
-    <w:p>
-      <w:pPr>
-        <w:ind w:firstLine="480" w:firstLineChars="200"/>
-        <w:spacing w:line="312" w:lineRule="auto"/>
-      </w:pPr>
-      <w:r>
-        <w:rPr>
-          <w:rFonts w:ascii="Times New Roman" w:hAnsi="Times New Roman" w:eastAsia="宋体"/>
-          <w:b w:val="0"/>
-          <w:sz w:val="24"/>
-        </w:rPr>
-        <w:t>固定主线MPEA CSV版本为 d31e2510cccc3fb9e79d43ad62652f64ef8c2c5e，SHA-256为 c5504d93fd324d1be26cf814d0694ee9ee95578d68a0b38aba6813b939fa2c5d。已有静态统计为1545条记录、630种规范成分、265个DOI。按YS或HV为有限数、测试温度为有限数且工艺非空筛选，得到1205条；再要求试验类型非空为1062条。这只是字段口径，不等于完整硬度条件或最终问答量。</w:t>
-      </w:r>
-    </w:p>
-    <w:tbl>
-      <w:tblPr>
-        <w:tblStyle w:val="TableGrid"/>
-        <w:tblW w:type="auto" w:w="0"/>
-        <w:tblLook w:firstColumn="1" w:firstRow="1" w:lastColumn="0" w:lastRow="0" w:noHBand="0" w:noVBand="1" w:val="04A0"/>
-      </w:tblPr>
-      <w:tblGrid>
-        <w:gridCol w:w="2771"/>
-        <w:gridCol w:w="2771"/>
-        <w:gridCol w:w="2771"/>
-      </w:tblGrid>
-      <w:tr>
-        <w:tc>
-          <w:tcPr>
-            <w:tcW w:type="dxa" w:w="2771"/>
-          </w:tcPr>
-          <w:p>
-            <w:pPr>
-              <w:spacing w:line="240" w:lineRule="auto"/>
-              <w:ind w:firstLine="0"/>
-            </w:pPr>
-            <w:r>
-              <w:rPr>
-                <w:rFonts w:ascii="Times New Roman" w:hAnsi="Times New Roman" w:eastAsia="黑体"/>
-                <w:b/>
-                <w:sz w:val="21"/>
-              </w:rPr>
-              <w:t>数据层</w:t>
-            </w:r>
-          </w:p>
-        </w:tc>
-        <w:tc>
-          <w:tcPr>
-            <w:tcW w:type="dxa" w:w="2771"/>
-          </w:tcPr>
-          <w:p>
-            <w:pPr>
-              <w:spacing w:line="240" w:lineRule="auto"/>
-              <w:ind w:firstLine="0"/>
-            </w:pPr>
-            <w:r>
-              <w:rPr>
-                <w:rFonts w:ascii="Times New Roman" w:hAnsi="Times New Roman" w:eastAsia="黑体"/>
-                <w:b/>
-                <w:sz w:val="21"/>
-              </w:rPr>
-              <w:t>当前已核实信息</w:t>
-            </w:r>
-          </w:p>
-        </w:tc>
-        <w:tc>
-          <w:tcPr>
-            <w:tcW w:type="dxa" w:w="2771"/>
-          </w:tcPr>
-          <w:p>
-            <w:pPr>
-              <w:spacing w:line="240" w:lineRule="auto"/>
-              <w:ind w:firstLine="0"/>
-            </w:pPr>
-            <w:r>
-              <w:rPr>
-                <w:rFonts w:ascii="Times New Roman" w:hAnsi="Times New Roman" w:eastAsia="黑体"/>
-                <w:b/>
-                <w:sz w:val="21"/>
-              </w:rPr>
-              <w:t>用于本题的边界</w:t>
-            </w:r>
-          </w:p>
-        </w:tc>
-      </w:tr>
-      <w:tr>
-        <w:tc>
-          <w:tcPr>
-            <w:tcW w:type="dxa" w:w="2771"/>
-          </w:tcPr>
-          <w:p>
-            <w:pPr>
-              <w:spacing w:line="240" w:lineRule="auto"/>
-              <w:ind w:firstLine="0"/>
-            </w:pPr>
-            <w:r>
-              <w:rPr>
-                <w:rFonts w:ascii="Times New Roman" w:hAnsi="Times New Roman" w:eastAsia="宋体"/>
-                <w:sz w:val="21"/>
-              </w:rPr>
-              <w:t>MPEA全资料</w:t>
-            </w:r>
-          </w:p>
-        </w:tc>
-        <w:tc>
-          <w:tcPr>
-            <w:tcW w:type="dxa" w:w="2771"/>
-          </w:tcPr>
-          <w:p>
-            <w:pPr>
-              <w:spacing w:line="240" w:lineRule="auto"/>
-              <w:ind w:firstLine="0"/>
-            </w:pPr>
-            <w:r>
-              <w:rPr>
-                <w:rFonts w:ascii="Times New Roman" w:hAnsi="Times New Roman" w:eastAsia="宋体"/>
-                <w:sz w:val="21"/>
-              </w:rPr>
-              <w:t>1545条、630成分、265 DOI</w:t>
-            </w:r>
-          </w:p>
-        </w:tc>
-        <w:tc>
-          <w:tcPr>
-            <w:tcW w:type="dxa" w:w="2771"/>
-          </w:tcPr>
-          <w:p>
-            <w:pPr>
-              <w:spacing w:line="240" w:lineRule="auto"/>
-              <w:ind w:firstLine="0"/>
-            </w:pPr>
-            <w:r>
-              <w:rPr>
-                <w:rFonts w:ascii="Times New Roman" w:hAnsi="Times New Roman" w:eastAsia="宋体"/>
-                <w:sz w:val="21"/>
-              </w:rPr>
-              <w:t>主线记录与条件绑定；不是完整原文</w:t>
-            </w:r>
-          </w:p>
-        </w:tc>
-      </w:tr>
-      <w:tr>
-        <w:tc>
-          <w:tcPr>
-            <w:tcW w:type="dxa" w:w="2771"/>
-          </w:tcPr>
-          <w:p>
-            <w:pPr>
-              <w:spacing w:line="240" w:lineRule="auto"/>
-              <w:ind w:firstLine="0"/>
-            </w:pPr>
-            <w:r>
-              <w:rPr>
-                <w:rFonts w:ascii="Times New Roman" w:hAnsi="Times New Roman" w:eastAsia="宋体"/>
-                <w:sz w:val="21"/>
-              </w:rPr>
-              <w:t>YS或HV＋温度＋工艺</w:t>
-            </w:r>
-          </w:p>
-        </w:tc>
-        <w:tc>
-          <w:tcPr>
-            <w:tcW w:type="dxa" w:w="2771"/>
-          </w:tcPr>
-          <w:p>
-            <w:pPr>
-              <w:spacing w:line="240" w:lineRule="auto"/>
-              <w:ind w:firstLine="0"/>
-            </w:pPr>
-            <w:r>
-              <w:rPr>
-                <w:rFonts w:ascii="Times New Roman" w:hAnsi="Times New Roman" w:eastAsia="宋体"/>
-                <w:sz w:val="21"/>
-              </w:rPr>
-              <w:t>1205条</w:t>
-            </w:r>
-          </w:p>
-        </w:tc>
-        <w:tc>
-          <w:tcPr>
-            <w:tcW w:type="dxa" w:w="2771"/>
-          </w:tcPr>
-          <w:p>
-            <w:pPr>
-              <w:spacing w:line="240" w:lineRule="auto"/>
-              <w:ind w:firstLine="0"/>
-            </w:pPr>
-            <w:r>
-              <w:rPr>
-                <w:rFonts w:ascii="Times New Roman" w:hAnsi="Times New Roman" w:eastAsia="宋体"/>
-                <w:sz w:val="21"/>
-              </w:rPr>
-              <w:t>性质类型分开，缺试验类型不能默认补值</w:t>
-            </w:r>
-          </w:p>
-        </w:tc>
-      </w:tr>
-      <w:tr>
-        <w:tc>
-          <w:tcPr>
-            <w:tcW w:type="dxa" w:w="2771"/>
-          </w:tcPr>
-          <w:p>
-            <w:pPr>
-              <w:spacing w:line="240" w:lineRule="auto"/>
-              <w:ind w:firstLine="0"/>
-            </w:pPr>
-            <w:r>
-              <w:rPr>
-                <w:rFonts w:ascii="Times New Roman" w:hAnsi="Times New Roman" w:eastAsia="宋体"/>
-                <w:sz w:val="21"/>
-              </w:rPr>
-              <w:t>再要求试验类型</w:t>
-            </w:r>
-          </w:p>
-        </w:tc>
-        <w:tc>
-          <w:tcPr>
-            <w:tcW w:type="dxa" w:w="2771"/>
-          </w:tcPr>
-          <w:p>
-            <w:pPr>
-              <w:spacing w:line="240" w:lineRule="auto"/>
-              <w:ind w:firstLine="0"/>
-            </w:pPr>
-            <w:r>
-              <w:rPr>
-                <w:rFonts w:ascii="Times New Roman" w:hAnsi="Times New Roman" w:eastAsia="宋体"/>
-                <w:sz w:val="21"/>
-              </w:rPr>
-              <w:t>1062条</w:t>
-            </w:r>
-          </w:p>
-        </w:tc>
-        <w:tc>
-          <w:tcPr>
-            <w:tcW w:type="dxa" w:w="2771"/>
-          </w:tcPr>
-          <w:p>
-            <w:pPr>
-              <w:spacing w:line="240" w:lineRule="auto"/>
-              <w:ind w:firstLine="0"/>
-            </w:pPr>
-            <w:r>
-              <w:rPr>
-                <w:rFonts w:ascii="Times New Roman" w:hAnsi="Times New Roman" w:eastAsia="宋体"/>
-                <w:sz w:val="21"/>
-              </w:rPr>
-              <w:t>可作为先导载体，不能称完整实验条件</w:t>
-            </w:r>
-          </w:p>
-        </w:tc>
-      </w:tr>
-      <w:tr>
-        <w:tc>
-          <w:tcPr>
-            <w:tcW w:type="dxa" w:w="2771"/>
-          </w:tcPr>
-          <w:p>
-            <w:pPr>
-              <w:spacing w:line="240" w:lineRule="auto"/>
-              <w:ind w:firstLine="0"/>
-            </w:pPr>
-            <w:r>
-              <w:rPr>
-                <w:rFonts w:ascii="Times New Roman" w:hAnsi="Times New Roman" w:eastAsia="宋体"/>
-                <w:sz w:val="21"/>
-              </w:rPr>
-              <w:t>全文材料语料</w:t>
-            </w:r>
-          </w:p>
-        </w:tc>
-        <w:tc>
-          <w:tcPr>
-            <w:tcW w:type="dxa" w:w="2771"/>
-          </w:tcPr>
-          <w:p>
-            <w:pPr>
-              <w:spacing w:line="240" w:lineRule="auto"/>
-              <w:ind w:firstLine="0"/>
-            </w:pPr>
-            <w:r>
-              <w:rPr>
-                <w:rFonts w:ascii="Times New Roman" w:hAnsi="Times New Roman" w:eastAsia="宋体"/>
-                <w:sz w:val="21"/>
-              </w:rPr>
-              <w:t>用户提供约两万篇的背景</w:t>
-            </w:r>
-          </w:p>
-        </w:tc>
-        <w:tc>
-          <w:tcPr>
-            <w:tcW w:type="dxa" w:w="2771"/>
-          </w:tcPr>
-          <w:p>
-            <w:pPr>
-              <w:spacing w:line="240" w:lineRule="auto"/>
-              <w:ind w:firstLine="0"/>
-            </w:pPr>
-            <w:r>
-              <w:rPr>
-                <w:rFonts w:ascii="Times New Roman" w:hAnsi="Times New Roman" w:eastAsia="宋体"/>
-                <w:sz w:val="21"/>
-              </w:rPr>
-              <w:t>位于其他机器，尚未核验覆盖、授权与抽取成功率</w:t>
-            </w:r>
-          </w:p>
-        </w:tc>
-      </w:tr>
-      <w:tr>
-        <w:tc>
-          <w:tcPr>
-            <w:tcW w:type="dxa" w:w="2771"/>
-          </w:tcPr>
-          <w:p>
-            <w:pPr>
-              <w:spacing w:line="240" w:lineRule="auto"/>
-              <w:ind w:firstLine="0"/>
-            </w:pPr>
-            <w:r>
-              <w:rPr>
-                <w:rFonts w:ascii="Times New Roman" w:hAnsi="Times New Roman" w:eastAsia="宋体"/>
-                <w:sz w:val="21"/>
-              </w:rPr>
-              <w:t>人工核验与动作计时</w:t>
-            </w:r>
-          </w:p>
-        </w:tc>
-        <w:tc>
-          <w:tcPr>
-            <w:tcW w:type="dxa" w:w="2771"/>
-          </w:tcPr>
-          <w:p>
-            <w:pPr>
-              <w:spacing w:line="240" w:lineRule="auto"/>
-              <w:ind w:firstLine="0"/>
-            </w:pPr>
-            <w:r>
-              <w:rPr>
-                <w:rFonts w:ascii="Times New Roman" w:hAnsi="Times New Roman" w:eastAsia="宋体"/>
-                <w:sz w:val="21"/>
-              </w:rPr>
-              <w:t>尚未构造</w:t>
-            </w:r>
-          </w:p>
-        </w:tc>
-        <w:tc>
-          <w:tcPr>
-            <w:tcW w:type="dxa" w:w="2771"/>
-          </w:tcPr>
-          <w:p>
-            <w:pPr>
-              <w:spacing w:line="240" w:lineRule="auto"/>
-              <w:ind w:firstLine="0"/>
-            </w:pPr>
-            <w:r>
-              <w:rPr>
-                <w:rFonts w:ascii="Times New Roman" w:hAnsi="Times New Roman" w:eastAsia="宋体"/>
-                <w:sz w:val="21"/>
-              </w:rPr>
-              <w:t>调度参数与真实收益须先导取得</w:t>
-            </w:r>
-          </w:p>
-        </w:tc>
-      </w:tr>
-    </w:tbl>
-    <w:p>
-      <w:pPr>
-        <w:spacing w:line="240" w:lineRule="auto"/>
-        <w:ind w:firstLine="0"/>
-      </w:pPr>
-      <w:r>
-        <w:rPr>
-          <w:rFonts w:ascii="Times New Roman" w:hAnsi="Times New Roman" w:eastAsia="宋体"/>
-          <w:sz w:val="12"/>
-        </w:rPr>
-      </w:r>
-    </w:p>
-    <w:p>
-      <w:pPr>
-        <w:ind w:firstLine="480" w:firstLineChars="200"/>
-        <w:spacing w:line="312" w:lineRule="auto"/>
-      </w:pPr>
-      <w:r>
-        <w:rPr>
-          <w:rFonts w:ascii="Times New Roman" w:hAnsi="Times New Roman" w:eastAsia="宋体"/>
-          <w:b w:val="0"/>
-          <w:sz w:val="24"/>
-        </w:rPr>
-        <w:t>温度、工艺和试验类型的存在不证明所有性质共享同一测试条件；T/C不能自动作为硬度测试方式。热处理、硬度载荷与保载时间没有可直接使用的完整独立字段，须原文核验后扩展。公式相对系数先确认基准再规范化，不以原始系数不和为100判错；CAST、ANNEAL和WROUGHT不强制排成统一工序距离。</w:t>
-      </w:r>
-    </w:p>
-    <w:p>
-      <w:pPr>
-        <w:ind w:firstLine="480" w:firstLineChars="200"/>
-        <w:spacing w:line="312" w:lineRule="auto"/>
-      </w:pPr>
-      <w:r>
-        <w:rPr>
-          <w:rFonts w:ascii="Times New Roman" w:hAnsi="Times New Roman" w:eastAsia="宋体"/>
-          <w:b w:val="0"/>
-          <w:sz w:val="24"/>
-        </w:rPr>
-        <w:t>同成分全组合的8857对记录和温度或工艺字符串不同的7452对可复现，但后者包含缺失字段，不能全部称已知冲突。旧稿温差接近配对与粗条件内数值差异，不再用作可用证据或抽取错误的真值依据。判定对、问答题、独立来源与核验动作是不同计数单位；同记录改写不增加独立材料知识。是否有干扰也不决定题目是否条件敏感，精确温度查询即使没有干扰仍属条件敏感题。</w:t>
-      </w:r>
-    </w:p>
-    <w:p>
-      <w:pPr>
-        <w:ind w:firstLine="480" w:firstLineChars="200"/>
-        <w:spacing w:line="312" w:lineRule="auto"/>
-      </w:pPr>
-      <w:r>
-        <w:rPr>
-          <w:rFonts w:ascii="Times New Roman" w:hAnsi="Times New Roman" w:eastAsia="宋体"/>
-          <w:b w:val="0"/>
-          <w:sz w:val="24"/>
-        </w:rPr>
-        <w:t>MPEA可先验证记录卡、同字段多粒度装配和来源留出问答；人工构造字段丢失或复制依赖只作受控场景，明确标注，不能冒称真实PDF噪声。涉及共享表头、表注和核验节时的工程结论，必须有获准原文及真实核验记录。全文库先抽取小批分层样本，核对实验与计算来源、样品绑定、表格和条件字段，再决定扩量，不按篇数推算可用率或处理天数。</w:t>
-      </w:r>
-    </w:p>
-    <w:p>
-      <w:pPr>
-        <w:ind w:firstLine="480" w:firstLineChars="200"/>
-        <w:spacing w:line="312" w:lineRule="auto"/>
-      </w:pPr>
-      <w:r>
-        <w:rPr>
-          <w:rFonts w:ascii="Times New Roman" w:hAnsi="Times New Roman" w:eastAsia="宋体"/>
-          <w:b w:val="0"/>
-          <w:sz w:val="24"/>
-        </w:rPr>
-        <w:t>若全文管线失败，保留结构化记录上的装配主实验；第二项仅报告已获原文范围的先导，不把未验证的调度节时列为既得成果。教学数量受来源和质量限制，先按数百项规划，不为填满训练预算复制同记录。数据集与模型许可、来源论文使用权和教师服务条款分别核验。</w:t>
-      </w:r>
-    </w:p>
-    <w:p>
-      <w:pPr>
-        <w:ind w:firstLine="480" w:firstLineChars="200"/>
-        <w:spacing w:line="312" w:lineRule="auto"/>
-      </w:pPr>
-      <w:r>
-        <w:rPr>
-          <w:rFonts w:ascii="Times New Roman" w:hAnsi="Times New Roman" w:eastAsia="宋体"/>
-          <w:b/>
-          <w:sz w:val="24"/>
-        </w:rPr>
-        <w:t>（三）数据身份、参数估计与公平对照</w:t>
-      </w:r>
-    </w:p>
-    <w:p>
-      <w:pPr>
-        <w:ind w:firstLine="480" w:firstLineChars="200"/>
-        <w:spacing w:line="312" w:lineRule="auto"/>
-      </w:pPr>
-      <w:r>
-        <w:rPr>
-          <w:rFonts w:ascii="Times New Roman" w:hAnsi="Times New Roman" w:eastAsia="宋体"/>
-          <w:b w:val="0"/>
-          <w:sz w:val="24"/>
-        </w:rPr>
-        <w:t>先规范DOI、完整重复记录、成分与样品标识，再建立来源关联组。至少保证同论文、同记录及其派生版本不跨区；同成分留出作为更严格压力设置。训练、开发与测试按组划分，首个可行划分及构造协议在模型运行前冻结，记录实际组数与有效任务，而不是按总记录数直接乘比例承诺测试充分。</w:t>
-      </w:r>
-    </w:p>
-    <w:p>
-      <w:pPr>
-        <w:ind w:firstLine="480" w:firstLineChars="200"/>
-        <w:spacing w:line="312" w:lineRule="auto"/>
-      </w:pPr>
-      <w:r>
-        <w:rPr>
-          <w:rFonts w:ascii="Times New Roman" w:hAnsi="Times New Roman" w:eastAsia="宋体"/>
-          <w:b w:val="0"/>
-          <w:sz w:val="24"/>
-        </w:rPr>
-        <w:t>核验参数、支持评分和教师示范只从训练资料生成，调参与校准使用开发资料。测试参考答案及其人工判定由独立协议保存，不能作为装配效用或调度优先级的输入。检索测试来源是可见证据问答的正常条件，与把测试答案加入训练不同。若测试前允许调度处理测试来源的无标签资料，其动作、所获人工信息与耗时必须作为实验变量，对各方法等预算；不能让完整系统独享人工修正过的测试库。</w:t>
-      </w:r>
-    </w:p>
-    <w:p>
-      <w:pPr>
-        <w:ind w:firstLine="480" w:firstLineChars="200"/>
-        <w:spacing w:line="312" w:lineRule="auto"/>
-      </w:pPr>
-      <w:r>
-        <w:rPr>
-          <w:rFonts w:ascii="Times New Roman" w:hAnsi="Times New Roman" w:eastAsia="宋体"/>
-          <w:b w:val="0"/>
-          <w:sz w:val="24"/>
-        </w:rPr>
-        <w:t>装配主对照使用相同召回池、字段和来源：按语义top-k后截断、条件字段文本拼接、固定完整条件卡、字段保护的压缩方案、标准预算覆盖或多选择背包方案，以及本课题联合装配。所有方法均可取得条件与必要定位；固定卡同样保留完整条件，避免故意设置会丢字段的弱对照。可复现的LLMLingua、Self-Correcting RAG或对象式分组方法按适配范围实现</w:t>
-      </w:r>
-      <w:r>
-        <w:rPr>
-          <w:rFonts w:ascii="Times New Roman" w:hAnsi="Times New Roman" w:eastAsia="宋体"/>
-          <w:sz w:val="24"/>
-          <w:vertAlign w:val="superscript"/>
-        </w:rPr>
-        <w:fldChar w:fldCharType="begin"/>
-        <w:instrText xml:space="preserve"> REF _Ref_ref035 \h </w:instrText>
-        <w:fldChar w:fldCharType="separate"/>
-        <w:t xml:space="preserve">[35]</w:t>
-        <w:fldChar w:fldCharType="end"/>
-      </w:r>
-      <w:r>
-        <w:rPr>
-          <w:rFonts w:ascii="Times New Roman" w:hAnsi="Times New Roman" w:eastAsia="宋体"/>
-          <w:sz w:val="24"/>
-          <w:vertAlign w:val="superscript"/>
-        </w:rPr>
-        <w:fldChar w:fldCharType="begin"/>
-        <w:instrText xml:space="preserve"> REF _Ref_ref036 \h </w:instrText>
-        <w:fldChar w:fldCharType="separate"/>
-        <w:t xml:space="preserve">[36]</w:t>
-        <w:fldChar w:fldCharType="end"/>
-      </w:r>
-      <w:r>
-        <w:rPr>
-          <w:rFonts w:ascii="Times New Roman" w:hAnsi="Times New Roman" w:eastAsia="宋体"/>
-          <w:sz w:val="24"/>
-          <w:vertAlign w:val="superscript"/>
-        </w:rPr>
-        <w:fldChar w:fldCharType="begin"/>
-        <w:instrText xml:space="preserve"> REF _Ref_ref037 \h </w:instrText>
-        <w:fldChar w:fldCharType="separate"/>
-        <w:t xml:space="preserve">[37]</w:t>
-        <w:fldChar w:fldCharType="end"/>
-      </w:r>
-      <w:r>
-        <w:rPr>
-          <w:rFonts w:ascii="Times New Roman" w:hAnsi="Times New Roman" w:eastAsia="宋体"/>
-          <w:b w:val="0"/>
-          <w:sz w:val="24"/>
-        </w:rPr>
-        <w:t>，非原领域适配处如实披露，不声称完整复现全部论文。</w:t>
-      </w:r>
-    </w:p>
-    <w:p>
-      <w:pPr>
-        <w:ind w:firstLine="480" w:firstLineChars="200"/>
-        <w:spacing w:line="312" w:lineRule="auto"/>
-      </w:pPr>
-      <w:r>
-        <w:rPr>
-          <w:rFonts w:ascii="Times New Roman" w:hAnsi="Times New Roman" w:eastAsia="宋体"/>
-          <w:b w:val="0"/>
-          <w:sz w:val="24"/>
-        </w:rPr>
-        <w:t>装配消融依次固定一个粒度而不联合选择、依赖块逐条复制而不共享、移除闭包约束但保留相同字段候选、以相同候选和预算仅用局部贪心。分别检验粒度、共享成本、条件保护和求解的贡献，固定同一生成模型。移除约束的消融可能丢条件，其作用通过事实正确与结构完整两个独立指标判断，不能以缺一个格式字段就自动判答案错。</w:t>
-      </w:r>
-    </w:p>
-    <w:p>
-      <w:pPr>
-        <w:ind w:firstLine="480" w:firstLineChars="200"/>
-        <w:spacing w:line="312" w:lineRule="auto"/>
-      </w:pPr>
-      <w:r>
-        <w:rPr>
-          <w:rFonts w:ascii="Times New Roman" w:hAnsi="Times New Roman" w:eastAsia="宋体"/>
-          <w:b w:val="0"/>
-          <w:sz w:val="24"/>
-        </w:rPr>
-        <w:t>核验对照包括随机动作、逐条不确定性、只按影响范围、完整预算调度及小批全核验参考。各组真实H和独立抽检预算一致，动作定义和粒度相同；另将动作限制为逐条记录，以检验共享字段作用。依次令v_i一致、移除共享影响关系、以相同动作只按初始置信度排序，分离影响权重、依赖和更新策略的收益。评价既包含选中样本，也包含自动通过样本，避免选择偏差。</w:t>
-      </w:r>
-    </w:p>
-    <w:p>
-      <w:pPr>
-        <w:ind w:firstLine="480" w:firstLineChars="200"/>
-        <w:spacing w:line="312" w:lineRule="auto"/>
-      </w:pPr>
-      <w:r>
-        <w:rPr>
-          <w:rFonts w:ascii="Times New Roman" w:hAnsi="Times New Roman" w:eastAsia="宋体"/>
-          <w:b w:val="0"/>
-          <w:sz w:val="24"/>
-        </w:rPr>
-        <w:t>先固定同一知识库检验装配，再固定装配与学生检验调度得到的不同版本知识库，最后作交叉组合。教师与学生用相同资料、工具和生成预算，教师只是比较对象而非绝对性能上界。底座、普通证据SFT和经核验示范SFT共享教学预算，不把更多数据或更长上下文收益归为新算法。</w:t>
-      </w:r>
-    </w:p>
-    <w:p>
-      <w:pPr>
-        <w:ind w:firstLine="480" w:firstLineChars="200"/>
-        <w:spacing w:line="312" w:lineRule="auto"/>
-      </w:pPr>
-      <w:r>
-        <w:rPr>
-          <w:rFonts w:ascii="Times New Roman" w:hAnsi="Times New Roman" w:eastAsia="宋体"/>
-          <w:b/>
-          <w:sz w:val="24"/>
-        </w:rPr>
-        <w:t>（四）指标与验证方式</w:t>
-      </w:r>
-    </w:p>
-    <w:p>
-      <w:pPr>
-        <w:ind w:firstLine="480" w:firstLineChars="200"/>
-        <w:spacing w:line="312" w:lineRule="auto"/>
-      </w:pPr>
-      <w:r>
-        <w:rPr>
-          <w:rFonts w:ascii="Times New Roman" w:hAnsi="Times New Roman" w:eastAsia="宋体"/>
-          <w:b w:val="0"/>
-          <w:sz w:val="24"/>
-        </w:rPr>
-        <w:t>主指标为来源留出任务上的答案事实正确率，条件敏感查询为主要分析组，一般事实查询为对照。逐项核验数值、性质类型、来源与条件对应；有事实标签的记录级问题可自动判断，开放原文问题需要预先核验参考和人工裁定。相结构也可能依赖状态，不将所有相结构题默认归为条件无关。正确性与答案是否完整写出条件分别计分，引用存在不等于全文语义支持。</w:t>
-      </w:r>
-    </w:p>
-    <w:p>
-      <w:pPr>
-        <w:ind w:firstLine="480" w:firstLineChars="200"/>
-        <w:spacing w:line="312" w:lineRule="auto"/>
-      </w:pPr>
-      <w:r>
-        <w:rPr>
-          <w:rFonts w:ascii="Times New Roman" w:hAnsi="Times New Roman" w:eastAsia="宋体"/>
-          <w:b w:val="0"/>
-          <w:sz w:val="24"/>
-        </w:rPr>
-        <w:t>答案充分性需区分“某条件下有哪些观测”和“整个区间的性能规律”。离散测量点不自动证明连续区间内性质，不能因为上下文装配覆盖较广就宣称物理充分。无法支持的部分保留缺口说明；不因某系统拒答或检索失败改变主分母，同时报告可回答题误拒与证据不足题恰当说明。</w:t>
-      </w:r>
-    </w:p>
-    <w:p>
-      <w:pPr>
-        <w:ind w:firstLine="480" w:firstLineChars="200"/>
-        <w:spacing w:line="312" w:lineRule="auto"/>
-      </w:pPr>
-      <w:r>
-        <w:rPr>
-          <w:rFonts w:ascii="Times New Roman" w:hAnsi="Times New Roman" w:eastAsia="宋体"/>
-          <w:b w:val="0"/>
-          <w:sz w:val="24"/>
-        </w:rPr>
-        <w:t>装配报告条件依赖保留率、来源绑定错误、最终输入token、预算违例、装配耗时与端到端答案正确率；小实例报告参考解和启发式目标差距，实际预算下报告求解超时与修复。目标F上升不能替代正确率提升。核验报告每小时实际核验记录、确认真错与修复数量、自动通过区的误放行估计和区间；疑点数不是检出率，用户人员时间须真实计时，不能由动作数直接换算。</w:t>
-      </w:r>
-    </w:p>
-    <w:p>
-      <w:pPr>
-        <w:ind w:firstLine="480" w:firstLineChars="200"/>
-        <w:spacing w:line="312" w:lineRule="auto"/>
-      </w:pPr>
-      <w:r>
-        <w:rPr>
-          <w:rFonts w:ascii="Times New Roman" w:hAnsi="Times New Roman" w:eastAsia="宋体"/>
-          <w:b w:val="0"/>
-          <w:sz w:val="24"/>
-        </w:rPr>
-        <w:t>同题干扰比较在固定候选和总预算下增减已确认条件不同的记录，同时记录原证据是否被挤出上下文。需要分别识别检索命中、装配保留及生成使用，而不是把所有错都归给检索。以原始完整证据包和同包去除依赖等受控设置分析来源；Oracle干预只说明特定信息变化下的差异，不自动分解成互不重叠的因果贡献。</w:t>
-      </w:r>
-    </w:p>
-    <w:p>
-      <w:pPr>
-        <w:ind w:firstLine="480" w:firstLineChars="200"/>
-        <w:spacing w:line="312" w:lineRule="auto"/>
-      </w:pPr>
-      <w:r>
-        <w:rPr>
-          <w:rFonts w:ascii="Times New Roman" w:hAnsi="Times New Roman" w:eastAsia="宋体"/>
-          <w:b w:val="0"/>
-          <w:sz w:val="24"/>
-        </w:rPr>
-        <w:t>多步Agent补充报告任务完成度、澄清恰当性、条件更新后的重查、轮数与总成本；不按唯一教师轨迹判定所有合理路径。固定最大轮数与预算，任何目标放宽须经用户确认。主答案质量、维护成本和多步表现分别汇报，不相互替代。</w:t>
-      </w:r>
-    </w:p>
-    <w:p>
-      <w:pPr>
-        <w:ind w:firstLine="480" w:firstLineChars="200"/>
-        <w:spacing w:line="312" w:lineRule="auto"/>
-      </w:pPr>
-      <w:r>
-        <w:rPr>
-          <w:rFonts w:ascii="Times New Roman" w:hAnsi="Times New Roman" w:eastAsia="宋体"/>
-          <w:b w:val="0"/>
-          <w:sz w:val="24"/>
-        </w:rPr>
-        <w:t>核心对照采用预定多个随机种子，按来源组配对重采样并作拆分敏感性；组数不足时收紧结论。与教师报告相同任务上的质量差与区间，“接近”阈值及最低可用水平在开发阶段按实际需要固定，未满足则只报告差距。语义自动评分可作辅助，但须人工校准后说明范围，不能把同一评分器训练与打分的闭环当作真实有效。</w:t>
-      </w:r>
-    </w:p>
-    <w:p>
-      <w:pPr>
-        <w:ind w:firstLine="480" w:firstLineChars="200"/>
-        <w:spacing w:line="312" w:lineRule="auto"/>
-      </w:pPr>
-      <w:r>
-        <w:rPr>
-          <w:rFonts w:ascii="Times New Roman" w:hAnsi="Times New Roman" w:eastAsia="宋体"/>
-          <w:b/>
-          <w:sz w:val="24"/>
-        </w:rPr>
-        <w:t>（五）技术路线与阶段衔接</w:t>
-      </w:r>
-    </w:p>
-    <w:p>
-      <w:pPr>
-        <w:ind w:firstLine="480" w:firstLineChars="200"/>
-        <w:spacing w:line="312" w:lineRule="auto"/>
-      </w:pPr>
-      <w:r>
-        <w:rPr>
-          <w:rFonts w:ascii="Times New Roman" w:hAnsi="Times New Roman" w:eastAsia="宋体"/>
-          <w:b w:val="0"/>
-          <w:sz w:val="24"/>
-        </w:rPr>
-        <w:t>资料与来源绑定→核验动作定义和下游影响建模→预算核验及独立抽检→版本化知识库→固定检索召回→条件依赖闭包、多粒度装配与真实token复验→经任务蒸馏的小模型回答→多步Agent集成及来源留出验证。核验维护和在线回答是两条相接但可独立替换的路径，不把人工核验偷偷放进无成本推理环节。图3-1展示模块及验证边界。</w:t>
+        <w:t>具体技术路线如图3-1所示：</w:t>
       </w:r>
     </w:p>
     <w:p>
@@ -3420,8 +3897,8 @@
       <w:r>
         <w:drawing>
           <wp:inline xmlns:a="http://schemas.openxmlformats.org/drawingml/2006/main" xmlns:pic="http://schemas.openxmlformats.org/drawingml/2006/picture">
-            <wp:extent cx="4860000" cy="5576719"/>
-            <wp:docPr id="1" name="Picture 1"/>
+            <wp:extent cx="4860000" cy="5574990"/>
+            <wp:docPr id="1" name="Picture 1" descr="图3-1 技术路线图" title="图3-1 技术路线图"/>
             <wp:cNvGraphicFramePr>
               <a:graphicFrameLocks noChangeAspect="1"/>
             </wp:cNvGraphicFramePr>
@@ -3441,7 +3918,7 @@
                   <pic:spPr>
                     <a:xfrm>
                       <a:off x="0" y="0"/>
-                      <a:ext cx="4860000" cy="5576719"/>
+                      <a:ext cx="4860000" cy="5574990"/>
                     </a:xfrm>
                     <a:prstGeom prst="rect"/>
                   </pic:spPr>
@@ -3461,9 +3938,9 @@
       <w:r>
         <w:rPr>
           <w:rFonts w:ascii="Times New Roman" w:hAnsi="Times New Roman" w:eastAsia="宋体"/>
-          <w:sz w:val="21"/>
-        </w:rPr>
-        <w:t>图 3-1　技术路线图</w:t>
+          <w:sz w:val="24"/>
+        </w:rPr>
+        <w:t>图3-1 技术路线图</w:t>
       </w:r>
     </w:p>
     <w:p>
@@ -3477,49 +3954,125 @@
           <w:b/>
           <w:sz w:val="24"/>
         </w:rPr>
-        <w:t>（六）资源与实施可行性</w:t>
-      </w:r>
-    </w:p>
-    <w:p>
-      <w:pPr>
-        <w:ind w:firstLine="480" w:firstLineChars="200"/>
-        <w:spacing w:line="312" w:lineRule="auto"/>
-      </w:pPr>
+        <w:t>创新点。</w:t>
+      </w:r>
       <w:r>
         <w:rPr>
           <w:rFonts w:ascii="Times New Roman" w:hAnsi="Times New Roman" w:eastAsia="宋体"/>
           <w:b w:val="0"/>
           <w:sz w:val="24"/>
         </w:rPr>
-        <w:t>按单张约32 GB显卡、64 GB内存和足够固态存储起步，必要时使用获准租用资源；底座、输入长度与微批由预实验吞吐决定，不承诺通用论文的资源数字即为本课题用量。先用固定小候选池与少量表示版本测算法，限制搜索和重排开销，不同时增加强化学习选择器、大型图谱或性能代理模型。</w:t>
-      </w:r>
-    </w:p>
-    <w:p>
-      <w:pPr>
-        <w:ind w:firstLine="480" w:firstLineChars="200"/>
-        <w:spacing w:line="312" w:lineRule="auto"/>
-      </w:pPr>
+        <w:t xml:space="preserve"> 拟创新点一，条件依赖闭包下的多粒度证据装配：在成熟压缩与预算选择框架</w:t>
+      </w:r>
+      <w:r>
+        <w:rPr>
+          <w:rFonts w:ascii="Times New Roman" w:hAnsi="Times New Roman" w:eastAsia="宋体"/>
+          <w:sz w:val="24"/>
+          <w:vertAlign w:val="superscript"/>
+        </w:rPr>
+        <w:fldChar w:fldCharType="begin"/>
+        <w:instrText xml:space="preserve"> REF _Ref_ref006 \h </w:instrText>
+        <w:fldChar w:fldCharType="separate"/>
+        <w:t xml:space="preserve">[6]</w:t>
+        <w:fldChar w:fldCharType="end"/>
+      </w:r>
+      <w:r>
+        <w:rPr>
+          <w:rFonts w:ascii="Times New Roman" w:hAnsi="Times New Roman" w:eastAsia="宋体"/>
+          <w:sz w:val="24"/>
+          <w:vertAlign w:val="superscript"/>
+        </w:rPr>
+        <w:fldChar w:fldCharType="begin"/>
+        <w:instrText xml:space="preserve"> REF _Ref_ref007 \h </w:instrText>
+        <w:fldChar w:fldCharType="separate"/>
+        <w:t xml:space="preserve">[7]</w:t>
+        <w:fldChar w:fldCharType="end"/>
+      </w:r>
+      <w:r>
+        <w:rPr>
+          <w:rFonts w:ascii="Times New Roman" w:hAnsi="Times New Roman" w:eastAsia="宋体"/>
+          <w:sz w:val="24"/>
+          <w:vertAlign w:val="superscript"/>
+        </w:rPr>
+        <w:fldChar w:fldCharType="begin"/>
+        <w:instrText xml:space="preserve"> REF _Ref_ref034 \h </w:instrText>
+        <w:fldChar w:fldCharType="separate"/>
+        <w:t xml:space="preserve">[34]</w:t>
+        <w:fldChar w:fldCharType="end"/>
+      </w:r>
       <w:r>
         <w:rPr>
           <w:rFonts w:ascii="Times New Roman" w:hAnsi="Times New Roman" w:eastAsia="宋体"/>
           <w:b w:val="0"/>
           <w:sz w:val="24"/>
         </w:rPr>
-        <w:t>教学与校准可从结构化公开记录开始，但真实依赖抽取和调度收益需要原文与核验资料；先完成可用样本审计再定批量，不以约两万篇背景替代可行性证据。p_i和r_ai估计不足时先用结构作用范围及透明基线试验，明确尚未形成可靠收益模型，不凭任意置信度填数。</w:t>
-      </w:r>
-    </w:p>
-    <w:p>
-      <w:pPr>
-        <w:ind w:firstLine="480" w:firstLineChars="200"/>
-        <w:spacing w:line="312" w:lineRule="auto"/>
-      </w:pPr>
+        <w:t>上，将独立片段选择改为测量记录表示、必需依赖及共享成本的联合选择，通过式（1）至（4）显式限定支持资格、版本互斥和条件保留，研究在相同 token 预算下是否减少上下文中的条件丢失与错引；创新主张不建立在图谱无法表达条件或首次采用背包之上，而是上述记录计算改造的可测增量。拟创新点二，条件变化一致的证据使用联合蒸馏：已有检索器蒸馏研究把教师的证据排序传给学生</w:t>
+      </w:r>
+      <w:r>
+        <w:rPr>
+          <w:rFonts w:ascii="Times New Roman" w:hAnsi="Times New Roman" w:eastAsia="宋体"/>
+          <w:sz w:val="24"/>
+          <w:vertAlign w:val="superscript"/>
+        </w:rPr>
+        <w:fldChar w:fldCharType="begin"/>
+        <w:instrText xml:space="preserve"> REF _Ref_ref041 \h </w:instrText>
+        <w:fldChar w:fldCharType="separate"/>
+        <w:t xml:space="preserve">[41]</w:t>
+        <w:fldChar w:fldCharType="end"/>
+      </w:r>
+      <w:r>
+        <w:rPr>
+          <w:rFonts w:ascii="Times New Roman" w:hAnsi="Times New Roman" w:eastAsia="宋体"/>
+          <w:sz w:val="24"/>
+          <w:vertAlign w:val="superscript"/>
+        </w:rPr>
+        <w:fldChar w:fldCharType="begin"/>
+        <w:instrText xml:space="preserve"> REF _Ref_ref042 \h </w:instrText>
+        <w:fldChar w:fldCharType="separate"/>
+        <w:t xml:space="preserve">[42]</w:t>
+        <w:fldChar w:fldCharType="end"/>
+      </w:r>
       <w:r>
         <w:rPr>
           <w:rFonts w:ascii="Times New Roman" w:hAnsi="Times New Roman" w:eastAsia="宋体"/>
           <w:b w:val="0"/>
           <w:sz w:val="24"/>
         </w:rPr>
-        <w:t>所有成本包括解析、依赖抽取、预处理、教师、人工核验、训练、装配和推理，报告一次性与每次查询开销。重复使用知识库可摊销预处理，但须说明工作负载与查询次数；不预设本地更便宜或复杂优化总值得。若装配时间抵消质量优势，应缩减候选与算法，而不是隐去时间成本。</w:t>
+        <w:t>，反事实蒸馏研究用改动输入的方式筛样本</w:t>
+      </w:r>
+      <w:r>
+        <w:rPr>
+          <w:rFonts w:ascii="Times New Roman" w:hAnsi="Times New Roman" w:eastAsia="宋体"/>
+          <w:sz w:val="24"/>
+          <w:vertAlign w:val="superscript"/>
+        </w:rPr>
+        <w:fldChar w:fldCharType="begin"/>
+        <w:instrText xml:space="preserve"> REF _Ref_ref043 \h </w:instrText>
+        <w:fldChar w:fldCharType="separate"/>
+        <w:t xml:space="preserve">[43]</w:t>
+        <w:fldChar w:fldCharType="end"/>
+      </w:r>
+      <w:r>
+        <w:rPr>
+          <w:rFonts w:ascii="Times New Roman" w:hAnsi="Times New Roman" w:eastAsia="宋体"/>
+          <w:b w:val="0"/>
+          <w:sz w:val="24"/>
+        </w:rPr>
+        <w:t>，但这些工作的目标是让学生复现相关排序，未要求排序随条件改变而相应改变；材料问答的判别点恰在此处——设问题 q 与 q′ 只在一个条件上不同（如测试温度由 25℃ 变为 800℃），若候选中同时存在两条分别适用于两种条件的记录，则学生的证据偏好必须随之翻转，若知识库中没有对应证据，正确行为是识别证据不足。式（10）的两个方向同时成立，才意味着偏好随条件翻转而非固定偏好某一条记录。</w:t>
+      </w:r>
+    </w:p>
+    <w:p>
+      <w:pPr>
+        <w:ind w:firstLine="480" w:firstLineChars="200"/>
+        <w:spacing w:line="312" w:lineRule="auto"/>
+      </w:pPr>
+      <w:r>
+        <w:rPr>
+          <w:rFonts w:ascii="Times New Roman" w:hAnsi="Times New Roman" w:eastAsia="宋体"/>
+          <w:b w:val="0"/>
+          <w:sz w:val="24"/>
+        </w:rPr>
+        <w:t>样本构造的可行性已实测。条件变化配对须保证两条记录同时存在且只差一个条件：对主线数据统计，四要素齐全的记录一千二百零五条，同成分且温度不同者二千零一十五对，其中最严格的口径下（工艺与试验类型也相同，即真正只改变温度）为一千三百零三对，该规模足以支撑条件变化的成对训练，且每对可同时提供正例与反例。三点边界须在设计中守住：第一，只有候选池同时包含条件匹配与不匹配的记录时才构造排序翻转，若新条件下没有对应证据，标签为证据不足，不制造虚假正例；第二，温差接近不等于性能可互换，不据此标注任何训练真值；第三，若 q 与 q′ 本可由同一条记录支持，则不强制偏好翻转。</w:t>
       </w:r>
     </w:p>
     <w:p>
@@ -3533,21 +4086,15 @@
           <w:b/>
           <w:sz w:val="24"/>
         </w:rPr>
-        <w:t>（七）风险与研究边界</w:t>
-      </w:r>
-    </w:p>
-    <w:p>
-      <w:pPr>
-        <w:ind w:firstLine="480" w:firstLineChars="200"/>
-        <w:spacing w:line="312" w:lineRule="auto"/>
-      </w:pPr>
+        <w:t>研究难点。</w:t>
+      </w:r>
       <w:r>
         <w:rPr>
           <w:rFonts w:ascii="Times New Roman" w:hAnsi="Times New Roman" w:eastAsia="宋体"/>
           <w:b w:val="0"/>
           <w:sz w:val="24"/>
         </w:rPr>
-        <w:t>第一，依赖抽取错误会使闭包完整却语义绑定错误，需核验样品、性质与来源作用范围；结构约束只能防止已识别依赖丢失，不能证明初始抽取正确。第二，支持效用与最终答案表现可能失配，需分开报告优化目标与主质量。第三，共享条件只在确有相同作用范围时省成本，跨表或跨来源不作无依据复用。</w:t>
+        <w:t xml:space="preserve"> 第一，依赖抽取错误会使闭包完整却语义绑定错误，结构约束只能防止已识别依赖丢失，不能证明初始抽取正确。第二，支持效用与最终答案表现可能失配，优化目标与主质量须分开报告。第三，共享条件只在确有相同作用范围时省成本，跨表或跨来源不作无依据复用。第四，核验收益参数与人工时间不稳定，需独立抽检和实测校准，不能把低置信样本集合当总体。第五，全文库覆盖、许可与字段可得性尚未核实，未取得原文时不虚报真实抽取与节时。第六，模型可能只学会保守或复制格式，需可回答题误拒与同工具对照；教师输出与检查通过都不是新材料性能证明。</w:t>
       </w:r>
     </w:p>
     <w:p>
@@ -3555,13 +4102,431 @@
         <w:ind w:firstLine="480" w:firstLineChars="200"/>
         <w:spacing w:line="312" w:lineRule="auto"/>
       </w:pPr>
+      <w:r>
+        <w:rPr>
+          <w:rFonts w:ascii="Times New Roman" w:hAnsi="Times New Roman" w:eastAsia="宋体"/>
+          <w:b/>
+          <w:sz w:val="24"/>
+        </w:rPr>
+        <w:t>数据与可用资源。</w:t>
+      </w:r>
       <w:r>
         <w:rPr>
           <w:rFonts w:ascii="Times New Roman" w:hAnsi="Times New Roman" w:eastAsia="宋体"/>
           <w:b w:val="0"/>
           <w:sz w:val="24"/>
         </w:rPr>
-        <w:t>第四，核验收益参数与人工时间不稳定，需独立抽检和实测校准，不能把低置信样本集合当总体。第五，全文库覆盖、许可和字段可得性未核实，未取得原文时不虚报真实抽取与节时。第六，模型可能只学会保守或复制格式，需可回答题误拒与同工具对照；教师输出与检查通过都不是新材料性能证明。</w:t>
+        <w:t xml:space="preserve"> 固定主线 MPEA CSV 版本为 d31e2510cccc3fb9e79d43ad62652f64ef8c2c5e，SHA-256 为 c5504d93fd324d1be26cf814d0694ee9ee95578d68a0b38aba6813b939fa2c5d。已有静态统计为 1545 条记录、630 种规范成分、265 个 DOI；按 YS 或 HV 为有限数、测试温度为有限数且工艺非空筛选得到 1205 条，再要求试验类型非空为 1062 条。这只是字段口径，不等于完整硬度条件或最终问答量，各数据层的可用边界如表3-1所示。</w:t>
+      </w:r>
+    </w:p>
+    <w:p>
+      <w:pPr>
+        <w:spacing w:line="240" w:lineRule="auto" w:before="120" w:after="60"/>
+        <w:ind w:firstLine="0"/>
+        <w:jc w:val="center"/>
+      </w:pPr>
+      <w:r>
+        <w:rPr>
+          <w:rFonts w:ascii="Times New Roman" w:hAnsi="Times New Roman" w:eastAsia="宋体"/>
+          <w:sz w:val="24"/>
+        </w:rPr>
+        <w:t>表3-1　数据层与用于本题的边界</w:t>
+      </w:r>
+    </w:p>
+    <w:tbl>
+      <w:tblPr>
+        <w:tblStyle w:val="TableGrid"/>
+        <w:tblW w:type="auto" w:w="0"/>
+        <w:tblLook w:firstColumn="1" w:firstRow="1" w:lastColumn="0" w:lastRow="0" w:noHBand="0" w:noVBand="1" w:val="04A0"/>
+      </w:tblPr>
+      <w:tblGrid>
+        <w:gridCol w:w="2835"/>
+        <w:gridCol w:w="2835"/>
+        <w:gridCol w:w="2835"/>
+      </w:tblGrid>
+      <w:tr>
+        <w:trPr>
+          <w:tblHeader/>
+          <w:cantSplit/>
+        </w:trPr>
+        <w:tc>
+          <w:tcPr>
+            <w:tcW w:type="dxa" w:w="2835"/>
+          </w:tcPr>
+          <w:p>
+            <w:pPr>
+              <w:spacing w:line="240" w:lineRule="auto"/>
+              <w:ind w:firstLine="0"/>
+            </w:pPr>
+            <w:r>
+              <w:rPr>
+                <w:rFonts w:ascii="Times New Roman" w:hAnsi="Times New Roman" w:eastAsia="黑体"/>
+                <w:b/>
+                <w:sz w:val="21"/>
+              </w:rPr>
+              <w:t>数据层</w:t>
+            </w:r>
+          </w:p>
+        </w:tc>
+        <w:tc>
+          <w:tcPr>
+            <w:tcW w:type="dxa" w:w="2835"/>
+          </w:tcPr>
+          <w:p>
+            <w:pPr>
+              <w:spacing w:line="240" w:lineRule="auto"/>
+              <w:ind w:firstLine="0"/>
+            </w:pPr>
+            <w:r>
+              <w:rPr>
+                <w:rFonts w:ascii="Times New Roman" w:hAnsi="Times New Roman" w:eastAsia="黑体"/>
+                <w:b/>
+                <w:sz w:val="21"/>
+              </w:rPr>
+              <w:t>当前已核实信息</w:t>
+            </w:r>
+          </w:p>
+        </w:tc>
+        <w:tc>
+          <w:tcPr>
+            <w:tcW w:type="dxa" w:w="2835"/>
+          </w:tcPr>
+          <w:p>
+            <w:pPr>
+              <w:spacing w:line="240" w:lineRule="auto"/>
+              <w:ind w:firstLine="0"/>
+            </w:pPr>
+            <w:r>
+              <w:rPr>
+                <w:rFonts w:ascii="Times New Roman" w:hAnsi="Times New Roman" w:eastAsia="黑体"/>
+                <w:b/>
+                <w:sz w:val="21"/>
+              </w:rPr>
+              <w:t>用于本题的边界</w:t>
+            </w:r>
+          </w:p>
+        </w:tc>
+      </w:tr>
+      <w:tr>
+        <w:trPr>
+          <w:cantSplit/>
+        </w:trPr>
+        <w:tc>
+          <w:tcPr>
+            <w:tcW w:type="dxa" w:w="2835"/>
+          </w:tcPr>
+          <w:p>
+            <w:pPr>
+              <w:spacing w:line="240" w:lineRule="auto"/>
+              <w:ind w:firstLine="0"/>
+            </w:pPr>
+            <w:r>
+              <w:rPr>
+                <w:rFonts w:ascii="Times New Roman" w:hAnsi="Times New Roman" w:eastAsia="宋体"/>
+                <w:sz w:val="21"/>
+              </w:rPr>
+              <w:t>MPEA全资料</w:t>
+            </w:r>
+          </w:p>
+        </w:tc>
+        <w:tc>
+          <w:tcPr>
+            <w:tcW w:type="dxa" w:w="2835"/>
+          </w:tcPr>
+          <w:p>
+            <w:pPr>
+              <w:spacing w:line="240" w:lineRule="auto"/>
+              <w:ind w:firstLine="0"/>
+            </w:pPr>
+            <w:r>
+              <w:rPr>
+                <w:rFonts w:ascii="Times New Roman" w:hAnsi="Times New Roman" w:eastAsia="宋体"/>
+                <w:sz w:val="21"/>
+              </w:rPr>
+              <w:t>1545条、630成分、265 DOI</w:t>
+            </w:r>
+          </w:p>
+        </w:tc>
+        <w:tc>
+          <w:tcPr>
+            <w:tcW w:type="dxa" w:w="2835"/>
+          </w:tcPr>
+          <w:p>
+            <w:pPr>
+              <w:spacing w:line="240" w:lineRule="auto"/>
+              <w:ind w:firstLine="0"/>
+            </w:pPr>
+            <w:r>
+              <w:rPr>
+                <w:rFonts w:ascii="Times New Roman" w:hAnsi="Times New Roman" w:eastAsia="宋体"/>
+                <w:sz w:val="21"/>
+              </w:rPr>
+              <w:t>主线记录与条件绑定；不是完整原文</w:t>
+            </w:r>
+          </w:p>
+        </w:tc>
+      </w:tr>
+      <w:tr>
+        <w:trPr>
+          <w:cantSplit/>
+        </w:trPr>
+        <w:tc>
+          <w:tcPr>
+            <w:tcW w:type="dxa" w:w="2835"/>
+          </w:tcPr>
+          <w:p>
+            <w:pPr>
+              <w:spacing w:line="240" w:lineRule="auto"/>
+              <w:ind w:firstLine="0"/>
+            </w:pPr>
+            <w:r>
+              <w:rPr>
+                <w:rFonts w:ascii="Times New Roman" w:hAnsi="Times New Roman" w:eastAsia="宋体"/>
+                <w:sz w:val="21"/>
+              </w:rPr>
+              <w:t>YS或HV＋温度＋工艺</w:t>
+            </w:r>
+          </w:p>
+        </w:tc>
+        <w:tc>
+          <w:tcPr>
+            <w:tcW w:type="dxa" w:w="2835"/>
+          </w:tcPr>
+          <w:p>
+            <w:pPr>
+              <w:spacing w:line="240" w:lineRule="auto"/>
+              <w:ind w:firstLine="0"/>
+            </w:pPr>
+            <w:r>
+              <w:rPr>
+                <w:rFonts w:ascii="Times New Roman" w:hAnsi="Times New Roman" w:eastAsia="宋体"/>
+                <w:sz w:val="21"/>
+              </w:rPr>
+              <w:t>1205条</w:t>
+            </w:r>
+          </w:p>
+        </w:tc>
+        <w:tc>
+          <w:tcPr>
+            <w:tcW w:type="dxa" w:w="2835"/>
+          </w:tcPr>
+          <w:p>
+            <w:pPr>
+              <w:spacing w:line="240" w:lineRule="auto"/>
+              <w:ind w:firstLine="0"/>
+            </w:pPr>
+            <w:r>
+              <w:rPr>
+                <w:rFonts w:ascii="Times New Roman" w:hAnsi="Times New Roman" w:eastAsia="宋体"/>
+                <w:sz w:val="21"/>
+              </w:rPr>
+              <w:t>性质类型分开，缺试验类型不能默认补值</w:t>
+            </w:r>
+          </w:p>
+        </w:tc>
+      </w:tr>
+      <w:tr>
+        <w:trPr>
+          <w:cantSplit/>
+        </w:trPr>
+        <w:tc>
+          <w:tcPr>
+            <w:tcW w:type="dxa" w:w="2835"/>
+          </w:tcPr>
+          <w:p>
+            <w:pPr>
+              <w:spacing w:line="240" w:lineRule="auto"/>
+              <w:ind w:firstLine="0"/>
+            </w:pPr>
+            <w:r>
+              <w:rPr>
+                <w:rFonts w:ascii="Times New Roman" w:hAnsi="Times New Roman" w:eastAsia="宋体"/>
+                <w:sz w:val="21"/>
+              </w:rPr>
+              <w:t>再要求试验类型</w:t>
+            </w:r>
+          </w:p>
+        </w:tc>
+        <w:tc>
+          <w:tcPr>
+            <w:tcW w:type="dxa" w:w="2835"/>
+          </w:tcPr>
+          <w:p>
+            <w:pPr>
+              <w:spacing w:line="240" w:lineRule="auto"/>
+              <w:ind w:firstLine="0"/>
+            </w:pPr>
+            <w:r>
+              <w:rPr>
+                <w:rFonts w:ascii="Times New Roman" w:hAnsi="Times New Roman" w:eastAsia="宋体"/>
+                <w:sz w:val="21"/>
+              </w:rPr>
+              <w:t>1062条</w:t>
+            </w:r>
+          </w:p>
+        </w:tc>
+        <w:tc>
+          <w:tcPr>
+            <w:tcW w:type="dxa" w:w="2835"/>
+          </w:tcPr>
+          <w:p>
+            <w:pPr>
+              <w:spacing w:line="240" w:lineRule="auto"/>
+              <w:ind w:firstLine="0"/>
+            </w:pPr>
+            <w:r>
+              <w:rPr>
+                <w:rFonts w:ascii="Times New Roman" w:hAnsi="Times New Roman" w:eastAsia="宋体"/>
+                <w:sz w:val="21"/>
+              </w:rPr>
+              <w:t>可作为先导载体，不能称完整实验条件</w:t>
+            </w:r>
+          </w:p>
+        </w:tc>
+      </w:tr>
+      <w:tr>
+        <w:trPr>
+          <w:cantSplit/>
+        </w:trPr>
+        <w:tc>
+          <w:tcPr>
+            <w:tcW w:type="dxa" w:w="2835"/>
+          </w:tcPr>
+          <w:p>
+            <w:pPr>
+              <w:spacing w:line="240" w:lineRule="auto"/>
+              <w:ind w:firstLine="0"/>
+            </w:pPr>
+            <w:r>
+              <w:rPr>
+                <w:rFonts w:ascii="Times New Roman" w:hAnsi="Times New Roman" w:eastAsia="宋体"/>
+                <w:sz w:val="21"/>
+              </w:rPr>
+              <w:t>全文材料语料</w:t>
+            </w:r>
+          </w:p>
+        </w:tc>
+        <w:tc>
+          <w:tcPr>
+            <w:tcW w:type="dxa" w:w="2835"/>
+          </w:tcPr>
+          <w:p>
+            <w:pPr>
+              <w:spacing w:line="240" w:lineRule="auto"/>
+              <w:ind w:firstLine="0"/>
+            </w:pPr>
+            <w:r>
+              <w:rPr>
+                <w:rFonts w:ascii="Times New Roman" w:hAnsi="Times New Roman" w:eastAsia="宋体"/>
+                <w:sz w:val="21"/>
+              </w:rPr>
+              <w:t>用户提供约两万篇的背景</w:t>
+            </w:r>
+          </w:p>
+        </w:tc>
+        <w:tc>
+          <w:tcPr>
+            <w:tcW w:type="dxa" w:w="2835"/>
+          </w:tcPr>
+          <w:p>
+            <w:pPr>
+              <w:spacing w:line="240" w:lineRule="auto"/>
+              <w:ind w:firstLine="0"/>
+            </w:pPr>
+            <w:r>
+              <w:rPr>
+                <w:rFonts w:ascii="Times New Roman" w:hAnsi="Times New Roman" w:eastAsia="宋体"/>
+                <w:sz w:val="21"/>
+              </w:rPr>
+              <w:t>位于其他机器，尚未核验覆盖、授权与抽取成功率</w:t>
+            </w:r>
+          </w:p>
+        </w:tc>
+      </w:tr>
+      <w:tr>
+        <w:trPr>
+          <w:cantSplit/>
+        </w:trPr>
+        <w:tc>
+          <w:tcPr>
+            <w:tcW w:type="dxa" w:w="2835"/>
+          </w:tcPr>
+          <w:p>
+            <w:pPr>
+              <w:spacing w:line="240" w:lineRule="auto"/>
+              <w:ind w:firstLine="0"/>
+            </w:pPr>
+            <w:r>
+              <w:rPr>
+                <w:rFonts w:ascii="Times New Roman" w:hAnsi="Times New Roman" w:eastAsia="宋体"/>
+                <w:sz w:val="21"/>
+              </w:rPr>
+              <w:t>人工核验与动作计时</w:t>
+            </w:r>
+          </w:p>
+        </w:tc>
+        <w:tc>
+          <w:tcPr>
+            <w:tcW w:type="dxa" w:w="2835"/>
+          </w:tcPr>
+          <w:p>
+            <w:pPr>
+              <w:spacing w:line="240" w:lineRule="auto"/>
+              <w:ind w:firstLine="0"/>
+            </w:pPr>
+            <w:r>
+              <w:rPr>
+                <w:rFonts w:ascii="Times New Roman" w:hAnsi="Times New Roman" w:eastAsia="宋体"/>
+                <w:sz w:val="21"/>
+              </w:rPr>
+              <w:t>尚未构造</w:t>
+            </w:r>
+          </w:p>
+        </w:tc>
+        <w:tc>
+          <w:tcPr>
+            <w:tcW w:type="dxa" w:w="2835"/>
+          </w:tcPr>
+          <w:p>
+            <w:pPr>
+              <w:spacing w:line="240" w:lineRule="auto"/>
+              <w:ind w:firstLine="0"/>
+            </w:pPr>
+            <w:r>
+              <w:rPr>
+                <w:rFonts w:ascii="Times New Roman" w:hAnsi="Times New Roman" w:eastAsia="宋体"/>
+                <w:sz w:val="21"/>
+              </w:rPr>
+              <w:t>调度参数与真实收益须先导取得</w:t>
+            </w:r>
+          </w:p>
+        </w:tc>
+      </w:tr>
+    </w:tbl>
+    <w:p>
+      <w:pPr>
+        <w:spacing w:line="240" w:lineRule="auto"/>
+        <w:ind w:firstLine="0"/>
+      </w:pPr>
+      <w:r>
+        <w:rPr>
+          <w:rFonts w:ascii="Times New Roman" w:hAnsi="Times New Roman" w:eastAsia="宋体"/>
+          <w:sz w:val="12"/>
+        </w:rPr>
+      </w:r>
+    </w:p>
+    <w:p>
+      <w:pPr>
+        <w:ind w:firstLine="480" w:firstLineChars="200"/>
+        <w:spacing w:line="312" w:lineRule="auto"/>
+      </w:pPr>
+      <w:r>
+        <w:rPr>
+          <w:rFonts w:ascii="Times New Roman" w:hAnsi="Times New Roman" w:eastAsia="宋体"/>
+          <w:b w:val="0"/>
+          <w:sz w:val="24"/>
+        </w:rPr>
+        <w:t>温度、工艺和试验类型的存在不证明所有性质共享同一测试条件；T/C 不能自动作为硬度测试方式。热处理、硬度载荷与保载时间没有可直接使用的完整独立字段，须原文核验后扩展。公式相对系数先确认基准再规范化，不以原始系数不和为 100 判错；CAST、ANNEAL 和 WROUGHT 不强制排成统一工序距离。同成分全组合的 8857 对记录和温度或工艺字符串不同的 7452 对可复现，但后者包含缺失字段，不能全部称已知冲突；判定对、问答题、独立来源与核验动作是不同计数单位，同记录改写不增加独立材料知识。MPEA 可先验证记录卡、同字段多粒度装配和来源留出问答，人工构造字段丢失或复制依赖只作受控场景并明确标注，不能冒称真实 PDF 噪声；若全文管线失败，保留结构化记录上的装配主实验，第二项仅报告已获原文范围的先导。</w:t>
       </w:r>
     </w:p>
     <w:p>
@@ -3575,21 +4540,15 @@
           <w:b/>
           <w:sz w:val="24"/>
         </w:rPr>
-        <w:t>（八）预期成果与完成标准</w:t>
-      </w:r>
-    </w:p>
-    <w:p>
-      <w:pPr>
-        <w:ind w:firstLine="480" w:firstLineChars="200"/>
-        <w:spacing w:line="312" w:lineRule="auto"/>
-      </w:pPr>
+        <w:t>数据身份、参数估计与公平对照。</w:t>
+      </w:r>
       <w:r>
         <w:rPr>
           <w:rFonts w:ascii="Times New Roman" w:hAnsi="Times New Roman" w:eastAsia="宋体"/>
           <w:b w:val="0"/>
           <w:sz w:val="24"/>
         </w:rPr>
-        <w:t>预期成果包括条件依赖及记录版本规范、预算装配方法、影响驱动核验调度方法、任务适配权重、本地RAG与多步Agent原型及可复现配置。研究报告同时保留失败、成本和结论边界，评价资料仅用于证明方法，不以一个基准或错误统计表替代方法成果。</w:t>
+        <w:t xml:space="preserve"> 先规范 DOI、完整重复记录、成分与样品标识，再建立来源关联组，至少保证同论文、同记录及其派生版本不跨区，同成分留出作为更严格压力设置；训练、开发与测试按组划分，首个可行划分及构造协议在模型运行前冻结。核验参数、支持评分和教师示范只从训练资料生成，调参与校准使用开发资料，测试参考答案及其人工判定由独立协议保存，不能作为装配效用或调度优先级的输入。装配主对照使用相同召回池、字段和来源：按语义 top-k 后截断、条件字段文本拼接、固定完整条件卡、字段保护的压缩方案、标准预算覆盖或多选择背包方案，以及本课题联合装配；所有方法均可取得条件与必要定位，固定卡同样保留完整条件，避免故意设置会丢字段的弱对照。装配消融依次固定一个粒度而不联合选择、依赖块逐条复制而不共享、移除闭包约束但保留相同字段候选、以相同候选和预算仅用局部贪心，分别检验粒度、共享成本、条件保护和求解的贡献。核验对照包括随机动作、逐条不确定性、只按影响范围、完整预算调度及小批全核验参考，各组真实 H 与独立抽检预算一致；并依次令 v_i 一致、移除共享影响关系、以相同动作只按初始置信度排序，分离影响权重、依赖和更新策略的收益。</w:t>
       </w:r>
     </w:p>
     <w:p>
@@ -3597,13 +4556,21 @@
         <w:ind w:firstLine="480" w:firstLineChars="200"/>
         <w:spacing w:line="312" w:lineRule="auto"/>
       </w:pPr>
+      <w:r>
+        <w:rPr>
+          <w:rFonts w:ascii="Times New Roman" w:hAnsi="Times New Roman" w:eastAsia="宋体"/>
+          <w:b/>
+          <w:sz w:val="24"/>
+        </w:rPr>
+        <w:t>指标与验证方式。</w:t>
+      </w:r>
       <w:r>
         <w:rPr>
           <w:rFonts w:ascii="Times New Roman" w:hAnsi="Times New Roman" w:eastAsia="宋体"/>
           <w:b w:val="0"/>
           <w:sz w:val="24"/>
         </w:rPr>
-        <w:t>目前已完成文献查证和公开CSV静态审计，尚未实现上述优化模块、构造完整教学集、训练本题模型或验证方法增量。主张只写为拟研究改进，不将先前对旧覆盖函数的随机检验和小实例最优比例转移成新方法结果。若实际增量不足则修改方法或收紧结论，不以本地部署成功代替算法验证。</w:t>
+        <w:t xml:space="preserve"> 主指标为来源留出任务上的答案事实正确率，条件敏感查询为主要分析组，一般事实查询为对照；逐项核验数值、性质类型、来源与条件对应，有事实标签的记录级问题可自动判断，开放原文问题需要预先核验参考和人工裁定。答案充分性需区分“某条件下有哪些观测”和“整个区间的性能规律”，离散测量点不自动证明连续区间内性质，不能因为装配覆盖较广就宣称物理充分；无法支持的部分保留缺口说明，不因某系统拒答或检索失败改变主分母，同时报告可回答题误拒与证据不足题恰当说明。装配报告条件依赖保留率、来源绑定错误、最终输入 token、预算违例、装配耗时与端到端答案正确率，目标函数值上升不能替代正确率提升；核验报告每小时实际核验记录、确认真错与修复数量、自动通过区的误放行估计和区间，疑点数不是检出率。多步 Agent 补充报告任务完成度、澄清恰当性、条件更新后的重查、轮数与总成本，固定最大轮数与预算；核心对照采用预定多个随机种子，按来源组配对重采样并作拆分敏感性，组数不足时收紧结论。</w:t>
       </w:r>
     </w:p>
     <w:p>
@@ -3617,21 +4584,15 @@
           <w:b/>
           <w:sz w:val="24"/>
         </w:rPr>
-        <w:t>（九）数据管理、授权与研究诚信</w:t>
-      </w:r>
-    </w:p>
-    <w:p>
-      <w:pPr>
-        <w:ind w:firstLine="480" w:firstLineChars="200"/>
-        <w:spacing w:line="312" w:lineRule="auto"/>
-      </w:pPr>
+        <w:t>资源与实施可行性。</w:t>
+      </w:r>
       <w:r>
         <w:rPr>
           <w:rFonts w:ascii="Times New Roman" w:hAnsi="Times New Roman" w:eastAsia="宋体"/>
           <w:b w:val="0"/>
           <w:sz w:val="24"/>
         </w:rPr>
-        <w:t>公共资源保留许可与版本，内部资料的上传、训练和公开分别授权；教师用途须符合服务条款。部署核查生成、嵌入、检索及工具的联网行为。参考文献逐条按原始出处核对，区分正式出版与所引预印本、投稿版本，不凭记忆补发表信息；可访问元数据不等于逐篇复现实验。</w:t>
+        <w:t xml:space="preserve"> 按单张约 32 GB 显卡、64 GB 内存和足够固态存储起步，必要时使用获准租用资源，底座、输入长度与微批由预实验吞吐决定；先用固定小候选池与少量表示版本测算法，不同时增加强化学习选择器、大型图谱或性能代理模型。教学与校准可从结构化公开记录开始，但真实依赖抽取和调度收益需要原文与核验资料，先完成可用样本审计再定批量。所有成本包括解析、依赖抽取、预处理、教师、人工核验、训练、装配和推理，报告一次性与每次查询开销；若装配时间抵消质量优势，应缩减候选与算法，而不是隐去时间成本。</w:t>
       </w:r>
     </w:p>
     <w:p>
@@ -3639,13 +4600,43 @@
         <w:ind w:firstLine="480" w:firstLineChars="200"/>
         <w:spacing w:line="312" w:lineRule="auto"/>
       </w:pPr>
+      <w:r>
+        <w:rPr>
+          <w:rFonts w:ascii="Times New Roman" w:hAnsi="Times New Roman" w:eastAsia="宋体"/>
+          <w:b/>
+          <w:sz w:val="24"/>
+        </w:rPr>
+        <w:t>预期成果与完成标准。</w:t>
+      </w:r>
       <w:r>
         <w:rPr>
           <w:rFonts w:ascii="Times New Roman" w:hAnsi="Times New Roman" w:eastAsia="宋体"/>
           <w:b w:val="0"/>
           <w:sz w:val="24"/>
         </w:rPr>
-        <w:t>报告使用AI辅助检索、写作和一致性检查；本轮没有开启子代理、训练模型或进行材料实验。人工标注及后续用户试用按单位要求保护知情同意与资料，姓名、导师、学校、专业、学号、日期、经费与作者声明由研究者实际填写。</w:t>
+        <w:t xml:space="preserve"> 预期成果包括条件依赖及记录版本规范、预算装配方法、影响驱动核验调度方法、任务适配权重、本地 RAG 与多步 Agent 原型及可复现配置。目前已完成文献查证和公开 CSV 静态审计，尚未实现上述优化模块、构造完整教学集、训练本题模型或验证方法增量；主张只写为拟研究改进，不将先前对旧覆盖函数的随机检验和小实例最优比例转移成新方法结果，若实际增量不足则修改方法或收紧结论。</w:t>
+      </w:r>
+    </w:p>
+    <w:p>
+      <w:pPr>
+        <w:ind w:firstLine="480" w:firstLineChars="200"/>
+        <w:spacing w:line="312" w:lineRule="auto"/>
+      </w:pPr>
+      <w:r>
+        <w:rPr>
+          <w:rFonts w:ascii="Times New Roman" w:hAnsi="Times New Roman" w:eastAsia="宋体"/>
+          <w:b/>
+          <w:sz w:val="24"/>
+        </w:rPr>
+        <w:t>数据管理、授权与研究诚信。</w:t>
+      </w:r>
+      <w:r>
+        <w:rPr>
+          <w:rFonts w:ascii="Times New Roman" w:hAnsi="Times New Roman" w:eastAsia="宋体"/>
+          <w:b w:val="0"/>
+          <w:sz w:val="24"/>
+        </w:rPr>
+        <w:t xml:space="preserve"> 公共资源保留许可与版本，内部资料的上传、训练和公开分别授权，教师用途须符合服务条款；部署核查生成、嵌入、检索及工具的联网行为。参考文献逐条按原始出处核对，区分正式出版与所引预印本、投稿版本，不凭记忆补发表信息；可访问元数据不等于逐篇复现实验。报告使用 AI 辅助检索、写作和一致性检查，本轮没有开启子代理、训练模型或进行材料实验；姓名、导师、学校、专业、学号、日期与作者声明由研究者实际填写。</w:t>
       </w:r>
     </w:p>
     <w:p>
@@ -3686,7 +4677,7 @@
           <w:b w:val="0"/>
           <w:sz w:val="24"/>
         </w:rPr>
-        <w:t>第1个月：审计资料许可、记录及来源关联，定义条件依赖与核验动作；抽查原文，冻结数据身份和先导协议。</w:t>
+        <w:t>第1个月　审计资料许可、记录及来源关联，定义条件依赖与核验动作，抽查原文，冻结数据身份和先导协议；</w:t>
       </w:r>
     </w:p>
     <w:p>
@@ -3700,7 +4691,7 @@
           <w:b w:val="0"/>
           <w:sz w:val="24"/>
         </w:rPr>
-        <w:t>第2个月：构造版本与完整证据包，获取核验标签和真实动作计时；完成检索、固定条件卡和普通SFT基线，估计资源。</w:t>
+        <w:t>第2个月　构造版本与完整证据包，获取核验标签和真实动作计时，完成检索、固定条件卡和普通 SFT 基线并估计资源；</w:t>
       </w:r>
     </w:p>
     <w:p>
@@ -3714,7 +4705,7 @@
           <w:b w:val="0"/>
           <w:sz w:val="24"/>
         </w:rPr>
-        <w:t>第3至4个月：实现式（1）至（4）的装配参考求解与限时启发式，完成token复验及核心消融；并实现式（5）（6）的核验队列，按同人工预算验证。</w:t>
+        <w:t>第3至4个月　实现式（1）至（4）的装配参考求解与限时启发式，完成 token 复验及核心消融，并实现式（5）（6）的核验队列，按同人工预算验证；</w:t>
       </w:r>
     </w:p>
     <w:p>
@@ -3728,7 +4719,7 @@
           <w:b w:val="0"/>
           <w:sz w:val="24"/>
         </w:rPr>
-        <w:t>第5个月：完成经核验教师示范与小模型适配，集成本地RAG与固定动作Agent；分离装配、核验和训练收益。</w:t>
+        <w:t>第5个月　完成经核验教师示范与小模型适配，集成本地 RAG 与固定动作 Agent，分离装配、核验和训练收益；</w:t>
       </w:r>
     </w:p>
     <w:p>
@@ -3742,7 +4733,7 @@
           <w:b w:val="0"/>
           <w:sz w:val="24"/>
         </w:rPr>
-        <w:t>第6个月：完成同字段强对照、交叉组件与预算敏感性实验，检查抽取疑点、漏检和真实问答收益，冻结最终配置。</w:t>
+        <w:t>第6个月　完成同字段强对照、交叉组件与预算敏感性实验，检查抽取疑点、漏检和真实问答收益，冻结最终配置；</w:t>
       </w:r>
     </w:p>
     <w:p>
@@ -3756,7 +4747,7 @@
           <w:b w:val="0"/>
           <w:sz w:val="24"/>
         </w:rPr>
-        <w:t>第7个月：完成来源留出、教师比较与多步验证；记录实际成本与不确定性，有条件时开展有限应用案例，不承诺产业级用户研究。</w:t>
+        <w:t>第7个月　完成来源留出、教师比较与多步验证，记录实际成本与不确定性，有条件时开展有限应用案例；</w:t>
       </w:r>
     </w:p>
     <w:p>
@@ -3770,12 +4761,13 @@
           <w:b w:val="0"/>
           <w:sz w:val="24"/>
         </w:rPr>
-        <w:t>第8个月：整理复现材料、论文与局限性，完成修改和答辩准备。资源不足时优先保留装配主实验、核验先导及关键公平对照，减少额外模型和全文扩量，不伪造尚未取得的结果。</w:t>
+        <w:t>第8个月　整理复现材料、论文与局限性，完成修改和答辩准备；资源不足时优先保留装配主实验、核验先导及关键公平对照。</w:t>
       </w:r>
     </w:p>
     <w:p>
       <w:pPr>
         <w:pStyle w:val="Heading1"/>
+        <w:jc w:val="center"/>
       </w:pPr>
       <w:r>
         <w:rPr>
@@ -3795,7 +4787,7 @@
       <w:r>
         <w:rPr>
           <w:rFonts w:ascii="Times New Roman" w:hAnsi="Times New Roman" w:eastAsia="宋体"/>
-          <w:sz w:val="21"/>
+          <w:sz w:val="24"/>
         </w:rPr>
         <w:t>[1]</w:t>
       </w:r>
@@ -3803,7 +4795,7 @@
       <w:r>
         <w:rPr>
           <w:rFonts w:ascii="Times New Roman" w:hAnsi="Times New Roman" w:eastAsia="宋体"/>
-          <w:sz w:val="21"/>
+          <w:sz w:val="24"/>
         </w:rPr>
         <w:t xml:space="preserve"> Jia S, Zhang C, Fung V. LLMatDesign: Autonomous Materials Discovery with Large Language Models[EB/OL]. arXiv:2406.13163, 2024.（所引为arXiv版本）</w:t>
       </w:r>
@@ -3817,7 +4809,7 @@
       <w:r>
         <w:rPr>
           <w:rFonts w:ascii="Times New Roman" w:hAnsi="Times New Roman" w:eastAsia="宋体"/>
-          <w:sz w:val="21"/>
+          <w:sz w:val="24"/>
         </w:rPr>
         <w:t>[2]</w:t>
       </w:r>
@@ -3825,7 +4817,7 @@
       <w:r>
         <w:rPr>
           <w:rFonts w:ascii="Times New Roman" w:hAnsi="Times New Roman" w:eastAsia="宋体"/>
-          <w:sz w:val="21"/>
+          <w:sz w:val="24"/>
         </w:rPr>
         <w:t xml:space="preserve"> Ghosh S, Holgate C, Brodnik N R, et al. Preference Learning from Physics-Based Feedback: Tuning Language Models to Design BCC/B2 Superalloys[EB/OL]. arXiv:2511.12036, 2025.（所引为arXiv版本）</w:t>
       </w:r>
@@ -3839,7 +4831,7 @@
       <w:r>
         <w:rPr>
           <w:rFonts w:ascii="Times New Roman" w:hAnsi="Times New Roman" w:eastAsia="宋体"/>
-          <w:sz w:val="21"/>
+          <w:sz w:val="24"/>
         </w:rPr>
         <w:t>[3]</w:t>
       </w:r>
@@ -3847,7 +4839,7 @@
       <w:r>
         <w:rPr>
           <w:rFonts w:ascii="Times New Roman" w:hAnsi="Times New Roman" w:eastAsia="宋体"/>
-          <w:sz w:val="21"/>
+          <w:sz w:val="24"/>
         </w:rPr>
         <w:t xml:space="preserve"> Ahlawat D, Mishra V, Singh S, et al. A family of large language models for materials research with insights into model adaptability in continued pretraining[J]. Nature Machine Intelligence, 2026, 8(3): 435-448. DOI: 10.1038/s42256-026-01199-8.</w:t>
       </w:r>
@@ -3861,7 +4853,7 @@
       <w:r>
         <w:rPr>
           <w:rFonts w:ascii="Times New Roman" w:hAnsi="Times New Roman" w:eastAsia="宋体"/>
-          <w:sz w:val="21"/>
+          <w:sz w:val="24"/>
         </w:rPr>
         <w:t>[4]</w:t>
       </w:r>
@@ -3869,7 +4861,7 @@
       <w:r>
         <w:rPr>
           <w:rFonts w:ascii="Times New Roman" w:hAnsi="Times New Roman" w:eastAsia="宋体"/>
-          <w:sz w:val="21"/>
+          <w:sz w:val="24"/>
         </w:rPr>
         <w:t xml:space="preserve"> Ni B, Glaser B, Taheri-Mousavi S M. End-to-end prediction and design of additively manufacturable alloys using a generative AlloyGPT model[J]. npj Computational Materials, 2025, 11(1): 294. DOI: 10.1038/s41524-025-01768-2.</w:t>
       </w:r>
@@ -3883,7 +4875,7 @@
       <w:r>
         <w:rPr>
           <w:rFonts w:ascii="Times New Roman" w:hAnsi="Times New Roman" w:eastAsia="宋体"/>
-          <w:sz w:val="21"/>
+          <w:sz w:val="24"/>
         </w:rPr>
         <w:t>[5]</w:t>
       </w:r>
@@ -3891,7 +4883,7 @@
       <w:r>
         <w:rPr>
           <w:rFonts w:ascii="Times New Roman" w:hAnsi="Times New Roman" w:eastAsia="宋体"/>
-          <w:sz w:val="21"/>
+          <w:sz w:val="24"/>
         </w:rPr>
         <w:t xml:space="preserve"> Li S, Fajardo-Rojas F, Gomez-Gualdron D, et al. AlloyLens: A Visual Analytics Tool for High-throughput Alloy Screening and Inverse Design[EB/OL]. arXiv:2511.02133, 2025.（所引为arXiv版本）</w:t>
       </w:r>
@@ -3905,7 +4897,7 @@
       <w:r>
         <w:rPr>
           <w:rFonts w:ascii="Times New Roman" w:hAnsi="Times New Roman" w:eastAsia="宋体"/>
-          <w:sz w:val="21"/>
+          <w:sz w:val="24"/>
         </w:rPr>
         <w:t>[6]</w:t>
       </w:r>
@@ -3913,9 +4905,9 @@
       <w:r>
         <w:rPr>
           <w:rFonts w:ascii="Times New Roman" w:hAnsi="Times New Roman" w:eastAsia="宋体"/>
-          <w:sz w:val="21"/>
-        </w:rPr>
-        <w:t xml:space="preserve"> Yu Y, Hu W, Wu X, et al. From Blind Guess to Informed Judgment: Teaching LLMs to Evaluate Materials by Building Knowledge-Augmented Preference Signals[EB/OL]. arXiv:2605.29555, 2026.（所引为arXiv版本）</w:t>
+          <w:sz w:val="24"/>
+        </w:rPr>
+        <w:t xml:space="preserve"> Jiang H, Wu Q, Lin C Y, et al. LLMLingua: Compressing Prompts for Accelerated Inference of Large Language Models[C]//Proceedings of the 2023 Conference on Empirical Methods in Natural Language Processing. 2023: 13358-13376. DOI: 10.18653/v1/2023.emnlp-main.825.</w:t>
       </w:r>
     </w:p>
     <w:p>
@@ -3927,7 +4919,7 @@
       <w:r>
         <w:rPr>
           <w:rFonts w:ascii="Times New Roman" w:hAnsi="Times New Roman" w:eastAsia="宋体"/>
-          <w:sz w:val="21"/>
+          <w:sz w:val="24"/>
         </w:rPr>
         <w:t>[7]</w:t>
       </w:r>
@@ -3935,9 +4927,9 @@
       <w:r>
         <w:rPr>
           <w:rFonts w:ascii="Times New Roman" w:hAnsi="Times New Roman" w:eastAsia="宋体"/>
-          <w:sz w:val="21"/>
-        </w:rPr>
-        <w:t xml:space="preserve"> Borg C K H, Frey C, Moh J, et al. Expanded dataset of mechanical properties and observed phases of multi-principal element alloys[J]. Scientific Data, 2020, 7(1): 430. DOI: 10.1038/s41597-020-00768-9.</w:t>
+          <w:sz w:val="24"/>
+        </w:rPr>
+        <w:t xml:space="preserve"> Xu S, Wu Z, Jia X, et al. Self-Correcting RAG: Enhancing Faithfulness via MMKP Context Selection and NLI-Guided MCTS[EB/OL]. arXiv:2604.10734, 2026.（所引为arXiv版本）</w:t>
       </w:r>
     </w:p>
     <w:p>
@@ -3949,7 +4941,7 @@
       <w:r>
         <w:rPr>
           <w:rFonts w:ascii="Times New Roman" w:hAnsi="Times New Roman" w:eastAsia="宋体"/>
-          <w:sz w:val="21"/>
+          <w:sz w:val="24"/>
         </w:rPr>
         <w:t>[8]</w:t>
       </w:r>
@@ -3957,9 +4949,9 @@
       <w:r>
         <w:rPr>
           <w:rFonts w:ascii="Times New Roman" w:hAnsi="Times New Roman" w:eastAsia="宋体"/>
-          <w:sz w:val="21"/>
-        </w:rPr>
-        <w:t xml:space="preserve"> Hinton G, Vinyals O, Dean J. Distilling the Knowledge in a Neural Network[EB/OL]. arXiv:1503.02531, 2015.（所引为arXiv版本）</w:t>
+          <w:sz w:val="24"/>
+        </w:rPr>
+        <w:t xml:space="preserve"> Polat C, Kurban M, Serpedin E, et al. Grounded verification of chemical and materials reasoning: detection is the bottleneck[EB/OL]. arXiv:2607.17417, 2026.（所引为arXiv版本）</w:t>
       </w:r>
     </w:p>
     <w:p>
@@ -3971,7 +4963,7 @@
       <w:r>
         <w:rPr>
           <w:rFonts w:ascii="Times New Roman" w:hAnsi="Times New Roman" w:eastAsia="宋体"/>
-          <w:sz w:val="21"/>
+          <w:sz w:val="24"/>
         </w:rPr>
         <w:t>[9]</w:t>
       </w:r>
@@ -3979,9 +4971,9 @@
       <w:r>
         <w:rPr>
           <w:rFonts w:ascii="Times New Roman" w:hAnsi="Times New Roman" w:eastAsia="宋体"/>
-          <w:sz w:val="21"/>
-        </w:rPr>
-        <w:t xml:space="preserve"> Hsieh C Y, Li C L, Yeh C K, et al. Distilling Step-by-Step! Outperforming Larger Language Models with Less Training Data and Smaller Model Sizes[C]//Findings of the Association for Computational Linguistics: ACL 2023. 2023: 8003-8017. DOI: 10.18653/v1/2023.findings-acl.507.</w:t>
+          <w:sz w:val="24"/>
+        </w:rPr>
+        <w:t xml:space="preserve"> Kim H, Kim D, Kim J. LitMOF: An LLM Multi-Agent for Literature-Validated Metal-Organic Frameworks Database Correction and Expansion[EB/OL]. arXiv:2512.01693, 2025.（所引为arXiv版本）</w:t>
       </w:r>
     </w:p>
     <w:p>
@@ -3993,7 +4985,7 @@
       <w:r>
         <w:rPr>
           <w:rFonts w:ascii="Times New Roman" w:hAnsi="Times New Roman" w:eastAsia="宋体"/>
-          <w:sz w:val="21"/>
+          <w:sz w:val="24"/>
         </w:rPr>
         <w:t>[10]</w:t>
       </w:r>
@@ -4001,9 +4993,9 @@
       <w:r>
         <w:rPr>
           <w:rFonts w:ascii="Times New Roman" w:hAnsi="Times New Roman" w:eastAsia="宋体"/>
-          <w:sz w:val="21"/>
-        </w:rPr>
-        <w:t xml:space="preserve"> Mitra A, Del Corro L, Mahajan S, et al. Orca 2: Teaching Small Language Models How to Reason[EB/OL]. arXiv:2311.11045, 2023.（所引为arXiv版本）</w:t>
+          <w:sz w:val="24"/>
+        </w:rPr>
+        <w:t xml:space="preserve"> Roy P, Martin S, Rostami M, et al. Can You Trust the Confidence? ConfBench for Vision-Language Models on Document Extraction[EB/OL]. arXiv:2608.01792, 2026.（所引为arXiv版本）</w:t>
       </w:r>
     </w:p>
     <w:p>
@@ -4015,7 +5007,7 @@
       <w:r>
         <w:rPr>
           <w:rFonts w:ascii="Times New Roman" w:hAnsi="Times New Roman" w:eastAsia="宋体"/>
-          <w:sz w:val="21"/>
+          <w:sz w:val="24"/>
         </w:rPr>
         <w:t>[11]</w:t>
       </w:r>
@@ -4023,9 +5015,9 @@
       <w:r>
         <w:rPr>
           <w:rFonts w:ascii="Times New Roman" w:hAnsi="Times New Roman" w:eastAsia="宋体"/>
-          <w:sz w:val="21"/>
-        </w:rPr>
-        <w:t xml:space="preserve"> Gu Y, Dong L, Wei F, et al. MiniLLM: On-Policy Distillation of Large Language Models[EB/OL]. arXiv:2306.08543, 2023.（所引为arXiv版本）</w:t>
+          <w:sz w:val="24"/>
+        </w:rPr>
+        <w:t xml:space="preserve"> Yu Y, Hu W, Wu X, et al. From Blind Guess to Informed Judgment: Teaching LLMs to Evaluate Materials by Building Knowledge-Augmented Preference Signals[EB/OL]. arXiv:2605.29555, 2026.（所引为arXiv版本）</w:t>
       </w:r>
     </w:p>
     <w:p>
@@ -4037,7 +5029,7 @@
       <w:r>
         <w:rPr>
           <w:rFonts w:ascii="Times New Roman" w:hAnsi="Times New Roman" w:eastAsia="宋体"/>
-          <w:sz w:val="21"/>
+          <w:sz w:val="24"/>
         </w:rPr>
         <w:t>[12]</w:t>
       </w:r>
@@ -4045,9 +5037,9 @@
       <w:r>
         <w:rPr>
           <w:rFonts w:ascii="Times New Roman" w:hAnsi="Times New Roman" w:eastAsia="宋体"/>
-          <w:sz w:val="21"/>
-        </w:rPr>
-        <w:t xml:space="preserve"> Wang Y, Kordi Y, Mishra S, et al. Self-Instruct: Aligning Language Models with Self-Generated Instructions[C]//Proceedings of the 61st Annual Meeting of the Association for Computational Linguistics (Volume 1: Long Papers). 2023: 13484-13508. DOI: 10.18653/v1/2023.acl-long.754.</w:t>
+          <w:sz w:val="24"/>
+        </w:rPr>
+        <w:t xml:space="preserve"> Borg C K H, Frey C, Moh J, et al. Expanded dataset of mechanical properties and observed phases of multi-principal element alloys[J]. Scientific Data, 2020, 7(1): 430. DOI: 10.1038/s41597-020-00768-9.</w:t>
       </w:r>
     </w:p>
     <w:p>
@@ -4059,7 +5051,7 @@
       <w:r>
         <w:rPr>
           <w:rFonts w:ascii="Times New Roman" w:hAnsi="Times New Roman" w:eastAsia="宋体"/>
-          <w:sz w:val="21"/>
+          <w:sz w:val="24"/>
         </w:rPr>
         <w:t>[13]</w:t>
       </w:r>
@@ -4067,9 +5059,9 @@
       <w:r>
         <w:rPr>
           <w:rFonts w:ascii="Times New Roman" w:hAnsi="Times New Roman" w:eastAsia="宋体"/>
-          <w:sz w:val="21"/>
-        </w:rPr>
-        <w:t xml:space="preserve"> Xia M, Malladi S, Gururangan S, et al. LESS: Selecting Influential Data for Targeted Instruction Tuning[EB/OL]. arXiv:2402.04333, 2024.（所引为arXiv版本）</w:t>
+          <w:sz w:val="24"/>
+        </w:rPr>
+        <w:t xml:space="preserve"> Zhang X, Li J, Shao B, et al. Fine-Tuning Small Language Models for Reliable VASP INCAR Generation[EB/OL]. arXiv:2608.05387, 2026.（所引为arXiv版本）</w:t>
       </w:r>
     </w:p>
     <w:p>
@@ -4081,7 +5073,7 @@
       <w:r>
         <w:rPr>
           <w:rFonts w:ascii="Times New Roman" w:hAnsi="Times New Roman" w:eastAsia="宋体"/>
-          <w:sz w:val="21"/>
+          <w:sz w:val="24"/>
         </w:rPr>
         <w:t>[14]</w:t>
       </w:r>
@@ -4089,9 +5081,9 @@
       <w:r>
         <w:rPr>
           <w:rFonts w:ascii="Times New Roman" w:hAnsi="Times New Roman" w:eastAsia="宋体"/>
-          <w:sz w:val="21"/>
-        </w:rPr>
-        <w:t xml:space="preserve"> Liu W, Zeng W, He K, et al. What Makes Good Data for Alignment? A Comprehensive Study of Automatic Data Selection in Instruction Tuning[EB/OL]. arXiv:2312.15685, 2023.（所引为arXiv版本）</w:t>
+          <w:sz w:val="24"/>
+        </w:rPr>
+        <w:t xml:space="preserve"> Hinton G, Vinyals O, Dean J. Distilling the Knowledge in a Neural Network[EB/OL]. arXiv:1503.02531, 2015.（所引为arXiv版本）</w:t>
       </w:r>
     </w:p>
     <w:p>
@@ -4103,7 +5095,7 @@
       <w:r>
         <w:rPr>
           <w:rFonts w:ascii="Times New Roman" w:hAnsi="Times New Roman" w:eastAsia="宋体"/>
-          <w:sz w:val="21"/>
+          <w:sz w:val="24"/>
         </w:rPr>
         <w:t>[15]</w:t>
       </w:r>
@@ -4111,9 +5103,9 @@
       <w:r>
         <w:rPr>
           <w:rFonts w:ascii="Times New Roman" w:hAnsi="Times New Roman" w:eastAsia="宋体"/>
-          <w:sz w:val="21"/>
-        </w:rPr>
-        <w:t xml:space="preserve"> Zhang J, Zhang C X, Liu Y, et al. D3: Diversity, Difficulty, and Dependability-Aware Data Selection for Sample-Efficient LLM Instruction Tuning[C]//Proceedings of the Thirty-Fourth International Joint Conference on Artificial Intelligence. 2025: 8348-8356. DOI: 10.24963/ijcai.2025/928.</w:t>
+          <w:sz w:val="24"/>
+        </w:rPr>
+        <w:t xml:space="preserve"> Hsieh C Y, Li C L, Yeh C K, et al. Distilling Step-by-Step! Outperforming Larger Language Models with Less Training Data and Smaller Model Sizes[C]//Findings of the Association for Computational Linguistics: ACL 2023. 2023: 8003-8017. DOI: 10.18653/v1/2023.findings-acl.507.</w:t>
       </w:r>
     </w:p>
     <w:p>
@@ -4125,7 +5117,7 @@
       <w:r>
         <w:rPr>
           <w:rFonts w:ascii="Times New Roman" w:hAnsi="Times New Roman" w:eastAsia="宋体"/>
-          <w:sz w:val="21"/>
+          <w:sz w:val="24"/>
         </w:rPr>
         <w:t>[16]</w:t>
       </w:r>
@@ -4133,9 +5125,9 @@
       <w:r>
         <w:rPr>
           <w:rFonts w:ascii="Times New Roman" w:hAnsi="Times New Roman" w:eastAsia="宋体"/>
-          <w:sz w:val="21"/>
-        </w:rPr>
-        <w:t xml:space="preserve"> Mirza P, Weber L, Küch F. LASER: Stratified Selective Sampling for Instruction Tuning with Dedicated Scoring Strategy[EB/OL]. arXiv:2505.22157, 2025.（所引为arXiv版本）</w:t>
+          <w:sz w:val="24"/>
+        </w:rPr>
+        <w:t xml:space="preserve"> Mitra A, Del Corro L, Mahajan S, et al. Orca 2: Teaching Small Language Models How to Reason[EB/OL]. arXiv:2311.11045, 2023.（所引为arXiv版本）</w:t>
       </w:r>
     </w:p>
     <w:p>
@@ -4147,7 +5139,7 @@
       <w:r>
         <w:rPr>
           <w:rFonts w:ascii="Times New Roman" w:hAnsi="Times New Roman" w:eastAsia="宋体"/>
-          <w:sz w:val="21"/>
+          <w:sz w:val="24"/>
         </w:rPr>
         <w:t>[17]</w:t>
       </w:r>
@@ -4155,9 +5147,9 @@
       <w:r>
         <w:rPr>
           <w:rFonts w:ascii="Times New Roman" w:hAnsi="Times New Roman" w:eastAsia="宋体"/>
-          <w:sz w:val="21"/>
-        </w:rPr>
-        <w:t xml:space="preserve"> Lewis P, Perez E, Piktus A, et al. Retrieval-Augmented Generation for Knowledge-Intensive NLP Tasks[EB/OL]. arXiv:2005.11401, 2020.（所引为arXiv版本）</w:t>
+          <w:sz w:val="24"/>
+        </w:rPr>
+        <w:t xml:space="preserve"> Gu Y, Dong L, Wei F, et al. MiniLLM: On-Policy Distillation of Large Language Models[EB/OL]. arXiv:2306.08543, 2023.（所引为arXiv版本）</w:t>
       </w:r>
     </w:p>
     <w:p>
@@ -4169,7 +5161,7 @@
       <w:r>
         <w:rPr>
           <w:rFonts w:ascii="Times New Roman" w:hAnsi="Times New Roman" w:eastAsia="宋体"/>
-          <w:sz w:val="21"/>
+          <w:sz w:val="24"/>
         </w:rPr>
         <w:t>[18]</w:t>
       </w:r>
@@ -4177,9 +5169,9 @@
       <w:r>
         <w:rPr>
           <w:rFonts w:ascii="Times New Roman" w:hAnsi="Times New Roman" w:eastAsia="宋体"/>
-          <w:sz w:val="21"/>
-        </w:rPr>
-        <w:t xml:space="preserve"> Zhang T, Patil S G, Jain N, et al. RAFT: Adapting Language Model to Domain Specific RAG[EB/OL]. arXiv:2403.10131, 2024.（所引为arXiv版本）</w:t>
+          <w:sz w:val="24"/>
+        </w:rPr>
+        <w:t xml:space="preserve"> Wang Y, Kordi Y, Mishra S, et al. Self-Instruct: Aligning Language Models with Self-Generated Instructions[C]//Proceedings of the 61st Annual Meeting of the Association for Computational Linguistics (Volume 1: Long Papers). 2023: 13484-13508. DOI: 10.18653/v1/2023.acl-long.754.</w:t>
       </w:r>
     </w:p>
     <w:p>
@@ -4191,7 +5183,7 @@
       <w:r>
         <w:rPr>
           <w:rFonts w:ascii="Times New Roman" w:hAnsi="Times New Roman" w:eastAsia="宋体"/>
-          <w:sz w:val="21"/>
+          <w:sz w:val="24"/>
         </w:rPr>
         <w:t>[19]</w:t>
       </w:r>
@@ -4199,9 +5191,9 @@
       <w:r>
         <w:rPr>
           <w:rFonts w:ascii="Times New Roman" w:hAnsi="Times New Roman" w:eastAsia="宋体"/>
-          <w:sz w:val="21"/>
-        </w:rPr>
-        <w:t xml:space="preserve"> Hu E J, Shen Y, Wallis P, et al. LoRA: Low-Rank Adaptation of Large Language Models[EB/OL]. arXiv:2106.09685, 2021.（所引为arXiv版本）</w:t>
+          <w:sz w:val="24"/>
+        </w:rPr>
+        <w:t xml:space="preserve"> Liu W, Zeng W, He K, et al. What Makes Good Data for Alignment? A Comprehensive Study of Automatic Data Selection in Instruction Tuning[EB/OL]. arXiv:2312.15685, 2023.（所引为arXiv版本）</w:t>
       </w:r>
     </w:p>
     <w:p>
@@ -4213,7 +5205,7 @@
       <w:r>
         <w:rPr>
           <w:rFonts w:ascii="Times New Roman" w:hAnsi="Times New Roman" w:eastAsia="宋体"/>
-          <w:sz w:val="21"/>
+          <w:sz w:val="24"/>
         </w:rPr>
         <w:t>[20]</w:t>
       </w:r>
@@ -4221,9 +5213,9 @@
       <w:r>
         <w:rPr>
           <w:rFonts w:ascii="Times New Roman" w:hAnsi="Times New Roman" w:eastAsia="宋体"/>
-          <w:sz w:val="21"/>
-        </w:rPr>
-        <w:t xml:space="preserve"> Dettmers T, Pagnoni A, Holtzman A, et al. QLoRA: Efficient Finetuning of Quantized LLMs[EB/OL]. arXiv:2305.14314, 2023.（所引为arXiv版本）</w:t>
+          <w:sz w:val="24"/>
+        </w:rPr>
+        <w:t xml:space="preserve"> Xia M, Malladi S, Gururangan S, et al. LESS: Selecting Influential Data for Targeted Instruction Tuning[EB/OL]. arXiv:2402.04333, 2024.（所引为arXiv版本）</w:t>
       </w:r>
     </w:p>
     <w:p>
@@ -4235,7 +5227,7 @@
       <w:r>
         <w:rPr>
           <w:rFonts w:ascii="Times New Roman" w:hAnsi="Times New Roman" w:eastAsia="宋体"/>
-          <w:sz w:val="21"/>
+          <w:sz w:val="24"/>
         </w:rPr>
         <w:t>[21]</w:t>
       </w:r>
@@ -4243,9 +5235,9 @@
       <w:r>
         <w:rPr>
           <w:rFonts w:ascii="Times New Roman" w:hAnsi="Times New Roman" w:eastAsia="宋体"/>
-          <w:sz w:val="21"/>
-        </w:rPr>
-        <w:t xml:space="preserve"> Yang A, Li A, Yang B, et al. Qwen3 Technical Report[EB/OL]. arXiv:2505.09388, 2025.（所引为arXiv版本）</w:t>
+          <w:sz w:val="24"/>
+        </w:rPr>
+        <w:t xml:space="preserve"> Zhang J, Zhang C X, Liu Y, et al. D3: Diversity, Difficulty, and Dependability-Aware Data Selection for Sample-Efficient LLM Instruction Tuning[C]//Proceedings of the Thirty-Fourth International Joint Conference on Artificial Intelligence. 2025: 8348-8356. DOI: 10.24963/ijcai.2025/928.</w:t>
       </w:r>
     </w:p>
     <w:p>
@@ -4257,7 +5249,7 @@
       <w:r>
         <w:rPr>
           <w:rFonts w:ascii="Times New Roman" w:hAnsi="Times New Roman" w:eastAsia="宋体"/>
-          <w:sz w:val="21"/>
+          <w:sz w:val="24"/>
         </w:rPr>
         <w:t>[22]</w:t>
       </w:r>
@@ -4265,9 +5257,9 @@
       <w:r>
         <w:rPr>
           <w:rFonts w:ascii="Times New Roman" w:hAnsi="Times New Roman" w:eastAsia="宋体"/>
-          <w:sz w:val="21"/>
-        </w:rPr>
-        <w:t xml:space="preserve"> Scholak T, Schucher N, Bahdanau D. PICARD: Parsing Incrementally for Constrained Auto-Regressive Decoding from Language Models[C]//Proceedings of the 2021 Conference on Empirical Methods in Natural Language Processing. 2021: 9895-9901. DOI: 10.18653/v1/2021.emnlp-main.779.</w:t>
+          <w:sz w:val="24"/>
+        </w:rPr>
+        <w:t xml:space="preserve"> Mirza P, Weber L, Küch F. LASER: Stratified Selective Sampling for Instruction Tuning with Dedicated Scoring Strategy[EB/OL]. arXiv:2505.22157, 2025.（所引为arXiv版本）</w:t>
       </w:r>
     </w:p>
     <w:p>
@@ -4279,7 +5271,7 @@
       <w:r>
         <w:rPr>
           <w:rFonts w:ascii="Times New Roman" w:hAnsi="Times New Roman" w:eastAsia="宋体"/>
-          <w:sz w:val="21"/>
+          <w:sz w:val="24"/>
         </w:rPr>
         <w:t>[23]</w:t>
       </w:r>
@@ -4287,9 +5279,9 @@
       <w:r>
         <w:rPr>
           <w:rFonts w:ascii="Times New Roman" w:hAnsi="Times New Roman" w:eastAsia="宋体"/>
-          <w:sz w:val="21"/>
-        </w:rPr>
-        <w:t xml:space="preserve"> Wang B, Xu C, Zhao X, et al. MinerU: An Open-Source Solution for Precise Document Content Extraction[EB/OL]. arXiv:2409.18839, 2024.（所引为arXiv版本）</w:t>
+          <w:sz w:val="24"/>
+        </w:rPr>
+        <w:t xml:space="preserve"> Hu E J, Shen Y, Wallis P, et al. LoRA: Low-Rank Adaptation of Large Language Models[EB/OL]. arXiv:2106.09685, 2021.（所引为arXiv版本）</w:t>
       </w:r>
     </w:p>
     <w:p>
@@ -4301,7 +5293,7 @@
       <w:r>
         <w:rPr>
           <w:rFonts w:ascii="Times New Roman" w:hAnsi="Times New Roman" w:eastAsia="宋体"/>
-          <w:sz w:val="21"/>
+          <w:sz w:val="24"/>
         </w:rPr>
         <w:t>[24]</w:t>
       </w:r>
@@ -4309,9 +5301,9 @@
       <w:r>
         <w:rPr>
           <w:rFonts w:ascii="Times New Roman" w:hAnsi="Times New Roman" w:eastAsia="宋体"/>
-          <w:sz w:val="21"/>
-        </w:rPr>
-        <w:t xml:space="preserve"> Polat C, Kurban M, Serpedin E, et al. Grounded verification of chemical and materials reasoning: detection is the bottleneck[EB/OL]. arXiv:2607.17417, 2026.（所引为arXiv版本）</w:t>
+          <w:sz w:val="24"/>
+        </w:rPr>
+        <w:t xml:space="preserve"> Dettmers T, Pagnoni A, Holtzman A, et al. QLoRA: Efficient Finetuning of Quantized LLMs[EB/OL]. arXiv:2305.14314, 2023.（所引为arXiv版本）</w:t>
       </w:r>
     </w:p>
     <w:p>
@@ -4323,7 +5315,7 @@
       <w:r>
         <w:rPr>
           <w:rFonts w:ascii="Times New Roman" w:hAnsi="Times New Roman" w:eastAsia="宋体"/>
-          <w:sz w:val="21"/>
+          <w:sz w:val="24"/>
         </w:rPr>
         <w:t>[25]</w:t>
       </w:r>
@@ -4331,9 +5323,9 @@
       <w:r>
         <w:rPr>
           <w:rFonts w:ascii="Times New Roman" w:hAnsi="Times New Roman" w:eastAsia="宋体"/>
-          <w:sz w:val="21"/>
-        </w:rPr>
-        <w:t xml:space="preserve"> Kim H, Kim D, Kim J. LitMOF: An LLM Multi-Agent for Literature-Validated Metal-Organic Frameworks Database Correction and Expansion[EB/OL]. arXiv:2512.01693, 2025.（所引为arXiv版本）</w:t>
+          <w:sz w:val="24"/>
+        </w:rPr>
+        <w:t xml:space="preserve"> Yang A, Li A, Yang B, et al. Qwen3 Technical Report[EB/OL]. arXiv:2505.09388, 2025.（所引为arXiv版本）</w:t>
       </w:r>
     </w:p>
     <w:p>
@@ -4345,7 +5337,7 @@
       <w:r>
         <w:rPr>
           <w:rFonts w:ascii="Times New Roman" w:hAnsi="Times New Roman" w:eastAsia="宋体"/>
-          <w:sz w:val="21"/>
+          <w:sz w:val="24"/>
         </w:rPr>
         <w:t>[26]</w:t>
       </w:r>
@@ -4353,9 +5345,9 @@
       <w:r>
         <w:rPr>
           <w:rFonts w:ascii="Times New Roman" w:hAnsi="Times New Roman" w:eastAsia="宋体"/>
-          <w:sz w:val="21"/>
-        </w:rPr>
-        <w:t xml:space="preserve"> Sharma K, Kumar P, Li Y. OG-RAG: Ontology-Grounded Retrieval-Augmented Generation For Large Language Models[EB/OL]. arXiv:2412.15235, 2024.（所引为arXiv版本）</w:t>
+          <w:sz w:val="24"/>
+        </w:rPr>
+        <w:t xml:space="preserve"> Lewis P, Perez E, Piktus A, et al. Retrieval-Augmented Generation for Knowledge-Intensive NLP Tasks[EB/OL]. arXiv:2005.11401, 2020.（所引为arXiv版本）</w:t>
       </w:r>
     </w:p>
     <w:p>
@@ -4367,7 +5359,7 @@
       <w:r>
         <w:rPr>
           <w:rFonts w:ascii="Times New Roman" w:hAnsi="Times New Roman" w:eastAsia="宋体"/>
-          <w:sz w:val="21"/>
+          <w:sz w:val="24"/>
         </w:rPr>
         <w:t>[27]</w:t>
       </w:r>
@@ -4375,9 +5367,9 @@
       <w:r>
         <w:rPr>
           <w:rFonts w:ascii="Times New Roman" w:hAnsi="Times New Roman" w:eastAsia="宋体"/>
-          <w:sz w:val="21"/>
-        </w:rPr>
-        <w:t xml:space="preserve"> Bergeron L, Buhnila I, François J, et al. HalluGuard: Evidence-Grounded Small Reasoning Models to Mitigate Hallucinations in Retrieval-Augmented Generation[EB/OL]. arXiv:2510.00880, 2025.（所引为arXiv版本）</w:t>
+          <w:sz w:val="24"/>
+        </w:rPr>
+        <w:t xml:space="preserve"> Zhang T, Patil S G, Jain N, et al. RAFT: Adapting Language Model to Domain Specific RAG[EB/OL]. arXiv:2403.10131, 2024.（所引为arXiv版本）</w:t>
       </w:r>
     </w:p>
     <w:p>
@@ -4389,7 +5381,7 @@
       <w:r>
         <w:rPr>
           <w:rFonts w:ascii="Times New Roman" w:hAnsi="Times New Roman" w:eastAsia="宋体"/>
-          <w:sz w:val="21"/>
+          <w:sz w:val="24"/>
         </w:rPr>
         <w:t>[28]</w:t>
       </w:r>
@@ -4397,9 +5389,9 @@
       <w:r>
         <w:rPr>
           <w:rFonts w:ascii="Times New Roman" w:hAnsi="Times New Roman" w:eastAsia="宋体"/>
-          <w:sz w:val="21"/>
-        </w:rPr>
-        <w:t xml:space="preserve"> Chen J, Myrzakhan A, Luo Y, et al. DRAG: Distilling RAG for SLMs from LLMs to Transfer Knowledge and Mitigate Hallucination via Evidence and Graph-based Distillation[EB/OL]. arXiv:2506.01954, 2025.（所引为arXiv版本）</w:t>
+          <w:sz w:val="24"/>
+        </w:rPr>
+        <w:t xml:space="preserve"> Bergeron L, Buhnila I, François J, et al. HalluGuard: Evidence-Grounded Small Reasoning Models to Mitigate Hallucinations in Retrieval-Augmented Generation[EB/OL]. arXiv:2510.00880, 2025.（所引为arXiv版本）</w:t>
       </w:r>
     </w:p>
     <w:p>
@@ -4411,7 +5403,7 @@
       <w:r>
         <w:rPr>
           <w:rFonts w:ascii="Times New Roman" w:hAnsi="Times New Roman" w:eastAsia="宋体"/>
-          <w:sz w:val="21"/>
+          <w:sz w:val="24"/>
         </w:rPr>
         <w:t>[29]</w:t>
       </w:r>
@@ -4419,9 +5411,9 @@
       <w:r>
         <w:rPr>
           <w:rFonts w:ascii="Times New Roman" w:hAnsi="Times New Roman" w:eastAsia="宋体"/>
-          <w:sz w:val="21"/>
-        </w:rPr>
-        <w:t xml:space="preserve"> Yu M, Gao J, Pan Y, et al. EGT-KG: Evidence-Grounded Typed KG Retrieval for Practical Scientific QA with Small Language Models[EB/OL]. arXiv:2609.00479, 2026.（所引为arXiv版本）</w:t>
+          <w:sz w:val="24"/>
+        </w:rPr>
+        <w:t xml:space="preserve"> Chen J, Myrzakhan A, Luo Y, et al. DRAG: Distilling RAG for SLMs from LLMs to Transfer Knowledge and Mitigate Hallucination via Evidence and Graph-based Distillation[EB/OL]. arXiv:2506.01954, 2025.（所引为arXiv版本）</w:t>
       </w:r>
     </w:p>
     <w:p>
@@ -4433,7 +5425,7 @@
       <w:r>
         <w:rPr>
           <w:rFonts w:ascii="Times New Roman" w:hAnsi="Times New Roman" w:eastAsia="宋体"/>
-          <w:sz w:val="21"/>
+          <w:sz w:val="24"/>
         </w:rPr>
         <w:t>[30]</w:t>
       </w:r>
@@ -4441,9 +5433,9 @@
       <w:r>
         <w:rPr>
           <w:rFonts w:ascii="Times New Roman" w:hAnsi="Times New Roman" w:eastAsia="宋体"/>
-          <w:sz w:val="21"/>
-        </w:rPr>
-        <w:t xml:space="preserve"> Takahara W, Yamaguchi Y, Ogano M, et al. Materials Dual-Source Knowledge Retrieval-Augmented Generation for Local Large Language Models in Photocatalysts[J]. Journal of Chemical Information and Modeling, 2025, 65(24): 13098-13114. DOI: 10.1021/acs.jcim.5c01941.</w:t>
+          <w:sz w:val="24"/>
+        </w:rPr>
+        <w:t xml:space="preserve"> Sharma K, Kumar P, Li Y. OG-RAG: Ontology-Grounded Retrieval-Augmented Generation For Large Language Models[EB/OL]. arXiv:2412.15235, 2024.（所引为arXiv版本）</w:t>
       </w:r>
     </w:p>
     <w:p>
@@ -4455,7 +5447,7 @@
       <w:r>
         <w:rPr>
           <w:rFonts w:ascii="Times New Roman" w:hAnsi="Times New Roman" w:eastAsia="宋体"/>
-          <w:sz w:val="21"/>
+          <w:sz w:val="24"/>
         </w:rPr>
         <w:t>[31]</w:t>
       </w:r>
@@ -4463,9 +5455,9 @@
       <w:r>
         <w:rPr>
           <w:rFonts w:ascii="Times New Roman" w:hAnsi="Times New Roman" w:eastAsia="宋体"/>
-          <w:sz w:val="21"/>
-        </w:rPr>
-        <w:t xml:space="preserve"> Parekh J R, Kweon W, Chan J, et al. Condition-Gated Reasoning for Context-Dependent Biomedical Question Answering[EB/OL]. arXiv:2602.17911, 2026.（所引为arXiv版本）</w:t>
+          <w:sz w:val="24"/>
+        </w:rPr>
+        <w:t xml:space="preserve"> Yu M, Gao J, Pan Y, et al. EGT-KG: Evidence-Grounded Typed KG Retrieval for Practical Scientific QA with Small Language Models[EB/OL]. arXiv:2609.00479, 2026.（所引为arXiv版本）</w:t>
       </w:r>
     </w:p>
     <w:p>
@@ -4477,7 +5469,7 @@
       <w:r>
         <w:rPr>
           <w:rFonts w:ascii="Times New Roman" w:hAnsi="Times New Roman" w:eastAsia="宋体"/>
-          <w:sz w:val="21"/>
+          <w:sz w:val="24"/>
         </w:rPr>
         <w:t>[32]</w:t>
       </w:r>
@@ -4485,9 +5477,9 @@
       <w:r>
         <w:rPr>
           <w:rFonts w:ascii="Times New Roman" w:hAnsi="Times New Roman" w:eastAsia="宋体"/>
-          <w:sz w:val="21"/>
-        </w:rPr>
-        <w:t xml:space="preserve"> Guan N, Koudas N. ActiveDP: Bridging Active Learning and Data Programming[EB/OL]. arXiv:2402.06056, 2024.（所引为arXiv版本）</w:t>
+          <w:sz w:val="24"/>
+        </w:rPr>
+        <w:t xml:space="preserve"> Takahara W, Yamaguchi Y, Ogano M, et al. Materials Dual-Source Knowledge Retrieval-Augmented Generation for Local Large Language Models in Photocatalysts[J]. Journal of Chemical Information and Modeling, 2025, 65(24): 13098-13114. DOI: 10.1021/acs.jcim.5c01941.</w:t>
       </w:r>
     </w:p>
     <w:p>
@@ -4499,7 +5491,7 @@
       <w:r>
         <w:rPr>
           <w:rFonts w:ascii="Times New Roman" w:hAnsi="Times New Roman" w:eastAsia="宋体"/>
-          <w:sz w:val="21"/>
+          <w:sz w:val="24"/>
         </w:rPr>
         <w:t>[33]</w:t>
       </w:r>
@@ -4507,9 +5499,9 @@
       <w:r>
         <w:rPr>
           <w:rFonts w:ascii="Times New Roman" w:hAnsi="Times New Roman" w:eastAsia="宋体"/>
-          <w:sz w:val="21"/>
-        </w:rPr>
-        <w:t xml:space="preserve"> Nemhauser G L, Wolsey L A, Fisher M L. An analysis of approximations for maximizing submodular set functions—I[J]. Mathematical Programming, 1978, 14(1): 265-294. DOI: 10.1007/bf01588971.</w:t>
+          <w:sz w:val="24"/>
+        </w:rPr>
+        <w:t xml:space="preserve"> Parekh J R, Kweon W, Chan J, et al. Condition-Gated Reasoning for Context-Dependent Biomedical Question Answering[EB/OL]. arXiv:2602.17911, 2026.（所引为arXiv版本）</w:t>
       </w:r>
     </w:p>
     <w:p>
@@ -4521,7 +5513,7 @@
       <w:r>
         <w:rPr>
           <w:rFonts w:ascii="Times New Roman" w:hAnsi="Times New Roman" w:eastAsia="宋体"/>
-          <w:sz w:val="21"/>
+          <w:sz w:val="24"/>
         </w:rPr>
         <w:t>[34]</w:t>
       </w:r>
@@ -4529,9 +5521,9 @@
       <w:r>
         <w:rPr>
           <w:rFonts w:ascii="Times New Roman" w:hAnsi="Times New Roman" w:eastAsia="宋体"/>
-          <w:sz w:val="21"/>
-        </w:rPr>
-        <w:t xml:space="preserve"> Optimal Document Selection in RAG via Combinatorial Optimization: A Theoretical Framework[EB/OL]. OpenReview, 2026. https://openreview.net/forum?id=gtcOku1v2s.（ACL ARR投稿版本，未据此认定正式录用）</w:t>
+          <w:sz w:val="24"/>
+        </w:rPr>
+        <w:t xml:space="preserve"> Lu Z, Lu Y, Chen M, et al. VITAL-RAG: Invariance Race for Context Allocation in Coding Agents[EB/OL]. arXiv:2607.26937, 2026.（所引为arXiv版本）</w:t>
       </w:r>
     </w:p>
     <w:p>
@@ -4543,7 +5535,7 @@
       <w:r>
         <w:rPr>
           <w:rFonts w:ascii="Times New Roman" w:hAnsi="Times New Roman" w:eastAsia="宋体"/>
-          <w:sz w:val="21"/>
+          <w:sz w:val="24"/>
         </w:rPr>
         <w:t>[35]</w:t>
       </w:r>
@@ -4551,9 +5543,9 @@
       <w:r>
         <w:rPr>
           <w:rFonts w:ascii="Times New Roman" w:hAnsi="Times New Roman" w:eastAsia="宋体"/>
-          <w:sz w:val="21"/>
-        </w:rPr>
-        <w:t xml:space="preserve"> Jiang H, Wu Q, Lin C Y, et al. LLMLingua: Compressing Prompts for Accelerated Inference of Large Language Models[C]//Proceedings of the 2023 Conference on Empirical Methods in Natural Language Processing. 2023: 13358-13376. DOI: 10.18653/v1/2023.emnlp-main.825.</w:t>
+          <w:sz w:val="24"/>
+        </w:rPr>
+        <w:t xml:space="preserve"> Mody D. The Attribution-Compression Frontier in Retrieval-Augmented Generation[EB/OL]. arXiv:2609.14245, 2026.（所引为arXiv版本）</w:t>
       </w:r>
     </w:p>
     <w:p>
@@ -4565,7 +5557,7 @@
       <w:r>
         <w:rPr>
           <w:rFonts w:ascii="Times New Roman" w:hAnsi="Times New Roman" w:eastAsia="宋体"/>
-          <w:sz w:val="21"/>
+          <w:sz w:val="24"/>
         </w:rPr>
         <w:t>[36]</w:t>
       </w:r>
@@ -4573,9 +5565,9 @@
       <w:r>
         <w:rPr>
           <w:rFonts w:ascii="Times New Roman" w:hAnsi="Times New Roman" w:eastAsia="宋体"/>
-          <w:sz w:val="21"/>
-        </w:rPr>
-        <w:t xml:space="preserve"> Xu S, Wu Z, Jia X, et al. Self-Correcting RAG: Enhancing Faithfulness via MMKP Context Selection and NLI-Guided MCTS[EB/OL]. arXiv:2604.10734, 2026.（所引为arXiv版本）</w:t>
+          <w:sz w:val="24"/>
+        </w:rPr>
+        <w:t xml:space="preserve"> Scholak T, Schucher N, Bahdanau D. PICARD: Parsing Incrementally for Constrained Auto-Regressive Decoding from Language Models[C]//Proceedings of the 2021 Conference on Empirical Methods in Natural Language Processing. 2021: 9895-9901. DOI: 10.18653/v1/2021.emnlp-main.779.</w:t>
       </w:r>
     </w:p>
     <w:p>
@@ -4587,7 +5579,7 @@
       <w:r>
         <w:rPr>
           <w:rFonts w:ascii="Times New Roman" w:hAnsi="Times New Roman" w:eastAsia="宋体"/>
-          <w:sz w:val="21"/>
+          <w:sz w:val="24"/>
         </w:rPr>
         <w:t>[37]</w:t>
       </w:r>
@@ -4595,9 +5587,9 @@
       <w:r>
         <w:rPr>
           <w:rFonts w:ascii="Times New Roman" w:hAnsi="Times New Roman" w:eastAsia="宋体"/>
-          <w:sz w:val="21"/>
-        </w:rPr>
-        <w:t xml:space="preserve"> Lu Z, Lu Y, Chen M, et al. VITAL-RAG: Invariance Race for Context Allocation in Coding Agents[EB/OL]. arXiv:2607.26937, 2026.（所引为arXiv版本）</w:t>
+          <w:sz w:val="24"/>
+        </w:rPr>
+        <w:t xml:space="preserve"> Wang B, Xu C, Zhao X, et al. MinerU: An Open-Source Solution for Precise Document Content Extraction[EB/OL]. arXiv:2409.18839, 2024.（所引为arXiv版本）</w:t>
       </w:r>
     </w:p>
     <w:p>
@@ -4609,7 +5601,7 @@
       <w:r>
         <w:rPr>
           <w:rFonts w:ascii="Times New Roman" w:hAnsi="Times New Roman" w:eastAsia="宋体"/>
-          <w:sz w:val="21"/>
+          <w:sz w:val="24"/>
         </w:rPr>
         <w:t>[38]</w:t>
       </w:r>
@@ -4617,9 +5609,9 @@
       <w:r>
         <w:rPr>
           <w:rFonts w:ascii="Times New Roman" w:hAnsi="Times New Roman" w:eastAsia="宋体"/>
-          <w:sz w:val="21"/>
-        </w:rPr>
-        <w:t xml:space="preserve"> Mody D. The Attribution-Compression Frontier in Retrieval-Augmented Generation[EB/OL]. arXiv:2609.14245, 2026.（所引为arXiv版本）</w:t>
+          <w:sz w:val="24"/>
+        </w:rPr>
+        <w:t xml:space="preserve"> Guan N, Koudas N. ActiveDP: Bridging Active Learning and Data Programming[EB/OL]. arXiv:2402.06056, 2024.（所引为arXiv版本）</w:t>
       </w:r>
     </w:p>
     <w:p>
@@ -4631,7 +5623,7 @@
       <w:r>
         <w:rPr>
           <w:rFonts w:ascii="Times New Roman" w:hAnsi="Times New Roman" w:eastAsia="宋体"/>
-          <w:sz w:val="21"/>
+          <w:sz w:val="24"/>
         </w:rPr>
         <w:t>[39]</w:t>
       </w:r>
@@ -4639,9 +5631,9 @@
       <w:r>
         <w:rPr>
           <w:rFonts w:ascii="Times New Roman" w:hAnsi="Times New Roman" w:eastAsia="宋体"/>
-          <w:sz w:val="21"/>
-        </w:rPr>
-        <w:t xml:space="preserve"> Roy P, Martin S, Rostami M, et al. Can You Trust the Confidence? ConfBench for Vision-Language Models on Document Extraction[EB/OL]. arXiv:2608.01792, 2026.（所引为arXiv版本）</w:t>
+          <w:sz w:val="24"/>
+        </w:rPr>
+        <w:t xml:space="preserve"> Nemhauser G L, Wolsey L A, Fisher M L. An analysis of approximations for maximizing submodular set functions—I[J]. Mathematical Programming, 1978, 14(1): 265-294. DOI: 10.1007/bf01588971.</w:t>
       </w:r>
     </w:p>
     <w:p>
@@ -4653,7 +5645,7 @@
       <w:r>
         <w:rPr>
           <w:rFonts w:ascii="Times New Roman" w:hAnsi="Times New Roman" w:eastAsia="宋体"/>
-          <w:sz w:val="21"/>
+          <w:sz w:val="24"/>
         </w:rPr>
         <w:t>[40]</w:t>
       </w:r>
@@ -4661,9 +5653,9 @@
       <w:r>
         <w:rPr>
           <w:rFonts w:ascii="Times New Roman" w:hAnsi="Times New Roman" w:eastAsia="宋体"/>
-          <w:sz w:val="21"/>
-        </w:rPr>
-        <w:t xml:space="preserve"> Zhang X, Li J, Shao B, et al. Fine-Tuning Small Language Models for Reliable VASP INCAR Generation[EB/OL]. arXiv:2608.05387, 2026.（所引为arXiv版本）</w:t>
+          <w:sz w:val="24"/>
+        </w:rPr>
+        <w:t xml:space="preserve"> Optimal Document Selection in RAG via Combinatorial Optimization: A Theoretical Framework[EB/OL]. OpenReview, 2026. https://openreview.net/forum?id=gtcOku1v2s.（ACL ARR投稿版本，未据此认定正式录用）</w:t>
       </w:r>
     </w:p>
     <w:p>
@@ -4675,7 +5667,7 @@
       <w:r>
         <w:rPr>
           <w:rFonts w:ascii="Times New Roman" w:hAnsi="Times New Roman" w:eastAsia="宋体"/>
-          <w:sz w:val="21"/>
+          <w:sz w:val="24"/>
         </w:rPr>
         <w:t>[41]</w:t>
       </w:r>
@@ -4683,9 +5675,9 @@
       <w:r>
         <w:rPr>
           <w:rFonts w:ascii="Times New Roman" w:hAnsi="Times New Roman" w:eastAsia="宋体"/>
-          <w:sz w:val="21"/>
-        </w:rPr>
-        <w:t xml:space="preserve"> DeAR: dual-stage document reranking with reasoning agents via LLM distillation[EB/OL]. arXiv:2508.16998, 2025.（预印本）</w:t>
+          <w:sz w:val="24"/>
+        </w:rPr>
+        <w:t xml:space="preserve"> Abdallah A, Mozafari J, Piryani B, et al. DeAR: Dual-Stage Document Reranking with Reasoning Agents via LLM Distillation[EB/OL]. arXiv:2508.16998, 2025.（预印本）</w:t>
       </w:r>
     </w:p>
     <w:p>
@@ -4697,7 +5689,7 @@
       <w:r>
         <w:rPr>
           <w:rFonts w:ascii="Times New Roman" w:hAnsi="Times New Roman" w:eastAsia="宋体"/>
-          <w:sz w:val="21"/>
+          <w:sz w:val="24"/>
         </w:rPr>
         <w:t>[42]</w:t>
       </w:r>
@@ -4705,9 +5697,9 @@
       <w:r>
         <w:rPr>
           <w:rFonts w:ascii="Times New Roman" w:hAnsi="Times New Roman" w:eastAsia="宋体"/>
-          <w:sz w:val="21"/>
-        </w:rPr>
-        <w:t xml:space="preserve"> Scaling down, LiTting up: efficient zero-shot listwise reranking with seq2seq encoder-decoder models[EB/OL]. arXiv:2312.16098, 2023.（预印本）</w:t>
+          <w:sz w:val="24"/>
+        </w:rPr>
+        <w:t xml:space="preserve"> Tamber M S, Pradeep R, Lin J. Scaling Down, LiTting Up: Efficient Zero-Shot Listwise Reranking with Seq2seq Encoder-Decoder Models[EB/OL]. arXiv:2312.16098, 2023.（预印本）</w:t>
       </w:r>
     </w:p>
     <w:p>
@@ -4719,7 +5711,7 @@
       <w:r>
         <w:rPr>
           <w:rFonts w:ascii="Times New Roman" w:hAnsi="Times New Roman" w:eastAsia="宋体"/>
-          <w:sz w:val="21"/>
+          <w:sz w:val="24"/>
         </w:rPr>
         <w:t>[43]</w:t>
       </w:r>
@@ -4727,15 +5719,17 @@
       <w:r>
         <w:rPr>
           <w:rFonts w:ascii="Times New Roman" w:hAnsi="Times New Roman" w:eastAsia="宋体"/>
-          <w:sz w:val="21"/>
-        </w:rPr>
-        <w:t xml:space="preserve"> CROP: task relevance via counterfactuals for selective on-policy distillation[EB/OL]. arXiv:2608.13387, 2026.（预印本）</w:t>
+          <w:sz w:val="24"/>
+        </w:rPr>
+        <w:t xml:space="preserve"> Li E, He J, Du H. CROP: Task Relevance via Counterfactuals for Selective On-Policy Distillation[EB/OL]. arXiv:2608.13387, 2026.（预印本）</w:t>
       </w:r>
     </w:p>
     <w:sectPr>
-      <w:footerReference w:type="default" r:id="rId10"/>
+      <w:headerReference w:type="default" r:id="rId14"/>
+      <w:footerReference w:type="default" r:id="rId15"/>
       <w:pgSz w:w="11906" w:h="16838"/>
-      <w:pgMar w:top="1440" w:right="1797" w:bottom="1440" w:left="1797" w:header="850" w:footer="992" w:gutter="0"/>
+      <w:pgMar w:top="1701" w:right="1701" w:bottom="1134" w:left="1701" w:header="850" w:footer="992" w:gutter="0"/>
+      <w:pgNumType w:fmt="decimal" w:start="1"/>
       <w:cols w:space="720"/>
       <w:docGrid w:linePitch="360"/>
     </w:sectPr>
@@ -4748,6 +5742,17 @@
   <w:p>
     <w:pPr>
       <w:pStyle w:val="Footer"/>
+    </w:pPr>
+  </w:p>
+</w:ftr>
+</file>
+
+<file path=word/footer2.xml><?xml version="1.0" encoding="utf-8"?>
+<w:ftr xmlns:m="http://schemas.openxmlformats.org/officeDocument/2006/math" xmlns:mc="http://schemas.openxmlformats.org/markup-compatibility/2006" xmlns:mo="http://schemas.microsoft.com/office/mac/office/2008/main" xmlns:mv="urn:schemas-microsoft-com:mac:vml" xmlns:o="urn:schemas-microsoft-com:office:office" xmlns:r="http://schemas.openxmlformats.org/officeDocument/2006/relationships" xmlns:v="urn:schemas-microsoft-com:vml" xmlns:w10="urn:schemas-microsoft-com:office:word" xmlns:w14="http://schemas.microsoft.com/office/word/2010/wordml" xmlns:w="http://schemas.openxmlformats.org/wordprocessingml/2006/main" xmlns:wne="http://schemas.microsoft.com/office/word/2006/wordml" xmlns:wp14="http://schemas.microsoft.com/office/word/2010/wordprocessingDrawing" xmlns:wp="http://schemas.openxmlformats.org/drawingml/2006/wordprocessingDrawing" xmlns:wpc="http://schemas.microsoft.com/office/word/2010/wordprocessingCanvas" xmlns:wpg="http://schemas.microsoft.com/office/word/2010/wordprocessingGroup" xmlns:wpi="http://schemas.microsoft.com/office/word/2010/wordprocessingInk" xmlns:wps="http://schemas.microsoft.com/office/word/2010/wordprocessingShape" mc:Ignorable="w14 wp14">
+  <w:p>
+    <w:pPr>
+      <w:pStyle w:val="Footer"/>
+      <w:ind w:firstLine="0"/>
       <w:jc w:val="center"/>
     </w:pPr>
     <w:r>
@@ -4767,6 +5772,81 @@
     </w:r>
   </w:p>
 </w:ftr>
+</file>
+
+<file path=word/footer3.xml><?xml version="1.0" encoding="utf-8"?>
+<w:ftr xmlns:m="http://schemas.openxmlformats.org/officeDocument/2006/math" xmlns:mc="http://schemas.openxmlformats.org/markup-compatibility/2006" xmlns:mo="http://schemas.microsoft.com/office/mac/office/2008/main" xmlns:mv="urn:schemas-microsoft-com:mac:vml" xmlns:o="urn:schemas-microsoft-com:office:office" xmlns:r="http://schemas.openxmlformats.org/officeDocument/2006/relationships" xmlns:v="urn:schemas-microsoft-com:vml" xmlns:w10="urn:schemas-microsoft-com:office:word" xmlns:w14="http://schemas.microsoft.com/office/word/2010/wordml" xmlns:w="http://schemas.openxmlformats.org/wordprocessingml/2006/main" xmlns:wne="http://schemas.microsoft.com/office/word/2006/wordml" xmlns:wp14="http://schemas.microsoft.com/office/word/2010/wordprocessingDrawing" xmlns:wp="http://schemas.openxmlformats.org/drawingml/2006/wordprocessingDrawing" xmlns:wpc="http://schemas.microsoft.com/office/word/2010/wordprocessingCanvas" xmlns:wpg="http://schemas.microsoft.com/office/word/2010/wordprocessingGroup" xmlns:wpi="http://schemas.microsoft.com/office/word/2010/wordprocessingInk" xmlns:wps="http://schemas.microsoft.com/office/word/2010/wordprocessingShape" mc:Ignorable="w14 wp14">
+  <w:p>
+    <w:pPr>
+      <w:pStyle w:val="Footer"/>
+      <w:ind w:firstLine="0"/>
+      <w:jc w:val="center"/>
+    </w:pPr>
+    <w:r>
+      <w:fldChar w:fldCharType="begin"/>
+      <w:instrText xml:space="preserve"> PAGE </w:instrText>
+      <w:fldChar w:fldCharType="separate"/>
+    </w:r>
+    <w:r>
+      <w:rPr>
+        <w:rFonts w:ascii="Times New Roman" w:hAnsi="Times New Roman" w:eastAsia="宋体"/>
+        <w:sz w:val="24"/>
+      </w:rPr>
+      <w:t>1</w:t>
+    </w:r>
+    <w:r>
+      <w:fldChar w:fldCharType="end"/>
+    </w:r>
+  </w:p>
+</w:ftr>
+</file>
+
+<file path=word/header1.xml><?xml version="1.0" encoding="utf-8"?>
+<w:hdr xmlns:m="http://schemas.openxmlformats.org/officeDocument/2006/math" xmlns:mc="http://schemas.openxmlformats.org/markup-compatibility/2006" xmlns:mo="http://schemas.microsoft.com/office/mac/office/2008/main" xmlns:mv="urn:schemas-microsoft-com:mac:vml" xmlns:o="urn:schemas-microsoft-com:office:office" xmlns:r="http://schemas.openxmlformats.org/officeDocument/2006/relationships" xmlns:v="urn:schemas-microsoft-com:vml" xmlns:w10="urn:schemas-microsoft-com:office:word" xmlns:w14="http://schemas.microsoft.com/office/word/2010/wordml" xmlns:w="http://schemas.openxmlformats.org/wordprocessingml/2006/main" xmlns:wne="http://schemas.microsoft.com/office/word/2006/wordml" xmlns:wp14="http://schemas.microsoft.com/office/word/2010/wordprocessingDrawing" xmlns:wp="http://schemas.openxmlformats.org/drawingml/2006/wordprocessingDrawing" xmlns:wpc="http://schemas.microsoft.com/office/word/2010/wordprocessingCanvas" xmlns:wpg="http://schemas.microsoft.com/office/word/2010/wordprocessingGroup" xmlns:wpi="http://schemas.microsoft.com/office/word/2010/wordprocessingInk" xmlns:wps="http://schemas.microsoft.com/office/word/2010/wordprocessingShape" mc:Ignorable="w14 wp14">
+  <w:p>
+    <w:pPr>
+      <w:pStyle w:val="Header"/>
+    </w:pPr>
+  </w:p>
+</w:hdr>
+</file>
+
+<file path=word/header2.xml><?xml version="1.0" encoding="utf-8"?>
+<w:hdr xmlns:m="http://schemas.openxmlformats.org/officeDocument/2006/math" xmlns:mc="http://schemas.openxmlformats.org/markup-compatibility/2006" xmlns:mo="http://schemas.microsoft.com/office/mac/office/2008/main" xmlns:mv="urn:schemas-microsoft-com:mac:vml" xmlns:o="urn:schemas-microsoft-com:office:office" xmlns:r="http://schemas.openxmlformats.org/officeDocument/2006/relationships" xmlns:v="urn:schemas-microsoft-com:vml" xmlns:w10="urn:schemas-microsoft-com:office:word" xmlns:w14="http://schemas.microsoft.com/office/word/2010/wordml" xmlns:w="http://schemas.openxmlformats.org/wordprocessingml/2006/main" xmlns:wne="http://schemas.microsoft.com/office/word/2006/wordml" xmlns:wp14="http://schemas.microsoft.com/office/word/2010/wordprocessingDrawing" xmlns:wp="http://schemas.openxmlformats.org/drawingml/2006/wordprocessingDrawing" xmlns:wpc="http://schemas.microsoft.com/office/word/2010/wordprocessingCanvas" xmlns:wpg="http://schemas.microsoft.com/office/word/2010/wordprocessingGroup" xmlns:wpi="http://schemas.microsoft.com/office/word/2010/wordprocessingInk" xmlns:wps="http://schemas.microsoft.com/office/word/2010/wordprocessingShape" mc:Ignorable="w14 wp14">
+  <w:p>
+    <w:pPr>
+      <w:pStyle w:val="Header"/>
+      <w:ind w:firstLine="0"/>
+      <w:jc w:val="center"/>
+    </w:pPr>
+    <w:r>
+      <w:rPr>
+        <w:rFonts w:ascii="Times New Roman" w:hAnsi="Times New Roman" w:eastAsia="宋体"/>
+        <w:sz w:val="18"/>
+      </w:rPr>
+      <w:t>北京科技大学研究生开题报告</w:t>
+    </w:r>
+  </w:p>
+</w:hdr>
+</file>
+
+<file path=word/header3.xml><?xml version="1.0" encoding="utf-8"?>
+<w:hdr xmlns:m="http://schemas.openxmlformats.org/officeDocument/2006/math" xmlns:mc="http://schemas.openxmlformats.org/markup-compatibility/2006" xmlns:mo="http://schemas.microsoft.com/office/mac/office/2008/main" xmlns:mv="urn:schemas-microsoft-com:mac:vml" xmlns:o="urn:schemas-microsoft-com:office:office" xmlns:r="http://schemas.openxmlformats.org/officeDocument/2006/relationships" xmlns:v="urn:schemas-microsoft-com:vml" xmlns:w10="urn:schemas-microsoft-com:office:word" xmlns:w14="http://schemas.microsoft.com/office/word/2010/wordml" xmlns:w="http://schemas.openxmlformats.org/wordprocessingml/2006/main" xmlns:wne="http://schemas.microsoft.com/office/word/2006/wordml" xmlns:wp14="http://schemas.microsoft.com/office/word/2010/wordprocessingDrawing" xmlns:wp="http://schemas.openxmlformats.org/drawingml/2006/wordprocessingDrawing" xmlns:wpc="http://schemas.microsoft.com/office/word/2010/wordprocessingCanvas" xmlns:wpg="http://schemas.microsoft.com/office/word/2010/wordprocessingGroup" xmlns:wpi="http://schemas.microsoft.com/office/word/2010/wordprocessingInk" xmlns:wps="http://schemas.microsoft.com/office/word/2010/wordprocessingShape" mc:Ignorable="w14 wp14">
+  <w:p>
+    <w:pPr>
+      <w:pStyle w:val="Header"/>
+      <w:ind w:firstLine="0"/>
+      <w:jc w:val="center"/>
+    </w:pPr>
+    <w:r>
+      <w:rPr>
+        <w:rFonts w:ascii="Times New Roman" w:hAnsi="Times New Roman" w:eastAsia="宋体"/>
+        <w:sz w:val="18"/>
+      </w:rPr>
+      <w:t>北京科技大学研究生开题报告</w:t>
+    </w:r>
+  </w:p>
+</w:hdr>
 </file>
 
 <file path=word/numbering.xml><?xml version="1.0" encoding="utf-8"?>
@@ -5195,7 +6275,7 @@
     <w:pPr>
       <w:keepNext/>
       <w:keepLines/>
-      <w:spacing w:before="240" w:after="120" w:line="312" w:lineRule="auto"/>
+      <w:spacing w:before="260" w:after="260" w:line="240" w:lineRule="auto"/>
       <w:ind w:firstLine="0"/>
       <w:outlineLvl w:val="0"/>
     </w:pPr>
@@ -5220,7 +6300,7 @@
     <w:pPr>
       <w:keepNext/>
       <w:keepLines/>
-      <w:spacing w:before="120" w:after="120" w:line="312" w:lineRule="auto"/>
+      <w:spacing w:before="240" w:after="240" w:line="360" w:lineRule="auto"/>
       <w:ind w:firstLine="0"/>
       <w:outlineLvl w:val="1"/>
     </w:pPr>
@@ -5245,7 +6325,7 @@
     <w:pPr>
       <w:keepNext/>
       <w:keepLines/>
-      <w:spacing w:before="120" w:after="120" w:line="312" w:lineRule="auto"/>
+      <w:spacing w:before="260" w:after="260" w:line="312" w:lineRule="auto"/>
       <w:ind w:firstLine="0"/>
       <w:outlineLvl w:val="2"/>
     </w:pPr>
